--- a/docs/Master_thesis.docx
+++ b/docs/Master_thesis.docx
@@ -5096,6 +5096,15 @@
     </w:p>
     <w:p>
       <w:pPr>
+        <w:pStyle w:val="BodyText"/>
+        <w:ind w:left="0" w:firstLine="0"/>
+      </w:pPr>
+      <w:r>
+        <w:t>????</w:t>
+      </w:r>
+    </w:p>
+    <w:p>
+      <w:pPr>
         <w:pStyle w:val="Heading2"/>
         <w:rPr>
           <w:noProof/>
@@ -5119,46 +5128,380 @@
     <w:p>
       <w:pPr>
         <w:spacing w:before="100" w:beforeAutospacing="1" w:after="100" w:afterAutospacing="1"/>
-        <w:rPr>
-          <w:rFonts w:ascii="Times New Roman" w:eastAsia="Times New Roman" w:hAnsi="Times New Roman" w:cs="Times New Roman"/>
-          <w:noProof/>
-          <w:lang w:eastAsia="cs-CZ"/>
-        </w:rPr>
-      </w:pPr>
-    </w:p>
-    <w:p>
-      <w:pPr>
-        <w:pStyle w:val="Heading3"/>
-        <w:numPr>
-          <w:ilvl w:val="0"/>
-          <w:numId w:val="0"/>
-        </w:numPr>
-        <w:ind w:left="720" w:hanging="720"/>
-        <w:rPr>
-          <w:rFonts w:eastAsia="Times New Roman"/>
-          <w:noProof/>
-          <w:lang w:eastAsia="cs-CZ"/>
-        </w:rPr>
-      </w:pPr>
-      <w:bookmarkStart w:id="3" w:name="_Toc218851983"/>
-      <w:bookmarkStart w:id="4" w:name="_Toc223344241"/>
-      <w:r>
-        <w:rPr>
-          <w:rFonts w:eastAsia="Times New Roman"/>
-          <w:noProof/>
-          <w:lang w:eastAsia="cs-CZ"/>
-        </w:rPr>
-        <w:t>Rostoucí poptávka po AI dovednostech v IT sektoru</w:t>
+      </w:pPr>
+      <w:r>
+        <w:rPr>
+          <w:rFonts w:ascii="Times New Roman" w:eastAsia="Times New Roman" w:hAnsi="Times New Roman" w:cs="Times New Roman"/>
+          <w:noProof/>
+          <w:lang w:eastAsia="cs-CZ"/>
+        </w:rPr>
+        <w:t>Technologie se v dnešní době velmi rychle mění. Změny se od</w:t>
+      </w:r>
+      <w:r>
+        <w:rPr>
+          <w:rFonts w:ascii="Times New Roman" w:eastAsia="Times New Roman" w:hAnsi="Times New Roman" w:cs="Times New Roman"/>
+          <w:noProof/>
+          <w:lang w:eastAsia="cs-CZ"/>
+        </w:rPr>
+        <w:t>e</w:t>
+      </w:r>
+      <w:r>
+        <w:rPr>
+          <w:rFonts w:ascii="Times New Roman" w:eastAsia="Times New Roman" w:hAnsi="Times New Roman" w:cs="Times New Roman"/>
+          <w:noProof/>
+          <w:lang w:eastAsia="cs-CZ"/>
+        </w:rPr>
+        <w:t xml:space="preserve">hrávají rychleji než kdy předtím, a to v měřítku týdnů. Nové modely umožňující automatizace úkolů, jež dříve nebyly možné. Firmy se na to snaží reagovat a přizpůsobit tak, aby co nejvíce zefektivnily a nezůstay v implementaci pozadu za konkurencí. </w:t>
+      </w:r>
+      <w:r>
+        <w:t>AI je dnes nejvýznamnější technologickou změnou, jež ovlivňuje trh práce. Je proto vhodné zkoumat, jak se t</w:t>
+      </w:r>
+      <w:r>
+        <w:t>yto změny</w:t>
+      </w:r>
+      <w:r>
+        <w:t xml:space="preserve"> projevuj</w:t>
+      </w:r>
+      <w:r>
+        <w:t>í v</w:t>
+      </w:r>
+      <w:r>
+        <w:t xml:space="preserve"> reálné poptávce zaměstnavatelů.</w:t>
+      </w:r>
+    </w:p>
+    <w:p>
+      <w:pPr>
+        <w:spacing w:before="100" w:beforeAutospacing="1" w:after="100" w:afterAutospacing="1"/>
+      </w:pPr>
+      <w:r>
+        <w:t xml:space="preserve">Sektor IT již tradičně bývá sektorem, kde se AI dovednosti projevují nejdříve a nejintenzivněji, slouží jako „early </w:t>
+      </w:r>
+      <w:proofErr w:type="spellStart"/>
+      <w:r>
+        <w:t>indicator</w:t>
+      </w:r>
+      <w:proofErr w:type="spellEnd"/>
+      <w:r>
+        <w:t xml:space="preserve">" pro zbytek ekonomiky a další odvětví. Navíc je s AI přímo </w:t>
+      </w:r>
+      <w:r>
+        <w:t xml:space="preserve">úzce </w:t>
+      </w:r>
+      <w:r>
+        <w:t>propojen. A</w:t>
+      </w:r>
+      <w:r>
+        <w:t>I</w:t>
+      </w:r>
+      <w:r>
+        <w:t xml:space="preserve"> zde ještě není tak extrémně dlouho takže </w:t>
+      </w:r>
+      <w:r>
+        <w:t>IT</w:t>
+      </w:r>
+      <w:r>
+        <w:t xml:space="preserve"> je dobrý kandidát jako sektor kde se již lze </w:t>
+      </w:r>
+      <w:r>
+        <w:t>reálně pozorovat změny.</w:t>
+      </w:r>
+    </w:p>
+    <w:p>
+      <w:pPr>
+        <w:spacing w:before="100" w:beforeAutospacing="1" w:after="100" w:afterAutospacing="1"/>
+        <w:rPr>
+          <w:rFonts w:ascii="Times New Roman" w:eastAsia="Times New Roman" w:hAnsi="Times New Roman" w:cs="Times New Roman"/>
+          <w:noProof/>
+          <w:lang w:eastAsia="cs-CZ"/>
+        </w:rPr>
+      </w:pPr>
+      <w:bookmarkStart w:id="3" w:name="_Hlk223355225"/>
+      <w:r>
+        <w:rPr>
+          <w:rFonts w:ascii="Times New Roman" w:eastAsia="Times New Roman" w:hAnsi="Times New Roman" w:cs="Times New Roman"/>
+          <w:noProof/>
+          <w:lang w:eastAsia="cs-CZ"/>
+        </w:rPr>
+        <w:t xml:space="preserve">Ve Velké Británii je sleodován nárůst </w:t>
+      </w:r>
+      <w:r>
+        <w:rPr>
+          <w:rFonts w:ascii="Times New Roman" w:eastAsia="Times New Roman" w:hAnsi="Times New Roman" w:cs="Times New Roman"/>
+          <w:noProof/>
+          <w:lang w:eastAsia="cs-CZ"/>
+        </w:rPr>
+        <w:t>AI pozic v</w:t>
+      </w:r>
+      <w:r>
+        <w:rPr>
+          <w:rFonts w:ascii="Times New Roman" w:eastAsia="Times New Roman" w:hAnsi="Times New Roman" w:cs="Times New Roman"/>
+          <w:noProof/>
+          <w:lang w:eastAsia="cs-CZ"/>
+        </w:rPr>
+        <w:t xml:space="preserve">e </w:t>
+      </w:r>
+      <w:r>
+        <w:rPr>
+          <w:rFonts w:ascii="Times New Roman" w:eastAsia="Times New Roman" w:hAnsi="Times New Roman" w:cs="Times New Roman"/>
+          <w:noProof/>
+          <w:lang w:eastAsia="cs-CZ"/>
+        </w:rPr>
+        <w:t>mezi 2018-2023</w:t>
       </w:r>
       <w:bookmarkEnd w:id="3"/>
+      <w:r>
+        <w:rPr>
+          <w:rFonts w:ascii="Times New Roman" w:eastAsia="Times New Roman" w:hAnsi="Times New Roman" w:cs="Times New Roman"/>
+          <w:noProof/>
+          <w:lang w:eastAsia="cs-CZ"/>
+        </w:rPr>
+        <w:t xml:space="preserve"> od 21 </w:t>
+      </w:r>
+      <w:r>
+        <w:rPr>
+          <w:rFonts w:ascii="Times New Roman" w:eastAsia="Times New Roman" w:hAnsi="Times New Roman" w:cs="Times New Roman"/>
+          <w:noProof/>
+          <w:lang w:val="en-US" w:eastAsia="cs-CZ"/>
+        </w:rPr>
+        <w:t>%</w:t>
+      </w:r>
+      <w:r>
+        <w:rPr>
+          <w:rFonts w:ascii="Times New Roman" w:eastAsia="Times New Roman" w:hAnsi="Times New Roman" w:cs="Times New Roman"/>
+          <w:noProof/>
+          <w:lang w:eastAsia="cs-CZ"/>
+        </w:rPr>
+        <w:t xml:space="preserve"> (</w:t>
+      </w:r>
+      <w:r>
+        <w:rPr>
+          <w:rFonts w:ascii="Times New Roman" w:eastAsia="Times New Roman" w:hAnsi="Times New Roman" w:cs="Times New Roman"/>
+          <w:noProof/>
+          <w:lang w:eastAsia="cs-CZ"/>
+        </w:rPr>
+        <w:t>Bone et al.</w:t>
+      </w:r>
+      <w:r>
+        <w:rPr>
+          <w:rFonts w:ascii="Times New Roman" w:eastAsia="Times New Roman" w:hAnsi="Times New Roman" w:cs="Times New Roman"/>
+          <w:noProof/>
+          <w:lang w:eastAsia="cs-CZ"/>
+        </w:rPr>
+        <w:t xml:space="preserve">, </w:t>
+      </w:r>
+      <w:r>
+        <w:rPr>
+          <w:rFonts w:ascii="Times New Roman" w:eastAsia="Times New Roman" w:hAnsi="Times New Roman" w:cs="Times New Roman"/>
+          <w:noProof/>
+          <w:lang w:eastAsia="cs-CZ"/>
+        </w:rPr>
+        <w:t>2025)</w:t>
+      </w:r>
+      <w:r>
+        <w:rPr>
+          <w:rFonts w:ascii="Times New Roman" w:eastAsia="Times New Roman" w:hAnsi="Times New Roman" w:cs="Times New Roman"/>
+          <w:noProof/>
+          <w:lang w:eastAsia="cs-CZ"/>
+        </w:rPr>
+        <w:t xml:space="preserve">. Na síti </w:t>
+      </w:r>
+      <w:r>
+        <w:rPr>
+          <w:rFonts w:ascii="Times New Roman" w:eastAsia="Times New Roman" w:hAnsi="Times New Roman" w:cs="Times New Roman"/>
+          <w:noProof/>
+          <w:lang w:eastAsia="cs-CZ"/>
+        </w:rPr>
+        <w:t>LinkedIn</w:t>
+      </w:r>
+      <w:r>
+        <w:rPr>
+          <w:rFonts w:ascii="Times New Roman" w:eastAsia="Times New Roman" w:hAnsi="Times New Roman" w:cs="Times New Roman"/>
+          <w:noProof/>
+          <w:lang w:eastAsia="cs-CZ"/>
+        </w:rPr>
+        <w:t xml:space="preserve"> je </w:t>
+      </w:r>
+      <w:r>
+        <w:rPr>
+          <w:rFonts w:ascii="Times New Roman" w:eastAsia="Times New Roman" w:hAnsi="Times New Roman" w:cs="Times New Roman"/>
+          <w:noProof/>
+          <w:lang w:eastAsia="cs-CZ"/>
+        </w:rPr>
+        <w:t xml:space="preserve">AI Engineer </w:t>
+      </w:r>
+      <w:r>
+        <w:rPr>
+          <w:rFonts w:ascii="Times New Roman" w:eastAsia="Times New Roman" w:hAnsi="Times New Roman" w:cs="Times New Roman"/>
+          <w:noProof/>
+          <w:lang w:eastAsia="cs-CZ"/>
+        </w:rPr>
+        <w:t xml:space="preserve">jedna z </w:t>
+      </w:r>
+      <w:r>
+        <w:rPr>
+          <w:rFonts w:ascii="Times New Roman" w:eastAsia="Times New Roman" w:hAnsi="Times New Roman" w:cs="Times New Roman"/>
+          <w:noProof/>
+          <w:lang w:eastAsia="cs-CZ"/>
+        </w:rPr>
+        <w:t>nejrychleji rostoucí</w:t>
+      </w:r>
+      <w:r>
+        <w:rPr>
+          <w:rFonts w:ascii="Times New Roman" w:eastAsia="Times New Roman" w:hAnsi="Times New Roman" w:cs="Times New Roman"/>
+          <w:noProof/>
+          <w:lang w:eastAsia="cs-CZ"/>
+        </w:rPr>
+        <w:t>ch p</w:t>
+      </w:r>
+      <w:r>
+        <w:rPr>
+          <w:rFonts w:ascii="Times New Roman" w:eastAsia="Times New Roman" w:hAnsi="Times New Roman" w:cs="Times New Roman"/>
+          <w:noProof/>
+          <w:lang w:eastAsia="cs-CZ"/>
+        </w:rPr>
+        <w:t>ozic</w:t>
+      </w:r>
+      <w:r>
+        <w:rPr>
+          <w:rFonts w:ascii="Times New Roman" w:eastAsia="Times New Roman" w:hAnsi="Times New Roman" w:cs="Times New Roman"/>
+          <w:noProof/>
+          <w:lang w:eastAsia="cs-CZ"/>
+        </w:rPr>
+        <w:t xml:space="preserve">. Také dle </w:t>
+      </w:r>
+      <w:r>
+        <w:rPr>
+          <w:rFonts w:ascii="Times New Roman" w:eastAsia="Times New Roman" w:hAnsi="Times New Roman" w:cs="Times New Roman"/>
+          <w:noProof/>
+          <w:lang w:eastAsia="cs-CZ"/>
+        </w:rPr>
+        <w:t>World Economic Forum</w:t>
+      </w:r>
+      <w:r>
+        <w:rPr>
+          <w:rFonts w:ascii="Times New Roman" w:eastAsia="Times New Roman" w:hAnsi="Times New Roman" w:cs="Times New Roman"/>
+          <w:noProof/>
+          <w:lang w:eastAsia="cs-CZ"/>
+        </w:rPr>
+        <w:t xml:space="preserve"> patří </w:t>
+      </w:r>
+      <w:r>
+        <w:rPr>
+          <w:rFonts w:ascii="Times New Roman" w:eastAsia="Times New Roman" w:hAnsi="Times New Roman" w:cs="Times New Roman"/>
+          <w:noProof/>
+          <w:lang w:eastAsia="cs-CZ"/>
+        </w:rPr>
+        <w:t xml:space="preserve">AI </w:t>
+      </w:r>
+      <w:r>
+        <w:rPr>
+          <w:rFonts w:ascii="Times New Roman" w:eastAsia="Times New Roman" w:hAnsi="Times New Roman" w:cs="Times New Roman"/>
+          <w:noProof/>
+          <w:lang w:eastAsia="cs-CZ"/>
+        </w:rPr>
+        <w:t>mezi</w:t>
+      </w:r>
+      <w:r>
+        <w:rPr>
+          <w:rFonts w:ascii="Times New Roman" w:eastAsia="Times New Roman" w:hAnsi="Times New Roman" w:cs="Times New Roman"/>
+          <w:noProof/>
+          <w:lang w:eastAsia="cs-CZ"/>
+        </w:rPr>
+        <w:t xml:space="preserve"> top 10 </w:t>
+      </w:r>
+      <w:bookmarkStart w:id="4" w:name="_Hlk223355318"/>
+      <w:r>
+        <w:rPr>
+          <w:rFonts w:ascii="Times New Roman" w:eastAsia="Times New Roman" w:hAnsi="Times New Roman" w:cs="Times New Roman"/>
+          <w:noProof/>
+          <w:lang w:eastAsia="cs-CZ"/>
+        </w:rPr>
+        <w:t>objevujících se</w:t>
+      </w:r>
+      <w:r>
+        <w:rPr>
+          <w:rFonts w:ascii="Times New Roman" w:eastAsia="Times New Roman" w:hAnsi="Times New Roman" w:cs="Times New Roman"/>
+          <w:noProof/>
+          <w:lang w:eastAsia="cs-CZ"/>
+        </w:rPr>
+        <w:t xml:space="preserve"> </w:t>
+      </w:r>
       <w:bookmarkEnd w:id="4"/>
-    </w:p>
-    <w:p>
-      <w:pPr>
-        <w:numPr>
-          <w:ilvl w:val="0"/>
-          <w:numId w:val="21"/>
-        </w:numPr>
+      <w:r>
+        <w:rPr>
+          <w:rFonts w:ascii="Times New Roman" w:eastAsia="Times New Roman" w:hAnsi="Times New Roman" w:cs="Times New Roman"/>
+          <w:noProof/>
+          <w:lang w:eastAsia="cs-CZ"/>
+        </w:rPr>
+        <w:t>dovedností. V sektoru se projevují problémy s</w:t>
+      </w:r>
+      <w:r>
+        <w:rPr>
+          <w:rFonts w:ascii="Times New Roman" w:eastAsia="Times New Roman" w:hAnsi="Times New Roman" w:cs="Times New Roman"/>
+          <w:noProof/>
+          <w:lang w:eastAsia="cs-CZ"/>
+        </w:rPr>
+        <w:t>kill gap a nedostatk</w:t>
+      </w:r>
+      <w:r>
+        <w:rPr>
+          <w:rFonts w:ascii="Times New Roman" w:eastAsia="Times New Roman" w:hAnsi="Times New Roman" w:cs="Times New Roman"/>
+          <w:noProof/>
+          <w:lang w:eastAsia="cs-CZ"/>
+        </w:rPr>
+        <w:t>ů</w:t>
+      </w:r>
+      <w:r>
+        <w:rPr>
+          <w:rFonts w:ascii="Times New Roman" w:eastAsia="Times New Roman" w:hAnsi="Times New Roman" w:cs="Times New Roman"/>
+          <w:noProof/>
+          <w:lang w:eastAsia="cs-CZ"/>
+        </w:rPr>
+        <w:t xml:space="preserve"> AI talentů</w:t>
+      </w:r>
+      <w:r>
+        <w:rPr>
+          <w:rFonts w:ascii="Times New Roman" w:eastAsia="Times New Roman" w:hAnsi="Times New Roman" w:cs="Times New Roman"/>
+          <w:noProof/>
+          <w:lang w:eastAsia="cs-CZ"/>
+        </w:rPr>
+        <w:t xml:space="preserve">. </w:t>
+      </w:r>
+      <w:r>
+        <w:rPr>
+          <w:rFonts w:ascii="Times New Roman" w:eastAsia="Times New Roman" w:hAnsi="Times New Roman" w:cs="Times New Roman"/>
+          <w:noProof/>
+          <w:lang w:eastAsia="cs-CZ"/>
+        </w:rPr>
+        <w:t>Mzdová prémie za AI dovednosti</w:t>
+      </w:r>
+      <w:r>
+        <w:rPr>
+          <w:rFonts w:ascii="Times New Roman" w:eastAsia="Times New Roman" w:hAnsi="Times New Roman" w:cs="Times New Roman"/>
+          <w:noProof/>
+          <w:lang w:eastAsia="cs-CZ"/>
+        </w:rPr>
+        <w:t>. Lze sledovat také s</w:t>
+      </w:r>
+      <w:r>
+        <w:rPr>
+          <w:rFonts w:ascii="Times New Roman" w:eastAsia="Times New Roman" w:hAnsi="Times New Roman" w:cs="Times New Roman"/>
+          <w:noProof/>
+          <w:lang w:eastAsia="cs-CZ"/>
+        </w:rPr>
+        <w:t>outěž mezi firmami o AI experty</w:t>
+      </w:r>
+      <w:r>
+        <w:rPr>
+          <w:rFonts w:ascii="Times New Roman" w:eastAsia="Times New Roman" w:hAnsi="Times New Roman" w:cs="Times New Roman"/>
+          <w:noProof/>
+          <w:lang w:eastAsia="cs-CZ"/>
+        </w:rPr>
+        <w:t>.</w:t>
+      </w:r>
+    </w:p>
+    <w:p>
+      <w:pPr>
         <w:spacing w:before="100" w:beforeAutospacing="1" w:after="100" w:afterAutospacing="1"/>
         <w:rPr>
           <w:rFonts w:ascii="Times New Roman" w:eastAsia="Times New Roman" w:hAnsi="Times New Roman" w:cs="Times New Roman"/>
@@ -5172,183 +5515,6 @@
           <w:noProof/>
           <w:lang w:eastAsia="cs-CZ"/>
         </w:rPr>
-        <w:t xml:space="preserve">Statistiky růstu AI pozic: </w:t>
-      </w:r>
-    </w:p>
-    <w:p>
-      <w:pPr>
-        <w:numPr>
-          <w:ilvl w:val="1"/>
-          <w:numId w:val="21"/>
-        </w:numPr>
-        <w:spacing w:before="100" w:beforeAutospacing="1" w:after="100" w:afterAutospacing="1"/>
-        <w:rPr>
-          <w:rFonts w:ascii="Times New Roman" w:eastAsia="Times New Roman" w:hAnsi="Times New Roman" w:cs="Times New Roman"/>
-          <w:noProof/>
-          <w:lang w:eastAsia="cs-CZ"/>
-        </w:rPr>
-      </w:pPr>
-      <w:r>
-        <w:rPr>
-          <w:rFonts w:ascii="Times New Roman" w:eastAsia="Times New Roman" w:hAnsi="Times New Roman" w:cs="Times New Roman"/>
-          <w:noProof/>
-          <w:lang w:eastAsia="cs-CZ"/>
-        </w:rPr>
-        <w:t>Bone et al. (2025): 21% nárůst AI pozic v UK mezi 2018-2023</w:t>
-      </w:r>
-    </w:p>
-    <w:p>
-      <w:pPr>
-        <w:numPr>
-          <w:ilvl w:val="1"/>
-          <w:numId w:val="21"/>
-        </w:numPr>
-        <w:spacing w:before="100" w:beforeAutospacing="1" w:after="100" w:afterAutospacing="1"/>
-        <w:rPr>
-          <w:rFonts w:ascii="Times New Roman" w:eastAsia="Times New Roman" w:hAnsi="Times New Roman" w:cs="Times New Roman"/>
-          <w:noProof/>
-          <w:lang w:eastAsia="cs-CZ"/>
-        </w:rPr>
-      </w:pPr>
-      <w:r>
-        <w:rPr>
-          <w:rFonts w:ascii="Times New Roman" w:eastAsia="Times New Roman" w:hAnsi="Times New Roman" w:cs="Times New Roman"/>
-          <w:noProof/>
-          <w:lang w:eastAsia="cs-CZ"/>
-        </w:rPr>
-        <w:t>LinkedIn: AI Engineer jako nejrychleji rostoucí pozice</w:t>
-      </w:r>
-    </w:p>
-    <w:p>
-      <w:pPr>
-        <w:numPr>
-          <w:ilvl w:val="1"/>
-          <w:numId w:val="21"/>
-        </w:numPr>
-        <w:spacing w:before="100" w:beforeAutospacing="1" w:after="100" w:afterAutospacing="1"/>
-        <w:rPr>
-          <w:rFonts w:ascii="Times New Roman" w:eastAsia="Times New Roman" w:hAnsi="Times New Roman" w:cs="Times New Roman"/>
-          <w:noProof/>
-          <w:lang w:eastAsia="cs-CZ"/>
-        </w:rPr>
-      </w:pPr>
-      <w:r>
-        <w:rPr>
-          <w:rFonts w:ascii="Times New Roman" w:eastAsia="Times New Roman" w:hAnsi="Times New Roman" w:cs="Times New Roman"/>
-          <w:noProof/>
-          <w:lang w:eastAsia="cs-CZ"/>
-        </w:rPr>
-        <w:t>World Economic Forum: AI among top 10 emerging skills</w:t>
-      </w:r>
-    </w:p>
-    <w:p>
-      <w:pPr>
-        <w:numPr>
-          <w:ilvl w:val="0"/>
-          <w:numId w:val="21"/>
-        </w:numPr>
-        <w:spacing w:before="100" w:beforeAutospacing="1" w:after="100" w:afterAutospacing="1"/>
-        <w:rPr>
-          <w:rFonts w:ascii="Times New Roman" w:eastAsia="Times New Roman" w:hAnsi="Times New Roman" w:cs="Times New Roman"/>
-          <w:noProof/>
-          <w:lang w:eastAsia="cs-CZ"/>
-        </w:rPr>
-      </w:pPr>
-      <w:r>
-        <w:rPr>
-          <w:rFonts w:ascii="Times New Roman" w:eastAsia="Times New Roman" w:hAnsi="Times New Roman" w:cs="Times New Roman"/>
-          <w:noProof/>
-          <w:lang w:eastAsia="cs-CZ"/>
-        </w:rPr>
-        <w:t>Skill gap a nedostatek AI talentů</w:t>
-      </w:r>
-    </w:p>
-    <w:p>
-      <w:pPr>
-        <w:numPr>
-          <w:ilvl w:val="0"/>
-          <w:numId w:val="21"/>
-        </w:numPr>
-        <w:spacing w:before="100" w:beforeAutospacing="1" w:after="100" w:afterAutospacing="1"/>
-        <w:rPr>
-          <w:rFonts w:ascii="Times New Roman" w:eastAsia="Times New Roman" w:hAnsi="Times New Roman" w:cs="Times New Roman"/>
-          <w:noProof/>
-          <w:lang w:eastAsia="cs-CZ"/>
-        </w:rPr>
-      </w:pPr>
-      <w:r>
-        <w:rPr>
-          <w:rFonts w:ascii="Times New Roman" w:eastAsia="Times New Roman" w:hAnsi="Times New Roman" w:cs="Times New Roman"/>
-          <w:noProof/>
-          <w:lang w:eastAsia="cs-CZ"/>
-        </w:rPr>
-        <w:t>Mzdová prémie za AI dovednosti</w:t>
-      </w:r>
-    </w:p>
-    <w:p>
-      <w:pPr>
-        <w:numPr>
-          <w:ilvl w:val="0"/>
-          <w:numId w:val="21"/>
-        </w:numPr>
-        <w:spacing w:before="100" w:beforeAutospacing="1" w:after="100" w:afterAutospacing="1"/>
-        <w:rPr>
-          <w:rFonts w:ascii="Times New Roman" w:eastAsia="Times New Roman" w:hAnsi="Times New Roman" w:cs="Times New Roman"/>
-          <w:noProof/>
-          <w:lang w:eastAsia="cs-CZ"/>
-        </w:rPr>
-      </w:pPr>
-      <w:r>
-        <w:rPr>
-          <w:rFonts w:ascii="Times New Roman" w:eastAsia="Times New Roman" w:hAnsi="Times New Roman" w:cs="Times New Roman"/>
-          <w:noProof/>
-          <w:lang w:eastAsia="cs-CZ"/>
-        </w:rPr>
-        <w:t>Soutěž mezi firmami o AI experty</w:t>
-      </w:r>
-    </w:p>
-    <w:p>
-      <w:pPr>
-        <w:pStyle w:val="Heading3"/>
-        <w:numPr>
-          <w:ilvl w:val="0"/>
-          <w:numId w:val="0"/>
-        </w:numPr>
-        <w:ind w:left="720" w:hanging="720"/>
-        <w:rPr>
-          <w:rFonts w:eastAsia="Times New Roman"/>
-          <w:noProof/>
-          <w:lang w:eastAsia="cs-CZ"/>
-        </w:rPr>
-      </w:pPr>
-      <w:bookmarkStart w:id="5" w:name="_Toc218851984"/>
-      <w:bookmarkStart w:id="6" w:name="_Toc223344242"/>
-      <w:r>
-        <w:rPr>
-          <w:rFonts w:eastAsia="Times New Roman"/>
-          <w:noProof/>
-          <w:lang w:eastAsia="cs-CZ"/>
-        </w:rPr>
-        <w:t>Význam analýzy pracovních inzerátů</w:t>
-      </w:r>
-      <w:bookmarkEnd w:id="5"/>
-      <w:bookmarkEnd w:id="6"/>
-    </w:p>
-    <w:p>
-      <w:pPr>
-        <w:spacing w:before="100" w:beforeAutospacing="1" w:after="100" w:afterAutospacing="1"/>
-        <w:rPr>
-          <w:rFonts w:ascii="Times New Roman" w:eastAsia="Times New Roman" w:hAnsi="Times New Roman" w:cs="Times New Roman"/>
-          <w:noProof/>
-          <w:lang w:eastAsia="cs-CZ"/>
-        </w:rPr>
-      </w:pPr>
-      <w:r>
-        <w:rPr>
-          <w:rFonts w:ascii="Times New Roman" w:eastAsia="Times New Roman" w:hAnsi="Times New Roman" w:cs="Times New Roman"/>
-          <w:noProof/>
-          <w:lang w:eastAsia="cs-CZ"/>
-        </w:rPr>
         <w:t xml:space="preserve">Posty </w:t>
       </w:r>
       <w:r>
@@ -5437,91 +5603,7 @@
           <w:noProof/>
           <w:lang w:eastAsia="cs-CZ"/>
         </w:rPr>
-        <w:t xml:space="preserve">kompletních hotových agregátů. </w:t>
-      </w:r>
-      <w:r>
-        <w:rPr>
-          <w:rFonts w:ascii="Times New Roman" w:eastAsia="Times New Roman" w:hAnsi="Times New Roman" w:cs="Times New Roman"/>
-          <w:noProof/>
-          <w:lang w:eastAsia="cs-CZ"/>
-        </w:rPr>
-        <w:t xml:space="preserve">Data jsou časově aktuální, </w:t>
-      </w:r>
-      <w:r>
-        <w:rPr>
-          <w:rFonts w:ascii="Times New Roman" w:eastAsia="Times New Roman" w:hAnsi="Times New Roman" w:cs="Times New Roman"/>
-          <w:noProof/>
-          <w:lang w:eastAsia="cs-CZ"/>
-        </w:rPr>
-        <w:t xml:space="preserve">což je </w:t>
-      </w:r>
-      <w:r>
-        <w:rPr>
-          <w:rFonts w:ascii="Times New Roman" w:eastAsia="Times New Roman" w:hAnsi="Times New Roman" w:cs="Times New Roman"/>
-          <w:noProof/>
-          <w:lang w:eastAsia="cs-CZ"/>
-        </w:rPr>
-        <w:t>pro analýzu</w:t>
-      </w:r>
-      <w:r>
-        <w:rPr>
-          <w:rFonts w:ascii="Times New Roman" w:eastAsia="Times New Roman" w:hAnsi="Times New Roman" w:cs="Times New Roman"/>
-          <w:noProof/>
-          <w:lang w:eastAsia="cs-CZ"/>
-        </w:rPr>
-        <w:t xml:space="preserve"> této extrémně rychle vyvíjející se disciplíny naprosto klíčové. </w:t>
-      </w:r>
-      <w:r>
-        <w:rPr>
-          <w:rFonts w:ascii="Times New Roman" w:eastAsia="Times New Roman" w:hAnsi="Times New Roman" w:cs="Times New Roman"/>
-          <w:noProof/>
-          <w:lang w:eastAsia="cs-CZ"/>
-        </w:rPr>
-        <w:t xml:space="preserve">přes 85 procent dat je z roku 2025 a </w:t>
-      </w:r>
-      <w:r>
-        <w:rPr>
-          <w:rFonts w:ascii="Times New Roman" w:eastAsia="Times New Roman" w:hAnsi="Times New Roman" w:cs="Times New Roman"/>
-          <w:noProof/>
-          <w:lang w:eastAsia="cs-CZ"/>
-        </w:rPr>
-        <w:t xml:space="preserve">15 procent z roku </w:t>
-      </w:r>
-      <w:r>
-        <w:rPr>
-          <w:rFonts w:ascii="Times New Roman" w:eastAsia="Times New Roman" w:hAnsi="Times New Roman" w:cs="Times New Roman"/>
-          <w:noProof/>
-          <w:lang w:eastAsia="cs-CZ"/>
-        </w:rPr>
-        <w:t>2024</w:t>
-      </w:r>
-      <w:r>
-        <w:rPr>
-          <w:rFonts w:ascii="Times New Roman" w:eastAsia="Times New Roman" w:hAnsi="Times New Roman" w:cs="Times New Roman"/>
-          <w:noProof/>
-          <w:lang w:eastAsia="cs-CZ"/>
-        </w:rPr>
-        <w:t>, inzeráty staršího data než 2024 byly zcela vynechány.</w:t>
-      </w:r>
-    </w:p>
-    <w:p>
-      <w:pPr>
-        <w:spacing w:before="100" w:beforeAutospacing="1" w:after="100" w:afterAutospacing="1"/>
-        <w:rPr>
-          <w:rFonts w:ascii="Times New Roman" w:eastAsia="Times New Roman" w:hAnsi="Times New Roman" w:cs="Times New Roman"/>
-          <w:noProof/>
-          <w:color w:val="EE0000"/>
-          <w:lang w:eastAsia="cs-CZ"/>
-        </w:rPr>
-      </w:pPr>
-      <w:r>
-        <w:rPr>
-          <w:rFonts w:ascii="Times New Roman" w:eastAsia="Times New Roman" w:hAnsi="Times New Roman" w:cs="Times New Roman"/>
-          <w:noProof/>
-          <w:color w:val="EE0000"/>
-          <w:lang w:eastAsia="cs-CZ"/>
-        </w:rPr>
-        <w:t>Bone et al. (2025), pripadne Lightcast.io</w:t>
+        <w:t>kompletních hotových agregátů.</w:t>
       </w:r>
     </w:p>
     <w:p>
@@ -5541,7 +5623,7 @@
         </w:rPr>
         <w:lastRenderedPageBreak/>
         <w:drawing>
-          <wp:inline distT="0" distB="0" distL="0" distR="0" wp14:anchorId="7FDA4DBF" wp14:editId="7F21F9BB">
+          <wp:inline distT="0" distB="0" distL="0" distR="0" wp14:anchorId="7FDA4DBF" wp14:editId="5231C544">
             <wp:extent cx="5399405" cy="4049395"/>
             <wp:effectExtent l="0" t="0" r="0" b="1905"/>
             <wp:docPr id="1636791952" name="Picture 1" descr="A graph with numbers and a green bar&#10;&#10;AI-generated content may be incorrect."/>
@@ -5592,8 +5674,8 @@
           <w:lang w:eastAsia="cs-CZ"/>
         </w:rPr>
       </w:pPr>
-      <w:bookmarkStart w:id="7" w:name="_Toc218851985"/>
-      <w:bookmarkStart w:id="8" w:name="_Toc223344243"/>
+      <w:bookmarkStart w:id="5" w:name="_Toc218851985"/>
+      <w:bookmarkStart w:id="6" w:name="_Toc223344243"/>
       <w:r>
         <w:rPr>
           <w:rFonts w:eastAsia="Times New Roman"/>
@@ -5602,8 +5684,8 @@
         </w:rPr>
         <w:t>Cíle práce</w:t>
       </w:r>
-      <w:bookmarkEnd w:id="7"/>
-      <w:bookmarkEnd w:id="8"/>
+      <w:bookmarkEnd w:id="5"/>
+      <w:bookmarkEnd w:id="6"/>
     </w:p>
     <w:p>
       <w:pPr>
@@ -5867,14 +5949,23 @@
           <w:noProof/>
           <w:lang w:eastAsia="cs-CZ"/>
         </w:rPr>
-        <w:t xml:space="preserve"> Důvodem</w:t>
-      </w:r>
+        <w:t xml:space="preserve"> </w:t>
+      </w:r>
+      <w:bookmarkStart w:id="7" w:name="_Hlk223347379"/>
       <w:r>
         <w:rPr>
           <w:rFonts w:eastAsia="Times New Roman"/>
           <w:noProof/>
           <w:lang w:eastAsia="cs-CZ"/>
         </w:rPr>
+        <w:t>Důvodem</w:t>
+      </w:r>
+      <w:r>
+        <w:rPr>
+          <w:rFonts w:eastAsia="Times New Roman"/>
+          <w:noProof/>
+          <w:lang w:eastAsia="cs-CZ"/>
+        </w:rPr>
         <w:t xml:space="preserve"> pro</w:t>
       </w:r>
       <w:r>
@@ -5933,21 +6024,36 @@
         </w:rPr>
         <w:t>patří ke kolébce inovací a trhu, kde se tyto inovace uplatňují nejdříve a nejrychleji.</w:t>
       </w:r>
-    </w:p>
-    <w:p>
-      <w:pPr>
+      <w:r>
         <w:rPr>
           <w:rFonts w:eastAsia="Times New Roman"/>
           <w:noProof/>
           <w:lang w:eastAsia="cs-CZ"/>
         </w:rPr>
-      </w:pPr>
-      <w:r>
+        <w:t xml:space="preserve"> </w:t>
+      </w:r>
+      <w:r>
+        <w:t>Německo představuje jednu z největších ekonomik na světě a nejdůležitější klíčovou ekonomikou pro Evropu.</w:t>
+      </w:r>
+      <w:r>
+        <w:t xml:space="preserve"> Indie je pak pohled na zcela jiný trh Asijské rozvojové ekonomiky, kde IT sektor má již také své místo.</w:t>
+      </w:r>
+    </w:p>
+    <w:bookmarkEnd w:id="7"/>
+    <w:p>
+      <w:pPr>
         <w:rPr>
           <w:rFonts w:eastAsia="Times New Roman"/>
           <w:noProof/>
           <w:lang w:eastAsia="cs-CZ"/>
         </w:rPr>
+      </w:pPr>
+      <w:r>
+        <w:rPr>
+          <w:rFonts w:eastAsia="Times New Roman"/>
+          <w:noProof/>
+          <w:lang w:eastAsia="cs-CZ"/>
+        </w:rPr>
         <w:t>Z</w:t>
       </w:r>
       <w:r>
@@ -6112,8 +6218,8 @@
           <w:lang w:eastAsia="cs-CZ"/>
         </w:rPr>
       </w:pPr>
-      <w:bookmarkStart w:id="9" w:name="_Toc218851986"/>
-      <w:bookmarkStart w:id="10" w:name="_Toc223344244"/>
+      <w:bookmarkStart w:id="8" w:name="_Toc218851986"/>
+      <w:bookmarkStart w:id="9" w:name="_Toc223344244"/>
       <w:r>
         <w:rPr>
           <w:rFonts w:eastAsia="Times New Roman"/>
@@ -6123,397 +6229,5413 @@
         <w:lastRenderedPageBreak/>
         <w:t>Struktura práce</w:t>
       </w:r>
+      <w:bookmarkEnd w:id="8"/>
       <w:bookmarkEnd w:id="9"/>
+    </w:p>
+    <w:p>
+      <w:pPr>
+        <w:pStyle w:val="BodyText"/>
+        <w:rPr>
+          <w:noProof/>
+          <w:lang w:eastAsia="cs-CZ"/>
+        </w:rPr>
+      </w:pPr>
+      <w:r>
+        <w:rPr>
+          <w:noProof/>
+          <w:lang w:eastAsia="cs-CZ"/>
+        </w:rPr>
+        <w:t>V násled</w:t>
+      </w:r>
+      <w:r>
+        <w:rPr>
+          <w:noProof/>
+          <w:lang w:eastAsia="cs-CZ"/>
+        </w:rPr>
+        <w:t>u</w:t>
+      </w:r>
+      <w:r>
+        <w:rPr>
+          <w:noProof/>
+          <w:lang w:eastAsia="cs-CZ"/>
+        </w:rPr>
+        <w:t>jící první kapitole bude nahlédnuto na obecnou teorii lidského kapitálu v soubislosti právě s IT a pracovním trhem.</w:t>
+      </w:r>
+      <w:r>
+        <w:rPr>
+          <w:noProof/>
+          <w:lang w:eastAsia="cs-CZ"/>
+        </w:rPr>
+        <w:t xml:space="preserve"> Bude věnováno pozornost pístupům, jak se …</w:t>
+      </w:r>
+    </w:p>
+    <w:p>
+      <w:pPr>
+        <w:pStyle w:val="Heading2"/>
+        <w:rPr>
+          <w:noProof/>
+        </w:rPr>
+      </w:pPr>
+      <w:bookmarkStart w:id="10" w:name="_Toc218851987"/>
+      <w:bookmarkStart w:id="11" w:name="_Toc223344245"/>
+      <w:r>
+        <w:rPr>
+          <w:noProof/>
+        </w:rPr>
+        <w:t>Přínos</w:t>
+      </w:r>
       <w:bookmarkEnd w:id="10"/>
+      <w:bookmarkEnd w:id="11"/>
+    </w:p>
+    <w:p>
+      <w:pPr>
+        <w:rPr>
+          <w:rFonts w:eastAsia="Times New Roman"/>
+          <w:noProof/>
+          <w:lang w:eastAsia="cs-CZ"/>
+        </w:rPr>
+      </w:pPr>
+      <w:r>
+        <w:rPr>
+          <w:rFonts w:eastAsia="Times New Roman"/>
+          <w:noProof/>
+          <w:lang w:eastAsia="cs-CZ"/>
+        </w:rPr>
+        <w:t>Tato d</w:t>
+      </w:r>
+      <w:r>
+        <w:rPr>
+          <w:rFonts w:eastAsia="Times New Roman"/>
+          <w:noProof/>
+          <w:lang w:eastAsia="cs-CZ"/>
+        </w:rPr>
+        <w:t xml:space="preserve">iplomová práce přispívá k rozšíření teorie lidského kapitálu o specifickou dimenzi dovedností v oblasti umělé inteligence. Zatímco klasické pojetí lidského kapitálu (Becker, 1964) se zaměřovalo především na formální vzdělání a obecné dovednosti, tato práce pracuje s AI dovednostmi jako s novou, dynamicky se rozvíjející složkou lidského kapitálu, jež má rostoucí význam na produktivitu práce a mzdovou úroveň pracovníků. Význam nabývá také mezinárodní přístup k lidskému kapitálu v práci, tedy komparativní </w:t>
+      </w:r>
+      <w:r>
+        <w:rPr>
+          <w:rFonts w:eastAsia="Times New Roman"/>
+          <w:noProof/>
+          <w:lang w:eastAsia="cs-CZ"/>
+        </w:rPr>
+        <w:t>perspektiva</w:t>
+      </w:r>
+      <w:r>
+        <w:rPr>
+          <w:rFonts w:eastAsia="Times New Roman"/>
+          <w:noProof/>
+          <w:lang w:eastAsia="cs-CZ"/>
+        </w:rPr>
+        <w:t>, která spočívá ve srovnání tří ekonomicky kulturně a technologicky odlišných pracovních trhů, a to trhu práce IT, především AI dovedností v Evropě oproti Spojeným státům a Indii. Práce také určitým způsobem otevírá diskuzi o globalizaci a fragmentaci těchto trhů.</w:t>
+      </w:r>
+    </w:p>
+    <w:p>
+      <w:pPr>
+        <w:spacing w:before="100" w:beforeAutospacing="1" w:after="100" w:afterAutospacing="1"/>
+        <w:rPr>
+          <w:rFonts w:ascii="Times New Roman" w:eastAsia="Times New Roman" w:hAnsi="Times New Roman" w:cs="Times New Roman"/>
+          <w:noProof/>
+          <w:lang w:eastAsia="cs-CZ"/>
+        </w:rPr>
+      </w:pPr>
+      <w:r>
+        <w:rPr>
+          <w:rFonts w:ascii="Times New Roman" w:eastAsia="Times New Roman" w:hAnsi="Times New Roman" w:cs="Times New Roman"/>
+          <w:noProof/>
+          <w:lang w:eastAsia="cs-CZ"/>
+        </w:rPr>
+        <w:t>Práce přispívá k analýze trhu práce tak, že empiricky zkoumá, jak se požadavky na AI dovednosti liší v závislosti na typu úkonů vykonávaných v rámci IT pozic. Navazuje tak na články jako od Engberg et al. (2025), kde analyzuje dopady AI expozice na kompozici úkolů uvnitř povolání na německém trhu práce. Ten zkoumá například to, že v posledních desetiletích došlo k výrazným a nezanedbatelným změnám nikoli v počtu úkonů (tedy že by AI snížilo či snad zvýšilo množství práce, kterou zaměstnanec vykonává), avšak zcela mění strukturu těchto úkolů, tedy to, o jaké úkoly se skutečně jedná.</w:t>
+      </w:r>
+    </w:p>
+    <w:p>
+      <w:pPr>
+        <w:spacing w:before="100" w:beforeAutospacing="1" w:after="100" w:afterAutospacing="1"/>
+        <w:rPr>
+          <w:rFonts w:ascii="Times New Roman" w:eastAsia="Times New Roman" w:hAnsi="Times New Roman" w:cs="Times New Roman"/>
+          <w:noProof/>
+          <w:lang w:eastAsia="cs-CZ"/>
+        </w:rPr>
+      </w:pPr>
+      <w:r>
+        <w:rPr>
+          <w:rFonts w:ascii="Times New Roman" w:eastAsia="Times New Roman" w:hAnsi="Times New Roman" w:cs="Times New Roman"/>
+          <w:noProof/>
+          <w:lang w:eastAsia="cs-CZ"/>
+        </w:rPr>
+        <w:t xml:space="preserve">V neposlední řadě práce rozvíjí metodologii klasifikace AI pozic, a to kombinací několika přístupů, s tím, že daný </w:t>
+      </w:r>
+      <w:r>
+        <w:rPr>
+          <w:rFonts w:ascii="Times New Roman" w:eastAsia="Times New Roman" w:hAnsi="Times New Roman" w:cs="Times New Roman"/>
+          <w:noProof/>
+          <w:lang w:eastAsia="cs-CZ"/>
+        </w:rPr>
+        <w:t>přístup</w:t>
+      </w:r>
+      <w:r>
+        <w:rPr>
+          <w:rFonts w:ascii="Times New Roman" w:eastAsia="Times New Roman" w:hAnsi="Times New Roman" w:cs="Times New Roman"/>
+          <w:noProof/>
+          <w:lang w:eastAsia="cs-CZ"/>
+        </w:rPr>
+        <w:t xml:space="preserve"> je použit vždy tehdy, kdy je nejvhodnější a má nejlepší výsledky (a také nemá nesmyslně velké časově či finančně náročné provedení).</w:t>
+      </w:r>
+    </w:p>
+    <w:p>
+      <w:pPr>
+        <w:spacing w:before="100" w:beforeAutospacing="1" w:after="100" w:afterAutospacing="1"/>
+        <w:rPr>
+          <w:rFonts w:ascii="Times New Roman" w:eastAsia="Times New Roman" w:hAnsi="Times New Roman" w:cs="Times New Roman"/>
+          <w:noProof/>
+          <w:lang w:eastAsia="cs-CZ"/>
+        </w:rPr>
+      </w:pPr>
+      <w:r>
+        <w:rPr>
+          <w:rFonts w:ascii="Times New Roman" w:eastAsia="Times New Roman" w:hAnsi="Times New Roman" w:cs="Times New Roman"/>
+          <w:noProof/>
+          <w:lang w:eastAsia="cs-CZ"/>
+        </w:rPr>
+        <w:t>P</w:t>
+      </w:r>
+      <w:r>
+        <w:rPr>
+          <w:rFonts w:ascii="Times New Roman" w:eastAsia="Times New Roman" w:hAnsi="Times New Roman" w:cs="Times New Roman"/>
+          <w:noProof/>
+          <w:lang w:eastAsia="cs-CZ"/>
+        </w:rPr>
+        <w:t xml:space="preserve">rvní deterministický přístup (po něj </w:t>
+      </w:r>
+      <w:r>
+        <w:rPr>
+          <w:rFonts w:ascii="Times New Roman" w:eastAsia="Times New Roman" w:hAnsi="Times New Roman" w:cs="Times New Roman"/>
+          <w:noProof/>
+          <w:lang w:eastAsia="cs-CZ"/>
+        </w:rPr>
+        <w:t>spadá</w:t>
+      </w:r>
+      <w:r>
+        <w:rPr>
+          <w:rFonts w:ascii="Times New Roman" w:eastAsia="Times New Roman" w:hAnsi="Times New Roman" w:cs="Times New Roman"/>
+          <w:noProof/>
+          <w:lang w:eastAsia="cs-CZ"/>
+        </w:rPr>
+        <w:t xml:space="preserve"> pattern matching na základě taxonomie AI dovedností) a přístupu založeného na velkých jazykových modelech (LLM). díky této unikátní hybridní metodologie je možné nejen identifikovat pozice vyžadující AI dovednosti, ale také je kategorizovat do různých úrovní intenzity práce s</w:t>
+      </w:r>
+      <w:r>
+        <w:rPr>
+          <w:rFonts w:ascii="Times New Roman" w:eastAsia="Times New Roman" w:hAnsi="Times New Roman" w:cs="Times New Roman"/>
+          <w:noProof/>
+          <w:lang w:eastAsia="cs-CZ"/>
+        </w:rPr>
+        <w:t> </w:t>
+      </w:r>
+      <w:r>
+        <w:rPr>
+          <w:rFonts w:ascii="Times New Roman" w:eastAsia="Times New Roman" w:hAnsi="Times New Roman" w:cs="Times New Roman"/>
+          <w:noProof/>
+          <w:lang w:eastAsia="cs-CZ"/>
+        </w:rPr>
+        <w:t>AI</w:t>
+      </w:r>
+      <w:r>
+        <w:rPr>
+          <w:rFonts w:ascii="Times New Roman" w:eastAsia="Times New Roman" w:hAnsi="Times New Roman" w:cs="Times New Roman"/>
+          <w:noProof/>
+          <w:lang w:eastAsia="cs-CZ"/>
+        </w:rPr>
+        <w:t xml:space="preserve">, a to </w:t>
+      </w:r>
+      <w:r>
+        <w:rPr>
+          <w:rFonts w:ascii="Times New Roman" w:eastAsia="Times New Roman" w:hAnsi="Times New Roman" w:cs="Times New Roman"/>
+          <w:noProof/>
+          <w:lang w:eastAsia="cs-CZ"/>
+        </w:rPr>
+        <w:lastRenderedPageBreak/>
+        <w:t>k</w:t>
+      </w:r>
+      <w:r>
+        <w:rPr>
+          <w:rFonts w:ascii="Times New Roman" w:eastAsia="Times New Roman" w:hAnsi="Times New Roman" w:cs="Times New Roman"/>
+          <w:noProof/>
+          <w:lang w:eastAsia="cs-CZ"/>
+        </w:rPr>
+        <w:t xml:space="preserve">onkrétně </w:t>
+      </w:r>
+      <w:r>
+        <w:rPr>
+          <w:rFonts w:ascii="Times New Roman" w:eastAsia="Times New Roman" w:hAnsi="Times New Roman" w:cs="Times New Roman"/>
+          <w:noProof/>
+          <w:lang w:eastAsia="cs-CZ"/>
+        </w:rPr>
+        <w:t xml:space="preserve">na </w:t>
+      </w:r>
+      <w:r>
+        <w:rPr>
+          <w:rFonts w:ascii="Times New Roman" w:eastAsia="Times New Roman" w:hAnsi="Times New Roman" w:cs="Times New Roman"/>
+          <w:noProof/>
+          <w:lang w:eastAsia="cs-CZ"/>
+        </w:rPr>
+        <w:t xml:space="preserve">3 stupně, které postupně zohledňují konkrétní úroveň použití </w:t>
+      </w:r>
+      <w:r>
+        <w:rPr>
+          <w:rFonts w:ascii="Times New Roman" w:eastAsia="Times New Roman" w:hAnsi="Times New Roman" w:cs="Times New Roman"/>
+          <w:noProof/>
+          <w:lang w:eastAsia="cs-CZ"/>
+        </w:rPr>
+        <w:t xml:space="preserve">a nutnost porozumění a vzdělání o </w:t>
+      </w:r>
+      <w:r>
+        <w:rPr>
+          <w:rFonts w:ascii="Times New Roman" w:eastAsia="Times New Roman" w:hAnsi="Times New Roman" w:cs="Times New Roman"/>
+          <w:noProof/>
+          <w:lang w:eastAsia="cs-CZ"/>
+        </w:rPr>
+        <w:t>AI.</w:t>
+      </w:r>
+      <w:r>
+        <w:rPr>
+          <w:rFonts w:ascii="Times New Roman" w:eastAsia="Times New Roman" w:hAnsi="Times New Roman" w:cs="Times New Roman"/>
+          <w:noProof/>
+          <w:lang w:eastAsia="cs-CZ"/>
+        </w:rPr>
+        <w:t xml:space="preserve"> </w:t>
+      </w:r>
+      <w:r>
+        <w:rPr>
+          <w:rFonts w:ascii="Times New Roman" w:eastAsia="Times New Roman" w:hAnsi="Times New Roman" w:cs="Times New Roman"/>
+          <w:noProof/>
+          <w:lang w:eastAsia="cs-CZ"/>
+        </w:rPr>
+        <w:t>Z pr</w:t>
+      </w:r>
+      <w:r>
+        <w:rPr>
+          <w:rFonts w:ascii="Times New Roman" w:eastAsia="Times New Roman" w:hAnsi="Times New Roman" w:cs="Times New Roman"/>
+          <w:noProof/>
+          <w:lang w:eastAsia="cs-CZ"/>
+        </w:rPr>
+        <w:t>aktick</w:t>
+      </w:r>
+      <w:r>
+        <w:rPr>
+          <w:rFonts w:ascii="Times New Roman" w:eastAsia="Times New Roman" w:hAnsi="Times New Roman" w:cs="Times New Roman"/>
+          <w:noProof/>
+          <w:lang w:eastAsia="cs-CZ"/>
+        </w:rPr>
+        <w:t>ého</w:t>
+      </w:r>
+      <w:r>
+        <w:rPr>
+          <w:rFonts w:ascii="Times New Roman" w:eastAsia="Times New Roman" w:hAnsi="Times New Roman" w:cs="Times New Roman"/>
+          <w:noProof/>
+          <w:lang w:eastAsia="cs-CZ"/>
+        </w:rPr>
+        <w:t xml:space="preserve"> přínos</w:t>
+      </w:r>
+      <w:r>
+        <w:rPr>
+          <w:rFonts w:ascii="Times New Roman" w:eastAsia="Times New Roman" w:hAnsi="Times New Roman" w:cs="Times New Roman"/>
+          <w:noProof/>
+          <w:lang w:eastAsia="cs-CZ"/>
+        </w:rPr>
+        <w:t>u</w:t>
+      </w:r>
+      <w:r>
+        <w:rPr>
+          <w:rFonts w:ascii="Times New Roman" w:eastAsia="Times New Roman" w:hAnsi="Times New Roman" w:cs="Times New Roman"/>
+          <w:noProof/>
+          <w:lang w:eastAsia="cs-CZ"/>
+        </w:rPr>
+        <w:t xml:space="preserve"> </w:t>
+      </w:r>
+      <w:r>
+        <w:rPr>
+          <w:rFonts w:ascii="Times New Roman" w:eastAsia="Times New Roman" w:hAnsi="Times New Roman" w:cs="Times New Roman"/>
+          <w:noProof/>
+          <w:lang w:eastAsia="cs-CZ"/>
+        </w:rPr>
+        <w:t xml:space="preserve">práce poslouží jako </w:t>
+      </w:r>
+      <w:r>
+        <w:rPr>
+          <w:rFonts w:ascii="Times New Roman" w:eastAsia="Times New Roman" w:hAnsi="Times New Roman" w:cs="Times New Roman"/>
+          <w:noProof/>
+          <w:lang w:eastAsia="cs-CZ"/>
+        </w:rPr>
+        <w:t>informace pro uchazeče o zaměstnání, vzdělávací instituce, tvůrce politik</w:t>
+      </w:r>
+      <w:r>
+        <w:rPr>
+          <w:rFonts w:ascii="Times New Roman" w:eastAsia="Times New Roman" w:hAnsi="Times New Roman" w:cs="Times New Roman"/>
+          <w:noProof/>
+          <w:lang w:eastAsia="cs-CZ"/>
+        </w:rPr>
+        <w:t>.</w:t>
+      </w:r>
+    </w:p>
+    <w:p>
+      <w:pPr>
+        <w:pStyle w:val="Heading1"/>
+        <w:rPr>
+          <w:rFonts w:eastAsia="Times New Roman"/>
+          <w:noProof/>
+          <w:lang w:eastAsia="cs-CZ"/>
+        </w:rPr>
+      </w:pPr>
+      <w:bookmarkStart w:id="12" w:name="_Toc218851988"/>
+      <w:r>
+        <w:rPr>
+          <w:rFonts w:eastAsia="Times New Roman"/>
+          <w:noProof/>
+          <w:lang w:eastAsia="cs-CZ"/>
+        </w:rPr>
+        <w:lastRenderedPageBreak/>
+        <w:t>Teorie lidského kapitálu</w:t>
+      </w:r>
+      <w:bookmarkEnd w:id="12"/>
+    </w:p>
+    <w:p>
+      <w:pPr>
+        <w:spacing w:before="100" w:beforeAutospacing="1" w:after="100" w:afterAutospacing="1"/>
+        <w:rPr>
+          <w:rFonts w:ascii="Times New Roman" w:eastAsia="Times New Roman" w:hAnsi="Times New Roman" w:cs="Times New Roman"/>
+          <w:i/>
+          <w:iCs/>
+          <w:noProof/>
+          <w:color w:val="EE0000"/>
+          <w:lang w:eastAsia="cs-CZ"/>
+        </w:rPr>
+      </w:pPr>
+      <w:r>
+        <w:rPr>
+          <w:rFonts w:ascii="Times New Roman" w:eastAsia="Times New Roman" w:hAnsi="Times New Roman" w:cs="Times New Roman"/>
+          <w:i/>
+          <w:iCs/>
+          <w:noProof/>
+          <w:color w:val="EE0000"/>
+          <w:lang w:eastAsia="cs-CZ"/>
+        </w:rPr>
+        <w:t xml:space="preserve">Nejaka literatura o lidskem kapitalu jako </w:t>
+      </w:r>
+      <w:r>
+        <w:rPr>
+          <w:rFonts w:ascii="Times New Roman" w:eastAsia="Times New Roman" w:hAnsi="Times New Roman" w:cs="Times New Roman"/>
+          <w:i/>
+          <w:iCs/>
+          <w:noProof/>
+          <w:color w:val="EE0000"/>
+          <w:lang w:eastAsia="cs-CZ"/>
+        </w:rPr>
+        <w:t>Becker nebo Acemoglu</w:t>
+      </w:r>
+    </w:p>
+    <w:p>
+      <w:pPr>
+        <w:spacing w:before="100" w:beforeAutospacing="1" w:after="100" w:afterAutospacing="1"/>
+        <w:rPr>
+          <w:rFonts w:ascii="Times New Roman" w:eastAsia="Times New Roman" w:hAnsi="Times New Roman" w:cs="Times New Roman"/>
+          <w:noProof/>
+          <w:color w:val="EE0000"/>
+          <w:lang w:eastAsia="cs-CZ"/>
+        </w:rPr>
+      </w:pPr>
+      <w:r>
+        <w:rPr>
+          <w:rFonts w:ascii="Times New Roman" w:eastAsia="Times New Roman" w:hAnsi="Times New Roman" w:cs="Times New Roman"/>
+          <w:i/>
+          <w:iCs/>
+          <w:noProof/>
+          <w:color w:val="EE0000"/>
+          <w:lang w:eastAsia="cs-CZ"/>
+        </w:rPr>
+        <w:t>Engberg et al. (2025) a Bone et al. (2025)</w:t>
+      </w:r>
+    </w:p>
+    <w:p>
+      <w:pPr>
+        <w:pStyle w:val="Heading2"/>
+        <w:rPr>
+          <w:rFonts w:eastAsia="Times New Roman"/>
+          <w:noProof/>
+          <w:lang w:eastAsia="cs-CZ"/>
+        </w:rPr>
+      </w:pPr>
+      <w:bookmarkStart w:id="13" w:name="_Toc218851989"/>
+      <w:bookmarkStart w:id="14" w:name="_Toc223344246"/>
+      <w:r>
+        <w:rPr>
+          <w:rFonts w:eastAsia="Times New Roman"/>
+          <w:noProof/>
+          <w:lang w:eastAsia="cs-CZ"/>
+        </w:rPr>
+        <w:t>Základy teorie lidského kapitálu</w:t>
+      </w:r>
+      <w:bookmarkEnd w:id="13"/>
+      <w:bookmarkEnd w:id="14"/>
     </w:p>
     <w:p>
       <w:pPr>
         <w:pStyle w:val="BodyText"/>
         <w:rPr>
-          <w:noProof/>
-          <w:lang w:eastAsia="cs-CZ"/>
-        </w:rPr>
-      </w:pPr>
-      <w:r>
-        <w:rPr>
-          <w:noProof/>
-          <w:lang w:eastAsia="cs-CZ"/>
-        </w:rPr>
-        <w:t>Až potom</w:t>
-      </w:r>
-      <w:r>
-        <w:rPr>
-          <w:noProof/>
-          <w:lang w:eastAsia="cs-CZ"/>
-        </w:rPr>
-        <w:t>, přehled kapitol</w:t>
-      </w:r>
-    </w:p>
-    <w:p>
-      <w:pPr>
-        <w:pStyle w:val="Heading2"/>
-        <w:rPr>
-          <w:noProof/>
-        </w:rPr>
-      </w:pPr>
-      <w:bookmarkStart w:id="11" w:name="_Toc218851987"/>
-      <w:bookmarkStart w:id="12" w:name="_Toc223344245"/>
-      <w:r>
-        <w:rPr>
-          <w:noProof/>
-        </w:rPr>
-        <w:t>Přínos</w:t>
-      </w:r>
-      <w:bookmarkEnd w:id="11"/>
-      <w:bookmarkEnd w:id="12"/>
-    </w:p>
-    <w:p>
-      <w:pPr>
-        <w:rPr>
-          <w:rFonts w:eastAsia="Times New Roman"/>
-          <w:noProof/>
-          <w:lang w:eastAsia="cs-CZ"/>
-        </w:rPr>
-      </w:pPr>
-      <w:r>
-        <w:rPr>
-          <w:rFonts w:eastAsia="Times New Roman"/>
-          <w:noProof/>
-          <w:lang w:eastAsia="cs-CZ"/>
-        </w:rPr>
-        <w:t>Tato d</w:t>
-      </w:r>
-      <w:r>
-        <w:rPr>
-          <w:rFonts w:eastAsia="Times New Roman"/>
-          <w:noProof/>
-          <w:lang w:eastAsia="cs-CZ"/>
-        </w:rPr>
-        <w:t xml:space="preserve">iplomová práce přispívá k rozšíření teorie lidského kapitálu o specifickou dimenzi dovedností v oblasti umělé inteligence. Zatímco klasické pojetí lidského kapitálu (Becker, 1964) se zaměřovalo především na formální vzdělání a obecné dovednosti, tato práce pracuje s AI dovednostmi jako s novou, dynamicky se rozvíjející složkou lidského kapitálu, jež má rostoucí význam na produktivitu práce a mzdovou úroveň pracovníků. Význam nabývá také mezinárodní přístup k lidskému kapitálu v práci, tedy komparativní </w:t>
-      </w:r>
-      <w:r>
-        <w:rPr>
-          <w:rFonts w:eastAsia="Times New Roman"/>
-          <w:noProof/>
-          <w:lang w:eastAsia="cs-CZ"/>
-        </w:rPr>
-        <w:t>perspektiva</w:t>
-      </w:r>
-      <w:r>
-        <w:rPr>
-          <w:rFonts w:eastAsia="Times New Roman"/>
-          <w:noProof/>
-          <w:lang w:eastAsia="cs-CZ"/>
-        </w:rPr>
-        <w:t>, která spočívá ve srovnání tří ekonomicky kulturně a technologicky odlišných pracovních trhů, a to trhu práce IT, především AI dovedností v Evropě oproti Spojeným státům a Indii. Práce také určitým způsobem otevírá diskuzi o globalizaci a fragmentaci těchto trhů.</w:t>
-      </w:r>
-    </w:p>
-    <w:p>
-      <w:pPr>
-        <w:spacing w:before="100" w:beforeAutospacing="1" w:after="100" w:afterAutospacing="1"/>
-        <w:rPr>
-          <w:rFonts w:ascii="Times New Roman" w:eastAsia="Times New Roman" w:hAnsi="Times New Roman" w:cs="Times New Roman"/>
-          <w:noProof/>
-          <w:lang w:eastAsia="cs-CZ"/>
-        </w:rPr>
-      </w:pPr>
-      <w:r>
-        <w:rPr>
-          <w:rFonts w:ascii="Times New Roman" w:eastAsia="Times New Roman" w:hAnsi="Times New Roman" w:cs="Times New Roman"/>
-          <w:noProof/>
-          <w:lang w:eastAsia="cs-CZ"/>
-        </w:rPr>
-        <w:t>Práce přispívá k analýze trhu práce tak, že empiricky zkoumá, jak se požadavky na AI dovednosti liší v závislosti na typu úkonů vykonávaných v rámci IT pozic. Navazuje tak na články jako od Engberg et al. (2025), kde analyzuje dopady AI expozice na kompozici úkolů uvnitř povolání na německém trhu práce. Ten zkoumá například to, že v posledních desetiletích došlo k výrazným a nezanedbatelným změnám nikoli v počtu úkonů (tedy že by AI snížilo či snad zvýšilo množství práce, kterou zaměstnanec vykonává), avšak zcela mění strukturu těchto úkolů, tedy to, o jaké úkoly se skutečně jedná.</w:t>
-      </w:r>
-    </w:p>
-    <w:p>
-      <w:pPr>
-        <w:spacing w:before="100" w:beforeAutospacing="1" w:after="100" w:afterAutospacing="1"/>
-        <w:rPr>
-          <w:rFonts w:ascii="Times New Roman" w:eastAsia="Times New Roman" w:hAnsi="Times New Roman" w:cs="Times New Roman"/>
-          <w:noProof/>
-          <w:lang w:eastAsia="cs-CZ"/>
-        </w:rPr>
-      </w:pPr>
-      <w:r>
-        <w:rPr>
-          <w:rFonts w:ascii="Times New Roman" w:eastAsia="Times New Roman" w:hAnsi="Times New Roman" w:cs="Times New Roman"/>
-          <w:noProof/>
-          <w:lang w:eastAsia="cs-CZ"/>
-        </w:rPr>
-        <w:t xml:space="preserve">V neposlední řadě práce rozvíjí metodologii klasifikace AI pozic, a to kombinací několika přístupů, s tím, že daný </w:t>
-      </w:r>
-      <w:r>
-        <w:rPr>
-          <w:rFonts w:ascii="Times New Roman" w:eastAsia="Times New Roman" w:hAnsi="Times New Roman" w:cs="Times New Roman"/>
-          <w:noProof/>
-          <w:lang w:eastAsia="cs-CZ"/>
-        </w:rPr>
-        <w:t>přístup</w:t>
-      </w:r>
-      <w:r>
-        <w:rPr>
-          <w:rFonts w:ascii="Times New Roman" w:eastAsia="Times New Roman" w:hAnsi="Times New Roman" w:cs="Times New Roman"/>
-          <w:noProof/>
-          <w:lang w:eastAsia="cs-CZ"/>
-        </w:rPr>
-        <w:t xml:space="preserve"> je použit vždy tehdy, kdy je nejvhodnější a má nejlepší výsledky (a také nemá nesmyslně velké časově či finančně náročné provedení).</w:t>
-      </w:r>
-    </w:p>
-    <w:p>
-      <w:pPr>
-        <w:spacing w:before="100" w:beforeAutospacing="1" w:after="100" w:afterAutospacing="1"/>
-        <w:rPr>
-          <w:rFonts w:ascii="Times New Roman" w:eastAsia="Times New Roman" w:hAnsi="Times New Roman" w:cs="Times New Roman"/>
-          <w:noProof/>
-          <w:lang w:eastAsia="cs-CZ"/>
-        </w:rPr>
-      </w:pPr>
-      <w:r>
-        <w:rPr>
-          <w:rFonts w:ascii="Times New Roman" w:eastAsia="Times New Roman" w:hAnsi="Times New Roman" w:cs="Times New Roman"/>
-          <w:noProof/>
-          <w:lang w:eastAsia="cs-CZ"/>
-        </w:rPr>
-        <w:t>P</w:t>
-      </w:r>
-      <w:r>
-        <w:rPr>
-          <w:rFonts w:ascii="Times New Roman" w:eastAsia="Times New Roman" w:hAnsi="Times New Roman" w:cs="Times New Roman"/>
-          <w:noProof/>
-          <w:lang w:eastAsia="cs-CZ"/>
-        </w:rPr>
-        <w:t xml:space="preserve">rvní deterministický přístup (po něj </w:t>
-      </w:r>
-      <w:r>
-        <w:rPr>
-          <w:rFonts w:ascii="Times New Roman" w:eastAsia="Times New Roman" w:hAnsi="Times New Roman" w:cs="Times New Roman"/>
-          <w:noProof/>
-          <w:lang w:eastAsia="cs-CZ"/>
-        </w:rPr>
-        <w:t>spadá</w:t>
-      </w:r>
-      <w:r>
-        <w:rPr>
-          <w:rFonts w:ascii="Times New Roman" w:eastAsia="Times New Roman" w:hAnsi="Times New Roman" w:cs="Times New Roman"/>
-          <w:noProof/>
-          <w:lang w:eastAsia="cs-CZ"/>
-        </w:rPr>
-        <w:t xml:space="preserve"> pattern matching na základě taxonomie AI dovedností) a přístupu založeného na velkých jazykových modelech (LLM). díky této unikátní hybridní metodologie je možné nejen identifikovat pozice vyžadující AI dovednosti, ale také je kategorizovat do různých úrovní intenzity práce s</w:t>
-      </w:r>
-      <w:r>
-        <w:rPr>
-          <w:rFonts w:ascii="Times New Roman" w:eastAsia="Times New Roman" w:hAnsi="Times New Roman" w:cs="Times New Roman"/>
-          <w:noProof/>
-          <w:lang w:eastAsia="cs-CZ"/>
-        </w:rPr>
-        <w:t> </w:t>
-      </w:r>
-      <w:r>
-        <w:rPr>
-          <w:rFonts w:ascii="Times New Roman" w:eastAsia="Times New Roman" w:hAnsi="Times New Roman" w:cs="Times New Roman"/>
-          <w:noProof/>
-          <w:lang w:eastAsia="cs-CZ"/>
-        </w:rPr>
-        <w:t>AI</w:t>
-      </w:r>
-      <w:r>
-        <w:rPr>
-          <w:rFonts w:ascii="Times New Roman" w:eastAsia="Times New Roman" w:hAnsi="Times New Roman" w:cs="Times New Roman"/>
-          <w:noProof/>
-          <w:lang w:eastAsia="cs-CZ"/>
-        </w:rPr>
-        <w:t>, a to k</w:t>
-      </w:r>
-      <w:r>
-        <w:rPr>
-          <w:rFonts w:ascii="Times New Roman" w:eastAsia="Times New Roman" w:hAnsi="Times New Roman" w:cs="Times New Roman"/>
-          <w:noProof/>
-          <w:lang w:eastAsia="cs-CZ"/>
-        </w:rPr>
-        <w:t xml:space="preserve">onkrétně </w:t>
-      </w:r>
-      <w:r>
-        <w:rPr>
-          <w:rFonts w:ascii="Times New Roman" w:eastAsia="Times New Roman" w:hAnsi="Times New Roman" w:cs="Times New Roman"/>
-          <w:noProof/>
-          <w:lang w:eastAsia="cs-CZ"/>
-        </w:rPr>
-        <w:t xml:space="preserve">na </w:t>
-      </w:r>
-      <w:r>
-        <w:rPr>
-          <w:rFonts w:ascii="Times New Roman" w:eastAsia="Times New Roman" w:hAnsi="Times New Roman" w:cs="Times New Roman"/>
-          <w:noProof/>
-          <w:lang w:eastAsia="cs-CZ"/>
-        </w:rPr>
-        <w:t xml:space="preserve">3 stupně, které postupně zohledňují konkrétní úroveň použití </w:t>
-      </w:r>
-      <w:r>
-        <w:rPr>
-          <w:rFonts w:ascii="Times New Roman" w:eastAsia="Times New Roman" w:hAnsi="Times New Roman" w:cs="Times New Roman"/>
-          <w:noProof/>
-          <w:lang w:eastAsia="cs-CZ"/>
-        </w:rPr>
-        <w:t xml:space="preserve">a nutnost porozumění a vzdělání o </w:t>
-      </w:r>
-      <w:r>
-        <w:rPr>
-          <w:rFonts w:ascii="Times New Roman" w:eastAsia="Times New Roman" w:hAnsi="Times New Roman" w:cs="Times New Roman"/>
-          <w:noProof/>
-          <w:lang w:eastAsia="cs-CZ"/>
-        </w:rPr>
-        <w:t>AI.</w:t>
-      </w:r>
-    </w:p>
-    <w:p>
-      <w:pPr>
+          <w:lang w:eastAsia="cs-CZ"/>
+        </w:rPr>
+      </w:pPr>
+      <w:proofErr w:type="spellStart"/>
+      <w:r>
+        <w:rPr>
+          <w:lang w:eastAsia="cs-CZ"/>
+        </w:rPr>
+        <w:t>Becker</w:t>
+      </w:r>
+      <w:proofErr w:type="spellEnd"/>
+      <w:r>
+        <w:rPr>
+          <w:lang w:eastAsia="cs-CZ"/>
+        </w:rPr>
+        <w:t xml:space="preserve"> definuje lidský kapitál jako investici do znalostí a dovedností, které zvyšují budoucí příjmy a produktivitu</w:t>
+      </w:r>
+    </w:p>
+    <w:p>
+      <w:pPr>
+        <w:pStyle w:val="BodyText"/>
+        <w:ind w:left="0" w:firstLine="0"/>
+        <w:rPr>
+          <w:rFonts w:ascii="Google Sans Text" w:hAnsi="Google Sans Text"/>
+          <w:color w:val="303030"/>
+          <w:shd w:val="clear" w:color="auto" w:fill="FFFFFF"/>
+        </w:rPr>
+      </w:pPr>
+      <w:r>
+        <w:rPr>
+          <w:rFonts w:ascii="Google Sans Text" w:hAnsi="Google Sans Text"/>
+          <w:color w:val="303030"/>
+          <w:shd w:val="clear" w:color="auto" w:fill="FFFFFF"/>
+        </w:rPr>
+        <w:t>Firmy v inzerátech hledají lidi, kteří již do sebe investovali (vzdělání), nebo jsou ochotny do nich investovat samy (on-</w:t>
+      </w:r>
+      <w:proofErr w:type="spellStart"/>
+      <w:r>
+        <w:rPr>
+          <w:rFonts w:ascii="Google Sans Text" w:hAnsi="Google Sans Text"/>
+          <w:color w:val="303030"/>
+          <w:shd w:val="clear" w:color="auto" w:fill="FFFFFF"/>
+        </w:rPr>
+        <w:t>the</w:t>
+      </w:r>
+      <w:proofErr w:type="spellEnd"/>
+      <w:r>
+        <w:rPr>
+          <w:rFonts w:ascii="Google Sans Text" w:hAnsi="Google Sans Text"/>
+          <w:color w:val="303030"/>
+          <w:shd w:val="clear" w:color="auto" w:fill="FFFFFF"/>
+        </w:rPr>
+        <w:t>-</w:t>
+      </w:r>
+      <w:proofErr w:type="spellStart"/>
+      <w:r>
+        <w:rPr>
+          <w:rFonts w:ascii="Google Sans Text" w:hAnsi="Google Sans Text"/>
+          <w:color w:val="303030"/>
+          <w:shd w:val="clear" w:color="auto" w:fill="FFFFFF"/>
+        </w:rPr>
+        <w:t>job</w:t>
+      </w:r>
+      <w:proofErr w:type="spellEnd"/>
+      <w:r>
+        <w:rPr>
+          <w:rFonts w:ascii="Google Sans Text" w:hAnsi="Google Sans Text"/>
+          <w:color w:val="303030"/>
+          <w:shd w:val="clear" w:color="auto" w:fill="FFFFFF"/>
+        </w:rPr>
+        <w:t xml:space="preserve"> </w:t>
+      </w:r>
+      <w:proofErr w:type="spellStart"/>
+      <w:r>
+        <w:rPr>
+          <w:rFonts w:ascii="Google Sans Text" w:hAnsi="Google Sans Text"/>
+          <w:color w:val="303030"/>
+          <w:shd w:val="clear" w:color="auto" w:fill="FFFFFF"/>
+        </w:rPr>
+        <w:t>training</w:t>
+      </w:r>
+      <w:proofErr w:type="spellEnd"/>
+      <w:r>
+        <w:rPr>
+          <w:rFonts w:ascii="Google Sans Text" w:hAnsi="Google Sans Text"/>
+          <w:color w:val="303030"/>
+          <w:shd w:val="clear" w:color="auto" w:fill="FFFFFF"/>
+        </w:rPr>
+        <w:t>)</w:t>
+      </w:r>
+    </w:p>
+    <w:p>
+      <w:pPr>
+        <w:pStyle w:val="BodyText"/>
+        <w:ind w:left="0" w:firstLine="0"/>
+        <w:rPr>
+          <w:rStyle w:val="ng-star-inserted"/>
+          <w:rFonts w:ascii="Google Sans Text" w:hAnsi="Google Sans Text"/>
+          <w:color w:val="303030"/>
+          <w:shd w:val="clear" w:color="auto" w:fill="FFFFFF"/>
+        </w:rPr>
+      </w:pPr>
+      <w:proofErr w:type="spellStart"/>
+      <w:r>
+        <w:rPr>
+          <w:rStyle w:val="ng-star-inserted"/>
+          <w:rFonts w:ascii="Google Sans Text" w:hAnsi="Google Sans Text"/>
+          <w:color w:val="303030"/>
+          <w:shd w:val="clear" w:color="auto" w:fill="FFFFFF"/>
+        </w:rPr>
+        <w:t>Becker</w:t>
+      </w:r>
+      <w:proofErr w:type="spellEnd"/>
+      <w:r>
+        <w:rPr>
+          <w:rStyle w:val="ng-star-inserted"/>
+          <w:rFonts w:ascii="Google Sans Text" w:hAnsi="Google Sans Text"/>
+          <w:color w:val="303030"/>
+          <w:shd w:val="clear" w:color="auto" w:fill="FFFFFF"/>
+        </w:rPr>
+        <w:t xml:space="preserve"> uvádí, že poptávka po vzdělaných lidech roste s rozvojem technologií a výdajů na výzkum a vývoj (R&amp;D). AI je moderním ekvivalentem těchto technologických posunů, které zvyšují hodnotu lidského kapitálu.</w:t>
+      </w:r>
+    </w:p>
+    <w:p>
+      <w:pPr>
+        <w:pStyle w:val="BodyText"/>
+        <w:ind w:left="0" w:firstLine="0"/>
+        <w:rPr>
+          <w:rFonts w:ascii="Google Sans Text" w:hAnsi="Google Sans Text"/>
+          <w:b/>
+          <w:bCs/>
+          <w:color w:val="303030"/>
+          <w:shd w:val="clear" w:color="auto" w:fill="FFFFFF"/>
+        </w:rPr>
+      </w:pPr>
+      <w:proofErr w:type="spellStart"/>
+      <w:r>
+        <w:rPr>
+          <w:rStyle w:val="ng-star-inserted"/>
+          <w:rFonts w:ascii="Google Sans Text" w:hAnsi="Google Sans Text"/>
+          <w:color w:val="303030"/>
+          <w:shd w:val="clear" w:color="auto" w:fill="FFFFFF"/>
+        </w:rPr>
+        <w:t>Becker</w:t>
+      </w:r>
+      <w:proofErr w:type="spellEnd"/>
+      <w:r>
+        <w:rPr>
+          <w:rStyle w:val="ng-star-inserted"/>
+          <w:rFonts w:ascii="Google Sans Text" w:hAnsi="Google Sans Text"/>
+          <w:color w:val="303030"/>
+          <w:shd w:val="clear" w:color="auto" w:fill="FFFFFF"/>
+        </w:rPr>
+        <w:t xml:space="preserve"> poznamenává, že vzdělání a trénink jsou klíčové pro </w:t>
+      </w:r>
+      <w:r>
+        <w:rPr>
+          <w:rFonts w:ascii="Google Sans Text" w:hAnsi="Google Sans Text"/>
+          <w:b/>
+          <w:bCs/>
+          <w:color w:val="303030"/>
+          <w:shd w:val="clear" w:color="auto" w:fill="FFFFFF"/>
+        </w:rPr>
+        <w:t>přizpůsobení se měnícím se technologiím</w:t>
+      </w:r>
+    </w:p>
+    <w:p>
+      <w:pPr>
+        <w:pStyle w:val="paragraph"/>
+        <w:shd w:val="clear" w:color="auto" w:fill="FFFFFF"/>
+        <w:rPr>
+          <w:rStyle w:val="ng-star-inserted"/>
+          <w:rFonts w:ascii="Google Sans Text" w:hAnsi="Google Sans Text"/>
+          <w:color w:val="303030"/>
+          <w:sz w:val="21"/>
+          <w:szCs w:val="21"/>
+        </w:rPr>
+      </w:pPr>
+      <w:proofErr w:type="spellStart"/>
+      <w:r>
+        <w:rPr>
+          <w:rStyle w:val="ng-star-inserted"/>
+          <w:rFonts w:ascii="Google Sans Text" w:hAnsi="Google Sans Text"/>
+          <w:color w:val="303030"/>
+          <w:sz w:val="21"/>
+          <w:szCs w:val="21"/>
+        </w:rPr>
+        <w:t>M</w:t>
+      </w:r>
+      <w:r>
+        <w:rPr>
+          <w:rStyle w:val="ng-star-inserted"/>
+          <w:rFonts w:ascii="Google Sans Text" w:hAnsi="Google Sans Text"/>
+          <w:color w:val="303030"/>
+          <w:sz w:val="21"/>
+          <w:szCs w:val="21"/>
+        </w:rPr>
+        <w:t>oderní</w:t>
+      </w:r>
+      <w:proofErr w:type="spellEnd"/>
+      <w:r>
+        <w:rPr>
+          <w:rStyle w:val="ng-star-inserted"/>
+          <w:rFonts w:ascii="Google Sans Text" w:hAnsi="Google Sans Text"/>
+          <w:color w:val="303030"/>
+          <w:sz w:val="21"/>
+          <w:szCs w:val="21"/>
+        </w:rPr>
+        <w:t xml:space="preserve"> </w:t>
+      </w:r>
+      <w:proofErr w:type="spellStart"/>
+      <w:r>
+        <w:rPr>
+          <w:rStyle w:val="ng-star-inserted"/>
+          <w:rFonts w:ascii="Google Sans Text" w:hAnsi="Google Sans Text"/>
+          <w:color w:val="303030"/>
+          <w:sz w:val="21"/>
+          <w:szCs w:val="21"/>
+        </w:rPr>
+        <w:t>technologie</w:t>
+      </w:r>
+      <w:proofErr w:type="spellEnd"/>
+      <w:r>
+        <w:rPr>
+          <w:rStyle w:val="ng-star-inserted"/>
+          <w:rFonts w:ascii="Google Sans Text" w:hAnsi="Google Sans Text"/>
+          <w:color w:val="303030"/>
+          <w:sz w:val="21"/>
+          <w:szCs w:val="21"/>
+        </w:rPr>
+        <w:t xml:space="preserve"> (</w:t>
+      </w:r>
+      <w:proofErr w:type="spellStart"/>
+      <w:r>
+        <w:rPr>
+          <w:rStyle w:val="ng-star-inserted"/>
+          <w:rFonts w:ascii="Google Sans Text" w:hAnsi="Google Sans Text"/>
+          <w:color w:val="303030"/>
+          <w:sz w:val="21"/>
+          <w:szCs w:val="21"/>
+        </w:rPr>
+        <w:t>jako</w:t>
+      </w:r>
+      <w:proofErr w:type="spellEnd"/>
+      <w:r>
+        <w:rPr>
+          <w:rStyle w:val="ng-star-inserted"/>
+          <w:rFonts w:ascii="Google Sans Text" w:hAnsi="Google Sans Text"/>
+          <w:color w:val="303030"/>
+          <w:sz w:val="21"/>
+          <w:szCs w:val="21"/>
+        </w:rPr>
+        <w:t xml:space="preserve"> AI) </w:t>
+      </w:r>
+      <w:proofErr w:type="spellStart"/>
+      <w:r>
+        <w:rPr>
+          <w:rStyle w:val="ng-star-inserted"/>
+          <w:rFonts w:ascii="Google Sans Text" w:hAnsi="Google Sans Text"/>
+          <w:color w:val="303030"/>
+          <w:sz w:val="21"/>
+          <w:szCs w:val="21"/>
+        </w:rPr>
+        <w:t>vyžadují</w:t>
+      </w:r>
+      <w:proofErr w:type="spellEnd"/>
+      <w:r>
+        <w:rPr>
+          <w:rStyle w:val="ng-star-inserted"/>
+          <w:rFonts w:ascii="Google Sans Text" w:hAnsi="Google Sans Text"/>
+          <w:color w:val="303030"/>
+          <w:sz w:val="21"/>
+          <w:szCs w:val="21"/>
+        </w:rPr>
+        <w:t xml:space="preserve"> </w:t>
+      </w:r>
+      <w:proofErr w:type="spellStart"/>
+      <w:r>
+        <w:rPr>
+          <w:rStyle w:val="ng-star-inserted"/>
+          <w:rFonts w:ascii="Google Sans Text" w:hAnsi="Google Sans Text"/>
+          <w:color w:val="303030"/>
+          <w:sz w:val="21"/>
+          <w:szCs w:val="21"/>
+        </w:rPr>
+        <w:t>vysokou</w:t>
+      </w:r>
+      <w:proofErr w:type="spellEnd"/>
+      <w:r>
+        <w:rPr>
+          <w:rStyle w:val="ng-star-inserted"/>
+          <w:rFonts w:ascii="Google Sans Text" w:hAnsi="Google Sans Text"/>
+          <w:color w:val="303030"/>
+          <w:sz w:val="21"/>
+          <w:szCs w:val="21"/>
+        </w:rPr>
+        <w:t xml:space="preserve"> </w:t>
+      </w:r>
+      <w:proofErr w:type="spellStart"/>
+      <w:r>
+        <w:rPr>
+          <w:rStyle w:val="ng-star-inserted"/>
+          <w:rFonts w:ascii="Google Sans Text" w:hAnsi="Google Sans Text"/>
+          <w:color w:val="303030"/>
+          <w:sz w:val="21"/>
+          <w:szCs w:val="21"/>
+        </w:rPr>
+        <w:t>úroveň</w:t>
+      </w:r>
+      <w:proofErr w:type="spellEnd"/>
+      <w:r>
+        <w:rPr>
+          <w:rStyle w:val="ng-star-inserted"/>
+          <w:rFonts w:ascii="Google Sans Text" w:hAnsi="Google Sans Text"/>
+          <w:color w:val="303030"/>
+          <w:sz w:val="21"/>
+          <w:szCs w:val="21"/>
+        </w:rPr>
+        <w:t xml:space="preserve"> </w:t>
+      </w:r>
+      <w:proofErr w:type="spellStart"/>
+      <w:r>
+        <w:rPr>
+          <w:rStyle w:val="ng-star-inserted"/>
+          <w:rFonts w:ascii="Google Sans Text" w:hAnsi="Google Sans Text"/>
+          <w:color w:val="303030"/>
+          <w:sz w:val="21"/>
+          <w:szCs w:val="21"/>
+        </w:rPr>
+        <w:t>lidského</w:t>
+      </w:r>
+      <w:proofErr w:type="spellEnd"/>
+      <w:r>
+        <w:rPr>
+          <w:rStyle w:val="ng-star-inserted"/>
+          <w:rFonts w:ascii="Google Sans Text" w:hAnsi="Google Sans Text"/>
+          <w:color w:val="303030"/>
+          <w:sz w:val="21"/>
+          <w:szCs w:val="21"/>
+        </w:rPr>
+        <w:t xml:space="preserve"> </w:t>
+      </w:r>
+      <w:proofErr w:type="spellStart"/>
+      <w:r>
+        <w:rPr>
+          <w:rStyle w:val="ng-star-inserted"/>
+          <w:rFonts w:ascii="Google Sans Text" w:hAnsi="Google Sans Text"/>
+          <w:color w:val="303030"/>
+          <w:sz w:val="21"/>
+          <w:szCs w:val="21"/>
+        </w:rPr>
+        <w:t>kapitálu</w:t>
+      </w:r>
+      <w:proofErr w:type="spellEnd"/>
+      <w:r>
+        <w:rPr>
+          <w:rStyle w:val="ng-star-inserted"/>
+          <w:rFonts w:ascii="Google Sans Text" w:hAnsi="Google Sans Text"/>
+          <w:color w:val="303030"/>
+          <w:sz w:val="21"/>
+          <w:szCs w:val="21"/>
+        </w:rPr>
+        <w:t xml:space="preserve"> k </w:t>
+      </w:r>
+      <w:proofErr w:type="spellStart"/>
+      <w:r>
+        <w:rPr>
+          <w:rStyle w:val="ng-star-inserted"/>
+          <w:rFonts w:ascii="Google Sans Text" w:hAnsi="Google Sans Text"/>
+          <w:color w:val="303030"/>
+          <w:sz w:val="21"/>
+          <w:szCs w:val="21"/>
+        </w:rPr>
+        <w:t>tomu</w:t>
+      </w:r>
+      <w:proofErr w:type="spellEnd"/>
+      <w:r>
+        <w:rPr>
+          <w:rStyle w:val="ng-star-inserted"/>
+          <w:rFonts w:ascii="Google Sans Text" w:hAnsi="Google Sans Text"/>
+          <w:color w:val="303030"/>
+          <w:sz w:val="21"/>
+          <w:szCs w:val="21"/>
+        </w:rPr>
+        <w:t xml:space="preserve">, aby </w:t>
+      </w:r>
+      <w:proofErr w:type="spellStart"/>
+      <w:r>
+        <w:rPr>
+          <w:rStyle w:val="ng-star-inserted"/>
+          <w:rFonts w:ascii="Google Sans Text" w:hAnsi="Google Sans Text"/>
+          <w:color w:val="303030"/>
+          <w:sz w:val="21"/>
+          <w:szCs w:val="21"/>
+        </w:rPr>
+        <w:t>byly</w:t>
+      </w:r>
+      <w:proofErr w:type="spellEnd"/>
+      <w:r>
+        <w:rPr>
+          <w:rStyle w:val="ng-star-inserted"/>
+          <w:rFonts w:ascii="Google Sans Text" w:hAnsi="Google Sans Text"/>
+          <w:color w:val="303030"/>
+          <w:sz w:val="21"/>
+          <w:szCs w:val="21"/>
+        </w:rPr>
+        <w:t xml:space="preserve"> </w:t>
+      </w:r>
+      <w:proofErr w:type="spellStart"/>
+      <w:r>
+        <w:rPr>
+          <w:rStyle w:val="ng-star-inserted"/>
+          <w:rFonts w:ascii="Google Sans Text" w:hAnsi="Google Sans Text"/>
+          <w:color w:val="303030"/>
+          <w:sz w:val="21"/>
+          <w:szCs w:val="21"/>
+        </w:rPr>
+        <w:t>efektivně</w:t>
+      </w:r>
+      <w:proofErr w:type="spellEnd"/>
+      <w:r>
+        <w:rPr>
+          <w:rStyle w:val="ng-star-inserted"/>
+          <w:rFonts w:ascii="Google Sans Text" w:hAnsi="Google Sans Text"/>
+          <w:color w:val="303030"/>
+          <w:sz w:val="21"/>
+          <w:szCs w:val="21"/>
+        </w:rPr>
+        <w:t xml:space="preserve"> </w:t>
+      </w:r>
+      <w:proofErr w:type="spellStart"/>
+      <w:r>
+        <w:rPr>
+          <w:rStyle w:val="ng-star-inserted"/>
+          <w:rFonts w:ascii="Google Sans Text" w:hAnsi="Google Sans Text"/>
+          <w:color w:val="303030"/>
+          <w:sz w:val="21"/>
+          <w:szCs w:val="21"/>
+        </w:rPr>
+        <w:t>využity</w:t>
+      </w:r>
+      <w:proofErr w:type="spellEnd"/>
+      <w:r>
+        <w:rPr>
+          <w:rStyle w:val="ng-star-inserted"/>
+          <w:rFonts w:ascii="Google Sans Text" w:hAnsi="Google Sans Text"/>
+          <w:color w:val="303030"/>
+          <w:sz w:val="21"/>
+          <w:szCs w:val="21"/>
+        </w:rPr>
+        <w:t>.</w:t>
+      </w:r>
+      <w:r>
+        <w:rPr>
+          <w:rFonts w:ascii="Google Sans Text" w:hAnsi="Google Sans Text"/>
+          <w:color w:val="303030"/>
+          <w:sz w:val="21"/>
+          <w:szCs w:val="21"/>
+        </w:rPr>
+        <w:t xml:space="preserve"> </w:t>
+      </w:r>
+      <w:r>
+        <w:rPr>
+          <w:rStyle w:val="ng-star-inserted"/>
+          <w:rFonts w:ascii="Google Sans Text" w:hAnsi="Google Sans Text"/>
+          <w:color w:val="303030"/>
+          <w:sz w:val="21"/>
+          <w:szCs w:val="21"/>
+        </w:rPr>
+        <w:t xml:space="preserve">AI </w:t>
+      </w:r>
+      <w:proofErr w:type="spellStart"/>
+      <w:r>
+        <w:rPr>
+          <w:rStyle w:val="ng-star-inserted"/>
+          <w:rFonts w:ascii="Google Sans Text" w:hAnsi="Google Sans Text"/>
+          <w:color w:val="303030"/>
+          <w:sz w:val="21"/>
+          <w:szCs w:val="21"/>
+        </w:rPr>
+        <w:t>není</w:t>
+      </w:r>
+      <w:proofErr w:type="spellEnd"/>
+      <w:r>
+        <w:rPr>
+          <w:rStyle w:val="ng-star-inserted"/>
+          <w:rFonts w:ascii="Google Sans Text" w:hAnsi="Google Sans Text"/>
+          <w:color w:val="303030"/>
+          <w:sz w:val="21"/>
+          <w:szCs w:val="21"/>
+        </w:rPr>
+        <w:t xml:space="preserve"> </w:t>
+      </w:r>
+      <w:proofErr w:type="spellStart"/>
+      <w:r>
+        <w:rPr>
+          <w:rStyle w:val="ng-star-inserted"/>
+          <w:rFonts w:ascii="Google Sans Text" w:hAnsi="Google Sans Text"/>
+          <w:color w:val="303030"/>
+          <w:sz w:val="21"/>
+          <w:szCs w:val="21"/>
+        </w:rPr>
+        <w:t>jen</w:t>
+      </w:r>
+      <w:r>
+        <w:rPr>
+          <w:rStyle w:val="ng-star-inserted"/>
+          <w:rFonts w:ascii="Google Sans Text" w:hAnsi="Google Sans Text"/>
+          <w:color w:val="303030"/>
+          <w:sz w:val="21"/>
+          <w:szCs w:val="21"/>
+        </w:rPr>
+        <w:t>om</w:t>
+      </w:r>
+      <w:proofErr w:type="spellEnd"/>
+      <w:r>
+        <w:rPr>
+          <w:rStyle w:val="ng-star-inserted"/>
+          <w:rFonts w:ascii="Google Sans Text" w:hAnsi="Google Sans Text"/>
+          <w:color w:val="303030"/>
+          <w:sz w:val="21"/>
+          <w:szCs w:val="21"/>
+        </w:rPr>
+        <w:t xml:space="preserve"> </w:t>
+      </w:r>
+      <w:proofErr w:type="spellStart"/>
+      <w:r>
+        <w:rPr>
+          <w:rStyle w:val="ng-star-inserted"/>
+          <w:rFonts w:ascii="Google Sans Text" w:hAnsi="Google Sans Text"/>
+          <w:color w:val="303030"/>
+          <w:sz w:val="21"/>
+          <w:szCs w:val="21"/>
+        </w:rPr>
+        <w:t>další</w:t>
+      </w:r>
+      <w:r>
+        <w:rPr>
+          <w:rStyle w:val="ng-star-inserted"/>
+          <w:rFonts w:ascii="Google Sans Text" w:hAnsi="Google Sans Text"/>
+          <w:color w:val="303030"/>
+          <w:sz w:val="21"/>
+          <w:szCs w:val="21"/>
+        </w:rPr>
+        <w:t>m</w:t>
+      </w:r>
+      <w:proofErr w:type="spellEnd"/>
+      <w:r>
+        <w:rPr>
+          <w:rStyle w:val="ng-star-inserted"/>
+          <w:rFonts w:ascii="Google Sans Text" w:hAnsi="Google Sans Text"/>
+          <w:color w:val="303030"/>
+          <w:sz w:val="21"/>
+          <w:szCs w:val="21"/>
+        </w:rPr>
+        <w:t xml:space="preserve"> </w:t>
+      </w:r>
+      <w:proofErr w:type="spellStart"/>
+      <w:r>
+        <w:rPr>
+          <w:rStyle w:val="ng-star-inserted"/>
+          <w:rFonts w:ascii="Google Sans Text" w:hAnsi="Google Sans Text"/>
+          <w:color w:val="303030"/>
+          <w:sz w:val="21"/>
+          <w:szCs w:val="21"/>
+        </w:rPr>
+        <w:t>nástroj</w:t>
+      </w:r>
+      <w:r>
+        <w:rPr>
+          <w:rStyle w:val="ng-star-inserted"/>
+          <w:rFonts w:ascii="Google Sans Text" w:hAnsi="Google Sans Text"/>
+          <w:color w:val="303030"/>
+          <w:sz w:val="21"/>
+          <w:szCs w:val="21"/>
+        </w:rPr>
+        <w:t>em</w:t>
+      </w:r>
+      <w:proofErr w:type="spellEnd"/>
+      <w:r>
+        <w:rPr>
+          <w:rStyle w:val="ng-star-inserted"/>
+          <w:rFonts w:ascii="Google Sans Text" w:hAnsi="Google Sans Text"/>
+          <w:color w:val="303030"/>
+          <w:sz w:val="21"/>
+          <w:szCs w:val="21"/>
+        </w:rPr>
+        <w:t xml:space="preserve">, ale </w:t>
+      </w:r>
+      <w:proofErr w:type="spellStart"/>
+      <w:r>
+        <w:rPr>
+          <w:rStyle w:val="ng-star-inserted"/>
+          <w:rFonts w:ascii="Google Sans Text" w:hAnsi="Google Sans Text"/>
+          <w:color w:val="303030"/>
+          <w:sz w:val="21"/>
+          <w:szCs w:val="21"/>
+        </w:rPr>
+        <w:t>technologick</w:t>
+      </w:r>
+      <w:r>
+        <w:rPr>
+          <w:rStyle w:val="ng-star-inserted"/>
+          <w:rFonts w:ascii="Google Sans Text" w:hAnsi="Google Sans Text"/>
+          <w:color w:val="303030"/>
+          <w:sz w:val="21"/>
+          <w:szCs w:val="21"/>
+        </w:rPr>
+        <w:t>ou</w:t>
+      </w:r>
+      <w:proofErr w:type="spellEnd"/>
+      <w:r>
+        <w:rPr>
+          <w:rStyle w:val="ng-star-inserted"/>
+          <w:rFonts w:ascii="Google Sans Text" w:hAnsi="Google Sans Text"/>
+          <w:color w:val="303030"/>
+          <w:sz w:val="21"/>
+          <w:szCs w:val="21"/>
+        </w:rPr>
+        <w:t xml:space="preserve"> </w:t>
+      </w:r>
+      <w:proofErr w:type="spellStart"/>
+      <w:r>
+        <w:rPr>
+          <w:rStyle w:val="ng-star-inserted"/>
+          <w:rFonts w:ascii="Google Sans Text" w:hAnsi="Google Sans Text"/>
+          <w:color w:val="303030"/>
+          <w:sz w:val="21"/>
+          <w:szCs w:val="21"/>
+        </w:rPr>
+        <w:t>změ</w:t>
+      </w:r>
+      <w:r>
+        <w:rPr>
+          <w:rStyle w:val="ng-star-inserted"/>
+          <w:rFonts w:ascii="Google Sans Text" w:hAnsi="Google Sans Text"/>
+          <w:color w:val="303030"/>
+          <w:sz w:val="21"/>
+          <w:szCs w:val="21"/>
+        </w:rPr>
+        <w:t>nou</w:t>
+      </w:r>
+      <w:proofErr w:type="spellEnd"/>
+      <w:r>
+        <w:rPr>
+          <w:rStyle w:val="ng-star-inserted"/>
+          <w:rFonts w:ascii="Google Sans Text" w:hAnsi="Google Sans Text"/>
+          <w:color w:val="303030"/>
+          <w:sz w:val="21"/>
+          <w:szCs w:val="21"/>
+        </w:rPr>
+        <w:t xml:space="preserve">, </w:t>
+      </w:r>
+      <w:proofErr w:type="spellStart"/>
+      <w:r>
+        <w:rPr>
+          <w:rStyle w:val="ng-star-inserted"/>
+          <w:rFonts w:ascii="Google Sans Text" w:hAnsi="Google Sans Text"/>
+          <w:color w:val="303030"/>
+          <w:sz w:val="21"/>
+          <w:szCs w:val="21"/>
+        </w:rPr>
+        <w:t>která</w:t>
+      </w:r>
+      <w:proofErr w:type="spellEnd"/>
+      <w:r>
+        <w:rPr>
+          <w:rStyle w:val="ng-star-inserted"/>
+          <w:rFonts w:ascii="Google Sans Text" w:hAnsi="Google Sans Text"/>
+          <w:color w:val="303030"/>
+          <w:sz w:val="21"/>
+          <w:szCs w:val="21"/>
+        </w:rPr>
+        <w:t xml:space="preserve"> </w:t>
+      </w:r>
+      <w:proofErr w:type="spellStart"/>
+      <w:r>
+        <w:rPr>
+          <w:rStyle w:val="ng-star-inserted"/>
+          <w:rFonts w:ascii="Google Sans Text" w:hAnsi="Google Sans Text"/>
+          <w:color w:val="303030"/>
+          <w:sz w:val="21"/>
+          <w:szCs w:val="21"/>
+        </w:rPr>
+        <w:t>podle</w:t>
+      </w:r>
+      <w:proofErr w:type="spellEnd"/>
+      <w:r>
+        <w:rPr>
+          <w:rStyle w:val="ng-star-inserted"/>
+          <w:rFonts w:ascii="Google Sans Text" w:hAnsi="Google Sans Text"/>
+          <w:color w:val="303030"/>
+          <w:sz w:val="21"/>
+          <w:szCs w:val="21"/>
+        </w:rPr>
+        <w:t xml:space="preserve"> </w:t>
+      </w:r>
+      <w:proofErr w:type="spellStart"/>
+      <w:r>
+        <w:rPr>
+          <w:rStyle w:val="ng-star-inserted"/>
+          <w:rFonts w:ascii="Google Sans Text" w:hAnsi="Google Sans Text"/>
+          <w:color w:val="303030"/>
+          <w:sz w:val="21"/>
+          <w:szCs w:val="21"/>
+        </w:rPr>
+        <w:t>Beckera</w:t>
+      </w:r>
+      <w:proofErr w:type="spellEnd"/>
+      <w:r>
+        <w:rPr>
+          <w:rStyle w:val="ng-star-inserted"/>
+          <w:rFonts w:ascii="Google Sans Text" w:hAnsi="Google Sans Text"/>
+          <w:color w:val="303030"/>
+          <w:sz w:val="21"/>
+          <w:szCs w:val="21"/>
+        </w:rPr>
+        <w:t xml:space="preserve"> </w:t>
+      </w:r>
+      <w:proofErr w:type="spellStart"/>
+      <w:r>
+        <w:rPr>
+          <w:rStyle w:val="ng-star-inserted"/>
+          <w:rFonts w:ascii="Google Sans Text" w:hAnsi="Google Sans Text"/>
+          <w:color w:val="303030"/>
+          <w:sz w:val="21"/>
+          <w:szCs w:val="21"/>
+        </w:rPr>
+        <w:t>historicky</w:t>
+      </w:r>
+      <w:proofErr w:type="spellEnd"/>
+      <w:r>
+        <w:rPr>
+          <w:rStyle w:val="ng-star-inserted"/>
+          <w:rFonts w:ascii="Google Sans Text" w:hAnsi="Google Sans Text"/>
+          <w:color w:val="303030"/>
+          <w:sz w:val="21"/>
+          <w:szCs w:val="21"/>
+        </w:rPr>
+        <w:t xml:space="preserve"> </w:t>
+      </w:r>
+      <w:proofErr w:type="spellStart"/>
+      <w:r>
+        <w:rPr>
+          <w:rStyle w:val="ng-star-inserted"/>
+          <w:rFonts w:ascii="Google Sans Text" w:hAnsi="Google Sans Text"/>
+          <w:color w:val="303030"/>
+          <w:sz w:val="21"/>
+          <w:szCs w:val="21"/>
+        </w:rPr>
+        <w:t>vede</w:t>
+      </w:r>
+      <w:proofErr w:type="spellEnd"/>
+      <w:r>
+        <w:rPr>
+          <w:rStyle w:val="ng-star-inserted"/>
+          <w:rFonts w:ascii="Google Sans Text" w:hAnsi="Google Sans Text"/>
+          <w:color w:val="303030"/>
+          <w:sz w:val="21"/>
+          <w:szCs w:val="21"/>
+        </w:rPr>
+        <w:t xml:space="preserve"> k </w:t>
+      </w:r>
+      <w:proofErr w:type="spellStart"/>
+      <w:r>
+        <w:rPr>
+          <w:rStyle w:val="ng-star-inserted"/>
+          <w:rFonts w:ascii="Google Sans Text" w:hAnsi="Google Sans Text"/>
+          <w:color w:val="303030"/>
+          <w:sz w:val="21"/>
+          <w:szCs w:val="21"/>
+        </w:rPr>
+        <w:t>posunu</w:t>
+      </w:r>
+      <w:proofErr w:type="spellEnd"/>
+      <w:r>
+        <w:rPr>
+          <w:rStyle w:val="ng-star-inserted"/>
+          <w:rFonts w:ascii="Google Sans Text" w:hAnsi="Google Sans Text"/>
+          <w:color w:val="303030"/>
+          <w:sz w:val="21"/>
+          <w:szCs w:val="21"/>
+        </w:rPr>
+        <w:t xml:space="preserve"> </w:t>
+      </w:r>
+      <w:proofErr w:type="spellStart"/>
+      <w:r>
+        <w:rPr>
+          <w:rStyle w:val="ng-star-inserted"/>
+          <w:rFonts w:ascii="Google Sans Text" w:hAnsi="Google Sans Text"/>
+          <w:color w:val="303030"/>
+          <w:sz w:val="21"/>
+          <w:szCs w:val="21"/>
+        </w:rPr>
+        <w:t>poptávky</w:t>
+      </w:r>
+      <w:proofErr w:type="spellEnd"/>
+      <w:r>
+        <w:rPr>
+          <w:rStyle w:val="ng-star-inserted"/>
+          <w:rFonts w:ascii="Google Sans Text" w:hAnsi="Google Sans Text"/>
+          <w:color w:val="303030"/>
+          <w:sz w:val="21"/>
+          <w:szCs w:val="21"/>
+        </w:rPr>
+        <w:t xml:space="preserve"> </w:t>
+      </w:r>
+      <w:proofErr w:type="spellStart"/>
+      <w:r>
+        <w:rPr>
+          <w:rStyle w:val="ng-star-inserted"/>
+          <w:rFonts w:ascii="Google Sans Text" w:hAnsi="Google Sans Text"/>
+          <w:color w:val="303030"/>
+          <w:sz w:val="21"/>
+          <w:szCs w:val="21"/>
+        </w:rPr>
+        <w:t>směrem</w:t>
+      </w:r>
+      <w:proofErr w:type="spellEnd"/>
+      <w:r>
+        <w:rPr>
+          <w:rStyle w:val="ng-star-inserted"/>
+          <w:rFonts w:ascii="Google Sans Text" w:hAnsi="Google Sans Text"/>
+          <w:color w:val="303030"/>
+          <w:sz w:val="21"/>
+          <w:szCs w:val="21"/>
+        </w:rPr>
+        <w:t xml:space="preserve"> k </w:t>
+      </w:r>
+      <w:proofErr w:type="spellStart"/>
+      <w:r>
+        <w:rPr>
+          <w:rStyle w:val="ng-star-inserted"/>
+          <w:rFonts w:ascii="Google Sans Text" w:hAnsi="Google Sans Text"/>
+          <w:color w:val="303030"/>
+          <w:sz w:val="21"/>
+          <w:szCs w:val="21"/>
+        </w:rPr>
+        <w:t>vysoce</w:t>
+      </w:r>
+      <w:proofErr w:type="spellEnd"/>
+      <w:r>
+        <w:rPr>
+          <w:rStyle w:val="ng-star-inserted"/>
+          <w:rFonts w:ascii="Google Sans Text" w:hAnsi="Google Sans Text"/>
+          <w:color w:val="303030"/>
+          <w:sz w:val="21"/>
+          <w:szCs w:val="21"/>
+        </w:rPr>
+        <w:t xml:space="preserve"> </w:t>
+      </w:r>
+      <w:proofErr w:type="spellStart"/>
+      <w:r>
+        <w:rPr>
+          <w:rStyle w:val="ng-star-inserted"/>
+          <w:rFonts w:ascii="Google Sans Text" w:hAnsi="Google Sans Text"/>
+          <w:color w:val="303030"/>
+          <w:sz w:val="21"/>
+          <w:szCs w:val="21"/>
+        </w:rPr>
+        <w:t>kvalifikované</w:t>
+      </w:r>
+      <w:proofErr w:type="spellEnd"/>
+      <w:r>
+        <w:rPr>
+          <w:rStyle w:val="ng-star-inserted"/>
+          <w:rFonts w:ascii="Google Sans Text" w:hAnsi="Google Sans Text"/>
+          <w:color w:val="303030"/>
+          <w:sz w:val="21"/>
+          <w:szCs w:val="21"/>
+        </w:rPr>
+        <w:t xml:space="preserve"> </w:t>
+      </w:r>
+      <w:proofErr w:type="spellStart"/>
+      <w:r>
+        <w:rPr>
+          <w:rStyle w:val="ng-star-inserted"/>
+          <w:rFonts w:ascii="Google Sans Text" w:hAnsi="Google Sans Text"/>
+          <w:color w:val="303030"/>
+          <w:sz w:val="21"/>
+          <w:szCs w:val="21"/>
+        </w:rPr>
+        <w:t>pracovní</w:t>
+      </w:r>
+      <w:proofErr w:type="spellEnd"/>
+      <w:r>
+        <w:rPr>
+          <w:rStyle w:val="ng-star-inserted"/>
+          <w:rFonts w:ascii="Google Sans Text" w:hAnsi="Google Sans Text"/>
+          <w:color w:val="303030"/>
+          <w:sz w:val="21"/>
+          <w:szCs w:val="21"/>
+        </w:rPr>
+        <w:t xml:space="preserve"> </w:t>
+      </w:r>
+      <w:proofErr w:type="spellStart"/>
+      <w:r>
+        <w:rPr>
+          <w:rStyle w:val="ng-star-inserted"/>
+          <w:rFonts w:ascii="Google Sans Text" w:hAnsi="Google Sans Text"/>
+          <w:color w:val="303030"/>
+          <w:sz w:val="21"/>
+          <w:szCs w:val="21"/>
+        </w:rPr>
+        <w:t>síle</w:t>
+      </w:r>
+      <w:proofErr w:type="spellEnd"/>
+      <w:r>
+        <w:rPr>
+          <w:rStyle w:val="ng-star-inserted"/>
+          <w:rFonts w:ascii="Google Sans Text" w:hAnsi="Google Sans Text"/>
+          <w:color w:val="303030"/>
+          <w:sz w:val="21"/>
+          <w:szCs w:val="21"/>
+        </w:rPr>
+        <w:t>.</w:t>
+      </w:r>
+    </w:p>
+    <w:p>
+      <w:pPr>
+        <w:pStyle w:val="paragraph"/>
         <w:numPr>
           <w:ilvl w:val="0"/>
-          <w:numId w:val="25"/>
+          <w:numId w:val="45"/>
         </w:numPr>
-        <w:spacing w:before="100" w:beforeAutospacing="1" w:after="100" w:afterAutospacing="1"/>
-        <w:rPr>
-          <w:rFonts w:ascii="Times New Roman" w:eastAsia="Times New Roman" w:hAnsi="Times New Roman" w:cs="Times New Roman"/>
-          <w:noProof/>
-          <w:color w:val="EE0000"/>
-          <w:lang w:eastAsia="cs-CZ"/>
-        </w:rPr>
-      </w:pPr>
-      <w:r>
-        <w:rPr>
-          <w:rFonts w:ascii="Times New Roman" w:eastAsia="Times New Roman" w:hAnsi="Times New Roman" w:cs="Times New Roman"/>
-          <w:noProof/>
-          <w:color w:val="EE0000"/>
-          <w:lang w:eastAsia="cs-CZ"/>
-        </w:rPr>
-        <w:lastRenderedPageBreak/>
-        <w:t>Teoretický přínos (rozšíření teorie lidského kapitálu o AI dovednosti)</w:t>
-      </w:r>
-    </w:p>
-    <w:p>
-      <w:pPr>
+        <w:shd w:val="clear" w:color="auto" w:fill="FFFFFF"/>
+        <w:rPr>
+          <w:rFonts w:ascii="Google Sans Text" w:hAnsi="Google Sans Text"/>
+          <w:color w:val="303030"/>
+          <w:sz w:val="21"/>
+          <w:szCs w:val="21"/>
+        </w:rPr>
+      </w:pPr>
+      <w:proofErr w:type="spellStart"/>
+      <w:r>
+        <w:rPr>
+          <w:rFonts w:ascii="Google Sans Text" w:hAnsi="Google Sans Text"/>
+          <w:b/>
+          <w:bCs/>
+          <w:color w:val="303030"/>
+          <w:sz w:val="21"/>
+          <w:szCs w:val="21"/>
+        </w:rPr>
+        <w:t>Obecný</w:t>
+      </w:r>
+      <w:proofErr w:type="spellEnd"/>
+      <w:r>
+        <w:rPr>
+          <w:rFonts w:ascii="Google Sans Text" w:hAnsi="Google Sans Text"/>
+          <w:b/>
+          <w:bCs/>
+          <w:color w:val="303030"/>
+          <w:sz w:val="21"/>
+          <w:szCs w:val="21"/>
+        </w:rPr>
+        <w:t xml:space="preserve"> </w:t>
+      </w:r>
+      <w:proofErr w:type="spellStart"/>
+      <w:r>
+        <w:rPr>
+          <w:rFonts w:ascii="Google Sans Text" w:hAnsi="Google Sans Text"/>
+          <w:b/>
+          <w:bCs/>
+          <w:color w:val="303030"/>
+          <w:sz w:val="21"/>
+          <w:szCs w:val="21"/>
+        </w:rPr>
+        <w:t>trénink</w:t>
+      </w:r>
+      <w:proofErr w:type="spellEnd"/>
+      <w:r>
+        <w:rPr>
+          <w:rFonts w:ascii="Google Sans Text" w:hAnsi="Google Sans Text"/>
+          <w:b/>
+          <w:bCs/>
+          <w:color w:val="303030"/>
+          <w:sz w:val="21"/>
+          <w:szCs w:val="21"/>
+        </w:rPr>
+        <w:t xml:space="preserve"> (General Training):</w:t>
+      </w:r>
+      <w:r>
+        <w:rPr>
+          <w:rStyle w:val="ng-star-inserted"/>
+          <w:rFonts w:ascii="Google Sans Text" w:hAnsi="Google Sans Text"/>
+          <w:color w:val="303030"/>
+          <w:sz w:val="21"/>
+          <w:szCs w:val="21"/>
+        </w:rPr>
+        <w:t xml:space="preserve"> </w:t>
+      </w:r>
+      <w:proofErr w:type="spellStart"/>
+      <w:r>
+        <w:rPr>
+          <w:rStyle w:val="ng-star-inserted"/>
+          <w:rFonts w:ascii="Google Sans Text" w:hAnsi="Google Sans Text"/>
+          <w:color w:val="303030"/>
+          <w:sz w:val="21"/>
+          <w:szCs w:val="21"/>
+        </w:rPr>
+        <w:t>Znalost</w:t>
+      </w:r>
+      <w:proofErr w:type="spellEnd"/>
+      <w:r>
+        <w:rPr>
+          <w:rStyle w:val="ng-star-inserted"/>
+          <w:rFonts w:ascii="Google Sans Text" w:hAnsi="Google Sans Text"/>
+          <w:color w:val="303030"/>
+          <w:sz w:val="21"/>
+          <w:szCs w:val="21"/>
+        </w:rPr>
+        <w:t xml:space="preserve"> </w:t>
+      </w:r>
+      <w:proofErr w:type="spellStart"/>
+      <w:r>
+        <w:rPr>
+          <w:rStyle w:val="ng-star-inserted"/>
+          <w:rFonts w:ascii="Google Sans Text" w:hAnsi="Google Sans Text"/>
+          <w:color w:val="303030"/>
+          <w:sz w:val="21"/>
+          <w:szCs w:val="21"/>
+        </w:rPr>
+        <w:t>standardních</w:t>
+      </w:r>
+      <w:proofErr w:type="spellEnd"/>
+      <w:r>
+        <w:rPr>
+          <w:rStyle w:val="ng-star-inserted"/>
+          <w:rFonts w:ascii="Google Sans Text" w:hAnsi="Google Sans Text"/>
+          <w:color w:val="303030"/>
+          <w:sz w:val="21"/>
+          <w:szCs w:val="21"/>
+        </w:rPr>
+        <w:t xml:space="preserve"> AI </w:t>
+      </w:r>
+      <w:proofErr w:type="spellStart"/>
+      <w:r>
+        <w:rPr>
+          <w:rStyle w:val="ng-star-inserted"/>
+          <w:rFonts w:ascii="Google Sans Text" w:hAnsi="Google Sans Text"/>
+          <w:color w:val="303030"/>
+          <w:sz w:val="21"/>
+          <w:szCs w:val="21"/>
+        </w:rPr>
+        <w:t>frameworků</w:t>
+      </w:r>
+      <w:proofErr w:type="spellEnd"/>
+      <w:r>
+        <w:rPr>
+          <w:rStyle w:val="ng-star-inserted"/>
+          <w:rFonts w:ascii="Google Sans Text" w:hAnsi="Google Sans Text"/>
+          <w:color w:val="303030"/>
+          <w:sz w:val="21"/>
+          <w:szCs w:val="21"/>
+        </w:rPr>
+        <w:t xml:space="preserve"> (</w:t>
+      </w:r>
+      <w:proofErr w:type="spellStart"/>
+      <w:r>
+        <w:rPr>
+          <w:rStyle w:val="ng-star-inserted"/>
+          <w:rFonts w:ascii="Google Sans Text" w:hAnsi="Google Sans Text"/>
+          <w:color w:val="303030"/>
+          <w:sz w:val="21"/>
+          <w:szCs w:val="21"/>
+        </w:rPr>
+        <w:t>např</w:t>
+      </w:r>
+      <w:proofErr w:type="spellEnd"/>
+      <w:r>
+        <w:rPr>
+          <w:rStyle w:val="ng-star-inserted"/>
+          <w:rFonts w:ascii="Google Sans Text" w:hAnsi="Google Sans Text"/>
+          <w:color w:val="303030"/>
+          <w:sz w:val="21"/>
+          <w:szCs w:val="21"/>
+        </w:rPr>
+        <w:t xml:space="preserve">. </w:t>
+      </w:r>
+      <w:proofErr w:type="spellStart"/>
+      <w:r>
+        <w:rPr>
+          <w:rStyle w:val="ng-star-inserted"/>
+          <w:rFonts w:ascii="Google Sans Text" w:hAnsi="Google Sans Text"/>
+          <w:color w:val="303030"/>
+          <w:sz w:val="21"/>
+          <w:szCs w:val="21"/>
+        </w:rPr>
+        <w:t>PyTorch</w:t>
+      </w:r>
+      <w:proofErr w:type="spellEnd"/>
+      <w:r>
+        <w:rPr>
+          <w:rStyle w:val="ng-star-inserted"/>
+          <w:rFonts w:ascii="Google Sans Text" w:hAnsi="Google Sans Text"/>
+          <w:color w:val="303030"/>
+          <w:sz w:val="21"/>
+          <w:szCs w:val="21"/>
+        </w:rPr>
+        <w:t xml:space="preserve">, TensorFlow) je </w:t>
+      </w:r>
+      <w:proofErr w:type="spellStart"/>
+      <w:r>
+        <w:rPr>
+          <w:rStyle w:val="ng-star-inserted"/>
+          <w:rFonts w:ascii="Google Sans Text" w:hAnsi="Google Sans Text"/>
+          <w:color w:val="303030"/>
+          <w:sz w:val="21"/>
+          <w:szCs w:val="21"/>
+        </w:rPr>
+        <w:t>přenositelná</w:t>
+      </w:r>
+      <w:proofErr w:type="spellEnd"/>
+      <w:r>
+        <w:rPr>
+          <w:rStyle w:val="ng-star-inserted"/>
+          <w:rFonts w:ascii="Google Sans Text" w:hAnsi="Google Sans Text"/>
+          <w:color w:val="303030"/>
+          <w:sz w:val="21"/>
+          <w:szCs w:val="21"/>
+        </w:rPr>
+        <w:t xml:space="preserve"> </w:t>
+      </w:r>
+      <w:proofErr w:type="spellStart"/>
+      <w:r>
+        <w:rPr>
+          <w:rStyle w:val="ng-star-inserted"/>
+          <w:rFonts w:ascii="Google Sans Text" w:hAnsi="Google Sans Text"/>
+          <w:color w:val="303030"/>
+          <w:sz w:val="21"/>
+          <w:szCs w:val="21"/>
+        </w:rPr>
+        <w:t>mezi</w:t>
+      </w:r>
+      <w:proofErr w:type="spellEnd"/>
+      <w:r>
+        <w:rPr>
+          <w:rStyle w:val="ng-star-inserted"/>
+          <w:rFonts w:ascii="Google Sans Text" w:hAnsi="Google Sans Text"/>
+          <w:color w:val="303030"/>
+          <w:sz w:val="21"/>
+          <w:szCs w:val="21"/>
+        </w:rPr>
+        <w:t xml:space="preserve"> </w:t>
+      </w:r>
+      <w:proofErr w:type="spellStart"/>
+      <w:r>
+        <w:rPr>
+          <w:rStyle w:val="ng-star-inserted"/>
+          <w:rFonts w:ascii="Google Sans Text" w:hAnsi="Google Sans Text"/>
+          <w:color w:val="303030"/>
+          <w:sz w:val="21"/>
+          <w:szCs w:val="21"/>
+        </w:rPr>
+        <w:t>firmami</w:t>
+      </w:r>
+      <w:proofErr w:type="spellEnd"/>
+      <w:r>
+        <w:rPr>
+          <w:rStyle w:val="ng-star-inserted"/>
+          <w:rFonts w:ascii="Google Sans Text" w:hAnsi="Google Sans Text"/>
+          <w:color w:val="303030"/>
+          <w:sz w:val="21"/>
+          <w:szCs w:val="21"/>
+        </w:rPr>
+        <w:t xml:space="preserve">. </w:t>
+      </w:r>
+      <w:proofErr w:type="spellStart"/>
+      <w:r>
+        <w:rPr>
+          <w:rStyle w:val="ng-star-inserted"/>
+          <w:rFonts w:ascii="Google Sans Text" w:hAnsi="Google Sans Text"/>
+          <w:color w:val="303030"/>
+          <w:sz w:val="21"/>
+          <w:szCs w:val="21"/>
+        </w:rPr>
+        <w:t>Podle</w:t>
+      </w:r>
+      <w:proofErr w:type="spellEnd"/>
+      <w:r>
+        <w:rPr>
+          <w:rStyle w:val="ng-star-inserted"/>
+          <w:rFonts w:ascii="Google Sans Text" w:hAnsi="Google Sans Text"/>
+          <w:color w:val="303030"/>
+          <w:sz w:val="21"/>
+          <w:szCs w:val="21"/>
+        </w:rPr>
+        <w:t xml:space="preserve"> </w:t>
+      </w:r>
+      <w:proofErr w:type="spellStart"/>
+      <w:r>
+        <w:rPr>
+          <w:rStyle w:val="ng-star-inserted"/>
+          <w:rFonts w:ascii="Google Sans Text" w:hAnsi="Google Sans Text"/>
+          <w:color w:val="303030"/>
+          <w:sz w:val="21"/>
+          <w:szCs w:val="21"/>
+        </w:rPr>
+        <w:t>Beckera</w:t>
+      </w:r>
+      <w:proofErr w:type="spellEnd"/>
+      <w:r>
+        <w:rPr>
+          <w:rStyle w:val="ng-star-inserted"/>
+          <w:rFonts w:ascii="Google Sans Text" w:hAnsi="Google Sans Text"/>
+          <w:color w:val="303030"/>
+          <w:sz w:val="21"/>
+          <w:szCs w:val="21"/>
+        </w:rPr>
+        <w:t xml:space="preserve"> by </w:t>
+      </w:r>
+      <w:proofErr w:type="spellStart"/>
+      <w:r>
+        <w:rPr>
+          <w:rStyle w:val="ng-star-inserted"/>
+          <w:rFonts w:ascii="Google Sans Text" w:hAnsi="Google Sans Text"/>
+          <w:color w:val="303030"/>
+          <w:sz w:val="21"/>
+          <w:szCs w:val="21"/>
+        </w:rPr>
+        <w:t>náklady</w:t>
+      </w:r>
+      <w:proofErr w:type="spellEnd"/>
+      <w:r>
+        <w:rPr>
+          <w:rStyle w:val="ng-star-inserted"/>
+          <w:rFonts w:ascii="Google Sans Text" w:hAnsi="Google Sans Text"/>
+          <w:color w:val="303030"/>
+          <w:sz w:val="21"/>
+          <w:szCs w:val="21"/>
+        </w:rPr>
+        <w:t xml:space="preserve"> </w:t>
+      </w:r>
+      <w:proofErr w:type="spellStart"/>
+      <w:r>
+        <w:rPr>
+          <w:rStyle w:val="ng-star-inserted"/>
+          <w:rFonts w:ascii="Google Sans Text" w:hAnsi="Google Sans Text"/>
+          <w:color w:val="303030"/>
+          <w:sz w:val="21"/>
+          <w:szCs w:val="21"/>
+        </w:rPr>
+        <w:t>na</w:t>
+      </w:r>
+      <w:proofErr w:type="spellEnd"/>
+      <w:r>
+        <w:rPr>
+          <w:rStyle w:val="ng-star-inserted"/>
+          <w:rFonts w:ascii="Google Sans Text" w:hAnsi="Google Sans Text"/>
+          <w:color w:val="303030"/>
+          <w:sz w:val="21"/>
+          <w:szCs w:val="21"/>
+        </w:rPr>
+        <w:t xml:space="preserve"> </w:t>
+      </w:r>
+      <w:proofErr w:type="spellStart"/>
+      <w:r>
+        <w:rPr>
+          <w:rStyle w:val="ng-star-inserted"/>
+          <w:rFonts w:ascii="Google Sans Text" w:hAnsi="Google Sans Text"/>
+          <w:color w:val="303030"/>
+          <w:sz w:val="21"/>
+          <w:szCs w:val="21"/>
+        </w:rPr>
+        <w:t>tento</w:t>
+      </w:r>
+      <w:proofErr w:type="spellEnd"/>
+      <w:r>
+        <w:rPr>
+          <w:rStyle w:val="ng-star-inserted"/>
+          <w:rFonts w:ascii="Google Sans Text" w:hAnsi="Google Sans Text"/>
+          <w:color w:val="303030"/>
+          <w:sz w:val="21"/>
+          <w:szCs w:val="21"/>
+        </w:rPr>
+        <w:t xml:space="preserve"> </w:t>
+      </w:r>
+      <w:proofErr w:type="spellStart"/>
+      <w:r>
+        <w:rPr>
+          <w:rStyle w:val="ng-star-inserted"/>
+          <w:rFonts w:ascii="Google Sans Text" w:hAnsi="Google Sans Text"/>
+          <w:color w:val="303030"/>
+          <w:sz w:val="21"/>
+          <w:szCs w:val="21"/>
+        </w:rPr>
+        <w:t>trénink</w:t>
+      </w:r>
+      <w:proofErr w:type="spellEnd"/>
+      <w:r>
+        <w:rPr>
+          <w:rStyle w:val="ng-star-inserted"/>
+          <w:rFonts w:ascii="Google Sans Text" w:hAnsi="Google Sans Text"/>
+          <w:color w:val="303030"/>
+          <w:sz w:val="21"/>
+          <w:szCs w:val="21"/>
+        </w:rPr>
+        <w:t xml:space="preserve"> </w:t>
+      </w:r>
+      <w:proofErr w:type="spellStart"/>
+      <w:r>
+        <w:rPr>
+          <w:rStyle w:val="ng-star-inserted"/>
+          <w:rFonts w:ascii="Google Sans Text" w:hAnsi="Google Sans Text"/>
+          <w:color w:val="303030"/>
+          <w:sz w:val="21"/>
+          <w:szCs w:val="21"/>
+        </w:rPr>
+        <w:t>měl</w:t>
+      </w:r>
+      <w:proofErr w:type="spellEnd"/>
+      <w:r>
+        <w:rPr>
+          <w:rStyle w:val="ng-star-inserted"/>
+          <w:rFonts w:ascii="Google Sans Text" w:hAnsi="Google Sans Text"/>
+          <w:color w:val="303030"/>
+          <w:sz w:val="21"/>
+          <w:szCs w:val="21"/>
+        </w:rPr>
+        <w:t xml:space="preserve"> </w:t>
+      </w:r>
+      <w:proofErr w:type="spellStart"/>
+      <w:r>
+        <w:rPr>
+          <w:rStyle w:val="ng-star-inserted"/>
+          <w:rFonts w:ascii="Google Sans Text" w:hAnsi="Google Sans Text"/>
+          <w:color w:val="303030"/>
+          <w:sz w:val="21"/>
+          <w:szCs w:val="21"/>
+        </w:rPr>
+        <w:t>nést</w:t>
+      </w:r>
+      <w:proofErr w:type="spellEnd"/>
+      <w:r>
+        <w:rPr>
+          <w:rStyle w:val="ng-star-inserted"/>
+          <w:rFonts w:ascii="Google Sans Text" w:hAnsi="Google Sans Text"/>
+          <w:color w:val="303030"/>
+          <w:sz w:val="21"/>
+          <w:szCs w:val="21"/>
+        </w:rPr>
+        <w:t xml:space="preserve"> </w:t>
+      </w:r>
+      <w:proofErr w:type="spellStart"/>
+      <w:r>
+        <w:rPr>
+          <w:rStyle w:val="ng-star-inserted"/>
+          <w:rFonts w:ascii="Google Sans Text" w:hAnsi="Google Sans Text"/>
+          <w:color w:val="303030"/>
+          <w:sz w:val="21"/>
+          <w:szCs w:val="21"/>
+        </w:rPr>
+        <w:t>zaměstnanec</w:t>
+      </w:r>
+      <w:proofErr w:type="spellEnd"/>
+      <w:r>
+        <w:rPr>
+          <w:rStyle w:val="ng-star-inserted"/>
+          <w:rFonts w:ascii="Google Sans Text" w:hAnsi="Google Sans Text"/>
+          <w:color w:val="303030"/>
+          <w:sz w:val="21"/>
+          <w:szCs w:val="21"/>
+        </w:rPr>
+        <w:t xml:space="preserve"> (</w:t>
+      </w:r>
+      <w:proofErr w:type="spellStart"/>
+      <w:r>
+        <w:rPr>
+          <w:rStyle w:val="ng-star-inserted"/>
+          <w:rFonts w:ascii="Google Sans Text" w:hAnsi="Google Sans Text"/>
+          <w:color w:val="303030"/>
+          <w:sz w:val="21"/>
+          <w:szCs w:val="21"/>
+        </w:rPr>
+        <w:t>např</w:t>
+      </w:r>
+      <w:proofErr w:type="spellEnd"/>
+      <w:r>
+        <w:rPr>
+          <w:rStyle w:val="ng-star-inserted"/>
+          <w:rFonts w:ascii="Google Sans Text" w:hAnsi="Google Sans Text"/>
+          <w:color w:val="303030"/>
+          <w:sz w:val="21"/>
+          <w:szCs w:val="21"/>
+        </w:rPr>
+        <w:t xml:space="preserve">. </w:t>
+      </w:r>
+      <w:proofErr w:type="spellStart"/>
+      <w:r>
+        <w:rPr>
+          <w:rStyle w:val="ng-star-inserted"/>
+          <w:rFonts w:ascii="Google Sans Text" w:hAnsi="Google Sans Text"/>
+          <w:color w:val="303030"/>
+          <w:sz w:val="21"/>
+          <w:szCs w:val="21"/>
+        </w:rPr>
+        <w:t>nižší</w:t>
+      </w:r>
+      <w:proofErr w:type="spellEnd"/>
+      <w:r>
+        <w:rPr>
+          <w:rStyle w:val="ng-star-inserted"/>
+          <w:rFonts w:ascii="Google Sans Text" w:hAnsi="Google Sans Text"/>
+          <w:color w:val="303030"/>
+          <w:sz w:val="21"/>
+          <w:szCs w:val="21"/>
+        </w:rPr>
+        <w:t xml:space="preserve"> </w:t>
+      </w:r>
+      <w:proofErr w:type="spellStart"/>
+      <w:r>
+        <w:rPr>
+          <w:rStyle w:val="ng-star-inserted"/>
+          <w:rFonts w:ascii="Google Sans Text" w:hAnsi="Google Sans Text"/>
+          <w:color w:val="303030"/>
+          <w:sz w:val="21"/>
+          <w:szCs w:val="21"/>
+        </w:rPr>
+        <w:t>mzdou</w:t>
+      </w:r>
+      <w:proofErr w:type="spellEnd"/>
+      <w:r>
+        <w:rPr>
+          <w:rStyle w:val="ng-star-inserted"/>
+          <w:rFonts w:ascii="Google Sans Text" w:hAnsi="Google Sans Text"/>
+          <w:color w:val="303030"/>
+          <w:sz w:val="21"/>
+          <w:szCs w:val="21"/>
+        </w:rPr>
+        <w:t xml:space="preserve"> </w:t>
+      </w:r>
+      <w:proofErr w:type="spellStart"/>
+      <w:r>
+        <w:rPr>
+          <w:rStyle w:val="ng-star-inserted"/>
+          <w:rFonts w:ascii="Google Sans Text" w:hAnsi="Google Sans Text"/>
+          <w:color w:val="303030"/>
+          <w:sz w:val="21"/>
+          <w:szCs w:val="21"/>
+        </w:rPr>
+        <w:t>během</w:t>
+      </w:r>
+      <w:proofErr w:type="spellEnd"/>
+      <w:r>
+        <w:rPr>
+          <w:rStyle w:val="ng-star-inserted"/>
+          <w:rFonts w:ascii="Google Sans Text" w:hAnsi="Google Sans Text"/>
+          <w:color w:val="303030"/>
+          <w:sz w:val="21"/>
+          <w:szCs w:val="21"/>
+        </w:rPr>
+        <w:t xml:space="preserve"> </w:t>
+      </w:r>
+      <w:proofErr w:type="spellStart"/>
+      <w:r>
+        <w:rPr>
+          <w:rStyle w:val="ng-star-inserted"/>
+          <w:rFonts w:ascii="Google Sans Text" w:hAnsi="Google Sans Text"/>
+          <w:color w:val="303030"/>
+          <w:sz w:val="21"/>
+          <w:szCs w:val="21"/>
+        </w:rPr>
+        <w:t>učení</w:t>
+      </w:r>
+      <w:proofErr w:type="spellEnd"/>
+      <w:r>
+        <w:rPr>
+          <w:rStyle w:val="ng-star-inserted"/>
+          <w:rFonts w:ascii="Google Sans Text" w:hAnsi="Google Sans Text"/>
+          <w:color w:val="303030"/>
+          <w:sz w:val="21"/>
+          <w:szCs w:val="21"/>
+        </w:rPr>
+        <w:t xml:space="preserve">), </w:t>
+      </w:r>
+      <w:proofErr w:type="spellStart"/>
+      <w:r>
+        <w:rPr>
+          <w:rStyle w:val="ng-star-inserted"/>
+          <w:rFonts w:ascii="Google Sans Text" w:hAnsi="Google Sans Text"/>
+          <w:color w:val="303030"/>
+          <w:sz w:val="21"/>
+          <w:szCs w:val="21"/>
+        </w:rPr>
+        <w:t>protože</w:t>
+      </w:r>
+      <w:proofErr w:type="spellEnd"/>
+      <w:r>
+        <w:rPr>
+          <w:rStyle w:val="ng-star-inserted"/>
+          <w:rFonts w:ascii="Google Sans Text" w:hAnsi="Google Sans Text"/>
+          <w:color w:val="303030"/>
+          <w:sz w:val="21"/>
+          <w:szCs w:val="21"/>
+        </w:rPr>
+        <w:t xml:space="preserve"> </w:t>
+      </w:r>
+      <w:proofErr w:type="spellStart"/>
+      <w:r>
+        <w:rPr>
+          <w:rStyle w:val="ng-star-inserted"/>
+          <w:rFonts w:ascii="Google Sans Text" w:hAnsi="Google Sans Text"/>
+          <w:color w:val="303030"/>
+          <w:sz w:val="21"/>
+          <w:szCs w:val="21"/>
+        </w:rPr>
+        <w:t>zvyšuje</w:t>
+      </w:r>
+      <w:proofErr w:type="spellEnd"/>
+      <w:r>
+        <w:rPr>
+          <w:rStyle w:val="ng-star-inserted"/>
+          <w:rFonts w:ascii="Google Sans Text" w:hAnsi="Google Sans Text"/>
+          <w:color w:val="303030"/>
+          <w:sz w:val="21"/>
+          <w:szCs w:val="21"/>
+        </w:rPr>
+        <w:t xml:space="preserve"> </w:t>
+      </w:r>
+      <w:proofErr w:type="spellStart"/>
+      <w:r>
+        <w:rPr>
+          <w:rStyle w:val="ng-star-inserted"/>
+          <w:rFonts w:ascii="Google Sans Text" w:hAnsi="Google Sans Text"/>
+          <w:color w:val="303030"/>
+          <w:sz w:val="21"/>
+          <w:szCs w:val="21"/>
+        </w:rPr>
+        <w:t>jeho</w:t>
+      </w:r>
+      <w:proofErr w:type="spellEnd"/>
+      <w:r>
+        <w:rPr>
+          <w:rStyle w:val="ng-star-inserted"/>
+          <w:rFonts w:ascii="Google Sans Text" w:hAnsi="Google Sans Text"/>
+          <w:color w:val="303030"/>
+          <w:sz w:val="21"/>
+          <w:szCs w:val="21"/>
+        </w:rPr>
+        <w:t xml:space="preserve"> </w:t>
+      </w:r>
+      <w:proofErr w:type="spellStart"/>
+      <w:r>
+        <w:rPr>
+          <w:rStyle w:val="ng-star-inserted"/>
+          <w:rFonts w:ascii="Google Sans Text" w:hAnsi="Google Sans Text"/>
+          <w:color w:val="303030"/>
+          <w:sz w:val="21"/>
+          <w:szCs w:val="21"/>
+        </w:rPr>
+        <w:t>hodnotu</w:t>
+      </w:r>
+      <w:proofErr w:type="spellEnd"/>
+      <w:r>
+        <w:rPr>
+          <w:rStyle w:val="ng-star-inserted"/>
+          <w:rFonts w:ascii="Google Sans Text" w:hAnsi="Google Sans Text"/>
+          <w:color w:val="303030"/>
+          <w:sz w:val="21"/>
+          <w:szCs w:val="21"/>
+        </w:rPr>
+        <w:t xml:space="preserve"> </w:t>
+      </w:r>
+      <w:proofErr w:type="spellStart"/>
+      <w:r>
+        <w:rPr>
+          <w:rStyle w:val="ng-star-inserted"/>
+          <w:rFonts w:ascii="Google Sans Text" w:hAnsi="Google Sans Text"/>
+          <w:color w:val="303030"/>
+          <w:sz w:val="21"/>
+          <w:szCs w:val="21"/>
+        </w:rPr>
+        <w:t>na</w:t>
+      </w:r>
+      <w:proofErr w:type="spellEnd"/>
+      <w:r>
+        <w:rPr>
+          <w:rStyle w:val="ng-star-inserted"/>
+          <w:rFonts w:ascii="Google Sans Text" w:hAnsi="Google Sans Text"/>
+          <w:color w:val="303030"/>
+          <w:sz w:val="21"/>
+          <w:szCs w:val="21"/>
+        </w:rPr>
+        <w:t xml:space="preserve"> </w:t>
+      </w:r>
+      <w:proofErr w:type="spellStart"/>
+      <w:r>
+        <w:rPr>
+          <w:rStyle w:val="ng-star-inserted"/>
+          <w:rFonts w:ascii="Google Sans Text" w:hAnsi="Google Sans Text"/>
+          <w:color w:val="303030"/>
+          <w:sz w:val="21"/>
+          <w:szCs w:val="21"/>
+        </w:rPr>
+        <w:t>celém</w:t>
+      </w:r>
+      <w:proofErr w:type="spellEnd"/>
+      <w:r>
+        <w:rPr>
+          <w:rStyle w:val="ng-star-inserted"/>
+          <w:rFonts w:ascii="Google Sans Text" w:hAnsi="Google Sans Text"/>
+          <w:color w:val="303030"/>
+          <w:sz w:val="21"/>
+          <w:szCs w:val="21"/>
+        </w:rPr>
+        <w:t xml:space="preserve"> </w:t>
+      </w:r>
+      <w:proofErr w:type="spellStart"/>
+      <w:r>
+        <w:rPr>
+          <w:rStyle w:val="ng-star-inserted"/>
+          <w:rFonts w:ascii="Google Sans Text" w:hAnsi="Google Sans Text"/>
+          <w:color w:val="303030"/>
+          <w:sz w:val="21"/>
+          <w:szCs w:val="21"/>
+        </w:rPr>
+        <w:t>trhu</w:t>
+      </w:r>
+      <w:proofErr w:type="spellEnd"/>
+      <w:r>
+        <w:rPr>
+          <w:rStyle w:val="ng-star-inserted"/>
+          <w:rFonts w:ascii="Google Sans Text" w:hAnsi="Google Sans Text"/>
+          <w:color w:val="303030"/>
+          <w:sz w:val="21"/>
+          <w:szCs w:val="21"/>
+        </w:rPr>
+        <w:t>.</w:t>
+      </w:r>
+    </w:p>
+    <w:p>
+      <w:pPr>
+        <w:pStyle w:val="paragraph"/>
         <w:numPr>
           <w:ilvl w:val="0"/>
-          <w:numId w:val="25"/>
+          <w:numId w:val="45"/>
         </w:numPr>
-        <w:spacing w:before="100" w:beforeAutospacing="1" w:after="100" w:afterAutospacing="1"/>
-        <w:rPr>
-          <w:rFonts w:ascii="Times New Roman" w:eastAsia="Times New Roman" w:hAnsi="Times New Roman" w:cs="Times New Roman"/>
-          <w:noProof/>
-          <w:color w:val="EE0000"/>
-          <w:lang w:eastAsia="cs-CZ"/>
-        </w:rPr>
-      </w:pPr>
-      <w:r>
-        <w:rPr>
-          <w:rFonts w:ascii="Times New Roman" w:eastAsia="Times New Roman" w:hAnsi="Times New Roman" w:cs="Times New Roman"/>
-          <w:noProof/>
-          <w:color w:val="EE0000"/>
-          <w:lang w:eastAsia="cs-CZ"/>
-        </w:rPr>
-        <w:t>Praktický přínos (informace pro uchazeče o zaměstnání, vzdělávací instituce, tvůrce politik)</w:t>
-      </w:r>
-    </w:p>
-    <w:p>
-      <w:pPr>
-        <w:pStyle w:val="Heading1"/>
-        <w:rPr>
-          <w:rFonts w:eastAsia="Times New Roman"/>
-          <w:noProof/>
-          <w:lang w:eastAsia="cs-CZ"/>
-        </w:rPr>
-      </w:pPr>
-      <w:bookmarkStart w:id="13" w:name="_Toc218851988"/>
-      <w:r>
-        <w:rPr>
-          <w:rFonts w:eastAsia="Times New Roman"/>
-          <w:noProof/>
-          <w:lang w:eastAsia="cs-CZ"/>
+        <w:shd w:val="clear" w:color="auto" w:fill="FFFFFF"/>
+        <w:rPr>
+          <w:rFonts w:ascii="Google Sans Text" w:hAnsi="Google Sans Text"/>
+          <w:color w:val="303030"/>
+          <w:sz w:val="21"/>
+          <w:szCs w:val="21"/>
+        </w:rPr>
+      </w:pPr>
+      <w:proofErr w:type="spellStart"/>
+      <w:r>
+        <w:rPr>
+          <w:rFonts w:ascii="Google Sans Text" w:hAnsi="Google Sans Text"/>
+          <w:b/>
+          <w:bCs/>
+          <w:color w:val="303030"/>
+          <w:sz w:val="21"/>
+          <w:szCs w:val="21"/>
+        </w:rPr>
+        <w:t>Specifický</w:t>
+      </w:r>
+      <w:proofErr w:type="spellEnd"/>
+      <w:r>
+        <w:rPr>
+          <w:rFonts w:ascii="Google Sans Text" w:hAnsi="Google Sans Text"/>
+          <w:b/>
+          <w:bCs/>
+          <w:color w:val="303030"/>
+          <w:sz w:val="21"/>
+          <w:szCs w:val="21"/>
+        </w:rPr>
+        <w:t xml:space="preserve"> </w:t>
+      </w:r>
+      <w:proofErr w:type="spellStart"/>
+      <w:r>
+        <w:rPr>
+          <w:rFonts w:ascii="Google Sans Text" w:hAnsi="Google Sans Text"/>
+          <w:b/>
+          <w:bCs/>
+          <w:color w:val="303030"/>
+          <w:sz w:val="21"/>
+          <w:szCs w:val="21"/>
+        </w:rPr>
+        <w:t>trénink</w:t>
+      </w:r>
+      <w:proofErr w:type="spellEnd"/>
+      <w:r>
+        <w:rPr>
+          <w:rFonts w:ascii="Google Sans Text" w:hAnsi="Google Sans Text"/>
+          <w:b/>
+          <w:bCs/>
+          <w:color w:val="303030"/>
+          <w:sz w:val="21"/>
+          <w:szCs w:val="21"/>
+        </w:rPr>
+        <w:t xml:space="preserve"> (Specific Training):</w:t>
+      </w:r>
+      <w:r>
+        <w:rPr>
+          <w:rStyle w:val="ng-star-inserted"/>
+          <w:rFonts w:ascii="Google Sans Text" w:hAnsi="Google Sans Text"/>
+          <w:color w:val="303030"/>
+          <w:sz w:val="21"/>
+          <w:szCs w:val="21"/>
+        </w:rPr>
+        <w:t xml:space="preserve"> </w:t>
+      </w:r>
+      <w:proofErr w:type="spellStart"/>
+      <w:r>
+        <w:rPr>
+          <w:rStyle w:val="ng-star-inserted"/>
+          <w:rFonts w:ascii="Google Sans Text" w:hAnsi="Google Sans Text"/>
+          <w:color w:val="303030"/>
+          <w:sz w:val="21"/>
+          <w:szCs w:val="21"/>
+        </w:rPr>
+        <w:t>Pokud</w:t>
+      </w:r>
+      <w:proofErr w:type="spellEnd"/>
+      <w:r>
+        <w:rPr>
+          <w:rStyle w:val="ng-star-inserted"/>
+          <w:rFonts w:ascii="Google Sans Text" w:hAnsi="Google Sans Text"/>
+          <w:color w:val="303030"/>
+          <w:sz w:val="21"/>
+          <w:szCs w:val="21"/>
+        </w:rPr>
+        <w:t xml:space="preserve"> </w:t>
+      </w:r>
+      <w:proofErr w:type="spellStart"/>
+      <w:r>
+        <w:rPr>
+          <w:rStyle w:val="ng-star-inserted"/>
+          <w:rFonts w:ascii="Google Sans Text" w:hAnsi="Google Sans Text"/>
+          <w:color w:val="303030"/>
+          <w:sz w:val="21"/>
+          <w:szCs w:val="21"/>
+        </w:rPr>
+        <w:t>inzerát</w:t>
+      </w:r>
+      <w:proofErr w:type="spellEnd"/>
+      <w:r>
+        <w:rPr>
+          <w:rStyle w:val="ng-star-inserted"/>
+          <w:rFonts w:ascii="Google Sans Text" w:hAnsi="Google Sans Text"/>
+          <w:color w:val="303030"/>
+          <w:sz w:val="21"/>
+          <w:szCs w:val="21"/>
+        </w:rPr>
+        <w:t xml:space="preserve"> </w:t>
+      </w:r>
+      <w:proofErr w:type="spellStart"/>
+      <w:r>
+        <w:rPr>
+          <w:rStyle w:val="ng-star-inserted"/>
+          <w:rFonts w:ascii="Google Sans Text" w:hAnsi="Google Sans Text"/>
+          <w:color w:val="303030"/>
+          <w:sz w:val="21"/>
+          <w:szCs w:val="21"/>
+        </w:rPr>
+        <w:t>vyžaduje</w:t>
+      </w:r>
+      <w:proofErr w:type="spellEnd"/>
+      <w:r>
+        <w:rPr>
+          <w:rStyle w:val="ng-star-inserted"/>
+          <w:rFonts w:ascii="Google Sans Text" w:hAnsi="Google Sans Text"/>
+          <w:color w:val="303030"/>
+          <w:sz w:val="21"/>
+          <w:szCs w:val="21"/>
+        </w:rPr>
+        <w:t xml:space="preserve"> </w:t>
+      </w:r>
+      <w:proofErr w:type="spellStart"/>
+      <w:r>
+        <w:rPr>
+          <w:rStyle w:val="ng-star-inserted"/>
+          <w:rFonts w:ascii="Google Sans Text" w:hAnsi="Google Sans Text"/>
+          <w:color w:val="303030"/>
+          <w:sz w:val="21"/>
+          <w:szCs w:val="21"/>
+        </w:rPr>
+        <w:t>znalost</w:t>
+      </w:r>
+      <w:proofErr w:type="spellEnd"/>
+      <w:r>
+        <w:rPr>
+          <w:rStyle w:val="ng-star-inserted"/>
+          <w:rFonts w:ascii="Google Sans Text" w:hAnsi="Google Sans Text"/>
+          <w:color w:val="303030"/>
+          <w:sz w:val="21"/>
+          <w:szCs w:val="21"/>
+        </w:rPr>
+        <w:t xml:space="preserve"> </w:t>
+      </w:r>
+      <w:proofErr w:type="spellStart"/>
+      <w:r>
+        <w:rPr>
+          <w:rStyle w:val="ng-star-inserted"/>
+          <w:rFonts w:ascii="Google Sans Text" w:hAnsi="Google Sans Text"/>
+          <w:color w:val="303030"/>
+          <w:sz w:val="21"/>
+          <w:szCs w:val="21"/>
+        </w:rPr>
+        <w:t>interních</w:t>
+      </w:r>
+      <w:proofErr w:type="spellEnd"/>
+      <w:r>
+        <w:rPr>
+          <w:rStyle w:val="ng-star-inserted"/>
+          <w:rFonts w:ascii="Google Sans Text" w:hAnsi="Google Sans Text"/>
+          <w:color w:val="303030"/>
+          <w:sz w:val="21"/>
+          <w:szCs w:val="21"/>
+        </w:rPr>
+        <w:t xml:space="preserve"> AI </w:t>
+      </w:r>
+      <w:proofErr w:type="spellStart"/>
+      <w:r>
+        <w:rPr>
+          <w:rStyle w:val="ng-star-inserted"/>
+          <w:rFonts w:ascii="Google Sans Text" w:hAnsi="Google Sans Text"/>
+          <w:color w:val="303030"/>
+          <w:sz w:val="21"/>
+          <w:szCs w:val="21"/>
+        </w:rPr>
+        <w:t>systémů</w:t>
+      </w:r>
+      <w:proofErr w:type="spellEnd"/>
+      <w:r>
+        <w:rPr>
+          <w:rStyle w:val="ng-star-inserted"/>
+          <w:rFonts w:ascii="Google Sans Text" w:hAnsi="Google Sans Text"/>
+          <w:color w:val="303030"/>
+          <w:sz w:val="21"/>
+          <w:szCs w:val="21"/>
+        </w:rPr>
+        <w:t xml:space="preserve"> </w:t>
+      </w:r>
+      <w:proofErr w:type="spellStart"/>
+      <w:r>
+        <w:rPr>
+          <w:rStyle w:val="ng-star-inserted"/>
+          <w:rFonts w:ascii="Google Sans Text" w:hAnsi="Google Sans Text"/>
+          <w:color w:val="303030"/>
+          <w:sz w:val="21"/>
+          <w:szCs w:val="21"/>
+        </w:rPr>
+        <w:t>dané</w:t>
+      </w:r>
+      <w:proofErr w:type="spellEnd"/>
+      <w:r>
+        <w:rPr>
+          <w:rStyle w:val="ng-star-inserted"/>
+          <w:rFonts w:ascii="Google Sans Text" w:hAnsi="Google Sans Text"/>
+          <w:color w:val="303030"/>
+          <w:sz w:val="21"/>
+          <w:szCs w:val="21"/>
+        </w:rPr>
+        <w:t xml:space="preserve"> </w:t>
+      </w:r>
+      <w:proofErr w:type="spellStart"/>
+      <w:r>
+        <w:rPr>
+          <w:rStyle w:val="ng-star-inserted"/>
+          <w:rFonts w:ascii="Google Sans Text" w:hAnsi="Google Sans Text"/>
+          <w:color w:val="303030"/>
+          <w:sz w:val="21"/>
+          <w:szCs w:val="21"/>
+        </w:rPr>
+        <w:t>firmy</w:t>
+      </w:r>
+      <w:proofErr w:type="spellEnd"/>
+      <w:r>
+        <w:rPr>
+          <w:rStyle w:val="ng-star-inserted"/>
+          <w:rFonts w:ascii="Google Sans Text" w:hAnsi="Google Sans Text"/>
+          <w:color w:val="303030"/>
+          <w:sz w:val="21"/>
+          <w:szCs w:val="21"/>
+        </w:rPr>
+        <w:t xml:space="preserve">, </w:t>
+      </w:r>
+      <w:proofErr w:type="spellStart"/>
+      <w:r>
+        <w:rPr>
+          <w:rStyle w:val="ng-star-inserted"/>
+          <w:rFonts w:ascii="Google Sans Text" w:hAnsi="Google Sans Text"/>
+          <w:color w:val="303030"/>
+          <w:sz w:val="21"/>
+          <w:szCs w:val="21"/>
+        </w:rPr>
+        <w:t>jde</w:t>
+      </w:r>
+      <w:proofErr w:type="spellEnd"/>
+      <w:r>
+        <w:rPr>
+          <w:rStyle w:val="ng-star-inserted"/>
+          <w:rFonts w:ascii="Google Sans Text" w:hAnsi="Google Sans Text"/>
+          <w:color w:val="303030"/>
+          <w:sz w:val="21"/>
+          <w:szCs w:val="21"/>
+        </w:rPr>
+        <w:t xml:space="preserve"> o </w:t>
+      </w:r>
+      <w:proofErr w:type="spellStart"/>
+      <w:r>
+        <w:rPr>
+          <w:rStyle w:val="ng-star-inserted"/>
+          <w:rFonts w:ascii="Google Sans Text" w:hAnsi="Google Sans Text"/>
+          <w:color w:val="303030"/>
+          <w:sz w:val="21"/>
+          <w:szCs w:val="21"/>
+        </w:rPr>
+        <w:t>specifický</w:t>
+      </w:r>
+      <w:proofErr w:type="spellEnd"/>
+      <w:r>
+        <w:rPr>
+          <w:rStyle w:val="ng-star-inserted"/>
+          <w:rFonts w:ascii="Google Sans Text" w:hAnsi="Google Sans Text"/>
+          <w:color w:val="303030"/>
+          <w:sz w:val="21"/>
+          <w:szCs w:val="21"/>
+        </w:rPr>
+        <w:t xml:space="preserve"> </w:t>
+      </w:r>
+      <w:proofErr w:type="spellStart"/>
+      <w:r>
+        <w:rPr>
+          <w:rStyle w:val="ng-star-inserted"/>
+          <w:rFonts w:ascii="Google Sans Text" w:hAnsi="Google Sans Text"/>
+          <w:color w:val="303030"/>
+          <w:sz w:val="21"/>
+          <w:szCs w:val="21"/>
+        </w:rPr>
+        <w:t>kapitál</w:t>
+      </w:r>
+      <w:proofErr w:type="spellEnd"/>
+      <w:r>
+        <w:rPr>
+          <w:rStyle w:val="ng-star-inserted"/>
+          <w:rFonts w:ascii="Google Sans Text" w:hAnsi="Google Sans Text"/>
+          <w:color w:val="303030"/>
+          <w:sz w:val="21"/>
+          <w:szCs w:val="21"/>
+        </w:rPr>
+        <w:t xml:space="preserve">. Zde Becker </w:t>
+      </w:r>
+      <w:proofErr w:type="spellStart"/>
+      <w:r>
+        <w:rPr>
+          <w:rStyle w:val="ng-star-inserted"/>
+          <w:rFonts w:ascii="Google Sans Text" w:hAnsi="Google Sans Text"/>
+          <w:color w:val="303030"/>
+          <w:sz w:val="21"/>
+          <w:szCs w:val="21"/>
+        </w:rPr>
+        <w:t>vysvětluje</w:t>
+      </w:r>
+      <w:proofErr w:type="spellEnd"/>
+      <w:r>
+        <w:rPr>
+          <w:rStyle w:val="ng-star-inserted"/>
+          <w:rFonts w:ascii="Google Sans Text" w:hAnsi="Google Sans Text"/>
+          <w:color w:val="303030"/>
+          <w:sz w:val="21"/>
+          <w:szCs w:val="21"/>
+        </w:rPr>
+        <w:t xml:space="preserve">, </w:t>
+      </w:r>
+      <w:proofErr w:type="spellStart"/>
+      <w:r>
+        <w:rPr>
+          <w:rStyle w:val="ng-star-inserted"/>
+          <w:rFonts w:ascii="Google Sans Text" w:hAnsi="Google Sans Text"/>
+          <w:color w:val="303030"/>
+          <w:sz w:val="21"/>
+          <w:szCs w:val="21"/>
+        </w:rPr>
+        <w:t>že</w:t>
+      </w:r>
+      <w:proofErr w:type="spellEnd"/>
+      <w:r>
+        <w:rPr>
+          <w:rStyle w:val="ng-star-inserted"/>
+          <w:rFonts w:ascii="Google Sans Text" w:hAnsi="Google Sans Text"/>
+          <w:color w:val="303030"/>
+          <w:sz w:val="21"/>
+          <w:szCs w:val="21"/>
+        </w:rPr>
+        <w:t xml:space="preserve"> </w:t>
+      </w:r>
+      <w:proofErr w:type="spellStart"/>
+      <w:r>
+        <w:rPr>
+          <w:rStyle w:val="ng-star-inserted"/>
+          <w:rFonts w:ascii="Google Sans Text" w:hAnsi="Google Sans Text"/>
+          <w:color w:val="303030"/>
+          <w:sz w:val="21"/>
+          <w:szCs w:val="21"/>
+        </w:rPr>
+        <w:t>náklady</w:t>
+      </w:r>
+      <w:proofErr w:type="spellEnd"/>
+      <w:r>
+        <w:rPr>
+          <w:rStyle w:val="ng-star-inserted"/>
+          <w:rFonts w:ascii="Google Sans Text" w:hAnsi="Google Sans Text"/>
+          <w:color w:val="303030"/>
+          <w:sz w:val="21"/>
+          <w:szCs w:val="21"/>
+        </w:rPr>
+        <w:t xml:space="preserve"> </w:t>
+      </w:r>
+      <w:proofErr w:type="spellStart"/>
+      <w:r>
+        <w:rPr>
+          <w:rStyle w:val="ng-star-inserted"/>
+          <w:rFonts w:ascii="Google Sans Text" w:hAnsi="Google Sans Text"/>
+          <w:color w:val="303030"/>
+          <w:sz w:val="21"/>
+          <w:szCs w:val="21"/>
+        </w:rPr>
+        <w:t>i</w:t>
+      </w:r>
+      <w:proofErr w:type="spellEnd"/>
+      <w:r>
+        <w:rPr>
+          <w:rStyle w:val="ng-star-inserted"/>
+          <w:rFonts w:ascii="Google Sans Text" w:hAnsi="Google Sans Text"/>
+          <w:color w:val="303030"/>
+          <w:sz w:val="21"/>
+          <w:szCs w:val="21"/>
+        </w:rPr>
+        <w:t xml:space="preserve"> </w:t>
+      </w:r>
+      <w:proofErr w:type="spellStart"/>
+      <w:r>
+        <w:rPr>
+          <w:rStyle w:val="ng-star-inserted"/>
+          <w:rFonts w:ascii="Google Sans Text" w:hAnsi="Google Sans Text"/>
+          <w:color w:val="303030"/>
+          <w:sz w:val="21"/>
+          <w:szCs w:val="21"/>
+        </w:rPr>
+        <w:t>výnosy</w:t>
+      </w:r>
+      <w:proofErr w:type="spellEnd"/>
+      <w:r>
+        <w:rPr>
+          <w:rStyle w:val="ng-star-inserted"/>
+          <w:rFonts w:ascii="Google Sans Text" w:hAnsi="Google Sans Text"/>
+          <w:color w:val="303030"/>
+          <w:sz w:val="21"/>
+          <w:szCs w:val="21"/>
+        </w:rPr>
+        <w:t xml:space="preserve"> </w:t>
+      </w:r>
+      <w:proofErr w:type="spellStart"/>
+      <w:r>
+        <w:rPr>
+          <w:rStyle w:val="ng-star-inserted"/>
+          <w:rFonts w:ascii="Google Sans Text" w:hAnsi="Google Sans Text"/>
+          <w:color w:val="303030"/>
+          <w:sz w:val="21"/>
+          <w:szCs w:val="21"/>
+        </w:rPr>
+        <w:t>obvykle</w:t>
+      </w:r>
+      <w:proofErr w:type="spellEnd"/>
+      <w:r>
+        <w:rPr>
+          <w:rStyle w:val="ng-star-inserted"/>
+          <w:rFonts w:ascii="Google Sans Text" w:hAnsi="Google Sans Text"/>
+          <w:color w:val="303030"/>
+          <w:sz w:val="21"/>
+          <w:szCs w:val="21"/>
+        </w:rPr>
+        <w:t xml:space="preserve"> </w:t>
+      </w:r>
+      <w:proofErr w:type="spellStart"/>
+      <w:r>
+        <w:rPr>
+          <w:rStyle w:val="ng-star-inserted"/>
+          <w:rFonts w:ascii="Google Sans Text" w:hAnsi="Google Sans Text"/>
+          <w:color w:val="303030"/>
+          <w:sz w:val="21"/>
+          <w:szCs w:val="21"/>
+        </w:rPr>
+        <w:t>sdílí</w:t>
+      </w:r>
+      <w:proofErr w:type="spellEnd"/>
+      <w:r>
+        <w:rPr>
+          <w:rStyle w:val="ng-star-inserted"/>
+          <w:rFonts w:ascii="Google Sans Text" w:hAnsi="Google Sans Text"/>
+          <w:color w:val="303030"/>
+          <w:sz w:val="21"/>
+          <w:szCs w:val="21"/>
+        </w:rPr>
+        <w:t xml:space="preserve"> </w:t>
+      </w:r>
+      <w:proofErr w:type="spellStart"/>
+      <w:r>
+        <w:rPr>
+          <w:rStyle w:val="ng-star-inserted"/>
+          <w:rFonts w:ascii="Google Sans Text" w:hAnsi="Google Sans Text"/>
+          <w:color w:val="303030"/>
+          <w:sz w:val="21"/>
+          <w:szCs w:val="21"/>
+        </w:rPr>
+        <w:t>firma</w:t>
+      </w:r>
+      <w:proofErr w:type="spellEnd"/>
+      <w:r>
+        <w:rPr>
+          <w:rStyle w:val="ng-star-inserted"/>
+          <w:rFonts w:ascii="Google Sans Text" w:hAnsi="Google Sans Text"/>
+          <w:color w:val="303030"/>
+          <w:sz w:val="21"/>
+          <w:szCs w:val="21"/>
+        </w:rPr>
+        <w:t xml:space="preserve"> </w:t>
+      </w:r>
+      <w:proofErr w:type="spellStart"/>
+      <w:r>
+        <w:rPr>
+          <w:rStyle w:val="ng-star-inserted"/>
+          <w:rFonts w:ascii="Google Sans Text" w:hAnsi="Google Sans Text"/>
+          <w:color w:val="303030"/>
+          <w:sz w:val="21"/>
+          <w:szCs w:val="21"/>
+        </w:rPr>
+        <w:t>i</w:t>
+      </w:r>
+      <w:proofErr w:type="spellEnd"/>
+      <w:r>
+        <w:rPr>
+          <w:rStyle w:val="ng-star-inserted"/>
+          <w:rFonts w:ascii="Google Sans Text" w:hAnsi="Google Sans Text"/>
+          <w:color w:val="303030"/>
+          <w:sz w:val="21"/>
+          <w:szCs w:val="21"/>
+        </w:rPr>
+        <w:t xml:space="preserve"> </w:t>
+      </w:r>
+      <w:proofErr w:type="spellStart"/>
+      <w:r>
+        <w:rPr>
+          <w:rStyle w:val="ng-star-inserted"/>
+          <w:rFonts w:ascii="Google Sans Text" w:hAnsi="Google Sans Text"/>
+          <w:color w:val="303030"/>
+          <w:sz w:val="21"/>
+          <w:szCs w:val="21"/>
+        </w:rPr>
+        <w:t>zaměstnanec</w:t>
+      </w:r>
+      <w:proofErr w:type="spellEnd"/>
+      <w:r>
+        <w:rPr>
+          <w:rStyle w:val="ng-star-inserted"/>
+          <w:rFonts w:ascii="Google Sans Text" w:hAnsi="Google Sans Text"/>
+          <w:color w:val="303030"/>
+          <w:sz w:val="21"/>
+          <w:szCs w:val="21"/>
+        </w:rPr>
+        <w:t xml:space="preserve">, </w:t>
+      </w:r>
+      <w:proofErr w:type="spellStart"/>
+      <w:r>
+        <w:rPr>
+          <w:rStyle w:val="ng-star-inserted"/>
+          <w:rFonts w:ascii="Google Sans Text" w:hAnsi="Google Sans Text"/>
+          <w:color w:val="303030"/>
+          <w:sz w:val="21"/>
+          <w:szCs w:val="21"/>
+        </w:rPr>
+        <w:t>což</w:t>
+      </w:r>
+      <w:proofErr w:type="spellEnd"/>
+      <w:r>
+        <w:rPr>
+          <w:rStyle w:val="ng-star-inserted"/>
+          <w:rFonts w:ascii="Google Sans Text" w:hAnsi="Google Sans Text"/>
+          <w:color w:val="303030"/>
+          <w:sz w:val="21"/>
+          <w:szCs w:val="21"/>
+        </w:rPr>
+        <w:t xml:space="preserve"> </w:t>
+      </w:r>
+      <w:proofErr w:type="spellStart"/>
+      <w:r>
+        <w:rPr>
+          <w:rStyle w:val="ng-star-inserted"/>
+          <w:rFonts w:ascii="Google Sans Text" w:hAnsi="Google Sans Text"/>
+          <w:color w:val="303030"/>
+          <w:sz w:val="21"/>
+          <w:szCs w:val="21"/>
+        </w:rPr>
+        <w:t>vede</w:t>
+      </w:r>
+      <w:proofErr w:type="spellEnd"/>
+      <w:r>
+        <w:rPr>
+          <w:rStyle w:val="ng-star-inserted"/>
+          <w:rFonts w:ascii="Google Sans Text" w:hAnsi="Google Sans Text"/>
+          <w:color w:val="303030"/>
+          <w:sz w:val="21"/>
+          <w:szCs w:val="21"/>
+        </w:rPr>
+        <w:t xml:space="preserve"> k </w:t>
+      </w:r>
+      <w:proofErr w:type="spellStart"/>
+      <w:r>
+        <w:rPr>
+          <w:rStyle w:val="ng-star-inserted"/>
+          <w:rFonts w:ascii="Google Sans Text" w:hAnsi="Google Sans Text"/>
+          <w:color w:val="303030"/>
+          <w:sz w:val="21"/>
+          <w:szCs w:val="21"/>
+        </w:rPr>
+        <w:t>nižší</w:t>
+      </w:r>
+      <w:proofErr w:type="spellEnd"/>
+      <w:r>
+        <w:rPr>
+          <w:rStyle w:val="ng-star-inserted"/>
+          <w:rFonts w:ascii="Google Sans Text" w:hAnsi="Google Sans Text"/>
+          <w:color w:val="303030"/>
+          <w:sz w:val="21"/>
+          <w:szCs w:val="21"/>
+        </w:rPr>
+        <w:t xml:space="preserve"> </w:t>
+      </w:r>
+      <w:proofErr w:type="spellStart"/>
+      <w:r>
+        <w:rPr>
+          <w:rStyle w:val="ng-star-inserted"/>
+          <w:rFonts w:ascii="Google Sans Text" w:hAnsi="Google Sans Text"/>
+          <w:color w:val="303030"/>
+          <w:sz w:val="21"/>
+          <w:szCs w:val="21"/>
+        </w:rPr>
+        <w:t>fluktuaci</w:t>
+      </w:r>
+      <w:proofErr w:type="spellEnd"/>
+      <w:r>
+        <w:rPr>
+          <w:rStyle w:val="ng-star-inserted"/>
+          <w:rFonts w:ascii="Google Sans Text" w:hAnsi="Google Sans Text"/>
+          <w:color w:val="303030"/>
+          <w:sz w:val="21"/>
+          <w:szCs w:val="21"/>
+        </w:rPr>
+        <w:t>.</w:t>
+      </w:r>
+    </w:p>
+    <w:p>
+      <w:pPr>
+        <w:pStyle w:val="paragraph"/>
+        <w:numPr>
+          <w:ilvl w:val="0"/>
+          <w:numId w:val="45"/>
+        </w:numPr>
+        <w:shd w:val="clear" w:color="auto" w:fill="FFFFFF"/>
+        <w:rPr>
+          <w:rStyle w:val="ng-star-inserted"/>
+          <w:rFonts w:ascii="Google Sans Text" w:hAnsi="Google Sans Text"/>
+          <w:color w:val="303030"/>
+          <w:sz w:val="21"/>
+          <w:szCs w:val="21"/>
+        </w:rPr>
+      </w:pPr>
+      <w:proofErr w:type="spellStart"/>
+      <w:r>
+        <w:rPr>
+          <w:rFonts w:ascii="Google Sans Text" w:hAnsi="Google Sans Text"/>
+          <w:b/>
+          <w:bCs/>
+          <w:color w:val="303030"/>
+          <w:sz w:val="21"/>
+          <w:szCs w:val="21"/>
+        </w:rPr>
+        <w:t>Aplikace</w:t>
+      </w:r>
+      <w:proofErr w:type="spellEnd"/>
+      <w:r>
+        <w:rPr>
+          <w:rFonts w:ascii="Google Sans Text" w:hAnsi="Google Sans Text"/>
+          <w:b/>
+          <w:bCs/>
+          <w:color w:val="303030"/>
+          <w:sz w:val="21"/>
+          <w:szCs w:val="21"/>
+        </w:rPr>
+        <w:t>:</w:t>
+      </w:r>
+      <w:r>
+        <w:rPr>
+          <w:rStyle w:val="ng-star-inserted"/>
+          <w:rFonts w:ascii="Google Sans Text" w:hAnsi="Google Sans Text"/>
+          <w:color w:val="303030"/>
+          <w:sz w:val="21"/>
+          <w:szCs w:val="21"/>
+        </w:rPr>
+        <w:t xml:space="preserve"> V </w:t>
+      </w:r>
+      <w:proofErr w:type="spellStart"/>
+      <w:r>
+        <w:rPr>
+          <w:rStyle w:val="ng-star-inserted"/>
+          <w:rFonts w:ascii="Google Sans Text" w:hAnsi="Google Sans Text"/>
+          <w:color w:val="303030"/>
+          <w:sz w:val="21"/>
+          <w:szCs w:val="21"/>
+        </w:rPr>
+        <w:t>diplomce</w:t>
+      </w:r>
+      <w:proofErr w:type="spellEnd"/>
+      <w:r>
+        <w:rPr>
+          <w:rStyle w:val="ng-star-inserted"/>
+          <w:rFonts w:ascii="Google Sans Text" w:hAnsi="Google Sans Text"/>
+          <w:color w:val="303030"/>
+          <w:sz w:val="21"/>
+          <w:szCs w:val="21"/>
+        </w:rPr>
+        <w:t xml:space="preserve"> </w:t>
+      </w:r>
+      <w:proofErr w:type="spellStart"/>
+      <w:r>
+        <w:rPr>
+          <w:rStyle w:val="ng-star-inserted"/>
+          <w:rFonts w:ascii="Google Sans Text" w:hAnsi="Google Sans Text"/>
+          <w:color w:val="303030"/>
+          <w:sz w:val="21"/>
+          <w:szCs w:val="21"/>
+        </w:rPr>
+        <w:t>můžete</w:t>
+      </w:r>
+      <w:proofErr w:type="spellEnd"/>
+      <w:r>
+        <w:rPr>
+          <w:rStyle w:val="ng-star-inserted"/>
+          <w:rFonts w:ascii="Google Sans Text" w:hAnsi="Google Sans Text"/>
+          <w:color w:val="303030"/>
+          <w:sz w:val="21"/>
+          <w:szCs w:val="21"/>
+        </w:rPr>
+        <w:t xml:space="preserve"> </w:t>
+      </w:r>
+      <w:proofErr w:type="spellStart"/>
+      <w:r>
+        <w:rPr>
+          <w:rStyle w:val="ng-star-inserted"/>
+          <w:rFonts w:ascii="Google Sans Text" w:hAnsi="Google Sans Text"/>
+          <w:color w:val="303030"/>
+          <w:sz w:val="21"/>
+          <w:szCs w:val="21"/>
+        </w:rPr>
+        <w:t>sledovat</w:t>
+      </w:r>
+      <w:proofErr w:type="spellEnd"/>
+      <w:r>
+        <w:rPr>
+          <w:rStyle w:val="ng-star-inserted"/>
+          <w:rFonts w:ascii="Google Sans Text" w:hAnsi="Google Sans Text"/>
+          <w:color w:val="303030"/>
+          <w:sz w:val="21"/>
+          <w:szCs w:val="21"/>
+        </w:rPr>
+        <w:t xml:space="preserve">, </w:t>
+      </w:r>
+      <w:proofErr w:type="spellStart"/>
+      <w:r>
+        <w:rPr>
+          <w:rStyle w:val="ng-star-inserted"/>
+          <w:rFonts w:ascii="Google Sans Text" w:hAnsi="Google Sans Text"/>
+          <w:color w:val="303030"/>
+          <w:sz w:val="21"/>
+          <w:szCs w:val="21"/>
+        </w:rPr>
+        <w:t>zda</w:t>
+      </w:r>
+      <w:proofErr w:type="spellEnd"/>
+      <w:r>
+        <w:rPr>
+          <w:rStyle w:val="ng-star-inserted"/>
+          <w:rFonts w:ascii="Google Sans Text" w:hAnsi="Google Sans Text"/>
+          <w:color w:val="303030"/>
+          <w:sz w:val="21"/>
+          <w:szCs w:val="21"/>
+        </w:rPr>
+        <w:t xml:space="preserve"> </w:t>
+      </w:r>
+      <w:proofErr w:type="spellStart"/>
+      <w:r>
+        <w:rPr>
+          <w:rStyle w:val="ng-star-inserted"/>
+          <w:rFonts w:ascii="Google Sans Text" w:hAnsi="Google Sans Text"/>
+          <w:color w:val="303030"/>
+          <w:sz w:val="21"/>
+          <w:szCs w:val="21"/>
+        </w:rPr>
+        <w:t>inzeráty</w:t>
+      </w:r>
+      <w:proofErr w:type="spellEnd"/>
+      <w:r>
+        <w:rPr>
+          <w:rStyle w:val="ng-star-inserted"/>
+          <w:rFonts w:ascii="Google Sans Text" w:hAnsi="Google Sans Text"/>
+          <w:color w:val="303030"/>
+          <w:sz w:val="21"/>
+          <w:szCs w:val="21"/>
+        </w:rPr>
+        <w:t xml:space="preserve"> v USA, </w:t>
+      </w:r>
+      <w:proofErr w:type="spellStart"/>
+      <w:r>
+        <w:rPr>
+          <w:rStyle w:val="ng-star-inserted"/>
+          <w:rFonts w:ascii="Google Sans Text" w:hAnsi="Google Sans Text"/>
+          <w:color w:val="303030"/>
+          <w:sz w:val="21"/>
+          <w:szCs w:val="21"/>
+        </w:rPr>
+        <w:t>Německu</w:t>
+      </w:r>
+      <w:proofErr w:type="spellEnd"/>
+      <w:r>
+        <w:rPr>
+          <w:rStyle w:val="ng-star-inserted"/>
+          <w:rFonts w:ascii="Google Sans Text" w:hAnsi="Google Sans Text"/>
+          <w:color w:val="303030"/>
+          <w:sz w:val="21"/>
+          <w:szCs w:val="21"/>
+        </w:rPr>
+        <w:t xml:space="preserve"> </w:t>
+      </w:r>
+      <w:proofErr w:type="spellStart"/>
+      <w:r>
+        <w:rPr>
+          <w:rStyle w:val="ng-star-inserted"/>
+          <w:rFonts w:ascii="Google Sans Text" w:hAnsi="Google Sans Text"/>
+          <w:color w:val="303030"/>
+          <w:sz w:val="21"/>
+          <w:szCs w:val="21"/>
+        </w:rPr>
+        <w:t>či</w:t>
+      </w:r>
+      <w:proofErr w:type="spellEnd"/>
+      <w:r>
+        <w:rPr>
+          <w:rStyle w:val="ng-star-inserted"/>
+          <w:rFonts w:ascii="Google Sans Text" w:hAnsi="Google Sans Text"/>
+          <w:color w:val="303030"/>
+          <w:sz w:val="21"/>
+          <w:szCs w:val="21"/>
+        </w:rPr>
+        <w:t xml:space="preserve"> </w:t>
+      </w:r>
+      <w:proofErr w:type="spellStart"/>
+      <w:r>
+        <w:rPr>
+          <w:rStyle w:val="ng-star-inserted"/>
+          <w:rFonts w:ascii="Google Sans Text" w:hAnsi="Google Sans Text"/>
+          <w:color w:val="303030"/>
+          <w:sz w:val="21"/>
+          <w:szCs w:val="21"/>
+        </w:rPr>
+        <w:t>Indii</w:t>
+      </w:r>
+      <w:proofErr w:type="spellEnd"/>
+      <w:r>
+        <w:rPr>
+          <w:rStyle w:val="ng-star-inserted"/>
+          <w:rFonts w:ascii="Google Sans Text" w:hAnsi="Google Sans Text"/>
+          <w:color w:val="303030"/>
+          <w:sz w:val="21"/>
+          <w:szCs w:val="21"/>
+        </w:rPr>
+        <w:t xml:space="preserve"> </w:t>
+      </w:r>
+      <w:proofErr w:type="spellStart"/>
+      <w:r>
+        <w:rPr>
+          <w:rStyle w:val="ng-star-inserted"/>
+          <w:rFonts w:ascii="Google Sans Text" w:hAnsi="Google Sans Text"/>
+          <w:color w:val="303030"/>
+          <w:sz w:val="21"/>
+          <w:szCs w:val="21"/>
+        </w:rPr>
+        <w:t>kladou</w:t>
+      </w:r>
+      <w:proofErr w:type="spellEnd"/>
+      <w:r>
+        <w:rPr>
+          <w:rStyle w:val="ng-star-inserted"/>
+          <w:rFonts w:ascii="Google Sans Text" w:hAnsi="Google Sans Text"/>
+          <w:color w:val="303030"/>
+          <w:sz w:val="21"/>
+          <w:szCs w:val="21"/>
+        </w:rPr>
+        <w:t xml:space="preserve"> </w:t>
+      </w:r>
+      <w:proofErr w:type="spellStart"/>
+      <w:r>
+        <w:rPr>
+          <w:rStyle w:val="ng-star-inserted"/>
+          <w:rFonts w:ascii="Google Sans Text" w:hAnsi="Google Sans Text"/>
+          <w:color w:val="303030"/>
+          <w:sz w:val="21"/>
+          <w:szCs w:val="21"/>
+        </w:rPr>
+        <w:t>větší</w:t>
+      </w:r>
+      <w:proofErr w:type="spellEnd"/>
+      <w:r>
+        <w:rPr>
+          <w:rStyle w:val="ng-star-inserted"/>
+          <w:rFonts w:ascii="Google Sans Text" w:hAnsi="Google Sans Text"/>
+          <w:color w:val="303030"/>
+          <w:sz w:val="21"/>
+          <w:szCs w:val="21"/>
+        </w:rPr>
+        <w:t xml:space="preserve"> </w:t>
+      </w:r>
+      <w:proofErr w:type="spellStart"/>
+      <w:r>
+        <w:rPr>
+          <w:rStyle w:val="ng-star-inserted"/>
+          <w:rFonts w:ascii="Google Sans Text" w:hAnsi="Google Sans Text"/>
+          <w:color w:val="303030"/>
+          <w:sz w:val="21"/>
+          <w:szCs w:val="21"/>
+        </w:rPr>
+        <w:t>důraz</w:t>
+      </w:r>
+      <w:proofErr w:type="spellEnd"/>
+      <w:r>
+        <w:rPr>
+          <w:rStyle w:val="ng-star-inserted"/>
+          <w:rFonts w:ascii="Google Sans Text" w:hAnsi="Google Sans Text"/>
+          <w:color w:val="303030"/>
+          <w:sz w:val="21"/>
+          <w:szCs w:val="21"/>
+        </w:rPr>
+        <w:t xml:space="preserve"> </w:t>
+      </w:r>
+      <w:proofErr w:type="spellStart"/>
+      <w:r>
+        <w:rPr>
+          <w:rStyle w:val="ng-star-inserted"/>
+          <w:rFonts w:ascii="Google Sans Text" w:hAnsi="Google Sans Text"/>
+          <w:color w:val="303030"/>
+          <w:sz w:val="21"/>
+          <w:szCs w:val="21"/>
+        </w:rPr>
+        <w:t>na</w:t>
+      </w:r>
+      <w:proofErr w:type="spellEnd"/>
+      <w:r>
+        <w:rPr>
+          <w:rStyle w:val="ng-star-inserted"/>
+          <w:rFonts w:ascii="Google Sans Text" w:hAnsi="Google Sans Text"/>
+          <w:color w:val="303030"/>
+          <w:sz w:val="21"/>
+          <w:szCs w:val="21"/>
+        </w:rPr>
+        <w:t xml:space="preserve"> </w:t>
+      </w:r>
+      <w:proofErr w:type="spellStart"/>
+      <w:r>
+        <w:rPr>
+          <w:rStyle w:val="ng-star-inserted"/>
+          <w:rFonts w:ascii="Google Sans Text" w:hAnsi="Google Sans Text"/>
+          <w:color w:val="303030"/>
+          <w:sz w:val="21"/>
+          <w:szCs w:val="21"/>
+        </w:rPr>
+        <w:t>obecné</w:t>
+      </w:r>
+      <w:proofErr w:type="spellEnd"/>
+      <w:r>
+        <w:rPr>
+          <w:rStyle w:val="ng-star-inserted"/>
+          <w:rFonts w:ascii="Google Sans Text" w:hAnsi="Google Sans Text"/>
+          <w:color w:val="303030"/>
+          <w:sz w:val="21"/>
+          <w:szCs w:val="21"/>
+        </w:rPr>
+        <w:t xml:space="preserve"> (</w:t>
+      </w:r>
+      <w:proofErr w:type="spellStart"/>
+      <w:r>
+        <w:rPr>
+          <w:rStyle w:val="ng-star-inserted"/>
+          <w:rFonts w:ascii="Google Sans Text" w:hAnsi="Google Sans Text"/>
+          <w:color w:val="303030"/>
+          <w:sz w:val="21"/>
+          <w:szCs w:val="21"/>
+        </w:rPr>
+        <w:t>certifikace</w:t>
+      </w:r>
+      <w:proofErr w:type="spellEnd"/>
+      <w:r>
+        <w:rPr>
+          <w:rStyle w:val="ng-star-inserted"/>
+          <w:rFonts w:ascii="Google Sans Text" w:hAnsi="Google Sans Text"/>
+          <w:color w:val="303030"/>
+          <w:sz w:val="21"/>
+          <w:szCs w:val="21"/>
+        </w:rPr>
+        <w:t xml:space="preserve">, </w:t>
+      </w:r>
+      <w:proofErr w:type="spellStart"/>
+      <w:r>
+        <w:rPr>
+          <w:rStyle w:val="ng-star-inserted"/>
+          <w:rFonts w:ascii="Google Sans Text" w:hAnsi="Google Sans Text"/>
+          <w:color w:val="303030"/>
+          <w:sz w:val="21"/>
+          <w:szCs w:val="21"/>
+        </w:rPr>
+        <w:t>známé</w:t>
+      </w:r>
+      <w:proofErr w:type="spellEnd"/>
+      <w:r>
+        <w:rPr>
+          <w:rStyle w:val="ng-star-inserted"/>
+          <w:rFonts w:ascii="Google Sans Text" w:hAnsi="Google Sans Text"/>
+          <w:color w:val="303030"/>
+          <w:sz w:val="21"/>
+          <w:szCs w:val="21"/>
+        </w:rPr>
+        <w:t xml:space="preserve"> </w:t>
+      </w:r>
+      <w:proofErr w:type="spellStart"/>
+      <w:r>
+        <w:rPr>
+          <w:rStyle w:val="ng-star-inserted"/>
+          <w:rFonts w:ascii="Google Sans Text" w:hAnsi="Google Sans Text"/>
+          <w:color w:val="303030"/>
+          <w:sz w:val="21"/>
+          <w:szCs w:val="21"/>
+        </w:rPr>
+        <w:t>nástroje</w:t>
+      </w:r>
+      <w:proofErr w:type="spellEnd"/>
+      <w:r>
+        <w:rPr>
+          <w:rStyle w:val="ng-star-inserted"/>
+          <w:rFonts w:ascii="Google Sans Text" w:hAnsi="Google Sans Text"/>
+          <w:color w:val="303030"/>
+          <w:sz w:val="21"/>
+          <w:szCs w:val="21"/>
+        </w:rPr>
+        <w:t xml:space="preserve">) </w:t>
+      </w:r>
+      <w:proofErr w:type="spellStart"/>
+      <w:r>
+        <w:rPr>
+          <w:rStyle w:val="ng-star-inserted"/>
+          <w:rFonts w:ascii="Google Sans Text" w:hAnsi="Google Sans Text"/>
+          <w:color w:val="303030"/>
+          <w:sz w:val="21"/>
+          <w:szCs w:val="21"/>
+        </w:rPr>
+        <w:t>nebo</w:t>
+      </w:r>
+      <w:proofErr w:type="spellEnd"/>
+      <w:r>
+        <w:rPr>
+          <w:rStyle w:val="ng-star-inserted"/>
+          <w:rFonts w:ascii="Google Sans Text" w:hAnsi="Google Sans Text"/>
+          <w:color w:val="303030"/>
+          <w:sz w:val="21"/>
+          <w:szCs w:val="21"/>
+        </w:rPr>
+        <w:t xml:space="preserve"> </w:t>
+      </w:r>
+      <w:proofErr w:type="spellStart"/>
+      <w:r>
+        <w:rPr>
+          <w:rStyle w:val="ng-star-inserted"/>
+          <w:rFonts w:ascii="Google Sans Text" w:hAnsi="Google Sans Text"/>
+          <w:color w:val="303030"/>
+          <w:sz w:val="21"/>
+          <w:szCs w:val="21"/>
+        </w:rPr>
+        <w:t>specifické</w:t>
+      </w:r>
+      <w:proofErr w:type="spellEnd"/>
+      <w:r>
+        <w:rPr>
+          <w:rStyle w:val="ng-star-inserted"/>
+          <w:rFonts w:ascii="Google Sans Text" w:hAnsi="Google Sans Text"/>
+          <w:color w:val="303030"/>
+          <w:sz w:val="21"/>
+          <w:szCs w:val="21"/>
+        </w:rPr>
+        <w:t xml:space="preserve"> </w:t>
+      </w:r>
+      <w:proofErr w:type="spellStart"/>
+      <w:r>
+        <w:rPr>
+          <w:rStyle w:val="ng-star-inserted"/>
+          <w:rFonts w:ascii="Google Sans Text" w:hAnsi="Google Sans Text"/>
+          <w:color w:val="303030"/>
+          <w:sz w:val="21"/>
+          <w:szCs w:val="21"/>
+        </w:rPr>
+        <w:t>dovednosti</w:t>
+      </w:r>
+      <w:proofErr w:type="spellEnd"/>
+      <w:r>
+        <w:rPr>
+          <w:rStyle w:val="ng-star-inserted"/>
+          <w:rFonts w:ascii="Google Sans Text" w:hAnsi="Google Sans Text"/>
+          <w:color w:val="303030"/>
+          <w:sz w:val="21"/>
+          <w:szCs w:val="21"/>
+        </w:rPr>
+        <w:t xml:space="preserve"> (</w:t>
+      </w:r>
+      <w:proofErr w:type="spellStart"/>
+      <w:r>
+        <w:rPr>
+          <w:rStyle w:val="ng-star-inserted"/>
+          <w:rFonts w:ascii="Google Sans Text" w:hAnsi="Google Sans Text"/>
+          <w:color w:val="303030"/>
+          <w:sz w:val="21"/>
+          <w:szCs w:val="21"/>
+        </w:rPr>
+        <w:t>znalost</w:t>
+      </w:r>
+      <w:proofErr w:type="spellEnd"/>
+      <w:r>
+        <w:rPr>
+          <w:rStyle w:val="ng-star-inserted"/>
+          <w:rFonts w:ascii="Google Sans Text" w:hAnsi="Google Sans Text"/>
+          <w:color w:val="303030"/>
+          <w:sz w:val="21"/>
+          <w:szCs w:val="21"/>
+        </w:rPr>
+        <w:t xml:space="preserve"> </w:t>
+      </w:r>
+      <w:proofErr w:type="spellStart"/>
+      <w:r>
+        <w:rPr>
+          <w:rStyle w:val="ng-star-inserted"/>
+          <w:rFonts w:ascii="Google Sans Text" w:hAnsi="Google Sans Text"/>
+          <w:color w:val="303030"/>
+          <w:sz w:val="21"/>
+          <w:szCs w:val="21"/>
+        </w:rPr>
+        <w:t>konkrétního</w:t>
+      </w:r>
+      <w:proofErr w:type="spellEnd"/>
+      <w:r>
+        <w:rPr>
+          <w:rStyle w:val="ng-star-inserted"/>
+          <w:rFonts w:ascii="Google Sans Text" w:hAnsi="Google Sans Text"/>
+          <w:color w:val="303030"/>
+          <w:sz w:val="21"/>
+          <w:szCs w:val="21"/>
+        </w:rPr>
+        <w:t xml:space="preserve"> </w:t>
+      </w:r>
+      <w:proofErr w:type="spellStart"/>
+      <w:r>
+        <w:rPr>
+          <w:rStyle w:val="ng-star-inserted"/>
+          <w:rFonts w:ascii="Google Sans Text" w:hAnsi="Google Sans Text"/>
+          <w:color w:val="303030"/>
+          <w:sz w:val="21"/>
+          <w:szCs w:val="21"/>
+        </w:rPr>
+        <w:t>firemního</w:t>
+      </w:r>
+      <w:proofErr w:type="spellEnd"/>
+      <w:r>
+        <w:rPr>
+          <w:rStyle w:val="ng-star-inserted"/>
+          <w:rFonts w:ascii="Google Sans Text" w:hAnsi="Google Sans Text"/>
+          <w:color w:val="303030"/>
+          <w:sz w:val="21"/>
+          <w:szCs w:val="21"/>
+        </w:rPr>
+        <w:t xml:space="preserve"> </w:t>
+      </w:r>
+      <w:proofErr w:type="spellStart"/>
+      <w:r>
+        <w:rPr>
+          <w:rStyle w:val="ng-star-inserted"/>
+          <w:rFonts w:ascii="Google Sans Text" w:hAnsi="Google Sans Text"/>
+          <w:color w:val="303030"/>
+          <w:sz w:val="21"/>
+          <w:szCs w:val="21"/>
+        </w:rPr>
+        <w:t>doménového</w:t>
+      </w:r>
+      <w:proofErr w:type="spellEnd"/>
+      <w:r>
+        <w:rPr>
+          <w:rStyle w:val="ng-star-inserted"/>
+          <w:rFonts w:ascii="Google Sans Text" w:hAnsi="Google Sans Text"/>
+          <w:color w:val="303030"/>
+          <w:sz w:val="21"/>
+          <w:szCs w:val="21"/>
+        </w:rPr>
+        <w:t xml:space="preserve"> </w:t>
+      </w:r>
+      <w:proofErr w:type="spellStart"/>
+      <w:r>
+        <w:rPr>
+          <w:rStyle w:val="ng-star-inserted"/>
+          <w:rFonts w:ascii="Google Sans Text" w:hAnsi="Google Sans Text"/>
+          <w:color w:val="303030"/>
+          <w:sz w:val="21"/>
+          <w:szCs w:val="21"/>
+        </w:rPr>
+        <w:t>prostředí</w:t>
+      </w:r>
+      <w:proofErr w:type="spellEnd"/>
+      <w:r>
+        <w:rPr>
+          <w:rStyle w:val="ng-star-inserted"/>
+          <w:rFonts w:ascii="Google Sans Text" w:hAnsi="Google Sans Text"/>
+          <w:color w:val="303030"/>
+          <w:sz w:val="21"/>
+          <w:szCs w:val="21"/>
+        </w:rPr>
+        <w:t>).</w:t>
+      </w:r>
+    </w:p>
+    <w:p>
+      <w:pPr>
+        <w:spacing w:after="0" w:line="240" w:lineRule="auto"/>
+        <w:ind w:left="0"/>
+        <w:jc w:val="left"/>
+        <w:rPr>
+          <w:rFonts w:ascii="Times New Roman" w:eastAsia="Times New Roman" w:hAnsi="Times New Roman" w:cs="Times New Roman"/>
+          <w:szCs w:val="24"/>
+          <w:lang w:val="en-US"/>
+        </w:rPr>
+      </w:pPr>
+      <w:proofErr w:type="spellStart"/>
+      <w:r>
+        <w:rPr>
+          <w:rFonts w:ascii="Times New Roman" w:eastAsia="Times New Roman" w:hAnsi="Times New Roman" w:cs="Times New Roman"/>
+          <w:szCs w:val="24"/>
+          <w:lang w:val="en-US"/>
+        </w:rPr>
+        <w:t>Rozlišení</w:t>
+      </w:r>
+      <w:proofErr w:type="spellEnd"/>
+      <w:r>
+        <w:rPr>
+          <w:rFonts w:ascii="Times New Roman" w:eastAsia="Times New Roman" w:hAnsi="Times New Roman" w:cs="Times New Roman"/>
+          <w:szCs w:val="24"/>
+          <w:lang w:val="en-US"/>
+        </w:rPr>
+        <w:t xml:space="preserve"> </w:t>
+      </w:r>
+      <w:proofErr w:type="spellStart"/>
+      <w:r>
+        <w:rPr>
+          <w:rFonts w:ascii="Times New Roman" w:eastAsia="Times New Roman" w:hAnsi="Times New Roman" w:cs="Times New Roman"/>
+          <w:szCs w:val="24"/>
+          <w:lang w:val="en-US"/>
+        </w:rPr>
+        <w:t>mezi</w:t>
+      </w:r>
+      <w:proofErr w:type="spellEnd"/>
+      <w:r>
+        <w:rPr>
+          <w:rFonts w:ascii="Times New Roman" w:eastAsia="Times New Roman" w:hAnsi="Times New Roman" w:cs="Times New Roman"/>
+          <w:szCs w:val="24"/>
+          <w:lang w:val="en-US"/>
+        </w:rPr>
+        <w:t xml:space="preserve"> </w:t>
+      </w:r>
+      <w:proofErr w:type="spellStart"/>
+      <w:r>
+        <w:rPr>
+          <w:rFonts w:ascii="Times New Roman" w:eastAsia="Times New Roman" w:hAnsi="Times New Roman" w:cs="Times New Roman"/>
+          <w:szCs w:val="24"/>
+          <w:lang w:val="en-US"/>
+        </w:rPr>
+        <w:t>obecným</w:t>
+      </w:r>
+      <w:proofErr w:type="spellEnd"/>
+      <w:r>
+        <w:rPr>
+          <w:rFonts w:ascii="Times New Roman" w:eastAsia="Times New Roman" w:hAnsi="Times New Roman" w:cs="Times New Roman"/>
+          <w:szCs w:val="24"/>
+          <w:lang w:val="en-US"/>
+        </w:rPr>
+        <w:t xml:space="preserve"> a </w:t>
+      </w:r>
+      <w:proofErr w:type="spellStart"/>
+      <w:r>
+        <w:rPr>
+          <w:rFonts w:ascii="Times New Roman" w:eastAsia="Times New Roman" w:hAnsi="Times New Roman" w:cs="Times New Roman"/>
+          <w:szCs w:val="24"/>
+          <w:lang w:val="en-US"/>
+        </w:rPr>
+        <w:t>specifickým</w:t>
+      </w:r>
+      <w:proofErr w:type="spellEnd"/>
+      <w:r>
+        <w:rPr>
+          <w:rFonts w:ascii="Times New Roman" w:eastAsia="Times New Roman" w:hAnsi="Times New Roman" w:cs="Times New Roman"/>
+          <w:szCs w:val="24"/>
+          <w:lang w:val="en-US"/>
+        </w:rPr>
+        <w:t xml:space="preserve"> </w:t>
+      </w:r>
+      <w:proofErr w:type="spellStart"/>
+      <w:r>
+        <w:rPr>
+          <w:rFonts w:ascii="Times New Roman" w:eastAsia="Times New Roman" w:hAnsi="Times New Roman" w:cs="Times New Roman"/>
+          <w:szCs w:val="24"/>
+          <w:lang w:val="en-US"/>
+        </w:rPr>
+        <w:t>tréninkem</w:t>
+      </w:r>
+      <w:proofErr w:type="spellEnd"/>
+    </w:p>
+    <w:p>
+      <w:pPr>
+        <w:spacing w:after="0" w:line="240" w:lineRule="auto"/>
+        <w:ind w:left="0"/>
+        <w:jc w:val="left"/>
+        <w:rPr>
+          <w:rFonts w:ascii="Times New Roman" w:eastAsia="Times New Roman" w:hAnsi="Times New Roman" w:cs="Times New Roman"/>
+          <w:szCs w:val="24"/>
+          <w:lang w:val="en-US"/>
+        </w:rPr>
+      </w:pPr>
+      <w:r>
+        <w:rPr>
+          <w:rFonts w:ascii="Times New Roman" w:eastAsia="Times New Roman" w:hAnsi="Times New Roman" w:cs="Times New Roman"/>
+          <w:szCs w:val="24"/>
+          <w:lang w:val="en-US"/>
+        </w:rPr>
+        <w:t xml:space="preserve">Toto je </w:t>
+      </w:r>
+      <w:proofErr w:type="spellStart"/>
+      <w:r>
+        <w:rPr>
+          <w:rFonts w:ascii="Times New Roman" w:eastAsia="Times New Roman" w:hAnsi="Times New Roman" w:cs="Times New Roman"/>
+          <w:szCs w:val="24"/>
+          <w:lang w:val="en-US"/>
+        </w:rPr>
+        <w:t>jeden</w:t>
+      </w:r>
+      <w:proofErr w:type="spellEnd"/>
+      <w:r>
+        <w:rPr>
+          <w:rFonts w:ascii="Times New Roman" w:eastAsia="Times New Roman" w:hAnsi="Times New Roman" w:cs="Times New Roman"/>
+          <w:szCs w:val="24"/>
+          <w:lang w:val="en-US"/>
+        </w:rPr>
+        <w:t xml:space="preserve"> z </w:t>
+      </w:r>
+      <w:proofErr w:type="spellStart"/>
+      <w:r>
+        <w:rPr>
+          <w:rFonts w:ascii="Times New Roman" w:eastAsia="Times New Roman" w:hAnsi="Times New Roman" w:cs="Times New Roman"/>
+          <w:szCs w:val="24"/>
+          <w:lang w:val="en-US"/>
+        </w:rPr>
+        <w:t>nejdůležitějších</w:t>
+      </w:r>
+      <w:proofErr w:type="spellEnd"/>
+      <w:r>
+        <w:rPr>
+          <w:rFonts w:ascii="Times New Roman" w:eastAsia="Times New Roman" w:hAnsi="Times New Roman" w:cs="Times New Roman"/>
+          <w:szCs w:val="24"/>
+          <w:lang w:val="en-US"/>
+        </w:rPr>
+        <w:t xml:space="preserve"> </w:t>
+      </w:r>
+      <w:proofErr w:type="spellStart"/>
+      <w:r>
+        <w:rPr>
+          <w:rFonts w:ascii="Times New Roman" w:eastAsia="Times New Roman" w:hAnsi="Times New Roman" w:cs="Times New Roman"/>
+          <w:szCs w:val="24"/>
+          <w:lang w:val="en-US"/>
+        </w:rPr>
+        <w:t>konceptů</w:t>
+      </w:r>
+      <w:proofErr w:type="spellEnd"/>
+      <w:r>
+        <w:rPr>
+          <w:rFonts w:ascii="Times New Roman" w:eastAsia="Times New Roman" w:hAnsi="Times New Roman" w:cs="Times New Roman"/>
+          <w:szCs w:val="24"/>
+          <w:lang w:val="en-US"/>
+        </w:rPr>
+        <w:t xml:space="preserve"> pro </w:t>
+      </w:r>
+      <w:proofErr w:type="spellStart"/>
+      <w:r>
+        <w:rPr>
+          <w:rFonts w:ascii="Times New Roman" w:eastAsia="Times New Roman" w:hAnsi="Times New Roman" w:cs="Times New Roman"/>
+          <w:szCs w:val="24"/>
+          <w:lang w:val="en-US"/>
+        </w:rPr>
+        <w:t>analýzu</w:t>
+      </w:r>
+      <w:proofErr w:type="spellEnd"/>
+      <w:r>
+        <w:rPr>
+          <w:rFonts w:ascii="Times New Roman" w:eastAsia="Times New Roman" w:hAnsi="Times New Roman" w:cs="Times New Roman"/>
+          <w:szCs w:val="24"/>
+          <w:lang w:val="en-US"/>
+        </w:rPr>
+        <w:t xml:space="preserve"> </w:t>
+      </w:r>
+      <w:proofErr w:type="spellStart"/>
+      <w:r>
+        <w:rPr>
+          <w:rFonts w:ascii="Times New Roman" w:eastAsia="Times New Roman" w:hAnsi="Times New Roman" w:cs="Times New Roman"/>
+          <w:szCs w:val="24"/>
+          <w:lang w:val="en-US"/>
+        </w:rPr>
+        <w:t>inzerátů</w:t>
+      </w:r>
+      <w:proofErr w:type="spellEnd"/>
+      <w:r>
+        <w:rPr>
+          <w:rFonts w:ascii="Times New Roman" w:eastAsia="Times New Roman" w:hAnsi="Times New Roman" w:cs="Times New Roman"/>
+          <w:szCs w:val="24"/>
+          <w:lang w:val="en-US"/>
+        </w:rPr>
+        <w:t>:</w:t>
+      </w:r>
+    </w:p>
+    <w:p>
+      <w:pPr>
+        <w:numPr>
+          <w:ilvl w:val="0"/>
+          <w:numId w:val="46"/>
+        </w:numPr>
+        <w:shd w:val="clear" w:color="auto" w:fill="FFFFFF"/>
+        <w:spacing w:before="100" w:beforeAutospacing="1" w:after="100" w:afterAutospacing="1" w:line="240" w:lineRule="auto"/>
+        <w:jc w:val="left"/>
+        <w:rPr>
+          <w:rFonts w:ascii="Google Sans Text" w:eastAsia="Times New Roman" w:hAnsi="Google Sans Text" w:cs="Times New Roman"/>
+          <w:color w:val="303030"/>
+          <w:sz w:val="21"/>
+          <w:szCs w:val="21"/>
+          <w:lang w:val="en-US"/>
+        </w:rPr>
+      </w:pPr>
+      <w:proofErr w:type="spellStart"/>
+      <w:r>
+        <w:rPr>
+          <w:rFonts w:ascii="Google Sans Text" w:eastAsia="Times New Roman" w:hAnsi="Google Sans Text" w:cs="Times New Roman"/>
+          <w:b/>
+          <w:bCs/>
+          <w:color w:val="303030"/>
+          <w:sz w:val="21"/>
+          <w:szCs w:val="21"/>
+          <w:lang w:val="en-US"/>
+        </w:rPr>
+        <w:t>Obecný</w:t>
+      </w:r>
+      <w:proofErr w:type="spellEnd"/>
+      <w:r>
+        <w:rPr>
+          <w:rFonts w:ascii="Google Sans Text" w:eastAsia="Times New Roman" w:hAnsi="Google Sans Text" w:cs="Times New Roman"/>
+          <w:b/>
+          <w:bCs/>
+          <w:color w:val="303030"/>
+          <w:sz w:val="21"/>
+          <w:szCs w:val="21"/>
+          <w:lang w:val="en-US"/>
+        </w:rPr>
+        <w:t xml:space="preserve"> </w:t>
+      </w:r>
+      <w:proofErr w:type="spellStart"/>
+      <w:r>
+        <w:rPr>
+          <w:rFonts w:ascii="Google Sans Text" w:eastAsia="Times New Roman" w:hAnsi="Google Sans Text" w:cs="Times New Roman"/>
+          <w:b/>
+          <w:bCs/>
+          <w:color w:val="303030"/>
+          <w:sz w:val="21"/>
+          <w:szCs w:val="21"/>
+          <w:lang w:val="en-US"/>
+        </w:rPr>
+        <w:t>trénink</w:t>
+      </w:r>
+      <w:proofErr w:type="spellEnd"/>
+      <w:r>
+        <w:rPr>
+          <w:rFonts w:ascii="Google Sans Text" w:eastAsia="Times New Roman" w:hAnsi="Google Sans Text" w:cs="Times New Roman"/>
+          <w:b/>
+          <w:bCs/>
+          <w:color w:val="303030"/>
+          <w:sz w:val="21"/>
+          <w:szCs w:val="21"/>
+          <w:lang w:val="en-US"/>
+        </w:rPr>
+        <w:t xml:space="preserve"> (General Training):</w:t>
+      </w:r>
+      <w:r>
+        <w:rPr>
+          <w:rFonts w:ascii="Google Sans Text" w:eastAsia="Times New Roman" w:hAnsi="Google Sans Text" w:cs="Times New Roman"/>
+          <w:color w:val="303030"/>
+          <w:sz w:val="21"/>
+          <w:szCs w:val="21"/>
+          <w:lang w:val="en-US"/>
+        </w:rPr>
+        <w:t xml:space="preserve"> </w:t>
+      </w:r>
+      <w:proofErr w:type="spellStart"/>
+      <w:r>
+        <w:rPr>
+          <w:rFonts w:ascii="Google Sans Text" w:eastAsia="Times New Roman" w:hAnsi="Google Sans Text" w:cs="Times New Roman"/>
+          <w:color w:val="303030"/>
+          <w:sz w:val="21"/>
+          <w:szCs w:val="21"/>
+          <w:lang w:val="en-US"/>
+        </w:rPr>
+        <w:t>Znalost</w:t>
+      </w:r>
+      <w:proofErr w:type="spellEnd"/>
+      <w:r>
+        <w:rPr>
+          <w:rFonts w:ascii="Google Sans Text" w:eastAsia="Times New Roman" w:hAnsi="Google Sans Text" w:cs="Times New Roman"/>
+          <w:color w:val="303030"/>
+          <w:sz w:val="21"/>
+          <w:szCs w:val="21"/>
+          <w:lang w:val="en-US"/>
+        </w:rPr>
+        <w:t xml:space="preserve"> </w:t>
+      </w:r>
+      <w:proofErr w:type="spellStart"/>
+      <w:r>
+        <w:rPr>
+          <w:rFonts w:ascii="Google Sans Text" w:eastAsia="Times New Roman" w:hAnsi="Google Sans Text" w:cs="Times New Roman"/>
+          <w:color w:val="303030"/>
+          <w:sz w:val="21"/>
+          <w:szCs w:val="21"/>
+          <w:lang w:val="en-US"/>
+        </w:rPr>
+        <w:t>standardních</w:t>
+      </w:r>
+      <w:proofErr w:type="spellEnd"/>
+      <w:r>
+        <w:rPr>
+          <w:rFonts w:ascii="Google Sans Text" w:eastAsia="Times New Roman" w:hAnsi="Google Sans Text" w:cs="Times New Roman"/>
+          <w:color w:val="303030"/>
+          <w:sz w:val="21"/>
+          <w:szCs w:val="21"/>
+          <w:lang w:val="en-US"/>
+        </w:rPr>
+        <w:t xml:space="preserve"> AI </w:t>
+      </w:r>
+      <w:proofErr w:type="spellStart"/>
+      <w:r>
+        <w:rPr>
+          <w:rFonts w:ascii="Google Sans Text" w:eastAsia="Times New Roman" w:hAnsi="Google Sans Text" w:cs="Times New Roman"/>
+          <w:color w:val="303030"/>
+          <w:sz w:val="21"/>
+          <w:szCs w:val="21"/>
+          <w:lang w:val="en-US"/>
+        </w:rPr>
+        <w:t>frameworků</w:t>
+      </w:r>
+      <w:proofErr w:type="spellEnd"/>
+      <w:r>
+        <w:rPr>
+          <w:rFonts w:ascii="Google Sans Text" w:eastAsia="Times New Roman" w:hAnsi="Google Sans Text" w:cs="Times New Roman"/>
+          <w:color w:val="303030"/>
+          <w:sz w:val="21"/>
+          <w:szCs w:val="21"/>
+          <w:lang w:val="en-US"/>
+        </w:rPr>
+        <w:t xml:space="preserve"> (</w:t>
+      </w:r>
+      <w:proofErr w:type="spellStart"/>
+      <w:r>
+        <w:rPr>
+          <w:rFonts w:ascii="Google Sans Text" w:eastAsia="Times New Roman" w:hAnsi="Google Sans Text" w:cs="Times New Roman"/>
+          <w:color w:val="303030"/>
+          <w:sz w:val="21"/>
+          <w:szCs w:val="21"/>
+          <w:lang w:val="en-US"/>
+        </w:rPr>
+        <w:t>např</w:t>
+      </w:r>
+      <w:proofErr w:type="spellEnd"/>
+      <w:r>
+        <w:rPr>
+          <w:rFonts w:ascii="Google Sans Text" w:eastAsia="Times New Roman" w:hAnsi="Google Sans Text" w:cs="Times New Roman"/>
+          <w:color w:val="303030"/>
+          <w:sz w:val="21"/>
+          <w:szCs w:val="21"/>
+          <w:lang w:val="en-US"/>
+        </w:rPr>
+        <w:t xml:space="preserve">. </w:t>
+      </w:r>
+      <w:proofErr w:type="spellStart"/>
+      <w:r>
+        <w:rPr>
+          <w:rFonts w:ascii="Google Sans Text" w:eastAsia="Times New Roman" w:hAnsi="Google Sans Text" w:cs="Times New Roman"/>
+          <w:color w:val="303030"/>
+          <w:sz w:val="21"/>
+          <w:szCs w:val="21"/>
+          <w:lang w:val="en-US"/>
+        </w:rPr>
+        <w:t>PyTorch</w:t>
+      </w:r>
+      <w:proofErr w:type="spellEnd"/>
+      <w:r>
+        <w:rPr>
+          <w:rFonts w:ascii="Google Sans Text" w:eastAsia="Times New Roman" w:hAnsi="Google Sans Text" w:cs="Times New Roman"/>
+          <w:color w:val="303030"/>
+          <w:sz w:val="21"/>
+          <w:szCs w:val="21"/>
+          <w:lang w:val="en-US"/>
+        </w:rPr>
+        <w:t xml:space="preserve">, TensorFlow) je </w:t>
+      </w:r>
+      <w:proofErr w:type="spellStart"/>
+      <w:r>
+        <w:rPr>
+          <w:rFonts w:ascii="Google Sans Text" w:eastAsia="Times New Roman" w:hAnsi="Google Sans Text" w:cs="Times New Roman"/>
+          <w:color w:val="303030"/>
+          <w:sz w:val="21"/>
+          <w:szCs w:val="21"/>
+          <w:lang w:val="en-US"/>
+        </w:rPr>
+        <w:t>přenositelná</w:t>
+      </w:r>
+      <w:proofErr w:type="spellEnd"/>
+      <w:r>
+        <w:rPr>
+          <w:rFonts w:ascii="Google Sans Text" w:eastAsia="Times New Roman" w:hAnsi="Google Sans Text" w:cs="Times New Roman"/>
+          <w:color w:val="303030"/>
+          <w:sz w:val="21"/>
+          <w:szCs w:val="21"/>
+          <w:lang w:val="en-US"/>
+        </w:rPr>
+        <w:t xml:space="preserve"> </w:t>
+      </w:r>
+      <w:proofErr w:type="spellStart"/>
+      <w:r>
+        <w:rPr>
+          <w:rFonts w:ascii="Google Sans Text" w:eastAsia="Times New Roman" w:hAnsi="Google Sans Text" w:cs="Times New Roman"/>
+          <w:color w:val="303030"/>
+          <w:sz w:val="21"/>
+          <w:szCs w:val="21"/>
+          <w:lang w:val="en-US"/>
+        </w:rPr>
+        <w:t>mezi</w:t>
+      </w:r>
+      <w:proofErr w:type="spellEnd"/>
+      <w:r>
+        <w:rPr>
+          <w:rFonts w:ascii="Google Sans Text" w:eastAsia="Times New Roman" w:hAnsi="Google Sans Text" w:cs="Times New Roman"/>
+          <w:color w:val="303030"/>
+          <w:sz w:val="21"/>
+          <w:szCs w:val="21"/>
+          <w:lang w:val="en-US"/>
+        </w:rPr>
+        <w:t xml:space="preserve"> </w:t>
+      </w:r>
+      <w:proofErr w:type="spellStart"/>
+      <w:r>
+        <w:rPr>
+          <w:rFonts w:ascii="Google Sans Text" w:eastAsia="Times New Roman" w:hAnsi="Google Sans Text" w:cs="Times New Roman"/>
+          <w:color w:val="303030"/>
+          <w:sz w:val="21"/>
+          <w:szCs w:val="21"/>
+          <w:lang w:val="en-US"/>
+        </w:rPr>
+        <w:t>firmami</w:t>
+      </w:r>
+      <w:proofErr w:type="spellEnd"/>
+      <w:r>
+        <w:rPr>
+          <w:rFonts w:ascii="Google Sans Text" w:eastAsia="Times New Roman" w:hAnsi="Google Sans Text" w:cs="Times New Roman"/>
+          <w:color w:val="303030"/>
+          <w:sz w:val="21"/>
+          <w:szCs w:val="21"/>
+          <w:lang w:val="en-US"/>
+        </w:rPr>
+        <w:t xml:space="preserve">. </w:t>
+      </w:r>
+      <w:proofErr w:type="spellStart"/>
+      <w:r>
+        <w:rPr>
+          <w:rFonts w:ascii="Google Sans Text" w:eastAsia="Times New Roman" w:hAnsi="Google Sans Text" w:cs="Times New Roman"/>
+          <w:color w:val="303030"/>
+          <w:sz w:val="21"/>
+          <w:szCs w:val="21"/>
+          <w:lang w:val="en-US"/>
+        </w:rPr>
+        <w:t>Podle</w:t>
+      </w:r>
+      <w:proofErr w:type="spellEnd"/>
+      <w:r>
+        <w:rPr>
+          <w:rFonts w:ascii="Google Sans Text" w:eastAsia="Times New Roman" w:hAnsi="Google Sans Text" w:cs="Times New Roman"/>
+          <w:color w:val="303030"/>
+          <w:sz w:val="21"/>
+          <w:szCs w:val="21"/>
+          <w:lang w:val="en-US"/>
+        </w:rPr>
+        <w:t xml:space="preserve"> </w:t>
+      </w:r>
+      <w:proofErr w:type="spellStart"/>
+      <w:r>
+        <w:rPr>
+          <w:rFonts w:ascii="Google Sans Text" w:eastAsia="Times New Roman" w:hAnsi="Google Sans Text" w:cs="Times New Roman"/>
+          <w:color w:val="303030"/>
+          <w:sz w:val="21"/>
+          <w:szCs w:val="21"/>
+          <w:lang w:val="en-US"/>
+        </w:rPr>
+        <w:t>Beckera</w:t>
+      </w:r>
+      <w:proofErr w:type="spellEnd"/>
+      <w:r>
+        <w:rPr>
+          <w:rFonts w:ascii="Google Sans Text" w:eastAsia="Times New Roman" w:hAnsi="Google Sans Text" w:cs="Times New Roman"/>
+          <w:color w:val="303030"/>
+          <w:sz w:val="21"/>
+          <w:szCs w:val="21"/>
+          <w:lang w:val="en-US"/>
+        </w:rPr>
+        <w:t xml:space="preserve"> by </w:t>
+      </w:r>
+      <w:proofErr w:type="spellStart"/>
+      <w:r>
+        <w:rPr>
+          <w:rFonts w:ascii="Google Sans Text" w:eastAsia="Times New Roman" w:hAnsi="Google Sans Text" w:cs="Times New Roman"/>
+          <w:color w:val="303030"/>
+          <w:sz w:val="21"/>
+          <w:szCs w:val="21"/>
+          <w:lang w:val="en-US"/>
+        </w:rPr>
+        <w:t>náklady</w:t>
+      </w:r>
+      <w:proofErr w:type="spellEnd"/>
+      <w:r>
+        <w:rPr>
+          <w:rFonts w:ascii="Google Sans Text" w:eastAsia="Times New Roman" w:hAnsi="Google Sans Text" w:cs="Times New Roman"/>
+          <w:color w:val="303030"/>
+          <w:sz w:val="21"/>
+          <w:szCs w:val="21"/>
+          <w:lang w:val="en-US"/>
+        </w:rPr>
+        <w:t xml:space="preserve"> </w:t>
+      </w:r>
+      <w:proofErr w:type="spellStart"/>
+      <w:r>
+        <w:rPr>
+          <w:rFonts w:ascii="Google Sans Text" w:eastAsia="Times New Roman" w:hAnsi="Google Sans Text" w:cs="Times New Roman"/>
+          <w:color w:val="303030"/>
+          <w:sz w:val="21"/>
+          <w:szCs w:val="21"/>
+          <w:lang w:val="en-US"/>
+        </w:rPr>
+        <w:t>na</w:t>
+      </w:r>
+      <w:proofErr w:type="spellEnd"/>
+      <w:r>
+        <w:rPr>
+          <w:rFonts w:ascii="Google Sans Text" w:eastAsia="Times New Roman" w:hAnsi="Google Sans Text" w:cs="Times New Roman"/>
+          <w:color w:val="303030"/>
+          <w:sz w:val="21"/>
+          <w:szCs w:val="21"/>
+          <w:lang w:val="en-US"/>
+        </w:rPr>
+        <w:t xml:space="preserve"> </w:t>
+      </w:r>
+      <w:proofErr w:type="spellStart"/>
+      <w:r>
+        <w:rPr>
+          <w:rFonts w:ascii="Google Sans Text" w:eastAsia="Times New Roman" w:hAnsi="Google Sans Text" w:cs="Times New Roman"/>
+          <w:color w:val="303030"/>
+          <w:sz w:val="21"/>
+          <w:szCs w:val="21"/>
+          <w:lang w:val="en-US"/>
+        </w:rPr>
+        <w:t>tento</w:t>
+      </w:r>
+      <w:proofErr w:type="spellEnd"/>
+      <w:r>
+        <w:rPr>
+          <w:rFonts w:ascii="Google Sans Text" w:eastAsia="Times New Roman" w:hAnsi="Google Sans Text" w:cs="Times New Roman"/>
+          <w:color w:val="303030"/>
+          <w:sz w:val="21"/>
+          <w:szCs w:val="21"/>
+          <w:lang w:val="en-US"/>
+        </w:rPr>
+        <w:t xml:space="preserve"> </w:t>
+      </w:r>
+      <w:proofErr w:type="spellStart"/>
+      <w:r>
+        <w:rPr>
+          <w:rFonts w:ascii="Google Sans Text" w:eastAsia="Times New Roman" w:hAnsi="Google Sans Text" w:cs="Times New Roman"/>
+          <w:color w:val="303030"/>
+          <w:sz w:val="21"/>
+          <w:szCs w:val="21"/>
+          <w:lang w:val="en-US"/>
+        </w:rPr>
+        <w:t>trénink</w:t>
+      </w:r>
+      <w:proofErr w:type="spellEnd"/>
+      <w:r>
+        <w:rPr>
+          <w:rFonts w:ascii="Google Sans Text" w:eastAsia="Times New Roman" w:hAnsi="Google Sans Text" w:cs="Times New Roman"/>
+          <w:color w:val="303030"/>
+          <w:sz w:val="21"/>
+          <w:szCs w:val="21"/>
+          <w:lang w:val="en-US"/>
+        </w:rPr>
+        <w:t xml:space="preserve"> </w:t>
+      </w:r>
+      <w:proofErr w:type="spellStart"/>
+      <w:r>
+        <w:rPr>
+          <w:rFonts w:ascii="Google Sans Text" w:eastAsia="Times New Roman" w:hAnsi="Google Sans Text" w:cs="Times New Roman"/>
+          <w:color w:val="303030"/>
+          <w:sz w:val="21"/>
+          <w:szCs w:val="21"/>
+          <w:lang w:val="en-US"/>
+        </w:rPr>
+        <w:t>měl</w:t>
+      </w:r>
+      <w:proofErr w:type="spellEnd"/>
+      <w:r>
+        <w:rPr>
+          <w:rFonts w:ascii="Google Sans Text" w:eastAsia="Times New Roman" w:hAnsi="Google Sans Text" w:cs="Times New Roman"/>
+          <w:color w:val="303030"/>
+          <w:sz w:val="21"/>
+          <w:szCs w:val="21"/>
+          <w:lang w:val="en-US"/>
+        </w:rPr>
+        <w:t xml:space="preserve"> </w:t>
+      </w:r>
+      <w:proofErr w:type="spellStart"/>
+      <w:r>
+        <w:rPr>
+          <w:rFonts w:ascii="Google Sans Text" w:eastAsia="Times New Roman" w:hAnsi="Google Sans Text" w:cs="Times New Roman"/>
+          <w:color w:val="303030"/>
+          <w:sz w:val="21"/>
+          <w:szCs w:val="21"/>
+          <w:lang w:val="en-US"/>
+        </w:rPr>
+        <w:t>nést</w:t>
+      </w:r>
+      <w:proofErr w:type="spellEnd"/>
+      <w:r>
+        <w:rPr>
+          <w:rFonts w:ascii="Google Sans Text" w:eastAsia="Times New Roman" w:hAnsi="Google Sans Text" w:cs="Times New Roman"/>
+          <w:color w:val="303030"/>
+          <w:sz w:val="21"/>
+          <w:szCs w:val="21"/>
+          <w:lang w:val="en-US"/>
+        </w:rPr>
+        <w:t xml:space="preserve"> </w:t>
+      </w:r>
+      <w:proofErr w:type="spellStart"/>
+      <w:r>
+        <w:rPr>
+          <w:rFonts w:ascii="Google Sans Text" w:eastAsia="Times New Roman" w:hAnsi="Google Sans Text" w:cs="Times New Roman"/>
+          <w:color w:val="303030"/>
+          <w:sz w:val="21"/>
+          <w:szCs w:val="21"/>
+          <w:lang w:val="en-US"/>
+        </w:rPr>
+        <w:t>zaměstnanec</w:t>
+      </w:r>
+      <w:proofErr w:type="spellEnd"/>
+      <w:r>
+        <w:rPr>
+          <w:rFonts w:ascii="Google Sans Text" w:eastAsia="Times New Roman" w:hAnsi="Google Sans Text" w:cs="Times New Roman"/>
+          <w:color w:val="303030"/>
+          <w:sz w:val="21"/>
+          <w:szCs w:val="21"/>
+          <w:lang w:val="en-US"/>
+        </w:rPr>
+        <w:t xml:space="preserve"> (</w:t>
+      </w:r>
+      <w:proofErr w:type="spellStart"/>
+      <w:r>
+        <w:rPr>
+          <w:rFonts w:ascii="Google Sans Text" w:eastAsia="Times New Roman" w:hAnsi="Google Sans Text" w:cs="Times New Roman"/>
+          <w:color w:val="303030"/>
+          <w:sz w:val="21"/>
+          <w:szCs w:val="21"/>
+          <w:lang w:val="en-US"/>
+        </w:rPr>
+        <w:t>např</w:t>
+      </w:r>
+      <w:proofErr w:type="spellEnd"/>
+      <w:r>
+        <w:rPr>
+          <w:rFonts w:ascii="Google Sans Text" w:eastAsia="Times New Roman" w:hAnsi="Google Sans Text" w:cs="Times New Roman"/>
+          <w:color w:val="303030"/>
+          <w:sz w:val="21"/>
+          <w:szCs w:val="21"/>
+          <w:lang w:val="en-US"/>
+        </w:rPr>
+        <w:t xml:space="preserve">. </w:t>
+      </w:r>
+      <w:proofErr w:type="spellStart"/>
+      <w:r>
+        <w:rPr>
+          <w:rFonts w:ascii="Google Sans Text" w:eastAsia="Times New Roman" w:hAnsi="Google Sans Text" w:cs="Times New Roman"/>
+          <w:color w:val="303030"/>
+          <w:sz w:val="21"/>
+          <w:szCs w:val="21"/>
+          <w:lang w:val="en-US"/>
+        </w:rPr>
+        <w:t>nižší</w:t>
+      </w:r>
+      <w:proofErr w:type="spellEnd"/>
+      <w:r>
+        <w:rPr>
+          <w:rFonts w:ascii="Google Sans Text" w:eastAsia="Times New Roman" w:hAnsi="Google Sans Text" w:cs="Times New Roman"/>
+          <w:color w:val="303030"/>
+          <w:sz w:val="21"/>
+          <w:szCs w:val="21"/>
+          <w:lang w:val="en-US"/>
+        </w:rPr>
+        <w:t xml:space="preserve"> </w:t>
+      </w:r>
+      <w:proofErr w:type="spellStart"/>
+      <w:r>
+        <w:rPr>
+          <w:rFonts w:ascii="Google Sans Text" w:eastAsia="Times New Roman" w:hAnsi="Google Sans Text" w:cs="Times New Roman"/>
+          <w:color w:val="303030"/>
+          <w:sz w:val="21"/>
+          <w:szCs w:val="21"/>
+          <w:lang w:val="en-US"/>
+        </w:rPr>
+        <w:t>mzdou</w:t>
+      </w:r>
+      <w:proofErr w:type="spellEnd"/>
+      <w:r>
+        <w:rPr>
+          <w:rFonts w:ascii="Google Sans Text" w:eastAsia="Times New Roman" w:hAnsi="Google Sans Text" w:cs="Times New Roman"/>
+          <w:color w:val="303030"/>
+          <w:sz w:val="21"/>
+          <w:szCs w:val="21"/>
+          <w:lang w:val="en-US"/>
+        </w:rPr>
+        <w:t xml:space="preserve"> </w:t>
+      </w:r>
+      <w:proofErr w:type="spellStart"/>
+      <w:r>
+        <w:rPr>
+          <w:rFonts w:ascii="Google Sans Text" w:eastAsia="Times New Roman" w:hAnsi="Google Sans Text" w:cs="Times New Roman"/>
+          <w:color w:val="303030"/>
+          <w:sz w:val="21"/>
+          <w:szCs w:val="21"/>
+          <w:lang w:val="en-US"/>
+        </w:rPr>
+        <w:t>během</w:t>
+      </w:r>
+      <w:proofErr w:type="spellEnd"/>
+      <w:r>
+        <w:rPr>
+          <w:rFonts w:ascii="Google Sans Text" w:eastAsia="Times New Roman" w:hAnsi="Google Sans Text" w:cs="Times New Roman"/>
+          <w:color w:val="303030"/>
+          <w:sz w:val="21"/>
+          <w:szCs w:val="21"/>
+          <w:lang w:val="en-US"/>
+        </w:rPr>
+        <w:t xml:space="preserve"> </w:t>
+      </w:r>
+      <w:proofErr w:type="spellStart"/>
+      <w:r>
+        <w:rPr>
+          <w:rFonts w:ascii="Google Sans Text" w:eastAsia="Times New Roman" w:hAnsi="Google Sans Text" w:cs="Times New Roman"/>
+          <w:color w:val="303030"/>
+          <w:sz w:val="21"/>
+          <w:szCs w:val="21"/>
+          <w:lang w:val="en-US"/>
+        </w:rPr>
+        <w:t>učení</w:t>
+      </w:r>
+      <w:proofErr w:type="spellEnd"/>
+      <w:r>
+        <w:rPr>
+          <w:rFonts w:ascii="Google Sans Text" w:eastAsia="Times New Roman" w:hAnsi="Google Sans Text" w:cs="Times New Roman"/>
+          <w:color w:val="303030"/>
+          <w:sz w:val="21"/>
+          <w:szCs w:val="21"/>
+          <w:lang w:val="en-US"/>
+        </w:rPr>
+        <w:t xml:space="preserve">), </w:t>
+      </w:r>
+      <w:proofErr w:type="spellStart"/>
+      <w:r>
+        <w:rPr>
+          <w:rFonts w:ascii="Google Sans Text" w:eastAsia="Times New Roman" w:hAnsi="Google Sans Text" w:cs="Times New Roman"/>
+          <w:color w:val="303030"/>
+          <w:sz w:val="21"/>
+          <w:szCs w:val="21"/>
+          <w:lang w:val="en-US"/>
+        </w:rPr>
+        <w:t>protože</w:t>
+      </w:r>
+      <w:proofErr w:type="spellEnd"/>
+      <w:r>
+        <w:rPr>
+          <w:rFonts w:ascii="Google Sans Text" w:eastAsia="Times New Roman" w:hAnsi="Google Sans Text" w:cs="Times New Roman"/>
+          <w:color w:val="303030"/>
+          <w:sz w:val="21"/>
+          <w:szCs w:val="21"/>
+          <w:lang w:val="en-US"/>
+        </w:rPr>
+        <w:t xml:space="preserve"> </w:t>
+      </w:r>
+      <w:proofErr w:type="spellStart"/>
+      <w:r>
+        <w:rPr>
+          <w:rFonts w:ascii="Google Sans Text" w:eastAsia="Times New Roman" w:hAnsi="Google Sans Text" w:cs="Times New Roman"/>
+          <w:color w:val="303030"/>
+          <w:sz w:val="21"/>
+          <w:szCs w:val="21"/>
+          <w:lang w:val="en-US"/>
+        </w:rPr>
+        <w:t>zvyšuje</w:t>
+      </w:r>
+      <w:proofErr w:type="spellEnd"/>
+      <w:r>
+        <w:rPr>
+          <w:rFonts w:ascii="Google Sans Text" w:eastAsia="Times New Roman" w:hAnsi="Google Sans Text" w:cs="Times New Roman"/>
+          <w:color w:val="303030"/>
+          <w:sz w:val="21"/>
+          <w:szCs w:val="21"/>
+          <w:lang w:val="en-US"/>
+        </w:rPr>
+        <w:t xml:space="preserve"> </w:t>
+      </w:r>
+      <w:proofErr w:type="spellStart"/>
+      <w:r>
+        <w:rPr>
+          <w:rFonts w:ascii="Google Sans Text" w:eastAsia="Times New Roman" w:hAnsi="Google Sans Text" w:cs="Times New Roman"/>
+          <w:color w:val="303030"/>
+          <w:sz w:val="21"/>
+          <w:szCs w:val="21"/>
+          <w:lang w:val="en-US"/>
+        </w:rPr>
+        <w:t>jeho</w:t>
+      </w:r>
+      <w:proofErr w:type="spellEnd"/>
+      <w:r>
+        <w:rPr>
+          <w:rFonts w:ascii="Google Sans Text" w:eastAsia="Times New Roman" w:hAnsi="Google Sans Text" w:cs="Times New Roman"/>
+          <w:color w:val="303030"/>
+          <w:sz w:val="21"/>
+          <w:szCs w:val="21"/>
+          <w:lang w:val="en-US"/>
+        </w:rPr>
+        <w:t xml:space="preserve"> </w:t>
+      </w:r>
+      <w:proofErr w:type="spellStart"/>
+      <w:r>
+        <w:rPr>
+          <w:rFonts w:ascii="Google Sans Text" w:eastAsia="Times New Roman" w:hAnsi="Google Sans Text" w:cs="Times New Roman"/>
+          <w:color w:val="303030"/>
+          <w:sz w:val="21"/>
+          <w:szCs w:val="21"/>
+          <w:lang w:val="en-US"/>
+        </w:rPr>
+        <w:t>hodnotu</w:t>
+      </w:r>
+      <w:proofErr w:type="spellEnd"/>
+      <w:r>
+        <w:rPr>
+          <w:rFonts w:ascii="Google Sans Text" w:eastAsia="Times New Roman" w:hAnsi="Google Sans Text" w:cs="Times New Roman"/>
+          <w:color w:val="303030"/>
+          <w:sz w:val="21"/>
+          <w:szCs w:val="21"/>
+          <w:lang w:val="en-US"/>
+        </w:rPr>
+        <w:t xml:space="preserve"> </w:t>
+      </w:r>
+      <w:proofErr w:type="spellStart"/>
+      <w:r>
+        <w:rPr>
+          <w:rFonts w:ascii="Google Sans Text" w:eastAsia="Times New Roman" w:hAnsi="Google Sans Text" w:cs="Times New Roman"/>
+          <w:color w:val="303030"/>
+          <w:sz w:val="21"/>
+          <w:szCs w:val="21"/>
+          <w:lang w:val="en-US"/>
+        </w:rPr>
+        <w:t>na</w:t>
+      </w:r>
+      <w:proofErr w:type="spellEnd"/>
+      <w:r>
+        <w:rPr>
+          <w:rFonts w:ascii="Google Sans Text" w:eastAsia="Times New Roman" w:hAnsi="Google Sans Text" w:cs="Times New Roman"/>
+          <w:color w:val="303030"/>
+          <w:sz w:val="21"/>
+          <w:szCs w:val="21"/>
+          <w:lang w:val="en-US"/>
+        </w:rPr>
+        <w:t xml:space="preserve"> </w:t>
+      </w:r>
+      <w:proofErr w:type="spellStart"/>
+      <w:r>
+        <w:rPr>
+          <w:rFonts w:ascii="Google Sans Text" w:eastAsia="Times New Roman" w:hAnsi="Google Sans Text" w:cs="Times New Roman"/>
+          <w:color w:val="303030"/>
+          <w:sz w:val="21"/>
+          <w:szCs w:val="21"/>
+          <w:lang w:val="en-US"/>
+        </w:rPr>
+        <w:t>celém</w:t>
+      </w:r>
+      <w:proofErr w:type="spellEnd"/>
+      <w:r>
+        <w:rPr>
+          <w:rFonts w:ascii="Google Sans Text" w:eastAsia="Times New Roman" w:hAnsi="Google Sans Text" w:cs="Times New Roman"/>
+          <w:color w:val="303030"/>
+          <w:sz w:val="21"/>
+          <w:szCs w:val="21"/>
+          <w:lang w:val="en-US"/>
+        </w:rPr>
+        <w:t xml:space="preserve"> </w:t>
+      </w:r>
+      <w:proofErr w:type="spellStart"/>
+      <w:r>
+        <w:rPr>
+          <w:rFonts w:ascii="Google Sans Text" w:eastAsia="Times New Roman" w:hAnsi="Google Sans Text" w:cs="Times New Roman"/>
+          <w:color w:val="303030"/>
+          <w:sz w:val="21"/>
+          <w:szCs w:val="21"/>
+          <w:lang w:val="en-US"/>
+        </w:rPr>
+        <w:t>trhu</w:t>
+      </w:r>
+      <w:proofErr w:type="spellEnd"/>
+      <w:r>
+        <w:rPr>
+          <w:rFonts w:ascii="Google Sans Text" w:eastAsia="Times New Roman" w:hAnsi="Google Sans Text" w:cs="Times New Roman"/>
+          <w:color w:val="303030"/>
+          <w:sz w:val="21"/>
+          <w:szCs w:val="21"/>
+          <w:lang w:val="en-US"/>
+        </w:rPr>
+        <w:t>.</w:t>
+      </w:r>
+    </w:p>
+    <w:p>
+      <w:pPr>
+        <w:numPr>
+          <w:ilvl w:val="0"/>
+          <w:numId w:val="46"/>
+        </w:numPr>
+        <w:shd w:val="clear" w:color="auto" w:fill="FFFFFF"/>
+        <w:spacing w:before="100" w:beforeAutospacing="1" w:after="100" w:afterAutospacing="1" w:line="240" w:lineRule="auto"/>
+        <w:jc w:val="left"/>
+        <w:rPr>
+          <w:rFonts w:ascii="Google Sans Text" w:eastAsia="Times New Roman" w:hAnsi="Google Sans Text" w:cs="Times New Roman"/>
+          <w:color w:val="303030"/>
+          <w:sz w:val="21"/>
+          <w:szCs w:val="21"/>
+          <w:lang w:val="en-US"/>
+        </w:rPr>
+      </w:pPr>
+      <w:proofErr w:type="spellStart"/>
+      <w:r>
+        <w:rPr>
+          <w:rFonts w:ascii="Google Sans Text" w:eastAsia="Times New Roman" w:hAnsi="Google Sans Text" w:cs="Times New Roman"/>
+          <w:b/>
+          <w:bCs/>
+          <w:color w:val="303030"/>
+          <w:sz w:val="21"/>
+          <w:szCs w:val="21"/>
+          <w:lang w:val="en-US"/>
+        </w:rPr>
+        <w:t>Specifický</w:t>
+      </w:r>
+      <w:proofErr w:type="spellEnd"/>
+      <w:r>
+        <w:rPr>
+          <w:rFonts w:ascii="Google Sans Text" w:eastAsia="Times New Roman" w:hAnsi="Google Sans Text" w:cs="Times New Roman"/>
+          <w:b/>
+          <w:bCs/>
+          <w:color w:val="303030"/>
+          <w:sz w:val="21"/>
+          <w:szCs w:val="21"/>
+          <w:lang w:val="en-US"/>
+        </w:rPr>
+        <w:t xml:space="preserve"> </w:t>
+      </w:r>
+      <w:proofErr w:type="spellStart"/>
+      <w:r>
+        <w:rPr>
+          <w:rFonts w:ascii="Google Sans Text" w:eastAsia="Times New Roman" w:hAnsi="Google Sans Text" w:cs="Times New Roman"/>
+          <w:b/>
+          <w:bCs/>
+          <w:color w:val="303030"/>
+          <w:sz w:val="21"/>
+          <w:szCs w:val="21"/>
+          <w:lang w:val="en-US"/>
+        </w:rPr>
+        <w:t>trénink</w:t>
+      </w:r>
+      <w:proofErr w:type="spellEnd"/>
+      <w:r>
+        <w:rPr>
+          <w:rFonts w:ascii="Google Sans Text" w:eastAsia="Times New Roman" w:hAnsi="Google Sans Text" w:cs="Times New Roman"/>
+          <w:b/>
+          <w:bCs/>
+          <w:color w:val="303030"/>
+          <w:sz w:val="21"/>
+          <w:szCs w:val="21"/>
+          <w:lang w:val="en-US"/>
+        </w:rPr>
+        <w:t xml:space="preserve"> (Specific Training):</w:t>
+      </w:r>
+      <w:r>
+        <w:rPr>
+          <w:rFonts w:ascii="Google Sans Text" w:eastAsia="Times New Roman" w:hAnsi="Google Sans Text" w:cs="Times New Roman"/>
+          <w:color w:val="303030"/>
+          <w:sz w:val="21"/>
+          <w:szCs w:val="21"/>
+          <w:lang w:val="en-US"/>
+        </w:rPr>
+        <w:t xml:space="preserve"> </w:t>
+      </w:r>
+      <w:proofErr w:type="spellStart"/>
+      <w:r>
+        <w:rPr>
+          <w:rFonts w:ascii="Google Sans Text" w:eastAsia="Times New Roman" w:hAnsi="Google Sans Text" w:cs="Times New Roman"/>
+          <w:color w:val="303030"/>
+          <w:sz w:val="21"/>
+          <w:szCs w:val="21"/>
+          <w:lang w:val="en-US"/>
+        </w:rPr>
+        <w:t>Pokud</w:t>
+      </w:r>
+      <w:proofErr w:type="spellEnd"/>
+      <w:r>
+        <w:rPr>
+          <w:rFonts w:ascii="Google Sans Text" w:eastAsia="Times New Roman" w:hAnsi="Google Sans Text" w:cs="Times New Roman"/>
+          <w:color w:val="303030"/>
+          <w:sz w:val="21"/>
+          <w:szCs w:val="21"/>
+          <w:lang w:val="en-US"/>
+        </w:rPr>
+        <w:t xml:space="preserve"> </w:t>
+      </w:r>
+      <w:proofErr w:type="spellStart"/>
+      <w:r>
+        <w:rPr>
+          <w:rFonts w:ascii="Google Sans Text" w:eastAsia="Times New Roman" w:hAnsi="Google Sans Text" w:cs="Times New Roman"/>
+          <w:color w:val="303030"/>
+          <w:sz w:val="21"/>
+          <w:szCs w:val="21"/>
+          <w:lang w:val="en-US"/>
+        </w:rPr>
+        <w:t>inzerát</w:t>
+      </w:r>
+      <w:proofErr w:type="spellEnd"/>
+      <w:r>
+        <w:rPr>
+          <w:rFonts w:ascii="Google Sans Text" w:eastAsia="Times New Roman" w:hAnsi="Google Sans Text" w:cs="Times New Roman"/>
+          <w:color w:val="303030"/>
+          <w:sz w:val="21"/>
+          <w:szCs w:val="21"/>
+          <w:lang w:val="en-US"/>
+        </w:rPr>
+        <w:t xml:space="preserve"> </w:t>
+      </w:r>
+      <w:proofErr w:type="spellStart"/>
+      <w:r>
+        <w:rPr>
+          <w:rFonts w:ascii="Google Sans Text" w:eastAsia="Times New Roman" w:hAnsi="Google Sans Text" w:cs="Times New Roman"/>
+          <w:color w:val="303030"/>
+          <w:sz w:val="21"/>
+          <w:szCs w:val="21"/>
+          <w:lang w:val="en-US"/>
+        </w:rPr>
+        <w:t>vyžaduje</w:t>
+      </w:r>
+      <w:proofErr w:type="spellEnd"/>
+      <w:r>
+        <w:rPr>
+          <w:rFonts w:ascii="Google Sans Text" w:eastAsia="Times New Roman" w:hAnsi="Google Sans Text" w:cs="Times New Roman"/>
+          <w:color w:val="303030"/>
+          <w:sz w:val="21"/>
+          <w:szCs w:val="21"/>
+          <w:lang w:val="en-US"/>
+        </w:rPr>
+        <w:t xml:space="preserve"> </w:t>
+      </w:r>
+      <w:proofErr w:type="spellStart"/>
+      <w:r>
+        <w:rPr>
+          <w:rFonts w:ascii="Google Sans Text" w:eastAsia="Times New Roman" w:hAnsi="Google Sans Text" w:cs="Times New Roman"/>
+          <w:color w:val="303030"/>
+          <w:sz w:val="21"/>
+          <w:szCs w:val="21"/>
+          <w:lang w:val="en-US"/>
+        </w:rPr>
+        <w:t>znalost</w:t>
+      </w:r>
+      <w:proofErr w:type="spellEnd"/>
+      <w:r>
+        <w:rPr>
+          <w:rFonts w:ascii="Google Sans Text" w:eastAsia="Times New Roman" w:hAnsi="Google Sans Text" w:cs="Times New Roman"/>
+          <w:color w:val="303030"/>
+          <w:sz w:val="21"/>
+          <w:szCs w:val="21"/>
+          <w:lang w:val="en-US"/>
+        </w:rPr>
+        <w:t xml:space="preserve"> </w:t>
+      </w:r>
+      <w:proofErr w:type="spellStart"/>
+      <w:r>
+        <w:rPr>
+          <w:rFonts w:ascii="Google Sans Text" w:eastAsia="Times New Roman" w:hAnsi="Google Sans Text" w:cs="Times New Roman"/>
+          <w:color w:val="303030"/>
+          <w:sz w:val="21"/>
+          <w:szCs w:val="21"/>
+          <w:lang w:val="en-US"/>
+        </w:rPr>
+        <w:t>interních</w:t>
+      </w:r>
+      <w:proofErr w:type="spellEnd"/>
+      <w:r>
+        <w:rPr>
+          <w:rFonts w:ascii="Google Sans Text" w:eastAsia="Times New Roman" w:hAnsi="Google Sans Text" w:cs="Times New Roman"/>
+          <w:color w:val="303030"/>
+          <w:sz w:val="21"/>
+          <w:szCs w:val="21"/>
+          <w:lang w:val="en-US"/>
+        </w:rPr>
+        <w:t xml:space="preserve"> AI </w:t>
+      </w:r>
+      <w:proofErr w:type="spellStart"/>
+      <w:r>
+        <w:rPr>
+          <w:rFonts w:ascii="Google Sans Text" w:eastAsia="Times New Roman" w:hAnsi="Google Sans Text" w:cs="Times New Roman"/>
+          <w:color w:val="303030"/>
+          <w:sz w:val="21"/>
+          <w:szCs w:val="21"/>
+          <w:lang w:val="en-US"/>
+        </w:rPr>
+        <w:t>systémů</w:t>
+      </w:r>
+      <w:proofErr w:type="spellEnd"/>
+      <w:r>
+        <w:rPr>
+          <w:rFonts w:ascii="Google Sans Text" w:eastAsia="Times New Roman" w:hAnsi="Google Sans Text" w:cs="Times New Roman"/>
+          <w:color w:val="303030"/>
+          <w:sz w:val="21"/>
+          <w:szCs w:val="21"/>
+          <w:lang w:val="en-US"/>
+        </w:rPr>
+        <w:t xml:space="preserve"> </w:t>
+      </w:r>
+      <w:proofErr w:type="spellStart"/>
+      <w:r>
+        <w:rPr>
+          <w:rFonts w:ascii="Google Sans Text" w:eastAsia="Times New Roman" w:hAnsi="Google Sans Text" w:cs="Times New Roman"/>
+          <w:color w:val="303030"/>
+          <w:sz w:val="21"/>
+          <w:szCs w:val="21"/>
+          <w:lang w:val="en-US"/>
+        </w:rPr>
+        <w:t>dané</w:t>
+      </w:r>
+      <w:proofErr w:type="spellEnd"/>
+      <w:r>
+        <w:rPr>
+          <w:rFonts w:ascii="Google Sans Text" w:eastAsia="Times New Roman" w:hAnsi="Google Sans Text" w:cs="Times New Roman"/>
+          <w:color w:val="303030"/>
+          <w:sz w:val="21"/>
+          <w:szCs w:val="21"/>
+          <w:lang w:val="en-US"/>
+        </w:rPr>
+        <w:t xml:space="preserve"> </w:t>
+      </w:r>
+      <w:proofErr w:type="spellStart"/>
+      <w:r>
+        <w:rPr>
+          <w:rFonts w:ascii="Google Sans Text" w:eastAsia="Times New Roman" w:hAnsi="Google Sans Text" w:cs="Times New Roman"/>
+          <w:color w:val="303030"/>
+          <w:sz w:val="21"/>
+          <w:szCs w:val="21"/>
+          <w:lang w:val="en-US"/>
+        </w:rPr>
+        <w:t>firmy</w:t>
+      </w:r>
+      <w:proofErr w:type="spellEnd"/>
+      <w:r>
+        <w:rPr>
+          <w:rFonts w:ascii="Google Sans Text" w:eastAsia="Times New Roman" w:hAnsi="Google Sans Text" w:cs="Times New Roman"/>
+          <w:color w:val="303030"/>
+          <w:sz w:val="21"/>
+          <w:szCs w:val="21"/>
+          <w:lang w:val="en-US"/>
+        </w:rPr>
+        <w:t xml:space="preserve">, </w:t>
+      </w:r>
+      <w:proofErr w:type="spellStart"/>
+      <w:r>
+        <w:rPr>
+          <w:rFonts w:ascii="Google Sans Text" w:eastAsia="Times New Roman" w:hAnsi="Google Sans Text" w:cs="Times New Roman"/>
+          <w:color w:val="303030"/>
+          <w:sz w:val="21"/>
+          <w:szCs w:val="21"/>
+          <w:lang w:val="en-US"/>
+        </w:rPr>
+        <w:t>jde</w:t>
+      </w:r>
+      <w:proofErr w:type="spellEnd"/>
+      <w:r>
+        <w:rPr>
+          <w:rFonts w:ascii="Google Sans Text" w:eastAsia="Times New Roman" w:hAnsi="Google Sans Text" w:cs="Times New Roman"/>
+          <w:color w:val="303030"/>
+          <w:sz w:val="21"/>
+          <w:szCs w:val="21"/>
+          <w:lang w:val="en-US"/>
+        </w:rPr>
+        <w:t xml:space="preserve"> o </w:t>
+      </w:r>
+      <w:proofErr w:type="spellStart"/>
+      <w:r>
+        <w:rPr>
+          <w:rFonts w:ascii="Google Sans Text" w:eastAsia="Times New Roman" w:hAnsi="Google Sans Text" w:cs="Times New Roman"/>
+          <w:color w:val="303030"/>
+          <w:sz w:val="21"/>
+          <w:szCs w:val="21"/>
+          <w:lang w:val="en-US"/>
+        </w:rPr>
+        <w:t>specifický</w:t>
+      </w:r>
+      <w:proofErr w:type="spellEnd"/>
+      <w:r>
+        <w:rPr>
+          <w:rFonts w:ascii="Google Sans Text" w:eastAsia="Times New Roman" w:hAnsi="Google Sans Text" w:cs="Times New Roman"/>
+          <w:color w:val="303030"/>
+          <w:sz w:val="21"/>
+          <w:szCs w:val="21"/>
+          <w:lang w:val="en-US"/>
+        </w:rPr>
+        <w:t xml:space="preserve"> </w:t>
+      </w:r>
+      <w:proofErr w:type="spellStart"/>
+      <w:r>
+        <w:rPr>
+          <w:rFonts w:ascii="Google Sans Text" w:eastAsia="Times New Roman" w:hAnsi="Google Sans Text" w:cs="Times New Roman"/>
+          <w:color w:val="303030"/>
+          <w:sz w:val="21"/>
+          <w:szCs w:val="21"/>
+          <w:lang w:val="en-US"/>
+        </w:rPr>
+        <w:t>kapitál</w:t>
+      </w:r>
+      <w:proofErr w:type="spellEnd"/>
+      <w:r>
+        <w:rPr>
+          <w:rFonts w:ascii="Google Sans Text" w:eastAsia="Times New Roman" w:hAnsi="Google Sans Text" w:cs="Times New Roman"/>
+          <w:color w:val="303030"/>
+          <w:sz w:val="21"/>
+          <w:szCs w:val="21"/>
+          <w:lang w:val="en-US"/>
+        </w:rPr>
+        <w:t xml:space="preserve">. Zde Becker </w:t>
+      </w:r>
+      <w:proofErr w:type="spellStart"/>
+      <w:r>
+        <w:rPr>
+          <w:rFonts w:ascii="Google Sans Text" w:eastAsia="Times New Roman" w:hAnsi="Google Sans Text" w:cs="Times New Roman"/>
+          <w:color w:val="303030"/>
+          <w:sz w:val="21"/>
+          <w:szCs w:val="21"/>
+          <w:lang w:val="en-US"/>
+        </w:rPr>
+        <w:t>vysvětluje</w:t>
+      </w:r>
+      <w:proofErr w:type="spellEnd"/>
+      <w:r>
+        <w:rPr>
+          <w:rFonts w:ascii="Google Sans Text" w:eastAsia="Times New Roman" w:hAnsi="Google Sans Text" w:cs="Times New Roman"/>
+          <w:color w:val="303030"/>
+          <w:sz w:val="21"/>
+          <w:szCs w:val="21"/>
+          <w:lang w:val="en-US"/>
+        </w:rPr>
+        <w:t xml:space="preserve">, </w:t>
+      </w:r>
+      <w:proofErr w:type="spellStart"/>
+      <w:r>
+        <w:rPr>
+          <w:rFonts w:ascii="Google Sans Text" w:eastAsia="Times New Roman" w:hAnsi="Google Sans Text" w:cs="Times New Roman"/>
+          <w:color w:val="303030"/>
+          <w:sz w:val="21"/>
+          <w:szCs w:val="21"/>
+          <w:lang w:val="en-US"/>
+        </w:rPr>
+        <w:t>že</w:t>
+      </w:r>
+      <w:proofErr w:type="spellEnd"/>
+      <w:r>
+        <w:rPr>
+          <w:rFonts w:ascii="Google Sans Text" w:eastAsia="Times New Roman" w:hAnsi="Google Sans Text" w:cs="Times New Roman"/>
+          <w:color w:val="303030"/>
+          <w:sz w:val="21"/>
+          <w:szCs w:val="21"/>
+          <w:lang w:val="en-US"/>
+        </w:rPr>
+        <w:t xml:space="preserve"> </w:t>
+      </w:r>
+      <w:proofErr w:type="spellStart"/>
+      <w:r>
+        <w:rPr>
+          <w:rFonts w:ascii="Google Sans Text" w:eastAsia="Times New Roman" w:hAnsi="Google Sans Text" w:cs="Times New Roman"/>
+          <w:color w:val="303030"/>
+          <w:sz w:val="21"/>
+          <w:szCs w:val="21"/>
+          <w:lang w:val="en-US"/>
+        </w:rPr>
+        <w:t>náklady</w:t>
+      </w:r>
+      <w:proofErr w:type="spellEnd"/>
+      <w:r>
+        <w:rPr>
+          <w:rFonts w:ascii="Google Sans Text" w:eastAsia="Times New Roman" w:hAnsi="Google Sans Text" w:cs="Times New Roman"/>
+          <w:color w:val="303030"/>
+          <w:sz w:val="21"/>
+          <w:szCs w:val="21"/>
+          <w:lang w:val="en-US"/>
+        </w:rPr>
+        <w:t xml:space="preserve"> </w:t>
+      </w:r>
+      <w:proofErr w:type="spellStart"/>
+      <w:r>
+        <w:rPr>
+          <w:rFonts w:ascii="Google Sans Text" w:eastAsia="Times New Roman" w:hAnsi="Google Sans Text" w:cs="Times New Roman"/>
+          <w:color w:val="303030"/>
+          <w:sz w:val="21"/>
+          <w:szCs w:val="21"/>
+          <w:lang w:val="en-US"/>
+        </w:rPr>
+        <w:t>i</w:t>
+      </w:r>
+      <w:proofErr w:type="spellEnd"/>
+      <w:r>
+        <w:rPr>
+          <w:rFonts w:ascii="Google Sans Text" w:eastAsia="Times New Roman" w:hAnsi="Google Sans Text" w:cs="Times New Roman"/>
+          <w:color w:val="303030"/>
+          <w:sz w:val="21"/>
+          <w:szCs w:val="21"/>
+          <w:lang w:val="en-US"/>
+        </w:rPr>
+        <w:t xml:space="preserve"> </w:t>
+      </w:r>
+      <w:proofErr w:type="spellStart"/>
+      <w:r>
+        <w:rPr>
+          <w:rFonts w:ascii="Google Sans Text" w:eastAsia="Times New Roman" w:hAnsi="Google Sans Text" w:cs="Times New Roman"/>
+          <w:color w:val="303030"/>
+          <w:sz w:val="21"/>
+          <w:szCs w:val="21"/>
+          <w:lang w:val="en-US"/>
+        </w:rPr>
+        <w:t>výnosy</w:t>
+      </w:r>
+      <w:proofErr w:type="spellEnd"/>
+      <w:r>
+        <w:rPr>
+          <w:rFonts w:ascii="Google Sans Text" w:eastAsia="Times New Roman" w:hAnsi="Google Sans Text" w:cs="Times New Roman"/>
+          <w:color w:val="303030"/>
+          <w:sz w:val="21"/>
+          <w:szCs w:val="21"/>
+          <w:lang w:val="en-US"/>
+        </w:rPr>
+        <w:t xml:space="preserve"> </w:t>
+      </w:r>
+      <w:proofErr w:type="spellStart"/>
+      <w:r>
+        <w:rPr>
+          <w:rFonts w:ascii="Google Sans Text" w:eastAsia="Times New Roman" w:hAnsi="Google Sans Text" w:cs="Times New Roman"/>
+          <w:color w:val="303030"/>
+          <w:sz w:val="21"/>
+          <w:szCs w:val="21"/>
+          <w:lang w:val="en-US"/>
+        </w:rPr>
+        <w:t>obvykle</w:t>
+      </w:r>
+      <w:proofErr w:type="spellEnd"/>
+      <w:r>
+        <w:rPr>
+          <w:rFonts w:ascii="Google Sans Text" w:eastAsia="Times New Roman" w:hAnsi="Google Sans Text" w:cs="Times New Roman"/>
+          <w:color w:val="303030"/>
+          <w:sz w:val="21"/>
+          <w:szCs w:val="21"/>
+          <w:lang w:val="en-US"/>
+        </w:rPr>
+        <w:t xml:space="preserve"> </w:t>
+      </w:r>
+      <w:proofErr w:type="spellStart"/>
+      <w:r>
+        <w:rPr>
+          <w:rFonts w:ascii="Google Sans Text" w:eastAsia="Times New Roman" w:hAnsi="Google Sans Text" w:cs="Times New Roman"/>
+          <w:color w:val="303030"/>
+          <w:sz w:val="21"/>
+          <w:szCs w:val="21"/>
+          <w:lang w:val="en-US"/>
+        </w:rPr>
+        <w:t>sdílí</w:t>
+      </w:r>
+      <w:proofErr w:type="spellEnd"/>
+      <w:r>
+        <w:rPr>
+          <w:rFonts w:ascii="Google Sans Text" w:eastAsia="Times New Roman" w:hAnsi="Google Sans Text" w:cs="Times New Roman"/>
+          <w:color w:val="303030"/>
+          <w:sz w:val="21"/>
+          <w:szCs w:val="21"/>
+          <w:lang w:val="en-US"/>
+        </w:rPr>
+        <w:t xml:space="preserve"> </w:t>
+      </w:r>
+      <w:proofErr w:type="spellStart"/>
+      <w:r>
+        <w:rPr>
+          <w:rFonts w:ascii="Google Sans Text" w:eastAsia="Times New Roman" w:hAnsi="Google Sans Text" w:cs="Times New Roman"/>
+          <w:color w:val="303030"/>
+          <w:sz w:val="21"/>
+          <w:szCs w:val="21"/>
+          <w:lang w:val="en-US"/>
+        </w:rPr>
+        <w:t>firma</w:t>
+      </w:r>
+      <w:proofErr w:type="spellEnd"/>
+      <w:r>
+        <w:rPr>
+          <w:rFonts w:ascii="Google Sans Text" w:eastAsia="Times New Roman" w:hAnsi="Google Sans Text" w:cs="Times New Roman"/>
+          <w:color w:val="303030"/>
+          <w:sz w:val="21"/>
+          <w:szCs w:val="21"/>
+          <w:lang w:val="en-US"/>
+        </w:rPr>
+        <w:t xml:space="preserve"> </w:t>
+      </w:r>
+      <w:proofErr w:type="spellStart"/>
+      <w:r>
+        <w:rPr>
+          <w:rFonts w:ascii="Google Sans Text" w:eastAsia="Times New Roman" w:hAnsi="Google Sans Text" w:cs="Times New Roman"/>
+          <w:color w:val="303030"/>
+          <w:sz w:val="21"/>
+          <w:szCs w:val="21"/>
+          <w:lang w:val="en-US"/>
+        </w:rPr>
+        <w:t>i</w:t>
+      </w:r>
+      <w:proofErr w:type="spellEnd"/>
+      <w:r>
+        <w:rPr>
+          <w:rFonts w:ascii="Google Sans Text" w:eastAsia="Times New Roman" w:hAnsi="Google Sans Text" w:cs="Times New Roman"/>
+          <w:color w:val="303030"/>
+          <w:sz w:val="21"/>
+          <w:szCs w:val="21"/>
+          <w:lang w:val="en-US"/>
+        </w:rPr>
+        <w:t xml:space="preserve"> </w:t>
+      </w:r>
+      <w:proofErr w:type="spellStart"/>
+      <w:r>
+        <w:rPr>
+          <w:rFonts w:ascii="Google Sans Text" w:eastAsia="Times New Roman" w:hAnsi="Google Sans Text" w:cs="Times New Roman"/>
+          <w:color w:val="303030"/>
+          <w:sz w:val="21"/>
+          <w:szCs w:val="21"/>
+          <w:lang w:val="en-US"/>
+        </w:rPr>
+        <w:t>zaměstnanec</w:t>
+      </w:r>
+      <w:proofErr w:type="spellEnd"/>
+      <w:r>
+        <w:rPr>
+          <w:rFonts w:ascii="Google Sans Text" w:eastAsia="Times New Roman" w:hAnsi="Google Sans Text" w:cs="Times New Roman"/>
+          <w:color w:val="303030"/>
+          <w:sz w:val="21"/>
+          <w:szCs w:val="21"/>
+          <w:lang w:val="en-US"/>
+        </w:rPr>
+        <w:t xml:space="preserve">, </w:t>
+      </w:r>
+      <w:proofErr w:type="spellStart"/>
+      <w:r>
+        <w:rPr>
+          <w:rFonts w:ascii="Google Sans Text" w:eastAsia="Times New Roman" w:hAnsi="Google Sans Text" w:cs="Times New Roman"/>
+          <w:color w:val="303030"/>
+          <w:sz w:val="21"/>
+          <w:szCs w:val="21"/>
+          <w:lang w:val="en-US"/>
+        </w:rPr>
+        <w:t>což</w:t>
+      </w:r>
+      <w:proofErr w:type="spellEnd"/>
+      <w:r>
+        <w:rPr>
+          <w:rFonts w:ascii="Google Sans Text" w:eastAsia="Times New Roman" w:hAnsi="Google Sans Text" w:cs="Times New Roman"/>
+          <w:color w:val="303030"/>
+          <w:sz w:val="21"/>
+          <w:szCs w:val="21"/>
+          <w:lang w:val="en-US"/>
+        </w:rPr>
+        <w:t xml:space="preserve"> </w:t>
+      </w:r>
+      <w:proofErr w:type="spellStart"/>
+      <w:r>
+        <w:rPr>
+          <w:rFonts w:ascii="Google Sans Text" w:eastAsia="Times New Roman" w:hAnsi="Google Sans Text" w:cs="Times New Roman"/>
+          <w:color w:val="303030"/>
+          <w:sz w:val="21"/>
+          <w:szCs w:val="21"/>
+          <w:lang w:val="en-US"/>
+        </w:rPr>
+        <w:t>vede</w:t>
+      </w:r>
+      <w:proofErr w:type="spellEnd"/>
+      <w:r>
+        <w:rPr>
+          <w:rFonts w:ascii="Google Sans Text" w:eastAsia="Times New Roman" w:hAnsi="Google Sans Text" w:cs="Times New Roman"/>
+          <w:color w:val="303030"/>
+          <w:sz w:val="21"/>
+          <w:szCs w:val="21"/>
+          <w:lang w:val="en-US"/>
+        </w:rPr>
+        <w:t xml:space="preserve"> k </w:t>
+      </w:r>
+      <w:proofErr w:type="spellStart"/>
+      <w:r>
+        <w:rPr>
+          <w:rFonts w:ascii="Google Sans Text" w:eastAsia="Times New Roman" w:hAnsi="Google Sans Text" w:cs="Times New Roman"/>
+          <w:color w:val="303030"/>
+          <w:sz w:val="21"/>
+          <w:szCs w:val="21"/>
+          <w:lang w:val="en-US"/>
+        </w:rPr>
+        <w:t>nižší</w:t>
+      </w:r>
+      <w:proofErr w:type="spellEnd"/>
+      <w:r>
+        <w:rPr>
+          <w:rFonts w:ascii="Google Sans Text" w:eastAsia="Times New Roman" w:hAnsi="Google Sans Text" w:cs="Times New Roman"/>
+          <w:color w:val="303030"/>
+          <w:sz w:val="21"/>
+          <w:szCs w:val="21"/>
+          <w:lang w:val="en-US"/>
+        </w:rPr>
+        <w:t xml:space="preserve"> </w:t>
+      </w:r>
+      <w:proofErr w:type="spellStart"/>
+      <w:r>
+        <w:rPr>
+          <w:rFonts w:ascii="Google Sans Text" w:eastAsia="Times New Roman" w:hAnsi="Google Sans Text" w:cs="Times New Roman"/>
+          <w:color w:val="303030"/>
+          <w:sz w:val="21"/>
+          <w:szCs w:val="21"/>
+          <w:lang w:val="en-US"/>
+        </w:rPr>
+        <w:t>fluktuaci</w:t>
+      </w:r>
+      <w:proofErr w:type="spellEnd"/>
+      <w:r>
+        <w:rPr>
+          <w:rFonts w:ascii="Google Sans Text" w:eastAsia="Times New Roman" w:hAnsi="Google Sans Text" w:cs="Times New Roman"/>
+          <w:color w:val="303030"/>
+          <w:sz w:val="21"/>
+          <w:szCs w:val="21"/>
+          <w:lang w:val="en-US"/>
+        </w:rPr>
+        <w:t>.</w:t>
+      </w:r>
+    </w:p>
+    <w:p>
+      <w:pPr>
+        <w:numPr>
+          <w:ilvl w:val="0"/>
+          <w:numId w:val="46"/>
+        </w:numPr>
+        <w:shd w:val="clear" w:color="auto" w:fill="FFFFFF"/>
+        <w:spacing w:before="100" w:beforeAutospacing="1" w:after="100" w:afterAutospacing="1" w:line="240" w:lineRule="auto"/>
+        <w:jc w:val="left"/>
+        <w:rPr>
+          <w:rFonts w:ascii="Google Sans Text" w:eastAsia="Times New Roman" w:hAnsi="Google Sans Text" w:cs="Times New Roman"/>
+          <w:color w:val="303030"/>
+          <w:sz w:val="21"/>
+          <w:szCs w:val="21"/>
+          <w:lang w:val="en-US"/>
+        </w:rPr>
+      </w:pPr>
+      <w:proofErr w:type="spellStart"/>
+      <w:r>
+        <w:rPr>
+          <w:rFonts w:ascii="Google Sans Text" w:eastAsia="Times New Roman" w:hAnsi="Google Sans Text" w:cs="Times New Roman"/>
+          <w:b/>
+          <w:bCs/>
+          <w:color w:val="303030"/>
+          <w:sz w:val="21"/>
+          <w:szCs w:val="21"/>
+          <w:lang w:val="en-US"/>
         </w:rPr>
         <w:lastRenderedPageBreak/>
-        <w:t>Teorie lidského kapitálu</w:t>
-      </w:r>
-      <w:bookmarkEnd w:id="13"/>
-    </w:p>
-    <w:p>
-      <w:pPr>
-        <w:spacing w:before="100" w:beforeAutospacing="1" w:after="100" w:afterAutospacing="1"/>
-        <w:rPr>
-          <w:rFonts w:ascii="Times New Roman" w:eastAsia="Times New Roman" w:hAnsi="Times New Roman" w:cs="Times New Roman"/>
-          <w:i/>
-          <w:iCs/>
-          <w:noProof/>
-          <w:color w:val="EE0000"/>
-          <w:lang w:eastAsia="cs-CZ"/>
-        </w:rPr>
-      </w:pPr>
-      <w:r>
-        <w:rPr>
-          <w:rFonts w:ascii="Times New Roman" w:eastAsia="Times New Roman" w:hAnsi="Times New Roman" w:cs="Times New Roman"/>
-          <w:i/>
-          <w:iCs/>
-          <w:noProof/>
-          <w:color w:val="EE0000"/>
-          <w:lang w:eastAsia="cs-CZ"/>
-        </w:rPr>
-        <w:t xml:space="preserve">Nejaka literatura o lidskem kapitalu jako </w:t>
-      </w:r>
-      <w:r>
-        <w:rPr>
-          <w:rFonts w:ascii="Times New Roman" w:eastAsia="Times New Roman" w:hAnsi="Times New Roman" w:cs="Times New Roman"/>
-          <w:i/>
-          <w:iCs/>
-          <w:noProof/>
-          <w:color w:val="EE0000"/>
-          <w:lang w:eastAsia="cs-CZ"/>
-        </w:rPr>
-        <w:t>Becker nebo Acemoglu</w:t>
-      </w:r>
-    </w:p>
-    <w:p>
-      <w:pPr>
-        <w:spacing w:before="100" w:beforeAutospacing="1" w:after="100" w:afterAutospacing="1"/>
-        <w:rPr>
-          <w:rFonts w:ascii="Times New Roman" w:eastAsia="Times New Roman" w:hAnsi="Times New Roman" w:cs="Times New Roman"/>
-          <w:noProof/>
-          <w:color w:val="EE0000"/>
-          <w:lang w:eastAsia="cs-CZ"/>
-        </w:rPr>
-      </w:pPr>
-      <w:r>
-        <w:rPr>
-          <w:rFonts w:ascii="Times New Roman" w:eastAsia="Times New Roman" w:hAnsi="Times New Roman" w:cs="Times New Roman"/>
-          <w:i/>
-          <w:iCs/>
-          <w:noProof/>
-          <w:color w:val="EE0000"/>
-          <w:lang w:eastAsia="cs-CZ"/>
-        </w:rPr>
-        <w:t>Engberg et al. (2025) a Bone et al. (2025)</w:t>
-      </w:r>
-    </w:p>
-    <w:p>
-      <w:pPr>
-        <w:pStyle w:val="Heading2"/>
-        <w:rPr>
-          <w:rFonts w:eastAsia="Times New Roman"/>
-          <w:noProof/>
-          <w:lang w:eastAsia="cs-CZ"/>
-        </w:rPr>
-      </w:pPr>
-      <w:bookmarkStart w:id="14" w:name="_Toc218851989"/>
-      <w:bookmarkStart w:id="15" w:name="_Toc223344246"/>
-      <w:r>
-        <w:rPr>
-          <w:rFonts w:eastAsia="Times New Roman"/>
-          <w:noProof/>
-          <w:lang w:eastAsia="cs-CZ"/>
-        </w:rPr>
-        <w:t>Základy teorie lidského kapitálu</w:t>
-      </w:r>
-      <w:bookmarkEnd w:id="14"/>
-      <w:bookmarkEnd w:id="15"/>
+        <w:t>Aplikace</w:t>
+      </w:r>
+      <w:proofErr w:type="spellEnd"/>
+      <w:r>
+        <w:rPr>
+          <w:rFonts w:ascii="Google Sans Text" w:eastAsia="Times New Roman" w:hAnsi="Google Sans Text" w:cs="Times New Roman"/>
+          <w:b/>
+          <w:bCs/>
+          <w:color w:val="303030"/>
+          <w:sz w:val="21"/>
+          <w:szCs w:val="21"/>
+          <w:lang w:val="en-US"/>
+        </w:rPr>
+        <w:t>:</w:t>
+      </w:r>
+      <w:r>
+        <w:rPr>
+          <w:rFonts w:ascii="Google Sans Text" w:eastAsia="Times New Roman" w:hAnsi="Google Sans Text" w:cs="Times New Roman"/>
+          <w:color w:val="303030"/>
+          <w:sz w:val="21"/>
+          <w:szCs w:val="21"/>
+          <w:lang w:val="en-US"/>
+        </w:rPr>
+        <w:t xml:space="preserve"> V </w:t>
+      </w:r>
+      <w:proofErr w:type="spellStart"/>
+      <w:r>
+        <w:rPr>
+          <w:rFonts w:ascii="Google Sans Text" w:eastAsia="Times New Roman" w:hAnsi="Google Sans Text" w:cs="Times New Roman"/>
+          <w:color w:val="303030"/>
+          <w:sz w:val="21"/>
+          <w:szCs w:val="21"/>
+          <w:lang w:val="en-US"/>
+        </w:rPr>
+        <w:t>diplomce</w:t>
+      </w:r>
+      <w:proofErr w:type="spellEnd"/>
+      <w:r>
+        <w:rPr>
+          <w:rFonts w:ascii="Google Sans Text" w:eastAsia="Times New Roman" w:hAnsi="Google Sans Text" w:cs="Times New Roman"/>
+          <w:color w:val="303030"/>
+          <w:sz w:val="21"/>
+          <w:szCs w:val="21"/>
+          <w:lang w:val="en-US"/>
+        </w:rPr>
+        <w:t xml:space="preserve"> </w:t>
+      </w:r>
+      <w:proofErr w:type="spellStart"/>
+      <w:r>
+        <w:rPr>
+          <w:rFonts w:ascii="Google Sans Text" w:eastAsia="Times New Roman" w:hAnsi="Google Sans Text" w:cs="Times New Roman"/>
+          <w:color w:val="303030"/>
+          <w:sz w:val="21"/>
+          <w:szCs w:val="21"/>
+          <w:lang w:val="en-US"/>
+        </w:rPr>
+        <w:t>můžete</w:t>
+      </w:r>
+      <w:proofErr w:type="spellEnd"/>
+      <w:r>
+        <w:rPr>
+          <w:rFonts w:ascii="Google Sans Text" w:eastAsia="Times New Roman" w:hAnsi="Google Sans Text" w:cs="Times New Roman"/>
+          <w:color w:val="303030"/>
+          <w:sz w:val="21"/>
+          <w:szCs w:val="21"/>
+          <w:lang w:val="en-US"/>
+        </w:rPr>
+        <w:t xml:space="preserve"> </w:t>
+      </w:r>
+      <w:proofErr w:type="spellStart"/>
+      <w:r>
+        <w:rPr>
+          <w:rFonts w:ascii="Google Sans Text" w:eastAsia="Times New Roman" w:hAnsi="Google Sans Text" w:cs="Times New Roman"/>
+          <w:color w:val="303030"/>
+          <w:sz w:val="21"/>
+          <w:szCs w:val="21"/>
+          <w:lang w:val="en-US"/>
+        </w:rPr>
+        <w:t>sledovat</w:t>
+      </w:r>
+      <w:proofErr w:type="spellEnd"/>
+      <w:r>
+        <w:rPr>
+          <w:rFonts w:ascii="Google Sans Text" w:eastAsia="Times New Roman" w:hAnsi="Google Sans Text" w:cs="Times New Roman"/>
+          <w:color w:val="303030"/>
+          <w:sz w:val="21"/>
+          <w:szCs w:val="21"/>
+          <w:lang w:val="en-US"/>
+        </w:rPr>
+        <w:t xml:space="preserve">, </w:t>
+      </w:r>
+      <w:proofErr w:type="spellStart"/>
+      <w:r>
+        <w:rPr>
+          <w:rFonts w:ascii="Google Sans Text" w:eastAsia="Times New Roman" w:hAnsi="Google Sans Text" w:cs="Times New Roman"/>
+          <w:color w:val="303030"/>
+          <w:sz w:val="21"/>
+          <w:szCs w:val="21"/>
+          <w:lang w:val="en-US"/>
+        </w:rPr>
+        <w:t>zda</w:t>
+      </w:r>
+      <w:proofErr w:type="spellEnd"/>
+      <w:r>
+        <w:rPr>
+          <w:rFonts w:ascii="Google Sans Text" w:eastAsia="Times New Roman" w:hAnsi="Google Sans Text" w:cs="Times New Roman"/>
+          <w:color w:val="303030"/>
+          <w:sz w:val="21"/>
+          <w:szCs w:val="21"/>
+          <w:lang w:val="en-US"/>
+        </w:rPr>
+        <w:t xml:space="preserve"> </w:t>
+      </w:r>
+      <w:proofErr w:type="spellStart"/>
+      <w:r>
+        <w:rPr>
+          <w:rFonts w:ascii="Google Sans Text" w:eastAsia="Times New Roman" w:hAnsi="Google Sans Text" w:cs="Times New Roman"/>
+          <w:color w:val="303030"/>
+          <w:sz w:val="21"/>
+          <w:szCs w:val="21"/>
+          <w:lang w:val="en-US"/>
+        </w:rPr>
+        <w:t>inzeráty</w:t>
+      </w:r>
+      <w:proofErr w:type="spellEnd"/>
+      <w:r>
+        <w:rPr>
+          <w:rFonts w:ascii="Google Sans Text" w:eastAsia="Times New Roman" w:hAnsi="Google Sans Text" w:cs="Times New Roman"/>
+          <w:color w:val="303030"/>
+          <w:sz w:val="21"/>
+          <w:szCs w:val="21"/>
+          <w:lang w:val="en-US"/>
+        </w:rPr>
+        <w:t xml:space="preserve"> v USA, </w:t>
+      </w:r>
+      <w:proofErr w:type="spellStart"/>
+      <w:r>
+        <w:rPr>
+          <w:rFonts w:ascii="Google Sans Text" w:eastAsia="Times New Roman" w:hAnsi="Google Sans Text" w:cs="Times New Roman"/>
+          <w:color w:val="303030"/>
+          <w:sz w:val="21"/>
+          <w:szCs w:val="21"/>
+          <w:lang w:val="en-US"/>
+        </w:rPr>
+        <w:t>Německu</w:t>
+      </w:r>
+      <w:proofErr w:type="spellEnd"/>
+      <w:r>
+        <w:rPr>
+          <w:rFonts w:ascii="Google Sans Text" w:eastAsia="Times New Roman" w:hAnsi="Google Sans Text" w:cs="Times New Roman"/>
+          <w:color w:val="303030"/>
+          <w:sz w:val="21"/>
+          <w:szCs w:val="21"/>
+          <w:lang w:val="en-US"/>
+        </w:rPr>
+        <w:t xml:space="preserve"> </w:t>
+      </w:r>
+      <w:proofErr w:type="spellStart"/>
+      <w:r>
+        <w:rPr>
+          <w:rFonts w:ascii="Google Sans Text" w:eastAsia="Times New Roman" w:hAnsi="Google Sans Text" w:cs="Times New Roman"/>
+          <w:color w:val="303030"/>
+          <w:sz w:val="21"/>
+          <w:szCs w:val="21"/>
+          <w:lang w:val="en-US"/>
+        </w:rPr>
+        <w:t>či</w:t>
+      </w:r>
+      <w:proofErr w:type="spellEnd"/>
+      <w:r>
+        <w:rPr>
+          <w:rFonts w:ascii="Google Sans Text" w:eastAsia="Times New Roman" w:hAnsi="Google Sans Text" w:cs="Times New Roman"/>
+          <w:color w:val="303030"/>
+          <w:sz w:val="21"/>
+          <w:szCs w:val="21"/>
+          <w:lang w:val="en-US"/>
+        </w:rPr>
+        <w:t xml:space="preserve"> </w:t>
+      </w:r>
+      <w:proofErr w:type="spellStart"/>
+      <w:r>
+        <w:rPr>
+          <w:rFonts w:ascii="Google Sans Text" w:eastAsia="Times New Roman" w:hAnsi="Google Sans Text" w:cs="Times New Roman"/>
+          <w:color w:val="303030"/>
+          <w:sz w:val="21"/>
+          <w:szCs w:val="21"/>
+          <w:lang w:val="en-US"/>
+        </w:rPr>
+        <w:t>Indii</w:t>
+      </w:r>
+      <w:proofErr w:type="spellEnd"/>
+      <w:r>
+        <w:rPr>
+          <w:rFonts w:ascii="Google Sans Text" w:eastAsia="Times New Roman" w:hAnsi="Google Sans Text" w:cs="Times New Roman"/>
+          <w:color w:val="303030"/>
+          <w:sz w:val="21"/>
+          <w:szCs w:val="21"/>
+          <w:lang w:val="en-US"/>
+        </w:rPr>
+        <w:t xml:space="preserve"> </w:t>
+      </w:r>
+      <w:proofErr w:type="spellStart"/>
+      <w:r>
+        <w:rPr>
+          <w:rFonts w:ascii="Google Sans Text" w:eastAsia="Times New Roman" w:hAnsi="Google Sans Text" w:cs="Times New Roman"/>
+          <w:color w:val="303030"/>
+          <w:sz w:val="21"/>
+          <w:szCs w:val="21"/>
+          <w:lang w:val="en-US"/>
+        </w:rPr>
+        <w:t>kladou</w:t>
+      </w:r>
+      <w:proofErr w:type="spellEnd"/>
+      <w:r>
+        <w:rPr>
+          <w:rFonts w:ascii="Google Sans Text" w:eastAsia="Times New Roman" w:hAnsi="Google Sans Text" w:cs="Times New Roman"/>
+          <w:color w:val="303030"/>
+          <w:sz w:val="21"/>
+          <w:szCs w:val="21"/>
+          <w:lang w:val="en-US"/>
+        </w:rPr>
+        <w:t xml:space="preserve"> </w:t>
+      </w:r>
+      <w:proofErr w:type="spellStart"/>
+      <w:r>
+        <w:rPr>
+          <w:rFonts w:ascii="Google Sans Text" w:eastAsia="Times New Roman" w:hAnsi="Google Sans Text" w:cs="Times New Roman"/>
+          <w:color w:val="303030"/>
+          <w:sz w:val="21"/>
+          <w:szCs w:val="21"/>
+          <w:lang w:val="en-US"/>
+        </w:rPr>
+        <w:t>větší</w:t>
+      </w:r>
+      <w:proofErr w:type="spellEnd"/>
+      <w:r>
+        <w:rPr>
+          <w:rFonts w:ascii="Google Sans Text" w:eastAsia="Times New Roman" w:hAnsi="Google Sans Text" w:cs="Times New Roman"/>
+          <w:color w:val="303030"/>
+          <w:sz w:val="21"/>
+          <w:szCs w:val="21"/>
+          <w:lang w:val="en-US"/>
+        </w:rPr>
+        <w:t xml:space="preserve"> </w:t>
+      </w:r>
+      <w:proofErr w:type="spellStart"/>
+      <w:r>
+        <w:rPr>
+          <w:rFonts w:ascii="Google Sans Text" w:eastAsia="Times New Roman" w:hAnsi="Google Sans Text" w:cs="Times New Roman"/>
+          <w:color w:val="303030"/>
+          <w:sz w:val="21"/>
+          <w:szCs w:val="21"/>
+          <w:lang w:val="en-US"/>
+        </w:rPr>
+        <w:t>důraz</w:t>
+      </w:r>
+      <w:proofErr w:type="spellEnd"/>
+      <w:r>
+        <w:rPr>
+          <w:rFonts w:ascii="Google Sans Text" w:eastAsia="Times New Roman" w:hAnsi="Google Sans Text" w:cs="Times New Roman"/>
+          <w:color w:val="303030"/>
+          <w:sz w:val="21"/>
+          <w:szCs w:val="21"/>
+          <w:lang w:val="en-US"/>
+        </w:rPr>
+        <w:t xml:space="preserve"> </w:t>
+      </w:r>
+      <w:proofErr w:type="spellStart"/>
+      <w:r>
+        <w:rPr>
+          <w:rFonts w:ascii="Google Sans Text" w:eastAsia="Times New Roman" w:hAnsi="Google Sans Text" w:cs="Times New Roman"/>
+          <w:color w:val="303030"/>
+          <w:sz w:val="21"/>
+          <w:szCs w:val="21"/>
+          <w:lang w:val="en-US"/>
+        </w:rPr>
+        <w:t>na</w:t>
+      </w:r>
+      <w:proofErr w:type="spellEnd"/>
+      <w:r>
+        <w:rPr>
+          <w:rFonts w:ascii="Google Sans Text" w:eastAsia="Times New Roman" w:hAnsi="Google Sans Text" w:cs="Times New Roman"/>
+          <w:color w:val="303030"/>
+          <w:sz w:val="21"/>
+          <w:szCs w:val="21"/>
+          <w:lang w:val="en-US"/>
+        </w:rPr>
+        <w:t xml:space="preserve"> </w:t>
+      </w:r>
+      <w:proofErr w:type="spellStart"/>
+      <w:r>
+        <w:rPr>
+          <w:rFonts w:ascii="Google Sans Text" w:eastAsia="Times New Roman" w:hAnsi="Google Sans Text" w:cs="Times New Roman"/>
+          <w:color w:val="303030"/>
+          <w:sz w:val="21"/>
+          <w:szCs w:val="21"/>
+          <w:lang w:val="en-US"/>
+        </w:rPr>
+        <w:t>obecné</w:t>
+      </w:r>
+      <w:proofErr w:type="spellEnd"/>
+      <w:r>
+        <w:rPr>
+          <w:rFonts w:ascii="Google Sans Text" w:eastAsia="Times New Roman" w:hAnsi="Google Sans Text" w:cs="Times New Roman"/>
+          <w:color w:val="303030"/>
+          <w:sz w:val="21"/>
+          <w:szCs w:val="21"/>
+          <w:lang w:val="en-US"/>
+        </w:rPr>
+        <w:t xml:space="preserve"> (</w:t>
+      </w:r>
+      <w:proofErr w:type="spellStart"/>
+      <w:r>
+        <w:rPr>
+          <w:rFonts w:ascii="Google Sans Text" w:eastAsia="Times New Roman" w:hAnsi="Google Sans Text" w:cs="Times New Roman"/>
+          <w:color w:val="303030"/>
+          <w:sz w:val="21"/>
+          <w:szCs w:val="21"/>
+          <w:lang w:val="en-US"/>
+        </w:rPr>
+        <w:t>certifikace</w:t>
+      </w:r>
+      <w:proofErr w:type="spellEnd"/>
+      <w:r>
+        <w:rPr>
+          <w:rFonts w:ascii="Google Sans Text" w:eastAsia="Times New Roman" w:hAnsi="Google Sans Text" w:cs="Times New Roman"/>
+          <w:color w:val="303030"/>
+          <w:sz w:val="21"/>
+          <w:szCs w:val="21"/>
+          <w:lang w:val="en-US"/>
+        </w:rPr>
+        <w:t xml:space="preserve">, </w:t>
+      </w:r>
+      <w:proofErr w:type="spellStart"/>
+      <w:r>
+        <w:rPr>
+          <w:rFonts w:ascii="Google Sans Text" w:eastAsia="Times New Roman" w:hAnsi="Google Sans Text" w:cs="Times New Roman"/>
+          <w:color w:val="303030"/>
+          <w:sz w:val="21"/>
+          <w:szCs w:val="21"/>
+          <w:lang w:val="en-US"/>
+        </w:rPr>
+        <w:t>známé</w:t>
+      </w:r>
+      <w:proofErr w:type="spellEnd"/>
+      <w:r>
+        <w:rPr>
+          <w:rFonts w:ascii="Google Sans Text" w:eastAsia="Times New Roman" w:hAnsi="Google Sans Text" w:cs="Times New Roman"/>
+          <w:color w:val="303030"/>
+          <w:sz w:val="21"/>
+          <w:szCs w:val="21"/>
+          <w:lang w:val="en-US"/>
+        </w:rPr>
+        <w:t xml:space="preserve"> </w:t>
+      </w:r>
+      <w:proofErr w:type="spellStart"/>
+      <w:r>
+        <w:rPr>
+          <w:rFonts w:ascii="Google Sans Text" w:eastAsia="Times New Roman" w:hAnsi="Google Sans Text" w:cs="Times New Roman"/>
+          <w:color w:val="303030"/>
+          <w:sz w:val="21"/>
+          <w:szCs w:val="21"/>
+          <w:lang w:val="en-US"/>
+        </w:rPr>
+        <w:t>nástroje</w:t>
+      </w:r>
+      <w:proofErr w:type="spellEnd"/>
+      <w:r>
+        <w:rPr>
+          <w:rFonts w:ascii="Google Sans Text" w:eastAsia="Times New Roman" w:hAnsi="Google Sans Text" w:cs="Times New Roman"/>
+          <w:color w:val="303030"/>
+          <w:sz w:val="21"/>
+          <w:szCs w:val="21"/>
+          <w:lang w:val="en-US"/>
+        </w:rPr>
+        <w:t xml:space="preserve">) </w:t>
+      </w:r>
+      <w:proofErr w:type="spellStart"/>
+      <w:r>
+        <w:rPr>
+          <w:rFonts w:ascii="Google Sans Text" w:eastAsia="Times New Roman" w:hAnsi="Google Sans Text" w:cs="Times New Roman"/>
+          <w:color w:val="303030"/>
+          <w:sz w:val="21"/>
+          <w:szCs w:val="21"/>
+          <w:lang w:val="en-US"/>
+        </w:rPr>
+        <w:t>nebo</w:t>
+      </w:r>
+      <w:proofErr w:type="spellEnd"/>
+      <w:r>
+        <w:rPr>
+          <w:rFonts w:ascii="Google Sans Text" w:eastAsia="Times New Roman" w:hAnsi="Google Sans Text" w:cs="Times New Roman"/>
+          <w:color w:val="303030"/>
+          <w:sz w:val="21"/>
+          <w:szCs w:val="21"/>
+          <w:lang w:val="en-US"/>
+        </w:rPr>
+        <w:t xml:space="preserve"> </w:t>
+      </w:r>
+      <w:proofErr w:type="spellStart"/>
+      <w:r>
+        <w:rPr>
+          <w:rFonts w:ascii="Google Sans Text" w:eastAsia="Times New Roman" w:hAnsi="Google Sans Text" w:cs="Times New Roman"/>
+          <w:color w:val="303030"/>
+          <w:sz w:val="21"/>
+          <w:szCs w:val="21"/>
+          <w:lang w:val="en-US"/>
+        </w:rPr>
+        <w:t>specifické</w:t>
+      </w:r>
+      <w:proofErr w:type="spellEnd"/>
+      <w:r>
+        <w:rPr>
+          <w:rFonts w:ascii="Google Sans Text" w:eastAsia="Times New Roman" w:hAnsi="Google Sans Text" w:cs="Times New Roman"/>
+          <w:color w:val="303030"/>
+          <w:sz w:val="21"/>
+          <w:szCs w:val="21"/>
+          <w:lang w:val="en-US"/>
+        </w:rPr>
+        <w:t xml:space="preserve"> </w:t>
+      </w:r>
+      <w:proofErr w:type="spellStart"/>
+      <w:r>
+        <w:rPr>
+          <w:rFonts w:ascii="Google Sans Text" w:eastAsia="Times New Roman" w:hAnsi="Google Sans Text" w:cs="Times New Roman"/>
+          <w:color w:val="303030"/>
+          <w:sz w:val="21"/>
+          <w:szCs w:val="21"/>
+          <w:lang w:val="en-US"/>
+        </w:rPr>
+        <w:t>dovednosti</w:t>
+      </w:r>
+      <w:proofErr w:type="spellEnd"/>
+      <w:r>
+        <w:rPr>
+          <w:rFonts w:ascii="Google Sans Text" w:eastAsia="Times New Roman" w:hAnsi="Google Sans Text" w:cs="Times New Roman"/>
+          <w:color w:val="303030"/>
+          <w:sz w:val="21"/>
+          <w:szCs w:val="21"/>
+          <w:lang w:val="en-US"/>
+        </w:rPr>
+        <w:t xml:space="preserve"> (</w:t>
+      </w:r>
+      <w:proofErr w:type="spellStart"/>
+      <w:r>
+        <w:rPr>
+          <w:rFonts w:ascii="Google Sans Text" w:eastAsia="Times New Roman" w:hAnsi="Google Sans Text" w:cs="Times New Roman"/>
+          <w:color w:val="303030"/>
+          <w:sz w:val="21"/>
+          <w:szCs w:val="21"/>
+          <w:lang w:val="en-US"/>
+        </w:rPr>
+        <w:t>znalost</w:t>
+      </w:r>
+      <w:proofErr w:type="spellEnd"/>
+      <w:r>
+        <w:rPr>
+          <w:rFonts w:ascii="Google Sans Text" w:eastAsia="Times New Roman" w:hAnsi="Google Sans Text" w:cs="Times New Roman"/>
+          <w:color w:val="303030"/>
+          <w:sz w:val="21"/>
+          <w:szCs w:val="21"/>
+          <w:lang w:val="en-US"/>
+        </w:rPr>
+        <w:t xml:space="preserve"> </w:t>
+      </w:r>
+      <w:proofErr w:type="spellStart"/>
+      <w:r>
+        <w:rPr>
+          <w:rFonts w:ascii="Google Sans Text" w:eastAsia="Times New Roman" w:hAnsi="Google Sans Text" w:cs="Times New Roman"/>
+          <w:color w:val="303030"/>
+          <w:sz w:val="21"/>
+          <w:szCs w:val="21"/>
+          <w:lang w:val="en-US"/>
+        </w:rPr>
+        <w:t>konkrétního</w:t>
+      </w:r>
+      <w:proofErr w:type="spellEnd"/>
+      <w:r>
+        <w:rPr>
+          <w:rFonts w:ascii="Google Sans Text" w:eastAsia="Times New Roman" w:hAnsi="Google Sans Text" w:cs="Times New Roman"/>
+          <w:color w:val="303030"/>
+          <w:sz w:val="21"/>
+          <w:szCs w:val="21"/>
+          <w:lang w:val="en-US"/>
+        </w:rPr>
+        <w:t xml:space="preserve"> </w:t>
+      </w:r>
+      <w:proofErr w:type="spellStart"/>
+      <w:r>
+        <w:rPr>
+          <w:rFonts w:ascii="Google Sans Text" w:eastAsia="Times New Roman" w:hAnsi="Google Sans Text" w:cs="Times New Roman"/>
+          <w:color w:val="303030"/>
+          <w:sz w:val="21"/>
+          <w:szCs w:val="21"/>
+          <w:lang w:val="en-US"/>
+        </w:rPr>
+        <w:t>firemního</w:t>
+      </w:r>
+      <w:proofErr w:type="spellEnd"/>
+      <w:r>
+        <w:rPr>
+          <w:rFonts w:ascii="Google Sans Text" w:eastAsia="Times New Roman" w:hAnsi="Google Sans Text" w:cs="Times New Roman"/>
+          <w:color w:val="303030"/>
+          <w:sz w:val="21"/>
+          <w:szCs w:val="21"/>
+          <w:lang w:val="en-US"/>
+        </w:rPr>
+        <w:t xml:space="preserve"> </w:t>
+      </w:r>
+      <w:proofErr w:type="spellStart"/>
+      <w:r>
+        <w:rPr>
+          <w:rFonts w:ascii="Google Sans Text" w:eastAsia="Times New Roman" w:hAnsi="Google Sans Text" w:cs="Times New Roman"/>
+          <w:color w:val="303030"/>
+          <w:sz w:val="21"/>
+          <w:szCs w:val="21"/>
+          <w:lang w:val="en-US"/>
+        </w:rPr>
+        <w:t>doménového</w:t>
+      </w:r>
+      <w:proofErr w:type="spellEnd"/>
+      <w:r>
+        <w:rPr>
+          <w:rFonts w:ascii="Google Sans Text" w:eastAsia="Times New Roman" w:hAnsi="Google Sans Text" w:cs="Times New Roman"/>
+          <w:color w:val="303030"/>
+          <w:sz w:val="21"/>
+          <w:szCs w:val="21"/>
+          <w:lang w:val="en-US"/>
+        </w:rPr>
+        <w:t xml:space="preserve"> </w:t>
+      </w:r>
+      <w:proofErr w:type="spellStart"/>
+      <w:r>
+        <w:rPr>
+          <w:rFonts w:ascii="Google Sans Text" w:eastAsia="Times New Roman" w:hAnsi="Google Sans Text" w:cs="Times New Roman"/>
+          <w:color w:val="303030"/>
+          <w:sz w:val="21"/>
+          <w:szCs w:val="21"/>
+          <w:lang w:val="en-US"/>
+        </w:rPr>
+        <w:t>prostředí</w:t>
+      </w:r>
+      <w:proofErr w:type="spellEnd"/>
     </w:p>
     <w:p>
       <w:pPr>
@@ -6536,7 +11658,7 @@
           <w:color w:val="EE0000"/>
           <w:lang w:eastAsia="cs-CZ"/>
         </w:rPr>
-        <w:t>Definice lidského kapitálu (Becker, 1964)</w:t>
+        <w:t>Investice do vzdělání a dovedností jako forma kapitálu</w:t>
       </w:r>
     </w:p>
     <w:p>
@@ -6560,7 +11682,7 @@
           <w:color w:val="EE0000"/>
           <w:lang w:eastAsia="cs-CZ"/>
         </w:rPr>
-        <w:t>Investice do vzdělání a dovedností jako forma kapitálu</w:t>
+        <w:t>Vztah mezi lidským kapitálem a produktivitou práce</w:t>
       </w:r>
     </w:p>
     <w:p>
@@ -6584,7 +11706,7 @@
           <w:color w:val="EE0000"/>
           <w:lang w:eastAsia="cs-CZ"/>
         </w:rPr>
-        <w:t>Vztah mezi lidským kapitálem a produktivitou práce</w:t>
+        <w:t>Návratnost investic do vzdělání</w:t>
       </w:r>
     </w:p>
     <w:p>
@@ -6603,383 +11725,383 @@
       </w:pPr>
       <w:r>
         <w:rPr>
-          <w:rFonts w:ascii="Times New Roman" w:eastAsia="Times New Roman" w:hAnsi="Times New Roman" w:cs="Times New Roman"/>
-          <w:noProof/>
-          <w:color w:val="EE0000"/>
-          <w:lang w:eastAsia="cs-CZ"/>
-        </w:rPr>
-        <w:t>Návratnost investic do vzdělání</w:t>
-      </w:r>
-    </w:p>
-    <w:p>
-      <w:pPr>
-        <w:numPr>
-          <w:ilvl w:val="0"/>
-          <w:numId w:val="26"/>
-        </w:numPr>
+          <w:rFonts w:eastAsia="Times New Roman"/>
+          <w:noProof/>
+          <w:lang w:eastAsia="cs-CZ"/>
+        </w:rPr>
+        <w:t>acemoglu</w:t>
+      </w:r>
+    </w:p>
+    <w:p>
+      <w:pPr>
+        <w:pStyle w:val="Heading2"/>
+        <w:rPr>
+          <w:rFonts w:eastAsia="Times New Roman"/>
+          <w:noProof/>
+          <w:lang w:eastAsia="cs-CZ"/>
+        </w:rPr>
+      </w:pPr>
+      <w:bookmarkStart w:id="15" w:name="_Toc218851990"/>
+      <w:bookmarkStart w:id="16" w:name="_Toc223344247"/>
+      <w:r>
+        <w:rPr>
+          <w:rFonts w:eastAsia="Times New Roman"/>
+          <w:noProof/>
+          <w:lang w:eastAsia="cs-CZ"/>
+        </w:rPr>
+        <w:t>Dovednosti jako složka lidského kapitálu</w:t>
+      </w:r>
+      <w:bookmarkEnd w:id="15"/>
+      <w:bookmarkEnd w:id="16"/>
+    </w:p>
+    <w:p>
+      <w:pPr>
+        <w:rPr>
+          <w:lang w:val="en-US"/>
+        </w:rPr>
+      </w:pPr>
+      <w:bookmarkStart w:id="17" w:name="_Hlk223357240"/>
+      <w:r>
+        <w:t>Obecné dovednosti (</w:t>
+      </w:r>
+      <w:proofErr w:type="spellStart"/>
+      <w:r>
+        <w:t>general</w:t>
+      </w:r>
+      <w:proofErr w:type="spellEnd"/>
+      <w:r>
+        <w:t xml:space="preserve"> </w:t>
+      </w:r>
+      <w:proofErr w:type="spellStart"/>
+      <w:r>
+        <w:t>human</w:t>
+      </w:r>
+      <w:proofErr w:type="spellEnd"/>
+      <w:r>
+        <w:t xml:space="preserve"> </w:t>
+      </w:r>
+      <w:proofErr w:type="spellStart"/>
+      <w:r>
+        <w:t>capital</w:t>
+      </w:r>
+      <w:proofErr w:type="spellEnd"/>
+      <w:r>
+        <w:t>) zvyšují produktivitu pracovníka ve všech firmách (např. schopnost programovat, znalost jazyků, analytické myšlení). Proto firmy nechtějí platit jejich školení (člověk může odejít jinam). Specifické dovednosti (</w:t>
+      </w:r>
+      <w:proofErr w:type="spellStart"/>
+      <w:r>
+        <w:t>firm-specific</w:t>
+      </w:r>
+      <w:proofErr w:type="spellEnd"/>
+      <w:r>
+        <w:t xml:space="preserve"> </w:t>
+      </w:r>
+      <w:proofErr w:type="spellStart"/>
+      <w:r>
+        <w:t>human</w:t>
+      </w:r>
+      <w:proofErr w:type="spellEnd"/>
+      <w:r>
+        <w:t xml:space="preserve"> </w:t>
+      </w:r>
+      <w:proofErr w:type="spellStart"/>
+      <w:r>
+        <w:t>capital</w:t>
+      </w:r>
+      <w:proofErr w:type="spellEnd"/>
+      <w:r>
+        <w:t>) zvyšují produktivitu pouze u současného zaměstnavatele (např. znalost interního proprietárního systému firmy)</w:t>
+      </w:r>
+      <w:r>
+        <w:t xml:space="preserve"> (</w:t>
+      </w:r>
+      <w:proofErr w:type="spellStart"/>
+      <w:r>
+        <w:t>Becker</w:t>
+      </w:r>
+      <w:proofErr w:type="spellEnd"/>
+      <w:r>
+        <w:t>).</w:t>
+      </w:r>
+    </w:p>
+    <w:p>
+      <w:pPr>
         <w:spacing w:before="100" w:beforeAutospacing="1" w:after="100" w:afterAutospacing="1"/>
         <w:rPr>
           <w:rFonts w:ascii="Times New Roman" w:eastAsia="Times New Roman" w:hAnsi="Times New Roman" w:cs="Times New Roman"/>
           <w:noProof/>
-          <w:color w:val="EE0000"/>
-          <w:lang w:eastAsia="cs-CZ"/>
-        </w:rPr>
-      </w:pPr>
-      <w:r>
-        <w:rPr>
-          <w:rFonts w:eastAsia="Times New Roman"/>
-          <w:noProof/>
-          <w:lang w:eastAsia="cs-CZ"/>
-        </w:rPr>
-        <w:t>acemoglu</w:t>
-      </w:r>
-    </w:p>
-    <w:p>
-      <w:pPr>
-        <w:pStyle w:val="Heading2"/>
-        <w:rPr>
-          <w:rFonts w:eastAsia="Times New Roman"/>
-          <w:noProof/>
-          <w:lang w:eastAsia="cs-CZ"/>
-        </w:rPr>
-      </w:pPr>
-      <w:bookmarkStart w:id="16" w:name="_Toc218851990"/>
-      <w:bookmarkStart w:id="17" w:name="_Toc223344247"/>
-      <w:r>
-        <w:rPr>
-          <w:rFonts w:eastAsia="Times New Roman"/>
-          <w:noProof/>
-          <w:lang w:eastAsia="cs-CZ"/>
-        </w:rPr>
-        <w:t>Dovednosti jako složka lidského kapitálu</w:t>
-      </w:r>
-      <w:bookmarkEnd w:id="16"/>
+          <w:lang w:eastAsia="cs-CZ"/>
+        </w:rPr>
+      </w:pPr>
+    </w:p>
+    <w:p>
+      <w:pPr>
+        <w:spacing w:before="100" w:beforeAutospacing="1" w:after="100" w:afterAutospacing="1"/>
+        <w:rPr>
+          <w:rFonts w:ascii="Times New Roman" w:eastAsia="Times New Roman" w:hAnsi="Times New Roman" w:cs="Times New Roman"/>
+          <w:noProof/>
+          <w:lang w:eastAsia="cs-CZ"/>
+        </w:rPr>
+      </w:pPr>
+      <w:r>
+        <w:rPr>
+          <w:rFonts w:ascii="Times New Roman" w:eastAsia="Times New Roman" w:hAnsi="Times New Roman" w:cs="Times New Roman"/>
+          <w:noProof/>
+          <w:lang w:eastAsia="cs-CZ"/>
+        </w:rPr>
+        <w:t>Rozlišení typů dovedností</w:t>
+      </w:r>
+      <w:r>
+        <w:rPr>
+          <w:rFonts w:ascii="Times New Roman" w:eastAsia="Times New Roman" w:hAnsi="Times New Roman" w:cs="Times New Roman"/>
+          <w:noProof/>
+          <w:lang w:eastAsia="cs-CZ"/>
+        </w:rPr>
+        <w:t xml:space="preserve"> na</w:t>
+      </w:r>
+      <w:r>
+        <w:rPr>
+          <w:rFonts w:ascii="Times New Roman" w:eastAsia="Times New Roman" w:hAnsi="Times New Roman" w:cs="Times New Roman"/>
+          <w:noProof/>
+          <w:lang w:eastAsia="cs-CZ"/>
+        </w:rPr>
+        <w:t xml:space="preserve"> </w:t>
+      </w:r>
+      <w:r>
+        <w:rPr>
+          <w:rFonts w:ascii="Times New Roman" w:eastAsia="Times New Roman" w:hAnsi="Times New Roman" w:cs="Times New Roman"/>
+          <w:noProof/>
+          <w:lang w:eastAsia="cs-CZ"/>
+        </w:rPr>
+        <w:t>o</w:t>
+      </w:r>
+      <w:r>
+        <w:rPr>
+          <w:rFonts w:ascii="Times New Roman" w:eastAsia="Times New Roman" w:hAnsi="Times New Roman" w:cs="Times New Roman"/>
+          <w:noProof/>
+          <w:lang w:eastAsia="cs-CZ"/>
+        </w:rPr>
+        <w:t>becné vs. specifické dovednosti (general vs. firm-specific)</w:t>
+      </w:r>
+      <w:r>
+        <w:rPr>
+          <w:rFonts w:ascii="Times New Roman" w:eastAsia="Times New Roman" w:hAnsi="Times New Roman" w:cs="Times New Roman"/>
+          <w:noProof/>
+          <w:lang w:eastAsia="cs-CZ"/>
+        </w:rPr>
+        <w:t xml:space="preserve">, </w:t>
+      </w:r>
+      <w:r>
+        <w:rPr>
+          <w:rFonts w:ascii="Times New Roman" w:eastAsia="Times New Roman" w:hAnsi="Times New Roman" w:cs="Times New Roman"/>
+          <w:noProof/>
+          <w:lang w:eastAsia="cs-CZ"/>
+        </w:rPr>
+        <w:t>t</w:t>
+      </w:r>
+      <w:r>
+        <w:rPr>
+          <w:rFonts w:ascii="Times New Roman" w:eastAsia="Times New Roman" w:hAnsi="Times New Roman" w:cs="Times New Roman"/>
+          <w:noProof/>
+          <w:lang w:eastAsia="cs-CZ"/>
+        </w:rPr>
+        <w:t>vrdé vs. měkké dovednosti (hard</w:t>
+      </w:r>
+      <w:r>
+        <w:rPr>
+          <w:rFonts w:ascii="Times New Roman" w:eastAsia="Times New Roman" w:hAnsi="Times New Roman" w:cs="Times New Roman"/>
+          <w:noProof/>
+          <w:lang w:eastAsia="cs-CZ"/>
+        </w:rPr>
+        <w:t xml:space="preserve"> </w:t>
+      </w:r>
+      <w:r>
+        <w:rPr>
+          <w:rFonts w:ascii="Times New Roman" w:eastAsia="Times New Roman" w:hAnsi="Times New Roman" w:cs="Times New Roman"/>
+          <w:noProof/>
+          <w:lang w:eastAsia="cs-CZ"/>
+        </w:rPr>
+        <w:t xml:space="preserve">skills vs. </w:t>
+      </w:r>
+      <w:r>
+        <w:rPr>
+          <w:rFonts w:ascii="Times New Roman" w:eastAsia="Times New Roman" w:hAnsi="Times New Roman" w:cs="Times New Roman"/>
+          <w:noProof/>
+          <w:lang w:eastAsia="cs-CZ"/>
+        </w:rPr>
+        <w:t>S</w:t>
+      </w:r>
+      <w:r>
+        <w:rPr>
+          <w:rFonts w:ascii="Times New Roman" w:eastAsia="Times New Roman" w:hAnsi="Times New Roman" w:cs="Times New Roman"/>
+          <w:noProof/>
+          <w:lang w:eastAsia="cs-CZ"/>
+        </w:rPr>
+        <w:t>oft</w:t>
+      </w:r>
+      <w:r>
+        <w:rPr>
+          <w:rFonts w:ascii="Times New Roman" w:eastAsia="Times New Roman" w:hAnsi="Times New Roman" w:cs="Times New Roman"/>
+          <w:noProof/>
+          <w:lang w:eastAsia="cs-CZ"/>
+        </w:rPr>
+        <w:t xml:space="preserve"> </w:t>
+      </w:r>
+      <w:r>
+        <w:rPr>
+          <w:rFonts w:ascii="Times New Roman" w:eastAsia="Times New Roman" w:hAnsi="Times New Roman" w:cs="Times New Roman"/>
+          <w:noProof/>
+          <w:lang w:eastAsia="cs-CZ"/>
+        </w:rPr>
+        <w:t>skills)</w:t>
+      </w:r>
+      <w:r>
+        <w:rPr>
+          <w:rFonts w:ascii="Times New Roman" w:eastAsia="Times New Roman" w:hAnsi="Times New Roman" w:cs="Times New Roman"/>
+          <w:noProof/>
+          <w:lang w:eastAsia="cs-CZ"/>
+        </w:rPr>
+        <w:t xml:space="preserve"> a </w:t>
+      </w:r>
+      <w:r>
+        <w:rPr>
+          <w:rFonts w:ascii="Times New Roman" w:eastAsia="Times New Roman" w:hAnsi="Times New Roman" w:cs="Times New Roman"/>
+          <w:noProof/>
+          <w:lang w:eastAsia="cs-CZ"/>
+        </w:rPr>
+        <w:t>k</w:t>
+      </w:r>
+      <w:r>
+        <w:rPr>
+          <w:rFonts w:ascii="Times New Roman" w:eastAsia="Times New Roman" w:hAnsi="Times New Roman" w:cs="Times New Roman"/>
+          <w:noProof/>
+          <w:lang w:eastAsia="cs-CZ"/>
+        </w:rPr>
+        <w:t>ognitivní vs. manuální dovednosti</w:t>
+      </w:r>
       <w:bookmarkEnd w:id="17"/>
-    </w:p>
-    <w:p>
-      <w:pPr>
-        <w:pStyle w:val="BodyText"/>
-        <w:rPr>
-          <w:lang w:eastAsia="cs-CZ"/>
-        </w:rPr>
-      </w:pPr>
-      <w:proofErr w:type="spellStart"/>
-      <w:r>
-        <w:rPr>
-          <w:rFonts w:ascii="AppleSystemUIFont" w:hAnsi="AppleSystemUIFont" w:cs="AppleSystemUIFont"/>
-          <w:sz w:val="26"/>
-          <w:szCs w:val="26"/>
-          <w:lang w:val="en-US"/>
-        </w:rPr>
-        <w:t>Dovednosti</w:t>
-      </w:r>
-      <w:proofErr w:type="spellEnd"/>
-      <w:r>
-        <w:rPr>
-          <w:rFonts w:ascii="AppleSystemUIFont" w:hAnsi="AppleSystemUIFont" w:cs="AppleSystemUIFont"/>
-          <w:sz w:val="26"/>
-          <w:szCs w:val="26"/>
-          <w:lang w:val="en-US"/>
-        </w:rPr>
-        <w:t xml:space="preserve"> a </w:t>
-      </w:r>
-      <w:proofErr w:type="spellStart"/>
-      <w:r>
-        <w:rPr>
-          <w:rFonts w:ascii="AppleSystemUIFont" w:hAnsi="AppleSystemUIFont" w:cs="AppleSystemUIFont"/>
-          <w:sz w:val="26"/>
-          <w:szCs w:val="26"/>
-          <w:lang w:val="en-US"/>
-        </w:rPr>
-        <w:t>jejich</w:t>
-      </w:r>
-      <w:proofErr w:type="spellEnd"/>
-      <w:r>
-        <w:rPr>
-          <w:rFonts w:ascii="AppleSystemUIFont" w:hAnsi="AppleSystemUIFont" w:cs="AppleSystemUIFont"/>
-          <w:sz w:val="26"/>
-          <w:szCs w:val="26"/>
-          <w:lang w:val="en-US"/>
-        </w:rPr>
-        <w:t xml:space="preserve"> </w:t>
-      </w:r>
-      <w:proofErr w:type="spellStart"/>
-      <w:r>
-        <w:rPr>
-          <w:rFonts w:ascii="AppleSystemUIFont" w:hAnsi="AppleSystemUIFont" w:cs="AppleSystemUIFont"/>
-          <w:sz w:val="26"/>
-          <w:szCs w:val="26"/>
-          <w:lang w:val="en-US"/>
-        </w:rPr>
-        <w:t>klasifikace</w:t>
-      </w:r>
-      <w:proofErr w:type="spellEnd"/>
-      <w:r>
-        <w:rPr>
-          <w:rFonts w:ascii="AppleSystemUIFont" w:hAnsi="AppleSystemUIFont" w:cs="AppleSystemUIFont"/>
-          <w:sz w:val="26"/>
-          <w:szCs w:val="26"/>
-          <w:lang w:val="en-US"/>
-        </w:rPr>
-        <w:t xml:space="preserve"> - </w:t>
-      </w:r>
-      <w:proofErr w:type="spellStart"/>
-      <w:r>
-        <w:rPr>
-          <w:rFonts w:ascii="AppleSystemUIFont" w:hAnsi="AppleSystemUIFont" w:cs="AppleSystemUIFont"/>
-          <w:sz w:val="26"/>
-          <w:szCs w:val="26"/>
-          <w:lang w:val="en-US"/>
-        </w:rPr>
-        <w:t>Obecné</w:t>
-      </w:r>
-      <w:proofErr w:type="spellEnd"/>
-      <w:r>
-        <w:rPr>
-          <w:rFonts w:ascii="AppleSystemUIFont" w:hAnsi="AppleSystemUIFont" w:cs="AppleSystemUIFont"/>
-          <w:sz w:val="26"/>
-          <w:szCs w:val="26"/>
-          <w:lang w:val="en-US"/>
-        </w:rPr>
-        <w:t xml:space="preserve"> vs. </w:t>
-      </w:r>
-      <w:proofErr w:type="spellStart"/>
-      <w:r>
-        <w:rPr>
-          <w:rFonts w:ascii="AppleSystemUIFont" w:hAnsi="AppleSystemUIFont" w:cs="AppleSystemUIFont"/>
-          <w:sz w:val="26"/>
-          <w:szCs w:val="26"/>
-          <w:lang w:val="en-US"/>
-        </w:rPr>
-        <w:t>specifické</w:t>
-      </w:r>
-      <w:proofErr w:type="spellEnd"/>
-      <w:r>
-        <w:rPr>
-          <w:rFonts w:ascii="AppleSystemUIFont" w:hAnsi="AppleSystemUIFont" w:cs="AppleSystemUIFont"/>
-          <w:sz w:val="26"/>
-          <w:szCs w:val="26"/>
-          <w:lang w:val="en-US"/>
-        </w:rPr>
-        <w:t xml:space="preserve">, </w:t>
-      </w:r>
-      <w:proofErr w:type="spellStart"/>
-      <w:r>
-        <w:rPr>
-          <w:rFonts w:ascii="AppleSystemUIFont" w:hAnsi="AppleSystemUIFont" w:cs="AppleSystemUIFont"/>
-          <w:sz w:val="26"/>
-          <w:szCs w:val="26"/>
-          <w:lang w:val="en-US"/>
-        </w:rPr>
-        <w:t>tvrdé</w:t>
-      </w:r>
-      <w:proofErr w:type="spellEnd"/>
-      <w:r>
-        <w:rPr>
-          <w:rFonts w:ascii="AppleSystemUIFont" w:hAnsi="AppleSystemUIFont" w:cs="AppleSystemUIFont"/>
-          <w:sz w:val="26"/>
-          <w:szCs w:val="26"/>
-          <w:lang w:val="en-US"/>
-        </w:rPr>
-        <w:t xml:space="preserve"> vs. </w:t>
-      </w:r>
-      <w:proofErr w:type="spellStart"/>
-      <w:r>
-        <w:rPr>
-          <w:rFonts w:ascii="AppleSystemUIFont" w:hAnsi="AppleSystemUIFont" w:cs="AppleSystemUIFont"/>
-          <w:sz w:val="26"/>
-          <w:szCs w:val="26"/>
-          <w:lang w:val="en-US"/>
-        </w:rPr>
-        <w:t>měkké</w:t>
-      </w:r>
-      <w:proofErr w:type="spellEnd"/>
-      <w:r>
-        <w:rPr>
-          <w:rFonts w:ascii="AppleSystemUIFont" w:hAnsi="AppleSystemUIFont" w:cs="AppleSystemUIFont"/>
-          <w:sz w:val="26"/>
-          <w:szCs w:val="26"/>
-          <w:lang w:val="en-US"/>
-        </w:rPr>
-        <w:t xml:space="preserve">, </w:t>
-      </w:r>
-      <w:proofErr w:type="spellStart"/>
-      <w:r>
-        <w:rPr>
-          <w:rFonts w:ascii="AppleSystemUIFont" w:hAnsi="AppleSystemUIFont" w:cs="AppleSystemUIFont"/>
-          <w:sz w:val="26"/>
-          <w:szCs w:val="26"/>
-          <w:lang w:val="en-US"/>
-        </w:rPr>
-        <w:t>kognitivní</w:t>
-      </w:r>
-      <w:proofErr w:type="spellEnd"/>
-      <w:r>
-        <w:rPr>
-          <w:rFonts w:ascii="AppleSystemUIFont" w:hAnsi="AppleSystemUIFont" w:cs="AppleSystemUIFont"/>
-          <w:sz w:val="26"/>
-          <w:szCs w:val="26"/>
-          <w:lang w:val="en-US"/>
-        </w:rPr>
-        <w:t xml:space="preserve"> vs. </w:t>
-      </w:r>
-      <w:proofErr w:type="spellStart"/>
-      <w:r>
-        <w:rPr>
-          <w:rFonts w:ascii="AppleSystemUIFont" w:hAnsi="AppleSystemUIFont" w:cs="AppleSystemUIFont"/>
-          <w:sz w:val="26"/>
-          <w:szCs w:val="26"/>
-          <w:lang w:val="en-US"/>
-        </w:rPr>
-        <w:t>manuální</w:t>
-      </w:r>
-      <w:proofErr w:type="spellEnd"/>
-    </w:p>
-    <w:p>
-      <w:pPr>
-        <w:numPr>
-          <w:ilvl w:val="0"/>
-          <w:numId w:val="27"/>
-        </w:numPr>
-        <w:spacing w:before="100" w:beforeAutospacing="1" w:after="100" w:afterAutospacing="1"/>
-        <w:rPr>
-          <w:rFonts w:ascii="Times New Roman" w:eastAsia="Times New Roman" w:hAnsi="Times New Roman" w:cs="Times New Roman"/>
-          <w:noProof/>
-          <w:color w:val="EE0000"/>
-          <w:lang w:eastAsia="cs-CZ"/>
-        </w:rPr>
-      </w:pPr>
-      <w:r>
-        <w:rPr>
-          <w:rFonts w:ascii="Times New Roman" w:eastAsia="Times New Roman" w:hAnsi="Times New Roman" w:cs="Times New Roman"/>
-          <w:noProof/>
-          <w:color w:val="EE0000"/>
-          <w:lang w:eastAsia="cs-CZ"/>
-        </w:rPr>
-        <w:t xml:space="preserve">Rozlišení typů dovedností: </w:t>
-      </w:r>
-    </w:p>
-    <w:p>
-      <w:pPr>
-        <w:numPr>
-          <w:ilvl w:val="1"/>
-          <w:numId w:val="27"/>
-        </w:numPr>
-        <w:spacing w:before="100" w:beforeAutospacing="1" w:after="100" w:afterAutospacing="1"/>
-        <w:rPr>
-          <w:rFonts w:ascii="Times New Roman" w:eastAsia="Times New Roman" w:hAnsi="Times New Roman" w:cs="Times New Roman"/>
-          <w:noProof/>
-          <w:color w:val="EE0000"/>
-          <w:lang w:eastAsia="cs-CZ"/>
-        </w:rPr>
-      </w:pPr>
-      <w:r>
-        <w:rPr>
-          <w:rFonts w:ascii="Times New Roman" w:eastAsia="Times New Roman" w:hAnsi="Times New Roman" w:cs="Times New Roman"/>
-          <w:b/>
-          <w:bCs/>
-          <w:noProof/>
-          <w:color w:val="EE0000"/>
-          <w:lang w:eastAsia="cs-CZ"/>
-        </w:rPr>
-        <w:t>Obecné vs. specifické dovednosti</w:t>
-      </w:r>
-      <w:r>
-        <w:rPr>
-          <w:rFonts w:ascii="Times New Roman" w:eastAsia="Times New Roman" w:hAnsi="Times New Roman" w:cs="Times New Roman"/>
-          <w:noProof/>
-          <w:color w:val="EE0000"/>
-          <w:lang w:eastAsia="cs-CZ"/>
-        </w:rPr>
-        <w:t> (general vs. firm-specific)</w:t>
-      </w:r>
-    </w:p>
-    <w:p>
-      <w:pPr>
-        <w:numPr>
-          <w:ilvl w:val="1"/>
-          <w:numId w:val="27"/>
-        </w:numPr>
-        <w:spacing w:before="100" w:beforeAutospacing="1" w:after="100" w:afterAutospacing="1"/>
-        <w:rPr>
-          <w:rFonts w:ascii="Times New Roman" w:eastAsia="Times New Roman" w:hAnsi="Times New Roman" w:cs="Times New Roman"/>
-          <w:noProof/>
-          <w:color w:val="EE0000"/>
-          <w:lang w:eastAsia="cs-CZ"/>
-        </w:rPr>
-      </w:pPr>
-      <w:r>
-        <w:rPr>
-          <w:rFonts w:ascii="Times New Roman" w:eastAsia="Times New Roman" w:hAnsi="Times New Roman" w:cs="Times New Roman"/>
-          <w:b/>
-          <w:bCs/>
-          <w:noProof/>
-          <w:color w:val="EE0000"/>
-          <w:lang w:eastAsia="cs-CZ"/>
-        </w:rPr>
-        <w:t>Tvrdé vs. měkké dovednosti</w:t>
-      </w:r>
-      <w:r>
-        <w:rPr>
-          <w:rFonts w:ascii="Times New Roman" w:eastAsia="Times New Roman" w:hAnsi="Times New Roman" w:cs="Times New Roman"/>
-          <w:noProof/>
-          <w:color w:val="EE0000"/>
-          <w:lang w:eastAsia="cs-CZ"/>
-        </w:rPr>
-        <w:t> (hard skills vs. soft skills)</w:t>
-      </w:r>
-    </w:p>
-    <w:p>
-      <w:pPr>
-        <w:numPr>
-          <w:ilvl w:val="1"/>
-          <w:numId w:val="27"/>
-        </w:numPr>
-        <w:spacing w:before="100" w:beforeAutospacing="1" w:after="100" w:afterAutospacing="1"/>
-        <w:rPr>
-          <w:rFonts w:ascii="Times New Roman" w:eastAsia="Times New Roman" w:hAnsi="Times New Roman" w:cs="Times New Roman"/>
-          <w:noProof/>
-          <w:color w:val="EE0000"/>
-          <w:lang w:eastAsia="cs-CZ"/>
-        </w:rPr>
-      </w:pPr>
-      <w:r>
-        <w:rPr>
-          <w:rFonts w:ascii="Times New Roman" w:eastAsia="Times New Roman" w:hAnsi="Times New Roman" w:cs="Times New Roman"/>
-          <w:b/>
-          <w:bCs/>
-          <w:noProof/>
-          <w:color w:val="EE0000"/>
-          <w:lang w:eastAsia="cs-CZ"/>
-        </w:rPr>
-        <w:t>Kognitivní vs. manuální dovednosti</w:t>
-      </w:r>
-    </w:p>
-    <w:p>
-      <w:pPr>
-        <w:numPr>
-          <w:ilvl w:val="0"/>
-          <w:numId w:val="27"/>
-        </w:numPr>
-        <w:spacing w:before="100" w:beforeAutospacing="1" w:after="100" w:afterAutospacing="1"/>
-        <w:rPr>
-          <w:rFonts w:ascii="Times New Roman" w:eastAsia="Times New Roman" w:hAnsi="Times New Roman" w:cs="Times New Roman"/>
-          <w:noProof/>
-          <w:color w:val="EE0000"/>
-          <w:lang w:eastAsia="cs-CZ"/>
-        </w:rPr>
-      </w:pPr>
-      <w:r>
-        <w:rPr>
-          <w:rFonts w:ascii="Times New Roman" w:eastAsia="Times New Roman" w:hAnsi="Times New Roman" w:cs="Times New Roman"/>
-          <w:noProof/>
-          <w:color w:val="EE0000"/>
-          <w:lang w:eastAsia="cs-CZ"/>
-        </w:rPr>
-        <w:t>Transferabilita dovedností mezi zaměstnáními</w:t>
+      <w:r>
+        <w:rPr>
+          <w:rFonts w:ascii="Times New Roman" w:eastAsia="Times New Roman" w:hAnsi="Times New Roman" w:cs="Times New Roman"/>
+          <w:noProof/>
+          <w:lang w:eastAsia="cs-CZ"/>
+        </w:rPr>
+        <w:t>.</w:t>
+      </w:r>
+      <w:r>
+        <w:rPr>
+          <w:rFonts w:ascii="Times New Roman" w:eastAsia="Times New Roman" w:hAnsi="Times New Roman" w:cs="Times New Roman"/>
+          <w:noProof/>
+          <w:lang w:eastAsia="cs-CZ"/>
+        </w:rPr>
+        <w:t xml:space="preserve"> Zajímavou vlastností je, že tyt</w:t>
+      </w:r>
+      <w:r>
+        <w:rPr>
+          <w:rFonts w:ascii="Times New Roman" w:eastAsia="Times New Roman" w:hAnsi="Times New Roman" w:cs="Times New Roman"/>
+          <w:noProof/>
+          <w:lang w:eastAsia="cs-CZ"/>
+        </w:rPr>
+        <w:t>o dovednosti jsou zpravidla t</w:t>
+      </w:r>
+      <w:r>
+        <w:rPr>
+          <w:rFonts w:ascii="Times New Roman" w:eastAsia="Times New Roman" w:hAnsi="Times New Roman" w:cs="Times New Roman"/>
+          <w:noProof/>
+          <w:lang w:eastAsia="cs-CZ"/>
+        </w:rPr>
+        <w:t>ransferabil</w:t>
+      </w:r>
+      <w:r>
+        <w:rPr>
+          <w:rFonts w:ascii="Times New Roman" w:eastAsia="Times New Roman" w:hAnsi="Times New Roman" w:cs="Times New Roman"/>
+          <w:noProof/>
+          <w:lang w:eastAsia="cs-CZ"/>
+        </w:rPr>
+        <w:t xml:space="preserve">ní </w:t>
+      </w:r>
+      <w:r>
+        <w:rPr>
+          <w:rFonts w:ascii="Times New Roman" w:eastAsia="Times New Roman" w:hAnsi="Times New Roman" w:cs="Times New Roman"/>
+          <w:noProof/>
+          <w:lang w:eastAsia="cs-CZ"/>
+        </w:rPr>
+        <w:t>mezi zaměstnáními</w:t>
       </w:r>
       <w:bookmarkStart w:id="18" w:name="_Toc218851991"/>
       <w:bookmarkStart w:id="19" w:name="_Hlk223266042"/>
+      <w:r>
+        <w:rPr>
+          <w:rFonts w:ascii="Times New Roman" w:eastAsia="Times New Roman" w:hAnsi="Times New Roman" w:cs="Times New Roman"/>
+          <w:noProof/>
+          <w:lang w:eastAsia="cs-CZ"/>
+        </w:rPr>
+        <w:t>, tedy neznamená to, že při opuštění daného pracovního místa z</w:t>
+      </w:r>
+      <w:r>
+        <w:rPr>
+          <w:rFonts w:ascii="Times New Roman" w:eastAsia="Times New Roman" w:hAnsi="Times New Roman" w:cs="Times New Roman"/>
+          <w:noProof/>
+          <w:lang w:eastAsia="cs-CZ"/>
+        </w:rPr>
+        <w:t>a</w:t>
+      </w:r>
+      <w:r>
+        <w:rPr>
+          <w:rFonts w:ascii="Times New Roman" w:eastAsia="Times New Roman" w:hAnsi="Times New Roman" w:cs="Times New Roman"/>
+          <w:noProof/>
+          <w:lang w:eastAsia="cs-CZ"/>
+        </w:rPr>
+        <w:t>m</w:t>
+      </w:r>
+      <w:r>
+        <w:rPr>
+          <w:rFonts w:ascii="Times New Roman" w:eastAsia="Times New Roman" w:hAnsi="Times New Roman" w:cs="Times New Roman"/>
+          <w:noProof/>
+          <w:lang w:eastAsia="cs-CZ"/>
+        </w:rPr>
+        <w:t>ě</w:t>
+      </w:r>
+      <w:r>
+        <w:rPr>
+          <w:rFonts w:ascii="Times New Roman" w:eastAsia="Times New Roman" w:hAnsi="Times New Roman" w:cs="Times New Roman"/>
+          <w:noProof/>
+          <w:lang w:eastAsia="cs-CZ"/>
+        </w:rPr>
+        <w:t>s</w:t>
+      </w:r>
+      <w:r>
+        <w:rPr>
+          <w:rFonts w:ascii="Times New Roman" w:eastAsia="Times New Roman" w:hAnsi="Times New Roman" w:cs="Times New Roman"/>
+          <w:noProof/>
+          <w:lang w:eastAsia="cs-CZ"/>
+        </w:rPr>
+        <w:t>tn</w:t>
+      </w:r>
+      <w:r>
+        <w:rPr>
+          <w:rFonts w:ascii="Times New Roman" w:eastAsia="Times New Roman" w:hAnsi="Times New Roman" w:cs="Times New Roman"/>
+          <w:noProof/>
+          <w:lang w:eastAsia="cs-CZ"/>
+        </w:rPr>
+        <w:t>an</w:t>
+      </w:r>
+      <w:r>
+        <w:rPr>
+          <w:rFonts w:ascii="Times New Roman" w:eastAsia="Times New Roman" w:hAnsi="Times New Roman" w:cs="Times New Roman"/>
+          <w:noProof/>
+          <w:lang w:eastAsia="cs-CZ"/>
+        </w:rPr>
+        <w:t>e</w:t>
+      </w:r>
+      <w:r>
+        <w:rPr>
+          <w:rFonts w:ascii="Times New Roman" w:eastAsia="Times New Roman" w:hAnsi="Times New Roman" w:cs="Times New Roman"/>
+          <w:noProof/>
+          <w:lang w:eastAsia="cs-CZ"/>
+        </w:rPr>
+        <w:t>c tyto dovednosti ztrácí a musí nabírat nové.</w:t>
+      </w:r>
     </w:p>
     <w:p>
       <w:pPr>
@@ -7243,7 +12365,6 @@
           <w:color w:val="EE0000"/>
           <w:lang w:eastAsia="cs-CZ"/>
         </w:rPr>
-        <w:lastRenderedPageBreak/>
         <w:t>Rutinizace a polarizace trhu práce</w:t>
       </w:r>
     </w:p>
@@ -7292,6 +12413,7 @@
           <w:noProof/>
           <w:lang w:eastAsia="cs-CZ"/>
         </w:rPr>
+        <w:lastRenderedPageBreak/>
         <w:t>Transformace pracovního trhu</w:t>
       </w:r>
       <w:bookmarkEnd w:id="22"/>
@@ -7440,14 +12562,14 @@
         <w:rPr>
           <w:noProof/>
         </w:rPr>
-        <w:t xml:space="preserve">Je zde kritizován především nadhodnocování hrozeb a zavádějí přesnější přístup založený na konkrétních úkolech, jenž zohledňuje různorodost činností v rámci stejných profesí. Výzkum odhaduje, že plně automatizovatelných míst na trhu práce je pouze 9 </w:t>
+        <w:t xml:space="preserve">Je zde kritizován především nadhodnocování hrozeb a zavádějí přesnější přístup založený na konkrétních úkolech, jenž zohledňuje různorodost činností v rámci stejných profesí. Výzkum odhaduje, že plně automatizovatelných míst na trhu práce je pouze 9 %, což je oproti 47 % výrazně nižší odhad. Výsledky se liší mezi státy v závislosti na organizaci práce a vzdělávání. Také zdůrazňují, že technologický pokrok sice nezpůsobí </w:t>
       </w:r>
       <w:r>
         <w:rPr>
           <w:noProof/>
         </w:rPr>
         <w:lastRenderedPageBreak/>
-        <w:t>%, což je oproti 47 % výrazně nižší odhad. Výsledky se liší mezi státy v závislosti na organizaci práce a vzdělávání. Také zdůrazňují, že technologický pokrok sice nezpůsobí masovou nezaměstnanost, ale výrazně zasáhne hlavně méně kvalifikované pracovníky. Hlavní výzvou by tak neměl být nedostatek práce, nýbrž rostoucí sociální nerovnost a nutnost rekvalifikace méně kvalifikovaných pracovníků na trhu práce. Studie poukazuje také na ekonomické, právní a společenské faktory, které proces nahrazování lidí technologiemi dále zpomalují.</w:t>
+        <w:t>masovou nezaměstnanost, ale výrazně zasáhne hlavně méně kvalifikované pracovníky. Hlavní výzvou by tak neměl být nedostatek práce, nýbrž rostoucí sociální nerovnost a nutnost rekvalifikace méně kvalifikovaných pracovníků na trhu práce. Studie poukazuje také na ekonomické, právní a společenské faktory, které proces nahrazování lidí technologiemi dále zpomalují.</w:t>
       </w:r>
     </w:p>
     <w:p>
@@ -8062,7 +13184,6 @@
                 <w:noProof/>
                 <w:shd w:val="clear" w:color="auto" w:fill="FFFFFF"/>
               </w:rPr>
-              <w:lastRenderedPageBreak/>
               <w:t>Nerutinní kognitivní (analytické)</w:t>
             </w:r>
           </w:p>
@@ -8136,6 +13257,7 @@
                 <w:noProof/>
                 <w:shd w:val="clear" w:color="auto" w:fill="FFFFFF"/>
               </w:rPr>
+              <w:lastRenderedPageBreak/>
               <w:t>Nerutinní kognitivní (interaktivní)</w:t>
             </w:r>
           </w:p>
@@ -8524,7 +13646,7 @@
           <w:noProof/>
           <w:shd w:val="clear" w:color="auto" w:fill="FFFFFF"/>
         </w:rPr>
-        <w:t xml:space="preserve">může mít určité nedostatky, jelikož jak lze vidět na vývoji AI a AI agentů, nejedná se již pouze o rutinní úkoly, co AI vše automatizuje a můžeme </w:t>
+        <w:t xml:space="preserve">může mít určité nedostatky, jelikož jak lze vidět na vývoji AI a AI agentů, nejedná se již pouze o rutinní úkoly, co AI vše automatizuje a můžeme sledovat již reálné implementace větších celků pracovních činností. Nelze tedy </w:t>
       </w:r>
       <w:r>
         <w:rPr>
@@ -8532,7 +13654,7 @@
           <w:shd w:val="clear" w:color="auto" w:fill="FFFFFF"/>
         </w:rPr>
         <w:lastRenderedPageBreak/>
-        <w:t>sledovat již reálné implementace větších celků pracovních činností. Nelze tedy jednoznačně tvrdit na základě dosavadního technologického pokroku, že technologie AI neumožní skutečnou přímou substituci pracovních míst.</w:t>
+        <w:t>jednoznačně tvrdit na základě dosavadního technologického pokroku, že technologie AI neumožní skutečnou přímou substituci pracovních míst.</w:t>
       </w:r>
     </w:p>
     <w:p>
@@ -9330,8 +14452,8 @@
           <w:lang w:eastAsia="cs-CZ"/>
         </w:rPr>
       </w:pPr>
-      <w:bookmarkStart w:id="38" w:name="_Toc218851982"/>
-      <w:bookmarkStart w:id="39" w:name="_Toc223344253"/>
+      <w:bookmarkStart w:id="38" w:name="_Toc223344253"/>
+      <w:bookmarkStart w:id="39" w:name="_Toc218851982"/>
       <w:r>
         <w:rPr>
           <w:rFonts w:eastAsia="Times New Roman"/>
@@ -9349,19 +14471,19 @@
         </w:rPr>
         <w:t>rapidní rozvoj</w:t>
       </w:r>
+      <w:bookmarkEnd w:id="38"/>
+    </w:p>
+    <w:p>
+      <w:pPr>
+        <w:spacing w:before="100" w:beforeAutospacing="1" w:after="100" w:afterAutospacing="1"/>
+        <w:rPr>
+          <w:rFonts w:ascii="Times New Roman" w:eastAsia="Times New Roman" w:hAnsi="Times New Roman" w:cs="Times New Roman"/>
+          <w:noProof/>
+          <w:lang w:eastAsia="cs-CZ"/>
+        </w:rPr>
+      </w:pPr>
+      <w:bookmarkStart w:id="40" w:name="_Hlk222993497"/>
       <w:bookmarkEnd w:id="39"/>
-    </w:p>
-    <w:p>
-      <w:pPr>
-        <w:spacing w:before="100" w:beforeAutospacing="1" w:after="100" w:afterAutospacing="1"/>
-        <w:rPr>
-          <w:rFonts w:ascii="Times New Roman" w:eastAsia="Times New Roman" w:hAnsi="Times New Roman" w:cs="Times New Roman"/>
-          <w:noProof/>
-          <w:lang w:eastAsia="cs-CZ"/>
-        </w:rPr>
-      </w:pPr>
-      <w:bookmarkStart w:id="40" w:name="_Hlk222993497"/>
-      <w:bookmarkEnd w:id="38"/>
       <w:r>
         <w:rPr>
           <w:rFonts w:ascii="Times New Roman" w:eastAsia="Times New Roman" w:hAnsi="Times New Roman" w:cs="Times New Roman"/>
@@ -9601,19 +14723,40 @@
           <w:noProof/>
           <w:lang w:eastAsia="cs-CZ"/>
         </w:rPr>
-        <w:t>První, Pervasiveness je všudy přítomné, není to tedy konkrétní produkt. To právě u AI můžeme velice dobře pozorovat. AI nemá jeden proudkt, jen chatbot jajko v případě CHatGPT nebo Gemini produktů, ale jeho použití bude s velkou pravděpodobností na základě již dnešní obrovské implmeentace skutečně všudypřítomné a obsažené ve většině produktů a prací. Dalí, co AI splnuje je druhý zakladní pilíř či překdpoklad a to je, že tato technogolie není statická, avšak mění se, eneustále zdokonaluje, snižují se náklady pro její vývoj použití a integraci. Autoři uvádí příklad na parním stroji, který dříve potřebuóval dražší a kvalitnější materiály než se mohl zlevnit a rozšířit.</w:t>
-      </w:r>
-    </w:p>
-    <w:p>
-      <w:pPr>
-        <w:spacing w:before="100" w:beforeAutospacing="1" w:after="100" w:afterAutospacing="1"/>
-        <w:ind w:left="360"/>
-        <w:rPr>
-          <w:rFonts w:ascii="Times New Roman" w:eastAsia="Times New Roman" w:hAnsi="Times New Roman" w:cs="Times New Roman"/>
-          <w:noProof/>
-          <w:lang w:eastAsia="cs-CZ"/>
-        </w:rPr>
-      </w:pPr>
+        <w:t>První, Pervasiveness je všudy přítomné, není to tedy konkrétní produkt. To právě u AI můžeme velice dobře pozorovat. AI nemá jeden proudkt, jen chatbot jajko v případě C</w:t>
+      </w:r>
+      <w:r>
+        <w:rPr>
+          <w:rFonts w:ascii="Times New Roman" w:eastAsia="Times New Roman" w:hAnsi="Times New Roman" w:cs="Times New Roman"/>
+          <w:noProof/>
+          <w:lang w:eastAsia="cs-CZ"/>
+        </w:rPr>
+        <w:t>h</w:t>
+      </w:r>
+      <w:r>
+        <w:rPr>
+          <w:rFonts w:ascii="Times New Roman" w:eastAsia="Times New Roman" w:hAnsi="Times New Roman" w:cs="Times New Roman"/>
+          <w:noProof/>
+          <w:lang w:eastAsia="cs-CZ"/>
+        </w:rPr>
+        <w:t>atGPT nebo Gemini produktů, ale jeho použití bude s velkou pravděpodobností na základě již dnešní obrovské implmeentace skutečně všudypřítomné a obsažené ve většině produktů a prací. Dalí, co AI splnuje je druhý zakladní pilíř či překdpoklad a to je, že tato technogolie není statická, avšak mění se, eneustále zdokonaluje, snižují se náklady pro její vývoj použití a integraci. Autoři uvádí příklad na parním stroji, který dříve potřeb</w:t>
+      </w:r>
+      <w:r>
+        <w:rPr>
+          <w:rFonts w:ascii="Times New Roman" w:eastAsia="Times New Roman" w:hAnsi="Times New Roman" w:cs="Times New Roman"/>
+          <w:noProof/>
+          <w:lang w:eastAsia="cs-CZ"/>
+        </w:rPr>
+        <w:t>o</w:t>
+      </w:r>
+      <w:r>
+        <w:rPr>
+          <w:rFonts w:ascii="Times New Roman" w:eastAsia="Times New Roman" w:hAnsi="Times New Roman" w:cs="Times New Roman"/>
+          <w:noProof/>
+          <w:lang w:eastAsia="cs-CZ"/>
+        </w:rPr>
+        <w:t>val dražší a kvalitnější materiály než se mohl zlevnit a rozšířit.</w:t>
+      </w:r>
     </w:p>
     <w:p>
       <w:pPr>
@@ -9673,7 +14816,7 @@
           <w:noProof/>
           <w:lang w:eastAsia="cs-CZ"/>
         </w:rPr>
-        <w:t xml:space="preserve">Dle reportu McKinsey (2023) generativní AI, tedy LLM, přidá trhu globální ekonomiky 2.6 trillionů až 4.4 trillionů dolarů ročně. Nejvíce by mělo pomoct ve </w:t>
+        <w:t xml:space="preserve">Dle reportu McKinsey (2023) generativní AI, tedy LLM, přidá trhu globální ekonomiky 2.6 trillionů až 4.4 trillionů dolarů ročně. Nejvíce by mělo pomoct ve firemních procesech jako jsou customer operations (provozní činnosti spojené se zákazníky), marketingu a prodeji, software engineering, and R&amp;D. Dle odvětví jsou to </w:t>
       </w:r>
       <w:r>
         <w:rPr>
@@ -9682,7 +14825,7 @@
           <w:lang w:eastAsia="cs-CZ"/>
         </w:rPr>
         <w:lastRenderedPageBreak/>
-        <w:t>firemních procesech jako jsou customer operations (provozní činnosti spojené se zákazníky), marketingu a prodeji, software engineering, and R&amp;D. Dle odvětví jsou to pak banky a high tech společnosti. Automatizovat by dle reportu mělo být možno 60 až 70 procent lidské práce, která je dnes vykonávána. Hlavní předností LLM je schopnost porozumění obyčejného jazyka, řeči a textu, který tvoří zhruba 25 % současných aktivit v zaměstnáních. Je proto také využitelná hlavně v sofistikovanějších oborech a odvětvích, které jsou založeny na znalostech, ty s vyšší mzdou a vyššími požadavky.</w:t>
+        <w:t>pak banky a high tech společnosti. Automatizovat by dle reportu mělo být možno 60 až 70 procent lidské práce, která je dnes vykonávána. Hlavní předností LLM je schopnost porozumění obyčejného jazyka, řeči a textu, který tvoří zhruba 25 % současných aktivit v zaměstnáních. Je proto také využitelná hlavně v sofistikovanějších oborech a odvětvích, které jsou založeny na znalostech, ty s vyšší mzdou a vyššími požadavky.</w:t>
       </w:r>
     </w:p>
     <w:p>
@@ -10934,7 +16077,79 @@
           <w:noProof/>
           <w:lang w:eastAsia="cs-CZ"/>
         </w:rPr>
-        <w:t xml:space="preserve">Po stažení těchto pozic a vymazání několika nerelevantních inzerátů z jiných oborů a několik stovek duplikátů, jelikož při vyhledávání pozic našlo stejný inzerát glasdoor vícekrát, bylo 18 464 na trhu v USA. Stahování bylo provedeno v období září a října 2025 samotné stáří inzerátů bylo zpětně dopočteno díky sloupci, který obsahoval každý Glassdoor inzerát s názvem age_in_days, jež obsahoval informaci, jak starý je inzerát ve dnech. Z toho bylo lehké již dopočítat datumy stáří inzerátů. Naprostá většina okolo 85 procent je aktuální z roku 2025. I v roce 2024 již bylo AI na vzestupu, proto byly nechány i inzeráty z roku 2024. Nejstarší inzeráty z roku 2022 a 2023 byly z datasetu </w:t>
+        <w:t xml:space="preserve">Po stažení těchto pozic a vymazání několika nerelevantních inzerátů z jiných oborů a několik stovek duplikátů, jelikož při vyhledávání pozic našlo stejný inzerát glasdoor vícekrát, bylo 18 464 na trhu v USA. Stahování bylo provedeno v období září a října 2025 samotné stáří inzerátů bylo zpětně dopočteno díky sloupci, který obsahoval každý Glassdoor inzerát s názvem age_in_days, jež obsahoval informaci, jak starý je inzerát ve dnech. Z toho bylo lehké již dopočítat datumy stáří inzerátů. </w:t>
+      </w:r>
+      <w:r>
+        <w:rPr>
+          <w:rFonts w:ascii="Times New Roman" w:eastAsia="Times New Roman" w:hAnsi="Times New Roman" w:cs="Times New Roman"/>
+          <w:noProof/>
+          <w:lang w:eastAsia="cs-CZ"/>
+        </w:rPr>
+        <w:t xml:space="preserve">Data jsou časově aktuální, </w:t>
+      </w:r>
+      <w:r>
+        <w:rPr>
+          <w:rFonts w:ascii="Times New Roman" w:eastAsia="Times New Roman" w:hAnsi="Times New Roman" w:cs="Times New Roman"/>
+          <w:noProof/>
+          <w:lang w:eastAsia="cs-CZ"/>
+        </w:rPr>
+        <w:t xml:space="preserve">což je </w:t>
+      </w:r>
+      <w:r>
+        <w:rPr>
+          <w:rFonts w:ascii="Times New Roman" w:eastAsia="Times New Roman" w:hAnsi="Times New Roman" w:cs="Times New Roman"/>
+          <w:noProof/>
+          <w:lang w:eastAsia="cs-CZ"/>
+        </w:rPr>
+        <w:t>pro analýzu</w:t>
+      </w:r>
+      <w:r>
+        <w:rPr>
+          <w:rFonts w:ascii="Times New Roman" w:eastAsia="Times New Roman" w:hAnsi="Times New Roman" w:cs="Times New Roman"/>
+          <w:noProof/>
+          <w:lang w:eastAsia="cs-CZ"/>
+        </w:rPr>
+        <w:t xml:space="preserve"> této extrémně rychle vyvíjející se disciplíny klíčové. P</w:t>
+      </w:r>
+      <w:r>
+        <w:rPr>
+          <w:rFonts w:ascii="Times New Roman" w:eastAsia="Times New Roman" w:hAnsi="Times New Roman" w:cs="Times New Roman"/>
+          <w:noProof/>
+          <w:lang w:eastAsia="cs-CZ"/>
+        </w:rPr>
+        <w:t>řes 85 procent dat je z roku 2025 a 15 procent z roku 2024</w:t>
+      </w:r>
+      <w:r>
+        <w:rPr>
+          <w:rFonts w:ascii="Times New Roman" w:eastAsia="Times New Roman" w:hAnsi="Times New Roman" w:cs="Times New Roman"/>
+          <w:noProof/>
+          <w:lang w:eastAsia="cs-CZ"/>
+        </w:rPr>
+        <w:t xml:space="preserve">, inzeráty staršího data než 2024 byly zcela vynechány. </w:t>
+      </w:r>
+      <w:r>
+        <w:rPr>
+          <w:rFonts w:ascii="Times New Roman" w:eastAsia="Times New Roman" w:hAnsi="Times New Roman" w:cs="Times New Roman"/>
+          <w:noProof/>
+          <w:lang w:eastAsia="cs-CZ"/>
+        </w:rPr>
+        <w:t>Nejstarší inzeráty z roku 2022 a 2023 byly z datasetu vynechány pro svou neakutálnost</w:t>
+      </w:r>
+      <w:r>
+        <w:rPr>
+          <w:rFonts w:ascii="Times New Roman" w:eastAsia="Times New Roman" w:hAnsi="Times New Roman" w:cs="Times New Roman"/>
+          <w:noProof/>
+          <w:lang w:eastAsia="cs-CZ"/>
+        </w:rPr>
+        <w:t xml:space="preserve"> kvůli velmi rychlému rozvoji technologií v tomto období. N</w:t>
+      </w:r>
+      <w:r>
+        <w:rPr>
+          <w:rFonts w:ascii="Times New Roman" w:eastAsia="Times New Roman" w:hAnsi="Times New Roman" w:cs="Times New Roman"/>
+          <w:noProof/>
+          <w:lang w:eastAsia="cs-CZ"/>
+        </w:rPr>
+        <w:t xml:space="preserve">ízký </w:t>
       </w:r>
       <w:r>
         <w:rPr>
@@ -10943,7 +16158,47 @@
           <w:lang w:eastAsia="cs-CZ"/>
         </w:rPr>
         <w:lastRenderedPageBreak/>
-        <w:t>vynechány pro svou neakutálnost a nízký počet, který by analýzu nijak neovlivnil.</w:t>
+        <w:t>počet</w:t>
+      </w:r>
+      <w:r>
+        <w:rPr>
+          <w:rFonts w:ascii="Times New Roman" w:eastAsia="Times New Roman" w:hAnsi="Times New Roman" w:cs="Times New Roman"/>
+          <w:noProof/>
+          <w:lang w:eastAsia="cs-CZ"/>
+        </w:rPr>
+        <w:t xml:space="preserve"> těchto starých inzerátu</w:t>
+      </w:r>
+      <w:r>
+        <w:rPr>
+          <w:rFonts w:ascii="Times New Roman" w:eastAsia="Times New Roman" w:hAnsi="Times New Roman" w:cs="Times New Roman"/>
+          <w:noProof/>
+          <w:lang w:eastAsia="cs-CZ"/>
+        </w:rPr>
+        <w:t xml:space="preserve"> analýzu nijak neovlivn</w:t>
+      </w:r>
+      <w:r>
+        <w:rPr>
+          <w:rFonts w:ascii="Times New Roman" w:eastAsia="Times New Roman" w:hAnsi="Times New Roman" w:cs="Times New Roman"/>
+          <w:noProof/>
+          <w:lang w:eastAsia="cs-CZ"/>
+        </w:rPr>
+        <w:t>í</w:t>
+      </w:r>
+      <w:r>
+        <w:rPr>
+          <w:rFonts w:ascii="Times New Roman" w:eastAsia="Times New Roman" w:hAnsi="Times New Roman" w:cs="Times New Roman"/>
+          <w:noProof/>
+          <w:lang w:eastAsia="cs-CZ"/>
+        </w:rPr>
+        <w:t>.</w:t>
+      </w:r>
+      <w:r>
+        <w:rPr>
+          <w:rFonts w:ascii="Times New Roman" w:eastAsia="Times New Roman" w:hAnsi="Times New Roman" w:cs="Times New Roman"/>
+          <w:noProof/>
+          <w:lang w:eastAsia="cs-CZ"/>
+        </w:rPr>
+        <w:t xml:space="preserve"> </w:t>
       </w:r>
       <w:r>
         <w:rPr>
@@ -12821,9 +18076,9 @@
           <w:lang w:eastAsia="cs-CZ"/>
         </w:rPr>
       </w:pPr>
-      <w:bookmarkStart w:id="70" w:name="_Toc218852006"/>
-      <w:bookmarkStart w:id="71" w:name="_Toc218852005"/>
-      <w:bookmarkStart w:id="72" w:name="_Toc223344271"/>
+      <w:bookmarkStart w:id="70" w:name="_Toc218852005"/>
+      <w:bookmarkStart w:id="71" w:name="_Toc223344271"/>
+      <w:bookmarkStart w:id="72" w:name="_Toc218852006"/>
       <w:r>
         <w:rPr>
           <w:rFonts w:eastAsia="Times New Roman"/>
@@ -12832,8 +18087,8 @@
         </w:rPr>
         <w:t>Analytické metody</w:t>
       </w:r>
+      <w:bookmarkEnd w:id="70"/>
       <w:bookmarkEnd w:id="71"/>
-      <w:bookmarkEnd w:id="72"/>
     </w:p>
     <w:p>
       <w:pPr>
@@ -12920,7 +18175,7 @@
         <w:lastRenderedPageBreak/>
         <w:t>Omezení metodologie</w:t>
       </w:r>
-      <w:bookmarkEnd w:id="70"/>
+      <w:bookmarkEnd w:id="72"/>
       <w:bookmarkEnd w:id="73"/>
     </w:p>
     <w:p>
@@ -17974,6 +23229,155 @@
     </w:lvl>
   </w:abstractNum>
   <w:abstractNum w:abstractNumId="15" w15:restartNumberingAfterBreak="0">
+    <w:nsid w:val="10456C41"/>
+    <w:multiLevelType w:val="multilevel"/>
+    <w:tmpl w:val="B2364BE2"/>
+    <w:lvl w:ilvl="0">
+      <w:start w:val="1"/>
+      <w:numFmt w:val="bullet"/>
+      <w:lvlText w:val=""/>
+      <w:lvlJc w:val="left"/>
+      <w:pPr>
+        <w:tabs>
+          <w:tab w:val="num" w:pos="720"/>
+        </w:tabs>
+        <w:ind w:left="720" w:hanging="360"/>
+      </w:pPr>
+      <w:rPr>
+        <w:rFonts w:ascii="Symbol" w:hAnsi="Symbol" w:hint="default"/>
+        <w:sz w:val="20"/>
+      </w:rPr>
+    </w:lvl>
+    <w:lvl w:ilvl="1" w:tentative="1">
+      <w:start w:val="1"/>
+      <w:numFmt w:val="bullet"/>
+      <w:lvlText w:val=""/>
+      <w:lvlJc w:val="left"/>
+      <w:pPr>
+        <w:tabs>
+          <w:tab w:val="num" w:pos="1440"/>
+        </w:tabs>
+        <w:ind w:left="1440" w:hanging="360"/>
+      </w:pPr>
+      <w:rPr>
+        <w:rFonts w:ascii="Symbol" w:hAnsi="Symbol" w:hint="default"/>
+        <w:sz w:val="20"/>
+      </w:rPr>
+    </w:lvl>
+    <w:lvl w:ilvl="2" w:tentative="1">
+      <w:start w:val="1"/>
+      <w:numFmt w:val="bullet"/>
+      <w:lvlText w:val=""/>
+      <w:lvlJc w:val="left"/>
+      <w:pPr>
+        <w:tabs>
+          <w:tab w:val="num" w:pos="2160"/>
+        </w:tabs>
+        <w:ind w:left="2160" w:hanging="360"/>
+      </w:pPr>
+      <w:rPr>
+        <w:rFonts w:ascii="Symbol" w:hAnsi="Symbol" w:hint="default"/>
+        <w:sz w:val="20"/>
+      </w:rPr>
+    </w:lvl>
+    <w:lvl w:ilvl="3" w:tentative="1">
+      <w:start w:val="1"/>
+      <w:numFmt w:val="bullet"/>
+      <w:lvlText w:val=""/>
+      <w:lvlJc w:val="left"/>
+      <w:pPr>
+        <w:tabs>
+          <w:tab w:val="num" w:pos="2880"/>
+        </w:tabs>
+        <w:ind w:left="2880" w:hanging="360"/>
+      </w:pPr>
+      <w:rPr>
+        <w:rFonts w:ascii="Symbol" w:hAnsi="Symbol" w:hint="default"/>
+        <w:sz w:val="20"/>
+      </w:rPr>
+    </w:lvl>
+    <w:lvl w:ilvl="4" w:tentative="1">
+      <w:start w:val="1"/>
+      <w:numFmt w:val="bullet"/>
+      <w:lvlText w:val=""/>
+      <w:lvlJc w:val="left"/>
+      <w:pPr>
+        <w:tabs>
+          <w:tab w:val="num" w:pos="3600"/>
+        </w:tabs>
+        <w:ind w:left="3600" w:hanging="360"/>
+      </w:pPr>
+      <w:rPr>
+        <w:rFonts w:ascii="Symbol" w:hAnsi="Symbol" w:hint="default"/>
+        <w:sz w:val="20"/>
+      </w:rPr>
+    </w:lvl>
+    <w:lvl w:ilvl="5" w:tentative="1">
+      <w:start w:val="1"/>
+      <w:numFmt w:val="bullet"/>
+      <w:lvlText w:val=""/>
+      <w:lvlJc w:val="left"/>
+      <w:pPr>
+        <w:tabs>
+          <w:tab w:val="num" w:pos="4320"/>
+        </w:tabs>
+        <w:ind w:left="4320" w:hanging="360"/>
+      </w:pPr>
+      <w:rPr>
+        <w:rFonts w:ascii="Symbol" w:hAnsi="Symbol" w:hint="default"/>
+        <w:sz w:val="20"/>
+      </w:rPr>
+    </w:lvl>
+    <w:lvl w:ilvl="6" w:tentative="1">
+      <w:start w:val="1"/>
+      <w:numFmt w:val="bullet"/>
+      <w:lvlText w:val=""/>
+      <w:lvlJc w:val="left"/>
+      <w:pPr>
+        <w:tabs>
+          <w:tab w:val="num" w:pos="5040"/>
+        </w:tabs>
+        <w:ind w:left="5040" w:hanging="360"/>
+      </w:pPr>
+      <w:rPr>
+        <w:rFonts w:ascii="Symbol" w:hAnsi="Symbol" w:hint="default"/>
+        <w:sz w:val="20"/>
+      </w:rPr>
+    </w:lvl>
+    <w:lvl w:ilvl="7" w:tentative="1">
+      <w:start w:val="1"/>
+      <w:numFmt w:val="bullet"/>
+      <w:lvlText w:val=""/>
+      <w:lvlJc w:val="left"/>
+      <w:pPr>
+        <w:tabs>
+          <w:tab w:val="num" w:pos="5760"/>
+        </w:tabs>
+        <w:ind w:left="5760" w:hanging="360"/>
+      </w:pPr>
+      <w:rPr>
+        <w:rFonts w:ascii="Symbol" w:hAnsi="Symbol" w:hint="default"/>
+        <w:sz w:val="20"/>
+      </w:rPr>
+    </w:lvl>
+    <w:lvl w:ilvl="8" w:tentative="1">
+      <w:start w:val="1"/>
+      <w:numFmt w:val="bullet"/>
+      <w:lvlText w:val=""/>
+      <w:lvlJc w:val="left"/>
+      <w:pPr>
+        <w:tabs>
+          <w:tab w:val="num" w:pos="6480"/>
+        </w:tabs>
+        <w:ind w:left="6480" w:hanging="360"/>
+      </w:pPr>
+      <w:rPr>
+        <w:rFonts w:ascii="Symbol" w:hAnsi="Symbol" w:hint="default"/>
+        <w:sz w:val="20"/>
+      </w:rPr>
+    </w:lvl>
+  </w:abstractNum>
+  <w:abstractNum w:abstractNumId="16" w15:restartNumberingAfterBreak="0">
     <w:nsid w:val="13B718CF"/>
     <w:multiLevelType w:val="hybridMultilevel"/>
     <w:tmpl w:val="D9CAC288"/>
@@ -18112,7 +23516,7 @@
       </w:rPr>
     </w:lvl>
   </w:abstractNum>
-  <w:abstractNum w:abstractNumId="16" w15:restartNumberingAfterBreak="0">
+  <w:abstractNum w:abstractNumId="17" w15:restartNumberingAfterBreak="0">
     <w:nsid w:val="1B52457F"/>
     <w:multiLevelType w:val="multilevel"/>
     <w:tmpl w:val="A426D3B0"/>
@@ -18261,7 +23665,7 @@
       </w:rPr>
     </w:lvl>
   </w:abstractNum>
-  <w:abstractNum w:abstractNumId="17" w15:restartNumberingAfterBreak="0">
+  <w:abstractNum w:abstractNumId="18" w15:restartNumberingAfterBreak="0">
     <w:nsid w:val="1D492FE8"/>
     <w:multiLevelType w:val="multilevel"/>
     <w:tmpl w:val="0B586CEE"/>
@@ -18410,7 +23814,7 @@
       </w:rPr>
     </w:lvl>
   </w:abstractNum>
-  <w:abstractNum w:abstractNumId="18" w15:restartNumberingAfterBreak="0">
+  <w:abstractNum w:abstractNumId="19" w15:restartNumberingAfterBreak="0">
     <w:nsid w:val="25F72A14"/>
     <w:multiLevelType w:val="multilevel"/>
     <w:tmpl w:val="11D467DA"/>
@@ -18559,7 +23963,7 @@
       </w:rPr>
     </w:lvl>
   </w:abstractNum>
-  <w:abstractNum w:abstractNumId="19" w15:restartNumberingAfterBreak="0">
+  <w:abstractNum w:abstractNumId="20" w15:restartNumberingAfterBreak="0">
     <w:nsid w:val="2F37112D"/>
     <w:multiLevelType w:val="multilevel"/>
     <w:tmpl w:val="22B016DA"/>
@@ -18708,7 +24112,7 @@
       </w:rPr>
     </w:lvl>
   </w:abstractNum>
-  <w:abstractNum w:abstractNumId="20" w15:restartNumberingAfterBreak="0">
+  <w:abstractNum w:abstractNumId="21" w15:restartNumberingAfterBreak="0">
     <w:nsid w:val="3DA35676"/>
     <w:multiLevelType w:val="multilevel"/>
     <w:tmpl w:val="4A2E196C"/>
@@ -18857,7 +24261,7 @@
       </w:rPr>
     </w:lvl>
   </w:abstractNum>
-  <w:abstractNum w:abstractNumId="21" w15:restartNumberingAfterBreak="0">
+  <w:abstractNum w:abstractNumId="22" w15:restartNumberingAfterBreak="0">
     <w:nsid w:val="41022FA9"/>
     <w:multiLevelType w:val="multilevel"/>
     <w:tmpl w:val="2A8C98DE"/>
@@ -19006,7 +24410,7 @@
       </w:rPr>
     </w:lvl>
   </w:abstractNum>
-  <w:abstractNum w:abstractNumId="22" w15:restartNumberingAfterBreak="0">
+  <w:abstractNum w:abstractNumId="23" w15:restartNumberingAfterBreak="0">
     <w:nsid w:val="43525724"/>
     <w:multiLevelType w:val="multilevel"/>
     <w:tmpl w:val="9884997C"/>
@@ -19155,7 +24559,7 @@
       </w:rPr>
     </w:lvl>
   </w:abstractNum>
-  <w:abstractNum w:abstractNumId="23" w15:restartNumberingAfterBreak="0">
+  <w:abstractNum w:abstractNumId="24" w15:restartNumberingAfterBreak="0">
     <w:nsid w:val="46557AA9"/>
     <w:multiLevelType w:val="multilevel"/>
     <w:tmpl w:val="13F87E50"/>
@@ -19304,7 +24708,7 @@
       </w:rPr>
     </w:lvl>
   </w:abstractNum>
-  <w:abstractNum w:abstractNumId="24" w15:restartNumberingAfterBreak="0">
+  <w:abstractNum w:abstractNumId="25" w15:restartNumberingAfterBreak="0">
     <w:nsid w:val="46987F15"/>
     <w:multiLevelType w:val="multilevel"/>
     <w:tmpl w:val="19BA722C"/>
@@ -19453,7 +24857,156 @@
       </w:rPr>
     </w:lvl>
   </w:abstractNum>
-  <w:abstractNum w:abstractNumId="25" w15:restartNumberingAfterBreak="0">
+  <w:abstractNum w:abstractNumId="26" w15:restartNumberingAfterBreak="0">
+    <w:nsid w:val="48286665"/>
+    <w:multiLevelType w:val="multilevel"/>
+    <w:tmpl w:val="FC82A1DA"/>
+    <w:lvl w:ilvl="0">
+      <w:start w:val="1"/>
+      <w:numFmt w:val="bullet"/>
+      <w:lvlText w:val=""/>
+      <w:lvlJc w:val="left"/>
+      <w:pPr>
+        <w:tabs>
+          <w:tab w:val="num" w:pos="720"/>
+        </w:tabs>
+        <w:ind w:left="720" w:hanging="360"/>
+      </w:pPr>
+      <w:rPr>
+        <w:rFonts w:ascii="Symbol" w:hAnsi="Symbol" w:hint="default"/>
+        <w:sz w:val="20"/>
+      </w:rPr>
+    </w:lvl>
+    <w:lvl w:ilvl="1" w:tentative="1">
+      <w:start w:val="1"/>
+      <w:numFmt w:val="bullet"/>
+      <w:lvlText w:val="o"/>
+      <w:lvlJc w:val="left"/>
+      <w:pPr>
+        <w:tabs>
+          <w:tab w:val="num" w:pos="1440"/>
+        </w:tabs>
+        <w:ind w:left="1440" w:hanging="360"/>
+      </w:pPr>
+      <w:rPr>
+        <w:rFonts w:ascii="Courier New" w:hAnsi="Courier New" w:hint="default"/>
+        <w:sz w:val="20"/>
+      </w:rPr>
+    </w:lvl>
+    <w:lvl w:ilvl="2" w:tentative="1">
+      <w:start w:val="1"/>
+      <w:numFmt w:val="bullet"/>
+      <w:lvlText w:val=""/>
+      <w:lvlJc w:val="left"/>
+      <w:pPr>
+        <w:tabs>
+          <w:tab w:val="num" w:pos="2160"/>
+        </w:tabs>
+        <w:ind w:left="2160" w:hanging="360"/>
+      </w:pPr>
+      <w:rPr>
+        <w:rFonts w:ascii="Wingdings" w:hAnsi="Wingdings" w:hint="default"/>
+        <w:sz w:val="20"/>
+      </w:rPr>
+    </w:lvl>
+    <w:lvl w:ilvl="3" w:tentative="1">
+      <w:start w:val="1"/>
+      <w:numFmt w:val="bullet"/>
+      <w:lvlText w:val=""/>
+      <w:lvlJc w:val="left"/>
+      <w:pPr>
+        <w:tabs>
+          <w:tab w:val="num" w:pos="2880"/>
+        </w:tabs>
+        <w:ind w:left="2880" w:hanging="360"/>
+      </w:pPr>
+      <w:rPr>
+        <w:rFonts w:ascii="Wingdings" w:hAnsi="Wingdings" w:hint="default"/>
+        <w:sz w:val="20"/>
+      </w:rPr>
+    </w:lvl>
+    <w:lvl w:ilvl="4" w:tentative="1">
+      <w:start w:val="1"/>
+      <w:numFmt w:val="bullet"/>
+      <w:lvlText w:val=""/>
+      <w:lvlJc w:val="left"/>
+      <w:pPr>
+        <w:tabs>
+          <w:tab w:val="num" w:pos="3600"/>
+        </w:tabs>
+        <w:ind w:left="3600" w:hanging="360"/>
+      </w:pPr>
+      <w:rPr>
+        <w:rFonts w:ascii="Wingdings" w:hAnsi="Wingdings" w:hint="default"/>
+        <w:sz w:val="20"/>
+      </w:rPr>
+    </w:lvl>
+    <w:lvl w:ilvl="5" w:tentative="1">
+      <w:start w:val="1"/>
+      <w:numFmt w:val="bullet"/>
+      <w:lvlText w:val=""/>
+      <w:lvlJc w:val="left"/>
+      <w:pPr>
+        <w:tabs>
+          <w:tab w:val="num" w:pos="4320"/>
+        </w:tabs>
+        <w:ind w:left="4320" w:hanging="360"/>
+      </w:pPr>
+      <w:rPr>
+        <w:rFonts w:ascii="Wingdings" w:hAnsi="Wingdings" w:hint="default"/>
+        <w:sz w:val="20"/>
+      </w:rPr>
+    </w:lvl>
+    <w:lvl w:ilvl="6" w:tentative="1">
+      <w:start w:val="1"/>
+      <w:numFmt w:val="bullet"/>
+      <w:lvlText w:val=""/>
+      <w:lvlJc w:val="left"/>
+      <w:pPr>
+        <w:tabs>
+          <w:tab w:val="num" w:pos="5040"/>
+        </w:tabs>
+        <w:ind w:left="5040" w:hanging="360"/>
+      </w:pPr>
+      <w:rPr>
+        <w:rFonts w:ascii="Wingdings" w:hAnsi="Wingdings" w:hint="default"/>
+        <w:sz w:val="20"/>
+      </w:rPr>
+    </w:lvl>
+    <w:lvl w:ilvl="7" w:tentative="1">
+      <w:start w:val="1"/>
+      <w:numFmt w:val="bullet"/>
+      <w:lvlText w:val=""/>
+      <w:lvlJc w:val="left"/>
+      <w:pPr>
+        <w:tabs>
+          <w:tab w:val="num" w:pos="5760"/>
+        </w:tabs>
+        <w:ind w:left="5760" w:hanging="360"/>
+      </w:pPr>
+      <w:rPr>
+        <w:rFonts w:ascii="Wingdings" w:hAnsi="Wingdings" w:hint="default"/>
+        <w:sz w:val="20"/>
+      </w:rPr>
+    </w:lvl>
+    <w:lvl w:ilvl="8" w:tentative="1">
+      <w:start w:val="1"/>
+      <w:numFmt w:val="bullet"/>
+      <w:lvlText w:val=""/>
+      <w:lvlJc w:val="left"/>
+      <w:pPr>
+        <w:tabs>
+          <w:tab w:val="num" w:pos="6480"/>
+        </w:tabs>
+        <w:ind w:left="6480" w:hanging="360"/>
+      </w:pPr>
+      <w:rPr>
+        <w:rFonts w:ascii="Wingdings" w:hAnsi="Wingdings" w:hint="default"/>
+        <w:sz w:val="20"/>
+      </w:rPr>
+    </w:lvl>
+  </w:abstractNum>
+  <w:abstractNum w:abstractNumId="27" w15:restartNumberingAfterBreak="0">
     <w:nsid w:val="4BEA19A9"/>
     <w:multiLevelType w:val="multilevel"/>
     <w:tmpl w:val="4720F66E"/>
@@ -19602,7 +25155,7 @@
       </w:rPr>
     </w:lvl>
   </w:abstractNum>
-  <w:abstractNum w:abstractNumId="26" w15:restartNumberingAfterBreak="0">
+  <w:abstractNum w:abstractNumId="28" w15:restartNumberingAfterBreak="0">
     <w:nsid w:val="4D7E1C34"/>
     <w:multiLevelType w:val="multilevel"/>
     <w:tmpl w:val="7D92EEB4"/>
@@ -19715,7 +25268,7 @@
       </w:pPr>
     </w:lvl>
   </w:abstractNum>
-  <w:abstractNum w:abstractNumId="27" w15:restartNumberingAfterBreak="0">
+  <w:abstractNum w:abstractNumId="29" w15:restartNumberingAfterBreak="0">
     <w:nsid w:val="524C059A"/>
     <w:multiLevelType w:val="multilevel"/>
     <w:tmpl w:val="2160B182"/>
@@ -19864,7 +25417,7 @@
       </w:rPr>
     </w:lvl>
   </w:abstractNum>
-  <w:abstractNum w:abstractNumId="28" w15:restartNumberingAfterBreak="0">
+  <w:abstractNum w:abstractNumId="30" w15:restartNumberingAfterBreak="0">
     <w:nsid w:val="55902B31"/>
     <w:multiLevelType w:val="multilevel"/>
     <w:tmpl w:val="4ACE37F2"/>
@@ -20013,7 +25566,156 @@
       </w:rPr>
     </w:lvl>
   </w:abstractNum>
-  <w:abstractNum w:abstractNumId="29" w15:restartNumberingAfterBreak="0">
+  <w:abstractNum w:abstractNumId="31" w15:restartNumberingAfterBreak="0">
+    <w:nsid w:val="568D2BD3"/>
+    <w:multiLevelType w:val="multilevel"/>
+    <w:tmpl w:val="E4CE58A2"/>
+    <w:lvl w:ilvl="0">
+      <w:start w:val="1"/>
+      <w:numFmt w:val="bullet"/>
+      <w:lvlText w:val=""/>
+      <w:lvlJc w:val="left"/>
+      <w:pPr>
+        <w:tabs>
+          <w:tab w:val="num" w:pos="720"/>
+        </w:tabs>
+        <w:ind w:left="720" w:hanging="360"/>
+      </w:pPr>
+      <w:rPr>
+        <w:rFonts w:ascii="Symbol" w:hAnsi="Symbol" w:hint="default"/>
+        <w:sz w:val="20"/>
+      </w:rPr>
+    </w:lvl>
+    <w:lvl w:ilvl="1" w:tentative="1">
+      <w:start w:val="1"/>
+      <w:numFmt w:val="bullet"/>
+      <w:lvlText w:val="o"/>
+      <w:lvlJc w:val="left"/>
+      <w:pPr>
+        <w:tabs>
+          <w:tab w:val="num" w:pos="1440"/>
+        </w:tabs>
+        <w:ind w:left="1440" w:hanging="360"/>
+      </w:pPr>
+      <w:rPr>
+        <w:rFonts w:ascii="Courier New" w:hAnsi="Courier New" w:hint="default"/>
+        <w:sz w:val="20"/>
+      </w:rPr>
+    </w:lvl>
+    <w:lvl w:ilvl="2" w:tentative="1">
+      <w:start w:val="1"/>
+      <w:numFmt w:val="bullet"/>
+      <w:lvlText w:val=""/>
+      <w:lvlJc w:val="left"/>
+      <w:pPr>
+        <w:tabs>
+          <w:tab w:val="num" w:pos="2160"/>
+        </w:tabs>
+        <w:ind w:left="2160" w:hanging="360"/>
+      </w:pPr>
+      <w:rPr>
+        <w:rFonts w:ascii="Wingdings" w:hAnsi="Wingdings" w:hint="default"/>
+        <w:sz w:val="20"/>
+      </w:rPr>
+    </w:lvl>
+    <w:lvl w:ilvl="3" w:tentative="1">
+      <w:start w:val="1"/>
+      <w:numFmt w:val="bullet"/>
+      <w:lvlText w:val=""/>
+      <w:lvlJc w:val="left"/>
+      <w:pPr>
+        <w:tabs>
+          <w:tab w:val="num" w:pos="2880"/>
+        </w:tabs>
+        <w:ind w:left="2880" w:hanging="360"/>
+      </w:pPr>
+      <w:rPr>
+        <w:rFonts w:ascii="Wingdings" w:hAnsi="Wingdings" w:hint="default"/>
+        <w:sz w:val="20"/>
+      </w:rPr>
+    </w:lvl>
+    <w:lvl w:ilvl="4" w:tentative="1">
+      <w:start w:val="1"/>
+      <w:numFmt w:val="bullet"/>
+      <w:lvlText w:val=""/>
+      <w:lvlJc w:val="left"/>
+      <w:pPr>
+        <w:tabs>
+          <w:tab w:val="num" w:pos="3600"/>
+        </w:tabs>
+        <w:ind w:left="3600" w:hanging="360"/>
+      </w:pPr>
+      <w:rPr>
+        <w:rFonts w:ascii="Wingdings" w:hAnsi="Wingdings" w:hint="default"/>
+        <w:sz w:val="20"/>
+      </w:rPr>
+    </w:lvl>
+    <w:lvl w:ilvl="5" w:tentative="1">
+      <w:start w:val="1"/>
+      <w:numFmt w:val="bullet"/>
+      <w:lvlText w:val=""/>
+      <w:lvlJc w:val="left"/>
+      <w:pPr>
+        <w:tabs>
+          <w:tab w:val="num" w:pos="4320"/>
+        </w:tabs>
+        <w:ind w:left="4320" w:hanging="360"/>
+      </w:pPr>
+      <w:rPr>
+        <w:rFonts w:ascii="Wingdings" w:hAnsi="Wingdings" w:hint="default"/>
+        <w:sz w:val="20"/>
+      </w:rPr>
+    </w:lvl>
+    <w:lvl w:ilvl="6" w:tentative="1">
+      <w:start w:val="1"/>
+      <w:numFmt w:val="bullet"/>
+      <w:lvlText w:val=""/>
+      <w:lvlJc w:val="left"/>
+      <w:pPr>
+        <w:tabs>
+          <w:tab w:val="num" w:pos="5040"/>
+        </w:tabs>
+        <w:ind w:left="5040" w:hanging="360"/>
+      </w:pPr>
+      <w:rPr>
+        <w:rFonts w:ascii="Wingdings" w:hAnsi="Wingdings" w:hint="default"/>
+        <w:sz w:val="20"/>
+      </w:rPr>
+    </w:lvl>
+    <w:lvl w:ilvl="7" w:tentative="1">
+      <w:start w:val="1"/>
+      <w:numFmt w:val="bullet"/>
+      <w:lvlText w:val=""/>
+      <w:lvlJc w:val="left"/>
+      <w:pPr>
+        <w:tabs>
+          <w:tab w:val="num" w:pos="5760"/>
+        </w:tabs>
+        <w:ind w:left="5760" w:hanging="360"/>
+      </w:pPr>
+      <w:rPr>
+        <w:rFonts w:ascii="Wingdings" w:hAnsi="Wingdings" w:hint="default"/>
+        <w:sz w:val="20"/>
+      </w:rPr>
+    </w:lvl>
+    <w:lvl w:ilvl="8" w:tentative="1">
+      <w:start w:val="1"/>
+      <w:numFmt w:val="bullet"/>
+      <w:lvlText w:val=""/>
+      <w:lvlJc w:val="left"/>
+      <w:pPr>
+        <w:tabs>
+          <w:tab w:val="num" w:pos="6480"/>
+        </w:tabs>
+        <w:ind w:left="6480" w:hanging="360"/>
+      </w:pPr>
+      <w:rPr>
+        <w:rFonts w:ascii="Wingdings" w:hAnsi="Wingdings" w:hint="default"/>
+        <w:sz w:val="20"/>
+      </w:rPr>
+    </w:lvl>
+  </w:abstractNum>
+  <w:abstractNum w:abstractNumId="32" w15:restartNumberingAfterBreak="0">
     <w:nsid w:val="5E59478C"/>
     <w:multiLevelType w:val="multilevel"/>
     <w:tmpl w:val="EDB289F6"/>
@@ -20162,7 +25864,7 @@
       </w:rPr>
     </w:lvl>
   </w:abstractNum>
-  <w:abstractNum w:abstractNumId="30" w15:restartNumberingAfterBreak="0">
+  <w:abstractNum w:abstractNumId="33" w15:restartNumberingAfterBreak="0">
     <w:nsid w:val="67E32DAD"/>
     <w:multiLevelType w:val="multilevel"/>
     <w:tmpl w:val="04050025"/>
@@ -20257,7 +25959,7 @@
       </w:pPr>
     </w:lvl>
   </w:abstractNum>
-  <w:abstractNum w:abstractNumId="31" w15:restartNumberingAfterBreak="0">
+  <w:abstractNum w:abstractNumId="34" w15:restartNumberingAfterBreak="0">
     <w:nsid w:val="6A8C4190"/>
     <w:multiLevelType w:val="multilevel"/>
     <w:tmpl w:val="C706E67E"/>
@@ -20406,7 +26108,7 @@
       </w:rPr>
     </w:lvl>
   </w:abstractNum>
-  <w:abstractNum w:abstractNumId="32" w15:restartNumberingAfterBreak="0">
+  <w:abstractNum w:abstractNumId="35" w15:restartNumberingAfterBreak="0">
     <w:nsid w:val="6AEC2D01"/>
     <w:multiLevelType w:val="multilevel"/>
     <w:tmpl w:val="9AE60312"/>
@@ -20555,7 +26257,7 @@
       </w:rPr>
     </w:lvl>
   </w:abstractNum>
-  <w:abstractNum w:abstractNumId="33" w15:restartNumberingAfterBreak="0">
+  <w:abstractNum w:abstractNumId="36" w15:restartNumberingAfterBreak="0">
     <w:nsid w:val="6AEE0B56"/>
     <w:multiLevelType w:val="multilevel"/>
     <w:tmpl w:val="27601C1C"/>
@@ -20704,7 +26406,7 @@
       </w:rPr>
     </w:lvl>
   </w:abstractNum>
-  <w:abstractNum w:abstractNumId="34" w15:restartNumberingAfterBreak="0">
+  <w:abstractNum w:abstractNumId="37" w15:restartNumberingAfterBreak="0">
     <w:nsid w:val="6C9D23E0"/>
     <w:multiLevelType w:val="multilevel"/>
     <w:tmpl w:val="09D0C172"/>
@@ -20853,7 +26555,7 @@
       </w:rPr>
     </w:lvl>
   </w:abstractNum>
-  <w:abstractNum w:abstractNumId="35" w15:restartNumberingAfterBreak="0">
+  <w:abstractNum w:abstractNumId="38" w15:restartNumberingAfterBreak="0">
     <w:nsid w:val="6D5516D2"/>
     <w:multiLevelType w:val="multilevel"/>
     <w:tmpl w:val="60B46AA0"/>
@@ -21002,7 +26704,7 @@
       </w:rPr>
     </w:lvl>
   </w:abstractNum>
-  <w:abstractNum w:abstractNumId="36" w15:restartNumberingAfterBreak="0">
+  <w:abstractNum w:abstractNumId="39" w15:restartNumberingAfterBreak="0">
     <w:nsid w:val="6E0E676C"/>
     <w:multiLevelType w:val="multilevel"/>
     <w:tmpl w:val="F6667214"/>
@@ -21147,7 +26849,156 @@
       </w:rPr>
     </w:lvl>
   </w:abstractNum>
-  <w:abstractNum w:abstractNumId="37" w15:restartNumberingAfterBreak="0">
+  <w:abstractNum w:abstractNumId="40" w15:restartNumberingAfterBreak="0">
+    <w:nsid w:val="6EC0160E"/>
+    <w:multiLevelType w:val="multilevel"/>
+    <w:tmpl w:val="76C045A8"/>
+    <w:lvl w:ilvl="0">
+      <w:start w:val="1"/>
+      <w:numFmt w:val="bullet"/>
+      <w:lvlText w:val=""/>
+      <w:lvlJc w:val="left"/>
+      <w:pPr>
+        <w:tabs>
+          <w:tab w:val="num" w:pos="720"/>
+        </w:tabs>
+        <w:ind w:left="720" w:hanging="360"/>
+      </w:pPr>
+      <w:rPr>
+        <w:rFonts w:ascii="Symbol" w:hAnsi="Symbol" w:hint="default"/>
+        <w:sz w:val="20"/>
+      </w:rPr>
+    </w:lvl>
+    <w:lvl w:ilvl="1" w:tentative="1">
+      <w:start w:val="1"/>
+      <w:numFmt w:val="bullet"/>
+      <w:lvlText w:val="o"/>
+      <w:lvlJc w:val="left"/>
+      <w:pPr>
+        <w:tabs>
+          <w:tab w:val="num" w:pos="1440"/>
+        </w:tabs>
+        <w:ind w:left="1440" w:hanging="360"/>
+      </w:pPr>
+      <w:rPr>
+        <w:rFonts w:ascii="Courier New" w:hAnsi="Courier New" w:hint="default"/>
+        <w:sz w:val="20"/>
+      </w:rPr>
+    </w:lvl>
+    <w:lvl w:ilvl="2" w:tentative="1">
+      <w:start w:val="1"/>
+      <w:numFmt w:val="bullet"/>
+      <w:lvlText w:val=""/>
+      <w:lvlJc w:val="left"/>
+      <w:pPr>
+        <w:tabs>
+          <w:tab w:val="num" w:pos="2160"/>
+        </w:tabs>
+        <w:ind w:left="2160" w:hanging="360"/>
+      </w:pPr>
+      <w:rPr>
+        <w:rFonts w:ascii="Wingdings" w:hAnsi="Wingdings" w:hint="default"/>
+        <w:sz w:val="20"/>
+      </w:rPr>
+    </w:lvl>
+    <w:lvl w:ilvl="3" w:tentative="1">
+      <w:start w:val="1"/>
+      <w:numFmt w:val="bullet"/>
+      <w:lvlText w:val=""/>
+      <w:lvlJc w:val="left"/>
+      <w:pPr>
+        <w:tabs>
+          <w:tab w:val="num" w:pos="2880"/>
+        </w:tabs>
+        <w:ind w:left="2880" w:hanging="360"/>
+      </w:pPr>
+      <w:rPr>
+        <w:rFonts w:ascii="Wingdings" w:hAnsi="Wingdings" w:hint="default"/>
+        <w:sz w:val="20"/>
+      </w:rPr>
+    </w:lvl>
+    <w:lvl w:ilvl="4" w:tentative="1">
+      <w:start w:val="1"/>
+      <w:numFmt w:val="bullet"/>
+      <w:lvlText w:val=""/>
+      <w:lvlJc w:val="left"/>
+      <w:pPr>
+        <w:tabs>
+          <w:tab w:val="num" w:pos="3600"/>
+        </w:tabs>
+        <w:ind w:left="3600" w:hanging="360"/>
+      </w:pPr>
+      <w:rPr>
+        <w:rFonts w:ascii="Wingdings" w:hAnsi="Wingdings" w:hint="default"/>
+        <w:sz w:val="20"/>
+      </w:rPr>
+    </w:lvl>
+    <w:lvl w:ilvl="5" w:tentative="1">
+      <w:start w:val="1"/>
+      <w:numFmt w:val="bullet"/>
+      <w:lvlText w:val=""/>
+      <w:lvlJc w:val="left"/>
+      <w:pPr>
+        <w:tabs>
+          <w:tab w:val="num" w:pos="4320"/>
+        </w:tabs>
+        <w:ind w:left="4320" w:hanging="360"/>
+      </w:pPr>
+      <w:rPr>
+        <w:rFonts w:ascii="Wingdings" w:hAnsi="Wingdings" w:hint="default"/>
+        <w:sz w:val="20"/>
+      </w:rPr>
+    </w:lvl>
+    <w:lvl w:ilvl="6" w:tentative="1">
+      <w:start w:val="1"/>
+      <w:numFmt w:val="bullet"/>
+      <w:lvlText w:val=""/>
+      <w:lvlJc w:val="left"/>
+      <w:pPr>
+        <w:tabs>
+          <w:tab w:val="num" w:pos="5040"/>
+        </w:tabs>
+        <w:ind w:left="5040" w:hanging="360"/>
+      </w:pPr>
+      <w:rPr>
+        <w:rFonts w:ascii="Wingdings" w:hAnsi="Wingdings" w:hint="default"/>
+        <w:sz w:val="20"/>
+      </w:rPr>
+    </w:lvl>
+    <w:lvl w:ilvl="7" w:tentative="1">
+      <w:start w:val="1"/>
+      <w:numFmt w:val="bullet"/>
+      <w:lvlText w:val=""/>
+      <w:lvlJc w:val="left"/>
+      <w:pPr>
+        <w:tabs>
+          <w:tab w:val="num" w:pos="5760"/>
+        </w:tabs>
+        <w:ind w:left="5760" w:hanging="360"/>
+      </w:pPr>
+      <w:rPr>
+        <w:rFonts w:ascii="Wingdings" w:hAnsi="Wingdings" w:hint="default"/>
+        <w:sz w:val="20"/>
+      </w:rPr>
+    </w:lvl>
+    <w:lvl w:ilvl="8" w:tentative="1">
+      <w:start w:val="1"/>
+      <w:numFmt w:val="bullet"/>
+      <w:lvlText w:val=""/>
+      <w:lvlJc w:val="left"/>
+      <w:pPr>
+        <w:tabs>
+          <w:tab w:val="num" w:pos="6480"/>
+        </w:tabs>
+        <w:ind w:left="6480" w:hanging="360"/>
+      </w:pPr>
+      <w:rPr>
+        <w:rFonts w:ascii="Wingdings" w:hAnsi="Wingdings" w:hint="default"/>
+        <w:sz w:val="20"/>
+      </w:rPr>
+    </w:lvl>
+  </w:abstractNum>
+  <w:abstractNum w:abstractNumId="41" w15:restartNumberingAfterBreak="0">
     <w:nsid w:val="6ED361AA"/>
     <w:multiLevelType w:val="multilevel"/>
     <w:tmpl w:val="E1645862"/>
@@ -21296,7 +27147,7 @@
       </w:rPr>
     </w:lvl>
   </w:abstractNum>
-  <w:abstractNum w:abstractNumId="38" w15:restartNumberingAfterBreak="0">
+  <w:abstractNum w:abstractNumId="42" w15:restartNumberingAfterBreak="0">
     <w:nsid w:val="731951A5"/>
     <w:multiLevelType w:val="multilevel"/>
     <w:tmpl w:val="F6D6371C"/>
@@ -21445,7 +27296,7 @@
       </w:rPr>
     </w:lvl>
   </w:abstractNum>
-  <w:abstractNum w:abstractNumId="39" w15:restartNumberingAfterBreak="0">
+  <w:abstractNum w:abstractNumId="43" w15:restartNumberingAfterBreak="0">
     <w:nsid w:val="73350848"/>
     <w:multiLevelType w:val="hybridMultilevel"/>
     <w:tmpl w:val="DA326AF8"/>
@@ -21531,7 +27382,7 @@
       </w:pPr>
     </w:lvl>
   </w:abstractNum>
-  <w:abstractNum w:abstractNumId="40" w15:restartNumberingAfterBreak="0">
+  <w:abstractNum w:abstractNumId="44" w15:restartNumberingAfterBreak="0">
     <w:nsid w:val="740E07D4"/>
     <w:multiLevelType w:val="multilevel"/>
     <w:tmpl w:val="040CA67E"/>
@@ -21680,7 +27531,7 @@
       </w:rPr>
     </w:lvl>
   </w:abstractNum>
-  <w:abstractNum w:abstractNumId="41" w15:restartNumberingAfterBreak="0">
+  <w:abstractNum w:abstractNumId="45" w15:restartNumberingAfterBreak="0">
     <w:nsid w:val="76A44805"/>
     <w:multiLevelType w:val="hybridMultilevel"/>
     <w:tmpl w:val="4ED47292"/>
@@ -21793,7 +27644,7 @@
       </w:rPr>
     </w:lvl>
   </w:abstractNum>
-  <w:abstractNum w:abstractNumId="42" w15:restartNumberingAfterBreak="0">
+  <w:abstractNum w:abstractNumId="46" w15:restartNumberingAfterBreak="0">
     <w:nsid w:val="76E05438"/>
     <w:multiLevelType w:val="multilevel"/>
     <w:tmpl w:val="6158C388"/>
@@ -21973,103 +27824,115 @@
     <w:abstractNumId w:val="4"/>
   </w:num>
   <w:num w:numId="11" w16cid:durableId="2038307902">
-    <w:abstractNumId w:val="41"/>
+    <w:abstractNumId w:val="45"/>
   </w:num>
   <w:num w:numId="12" w16cid:durableId="1820682427">
     <w:abstractNumId w:val="13"/>
   </w:num>
   <w:num w:numId="13" w16cid:durableId="1928076939">
-    <w:abstractNumId w:val="30"/>
+    <w:abstractNumId w:val="33"/>
   </w:num>
   <w:num w:numId="14" w16cid:durableId="1599020824">
-    <w:abstractNumId w:val="15"/>
+    <w:abstractNumId w:val="16"/>
   </w:num>
   <w:num w:numId="15" w16cid:durableId="443888155">
-    <w:abstractNumId w:val="39"/>
+    <w:abstractNumId w:val="43"/>
   </w:num>
   <w:num w:numId="16" w16cid:durableId="1442800204">
-    <w:abstractNumId w:val="40"/>
+    <w:abstractNumId w:val="44"/>
   </w:num>
   <w:num w:numId="17" w16cid:durableId="752121095">
+    <w:abstractNumId w:val="29"/>
+  </w:num>
+  <w:num w:numId="18" w16cid:durableId="1886747708">
+    <w:abstractNumId w:val="36"/>
+  </w:num>
+  <w:num w:numId="19" w16cid:durableId="1206983566">
     <w:abstractNumId w:val="27"/>
   </w:num>
-  <w:num w:numId="18" w16cid:durableId="1886747708">
-    <w:abstractNumId w:val="33"/>
-  </w:num>
-  <w:num w:numId="19" w16cid:durableId="1206983566">
-    <w:abstractNumId w:val="25"/>
-  </w:num>
   <w:num w:numId="20" w16cid:durableId="2131900670">
-    <w:abstractNumId w:val="21"/>
+    <w:abstractNumId w:val="22"/>
   </w:num>
   <w:num w:numId="21" w16cid:durableId="1508204359">
-    <w:abstractNumId w:val="16"/>
+    <w:abstractNumId w:val="17"/>
   </w:num>
   <w:num w:numId="22" w16cid:durableId="1970015164">
-    <w:abstractNumId w:val="42"/>
+    <w:abstractNumId w:val="46"/>
   </w:num>
   <w:num w:numId="23" w16cid:durableId="1844927343">
-    <w:abstractNumId w:val="34"/>
+    <w:abstractNumId w:val="37"/>
   </w:num>
   <w:num w:numId="24" w16cid:durableId="71513784">
     <w:abstractNumId w:val="12"/>
   </w:num>
   <w:num w:numId="25" w16cid:durableId="2036809169">
-    <w:abstractNumId w:val="31"/>
+    <w:abstractNumId w:val="34"/>
   </w:num>
   <w:num w:numId="26" w16cid:durableId="1793085190">
-    <w:abstractNumId w:val="22"/>
+    <w:abstractNumId w:val="23"/>
   </w:num>
   <w:num w:numId="27" w16cid:durableId="78604034">
-    <w:abstractNumId w:val="35"/>
+    <w:abstractNumId w:val="38"/>
   </w:num>
   <w:num w:numId="28" w16cid:durableId="628512965">
     <w:abstractNumId w:val="14"/>
   </w:num>
   <w:num w:numId="29" w16cid:durableId="287207146">
-    <w:abstractNumId w:val="23"/>
+    <w:abstractNumId w:val="24"/>
   </w:num>
   <w:num w:numId="30" w16cid:durableId="2079663712">
-    <w:abstractNumId w:val="26"/>
+    <w:abstractNumId w:val="28"/>
   </w:num>
   <w:num w:numId="31" w16cid:durableId="478116755">
-    <w:abstractNumId w:val="32"/>
+    <w:abstractNumId w:val="35"/>
   </w:num>
   <w:num w:numId="32" w16cid:durableId="698047682">
     <w:abstractNumId w:val="11"/>
   </w:num>
   <w:num w:numId="33" w16cid:durableId="1088769689">
-    <w:abstractNumId w:val="24"/>
+    <w:abstractNumId w:val="25"/>
   </w:num>
   <w:num w:numId="34" w16cid:durableId="1670635">
     <w:abstractNumId w:val="10"/>
   </w:num>
   <w:num w:numId="35" w16cid:durableId="1468469940">
-    <w:abstractNumId w:val="38"/>
+    <w:abstractNumId w:val="42"/>
   </w:num>
   <w:num w:numId="36" w16cid:durableId="1438330660">
+    <w:abstractNumId w:val="19"/>
+  </w:num>
+  <w:num w:numId="37" w16cid:durableId="47998231">
+    <w:abstractNumId w:val="20"/>
+  </w:num>
+  <w:num w:numId="38" w16cid:durableId="54160447">
+    <w:abstractNumId w:val="32"/>
+  </w:num>
+  <w:num w:numId="39" w16cid:durableId="929237488">
+    <w:abstractNumId w:val="39"/>
+  </w:num>
+  <w:num w:numId="40" w16cid:durableId="70667583">
+    <w:abstractNumId w:val="41"/>
+  </w:num>
+  <w:num w:numId="41" w16cid:durableId="904491270">
     <w:abstractNumId w:val="18"/>
   </w:num>
-  <w:num w:numId="37" w16cid:durableId="47998231">
-    <w:abstractNumId w:val="19"/>
-  </w:num>
-  <w:num w:numId="38" w16cid:durableId="54160447">
-    <w:abstractNumId w:val="29"/>
-  </w:num>
-  <w:num w:numId="39" w16cid:durableId="929237488">
-    <w:abstractNumId w:val="36"/>
-  </w:num>
-  <w:num w:numId="40" w16cid:durableId="70667583">
-    <w:abstractNumId w:val="37"/>
-  </w:num>
-  <w:num w:numId="41" w16cid:durableId="904491270">
-    <w:abstractNumId w:val="17"/>
-  </w:num>
   <w:num w:numId="42" w16cid:durableId="1580406463">
-    <w:abstractNumId w:val="20"/>
+    <w:abstractNumId w:val="21"/>
   </w:num>
   <w:num w:numId="43" w16cid:durableId="1251157586">
-    <w:abstractNumId w:val="28"/>
+    <w:abstractNumId w:val="30"/>
+  </w:num>
+  <w:num w:numId="44" w16cid:durableId="1055663456">
+    <w:abstractNumId w:val="15"/>
+  </w:num>
+  <w:num w:numId="45" w16cid:durableId="1358001933">
+    <w:abstractNumId w:val="26"/>
+  </w:num>
+  <w:num w:numId="46" w16cid:durableId="1591159792">
+    <w:abstractNumId w:val="40"/>
+  </w:num>
+  <w:num w:numId="47" w16cid:durableId="1400666849">
+    <w:abstractNumId w:val="31"/>
   </w:num>
 </w:numbering>
 </file>
@@ -22718,6 +28581,7 @@
   <w:style w:type="character" w:default="1" w:styleId="DefaultParagraphFont">
     <w:name w:val="Default Paragraph Font"/>
     <w:uiPriority w:val="1"/>
+    <w:semiHidden/>
     <w:unhideWhenUsed/>
   </w:style>
   <w:style w:type="table" w:default="1" w:styleId="TableNormal">
@@ -23272,6 +29136,26 @@
       <w:bCs/>
     </w:rPr>
   </w:style>
+  <w:style w:type="character" w:customStyle="1" w:styleId="ng-star-inserted">
+    <w:name w:val="ng-star-inserted"/>
+    <w:basedOn w:val="DefaultParagraphFont"/>
+    <w:rsid w:val="00461CFF"/>
+  </w:style>
+  <w:style w:type="paragraph" w:customStyle="1" w:styleId="paragraph">
+    <w:name w:val="paragraph"/>
+    <w:basedOn w:val="Normal"/>
+    <w:rsid w:val="00461CFF"/>
+    <w:pPr>
+      <w:spacing w:before="100" w:beforeAutospacing="1" w:after="100" w:afterAutospacing="1" w:line="240" w:lineRule="auto"/>
+      <w:ind w:left="0"/>
+      <w:jc w:val="left"/>
+    </w:pPr>
+    <w:rPr>
+      <w:rFonts w:ascii="Times New Roman" w:eastAsia="Times New Roman" w:hAnsi="Times New Roman" w:cs="Times New Roman"/>
+      <w:szCs w:val="24"/>
+      <w:lang w:val="en-US"/>
+    </w:rPr>
+  </w:style>
 </w:styles>
 </file>
 

--- a/docs/Master_thesis.docx
+++ b/docs/Master_thesis.docx
@@ -5135,7 +5135,63 @@
           <w:noProof/>
           <w:lang w:eastAsia="cs-CZ"/>
         </w:rPr>
-        <w:t>Technologie se v dnešní době velmi rychle mění. Změny se od</w:t>
+        <w:t>Úroveň t</w:t>
+      </w:r>
+      <w:r>
+        <w:rPr>
+          <w:rFonts w:ascii="Times New Roman" w:eastAsia="Times New Roman" w:hAnsi="Times New Roman" w:cs="Times New Roman"/>
+          <w:noProof/>
+          <w:lang w:eastAsia="cs-CZ"/>
+        </w:rPr>
+        <w:t>echnologi</w:t>
+      </w:r>
+      <w:r>
+        <w:rPr>
+          <w:rFonts w:ascii="Times New Roman" w:eastAsia="Times New Roman" w:hAnsi="Times New Roman" w:cs="Times New Roman"/>
+          <w:noProof/>
+          <w:lang w:eastAsia="cs-CZ"/>
+        </w:rPr>
+        <w:t>ckého pokrok</w:t>
+      </w:r>
+      <w:r>
+        <w:rPr>
+          <w:rFonts w:ascii="Times New Roman" w:eastAsia="Times New Roman" w:hAnsi="Times New Roman" w:cs="Times New Roman"/>
+          <w:noProof/>
+          <w:lang w:eastAsia="cs-CZ"/>
+        </w:rPr>
+        <w:t xml:space="preserve"> se v dnešní době velmi </w:t>
+      </w:r>
+      <w:r>
+        <w:rPr>
+          <w:rFonts w:ascii="Times New Roman" w:eastAsia="Times New Roman" w:hAnsi="Times New Roman" w:cs="Times New Roman"/>
+          <w:noProof/>
+          <w:lang w:eastAsia="cs-CZ"/>
+        </w:rPr>
+        <w:t>razantně</w:t>
+      </w:r>
+      <w:r>
+        <w:rPr>
+          <w:rFonts w:ascii="Times New Roman" w:eastAsia="Times New Roman" w:hAnsi="Times New Roman" w:cs="Times New Roman"/>
+          <w:noProof/>
+          <w:lang w:eastAsia="cs-CZ"/>
+        </w:rPr>
+        <w:t xml:space="preserve"> mění. </w:t>
+      </w:r>
+      <w:r>
+        <w:rPr>
+          <w:rFonts w:ascii="Times New Roman" w:eastAsia="Times New Roman" w:hAnsi="Times New Roman" w:cs="Times New Roman"/>
+          <w:noProof/>
+          <w:lang w:eastAsia="cs-CZ"/>
+        </w:rPr>
+        <w:t>Tyto z</w:t>
+      </w:r>
+      <w:r>
+        <w:rPr>
+          <w:rFonts w:ascii="Times New Roman" w:eastAsia="Times New Roman" w:hAnsi="Times New Roman" w:cs="Times New Roman"/>
+          <w:noProof/>
+          <w:lang w:eastAsia="cs-CZ"/>
+        </w:rPr>
+        <w:t>měny se od</w:t>
       </w:r>
       <w:r>
         <w:rPr>
@@ -5151,7 +5207,55 @@
           <w:noProof/>
           <w:lang w:eastAsia="cs-CZ"/>
         </w:rPr>
-        <w:t xml:space="preserve">hrávají rychleji než kdy předtím, a to v měřítku týdnů. Nové modely umožňující automatizace úkolů, jež dříve nebyly možné. Firmy se na to snaží reagovat a přizpůsobit tak, aby co nejvíce zefektivnily a nezůstay v implementaci pozadu za konkurencí. </w:t>
+        <w:t xml:space="preserve">hrávají rychleji než kdy předtím, a to v měřítku </w:t>
+      </w:r>
+      <w:r>
+        <w:rPr>
+          <w:rFonts w:ascii="Times New Roman" w:eastAsia="Times New Roman" w:hAnsi="Times New Roman" w:cs="Times New Roman"/>
+          <w:noProof/>
+          <w:lang w:eastAsia="cs-CZ"/>
+        </w:rPr>
+        <w:t>pouhých měsíců</w:t>
+      </w:r>
+      <w:r>
+        <w:rPr>
+          <w:rFonts w:ascii="Times New Roman" w:eastAsia="Times New Roman" w:hAnsi="Times New Roman" w:cs="Times New Roman"/>
+          <w:noProof/>
+          <w:lang w:eastAsia="cs-CZ"/>
+        </w:rPr>
+        <w:t xml:space="preserve">. Nové </w:t>
+      </w:r>
+      <w:r>
+        <w:rPr>
+          <w:rFonts w:ascii="Times New Roman" w:eastAsia="Times New Roman" w:hAnsi="Times New Roman" w:cs="Times New Roman"/>
+          <w:noProof/>
+          <w:lang w:eastAsia="cs-CZ"/>
+        </w:rPr>
+        <w:t xml:space="preserve">technologie </w:t>
+      </w:r>
+      <w:r>
+        <w:rPr>
+          <w:rFonts w:ascii="Times New Roman" w:eastAsia="Times New Roman" w:hAnsi="Times New Roman" w:cs="Times New Roman"/>
+          <w:noProof/>
+          <w:lang w:eastAsia="cs-CZ"/>
+        </w:rPr>
+        <w:t>umožňující automatizace úkolů, jež dříve nebyly možné. Firmy se na to snaží reagovat a přizpůsobit tak, aby co nejvíce zefektivnily a nezůsta</w:t>
+      </w:r>
+      <w:r>
+        <w:rPr>
+          <w:rFonts w:ascii="Times New Roman" w:eastAsia="Times New Roman" w:hAnsi="Times New Roman" w:cs="Times New Roman"/>
+          <w:noProof/>
+          <w:lang w:eastAsia="cs-CZ"/>
+        </w:rPr>
+        <w:t>l</w:t>
+      </w:r>
+      <w:r>
+        <w:rPr>
+          <w:rFonts w:ascii="Times New Roman" w:eastAsia="Times New Roman" w:hAnsi="Times New Roman" w:cs="Times New Roman"/>
+          <w:noProof/>
+          <w:lang w:eastAsia="cs-CZ"/>
+        </w:rPr>
+        <w:t xml:space="preserve">y v implementaci pozadu za konkurencí. </w:t>
       </w:r>
       <w:r>
         <w:t>AI je dnes nejvýznamnější technologickou změnou, jež ovlivňuje trh práce. Je proto vhodné zkoumat, jak se t</w:t>
@@ -5623,7 +5727,7 @@
         </w:rPr>
         <w:lastRenderedPageBreak/>
         <w:drawing>
-          <wp:inline distT="0" distB="0" distL="0" distR="0" wp14:anchorId="7FDA4DBF" wp14:editId="5231C544">
+          <wp:inline distT="0" distB="0" distL="0" distR="0" wp14:anchorId="7FDA4DBF" wp14:editId="3528C1CD">
             <wp:extent cx="5399405" cy="4049395"/>
             <wp:effectExtent l="0" t="0" r="0" b="1905"/>
             <wp:docPr id="1636791952" name="Picture 1" descr="A graph with numbers and a green bar&#10;&#10;AI-generated content may be incorrect."/>
@@ -6676,12 +6780,7 @@
       <w:bookmarkEnd w:id="14"/>
     </w:p>
     <w:p>
-      <w:pPr>
-        <w:pStyle w:val="BodyText"/>
-        <w:rPr>
-          <w:lang w:eastAsia="cs-CZ"/>
-        </w:rPr>
-      </w:pPr>
+      <w:bookmarkStart w:id="15" w:name="_Hlk223378995"/>
       <w:proofErr w:type="spellStart"/>
       <w:r>
         <w:rPr>
@@ -6696,30 +6795,45 @@
         </w:rPr>
         <w:t xml:space="preserve"> definuje lidský kapitál jako investici do znalostí a dovedností, které zvyšují budoucí příjmy a produktivitu</w:t>
       </w:r>
-    </w:p>
-    <w:p>
-      <w:pPr>
-        <w:pStyle w:val="BodyText"/>
-        <w:ind w:left="0" w:firstLine="0"/>
-        <w:rPr>
-          <w:rFonts w:ascii="Google Sans Text" w:hAnsi="Google Sans Text"/>
-          <w:color w:val="303030"/>
+      <w:r>
+        <w:rPr>
+          <w:lang w:eastAsia="cs-CZ"/>
+        </w:rPr>
+        <w:t xml:space="preserve">. </w:t>
+      </w:r>
+      <w:r>
+        <w:rPr>
           <w:shd w:val="clear" w:color="auto" w:fill="FFFFFF"/>
         </w:rPr>
-      </w:pPr>
-      <w:r>
-        <w:rPr>
-          <w:rFonts w:ascii="Google Sans Text" w:hAnsi="Google Sans Text"/>
-          <w:color w:val="303030"/>
+        <w:t>Firmy v inzerátech hledají lidi, kteří již do sebe investovali</w:t>
+      </w:r>
+      <w:r>
+        <w:rPr>
           <w:shd w:val="clear" w:color="auto" w:fill="FFFFFF"/>
         </w:rPr>
-        <w:t>Firmy v inzerátech hledají lidi, kteří již do sebe investovali (vzdělání), nebo jsou ochotny do nich investovat samy (on-</w:t>
+        <w:t xml:space="preserve">, a to formou </w:t>
+      </w:r>
+      <w:r>
+        <w:rPr>
+          <w:shd w:val="clear" w:color="auto" w:fill="FFFFFF"/>
+        </w:rPr>
+        <w:t>vzdělání</w:t>
+      </w:r>
+      <w:r>
+        <w:rPr>
+          <w:shd w:val="clear" w:color="auto" w:fill="FFFFFF"/>
+        </w:rPr>
+        <w:t xml:space="preserve"> či jiným nabytím dovedností</w:t>
+      </w:r>
+      <w:r>
+        <w:rPr>
+          <w:shd w:val="clear" w:color="auto" w:fill="FFFFFF"/>
+        </w:rPr>
+        <w:t>, nebo jsou ochotny do nich investovat samy (on-</w:t>
       </w:r>
       <w:proofErr w:type="spellStart"/>
       <w:r>
         <w:rPr>
-          <w:rFonts w:ascii="Google Sans Text" w:hAnsi="Google Sans Text"/>
-          <w:color w:val="303030"/>
           <w:shd w:val="clear" w:color="auto" w:fill="FFFFFF"/>
         </w:rPr>
         <w:t>the</w:t>
@@ -6727,8 +6841,6 @@
       <w:proofErr w:type="spellEnd"/>
       <w:r>
         <w:rPr>
-          <w:rFonts w:ascii="Google Sans Text" w:hAnsi="Google Sans Text"/>
-          <w:color w:val="303030"/>
           <w:shd w:val="clear" w:color="auto" w:fill="FFFFFF"/>
         </w:rPr>
         <w:t>-</w:t>
@@ -6736,8 +6848,6 @@
       <w:proofErr w:type="spellStart"/>
       <w:r>
         <w:rPr>
-          <w:rFonts w:ascii="Google Sans Text" w:hAnsi="Google Sans Text"/>
-          <w:color w:val="303030"/>
           <w:shd w:val="clear" w:color="auto" w:fill="FFFFFF"/>
         </w:rPr>
         <w:t>job</w:t>
@@ -6745,8 +6855,6 @@
       <w:proofErr w:type="spellEnd"/>
       <w:r>
         <w:rPr>
-          <w:rFonts w:ascii="Google Sans Text" w:hAnsi="Google Sans Text"/>
-          <w:color w:val="303030"/>
           <w:shd w:val="clear" w:color="auto" w:fill="FFFFFF"/>
         </w:rPr>
         <w:t xml:space="preserve"> </w:t>
@@ -6754,8 +6862,6 @@
       <w:proofErr w:type="spellStart"/>
       <w:r>
         <w:rPr>
-          <w:rFonts w:ascii="Google Sans Text" w:hAnsi="Google Sans Text"/>
-          <w:color w:val="303030"/>
           <w:shd w:val="clear" w:color="auto" w:fill="FFFFFF"/>
         </w:rPr>
         <w:t>training</w:t>
@@ -6763,2753 +6869,323 @@
       <w:proofErr w:type="spellEnd"/>
       <w:r>
         <w:rPr>
-          <w:rFonts w:ascii="Google Sans Text" w:hAnsi="Google Sans Text"/>
-          <w:color w:val="303030"/>
           <w:shd w:val="clear" w:color="auto" w:fill="FFFFFF"/>
         </w:rPr>
+        <w:t>).</w:t>
+      </w:r>
+      <w:r>
+        <w:rPr>
+          <w:lang w:eastAsia="cs-CZ"/>
+        </w:rPr>
+        <w:t xml:space="preserve"> </w:t>
+      </w:r>
+      <w:r>
+        <w:t>Také u</w:t>
+      </w:r>
+      <w:r>
+        <w:t>vádí, že poptávka po vzdělaných lidech roste s rozvojem technologií a výdajů na výzkum a vývoj (R&amp;D). AI je moderním ekvivalentem těchto technologických posunů, které zvyšují hodnotu lidského kapitálu.</w:t>
+      </w:r>
+      <w:r>
+        <w:t xml:space="preserve"> </w:t>
+      </w:r>
+      <w:r>
+        <w:t>V</w:t>
+      </w:r>
+      <w:r>
+        <w:t xml:space="preserve">zdělání a trénink jsou klíčové pro přizpůsobení se </w:t>
+      </w:r>
+      <w:r>
+        <w:t xml:space="preserve">čím dál rychleji </w:t>
+      </w:r>
+      <w:r>
+        <w:t>měnícím se technologiím</w:t>
+      </w:r>
+      <w:r>
+        <w:t>.</w:t>
+      </w:r>
+    </w:p>
+    <w:p>
+      <w:r>
+        <w:t>Tyto moderní</w:t>
+      </w:r>
+      <w:r>
+        <w:t xml:space="preserve"> technologie</w:t>
+      </w:r>
+      <w:r>
+        <w:t xml:space="preserve">, </w:t>
+      </w:r>
+      <w:r>
+        <w:t xml:space="preserve">jako </w:t>
+      </w:r>
+      <w:r>
+        <w:t xml:space="preserve">je </w:t>
+      </w:r>
+      <w:r>
+        <w:t>AI</w:t>
+      </w:r>
+      <w:r>
+        <w:t>,</w:t>
+      </w:r>
+      <w:r>
+        <w:t xml:space="preserve"> </w:t>
+      </w:r>
+      <w:r>
+        <w:t xml:space="preserve">však </w:t>
+      </w:r>
+      <w:r>
+        <w:t>vyžaduj</w:t>
+      </w:r>
+      <w:r>
+        <w:t xml:space="preserve">í vysokou úroveň lidského kapitálu k tomu, aby </w:t>
+      </w:r>
+      <w:r>
+        <w:t>mohly být</w:t>
+      </w:r>
+      <w:r>
+        <w:t xml:space="preserve"> efektivně využity. AI není </w:t>
+      </w:r>
+      <w:r>
+        <w:t xml:space="preserve">tedy </w:t>
+      </w:r>
+      <w:r>
+        <w:t>jeno</w:t>
+      </w:r>
+      <w:r>
+        <w:t>m</w:t>
+      </w:r>
+      <w:r>
+        <w:t xml:space="preserve"> dalším nástrojem, ale technologickou změnou, která podle </w:t>
+      </w:r>
+      <w:proofErr w:type="spellStart"/>
+      <w:r>
+        <w:t>Beckera</w:t>
+      </w:r>
+      <w:proofErr w:type="spellEnd"/>
+      <w:r>
+        <w:t xml:space="preserve"> historicky vede k posunu poptávky směrem k vysoce kvalifikované pracovní síle.</w:t>
+      </w:r>
+    </w:p>
+    <w:p>
+      <w:r>
+        <w:t xml:space="preserve">Znalosti </w:t>
+      </w:r>
+      <w:proofErr w:type="spellStart"/>
+      <w:r>
+        <w:t>Becker</w:t>
+      </w:r>
+      <w:proofErr w:type="spellEnd"/>
+      <w:r>
+        <w:t xml:space="preserve"> dále rozděluje, a to na </w:t>
+      </w:r>
+      <w:proofErr w:type="spellStart"/>
+      <w:r>
+        <w:t>general</w:t>
+      </w:r>
+      <w:proofErr w:type="spellEnd"/>
+      <w:r>
+        <w:t xml:space="preserve"> a </w:t>
+      </w:r>
+      <w:proofErr w:type="spellStart"/>
+      <w:r>
+        <w:t>specific</w:t>
+      </w:r>
+      <w:proofErr w:type="spellEnd"/>
+      <w:r>
+        <w:t xml:space="preserve"> </w:t>
+      </w:r>
+      <w:proofErr w:type="spellStart"/>
+      <w:r>
+        <w:t>training</w:t>
+      </w:r>
+      <w:proofErr w:type="spellEnd"/>
+      <w:r>
+        <w:t xml:space="preserve">. Zatímco </w:t>
+      </w:r>
+      <w:proofErr w:type="spellStart"/>
+      <w:r>
+        <w:t>general</w:t>
+      </w:r>
+      <w:proofErr w:type="spellEnd"/>
+      <w:r>
+        <w:t>, tedy obecná může být považována z</w:t>
+      </w:r>
+      <w:r>
+        <w:t xml:space="preserve">nalost standardních AI frameworků (např. </w:t>
+      </w:r>
+      <w:proofErr w:type="spellStart"/>
+      <w:r>
+        <w:t>PyTorch</w:t>
+      </w:r>
+      <w:proofErr w:type="spellEnd"/>
+      <w:r>
+        <w:t xml:space="preserve">, </w:t>
+      </w:r>
+      <w:proofErr w:type="spellStart"/>
+      <w:r>
+        <w:t>TensorFlow</w:t>
+      </w:r>
+      <w:proofErr w:type="spellEnd"/>
+      <w:r>
+        <w:t xml:space="preserve">) je přenositelná mezi firmami. Podle </w:t>
+      </w:r>
+      <w:proofErr w:type="spellStart"/>
+      <w:r>
+        <w:t>Beckera</w:t>
+      </w:r>
+      <w:proofErr w:type="spellEnd"/>
+      <w:r>
+        <w:t xml:space="preserve"> by náklady na tento trénink měl nést zaměstnanec (např. nižší mzdou během učení), protože zvyšuje jeho hodnotu na celém trhu.</w:t>
+      </w:r>
+      <w:r>
+        <w:t xml:space="preserve"> </w:t>
+      </w:r>
+      <w:r>
+        <w:t>Specifický trénink (</w:t>
+      </w:r>
+      <w:proofErr w:type="spellStart"/>
+      <w:r>
+        <w:t>Specific</w:t>
+      </w:r>
+      <w:proofErr w:type="spellEnd"/>
+      <w:r>
+        <w:t xml:space="preserve"> </w:t>
+      </w:r>
+      <w:proofErr w:type="spellStart"/>
+      <w:r>
+        <w:t>Training</w:t>
+      </w:r>
+      <w:proofErr w:type="spellEnd"/>
+      <w:r>
         <w:t>)</w:t>
       </w:r>
-    </w:p>
-    <w:p>
-      <w:pPr>
-        <w:pStyle w:val="BodyText"/>
-        <w:ind w:left="0" w:firstLine="0"/>
+      <w:r>
+        <w:t xml:space="preserve"> naopak </w:t>
+      </w:r>
+      <w:r>
+        <w:t xml:space="preserve">vyžaduje znalost interních AI systémů dané firmy, jde </w:t>
+      </w:r>
+      <w:r>
+        <w:t>tedy tentokrát o</w:t>
+      </w:r>
+      <w:r>
+        <w:t xml:space="preserve"> specifický kapitál. Z</w:t>
+      </w:r>
+      <w:r>
+        <w:t>de n</w:t>
+      </w:r>
+      <w:r>
+        <w:t xml:space="preserve">áklady i výnosy </w:t>
+      </w:r>
+      <w:proofErr w:type="spellStart"/>
+      <w:r>
+        <w:t>tímpadem</w:t>
+      </w:r>
+      <w:proofErr w:type="spellEnd"/>
+      <w:r>
+        <w:t xml:space="preserve"> </w:t>
+      </w:r>
+      <w:r>
+        <w:t xml:space="preserve">sdílí </w:t>
+      </w:r>
+      <w:r>
+        <w:t xml:space="preserve">jak </w:t>
+      </w:r>
+      <w:proofErr w:type="gramStart"/>
+      <w:r>
+        <w:t>firma</w:t>
+      </w:r>
+      <w:proofErr w:type="gramEnd"/>
+      <w:r>
+        <w:t xml:space="preserve"> tak</w:t>
+      </w:r>
+      <w:r>
+        <w:t xml:space="preserve"> i zaměstnanec, což vede </w:t>
+      </w:r>
+      <w:r>
+        <w:t xml:space="preserve">přirozeně </w:t>
+      </w:r>
+      <w:r>
+        <w:t>k nižší fluktuaci.</w:t>
+      </w:r>
+    </w:p>
+    <w:p>
+      <w:proofErr w:type="spellStart"/>
+      <w:r>
+        <w:t>Becker</w:t>
+      </w:r>
+      <w:proofErr w:type="spellEnd"/>
+      <w:r>
+        <w:t xml:space="preserve"> výslovně zmiňuje rozdíly mezi rozvinutými zeměmi (USA) a rozvojovými zeměmi (Indie v době psaní textu) a uvádí, že výnosy ze vzdělání bývají v méně rozvinutých zemích často vyšší</w:t>
+      </w:r>
+    </w:p>
+    <w:p>
+      <w:r>
+        <w:t>význam lidského kapitálu je univerzální napříč kulturami a ekonomickými systémy</w:t>
+      </w:r>
+    </w:p>
+    <w:p>
+      <w:r>
+        <w:t>i přes odlišné kultury (např. Japonsko vs. USA) ekonomické stimuly k získávání dovedností fungují podobně</w:t>
+      </w:r>
+    </w:p>
+    <w:p>
+      <w:r>
+        <w:rPr>
+          <w:color w:val="EE0000"/>
+        </w:rPr>
+        <w:lastRenderedPageBreak/>
+        <w:t xml:space="preserve">Zvyšuje vzdělání skutečně produktivitu, nebo spíše slouží jen jako filtr (screening)? </w:t>
+      </w:r>
+      <w:proofErr w:type="spellStart"/>
+      <w:r>
+        <w:t>Becker</w:t>
+      </w:r>
+      <w:proofErr w:type="spellEnd"/>
+      <w:r>
+        <w:t xml:space="preserve"> se přiklání k tomu, že vzdělání primárně zvyšuje produktivitu poskytováním znalostí, a</w:t>
+      </w:r>
+      <w:r>
+        <w:t>však</w:t>
+      </w:r>
+      <w:r>
+        <w:t xml:space="preserve"> uznává, že v prostředí s nedokonalými informacemi slouží tituly jako důležitý signál pro zaměstnavatele.</w:t>
+      </w:r>
+      <w:r>
+        <w:t xml:space="preserve"> </w:t>
+      </w:r>
+      <w:r>
+        <w:t>To je relevantní pro vaši analýzu: Vyžadují firmy v USA u AI pozic spíše tituly (signál), nebo konkrétní praktické dovednosti (přímá produktivita)?</w:t>
+      </w:r>
+    </w:p>
+    <w:p>
+      <w:r>
         <w:rPr>
           <w:rStyle w:val="ng-star-inserted"/>
           <w:rFonts w:ascii="Google Sans Text" w:hAnsi="Google Sans Text"/>
-          <w:color w:val="303030"/>
-          <w:shd w:val="clear" w:color="auto" w:fill="FFFFFF"/>
-        </w:rPr>
-      </w:pPr>
+          <w:color w:val="C7C7C7"/>
+          <w:shd w:val="clear" w:color="auto" w:fill="22262B"/>
+        </w:rPr>
+        <w:t>Poptávka po AI dovednostech v IT inzerátech je jako poptávka po pilotech v raných dobách letectví. Firmy nehledají jen „pracovní sílu“, ale specifický typ kapitálu, který je v daném těle „uvězněn“ (</w:t>
+      </w:r>
       <w:proofErr w:type="spellStart"/>
       <w:r>
         <w:rPr>
           <w:rStyle w:val="ng-star-inserted"/>
           <w:rFonts w:ascii="Google Sans Text" w:hAnsi="Google Sans Text"/>
-          <w:color w:val="303030"/>
-          <w:shd w:val="clear" w:color="auto" w:fill="FFFFFF"/>
-        </w:rPr>
-        <w:t>Becker</w:t>
+          <w:color w:val="C7C7C7"/>
+          <w:shd w:val="clear" w:color="auto" w:fill="22262B"/>
+        </w:rPr>
+        <w:t>embodied</w:t>
       </w:r>
       <w:proofErr w:type="spellEnd"/>
       <w:r>
         <w:rPr>
           <w:rStyle w:val="ng-star-inserted"/>
           <w:rFonts w:ascii="Google Sans Text" w:hAnsi="Google Sans Text"/>
-          <w:color w:val="303030"/>
-          <w:shd w:val="clear" w:color="auto" w:fill="FFFFFF"/>
-        </w:rPr>
-        <w:t xml:space="preserve"> uvádí, že poptávka po vzdělaných lidech roste s rozvojem technologií a výdajů na výzkum a vývoj (R&amp;D). AI je moderním ekvivalentem těchto technologických posunů, které zvyšují hodnotu lidského kapitálu.</w:t>
-      </w:r>
-    </w:p>
-    <w:p>
-      <w:pPr>
-        <w:pStyle w:val="BodyText"/>
-        <w:ind w:left="0" w:firstLine="0"/>
-        <w:rPr>
-          <w:rFonts w:ascii="Google Sans Text" w:hAnsi="Google Sans Text"/>
-          <w:b/>
-          <w:bCs/>
-          <w:color w:val="303030"/>
-          <w:shd w:val="clear" w:color="auto" w:fill="FFFFFF"/>
-        </w:rPr>
-      </w:pPr>
-      <w:proofErr w:type="spellStart"/>
-      <w:r>
-        <w:rPr>
-          <w:rStyle w:val="ng-star-inserted"/>
-          <w:rFonts w:ascii="Google Sans Text" w:hAnsi="Google Sans Text"/>
-          <w:color w:val="303030"/>
-          <w:shd w:val="clear" w:color="auto" w:fill="FFFFFF"/>
-        </w:rPr>
-        <w:t>Becker</w:t>
-      </w:r>
-      <w:proofErr w:type="spellEnd"/>
-      <w:r>
-        <w:rPr>
-          <w:rStyle w:val="ng-star-inserted"/>
-          <w:rFonts w:ascii="Google Sans Text" w:hAnsi="Google Sans Text"/>
-          <w:color w:val="303030"/>
-          <w:shd w:val="clear" w:color="auto" w:fill="FFFFFF"/>
-        </w:rPr>
-        <w:t xml:space="preserve"> poznamenává, že vzdělání a trénink jsou klíčové pro </w:t>
-      </w:r>
-      <w:r>
-        <w:rPr>
-          <w:rFonts w:ascii="Google Sans Text" w:hAnsi="Google Sans Text"/>
-          <w:b/>
-          <w:bCs/>
-          <w:color w:val="303030"/>
-          <w:shd w:val="clear" w:color="auto" w:fill="FFFFFF"/>
-        </w:rPr>
-        <w:t>přizpůsobení se měnícím se technologiím</w:t>
-      </w:r>
-    </w:p>
-    <w:p>
-      <w:pPr>
-        <w:pStyle w:val="paragraph"/>
-        <w:shd w:val="clear" w:color="auto" w:fill="FFFFFF"/>
-        <w:rPr>
-          <w:rStyle w:val="ng-star-inserted"/>
-          <w:rFonts w:ascii="Google Sans Text" w:hAnsi="Google Sans Text"/>
-          <w:color w:val="303030"/>
-          <w:sz w:val="21"/>
-          <w:szCs w:val="21"/>
-        </w:rPr>
-      </w:pPr>
-      <w:proofErr w:type="spellStart"/>
-      <w:r>
-        <w:rPr>
-          <w:rStyle w:val="ng-star-inserted"/>
-          <w:rFonts w:ascii="Google Sans Text" w:hAnsi="Google Sans Text"/>
-          <w:color w:val="303030"/>
-          <w:sz w:val="21"/>
-          <w:szCs w:val="21"/>
-        </w:rPr>
-        <w:t>M</w:t>
-      </w:r>
-      <w:r>
-        <w:rPr>
-          <w:rStyle w:val="ng-star-inserted"/>
-          <w:rFonts w:ascii="Google Sans Text" w:hAnsi="Google Sans Text"/>
-          <w:color w:val="303030"/>
-          <w:sz w:val="21"/>
-          <w:szCs w:val="21"/>
-        </w:rPr>
-        <w:t>oderní</w:t>
-      </w:r>
-      <w:proofErr w:type="spellEnd"/>
-      <w:r>
-        <w:rPr>
-          <w:rStyle w:val="ng-star-inserted"/>
-          <w:rFonts w:ascii="Google Sans Text" w:hAnsi="Google Sans Text"/>
-          <w:color w:val="303030"/>
-          <w:sz w:val="21"/>
-          <w:szCs w:val="21"/>
-        </w:rPr>
-        <w:t xml:space="preserve"> </w:t>
-      </w:r>
-      <w:proofErr w:type="spellStart"/>
-      <w:r>
-        <w:rPr>
-          <w:rStyle w:val="ng-star-inserted"/>
-          <w:rFonts w:ascii="Google Sans Text" w:hAnsi="Google Sans Text"/>
-          <w:color w:val="303030"/>
-          <w:sz w:val="21"/>
-          <w:szCs w:val="21"/>
-        </w:rPr>
-        <w:t>technologie</w:t>
-      </w:r>
-      <w:proofErr w:type="spellEnd"/>
-      <w:r>
-        <w:rPr>
-          <w:rStyle w:val="ng-star-inserted"/>
-          <w:rFonts w:ascii="Google Sans Text" w:hAnsi="Google Sans Text"/>
-          <w:color w:val="303030"/>
-          <w:sz w:val="21"/>
-          <w:szCs w:val="21"/>
-        </w:rPr>
-        <w:t xml:space="preserve"> (</w:t>
-      </w:r>
-      <w:proofErr w:type="spellStart"/>
-      <w:r>
-        <w:rPr>
-          <w:rStyle w:val="ng-star-inserted"/>
-          <w:rFonts w:ascii="Google Sans Text" w:hAnsi="Google Sans Text"/>
-          <w:color w:val="303030"/>
-          <w:sz w:val="21"/>
-          <w:szCs w:val="21"/>
-        </w:rPr>
-        <w:t>jako</w:t>
-      </w:r>
-      <w:proofErr w:type="spellEnd"/>
-      <w:r>
-        <w:rPr>
-          <w:rStyle w:val="ng-star-inserted"/>
-          <w:rFonts w:ascii="Google Sans Text" w:hAnsi="Google Sans Text"/>
-          <w:color w:val="303030"/>
-          <w:sz w:val="21"/>
-          <w:szCs w:val="21"/>
-        </w:rPr>
-        <w:t xml:space="preserve"> AI) </w:t>
-      </w:r>
-      <w:proofErr w:type="spellStart"/>
-      <w:r>
-        <w:rPr>
-          <w:rStyle w:val="ng-star-inserted"/>
-          <w:rFonts w:ascii="Google Sans Text" w:hAnsi="Google Sans Text"/>
-          <w:color w:val="303030"/>
-          <w:sz w:val="21"/>
-          <w:szCs w:val="21"/>
-        </w:rPr>
-        <w:t>vyžadují</w:t>
-      </w:r>
-      <w:proofErr w:type="spellEnd"/>
-      <w:r>
-        <w:rPr>
-          <w:rStyle w:val="ng-star-inserted"/>
-          <w:rFonts w:ascii="Google Sans Text" w:hAnsi="Google Sans Text"/>
-          <w:color w:val="303030"/>
-          <w:sz w:val="21"/>
-          <w:szCs w:val="21"/>
-        </w:rPr>
-        <w:t xml:space="preserve"> </w:t>
-      </w:r>
-      <w:proofErr w:type="spellStart"/>
-      <w:r>
-        <w:rPr>
-          <w:rStyle w:val="ng-star-inserted"/>
-          <w:rFonts w:ascii="Google Sans Text" w:hAnsi="Google Sans Text"/>
-          <w:color w:val="303030"/>
-          <w:sz w:val="21"/>
-          <w:szCs w:val="21"/>
-        </w:rPr>
-        <w:t>vysokou</w:t>
-      </w:r>
-      <w:proofErr w:type="spellEnd"/>
-      <w:r>
-        <w:rPr>
-          <w:rStyle w:val="ng-star-inserted"/>
-          <w:rFonts w:ascii="Google Sans Text" w:hAnsi="Google Sans Text"/>
-          <w:color w:val="303030"/>
-          <w:sz w:val="21"/>
-          <w:szCs w:val="21"/>
-        </w:rPr>
-        <w:t xml:space="preserve"> </w:t>
-      </w:r>
-      <w:proofErr w:type="spellStart"/>
-      <w:r>
-        <w:rPr>
-          <w:rStyle w:val="ng-star-inserted"/>
-          <w:rFonts w:ascii="Google Sans Text" w:hAnsi="Google Sans Text"/>
-          <w:color w:val="303030"/>
-          <w:sz w:val="21"/>
-          <w:szCs w:val="21"/>
-        </w:rPr>
-        <w:t>úroveň</w:t>
-      </w:r>
-      <w:proofErr w:type="spellEnd"/>
-      <w:r>
-        <w:rPr>
-          <w:rStyle w:val="ng-star-inserted"/>
-          <w:rFonts w:ascii="Google Sans Text" w:hAnsi="Google Sans Text"/>
-          <w:color w:val="303030"/>
-          <w:sz w:val="21"/>
-          <w:szCs w:val="21"/>
-        </w:rPr>
-        <w:t xml:space="preserve"> </w:t>
-      </w:r>
-      <w:proofErr w:type="spellStart"/>
-      <w:r>
-        <w:rPr>
-          <w:rStyle w:val="ng-star-inserted"/>
-          <w:rFonts w:ascii="Google Sans Text" w:hAnsi="Google Sans Text"/>
-          <w:color w:val="303030"/>
-          <w:sz w:val="21"/>
-          <w:szCs w:val="21"/>
-        </w:rPr>
-        <w:t>lidského</w:t>
-      </w:r>
-      <w:proofErr w:type="spellEnd"/>
-      <w:r>
-        <w:rPr>
-          <w:rStyle w:val="ng-star-inserted"/>
-          <w:rFonts w:ascii="Google Sans Text" w:hAnsi="Google Sans Text"/>
-          <w:color w:val="303030"/>
-          <w:sz w:val="21"/>
-          <w:szCs w:val="21"/>
-        </w:rPr>
-        <w:t xml:space="preserve"> </w:t>
-      </w:r>
-      <w:proofErr w:type="spellStart"/>
-      <w:r>
-        <w:rPr>
-          <w:rStyle w:val="ng-star-inserted"/>
-          <w:rFonts w:ascii="Google Sans Text" w:hAnsi="Google Sans Text"/>
-          <w:color w:val="303030"/>
-          <w:sz w:val="21"/>
-          <w:szCs w:val="21"/>
-        </w:rPr>
-        <w:t>kapitálu</w:t>
-      </w:r>
-      <w:proofErr w:type="spellEnd"/>
-      <w:r>
-        <w:rPr>
-          <w:rStyle w:val="ng-star-inserted"/>
-          <w:rFonts w:ascii="Google Sans Text" w:hAnsi="Google Sans Text"/>
-          <w:color w:val="303030"/>
-          <w:sz w:val="21"/>
-          <w:szCs w:val="21"/>
-        </w:rPr>
-        <w:t xml:space="preserve"> k </w:t>
-      </w:r>
-      <w:proofErr w:type="spellStart"/>
-      <w:r>
-        <w:rPr>
-          <w:rStyle w:val="ng-star-inserted"/>
-          <w:rFonts w:ascii="Google Sans Text" w:hAnsi="Google Sans Text"/>
-          <w:color w:val="303030"/>
-          <w:sz w:val="21"/>
-          <w:szCs w:val="21"/>
-        </w:rPr>
-        <w:t>tomu</w:t>
-      </w:r>
-      <w:proofErr w:type="spellEnd"/>
-      <w:r>
-        <w:rPr>
-          <w:rStyle w:val="ng-star-inserted"/>
-          <w:rFonts w:ascii="Google Sans Text" w:hAnsi="Google Sans Text"/>
-          <w:color w:val="303030"/>
-          <w:sz w:val="21"/>
-          <w:szCs w:val="21"/>
-        </w:rPr>
-        <w:t xml:space="preserve">, aby </w:t>
-      </w:r>
-      <w:proofErr w:type="spellStart"/>
-      <w:r>
-        <w:rPr>
-          <w:rStyle w:val="ng-star-inserted"/>
-          <w:rFonts w:ascii="Google Sans Text" w:hAnsi="Google Sans Text"/>
-          <w:color w:val="303030"/>
-          <w:sz w:val="21"/>
-          <w:szCs w:val="21"/>
-        </w:rPr>
-        <w:t>byly</w:t>
-      </w:r>
-      <w:proofErr w:type="spellEnd"/>
-      <w:r>
-        <w:rPr>
-          <w:rStyle w:val="ng-star-inserted"/>
-          <w:rFonts w:ascii="Google Sans Text" w:hAnsi="Google Sans Text"/>
-          <w:color w:val="303030"/>
-          <w:sz w:val="21"/>
-          <w:szCs w:val="21"/>
-        </w:rPr>
-        <w:t xml:space="preserve"> </w:t>
-      </w:r>
-      <w:proofErr w:type="spellStart"/>
-      <w:r>
-        <w:rPr>
-          <w:rStyle w:val="ng-star-inserted"/>
-          <w:rFonts w:ascii="Google Sans Text" w:hAnsi="Google Sans Text"/>
-          <w:color w:val="303030"/>
-          <w:sz w:val="21"/>
-          <w:szCs w:val="21"/>
-        </w:rPr>
-        <w:t>efektivně</w:t>
-      </w:r>
-      <w:proofErr w:type="spellEnd"/>
-      <w:r>
-        <w:rPr>
-          <w:rStyle w:val="ng-star-inserted"/>
-          <w:rFonts w:ascii="Google Sans Text" w:hAnsi="Google Sans Text"/>
-          <w:color w:val="303030"/>
-          <w:sz w:val="21"/>
-          <w:szCs w:val="21"/>
-        </w:rPr>
-        <w:t xml:space="preserve"> </w:t>
-      </w:r>
-      <w:proofErr w:type="spellStart"/>
-      <w:r>
-        <w:rPr>
-          <w:rStyle w:val="ng-star-inserted"/>
-          <w:rFonts w:ascii="Google Sans Text" w:hAnsi="Google Sans Text"/>
-          <w:color w:val="303030"/>
-          <w:sz w:val="21"/>
-          <w:szCs w:val="21"/>
-        </w:rPr>
-        <w:t>využity</w:t>
-      </w:r>
-      <w:proofErr w:type="spellEnd"/>
-      <w:r>
-        <w:rPr>
-          <w:rStyle w:val="ng-star-inserted"/>
-          <w:rFonts w:ascii="Google Sans Text" w:hAnsi="Google Sans Text"/>
-          <w:color w:val="303030"/>
-          <w:sz w:val="21"/>
-          <w:szCs w:val="21"/>
-        </w:rPr>
-        <w:t>.</w:t>
-      </w:r>
-      <w:r>
-        <w:rPr>
-          <w:rFonts w:ascii="Google Sans Text" w:hAnsi="Google Sans Text"/>
-          <w:color w:val="303030"/>
-          <w:sz w:val="21"/>
-          <w:szCs w:val="21"/>
-        </w:rPr>
-        <w:t xml:space="preserve"> </w:t>
-      </w:r>
-      <w:r>
-        <w:rPr>
-          <w:rStyle w:val="ng-star-inserted"/>
-          <w:rFonts w:ascii="Google Sans Text" w:hAnsi="Google Sans Text"/>
-          <w:color w:val="303030"/>
-          <w:sz w:val="21"/>
-          <w:szCs w:val="21"/>
-        </w:rPr>
-        <w:t xml:space="preserve">AI </w:t>
-      </w:r>
-      <w:proofErr w:type="spellStart"/>
-      <w:r>
-        <w:rPr>
-          <w:rStyle w:val="ng-star-inserted"/>
-          <w:rFonts w:ascii="Google Sans Text" w:hAnsi="Google Sans Text"/>
-          <w:color w:val="303030"/>
-          <w:sz w:val="21"/>
-          <w:szCs w:val="21"/>
-        </w:rPr>
-        <w:t>není</w:t>
-      </w:r>
-      <w:proofErr w:type="spellEnd"/>
-      <w:r>
-        <w:rPr>
-          <w:rStyle w:val="ng-star-inserted"/>
-          <w:rFonts w:ascii="Google Sans Text" w:hAnsi="Google Sans Text"/>
-          <w:color w:val="303030"/>
-          <w:sz w:val="21"/>
-          <w:szCs w:val="21"/>
-        </w:rPr>
-        <w:t xml:space="preserve"> </w:t>
-      </w:r>
-      <w:proofErr w:type="spellStart"/>
-      <w:r>
-        <w:rPr>
-          <w:rStyle w:val="ng-star-inserted"/>
-          <w:rFonts w:ascii="Google Sans Text" w:hAnsi="Google Sans Text"/>
-          <w:color w:val="303030"/>
-          <w:sz w:val="21"/>
-          <w:szCs w:val="21"/>
-        </w:rPr>
-        <w:t>jen</w:t>
-      </w:r>
-      <w:r>
-        <w:rPr>
-          <w:rStyle w:val="ng-star-inserted"/>
-          <w:rFonts w:ascii="Google Sans Text" w:hAnsi="Google Sans Text"/>
-          <w:color w:val="303030"/>
-          <w:sz w:val="21"/>
-          <w:szCs w:val="21"/>
-        </w:rPr>
-        <w:t>om</w:t>
-      </w:r>
-      <w:proofErr w:type="spellEnd"/>
-      <w:r>
-        <w:rPr>
-          <w:rStyle w:val="ng-star-inserted"/>
-          <w:rFonts w:ascii="Google Sans Text" w:hAnsi="Google Sans Text"/>
-          <w:color w:val="303030"/>
-          <w:sz w:val="21"/>
-          <w:szCs w:val="21"/>
-        </w:rPr>
-        <w:t xml:space="preserve"> </w:t>
-      </w:r>
-      <w:proofErr w:type="spellStart"/>
-      <w:r>
-        <w:rPr>
-          <w:rStyle w:val="ng-star-inserted"/>
-          <w:rFonts w:ascii="Google Sans Text" w:hAnsi="Google Sans Text"/>
-          <w:color w:val="303030"/>
-          <w:sz w:val="21"/>
-          <w:szCs w:val="21"/>
-        </w:rPr>
-        <w:t>další</w:t>
-      </w:r>
-      <w:r>
-        <w:rPr>
-          <w:rStyle w:val="ng-star-inserted"/>
-          <w:rFonts w:ascii="Google Sans Text" w:hAnsi="Google Sans Text"/>
-          <w:color w:val="303030"/>
-          <w:sz w:val="21"/>
-          <w:szCs w:val="21"/>
-        </w:rPr>
-        <w:t>m</w:t>
-      </w:r>
-      <w:proofErr w:type="spellEnd"/>
-      <w:r>
-        <w:rPr>
-          <w:rStyle w:val="ng-star-inserted"/>
-          <w:rFonts w:ascii="Google Sans Text" w:hAnsi="Google Sans Text"/>
-          <w:color w:val="303030"/>
-          <w:sz w:val="21"/>
-          <w:szCs w:val="21"/>
-        </w:rPr>
-        <w:t xml:space="preserve"> </w:t>
-      </w:r>
-      <w:proofErr w:type="spellStart"/>
-      <w:r>
-        <w:rPr>
-          <w:rStyle w:val="ng-star-inserted"/>
-          <w:rFonts w:ascii="Google Sans Text" w:hAnsi="Google Sans Text"/>
-          <w:color w:val="303030"/>
-          <w:sz w:val="21"/>
-          <w:szCs w:val="21"/>
-        </w:rPr>
-        <w:t>nástroj</w:t>
-      </w:r>
-      <w:r>
-        <w:rPr>
-          <w:rStyle w:val="ng-star-inserted"/>
-          <w:rFonts w:ascii="Google Sans Text" w:hAnsi="Google Sans Text"/>
-          <w:color w:val="303030"/>
-          <w:sz w:val="21"/>
-          <w:szCs w:val="21"/>
-        </w:rPr>
-        <w:t>em</w:t>
-      </w:r>
-      <w:proofErr w:type="spellEnd"/>
-      <w:r>
-        <w:rPr>
-          <w:rStyle w:val="ng-star-inserted"/>
-          <w:rFonts w:ascii="Google Sans Text" w:hAnsi="Google Sans Text"/>
-          <w:color w:val="303030"/>
-          <w:sz w:val="21"/>
-          <w:szCs w:val="21"/>
-        </w:rPr>
-        <w:t xml:space="preserve">, ale </w:t>
-      </w:r>
-      <w:proofErr w:type="spellStart"/>
-      <w:r>
-        <w:rPr>
-          <w:rStyle w:val="ng-star-inserted"/>
-          <w:rFonts w:ascii="Google Sans Text" w:hAnsi="Google Sans Text"/>
-          <w:color w:val="303030"/>
-          <w:sz w:val="21"/>
-          <w:szCs w:val="21"/>
-        </w:rPr>
-        <w:t>technologick</w:t>
-      </w:r>
-      <w:r>
-        <w:rPr>
-          <w:rStyle w:val="ng-star-inserted"/>
-          <w:rFonts w:ascii="Google Sans Text" w:hAnsi="Google Sans Text"/>
-          <w:color w:val="303030"/>
-          <w:sz w:val="21"/>
-          <w:szCs w:val="21"/>
-        </w:rPr>
-        <w:t>ou</w:t>
-      </w:r>
-      <w:proofErr w:type="spellEnd"/>
-      <w:r>
-        <w:rPr>
-          <w:rStyle w:val="ng-star-inserted"/>
-          <w:rFonts w:ascii="Google Sans Text" w:hAnsi="Google Sans Text"/>
-          <w:color w:val="303030"/>
-          <w:sz w:val="21"/>
-          <w:szCs w:val="21"/>
-        </w:rPr>
-        <w:t xml:space="preserve"> </w:t>
-      </w:r>
-      <w:proofErr w:type="spellStart"/>
-      <w:r>
-        <w:rPr>
-          <w:rStyle w:val="ng-star-inserted"/>
-          <w:rFonts w:ascii="Google Sans Text" w:hAnsi="Google Sans Text"/>
-          <w:color w:val="303030"/>
-          <w:sz w:val="21"/>
-          <w:szCs w:val="21"/>
-        </w:rPr>
-        <w:t>změ</w:t>
-      </w:r>
-      <w:r>
-        <w:rPr>
-          <w:rStyle w:val="ng-star-inserted"/>
-          <w:rFonts w:ascii="Google Sans Text" w:hAnsi="Google Sans Text"/>
-          <w:color w:val="303030"/>
-          <w:sz w:val="21"/>
-          <w:szCs w:val="21"/>
-        </w:rPr>
-        <w:t>nou</w:t>
-      </w:r>
-      <w:proofErr w:type="spellEnd"/>
-      <w:r>
-        <w:rPr>
-          <w:rStyle w:val="ng-star-inserted"/>
-          <w:rFonts w:ascii="Google Sans Text" w:hAnsi="Google Sans Text"/>
-          <w:color w:val="303030"/>
-          <w:sz w:val="21"/>
-          <w:szCs w:val="21"/>
-        </w:rPr>
-        <w:t xml:space="preserve">, </w:t>
-      </w:r>
-      <w:proofErr w:type="spellStart"/>
-      <w:r>
-        <w:rPr>
-          <w:rStyle w:val="ng-star-inserted"/>
-          <w:rFonts w:ascii="Google Sans Text" w:hAnsi="Google Sans Text"/>
-          <w:color w:val="303030"/>
-          <w:sz w:val="21"/>
-          <w:szCs w:val="21"/>
-        </w:rPr>
-        <w:t>která</w:t>
-      </w:r>
-      <w:proofErr w:type="spellEnd"/>
-      <w:r>
-        <w:rPr>
-          <w:rStyle w:val="ng-star-inserted"/>
-          <w:rFonts w:ascii="Google Sans Text" w:hAnsi="Google Sans Text"/>
-          <w:color w:val="303030"/>
-          <w:sz w:val="21"/>
-          <w:szCs w:val="21"/>
-        </w:rPr>
-        <w:t xml:space="preserve"> </w:t>
-      </w:r>
-      <w:proofErr w:type="spellStart"/>
-      <w:r>
-        <w:rPr>
-          <w:rStyle w:val="ng-star-inserted"/>
-          <w:rFonts w:ascii="Google Sans Text" w:hAnsi="Google Sans Text"/>
-          <w:color w:val="303030"/>
-          <w:sz w:val="21"/>
-          <w:szCs w:val="21"/>
-        </w:rPr>
-        <w:t>podle</w:t>
-      </w:r>
-      <w:proofErr w:type="spellEnd"/>
-      <w:r>
-        <w:rPr>
-          <w:rStyle w:val="ng-star-inserted"/>
-          <w:rFonts w:ascii="Google Sans Text" w:hAnsi="Google Sans Text"/>
-          <w:color w:val="303030"/>
-          <w:sz w:val="21"/>
-          <w:szCs w:val="21"/>
-        </w:rPr>
-        <w:t xml:space="preserve"> </w:t>
-      </w:r>
-      <w:proofErr w:type="spellStart"/>
-      <w:r>
-        <w:rPr>
-          <w:rStyle w:val="ng-star-inserted"/>
-          <w:rFonts w:ascii="Google Sans Text" w:hAnsi="Google Sans Text"/>
-          <w:color w:val="303030"/>
-          <w:sz w:val="21"/>
-          <w:szCs w:val="21"/>
-        </w:rPr>
-        <w:t>Beckera</w:t>
-      </w:r>
-      <w:proofErr w:type="spellEnd"/>
-      <w:r>
-        <w:rPr>
-          <w:rStyle w:val="ng-star-inserted"/>
-          <w:rFonts w:ascii="Google Sans Text" w:hAnsi="Google Sans Text"/>
-          <w:color w:val="303030"/>
-          <w:sz w:val="21"/>
-          <w:szCs w:val="21"/>
-        </w:rPr>
-        <w:t xml:space="preserve"> </w:t>
-      </w:r>
-      <w:proofErr w:type="spellStart"/>
-      <w:r>
-        <w:rPr>
-          <w:rStyle w:val="ng-star-inserted"/>
-          <w:rFonts w:ascii="Google Sans Text" w:hAnsi="Google Sans Text"/>
-          <w:color w:val="303030"/>
-          <w:sz w:val="21"/>
-          <w:szCs w:val="21"/>
-        </w:rPr>
-        <w:t>historicky</w:t>
-      </w:r>
-      <w:proofErr w:type="spellEnd"/>
-      <w:r>
-        <w:rPr>
-          <w:rStyle w:val="ng-star-inserted"/>
-          <w:rFonts w:ascii="Google Sans Text" w:hAnsi="Google Sans Text"/>
-          <w:color w:val="303030"/>
-          <w:sz w:val="21"/>
-          <w:szCs w:val="21"/>
-        </w:rPr>
-        <w:t xml:space="preserve"> </w:t>
-      </w:r>
-      <w:proofErr w:type="spellStart"/>
-      <w:r>
-        <w:rPr>
-          <w:rStyle w:val="ng-star-inserted"/>
-          <w:rFonts w:ascii="Google Sans Text" w:hAnsi="Google Sans Text"/>
-          <w:color w:val="303030"/>
-          <w:sz w:val="21"/>
-          <w:szCs w:val="21"/>
-        </w:rPr>
-        <w:t>vede</w:t>
-      </w:r>
-      <w:proofErr w:type="spellEnd"/>
-      <w:r>
-        <w:rPr>
-          <w:rStyle w:val="ng-star-inserted"/>
-          <w:rFonts w:ascii="Google Sans Text" w:hAnsi="Google Sans Text"/>
-          <w:color w:val="303030"/>
-          <w:sz w:val="21"/>
-          <w:szCs w:val="21"/>
-        </w:rPr>
-        <w:t xml:space="preserve"> k </w:t>
-      </w:r>
-      <w:proofErr w:type="spellStart"/>
-      <w:r>
-        <w:rPr>
-          <w:rStyle w:val="ng-star-inserted"/>
-          <w:rFonts w:ascii="Google Sans Text" w:hAnsi="Google Sans Text"/>
-          <w:color w:val="303030"/>
-          <w:sz w:val="21"/>
-          <w:szCs w:val="21"/>
-        </w:rPr>
-        <w:t>posunu</w:t>
-      </w:r>
-      <w:proofErr w:type="spellEnd"/>
-      <w:r>
-        <w:rPr>
-          <w:rStyle w:val="ng-star-inserted"/>
-          <w:rFonts w:ascii="Google Sans Text" w:hAnsi="Google Sans Text"/>
-          <w:color w:val="303030"/>
-          <w:sz w:val="21"/>
-          <w:szCs w:val="21"/>
-        </w:rPr>
-        <w:t xml:space="preserve"> </w:t>
-      </w:r>
-      <w:proofErr w:type="spellStart"/>
-      <w:r>
-        <w:rPr>
-          <w:rStyle w:val="ng-star-inserted"/>
-          <w:rFonts w:ascii="Google Sans Text" w:hAnsi="Google Sans Text"/>
-          <w:color w:val="303030"/>
-          <w:sz w:val="21"/>
-          <w:szCs w:val="21"/>
-        </w:rPr>
-        <w:t>poptávky</w:t>
-      </w:r>
-      <w:proofErr w:type="spellEnd"/>
-      <w:r>
-        <w:rPr>
-          <w:rStyle w:val="ng-star-inserted"/>
-          <w:rFonts w:ascii="Google Sans Text" w:hAnsi="Google Sans Text"/>
-          <w:color w:val="303030"/>
-          <w:sz w:val="21"/>
-          <w:szCs w:val="21"/>
-        </w:rPr>
-        <w:t xml:space="preserve"> </w:t>
-      </w:r>
-      <w:proofErr w:type="spellStart"/>
-      <w:r>
-        <w:rPr>
-          <w:rStyle w:val="ng-star-inserted"/>
-          <w:rFonts w:ascii="Google Sans Text" w:hAnsi="Google Sans Text"/>
-          <w:color w:val="303030"/>
-          <w:sz w:val="21"/>
-          <w:szCs w:val="21"/>
-        </w:rPr>
-        <w:t>směrem</w:t>
-      </w:r>
-      <w:proofErr w:type="spellEnd"/>
-      <w:r>
-        <w:rPr>
-          <w:rStyle w:val="ng-star-inserted"/>
-          <w:rFonts w:ascii="Google Sans Text" w:hAnsi="Google Sans Text"/>
-          <w:color w:val="303030"/>
-          <w:sz w:val="21"/>
-          <w:szCs w:val="21"/>
-        </w:rPr>
-        <w:t xml:space="preserve"> k </w:t>
-      </w:r>
-      <w:proofErr w:type="spellStart"/>
-      <w:r>
-        <w:rPr>
-          <w:rStyle w:val="ng-star-inserted"/>
-          <w:rFonts w:ascii="Google Sans Text" w:hAnsi="Google Sans Text"/>
-          <w:color w:val="303030"/>
-          <w:sz w:val="21"/>
-          <w:szCs w:val="21"/>
-        </w:rPr>
-        <w:t>vysoce</w:t>
-      </w:r>
-      <w:proofErr w:type="spellEnd"/>
-      <w:r>
-        <w:rPr>
-          <w:rStyle w:val="ng-star-inserted"/>
-          <w:rFonts w:ascii="Google Sans Text" w:hAnsi="Google Sans Text"/>
-          <w:color w:val="303030"/>
-          <w:sz w:val="21"/>
-          <w:szCs w:val="21"/>
-        </w:rPr>
-        <w:t xml:space="preserve"> </w:t>
-      </w:r>
-      <w:proofErr w:type="spellStart"/>
-      <w:r>
-        <w:rPr>
-          <w:rStyle w:val="ng-star-inserted"/>
-          <w:rFonts w:ascii="Google Sans Text" w:hAnsi="Google Sans Text"/>
-          <w:color w:val="303030"/>
-          <w:sz w:val="21"/>
-          <w:szCs w:val="21"/>
-        </w:rPr>
-        <w:t>kvalifikované</w:t>
-      </w:r>
-      <w:proofErr w:type="spellEnd"/>
-      <w:r>
-        <w:rPr>
-          <w:rStyle w:val="ng-star-inserted"/>
-          <w:rFonts w:ascii="Google Sans Text" w:hAnsi="Google Sans Text"/>
-          <w:color w:val="303030"/>
-          <w:sz w:val="21"/>
-          <w:szCs w:val="21"/>
-        </w:rPr>
-        <w:t xml:space="preserve"> </w:t>
-      </w:r>
-      <w:proofErr w:type="spellStart"/>
-      <w:r>
-        <w:rPr>
-          <w:rStyle w:val="ng-star-inserted"/>
-          <w:rFonts w:ascii="Google Sans Text" w:hAnsi="Google Sans Text"/>
-          <w:color w:val="303030"/>
-          <w:sz w:val="21"/>
-          <w:szCs w:val="21"/>
-        </w:rPr>
-        <w:t>pracovní</w:t>
-      </w:r>
-      <w:proofErr w:type="spellEnd"/>
-      <w:r>
-        <w:rPr>
-          <w:rStyle w:val="ng-star-inserted"/>
-          <w:rFonts w:ascii="Google Sans Text" w:hAnsi="Google Sans Text"/>
-          <w:color w:val="303030"/>
-          <w:sz w:val="21"/>
-          <w:szCs w:val="21"/>
-        </w:rPr>
-        <w:t xml:space="preserve"> </w:t>
-      </w:r>
-      <w:proofErr w:type="spellStart"/>
-      <w:r>
-        <w:rPr>
-          <w:rStyle w:val="ng-star-inserted"/>
-          <w:rFonts w:ascii="Google Sans Text" w:hAnsi="Google Sans Text"/>
-          <w:color w:val="303030"/>
-          <w:sz w:val="21"/>
-          <w:szCs w:val="21"/>
-        </w:rPr>
-        <w:t>síle</w:t>
-      </w:r>
-      <w:proofErr w:type="spellEnd"/>
-      <w:r>
-        <w:rPr>
-          <w:rStyle w:val="ng-star-inserted"/>
-          <w:rFonts w:ascii="Google Sans Text" w:hAnsi="Google Sans Text"/>
-          <w:color w:val="303030"/>
-          <w:sz w:val="21"/>
-          <w:szCs w:val="21"/>
-        </w:rPr>
-        <w:t>.</w:t>
-      </w:r>
-    </w:p>
-    <w:p>
-      <w:pPr>
-        <w:pStyle w:val="paragraph"/>
-        <w:numPr>
-          <w:ilvl w:val="0"/>
-          <w:numId w:val="45"/>
-        </w:numPr>
-        <w:shd w:val="clear" w:color="auto" w:fill="FFFFFF"/>
-        <w:rPr>
-          <w:rFonts w:ascii="Google Sans Text" w:hAnsi="Google Sans Text"/>
-          <w:color w:val="303030"/>
-          <w:sz w:val="21"/>
-          <w:szCs w:val="21"/>
-        </w:rPr>
-      </w:pPr>
-      <w:proofErr w:type="spellStart"/>
-      <w:r>
-        <w:rPr>
-          <w:rFonts w:ascii="Google Sans Text" w:hAnsi="Google Sans Text"/>
-          <w:b/>
-          <w:bCs/>
-          <w:color w:val="303030"/>
-          <w:sz w:val="21"/>
-          <w:szCs w:val="21"/>
-        </w:rPr>
-        <w:t>Obecný</w:t>
-      </w:r>
-      <w:proofErr w:type="spellEnd"/>
-      <w:r>
-        <w:rPr>
-          <w:rFonts w:ascii="Google Sans Text" w:hAnsi="Google Sans Text"/>
-          <w:b/>
-          <w:bCs/>
-          <w:color w:val="303030"/>
-          <w:sz w:val="21"/>
-          <w:szCs w:val="21"/>
-        </w:rPr>
-        <w:t xml:space="preserve"> </w:t>
-      </w:r>
-      <w:proofErr w:type="spellStart"/>
-      <w:r>
-        <w:rPr>
-          <w:rFonts w:ascii="Google Sans Text" w:hAnsi="Google Sans Text"/>
-          <w:b/>
-          <w:bCs/>
-          <w:color w:val="303030"/>
-          <w:sz w:val="21"/>
-          <w:szCs w:val="21"/>
-        </w:rPr>
-        <w:t>trénink</w:t>
-      </w:r>
-      <w:proofErr w:type="spellEnd"/>
-      <w:r>
-        <w:rPr>
-          <w:rFonts w:ascii="Google Sans Text" w:hAnsi="Google Sans Text"/>
-          <w:b/>
-          <w:bCs/>
-          <w:color w:val="303030"/>
-          <w:sz w:val="21"/>
-          <w:szCs w:val="21"/>
-        </w:rPr>
-        <w:t xml:space="preserve"> (General Training):</w:t>
-      </w:r>
-      <w:r>
-        <w:rPr>
-          <w:rStyle w:val="ng-star-inserted"/>
-          <w:rFonts w:ascii="Google Sans Text" w:hAnsi="Google Sans Text"/>
-          <w:color w:val="303030"/>
-          <w:sz w:val="21"/>
-          <w:szCs w:val="21"/>
-        </w:rPr>
-        <w:t xml:space="preserve"> </w:t>
-      </w:r>
-      <w:proofErr w:type="spellStart"/>
-      <w:r>
-        <w:rPr>
-          <w:rStyle w:val="ng-star-inserted"/>
-          <w:rFonts w:ascii="Google Sans Text" w:hAnsi="Google Sans Text"/>
-          <w:color w:val="303030"/>
-          <w:sz w:val="21"/>
-          <w:szCs w:val="21"/>
-        </w:rPr>
-        <w:t>Znalost</w:t>
-      </w:r>
-      <w:proofErr w:type="spellEnd"/>
-      <w:r>
-        <w:rPr>
-          <w:rStyle w:val="ng-star-inserted"/>
-          <w:rFonts w:ascii="Google Sans Text" w:hAnsi="Google Sans Text"/>
-          <w:color w:val="303030"/>
-          <w:sz w:val="21"/>
-          <w:szCs w:val="21"/>
-        </w:rPr>
-        <w:t xml:space="preserve"> </w:t>
-      </w:r>
-      <w:proofErr w:type="spellStart"/>
-      <w:r>
-        <w:rPr>
-          <w:rStyle w:val="ng-star-inserted"/>
-          <w:rFonts w:ascii="Google Sans Text" w:hAnsi="Google Sans Text"/>
-          <w:color w:val="303030"/>
-          <w:sz w:val="21"/>
-          <w:szCs w:val="21"/>
-        </w:rPr>
-        <w:t>standardních</w:t>
-      </w:r>
-      <w:proofErr w:type="spellEnd"/>
-      <w:r>
-        <w:rPr>
-          <w:rStyle w:val="ng-star-inserted"/>
-          <w:rFonts w:ascii="Google Sans Text" w:hAnsi="Google Sans Text"/>
-          <w:color w:val="303030"/>
-          <w:sz w:val="21"/>
-          <w:szCs w:val="21"/>
-        </w:rPr>
-        <w:t xml:space="preserve"> AI </w:t>
-      </w:r>
-      <w:proofErr w:type="spellStart"/>
-      <w:r>
-        <w:rPr>
-          <w:rStyle w:val="ng-star-inserted"/>
-          <w:rFonts w:ascii="Google Sans Text" w:hAnsi="Google Sans Text"/>
-          <w:color w:val="303030"/>
-          <w:sz w:val="21"/>
-          <w:szCs w:val="21"/>
-        </w:rPr>
-        <w:t>frameworků</w:t>
-      </w:r>
-      <w:proofErr w:type="spellEnd"/>
-      <w:r>
-        <w:rPr>
-          <w:rStyle w:val="ng-star-inserted"/>
-          <w:rFonts w:ascii="Google Sans Text" w:hAnsi="Google Sans Text"/>
-          <w:color w:val="303030"/>
-          <w:sz w:val="21"/>
-          <w:szCs w:val="21"/>
-        </w:rPr>
-        <w:t xml:space="preserve"> (</w:t>
-      </w:r>
-      <w:proofErr w:type="spellStart"/>
-      <w:r>
-        <w:rPr>
-          <w:rStyle w:val="ng-star-inserted"/>
-          <w:rFonts w:ascii="Google Sans Text" w:hAnsi="Google Sans Text"/>
-          <w:color w:val="303030"/>
-          <w:sz w:val="21"/>
-          <w:szCs w:val="21"/>
-        </w:rPr>
-        <w:t>např</w:t>
-      </w:r>
-      <w:proofErr w:type="spellEnd"/>
-      <w:r>
-        <w:rPr>
-          <w:rStyle w:val="ng-star-inserted"/>
-          <w:rFonts w:ascii="Google Sans Text" w:hAnsi="Google Sans Text"/>
-          <w:color w:val="303030"/>
-          <w:sz w:val="21"/>
-          <w:szCs w:val="21"/>
-        </w:rPr>
-        <w:t xml:space="preserve">. </w:t>
-      </w:r>
-      <w:proofErr w:type="spellStart"/>
-      <w:r>
-        <w:rPr>
-          <w:rStyle w:val="ng-star-inserted"/>
-          <w:rFonts w:ascii="Google Sans Text" w:hAnsi="Google Sans Text"/>
-          <w:color w:val="303030"/>
-          <w:sz w:val="21"/>
-          <w:szCs w:val="21"/>
-        </w:rPr>
-        <w:t>PyTorch</w:t>
-      </w:r>
-      <w:proofErr w:type="spellEnd"/>
-      <w:r>
-        <w:rPr>
-          <w:rStyle w:val="ng-star-inserted"/>
-          <w:rFonts w:ascii="Google Sans Text" w:hAnsi="Google Sans Text"/>
-          <w:color w:val="303030"/>
-          <w:sz w:val="21"/>
-          <w:szCs w:val="21"/>
-        </w:rPr>
-        <w:t xml:space="preserve">, TensorFlow) je </w:t>
-      </w:r>
-      <w:proofErr w:type="spellStart"/>
-      <w:r>
-        <w:rPr>
-          <w:rStyle w:val="ng-star-inserted"/>
-          <w:rFonts w:ascii="Google Sans Text" w:hAnsi="Google Sans Text"/>
-          <w:color w:val="303030"/>
-          <w:sz w:val="21"/>
-          <w:szCs w:val="21"/>
-        </w:rPr>
-        <w:t>přenositelná</w:t>
-      </w:r>
-      <w:proofErr w:type="spellEnd"/>
-      <w:r>
-        <w:rPr>
-          <w:rStyle w:val="ng-star-inserted"/>
-          <w:rFonts w:ascii="Google Sans Text" w:hAnsi="Google Sans Text"/>
-          <w:color w:val="303030"/>
-          <w:sz w:val="21"/>
-          <w:szCs w:val="21"/>
-        </w:rPr>
-        <w:t xml:space="preserve"> </w:t>
-      </w:r>
-      <w:proofErr w:type="spellStart"/>
-      <w:r>
-        <w:rPr>
-          <w:rStyle w:val="ng-star-inserted"/>
-          <w:rFonts w:ascii="Google Sans Text" w:hAnsi="Google Sans Text"/>
-          <w:color w:val="303030"/>
-          <w:sz w:val="21"/>
-          <w:szCs w:val="21"/>
-        </w:rPr>
-        <w:t>mezi</w:t>
-      </w:r>
-      <w:proofErr w:type="spellEnd"/>
-      <w:r>
-        <w:rPr>
-          <w:rStyle w:val="ng-star-inserted"/>
-          <w:rFonts w:ascii="Google Sans Text" w:hAnsi="Google Sans Text"/>
-          <w:color w:val="303030"/>
-          <w:sz w:val="21"/>
-          <w:szCs w:val="21"/>
-        </w:rPr>
-        <w:t xml:space="preserve"> </w:t>
-      </w:r>
-      <w:proofErr w:type="spellStart"/>
-      <w:r>
-        <w:rPr>
-          <w:rStyle w:val="ng-star-inserted"/>
-          <w:rFonts w:ascii="Google Sans Text" w:hAnsi="Google Sans Text"/>
-          <w:color w:val="303030"/>
-          <w:sz w:val="21"/>
-          <w:szCs w:val="21"/>
-        </w:rPr>
-        <w:t>firmami</w:t>
-      </w:r>
-      <w:proofErr w:type="spellEnd"/>
-      <w:r>
-        <w:rPr>
-          <w:rStyle w:val="ng-star-inserted"/>
-          <w:rFonts w:ascii="Google Sans Text" w:hAnsi="Google Sans Text"/>
-          <w:color w:val="303030"/>
-          <w:sz w:val="21"/>
-          <w:szCs w:val="21"/>
-        </w:rPr>
-        <w:t xml:space="preserve">. </w:t>
-      </w:r>
-      <w:proofErr w:type="spellStart"/>
-      <w:r>
-        <w:rPr>
-          <w:rStyle w:val="ng-star-inserted"/>
-          <w:rFonts w:ascii="Google Sans Text" w:hAnsi="Google Sans Text"/>
-          <w:color w:val="303030"/>
-          <w:sz w:val="21"/>
-          <w:szCs w:val="21"/>
-        </w:rPr>
-        <w:t>Podle</w:t>
-      </w:r>
-      <w:proofErr w:type="spellEnd"/>
-      <w:r>
-        <w:rPr>
-          <w:rStyle w:val="ng-star-inserted"/>
-          <w:rFonts w:ascii="Google Sans Text" w:hAnsi="Google Sans Text"/>
-          <w:color w:val="303030"/>
-          <w:sz w:val="21"/>
-          <w:szCs w:val="21"/>
-        </w:rPr>
-        <w:t xml:space="preserve"> </w:t>
-      </w:r>
-      <w:proofErr w:type="spellStart"/>
-      <w:r>
-        <w:rPr>
-          <w:rStyle w:val="ng-star-inserted"/>
-          <w:rFonts w:ascii="Google Sans Text" w:hAnsi="Google Sans Text"/>
-          <w:color w:val="303030"/>
-          <w:sz w:val="21"/>
-          <w:szCs w:val="21"/>
-        </w:rPr>
-        <w:t>Beckera</w:t>
-      </w:r>
-      <w:proofErr w:type="spellEnd"/>
-      <w:r>
-        <w:rPr>
-          <w:rStyle w:val="ng-star-inserted"/>
-          <w:rFonts w:ascii="Google Sans Text" w:hAnsi="Google Sans Text"/>
-          <w:color w:val="303030"/>
-          <w:sz w:val="21"/>
-          <w:szCs w:val="21"/>
-        </w:rPr>
-        <w:t xml:space="preserve"> by </w:t>
-      </w:r>
-      <w:proofErr w:type="spellStart"/>
-      <w:r>
-        <w:rPr>
-          <w:rStyle w:val="ng-star-inserted"/>
-          <w:rFonts w:ascii="Google Sans Text" w:hAnsi="Google Sans Text"/>
-          <w:color w:val="303030"/>
-          <w:sz w:val="21"/>
-          <w:szCs w:val="21"/>
-        </w:rPr>
-        <w:t>náklady</w:t>
-      </w:r>
-      <w:proofErr w:type="spellEnd"/>
-      <w:r>
-        <w:rPr>
-          <w:rStyle w:val="ng-star-inserted"/>
-          <w:rFonts w:ascii="Google Sans Text" w:hAnsi="Google Sans Text"/>
-          <w:color w:val="303030"/>
-          <w:sz w:val="21"/>
-          <w:szCs w:val="21"/>
-        </w:rPr>
-        <w:t xml:space="preserve"> </w:t>
-      </w:r>
-      <w:proofErr w:type="spellStart"/>
-      <w:r>
-        <w:rPr>
-          <w:rStyle w:val="ng-star-inserted"/>
-          <w:rFonts w:ascii="Google Sans Text" w:hAnsi="Google Sans Text"/>
-          <w:color w:val="303030"/>
-          <w:sz w:val="21"/>
-          <w:szCs w:val="21"/>
-        </w:rPr>
-        <w:t>na</w:t>
-      </w:r>
-      <w:proofErr w:type="spellEnd"/>
-      <w:r>
-        <w:rPr>
-          <w:rStyle w:val="ng-star-inserted"/>
-          <w:rFonts w:ascii="Google Sans Text" w:hAnsi="Google Sans Text"/>
-          <w:color w:val="303030"/>
-          <w:sz w:val="21"/>
-          <w:szCs w:val="21"/>
-        </w:rPr>
-        <w:t xml:space="preserve"> </w:t>
-      </w:r>
-      <w:proofErr w:type="spellStart"/>
-      <w:r>
-        <w:rPr>
-          <w:rStyle w:val="ng-star-inserted"/>
-          <w:rFonts w:ascii="Google Sans Text" w:hAnsi="Google Sans Text"/>
-          <w:color w:val="303030"/>
-          <w:sz w:val="21"/>
-          <w:szCs w:val="21"/>
-        </w:rPr>
-        <w:t>tento</w:t>
-      </w:r>
-      <w:proofErr w:type="spellEnd"/>
-      <w:r>
-        <w:rPr>
-          <w:rStyle w:val="ng-star-inserted"/>
-          <w:rFonts w:ascii="Google Sans Text" w:hAnsi="Google Sans Text"/>
-          <w:color w:val="303030"/>
-          <w:sz w:val="21"/>
-          <w:szCs w:val="21"/>
-        </w:rPr>
-        <w:t xml:space="preserve"> </w:t>
-      </w:r>
-      <w:proofErr w:type="spellStart"/>
-      <w:r>
-        <w:rPr>
-          <w:rStyle w:val="ng-star-inserted"/>
-          <w:rFonts w:ascii="Google Sans Text" w:hAnsi="Google Sans Text"/>
-          <w:color w:val="303030"/>
-          <w:sz w:val="21"/>
-          <w:szCs w:val="21"/>
-        </w:rPr>
-        <w:t>trénink</w:t>
-      </w:r>
-      <w:proofErr w:type="spellEnd"/>
-      <w:r>
-        <w:rPr>
-          <w:rStyle w:val="ng-star-inserted"/>
-          <w:rFonts w:ascii="Google Sans Text" w:hAnsi="Google Sans Text"/>
-          <w:color w:val="303030"/>
-          <w:sz w:val="21"/>
-          <w:szCs w:val="21"/>
-        </w:rPr>
-        <w:t xml:space="preserve"> </w:t>
-      </w:r>
-      <w:proofErr w:type="spellStart"/>
-      <w:r>
-        <w:rPr>
-          <w:rStyle w:val="ng-star-inserted"/>
-          <w:rFonts w:ascii="Google Sans Text" w:hAnsi="Google Sans Text"/>
-          <w:color w:val="303030"/>
-          <w:sz w:val="21"/>
-          <w:szCs w:val="21"/>
-        </w:rPr>
-        <w:t>měl</w:t>
-      </w:r>
-      <w:proofErr w:type="spellEnd"/>
-      <w:r>
-        <w:rPr>
-          <w:rStyle w:val="ng-star-inserted"/>
-          <w:rFonts w:ascii="Google Sans Text" w:hAnsi="Google Sans Text"/>
-          <w:color w:val="303030"/>
-          <w:sz w:val="21"/>
-          <w:szCs w:val="21"/>
-        </w:rPr>
-        <w:t xml:space="preserve"> </w:t>
-      </w:r>
-      <w:proofErr w:type="spellStart"/>
-      <w:r>
-        <w:rPr>
-          <w:rStyle w:val="ng-star-inserted"/>
-          <w:rFonts w:ascii="Google Sans Text" w:hAnsi="Google Sans Text"/>
-          <w:color w:val="303030"/>
-          <w:sz w:val="21"/>
-          <w:szCs w:val="21"/>
-        </w:rPr>
-        <w:t>nést</w:t>
-      </w:r>
-      <w:proofErr w:type="spellEnd"/>
-      <w:r>
-        <w:rPr>
-          <w:rStyle w:val="ng-star-inserted"/>
-          <w:rFonts w:ascii="Google Sans Text" w:hAnsi="Google Sans Text"/>
-          <w:color w:val="303030"/>
-          <w:sz w:val="21"/>
-          <w:szCs w:val="21"/>
-        </w:rPr>
-        <w:t xml:space="preserve"> </w:t>
-      </w:r>
-      <w:proofErr w:type="spellStart"/>
-      <w:r>
-        <w:rPr>
-          <w:rStyle w:val="ng-star-inserted"/>
-          <w:rFonts w:ascii="Google Sans Text" w:hAnsi="Google Sans Text"/>
-          <w:color w:val="303030"/>
-          <w:sz w:val="21"/>
-          <w:szCs w:val="21"/>
-        </w:rPr>
-        <w:t>zaměstnanec</w:t>
-      </w:r>
-      <w:proofErr w:type="spellEnd"/>
-      <w:r>
-        <w:rPr>
-          <w:rStyle w:val="ng-star-inserted"/>
-          <w:rFonts w:ascii="Google Sans Text" w:hAnsi="Google Sans Text"/>
-          <w:color w:val="303030"/>
-          <w:sz w:val="21"/>
-          <w:szCs w:val="21"/>
-        </w:rPr>
-        <w:t xml:space="preserve"> (</w:t>
-      </w:r>
-      <w:proofErr w:type="spellStart"/>
-      <w:r>
-        <w:rPr>
-          <w:rStyle w:val="ng-star-inserted"/>
-          <w:rFonts w:ascii="Google Sans Text" w:hAnsi="Google Sans Text"/>
-          <w:color w:val="303030"/>
-          <w:sz w:val="21"/>
-          <w:szCs w:val="21"/>
-        </w:rPr>
-        <w:t>např</w:t>
-      </w:r>
-      <w:proofErr w:type="spellEnd"/>
-      <w:r>
-        <w:rPr>
-          <w:rStyle w:val="ng-star-inserted"/>
-          <w:rFonts w:ascii="Google Sans Text" w:hAnsi="Google Sans Text"/>
-          <w:color w:val="303030"/>
-          <w:sz w:val="21"/>
-          <w:szCs w:val="21"/>
-        </w:rPr>
-        <w:t xml:space="preserve">. </w:t>
-      </w:r>
-      <w:proofErr w:type="spellStart"/>
-      <w:r>
-        <w:rPr>
-          <w:rStyle w:val="ng-star-inserted"/>
-          <w:rFonts w:ascii="Google Sans Text" w:hAnsi="Google Sans Text"/>
-          <w:color w:val="303030"/>
-          <w:sz w:val="21"/>
-          <w:szCs w:val="21"/>
-        </w:rPr>
-        <w:t>nižší</w:t>
-      </w:r>
-      <w:proofErr w:type="spellEnd"/>
-      <w:r>
-        <w:rPr>
-          <w:rStyle w:val="ng-star-inserted"/>
-          <w:rFonts w:ascii="Google Sans Text" w:hAnsi="Google Sans Text"/>
-          <w:color w:val="303030"/>
-          <w:sz w:val="21"/>
-          <w:szCs w:val="21"/>
-        </w:rPr>
-        <w:t xml:space="preserve"> </w:t>
-      </w:r>
-      <w:proofErr w:type="spellStart"/>
-      <w:r>
-        <w:rPr>
-          <w:rStyle w:val="ng-star-inserted"/>
-          <w:rFonts w:ascii="Google Sans Text" w:hAnsi="Google Sans Text"/>
-          <w:color w:val="303030"/>
-          <w:sz w:val="21"/>
-          <w:szCs w:val="21"/>
-        </w:rPr>
-        <w:t>mzdou</w:t>
-      </w:r>
-      <w:proofErr w:type="spellEnd"/>
-      <w:r>
-        <w:rPr>
-          <w:rStyle w:val="ng-star-inserted"/>
-          <w:rFonts w:ascii="Google Sans Text" w:hAnsi="Google Sans Text"/>
-          <w:color w:val="303030"/>
-          <w:sz w:val="21"/>
-          <w:szCs w:val="21"/>
-        </w:rPr>
-        <w:t xml:space="preserve"> </w:t>
-      </w:r>
-      <w:proofErr w:type="spellStart"/>
-      <w:r>
-        <w:rPr>
-          <w:rStyle w:val="ng-star-inserted"/>
-          <w:rFonts w:ascii="Google Sans Text" w:hAnsi="Google Sans Text"/>
-          <w:color w:val="303030"/>
-          <w:sz w:val="21"/>
-          <w:szCs w:val="21"/>
-        </w:rPr>
-        <w:t>během</w:t>
-      </w:r>
-      <w:proofErr w:type="spellEnd"/>
-      <w:r>
-        <w:rPr>
-          <w:rStyle w:val="ng-star-inserted"/>
-          <w:rFonts w:ascii="Google Sans Text" w:hAnsi="Google Sans Text"/>
-          <w:color w:val="303030"/>
-          <w:sz w:val="21"/>
-          <w:szCs w:val="21"/>
-        </w:rPr>
-        <w:t xml:space="preserve"> </w:t>
-      </w:r>
-      <w:proofErr w:type="spellStart"/>
-      <w:r>
-        <w:rPr>
-          <w:rStyle w:val="ng-star-inserted"/>
-          <w:rFonts w:ascii="Google Sans Text" w:hAnsi="Google Sans Text"/>
-          <w:color w:val="303030"/>
-          <w:sz w:val="21"/>
-          <w:szCs w:val="21"/>
-        </w:rPr>
-        <w:t>učení</w:t>
-      </w:r>
-      <w:proofErr w:type="spellEnd"/>
-      <w:r>
-        <w:rPr>
-          <w:rStyle w:val="ng-star-inserted"/>
-          <w:rFonts w:ascii="Google Sans Text" w:hAnsi="Google Sans Text"/>
-          <w:color w:val="303030"/>
-          <w:sz w:val="21"/>
-          <w:szCs w:val="21"/>
-        </w:rPr>
-        <w:t xml:space="preserve">), </w:t>
-      </w:r>
-      <w:proofErr w:type="spellStart"/>
-      <w:r>
-        <w:rPr>
-          <w:rStyle w:val="ng-star-inserted"/>
-          <w:rFonts w:ascii="Google Sans Text" w:hAnsi="Google Sans Text"/>
-          <w:color w:val="303030"/>
-          <w:sz w:val="21"/>
-          <w:szCs w:val="21"/>
-        </w:rPr>
-        <w:t>protože</w:t>
-      </w:r>
-      <w:proofErr w:type="spellEnd"/>
-      <w:r>
-        <w:rPr>
-          <w:rStyle w:val="ng-star-inserted"/>
-          <w:rFonts w:ascii="Google Sans Text" w:hAnsi="Google Sans Text"/>
-          <w:color w:val="303030"/>
-          <w:sz w:val="21"/>
-          <w:szCs w:val="21"/>
-        </w:rPr>
-        <w:t xml:space="preserve"> </w:t>
-      </w:r>
-      <w:proofErr w:type="spellStart"/>
-      <w:r>
-        <w:rPr>
-          <w:rStyle w:val="ng-star-inserted"/>
-          <w:rFonts w:ascii="Google Sans Text" w:hAnsi="Google Sans Text"/>
-          <w:color w:val="303030"/>
-          <w:sz w:val="21"/>
-          <w:szCs w:val="21"/>
-        </w:rPr>
-        <w:t>zvyšuje</w:t>
-      </w:r>
-      <w:proofErr w:type="spellEnd"/>
-      <w:r>
-        <w:rPr>
-          <w:rStyle w:val="ng-star-inserted"/>
-          <w:rFonts w:ascii="Google Sans Text" w:hAnsi="Google Sans Text"/>
-          <w:color w:val="303030"/>
-          <w:sz w:val="21"/>
-          <w:szCs w:val="21"/>
-        </w:rPr>
-        <w:t xml:space="preserve"> </w:t>
-      </w:r>
-      <w:proofErr w:type="spellStart"/>
-      <w:r>
-        <w:rPr>
-          <w:rStyle w:val="ng-star-inserted"/>
-          <w:rFonts w:ascii="Google Sans Text" w:hAnsi="Google Sans Text"/>
-          <w:color w:val="303030"/>
-          <w:sz w:val="21"/>
-          <w:szCs w:val="21"/>
-        </w:rPr>
-        <w:t>jeho</w:t>
-      </w:r>
-      <w:proofErr w:type="spellEnd"/>
-      <w:r>
-        <w:rPr>
-          <w:rStyle w:val="ng-star-inserted"/>
-          <w:rFonts w:ascii="Google Sans Text" w:hAnsi="Google Sans Text"/>
-          <w:color w:val="303030"/>
-          <w:sz w:val="21"/>
-          <w:szCs w:val="21"/>
-        </w:rPr>
-        <w:t xml:space="preserve"> </w:t>
-      </w:r>
-      <w:proofErr w:type="spellStart"/>
-      <w:r>
-        <w:rPr>
-          <w:rStyle w:val="ng-star-inserted"/>
-          <w:rFonts w:ascii="Google Sans Text" w:hAnsi="Google Sans Text"/>
-          <w:color w:val="303030"/>
-          <w:sz w:val="21"/>
-          <w:szCs w:val="21"/>
-        </w:rPr>
-        <w:t>hodnotu</w:t>
-      </w:r>
-      <w:proofErr w:type="spellEnd"/>
-      <w:r>
-        <w:rPr>
-          <w:rStyle w:val="ng-star-inserted"/>
-          <w:rFonts w:ascii="Google Sans Text" w:hAnsi="Google Sans Text"/>
-          <w:color w:val="303030"/>
-          <w:sz w:val="21"/>
-          <w:szCs w:val="21"/>
-        </w:rPr>
-        <w:t xml:space="preserve"> </w:t>
-      </w:r>
-      <w:proofErr w:type="spellStart"/>
-      <w:r>
-        <w:rPr>
-          <w:rStyle w:val="ng-star-inserted"/>
-          <w:rFonts w:ascii="Google Sans Text" w:hAnsi="Google Sans Text"/>
-          <w:color w:val="303030"/>
-          <w:sz w:val="21"/>
-          <w:szCs w:val="21"/>
-        </w:rPr>
-        <w:t>na</w:t>
-      </w:r>
-      <w:proofErr w:type="spellEnd"/>
-      <w:r>
-        <w:rPr>
-          <w:rStyle w:val="ng-star-inserted"/>
-          <w:rFonts w:ascii="Google Sans Text" w:hAnsi="Google Sans Text"/>
-          <w:color w:val="303030"/>
-          <w:sz w:val="21"/>
-          <w:szCs w:val="21"/>
-        </w:rPr>
-        <w:t xml:space="preserve"> </w:t>
-      </w:r>
-      <w:proofErr w:type="spellStart"/>
-      <w:r>
-        <w:rPr>
-          <w:rStyle w:val="ng-star-inserted"/>
-          <w:rFonts w:ascii="Google Sans Text" w:hAnsi="Google Sans Text"/>
-          <w:color w:val="303030"/>
-          <w:sz w:val="21"/>
-          <w:szCs w:val="21"/>
-        </w:rPr>
-        <w:t>celém</w:t>
-      </w:r>
-      <w:proofErr w:type="spellEnd"/>
-      <w:r>
-        <w:rPr>
-          <w:rStyle w:val="ng-star-inserted"/>
-          <w:rFonts w:ascii="Google Sans Text" w:hAnsi="Google Sans Text"/>
-          <w:color w:val="303030"/>
-          <w:sz w:val="21"/>
-          <w:szCs w:val="21"/>
-        </w:rPr>
-        <w:t xml:space="preserve"> </w:t>
-      </w:r>
-      <w:proofErr w:type="spellStart"/>
-      <w:r>
-        <w:rPr>
-          <w:rStyle w:val="ng-star-inserted"/>
-          <w:rFonts w:ascii="Google Sans Text" w:hAnsi="Google Sans Text"/>
-          <w:color w:val="303030"/>
-          <w:sz w:val="21"/>
-          <w:szCs w:val="21"/>
-        </w:rPr>
-        <w:t>trhu</w:t>
-      </w:r>
-      <w:proofErr w:type="spellEnd"/>
-      <w:r>
-        <w:rPr>
-          <w:rStyle w:val="ng-star-inserted"/>
-          <w:rFonts w:ascii="Google Sans Text" w:hAnsi="Google Sans Text"/>
-          <w:color w:val="303030"/>
-          <w:sz w:val="21"/>
-          <w:szCs w:val="21"/>
-        </w:rPr>
-        <w:t>.</w:t>
-      </w:r>
-    </w:p>
-    <w:p>
-      <w:pPr>
-        <w:pStyle w:val="paragraph"/>
-        <w:numPr>
-          <w:ilvl w:val="0"/>
-          <w:numId w:val="45"/>
-        </w:numPr>
-        <w:shd w:val="clear" w:color="auto" w:fill="FFFFFF"/>
-        <w:rPr>
-          <w:rFonts w:ascii="Google Sans Text" w:hAnsi="Google Sans Text"/>
-          <w:color w:val="303030"/>
-          <w:sz w:val="21"/>
-          <w:szCs w:val="21"/>
-        </w:rPr>
-      </w:pPr>
-      <w:proofErr w:type="spellStart"/>
-      <w:r>
-        <w:rPr>
-          <w:rFonts w:ascii="Google Sans Text" w:hAnsi="Google Sans Text"/>
-          <w:b/>
-          <w:bCs/>
-          <w:color w:val="303030"/>
-          <w:sz w:val="21"/>
-          <w:szCs w:val="21"/>
-        </w:rPr>
-        <w:t>Specifický</w:t>
-      </w:r>
-      <w:proofErr w:type="spellEnd"/>
-      <w:r>
-        <w:rPr>
-          <w:rFonts w:ascii="Google Sans Text" w:hAnsi="Google Sans Text"/>
-          <w:b/>
-          <w:bCs/>
-          <w:color w:val="303030"/>
-          <w:sz w:val="21"/>
-          <w:szCs w:val="21"/>
-        </w:rPr>
-        <w:t xml:space="preserve"> </w:t>
-      </w:r>
-      <w:proofErr w:type="spellStart"/>
-      <w:r>
-        <w:rPr>
-          <w:rFonts w:ascii="Google Sans Text" w:hAnsi="Google Sans Text"/>
-          <w:b/>
-          <w:bCs/>
-          <w:color w:val="303030"/>
-          <w:sz w:val="21"/>
-          <w:szCs w:val="21"/>
-        </w:rPr>
-        <w:t>trénink</w:t>
-      </w:r>
-      <w:proofErr w:type="spellEnd"/>
-      <w:r>
-        <w:rPr>
-          <w:rFonts w:ascii="Google Sans Text" w:hAnsi="Google Sans Text"/>
-          <w:b/>
-          <w:bCs/>
-          <w:color w:val="303030"/>
-          <w:sz w:val="21"/>
-          <w:szCs w:val="21"/>
-        </w:rPr>
-        <w:t xml:space="preserve"> (Specific Training):</w:t>
-      </w:r>
-      <w:r>
-        <w:rPr>
-          <w:rStyle w:val="ng-star-inserted"/>
-          <w:rFonts w:ascii="Google Sans Text" w:hAnsi="Google Sans Text"/>
-          <w:color w:val="303030"/>
-          <w:sz w:val="21"/>
-          <w:szCs w:val="21"/>
-        </w:rPr>
-        <w:t xml:space="preserve"> </w:t>
-      </w:r>
-      <w:proofErr w:type="spellStart"/>
-      <w:r>
-        <w:rPr>
-          <w:rStyle w:val="ng-star-inserted"/>
-          <w:rFonts w:ascii="Google Sans Text" w:hAnsi="Google Sans Text"/>
-          <w:color w:val="303030"/>
-          <w:sz w:val="21"/>
-          <w:szCs w:val="21"/>
-        </w:rPr>
-        <w:t>Pokud</w:t>
-      </w:r>
-      <w:proofErr w:type="spellEnd"/>
-      <w:r>
-        <w:rPr>
-          <w:rStyle w:val="ng-star-inserted"/>
-          <w:rFonts w:ascii="Google Sans Text" w:hAnsi="Google Sans Text"/>
-          <w:color w:val="303030"/>
-          <w:sz w:val="21"/>
-          <w:szCs w:val="21"/>
-        </w:rPr>
-        <w:t xml:space="preserve"> </w:t>
-      </w:r>
-      <w:proofErr w:type="spellStart"/>
-      <w:r>
-        <w:rPr>
-          <w:rStyle w:val="ng-star-inserted"/>
-          <w:rFonts w:ascii="Google Sans Text" w:hAnsi="Google Sans Text"/>
-          <w:color w:val="303030"/>
-          <w:sz w:val="21"/>
-          <w:szCs w:val="21"/>
-        </w:rPr>
-        <w:t>inzerát</w:t>
-      </w:r>
-      <w:proofErr w:type="spellEnd"/>
-      <w:r>
-        <w:rPr>
-          <w:rStyle w:val="ng-star-inserted"/>
-          <w:rFonts w:ascii="Google Sans Text" w:hAnsi="Google Sans Text"/>
-          <w:color w:val="303030"/>
-          <w:sz w:val="21"/>
-          <w:szCs w:val="21"/>
-        </w:rPr>
-        <w:t xml:space="preserve"> </w:t>
-      </w:r>
-      <w:proofErr w:type="spellStart"/>
-      <w:r>
-        <w:rPr>
-          <w:rStyle w:val="ng-star-inserted"/>
-          <w:rFonts w:ascii="Google Sans Text" w:hAnsi="Google Sans Text"/>
-          <w:color w:val="303030"/>
-          <w:sz w:val="21"/>
-          <w:szCs w:val="21"/>
-        </w:rPr>
-        <w:t>vyžaduje</w:t>
-      </w:r>
-      <w:proofErr w:type="spellEnd"/>
-      <w:r>
-        <w:rPr>
-          <w:rStyle w:val="ng-star-inserted"/>
-          <w:rFonts w:ascii="Google Sans Text" w:hAnsi="Google Sans Text"/>
-          <w:color w:val="303030"/>
-          <w:sz w:val="21"/>
-          <w:szCs w:val="21"/>
-        </w:rPr>
-        <w:t xml:space="preserve"> </w:t>
-      </w:r>
-      <w:proofErr w:type="spellStart"/>
-      <w:r>
-        <w:rPr>
-          <w:rStyle w:val="ng-star-inserted"/>
-          <w:rFonts w:ascii="Google Sans Text" w:hAnsi="Google Sans Text"/>
-          <w:color w:val="303030"/>
-          <w:sz w:val="21"/>
-          <w:szCs w:val="21"/>
-        </w:rPr>
-        <w:t>znalost</w:t>
-      </w:r>
-      <w:proofErr w:type="spellEnd"/>
-      <w:r>
-        <w:rPr>
-          <w:rStyle w:val="ng-star-inserted"/>
-          <w:rFonts w:ascii="Google Sans Text" w:hAnsi="Google Sans Text"/>
-          <w:color w:val="303030"/>
-          <w:sz w:val="21"/>
-          <w:szCs w:val="21"/>
-        </w:rPr>
-        <w:t xml:space="preserve"> </w:t>
-      </w:r>
-      <w:proofErr w:type="spellStart"/>
-      <w:r>
-        <w:rPr>
-          <w:rStyle w:val="ng-star-inserted"/>
-          <w:rFonts w:ascii="Google Sans Text" w:hAnsi="Google Sans Text"/>
-          <w:color w:val="303030"/>
-          <w:sz w:val="21"/>
-          <w:szCs w:val="21"/>
-        </w:rPr>
-        <w:t>interních</w:t>
-      </w:r>
-      <w:proofErr w:type="spellEnd"/>
-      <w:r>
-        <w:rPr>
-          <w:rStyle w:val="ng-star-inserted"/>
-          <w:rFonts w:ascii="Google Sans Text" w:hAnsi="Google Sans Text"/>
-          <w:color w:val="303030"/>
-          <w:sz w:val="21"/>
-          <w:szCs w:val="21"/>
-        </w:rPr>
-        <w:t xml:space="preserve"> AI </w:t>
-      </w:r>
-      <w:proofErr w:type="spellStart"/>
-      <w:r>
-        <w:rPr>
-          <w:rStyle w:val="ng-star-inserted"/>
-          <w:rFonts w:ascii="Google Sans Text" w:hAnsi="Google Sans Text"/>
-          <w:color w:val="303030"/>
-          <w:sz w:val="21"/>
-          <w:szCs w:val="21"/>
-        </w:rPr>
-        <w:t>systémů</w:t>
-      </w:r>
-      <w:proofErr w:type="spellEnd"/>
-      <w:r>
-        <w:rPr>
-          <w:rStyle w:val="ng-star-inserted"/>
-          <w:rFonts w:ascii="Google Sans Text" w:hAnsi="Google Sans Text"/>
-          <w:color w:val="303030"/>
-          <w:sz w:val="21"/>
-          <w:szCs w:val="21"/>
-        </w:rPr>
-        <w:t xml:space="preserve"> </w:t>
-      </w:r>
-      <w:proofErr w:type="spellStart"/>
-      <w:r>
-        <w:rPr>
-          <w:rStyle w:val="ng-star-inserted"/>
-          <w:rFonts w:ascii="Google Sans Text" w:hAnsi="Google Sans Text"/>
-          <w:color w:val="303030"/>
-          <w:sz w:val="21"/>
-          <w:szCs w:val="21"/>
-        </w:rPr>
-        <w:t>dané</w:t>
-      </w:r>
-      <w:proofErr w:type="spellEnd"/>
-      <w:r>
-        <w:rPr>
-          <w:rStyle w:val="ng-star-inserted"/>
-          <w:rFonts w:ascii="Google Sans Text" w:hAnsi="Google Sans Text"/>
-          <w:color w:val="303030"/>
-          <w:sz w:val="21"/>
-          <w:szCs w:val="21"/>
-        </w:rPr>
-        <w:t xml:space="preserve"> </w:t>
-      </w:r>
-      <w:proofErr w:type="spellStart"/>
-      <w:r>
-        <w:rPr>
-          <w:rStyle w:val="ng-star-inserted"/>
-          <w:rFonts w:ascii="Google Sans Text" w:hAnsi="Google Sans Text"/>
-          <w:color w:val="303030"/>
-          <w:sz w:val="21"/>
-          <w:szCs w:val="21"/>
-        </w:rPr>
-        <w:t>firmy</w:t>
-      </w:r>
-      <w:proofErr w:type="spellEnd"/>
-      <w:r>
-        <w:rPr>
-          <w:rStyle w:val="ng-star-inserted"/>
-          <w:rFonts w:ascii="Google Sans Text" w:hAnsi="Google Sans Text"/>
-          <w:color w:val="303030"/>
-          <w:sz w:val="21"/>
-          <w:szCs w:val="21"/>
-        </w:rPr>
-        <w:t xml:space="preserve">, </w:t>
-      </w:r>
-      <w:proofErr w:type="spellStart"/>
-      <w:r>
-        <w:rPr>
-          <w:rStyle w:val="ng-star-inserted"/>
-          <w:rFonts w:ascii="Google Sans Text" w:hAnsi="Google Sans Text"/>
-          <w:color w:val="303030"/>
-          <w:sz w:val="21"/>
-          <w:szCs w:val="21"/>
-        </w:rPr>
-        <w:t>jde</w:t>
-      </w:r>
-      <w:proofErr w:type="spellEnd"/>
-      <w:r>
-        <w:rPr>
-          <w:rStyle w:val="ng-star-inserted"/>
-          <w:rFonts w:ascii="Google Sans Text" w:hAnsi="Google Sans Text"/>
-          <w:color w:val="303030"/>
-          <w:sz w:val="21"/>
-          <w:szCs w:val="21"/>
-        </w:rPr>
-        <w:t xml:space="preserve"> o </w:t>
-      </w:r>
-      <w:proofErr w:type="spellStart"/>
-      <w:r>
-        <w:rPr>
-          <w:rStyle w:val="ng-star-inserted"/>
-          <w:rFonts w:ascii="Google Sans Text" w:hAnsi="Google Sans Text"/>
-          <w:color w:val="303030"/>
-          <w:sz w:val="21"/>
-          <w:szCs w:val="21"/>
-        </w:rPr>
-        <w:t>specifický</w:t>
-      </w:r>
-      <w:proofErr w:type="spellEnd"/>
-      <w:r>
-        <w:rPr>
-          <w:rStyle w:val="ng-star-inserted"/>
-          <w:rFonts w:ascii="Google Sans Text" w:hAnsi="Google Sans Text"/>
-          <w:color w:val="303030"/>
-          <w:sz w:val="21"/>
-          <w:szCs w:val="21"/>
-        </w:rPr>
-        <w:t xml:space="preserve"> </w:t>
-      </w:r>
-      <w:proofErr w:type="spellStart"/>
-      <w:r>
-        <w:rPr>
-          <w:rStyle w:val="ng-star-inserted"/>
-          <w:rFonts w:ascii="Google Sans Text" w:hAnsi="Google Sans Text"/>
-          <w:color w:val="303030"/>
-          <w:sz w:val="21"/>
-          <w:szCs w:val="21"/>
-        </w:rPr>
-        <w:t>kapitál</w:t>
-      </w:r>
-      <w:proofErr w:type="spellEnd"/>
-      <w:r>
-        <w:rPr>
-          <w:rStyle w:val="ng-star-inserted"/>
-          <w:rFonts w:ascii="Google Sans Text" w:hAnsi="Google Sans Text"/>
-          <w:color w:val="303030"/>
-          <w:sz w:val="21"/>
-          <w:szCs w:val="21"/>
-        </w:rPr>
-        <w:t xml:space="preserve">. Zde Becker </w:t>
-      </w:r>
-      <w:proofErr w:type="spellStart"/>
-      <w:r>
-        <w:rPr>
-          <w:rStyle w:val="ng-star-inserted"/>
-          <w:rFonts w:ascii="Google Sans Text" w:hAnsi="Google Sans Text"/>
-          <w:color w:val="303030"/>
-          <w:sz w:val="21"/>
-          <w:szCs w:val="21"/>
-        </w:rPr>
-        <w:t>vysvětluje</w:t>
-      </w:r>
-      <w:proofErr w:type="spellEnd"/>
-      <w:r>
-        <w:rPr>
-          <w:rStyle w:val="ng-star-inserted"/>
-          <w:rFonts w:ascii="Google Sans Text" w:hAnsi="Google Sans Text"/>
-          <w:color w:val="303030"/>
-          <w:sz w:val="21"/>
-          <w:szCs w:val="21"/>
-        </w:rPr>
-        <w:t xml:space="preserve">, </w:t>
-      </w:r>
-      <w:proofErr w:type="spellStart"/>
-      <w:r>
-        <w:rPr>
-          <w:rStyle w:val="ng-star-inserted"/>
-          <w:rFonts w:ascii="Google Sans Text" w:hAnsi="Google Sans Text"/>
-          <w:color w:val="303030"/>
-          <w:sz w:val="21"/>
-          <w:szCs w:val="21"/>
-        </w:rPr>
-        <w:t>že</w:t>
-      </w:r>
-      <w:proofErr w:type="spellEnd"/>
-      <w:r>
-        <w:rPr>
-          <w:rStyle w:val="ng-star-inserted"/>
-          <w:rFonts w:ascii="Google Sans Text" w:hAnsi="Google Sans Text"/>
-          <w:color w:val="303030"/>
-          <w:sz w:val="21"/>
-          <w:szCs w:val="21"/>
-        </w:rPr>
-        <w:t xml:space="preserve"> </w:t>
-      </w:r>
-      <w:proofErr w:type="spellStart"/>
-      <w:r>
-        <w:rPr>
-          <w:rStyle w:val="ng-star-inserted"/>
-          <w:rFonts w:ascii="Google Sans Text" w:hAnsi="Google Sans Text"/>
-          <w:color w:val="303030"/>
-          <w:sz w:val="21"/>
-          <w:szCs w:val="21"/>
-        </w:rPr>
-        <w:t>náklady</w:t>
-      </w:r>
-      <w:proofErr w:type="spellEnd"/>
-      <w:r>
-        <w:rPr>
-          <w:rStyle w:val="ng-star-inserted"/>
-          <w:rFonts w:ascii="Google Sans Text" w:hAnsi="Google Sans Text"/>
-          <w:color w:val="303030"/>
-          <w:sz w:val="21"/>
-          <w:szCs w:val="21"/>
-        </w:rPr>
-        <w:t xml:space="preserve"> </w:t>
-      </w:r>
-      <w:proofErr w:type="spellStart"/>
-      <w:r>
-        <w:rPr>
-          <w:rStyle w:val="ng-star-inserted"/>
-          <w:rFonts w:ascii="Google Sans Text" w:hAnsi="Google Sans Text"/>
-          <w:color w:val="303030"/>
-          <w:sz w:val="21"/>
-          <w:szCs w:val="21"/>
-        </w:rPr>
-        <w:t>i</w:t>
-      </w:r>
-      <w:proofErr w:type="spellEnd"/>
-      <w:r>
-        <w:rPr>
-          <w:rStyle w:val="ng-star-inserted"/>
-          <w:rFonts w:ascii="Google Sans Text" w:hAnsi="Google Sans Text"/>
-          <w:color w:val="303030"/>
-          <w:sz w:val="21"/>
-          <w:szCs w:val="21"/>
-        </w:rPr>
-        <w:t xml:space="preserve"> </w:t>
-      </w:r>
-      <w:proofErr w:type="spellStart"/>
-      <w:r>
-        <w:rPr>
-          <w:rStyle w:val="ng-star-inserted"/>
-          <w:rFonts w:ascii="Google Sans Text" w:hAnsi="Google Sans Text"/>
-          <w:color w:val="303030"/>
-          <w:sz w:val="21"/>
-          <w:szCs w:val="21"/>
-        </w:rPr>
-        <w:t>výnosy</w:t>
-      </w:r>
-      <w:proofErr w:type="spellEnd"/>
-      <w:r>
-        <w:rPr>
-          <w:rStyle w:val="ng-star-inserted"/>
-          <w:rFonts w:ascii="Google Sans Text" w:hAnsi="Google Sans Text"/>
-          <w:color w:val="303030"/>
-          <w:sz w:val="21"/>
-          <w:szCs w:val="21"/>
-        </w:rPr>
-        <w:t xml:space="preserve"> </w:t>
-      </w:r>
-      <w:proofErr w:type="spellStart"/>
-      <w:r>
-        <w:rPr>
-          <w:rStyle w:val="ng-star-inserted"/>
-          <w:rFonts w:ascii="Google Sans Text" w:hAnsi="Google Sans Text"/>
-          <w:color w:val="303030"/>
-          <w:sz w:val="21"/>
-          <w:szCs w:val="21"/>
-        </w:rPr>
-        <w:t>obvykle</w:t>
-      </w:r>
-      <w:proofErr w:type="spellEnd"/>
-      <w:r>
-        <w:rPr>
-          <w:rStyle w:val="ng-star-inserted"/>
-          <w:rFonts w:ascii="Google Sans Text" w:hAnsi="Google Sans Text"/>
-          <w:color w:val="303030"/>
-          <w:sz w:val="21"/>
-          <w:szCs w:val="21"/>
-        </w:rPr>
-        <w:t xml:space="preserve"> </w:t>
-      </w:r>
-      <w:proofErr w:type="spellStart"/>
-      <w:r>
-        <w:rPr>
-          <w:rStyle w:val="ng-star-inserted"/>
-          <w:rFonts w:ascii="Google Sans Text" w:hAnsi="Google Sans Text"/>
-          <w:color w:val="303030"/>
-          <w:sz w:val="21"/>
-          <w:szCs w:val="21"/>
-        </w:rPr>
-        <w:t>sdílí</w:t>
-      </w:r>
-      <w:proofErr w:type="spellEnd"/>
-      <w:r>
-        <w:rPr>
-          <w:rStyle w:val="ng-star-inserted"/>
-          <w:rFonts w:ascii="Google Sans Text" w:hAnsi="Google Sans Text"/>
-          <w:color w:val="303030"/>
-          <w:sz w:val="21"/>
-          <w:szCs w:val="21"/>
-        </w:rPr>
-        <w:t xml:space="preserve"> </w:t>
-      </w:r>
-      <w:proofErr w:type="spellStart"/>
-      <w:r>
-        <w:rPr>
-          <w:rStyle w:val="ng-star-inserted"/>
-          <w:rFonts w:ascii="Google Sans Text" w:hAnsi="Google Sans Text"/>
-          <w:color w:val="303030"/>
-          <w:sz w:val="21"/>
-          <w:szCs w:val="21"/>
-        </w:rPr>
-        <w:t>firma</w:t>
-      </w:r>
-      <w:proofErr w:type="spellEnd"/>
-      <w:r>
-        <w:rPr>
-          <w:rStyle w:val="ng-star-inserted"/>
-          <w:rFonts w:ascii="Google Sans Text" w:hAnsi="Google Sans Text"/>
-          <w:color w:val="303030"/>
-          <w:sz w:val="21"/>
-          <w:szCs w:val="21"/>
-        </w:rPr>
-        <w:t xml:space="preserve"> </w:t>
-      </w:r>
-      <w:proofErr w:type="spellStart"/>
-      <w:r>
-        <w:rPr>
-          <w:rStyle w:val="ng-star-inserted"/>
-          <w:rFonts w:ascii="Google Sans Text" w:hAnsi="Google Sans Text"/>
-          <w:color w:val="303030"/>
-          <w:sz w:val="21"/>
-          <w:szCs w:val="21"/>
-        </w:rPr>
-        <w:t>i</w:t>
-      </w:r>
-      <w:proofErr w:type="spellEnd"/>
-      <w:r>
-        <w:rPr>
-          <w:rStyle w:val="ng-star-inserted"/>
-          <w:rFonts w:ascii="Google Sans Text" w:hAnsi="Google Sans Text"/>
-          <w:color w:val="303030"/>
-          <w:sz w:val="21"/>
-          <w:szCs w:val="21"/>
-        </w:rPr>
-        <w:t xml:space="preserve"> </w:t>
-      </w:r>
-      <w:proofErr w:type="spellStart"/>
-      <w:r>
-        <w:rPr>
-          <w:rStyle w:val="ng-star-inserted"/>
-          <w:rFonts w:ascii="Google Sans Text" w:hAnsi="Google Sans Text"/>
-          <w:color w:val="303030"/>
-          <w:sz w:val="21"/>
-          <w:szCs w:val="21"/>
-        </w:rPr>
-        <w:t>zaměstnanec</w:t>
-      </w:r>
-      <w:proofErr w:type="spellEnd"/>
-      <w:r>
-        <w:rPr>
-          <w:rStyle w:val="ng-star-inserted"/>
-          <w:rFonts w:ascii="Google Sans Text" w:hAnsi="Google Sans Text"/>
-          <w:color w:val="303030"/>
-          <w:sz w:val="21"/>
-          <w:szCs w:val="21"/>
-        </w:rPr>
-        <w:t xml:space="preserve">, </w:t>
-      </w:r>
-      <w:proofErr w:type="spellStart"/>
-      <w:r>
-        <w:rPr>
-          <w:rStyle w:val="ng-star-inserted"/>
-          <w:rFonts w:ascii="Google Sans Text" w:hAnsi="Google Sans Text"/>
-          <w:color w:val="303030"/>
-          <w:sz w:val="21"/>
-          <w:szCs w:val="21"/>
-        </w:rPr>
-        <w:t>což</w:t>
-      </w:r>
-      <w:proofErr w:type="spellEnd"/>
-      <w:r>
-        <w:rPr>
-          <w:rStyle w:val="ng-star-inserted"/>
-          <w:rFonts w:ascii="Google Sans Text" w:hAnsi="Google Sans Text"/>
-          <w:color w:val="303030"/>
-          <w:sz w:val="21"/>
-          <w:szCs w:val="21"/>
-        </w:rPr>
-        <w:t xml:space="preserve"> </w:t>
-      </w:r>
-      <w:proofErr w:type="spellStart"/>
-      <w:r>
-        <w:rPr>
-          <w:rStyle w:val="ng-star-inserted"/>
-          <w:rFonts w:ascii="Google Sans Text" w:hAnsi="Google Sans Text"/>
-          <w:color w:val="303030"/>
-          <w:sz w:val="21"/>
-          <w:szCs w:val="21"/>
-        </w:rPr>
-        <w:t>vede</w:t>
-      </w:r>
-      <w:proofErr w:type="spellEnd"/>
-      <w:r>
-        <w:rPr>
-          <w:rStyle w:val="ng-star-inserted"/>
-          <w:rFonts w:ascii="Google Sans Text" w:hAnsi="Google Sans Text"/>
-          <w:color w:val="303030"/>
-          <w:sz w:val="21"/>
-          <w:szCs w:val="21"/>
-        </w:rPr>
-        <w:t xml:space="preserve"> k </w:t>
-      </w:r>
-      <w:proofErr w:type="spellStart"/>
-      <w:r>
-        <w:rPr>
-          <w:rStyle w:val="ng-star-inserted"/>
-          <w:rFonts w:ascii="Google Sans Text" w:hAnsi="Google Sans Text"/>
-          <w:color w:val="303030"/>
-          <w:sz w:val="21"/>
-          <w:szCs w:val="21"/>
-        </w:rPr>
-        <w:t>nižší</w:t>
-      </w:r>
-      <w:proofErr w:type="spellEnd"/>
-      <w:r>
-        <w:rPr>
-          <w:rStyle w:val="ng-star-inserted"/>
-          <w:rFonts w:ascii="Google Sans Text" w:hAnsi="Google Sans Text"/>
-          <w:color w:val="303030"/>
-          <w:sz w:val="21"/>
-          <w:szCs w:val="21"/>
-        </w:rPr>
-        <w:t xml:space="preserve"> </w:t>
-      </w:r>
-      <w:proofErr w:type="spellStart"/>
-      <w:r>
-        <w:rPr>
-          <w:rStyle w:val="ng-star-inserted"/>
-          <w:rFonts w:ascii="Google Sans Text" w:hAnsi="Google Sans Text"/>
-          <w:color w:val="303030"/>
-          <w:sz w:val="21"/>
-          <w:szCs w:val="21"/>
-        </w:rPr>
-        <w:t>fluktuaci</w:t>
-      </w:r>
-      <w:proofErr w:type="spellEnd"/>
-      <w:r>
-        <w:rPr>
-          <w:rStyle w:val="ng-star-inserted"/>
-          <w:rFonts w:ascii="Google Sans Text" w:hAnsi="Google Sans Text"/>
-          <w:color w:val="303030"/>
-          <w:sz w:val="21"/>
-          <w:szCs w:val="21"/>
-        </w:rPr>
-        <w:t>.</w:t>
-      </w:r>
-    </w:p>
-    <w:p>
-      <w:pPr>
-        <w:pStyle w:val="paragraph"/>
-        <w:numPr>
-          <w:ilvl w:val="0"/>
-          <w:numId w:val="45"/>
-        </w:numPr>
-        <w:shd w:val="clear" w:color="auto" w:fill="FFFFFF"/>
-        <w:rPr>
-          <w:rStyle w:val="ng-star-inserted"/>
-          <w:rFonts w:ascii="Google Sans Text" w:hAnsi="Google Sans Text"/>
-          <w:color w:val="303030"/>
-          <w:sz w:val="21"/>
-          <w:szCs w:val="21"/>
-        </w:rPr>
-      </w:pPr>
-      <w:proofErr w:type="spellStart"/>
-      <w:r>
-        <w:rPr>
-          <w:rFonts w:ascii="Google Sans Text" w:hAnsi="Google Sans Text"/>
-          <w:b/>
-          <w:bCs/>
-          <w:color w:val="303030"/>
-          <w:sz w:val="21"/>
-          <w:szCs w:val="21"/>
-        </w:rPr>
-        <w:t>Aplikace</w:t>
-      </w:r>
-      <w:proofErr w:type="spellEnd"/>
-      <w:r>
-        <w:rPr>
-          <w:rFonts w:ascii="Google Sans Text" w:hAnsi="Google Sans Text"/>
-          <w:b/>
-          <w:bCs/>
-          <w:color w:val="303030"/>
-          <w:sz w:val="21"/>
-          <w:szCs w:val="21"/>
-        </w:rPr>
-        <w:t>:</w:t>
-      </w:r>
-      <w:r>
-        <w:rPr>
-          <w:rStyle w:val="ng-star-inserted"/>
-          <w:rFonts w:ascii="Google Sans Text" w:hAnsi="Google Sans Text"/>
-          <w:color w:val="303030"/>
-          <w:sz w:val="21"/>
-          <w:szCs w:val="21"/>
-        </w:rPr>
-        <w:t xml:space="preserve"> V </w:t>
-      </w:r>
-      <w:proofErr w:type="spellStart"/>
-      <w:r>
-        <w:rPr>
-          <w:rStyle w:val="ng-star-inserted"/>
-          <w:rFonts w:ascii="Google Sans Text" w:hAnsi="Google Sans Text"/>
-          <w:color w:val="303030"/>
-          <w:sz w:val="21"/>
-          <w:szCs w:val="21"/>
-        </w:rPr>
-        <w:t>diplomce</w:t>
-      </w:r>
-      <w:proofErr w:type="spellEnd"/>
-      <w:r>
-        <w:rPr>
-          <w:rStyle w:val="ng-star-inserted"/>
-          <w:rFonts w:ascii="Google Sans Text" w:hAnsi="Google Sans Text"/>
-          <w:color w:val="303030"/>
-          <w:sz w:val="21"/>
-          <w:szCs w:val="21"/>
-        </w:rPr>
-        <w:t xml:space="preserve"> </w:t>
-      </w:r>
-      <w:proofErr w:type="spellStart"/>
-      <w:r>
-        <w:rPr>
-          <w:rStyle w:val="ng-star-inserted"/>
-          <w:rFonts w:ascii="Google Sans Text" w:hAnsi="Google Sans Text"/>
-          <w:color w:val="303030"/>
-          <w:sz w:val="21"/>
-          <w:szCs w:val="21"/>
-        </w:rPr>
-        <w:t>můžete</w:t>
-      </w:r>
-      <w:proofErr w:type="spellEnd"/>
-      <w:r>
-        <w:rPr>
-          <w:rStyle w:val="ng-star-inserted"/>
-          <w:rFonts w:ascii="Google Sans Text" w:hAnsi="Google Sans Text"/>
-          <w:color w:val="303030"/>
-          <w:sz w:val="21"/>
-          <w:szCs w:val="21"/>
-        </w:rPr>
-        <w:t xml:space="preserve"> </w:t>
-      </w:r>
-      <w:proofErr w:type="spellStart"/>
-      <w:r>
-        <w:rPr>
-          <w:rStyle w:val="ng-star-inserted"/>
-          <w:rFonts w:ascii="Google Sans Text" w:hAnsi="Google Sans Text"/>
-          <w:color w:val="303030"/>
-          <w:sz w:val="21"/>
-          <w:szCs w:val="21"/>
-        </w:rPr>
-        <w:t>sledovat</w:t>
-      </w:r>
-      <w:proofErr w:type="spellEnd"/>
-      <w:r>
-        <w:rPr>
-          <w:rStyle w:val="ng-star-inserted"/>
-          <w:rFonts w:ascii="Google Sans Text" w:hAnsi="Google Sans Text"/>
-          <w:color w:val="303030"/>
-          <w:sz w:val="21"/>
-          <w:szCs w:val="21"/>
-        </w:rPr>
-        <w:t xml:space="preserve">, </w:t>
-      </w:r>
-      <w:proofErr w:type="spellStart"/>
-      <w:r>
-        <w:rPr>
-          <w:rStyle w:val="ng-star-inserted"/>
-          <w:rFonts w:ascii="Google Sans Text" w:hAnsi="Google Sans Text"/>
-          <w:color w:val="303030"/>
-          <w:sz w:val="21"/>
-          <w:szCs w:val="21"/>
-        </w:rPr>
-        <w:t>zda</w:t>
-      </w:r>
-      <w:proofErr w:type="spellEnd"/>
-      <w:r>
-        <w:rPr>
-          <w:rStyle w:val="ng-star-inserted"/>
-          <w:rFonts w:ascii="Google Sans Text" w:hAnsi="Google Sans Text"/>
-          <w:color w:val="303030"/>
-          <w:sz w:val="21"/>
-          <w:szCs w:val="21"/>
-        </w:rPr>
-        <w:t xml:space="preserve"> </w:t>
-      </w:r>
-      <w:proofErr w:type="spellStart"/>
-      <w:r>
-        <w:rPr>
-          <w:rStyle w:val="ng-star-inserted"/>
-          <w:rFonts w:ascii="Google Sans Text" w:hAnsi="Google Sans Text"/>
-          <w:color w:val="303030"/>
-          <w:sz w:val="21"/>
-          <w:szCs w:val="21"/>
-        </w:rPr>
-        <w:t>inzeráty</w:t>
-      </w:r>
-      <w:proofErr w:type="spellEnd"/>
-      <w:r>
-        <w:rPr>
-          <w:rStyle w:val="ng-star-inserted"/>
-          <w:rFonts w:ascii="Google Sans Text" w:hAnsi="Google Sans Text"/>
-          <w:color w:val="303030"/>
-          <w:sz w:val="21"/>
-          <w:szCs w:val="21"/>
-        </w:rPr>
-        <w:t xml:space="preserve"> v USA, </w:t>
-      </w:r>
-      <w:proofErr w:type="spellStart"/>
-      <w:r>
-        <w:rPr>
-          <w:rStyle w:val="ng-star-inserted"/>
-          <w:rFonts w:ascii="Google Sans Text" w:hAnsi="Google Sans Text"/>
-          <w:color w:val="303030"/>
-          <w:sz w:val="21"/>
-          <w:szCs w:val="21"/>
-        </w:rPr>
-        <w:t>Německu</w:t>
-      </w:r>
-      <w:proofErr w:type="spellEnd"/>
-      <w:r>
-        <w:rPr>
-          <w:rStyle w:val="ng-star-inserted"/>
-          <w:rFonts w:ascii="Google Sans Text" w:hAnsi="Google Sans Text"/>
-          <w:color w:val="303030"/>
-          <w:sz w:val="21"/>
-          <w:szCs w:val="21"/>
-        </w:rPr>
-        <w:t xml:space="preserve"> </w:t>
-      </w:r>
-      <w:proofErr w:type="spellStart"/>
-      <w:r>
-        <w:rPr>
-          <w:rStyle w:val="ng-star-inserted"/>
-          <w:rFonts w:ascii="Google Sans Text" w:hAnsi="Google Sans Text"/>
-          <w:color w:val="303030"/>
-          <w:sz w:val="21"/>
-          <w:szCs w:val="21"/>
-        </w:rPr>
-        <w:t>či</w:t>
-      </w:r>
-      <w:proofErr w:type="spellEnd"/>
-      <w:r>
-        <w:rPr>
-          <w:rStyle w:val="ng-star-inserted"/>
-          <w:rFonts w:ascii="Google Sans Text" w:hAnsi="Google Sans Text"/>
-          <w:color w:val="303030"/>
-          <w:sz w:val="21"/>
-          <w:szCs w:val="21"/>
-        </w:rPr>
-        <w:t xml:space="preserve"> </w:t>
-      </w:r>
-      <w:proofErr w:type="spellStart"/>
-      <w:r>
-        <w:rPr>
-          <w:rStyle w:val="ng-star-inserted"/>
-          <w:rFonts w:ascii="Google Sans Text" w:hAnsi="Google Sans Text"/>
-          <w:color w:val="303030"/>
-          <w:sz w:val="21"/>
-          <w:szCs w:val="21"/>
-        </w:rPr>
-        <w:t>Indii</w:t>
-      </w:r>
-      <w:proofErr w:type="spellEnd"/>
-      <w:r>
-        <w:rPr>
-          <w:rStyle w:val="ng-star-inserted"/>
-          <w:rFonts w:ascii="Google Sans Text" w:hAnsi="Google Sans Text"/>
-          <w:color w:val="303030"/>
-          <w:sz w:val="21"/>
-          <w:szCs w:val="21"/>
-        </w:rPr>
-        <w:t xml:space="preserve"> </w:t>
-      </w:r>
-      <w:proofErr w:type="spellStart"/>
-      <w:r>
-        <w:rPr>
-          <w:rStyle w:val="ng-star-inserted"/>
-          <w:rFonts w:ascii="Google Sans Text" w:hAnsi="Google Sans Text"/>
-          <w:color w:val="303030"/>
-          <w:sz w:val="21"/>
-          <w:szCs w:val="21"/>
-        </w:rPr>
-        <w:t>kladou</w:t>
-      </w:r>
-      <w:proofErr w:type="spellEnd"/>
-      <w:r>
-        <w:rPr>
-          <w:rStyle w:val="ng-star-inserted"/>
-          <w:rFonts w:ascii="Google Sans Text" w:hAnsi="Google Sans Text"/>
-          <w:color w:val="303030"/>
-          <w:sz w:val="21"/>
-          <w:szCs w:val="21"/>
-        </w:rPr>
-        <w:t xml:space="preserve"> </w:t>
-      </w:r>
-      <w:proofErr w:type="spellStart"/>
-      <w:r>
-        <w:rPr>
-          <w:rStyle w:val="ng-star-inserted"/>
-          <w:rFonts w:ascii="Google Sans Text" w:hAnsi="Google Sans Text"/>
-          <w:color w:val="303030"/>
-          <w:sz w:val="21"/>
-          <w:szCs w:val="21"/>
-        </w:rPr>
-        <w:t>větší</w:t>
-      </w:r>
-      <w:proofErr w:type="spellEnd"/>
-      <w:r>
-        <w:rPr>
-          <w:rStyle w:val="ng-star-inserted"/>
-          <w:rFonts w:ascii="Google Sans Text" w:hAnsi="Google Sans Text"/>
-          <w:color w:val="303030"/>
-          <w:sz w:val="21"/>
-          <w:szCs w:val="21"/>
-        </w:rPr>
-        <w:t xml:space="preserve"> </w:t>
-      </w:r>
-      <w:proofErr w:type="spellStart"/>
-      <w:r>
-        <w:rPr>
-          <w:rStyle w:val="ng-star-inserted"/>
-          <w:rFonts w:ascii="Google Sans Text" w:hAnsi="Google Sans Text"/>
-          <w:color w:val="303030"/>
-          <w:sz w:val="21"/>
-          <w:szCs w:val="21"/>
-        </w:rPr>
-        <w:t>důraz</w:t>
-      </w:r>
-      <w:proofErr w:type="spellEnd"/>
-      <w:r>
-        <w:rPr>
-          <w:rStyle w:val="ng-star-inserted"/>
-          <w:rFonts w:ascii="Google Sans Text" w:hAnsi="Google Sans Text"/>
-          <w:color w:val="303030"/>
-          <w:sz w:val="21"/>
-          <w:szCs w:val="21"/>
-        </w:rPr>
-        <w:t xml:space="preserve"> </w:t>
-      </w:r>
-      <w:proofErr w:type="spellStart"/>
-      <w:r>
-        <w:rPr>
-          <w:rStyle w:val="ng-star-inserted"/>
-          <w:rFonts w:ascii="Google Sans Text" w:hAnsi="Google Sans Text"/>
-          <w:color w:val="303030"/>
-          <w:sz w:val="21"/>
-          <w:szCs w:val="21"/>
-        </w:rPr>
-        <w:t>na</w:t>
-      </w:r>
-      <w:proofErr w:type="spellEnd"/>
-      <w:r>
-        <w:rPr>
-          <w:rStyle w:val="ng-star-inserted"/>
-          <w:rFonts w:ascii="Google Sans Text" w:hAnsi="Google Sans Text"/>
-          <w:color w:val="303030"/>
-          <w:sz w:val="21"/>
-          <w:szCs w:val="21"/>
-        </w:rPr>
-        <w:t xml:space="preserve"> </w:t>
-      </w:r>
-      <w:proofErr w:type="spellStart"/>
-      <w:r>
-        <w:rPr>
-          <w:rStyle w:val="ng-star-inserted"/>
-          <w:rFonts w:ascii="Google Sans Text" w:hAnsi="Google Sans Text"/>
-          <w:color w:val="303030"/>
-          <w:sz w:val="21"/>
-          <w:szCs w:val="21"/>
-        </w:rPr>
-        <w:t>obecné</w:t>
-      </w:r>
-      <w:proofErr w:type="spellEnd"/>
-      <w:r>
-        <w:rPr>
-          <w:rStyle w:val="ng-star-inserted"/>
-          <w:rFonts w:ascii="Google Sans Text" w:hAnsi="Google Sans Text"/>
-          <w:color w:val="303030"/>
-          <w:sz w:val="21"/>
-          <w:szCs w:val="21"/>
-        </w:rPr>
-        <w:t xml:space="preserve"> (</w:t>
-      </w:r>
-      <w:proofErr w:type="spellStart"/>
-      <w:r>
-        <w:rPr>
-          <w:rStyle w:val="ng-star-inserted"/>
-          <w:rFonts w:ascii="Google Sans Text" w:hAnsi="Google Sans Text"/>
-          <w:color w:val="303030"/>
-          <w:sz w:val="21"/>
-          <w:szCs w:val="21"/>
-        </w:rPr>
-        <w:t>certifikace</w:t>
-      </w:r>
-      <w:proofErr w:type="spellEnd"/>
-      <w:r>
-        <w:rPr>
-          <w:rStyle w:val="ng-star-inserted"/>
-          <w:rFonts w:ascii="Google Sans Text" w:hAnsi="Google Sans Text"/>
-          <w:color w:val="303030"/>
-          <w:sz w:val="21"/>
-          <w:szCs w:val="21"/>
-        </w:rPr>
-        <w:t xml:space="preserve">, </w:t>
-      </w:r>
-      <w:proofErr w:type="spellStart"/>
-      <w:r>
-        <w:rPr>
-          <w:rStyle w:val="ng-star-inserted"/>
-          <w:rFonts w:ascii="Google Sans Text" w:hAnsi="Google Sans Text"/>
-          <w:color w:val="303030"/>
-          <w:sz w:val="21"/>
-          <w:szCs w:val="21"/>
-        </w:rPr>
-        <w:t>známé</w:t>
-      </w:r>
-      <w:proofErr w:type="spellEnd"/>
-      <w:r>
-        <w:rPr>
-          <w:rStyle w:val="ng-star-inserted"/>
-          <w:rFonts w:ascii="Google Sans Text" w:hAnsi="Google Sans Text"/>
-          <w:color w:val="303030"/>
-          <w:sz w:val="21"/>
-          <w:szCs w:val="21"/>
-        </w:rPr>
-        <w:t xml:space="preserve"> </w:t>
-      </w:r>
-      <w:proofErr w:type="spellStart"/>
-      <w:r>
-        <w:rPr>
-          <w:rStyle w:val="ng-star-inserted"/>
-          <w:rFonts w:ascii="Google Sans Text" w:hAnsi="Google Sans Text"/>
-          <w:color w:val="303030"/>
-          <w:sz w:val="21"/>
-          <w:szCs w:val="21"/>
-        </w:rPr>
-        <w:t>nástroje</w:t>
-      </w:r>
-      <w:proofErr w:type="spellEnd"/>
-      <w:r>
-        <w:rPr>
-          <w:rStyle w:val="ng-star-inserted"/>
-          <w:rFonts w:ascii="Google Sans Text" w:hAnsi="Google Sans Text"/>
-          <w:color w:val="303030"/>
-          <w:sz w:val="21"/>
-          <w:szCs w:val="21"/>
-        </w:rPr>
-        <w:t xml:space="preserve">) </w:t>
-      </w:r>
-      <w:proofErr w:type="spellStart"/>
-      <w:r>
-        <w:rPr>
-          <w:rStyle w:val="ng-star-inserted"/>
-          <w:rFonts w:ascii="Google Sans Text" w:hAnsi="Google Sans Text"/>
-          <w:color w:val="303030"/>
-          <w:sz w:val="21"/>
-          <w:szCs w:val="21"/>
-        </w:rPr>
-        <w:t>nebo</w:t>
-      </w:r>
-      <w:proofErr w:type="spellEnd"/>
-      <w:r>
-        <w:rPr>
-          <w:rStyle w:val="ng-star-inserted"/>
-          <w:rFonts w:ascii="Google Sans Text" w:hAnsi="Google Sans Text"/>
-          <w:color w:val="303030"/>
-          <w:sz w:val="21"/>
-          <w:szCs w:val="21"/>
-        </w:rPr>
-        <w:t xml:space="preserve"> </w:t>
-      </w:r>
-      <w:proofErr w:type="spellStart"/>
-      <w:r>
-        <w:rPr>
-          <w:rStyle w:val="ng-star-inserted"/>
-          <w:rFonts w:ascii="Google Sans Text" w:hAnsi="Google Sans Text"/>
-          <w:color w:val="303030"/>
-          <w:sz w:val="21"/>
-          <w:szCs w:val="21"/>
-        </w:rPr>
-        <w:t>specifické</w:t>
-      </w:r>
-      <w:proofErr w:type="spellEnd"/>
-      <w:r>
-        <w:rPr>
-          <w:rStyle w:val="ng-star-inserted"/>
-          <w:rFonts w:ascii="Google Sans Text" w:hAnsi="Google Sans Text"/>
-          <w:color w:val="303030"/>
-          <w:sz w:val="21"/>
-          <w:szCs w:val="21"/>
-        </w:rPr>
-        <w:t xml:space="preserve"> </w:t>
-      </w:r>
-      <w:proofErr w:type="spellStart"/>
-      <w:r>
-        <w:rPr>
-          <w:rStyle w:val="ng-star-inserted"/>
-          <w:rFonts w:ascii="Google Sans Text" w:hAnsi="Google Sans Text"/>
-          <w:color w:val="303030"/>
-          <w:sz w:val="21"/>
-          <w:szCs w:val="21"/>
-        </w:rPr>
-        <w:t>dovednosti</w:t>
-      </w:r>
-      <w:proofErr w:type="spellEnd"/>
-      <w:r>
-        <w:rPr>
-          <w:rStyle w:val="ng-star-inserted"/>
-          <w:rFonts w:ascii="Google Sans Text" w:hAnsi="Google Sans Text"/>
-          <w:color w:val="303030"/>
-          <w:sz w:val="21"/>
-          <w:szCs w:val="21"/>
-        </w:rPr>
-        <w:t xml:space="preserve"> (</w:t>
-      </w:r>
-      <w:proofErr w:type="spellStart"/>
-      <w:r>
-        <w:rPr>
-          <w:rStyle w:val="ng-star-inserted"/>
-          <w:rFonts w:ascii="Google Sans Text" w:hAnsi="Google Sans Text"/>
-          <w:color w:val="303030"/>
-          <w:sz w:val="21"/>
-          <w:szCs w:val="21"/>
-        </w:rPr>
-        <w:t>znalost</w:t>
-      </w:r>
-      <w:proofErr w:type="spellEnd"/>
-      <w:r>
-        <w:rPr>
-          <w:rStyle w:val="ng-star-inserted"/>
-          <w:rFonts w:ascii="Google Sans Text" w:hAnsi="Google Sans Text"/>
-          <w:color w:val="303030"/>
-          <w:sz w:val="21"/>
-          <w:szCs w:val="21"/>
-        </w:rPr>
-        <w:t xml:space="preserve"> </w:t>
-      </w:r>
-      <w:proofErr w:type="spellStart"/>
-      <w:r>
-        <w:rPr>
-          <w:rStyle w:val="ng-star-inserted"/>
-          <w:rFonts w:ascii="Google Sans Text" w:hAnsi="Google Sans Text"/>
-          <w:color w:val="303030"/>
-          <w:sz w:val="21"/>
-          <w:szCs w:val="21"/>
-        </w:rPr>
-        <w:t>konkrétního</w:t>
-      </w:r>
-      <w:proofErr w:type="spellEnd"/>
-      <w:r>
-        <w:rPr>
-          <w:rStyle w:val="ng-star-inserted"/>
-          <w:rFonts w:ascii="Google Sans Text" w:hAnsi="Google Sans Text"/>
-          <w:color w:val="303030"/>
-          <w:sz w:val="21"/>
-          <w:szCs w:val="21"/>
-        </w:rPr>
-        <w:t xml:space="preserve"> </w:t>
-      </w:r>
-      <w:proofErr w:type="spellStart"/>
-      <w:r>
-        <w:rPr>
-          <w:rStyle w:val="ng-star-inserted"/>
-          <w:rFonts w:ascii="Google Sans Text" w:hAnsi="Google Sans Text"/>
-          <w:color w:val="303030"/>
-          <w:sz w:val="21"/>
-          <w:szCs w:val="21"/>
-        </w:rPr>
-        <w:t>firemního</w:t>
-      </w:r>
-      <w:proofErr w:type="spellEnd"/>
-      <w:r>
-        <w:rPr>
-          <w:rStyle w:val="ng-star-inserted"/>
-          <w:rFonts w:ascii="Google Sans Text" w:hAnsi="Google Sans Text"/>
-          <w:color w:val="303030"/>
-          <w:sz w:val="21"/>
-          <w:szCs w:val="21"/>
-        </w:rPr>
-        <w:t xml:space="preserve"> </w:t>
-      </w:r>
-      <w:proofErr w:type="spellStart"/>
-      <w:r>
-        <w:rPr>
-          <w:rStyle w:val="ng-star-inserted"/>
-          <w:rFonts w:ascii="Google Sans Text" w:hAnsi="Google Sans Text"/>
-          <w:color w:val="303030"/>
-          <w:sz w:val="21"/>
-          <w:szCs w:val="21"/>
-        </w:rPr>
-        <w:t>doménového</w:t>
-      </w:r>
-      <w:proofErr w:type="spellEnd"/>
-      <w:r>
-        <w:rPr>
-          <w:rStyle w:val="ng-star-inserted"/>
-          <w:rFonts w:ascii="Google Sans Text" w:hAnsi="Google Sans Text"/>
-          <w:color w:val="303030"/>
-          <w:sz w:val="21"/>
-          <w:szCs w:val="21"/>
-        </w:rPr>
-        <w:t xml:space="preserve"> </w:t>
-      </w:r>
-      <w:proofErr w:type="spellStart"/>
-      <w:r>
-        <w:rPr>
-          <w:rStyle w:val="ng-star-inserted"/>
-          <w:rFonts w:ascii="Google Sans Text" w:hAnsi="Google Sans Text"/>
-          <w:color w:val="303030"/>
-          <w:sz w:val="21"/>
-          <w:szCs w:val="21"/>
-        </w:rPr>
-        <w:t>prostředí</w:t>
-      </w:r>
-      <w:proofErr w:type="spellEnd"/>
-      <w:r>
-        <w:rPr>
-          <w:rStyle w:val="ng-star-inserted"/>
-          <w:rFonts w:ascii="Google Sans Text" w:hAnsi="Google Sans Text"/>
-          <w:color w:val="303030"/>
-          <w:sz w:val="21"/>
-          <w:szCs w:val="21"/>
-        </w:rPr>
-        <w:t>).</w:t>
+          <w:color w:val="C7C7C7"/>
+          <w:shd w:val="clear" w:color="auto" w:fill="22262B"/>
+        </w:rPr>
+        <w:t>) a nelze jej od člověka oddělit. Inzeráty jsou pak mapou, která ukazuje, kde je tento kapitál nejvíce ceněn a jaké jeho formy (obecné vs. specifické) jsou pro moderní ekonomiku klíčové.</w:t>
       </w:r>
     </w:p>
     <w:p>
@@ -9530,7 +7206,7 @@
           <w:szCs w:val="24"/>
           <w:lang w:val="en-US"/>
         </w:rPr>
-        <w:t>Rozlišení</w:t>
+        <w:t>Samotný</w:t>
       </w:r>
       <w:proofErr w:type="spellEnd"/>
       <w:r>
@@ -9548,7 +7224,7 @@
           <w:szCs w:val="24"/>
           <w:lang w:val="en-US"/>
         </w:rPr>
-        <w:t>mezi</w:t>
+        <w:t>inzerát</w:t>
       </w:r>
       <w:proofErr w:type="spellEnd"/>
       <w:r>
@@ -9557,7 +7233,7 @@
           <w:szCs w:val="24"/>
           <w:lang w:val="en-US"/>
         </w:rPr>
-        <w:t xml:space="preserve"> </w:t>
+        <w:t xml:space="preserve"> je </w:t>
       </w:r>
       <w:proofErr w:type="spellStart"/>
       <w:r>
@@ -9566,7 +7242,7 @@
           <w:szCs w:val="24"/>
           <w:lang w:val="en-US"/>
         </w:rPr>
-        <w:t>obecným</w:t>
+        <w:t>součástí</w:t>
       </w:r>
       <w:proofErr w:type="spellEnd"/>
       <w:r>
@@ -9575,7 +7251,7 @@
           <w:szCs w:val="24"/>
           <w:lang w:val="en-US"/>
         </w:rPr>
-        <w:t xml:space="preserve"> a </w:t>
+        <w:t xml:space="preserve"> </w:t>
       </w:r>
       <w:proofErr w:type="spellStart"/>
       <w:r>
@@ -9584,7 +7260,7 @@
           <w:szCs w:val="24"/>
           <w:lang w:val="en-US"/>
         </w:rPr>
-        <w:t>specifickým</w:t>
+        <w:t>procesu</w:t>
       </w:r>
       <w:proofErr w:type="spellEnd"/>
       <w:r>
@@ -9599,49 +7275,53 @@
       <w:r>
         <w:rPr>
           <w:rFonts w:ascii="Times New Roman" w:eastAsia="Times New Roman" w:hAnsi="Times New Roman" w:cs="Times New Roman"/>
+          <w:b/>
+          <w:bCs/>
           <w:szCs w:val="24"/>
           <w:lang w:val="en-US"/>
         </w:rPr>
-        <w:t>tréninkem</w:t>
+        <w:t>hledání</w:t>
       </w:r>
       <w:proofErr w:type="spellEnd"/>
-    </w:p>
-    <w:p>
-      <w:pPr>
-        <w:spacing w:after="0" w:line="240" w:lineRule="auto"/>
-        <w:ind w:left="0"/>
-        <w:jc w:val="left"/>
-        <w:rPr>
-          <w:rFonts w:ascii="Times New Roman" w:eastAsia="Times New Roman" w:hAnsi="Times New Roman" w:cs="Times New Roman"/>
+      <w:r>
+        <w:rPr>
+          <w:rFonts w:ascii="Times New Roman" w:eastAsia="Times New Roman" w:hAnsi="Times New Roman" w:cs="Times New Roman"/>
+          <w:b/>
+          <w:bCs/>
           <w:szCs w:val="24"/>
           <w:lang w:val="en-US"/>
         </w:rPr>
-      </w:pPr>
-      <w:r>
-        <w:rPr>
-          <w:rFonts w:ascii="Times New Roman" w:eastAsia="Times New Roman" w:hAnsi="Times New Roman" w:cs="Times New Roman"/>
+        <w:t xml:space="preserve"> </w:t>
+      </w:r>
+      <w:proofErr w:type="spellStart"/>
+      <w:r>
+        <w:rPr>
+          <w:rFonts w:ascii="Times New Roman" w:eastAsia="Times New Roman" w:hAnsi="Times New Roman" w:cs="Times New Roman"/>
+          <w:b/>
+          <w:bCs/>
           <w:szCs w:val="24"/>
           <w:lang w:val="en-US"/>
         </w:rPr>
-        <w:t xml:space="preserve">Toto je </w:t>
-      </w:r>
-      <w:proofErr w:type="spellStart"/>
-      <w:r>
-        <w:rPr>
-          <w:rFonts w:ascii="Times New Roman" w:eastAsia="Times New Roman" w:hAnsi="Times New Roman" w:cs="Times New Roman"/>
+        <w:t>informací</w:t>
+      </w:r>
+      <w:proofErr w:type="spellEnd"/>
+      <w:r>
+        <w:rPr>
+          <w:rFonts w:ascii="Times New Roman" w:eastAsia="Times New Roman" w:hAnsi="Times New Roman" w:cs="Times New Roman"/>
+          <w:b/>
+          <w:bCs/>
           <w:szCs w:val="24"/>
           <w:lang w:val="en-US"/>
         </w:rPr>
-        <w:t>jeden</w:t>
-      </w:r>
-      <w:proofErr w:type="spellEnd"/>
+        <w:t xml:space="preserve"> (search)</w:t>
+      </w:r>
       <w:r>
         <w:rPr>
           <w:rFonts w:ascii="Times New Roman" w:eastAsia="Times New Roman" w:hAnsi="Times New Roman" w:cs="Times New Roman"/>
           <w:szCs w:val="24"/>
           <w:lang w:val="en-US"/>
         </w:rPr>
-        <w:t xml:space="preserve"> z </w:t>
+        <w:t xml:space="preserve">, </w:t>
       </w:r>
       <w:proofErr w:type="spellStart"/>
       <w:r>
@@ -9650,7 +7330,7 @@
           <w:szCs w:val="24"/>
           <w:lang w:val="en-US"/>
         </w:rPr>
-        <w:t>nejdůležitějších</w:t>
+        <w:t>což</w:t>
       </w:r>
       <w:proofErr w:type="spellEnd"/>
       <w:r>
@@ -9659,7 +7339,7 @@
           <w:szCs w:val="24"/>
           <w:lang w:val="en-US"/>
         </w:rPr>
-        <w:t xml:space="preserve"> </w:t>
+        <w:t xml:space="preserve"> Becker </w:t>
       </w:r>
       <w:proofErr w:type="spellStart"/>
       <w:r>
@@ -9668,7 +7348,7 @@
           <w:szCs w:val="24"/>
           <w:lang w:val="en-US"/>
         </w:rPr>
-        <w:t>konceptů</w:t>
+        <w:t>považuje</w:t>
       </w:r>
       <w:proofErr w:type="spellEnd"/>
       <w:r>
@@ -9677,7 +7357,7 @@
           <w:szCs w:val="24"/>
           <w:lang w:val="en-US"/>
         </w:rPr>
-        <w:t xml:space="preserve"> pro </w:t>
+        <w:t xml:space="preserve"> za </w:t>
       </w:r>
       <w:proofErr w:type="spellStart"/>
       <w:r>
@@ -9686,7 +7366,7 @@
           <w:szCs w:val="24"/>
           <w:lang w:val="en-US"/>
         </w:rPr>
-        <w:t>analýzu</w:t>
+        <w:t>formu</w:t>
       </w:r>
       <w:proofErr w:type="spellEnd"/>
       <w:r>
@@ -9704,7 +7384,7 @@
           <w:szCs w:val="24"/>
           <w:lang w:val="en-US"/>
         </w:rPr>
-        <w:t>inzerátů</w:t>
+        <w:t>investice</w:t>
       </w:r>
       <w:proofErr w:type="spellEnd"/>
       <w:r>
@@ -9713,21 +7393,57 @@
           <w:szCs w:val="24"/>
           <w:lang w:val="en-US"/>
         </w:rPr>
-        <w:t>:</w:t>
+        <w:t xml:space="preserve"> do </w:t>
+      </w:r>
+      <w:proofErr w:type="spellStart"/>
+      <w:r>
+        <w:rPr>
+          <w:rFonts w:ascii="Times New Roman" w:eastAsia="Times New Roman" w:hAnsi="Times New Roman" w:cs="Times New Roman"/>
+          <w:szCs w:val="24"/>
+          <w:lang w:val="en-US"/>
+        </w:rPr>
+        <w:t>lidského</w:t>
+      </w:r>
+      <w:proofErr w:type="spellEnd"/>
+      <w:r>
+        <w:rPr>
+          <w:rFonts w:ascii="Times New Roman" w:eastAsia="Times New Roman" w:hAnsi="Times New Roman" w:cs="Times New Roman"/>
+          <w:szCs w:val="24"/>
+          <w:lang w:val="en-US"/>
+        </w:rPr>
+        <w:t xml:space="preserve"> </w:t>
+      </w:r>
+      <w:proofErr w:type="spellStart"/>
+      <w:r>
+        <w:rPr>
+          <w:rFonts w:ascii="Times New Roman" w:eastAsia="Times New Roman" w:hAnsi="Times New Roman" w:cs="Times New Roman"/>
+          <w:szCs w:val="24"/>
+          <w:lang w:val="en-US"/>
+        </w:rPr>
+        <w:t>kapitálu</w:t>
+      </w:r>
+      <w:proofErr w:type="spellEnd"/>
+      <w:r>
+        <w:rPr>
+          <w:rFonts w:ascii="Times New Roman" w:eastAsia="Times New Roman" w:hAnsi="Times New Roman" w:cs="Times New Roman"/>
+          <w:szCs w:val="24"/>
+          <w:lang w:val="en-US"/>
+        </w:rPr>
+        <w:t>.</w:t>
       </w:r>
     </w:p>
     <w:p>
       <w:pPr>
         <w:numPr>
           <w:ilvl w:val="0"/>
-          <w:numId w:val="46"/>
+          <w:numId w:val="49"/>
         </w:numPr>
-        <w:shd w:val="clear" w:color="auto" w:fill="FFFFFF"/>
+        <w:shd w:val="clear" w:color="auto" w:fill="22262B"/>
         <w:spacing w:before="100" w:beforeAutospacing="1" w:after="100" w:afterAutospacing="1" w:line="240" w:lineRule="auto"/>
         <w:jc w:val="left"/>
         <w:rPr>
           <w:rFonts w:ascii="Google Sans Text" w:eastAsia="Times New Roman" w:hAnsi="Google Sans Text" w:cs="Times New Roman"/>
-          <w:color w:val="303030"/>
+          <w:color w:val="C7C7C7"/>
           <w:sz w:val="21"/>
           <w:szCs w:val="21"/>
           <w:lang w:val="en-US"/>
@@ -9737,22 +7453,18 @@
       <w:r>
         <w:rPr>
           <w:rFonts w:ascii="Google Sans Text" w:eastAsia="Times New Roman" w:hAnsi="Google Sans Text" w:cs="Times New Roman"/>
-          <w:b/>
-          <w:bCs/>
-          <w:color w:val="303030"/>
+          <w:color w:val="C7C7C7"/>
           <w:sz w:val="21"/>
           <w:szCs w:val="21"/>
           <w:lang w:val="en-US"/>
         </w:rPr>
-        <w:t>Obecný</w:t>
+        <w:t>Firmy</w:t>
       </w:r>
       <w:proofErr w:type="spellEnd"/>
       <w:r>
         <w:rPr>
           <w:rFonts w:ascii="Google Sans Text" w:eastAsia="Times New Roman" w:hAnsi="Google Sans Text" w:cs="Times New Roman"/>
-          <w:b/>
-          <w:bCs/>
-          <w:color w:val="303030"/>
+          <w:color w:val="C7C7C7"/>
           <w:sz w:val="21"/>
           <w:szCs w:val="21"/>
           <w:lang w:val="en-US"/>
@@ -9763,2370 +7475,1005 @@
       <w:r>
         <w:rPr>
           <w:rFonts w:ascii="Google Sans Text" w:eastAsia="Times New Roman" w:hAnsi="Google Sans Text" w:cs="Times New Roman"/>
-          <w:b/>
-          <w:bCs/>
-          <w:color w:val="303030"/>
+          <w:color w:val="C7C7C7"/>
           <w:sz w:val="21"/>
           <w:szCs w:val="21"/>
           <w:lang w:val="en-US"/>
         </w:rPr>
-        <w:t>trénink</w:t>
+        <w:t>vynakládají</w:t>
       </w:r>
       <w:proofErr w:type="spellEnd"/>
       <w:r>
         <w:rPr>
           <w:rFonts w:ascii="Google Sans Text" w:eastAsia="Times New Roman" w:hAnsi="Google Sans Text" w:cs="Times New Roman"/>
-          <w:b/>
-          <w:bCs/>
-          <w:color w:val="303030"/>
+          <w:color w:val="C7C7C7"/>
           <w:sz w:val="21"/>
           <w:szCs w:val="21"/>
           <w:lang w:val="en-US"/>
         </w:rPr>
-        <w:t xml:space="preserve"> (General Training):</w:t>
-      </w:r>
+        <w:t xml:space="preserve"> </w:t>
+      </w:r>
+      <w:proofErr w:type="spellStart"/>
       <w:r>
         <w:rPr>
           <w:rFonts w:ascii="Google Sans Text" w:eastAsia="Times New Roman" w:hAnsi="Google Sans Text" w:cs="Times New Roman"/>
-          <w:color w:val="303030"/>
+          <w:color w:val="C7C7C7"/>
           <w:sz w:val="21"/>
           <w:szCs w:val="21"/>
           <w:lang w:val="en-US"/>
         </w:rPr>
-        <w:t xml:space="preserve"> </w:t>
-      </w:r>
-      <w:proofErr w:type="spellStart"/>
+        <w:t>prostředky</w:t>
+      </w:r>
+      <w:proofErr w:type="spellEnd"/>
       <w:r>
         <w:rPr>
           <w:rFonts w:ascii="Google Sans Text" w:eastAsia="Times New Roman" w:hAnsi="Google Sans Text" w:cs="Times New Roman"/>
-          <w:color w:val="303030"/>
+          <w:color w:val="C7C7C7"/>
           <w:sz w:val="21"/>
           <w:szCs w:val="21"/>
           <w:lang w:val="en-US"/>
         </w:rPr>
-        <w:t>Znalost</w:t>
-      </w:r>
-      <w:proofErr w:type="spellEnd"/>
+        <w:t xml:space="preserve"> </w:t>
+      </w:r>
+      <w:proofErr w:type="spellStart"/>
       <w:r>
         <w:rPr>
           <w:rFonts w:ascii="Google Sans Text" w:eastAsia="Times New Roman" w:hAnsi="Google Sans Text" w:cs="Times New Roman"/>
-          <w:color w:val="303030"/>
+          <w:color w:val="C7C7C7"/>
           <w:sz w:val="21"/>
           <w:szCs w:val="21"/>
           <w:lang w:val="en-US"/>
         </w:rPr>
-        <w:t xml:space="preserve"> </w:t>
-      </w:r>
-      <w:proofErr w:type="spellStart"/>
+        <w:t>na</w:t>
+      </w:r>
+      <w:proofErr w:type="spellEnd"/>
       <w:r>
         <w:rPr>
           <w:rFonts w:ascii="Google Sans Text" w:eastAsia="Times New Roman" w:hAnsi="Google Sans Text" w:cs="Times New Roman"/>
-          <w:color w:val="303030"/>
+          <w:color w:val="C7C7C7"/>
           <w:sz w:val="21"/>
           <w:szCs w:val="21"/>
           <w:lang w:val="en-US"/>
         </w:rPr>
-        <w:t>standardních</w:t>
-      </w:r>
-      <w:proofErr w:type="spellEnd"/>
+        <w:t xml:space="preserve"> </w:t>
+      </w:r>
+      <w:proofErr w:type="spellStart"/>
       <w:r>
         <w:rPr>
           <w:rFonts w:ascii="Google Sans Text" w:eastAsia="Times New Roman" w:hAnsi="Google Sans Text" w:cs="Times New Roman"/>
-          <w:color w:val="303030"/>
+          <w:color w:val="C7C7C7"/>
           <w:sz w:val="21"/>
           <w:szCs w:val="21"/>
           <w:lang w:val="en-US"/>
         </w:rPr>
-        <w:t xml:space="preserve"> AI </w:t>
-      </w:r>
-      <w:proofErr w:type="spellStart"/>
+        <w:t>inzerci</w:t>
+      </w:r>
+      <w:proofErr w:type="spellEnd"/>
       <w:r>
         <w:rPr>
           <w:rFonts w:ascii="Google Sans Text" w:eastAsia="Times New Roman" w:hAnsi="Google Sans Text" w:cs="Times New Roman"/>
-          <w:color w:val="303030"/>
+          <w:color w:val="C7C7C7"/>
           <w:sz w:val="21"/>
           <w:szCs w:val="21"/>
           <w:lang w:val="en-US"/>
         </w:rPr>
-        <w:t>frameworků</w:t>
-      </w:r>
-      <w:proofErr w:type="spellEnd"/>
+        <w:t xml:space="preserve">, aby </w:t>
+      </w:r>
+      <w:proofErr w:type="spellStart"/>
       <w:r>
         <w:rPr>
           <w:rFonts w:ascii="Google Sans Text" w:eastAsia="Times New Roman" w:hAnsi="Google Sans Text" w:cs="Times New Roman"/>
-          <w:color w:val="303030"/>
+          <w:color w:val="C7C7C7"/>
           <w:sz w:val="21"/>
           <w:szCs w:val="21"/>
           <w:lang w:val="en-US"/>
         </w:rPr>
-        <w:t xml:space="preserve"> (</w:t>
-      </w:r>
-      <w:proofErr w:type="spellStart"/>
+        <w:t>našly</w:t>
+      </w:r>
+      <w:proofErr w:type="spellEnd"/>
       <w:r>
         <w:rPr>
           <w:rFonts w:ascii="Google Sans Text" w:eastAsia="Times New Roman" w:hAnsi="Google Sans Text" w:cs="Times New Roman"/>
-          <w:color w:val="303030"/>
+          <w:color w:val="C7C7C7"/>
           <w:sz w:val="21"/>
           <w:szCs w:val="21"/>
           <w:lang w:val="en-US"/>
         </w:rPr>
-        <w:t>např</w:t>
-      </w:r>
-      <w:proofErr w:type="spellEnd"/>
+        <w:t xml:space="preserve"> </w:t>
+      </w:r>
+      <w:proofErr w:type="spellStart"/>
       <w:r>
         <w:rPr>
           <w:rFonts w:ascii="Google Sans Text" w:eastAsia="Times New Roman" w:hAnsi="Google Sans Text" w:cs="Times New Roman"/>
-          <w:color w:val="303030"/>
+          <w:color w:val="C7C7C7"/>
           <w:sz w:val="21"/>
           <w:szCs w:val="21"/>
           <w:lang w:val="en-US"/>
         </w:rPr>
-        <w:t xml:space="preserve">. </w:t>
-      </w:r>
-      <w:proofErr w:type="spellStart"/>
+        <w:t>správný</w:t>
+      </w:r>
+      <w:proofErr w:type="spellEnd"/>
       <w:r>
         <w:rPr>
           <w:rFonts w:ascii="Google Sans Text" w:eastAsia="Times New Roman" w:hAnsi="Google Sans Text" w:cs="Times New Roman"/>
-          <w:color w:val="303030"/>
+          <w:color w:val="C7C7C7"/>
           <w:sz w:val="21"/>
           <w:szCs w:val="21"/>
           <w:lang w:val="en-US"/>
         </w:rPr>
-        <w:t>PyTorch</w:t>
-      </w:r>
-      <w:proofErr w:type="spellEnd"/>
+        <w:t xml:space="preserve"> </w:t>
+      </w:r>
+      <w:proofErr w:type="spellStart"/>
       <w:r>
         <w:rPr>
           <w:rFonts w:ascii="Google Sans Text" w:eastAsia="Times New Roman" w:hAnsi="Google Sans Text" w:cs="Times New Roman"/>
-          <w:color w:val="303030"/>
+          <w:color w:val="C7C7C7"/>
           <w:sz w:val="21"/>
           <w:szCs w:val="21"/>
           <w:lang w:val="en-US"/>
         </w:rPr>
-        <w:t xml:space="preserve">, TensorFlow) je </w:t>
-      </w:r>
-      <w:proofErr w:type="spellStart"/>
+        <w:t>lidský</w:t>
+      </w:r>
+      <w:proofErr w:type="spellEnd"/>
       <w:r>
         <w:rPr>
           <w:rFonts w:ascii="Google Sans Text" w:eastAsia="Times New Roman" w:hAnsi="Google Sans Text" w:cs="Times New Roman"/>
-          <w:color w:val="303030"/>
+          <w:color w:val="C7C7C7"/>
           <w:sz w:val="21"/>
           <w:szCs w:val="21"/>
           <w:lang w:val="en-US"/>
         </w:rPr>
-        <w:t>přenositelná</w:t>
-      </w:r>
-      <w:proofErr w:type="spellEnd"/>
+        <w:t xml:space="preserve"> </w:t>
+      </w:r>
+      <w:proofErr w:type="spellStart"/>
       <w:r>
         <w:rPr>
           <w:rFonts w:ascii="Google Sans Text" w:eastAsia="Times New Roman" w:hAnsi="Google Sans Text" w:cs="Times New Roman"/>
-          <w:color w:val="303030"/>
+          <w:color w:val="C7C7C7"/>
           <w:sz w:val="21"/>
           <w:szCs w:val="21"/>
           <w:lang w:val="en-US"/>
         </w:rPr>
-        <w:t xml:space="preserve"> </w:t>
-      </w:r>
-      <w:proofErr w:type="spellStart"/>
+        <w:t>kapitál</w:t>
+      </w:r>
+      <w:proofErr w:type="spellEnd"/>
       <w:r>
         <w:rPr>
           <w:rFonts w:ascii="Google Sans Text" w:eastAsia="Times New Roman" w:hAnsi="Google Sans Text" w:cs="Times New Roman"/>
-          <w:color w:val="303030"/>
+          <w:color w:val="C7C7C7"/>
           <w:sz w:val="21"/>
           <w:szCs w:val="21"/>
           <w:lang w:val="en-US"/>
         </w:rPr>
-        <w:t>mezi</w:t>
-      </w:r>
-      <w:proofErr w:type="spellEnd"/>
+        <w:t xml:space="preserve">, a </w:t>
+      </w:r>
+      <w:proofErr w:type="spellStart"/>
       <w:r>
         <w:rPr>
           <w:rFonts w:ascii="Google Sans Text" w:eastAsia="Times New Roman" w:hAnsi="Google Sans Text" w:cs="Times New Roman"/>
-          <w:color w:val="303030"/>
+          <w:color w:val="C7C7C7"/>
           <w:sz w:val="21"/>
           <w:szCs w:val="21"/>
           <w:lang w:val="en-US"/>
         </w:rPr>
-        <w:t xml:space="preserve"> </w:t>
-      </w:r>
-      <w:proofErr w:type="spellStart"/>
+        <w:t>uchazeči</w:t>
+      </w:r>
+      <w:proofErr w:type="spellEnd"/>
       <w:r>
         <w:rPr>
           <w:rFonts w:ascii="Google Sans Text" w:eastAsia="Times New Roman" w:hAnsi="Google Sans Text" w:cs="Times New Roman"/>
-          <w:color w:val="303030"/>
+          <w:color w:val="C7C7C7"/>
           <w:sz w:val="21"/>
           <w:szCs w:val="21"/>
           <w:lang w:val="en-US"/>
         </w:rPr>
-        <w:t>firmami</w:t>
-      </w:r>
-      <w:proofErr w:type="spellEnd"/>
+        <w:t xml:space="preserve"> </w:t>
+      </w:r>
+      <w:proofErr w:type="spellStart"/>
       <w:r>
         <w:rPr>
           <w:rFonts w:ascii="Google Sans Text" w:eastAsia="Times New Roman" w:hAnsi="Google Sans Text" w:cs="Times New Roman"/>
-          <w:color w:val="303030"/>
+          <w:color w:val="C7C7C7"/>
           <w:sz w:val="21"/>
           <w:szCs w:val="21"/>
           <w:lang w:val="en-US"/>
         </w:rPr>
-        <w:t xml:space="preserve">. </w:t>
-      </w:r>
-      <w:proofErr w:type="spellStart"/>
+        <w:t>investují</w:t>
+      </w:r>
+      <w:proofErr w:type="spellEnd"/>
       <w:r>
         <w:rPr>
           <w:rFonts w:ascii="Google Sans Text" w:eastAsia="Times New Roman" w:hAnsi="Google Sans Text" w:cs="Times New Roman"/>
-          <w:color w:val="303030"/>
+          <w:color w:val="C7C7C7"/>
           <w:sz w:val="21"/>
           <w:szCs w:val="21"/>
           <w:lang w:val="en-US"/>
         </w:rPr>
-        <w:t>Podle</w:t>
-      </w:r>
-      <w:proofErr w:type="spellEnd"/>
+        <w:t xml:space="preserve"> </w:t>
+      </w:r>
+      <w:proofErr w:type="spellStart"/>
       <w:r>
         <w:rPr>
           <w:rFonts w:ascii="Google Sans Text" w:eastAsia="Times New Roman" w:hAnsi="Google Sans Text" w:cs="Times New Roman"/>
-          <w:color w:val="303030"/>
+          <w:color w:val="C7C7C7"/>
           <w:sz w:val="21"/>
           <w:szCs w:val="21"/>
           <w:lang w:val="en-US"/>
         </w:rPr>
-        <w:t xml:space="preserve"> </w:t>
-      </w:r>
-      <w:proofErr w:type="spellStart"/>
+        <w:t>čas</w:t>
+      </w:r>
+      <w:proofErr w:type="spellEnd"/>
       <w:r>
         <w:rPr>
           <w:rFonts w:ascii="Google Sans Text" w:eastAsia="Times New Roman" w:hAnsi="Google Sans Text" w:cs="Times New Roman"/>
-          <w:color w:val="303030"/>
+          <w:color w:val="C7C7C7"/>
           <w:sz w:val="21"/>
           <w:szCs w:val="21"/>
           <w:lang w:val="en-US"/>
         </w:rPr>
-        <w:t>Beckera</w:t>
-      </w:r>
-      <w:proofErr w:type="spellEnd"/>
+        <w:t xml:space="preserve"> do </w:t>
+      </w:r>
+      <w:proofErr w:type="spellStart"/>
       <w:r>
         <w:rPr>
           <w:rFonts w:ascii="Google Sans Text" w:eastAsia="Times New Roman" w:hAnsi="Google Sans Text" w:cs="Times New Roman"/>
-          <w:color w:val="303030"/>
+          <w:color w:val="C7C7C7"/>
           <w:sz w:val="21"/>
           <w:szCs w:val="21"/>
           <w:lang w:val="en-US"/>
         </w:rPr>
-        <w:t xml:space="preserve"> by </w:t>
-      </w:r>
-      <w:proofErr w:type="spellStart"/>
+        <w:t>vyhledávání</w:t>
+      </w:r>
+      <w:proofErr w:type="spellEnd"/>
       <w:r>
         <w:rPr>
           <w:rFonts w:ascii="Google Sans Text" w:eastAsia="Times New Roman" w:hAnsi="Google Sans Text" w:cs="Times New Roman"/>
-          <w:color w:val="303030"/>
+          <w:color w:val="C7C7C7"/>
           <w:sz w:val="21"/>
           <w:szCs w:val="21"/>
           <w:lang w:val="en-US"/>
         </w:rPr>
-        <w:t>náklady</w:t>
-      </w:r>
-      <w:proofErr w:type="spellEnd"/>
+        <w:t xml:space="preserve"> </w:t>
+      </w:r>
+      <w:proofErr w:type="spellStart"/>
       <w:r>
         <w:rPr>
           <w:rFonts w:ascii="Google Sans Text" w:eastAsia="Times New Roman" w:hAnsi="Google Sans Text" w:cs="Times New Roman"/>
-          <w:color w:val="303030"/>
+          <w:color w:val="C7C7C7"/>
           <w:sz w:val="21"/>
           <w:szCs w:val="21"/>
           <w:lang w:val="en-US"/>
         </w:rPr>
-        <w:t xml:space="preserve"> </w:t>
-      </w:r>
-      <w:proofErr w:type="spellStart"/>
+        <w:t>inzerátů</w:t>
+      </w:r>
+      <w:proofErr w:type="spellEnd"/>
       <w:r>
         <w:rPr>
           <w:rFonts w:ascii="Google Sans Text" w:eastAsia="Times New Roman" w:hAnsi="Google Sans Text" w:cs="Times New Roman"/>
-          <w:color w:val="303030"/>
+          <w:color w:val="C7C7C7"/>
           <w:sz w:val="21"/>
           <w:szCs w:val="21"/>
           <w:lang w:val="en-US"/>
         </w:rPr>
-        <w:t>na</w:t>
-      </w:r>
-      <w:proofErr w:type="spellEnd"/>
+        <w:t xml:space="preserve">, aby </w:t>
+      </w:r>
+      <w:proofErr w:type="spellStart"/>
       <w:r>
         <w:rPr>
           <w:rFonts w:ascii="Google Sans Text" w:eastAsia="Times New Roman" w:hAnsi="Google Sans Text" w:cs="Times New Roman"/>
-          <w:color w:val="303030"/>
+          <w:color w:val="C7C7C7"/>
           <w:sz w:val="21"/>
           <w:szCs w:val="21"/>
           <w:lang w:val="en-US"/>
         </w:rPr>
-        <w:t xml:space="preserve"> </w:t>
-      </w:r>
-      <w:proofErr w:type="spellStart"/>
+        <w:t>maximalizovali</w:t>
+      </w:r>
+      <w:proofErr w:type="spellEnd"/>
       <w:r>
         <w:rPr>
           <w:rFonts w:ascii="Google Sans Text" w:eastAsia="Times New Roman" w:hAnsi="Google Sans Text" w:cs="Times New Roman"/>
-          <w:color w:val="303030"/>
+          <w:color w:val="C7C7C7"/>
           <w:sz w:val="21"/>
           <w:szCs w:val="21"/>
           <w:lang w:val="en-US"/>
         </w:rPr>
-        <w:t>tento</w:t>
-      </w:r>
-      <w:proofErr w:type="spellEnd"/>
+        <w:t xml:space="preserve"> </w:t>
+      </w:r>
+      <w:proofErr w:type="spellStart"/>
       <w:r>
         <w:rPr>
           <w:rFonts w:ascii="Google Sans Text" w:eastAsia="Times New Roman" w:hAnsi="Google Sans Text" w:cs="Times New Roman"/>
-          <w:color w:val="303030"/>
+          <w:color w:val="C7C7C7"/>
           <w:sz w:val="21"/>
           <w:szCs w:val="21"/>
           <w:lang w:val="en-US"/>
         </w:rPr>
-        <w:t xml:space="preserve"> </w:t>
-      </w:r>
-      <w:proofErr w:type="spellStart"/>
+        <w:t>svůj</w:t>
+      </w:r>
+      <w:proofErr w:type="spellEnd"/>
       <w:r>
         <w:rPr>
           <w:rFonts w:ascii="Google Sans Text" w:eastAsia="Times New Roman" w:hAnsi="Google Sans Text" w:cs="Times New Roman"/>
-          <w:color w:val="303030"/>
+          <w:color w:val="C7C7C7"/>
           <w:sz w:val="21"/>
           <w:szCs w:val="21"/>
           <w:lang w:val="en-US"/>
         </w:rPr>
-        <w:t>trénink</w:t>
-      </w:r>
-      <w:proofErr w:type="spellEnd"/>
+        <w:t xml:space="preserve"> </w:t>
+      </w:r>
+      <w:proofErr w:type="spellStart"/>
       <w:r>
         <w:rPr>
           <w:rFonts w:ascii="Google Sans Text" w:eastAsia="Times New Roman" w:hAnsi="Google Sans Text" w:cs="Times New Roman"/>
-          <w:color w:val="303030"/>
+          <w:color w:val="C7C7C7"/>
           <w:sz w:val="21"/>
           <w:szCs w:val="21"/>
           <w:lang w:val="en-US"/>
         </w:rPr>
-        <w:t xml:space="preserve"> </w:t>
-      </w:r>
-      <w:proofErr w:type="spellStart"/>
+        <w:t>výnos</w:t>
+      </w:r>
+      <w:proofErr w:type="spellEnd"/>
       <w:r>
         <w:rPr>
           <w:rFonts w:ascii="Google Sans Text" w:eastAsia="Times New Roman" w:hAnsi="Google Sans Text" w:cs="Times New Roman"/>
-          <w:color w:val="303030"/>
+          <w:color w:val="C7C7C7"/>
           <w:sz w:val="21"/>
           <w:szCs w:val="21"/>
           <w:lang w:val="en-US"/>
         </w:rPr>
-        <w:t>měl</w:t>
-      </w:r>
-      <w:proofErr w:type="spellEnd"/>
+        <w:t xml:space="preserve"> z </w:t>
+      </w:r>
+      <w:proofErr w:type="spellStart"/>
       <w:r>
         <w:rPr>
           <w:rFonts w:ascii="Google Sans Text" w:eastAsia="Times New Roman" w:hAnsi="Google Sans Text" w:cs="Times New Roman"/>
-          <w:color w:val="303030"/>
+          <w:color w:val="C7C7C7"/>
           <w:sz w:val="21"/>
           <w:szCs w:val="21"/>
           <w:lang w:val="en-US"/>
         </w:rPr>
-        <w:t xml:space="preserve"> </w:t>
-      </w:r>
-      <w:proofErr w:type="spellStart"/>
+        <w:t>investic</w:t>
+      </w:r>
+      <w:proofErr w:type="spellEnd"/>
       <w:r>
         <w:rPr>
           <w:rFonts w:ascii="Google Sans Text" w:eastAsia="Times New Roman" w:hAnsi="Google Sans Text" w:cs="Times New Roman"/>
-          <w:color w:val="303030"/>
+          <w:color w:val="C7C7C7"/>
           <w:sz w:val="21"/>
           <w:szCs w:val="21"/>
           <w:lang w:val="en-US"/>
         </w:rPr>
-        <w:t>nést</w:t>
-      </w:r>
-      <w:proofErr w:type="spellEnd"/>
+        <w:t xml:space="preserve"> do AI </w:t>
+      </w:r>
+      <w:proofErr w:type="spellStart"/>
       <w:r>
         <w:rPr>
           <w:rFonts w:ascii="Google Sans Text" w:eastAsia="Times New Roman" w:hAnsi="Google Sans Text" w:cs="Times New Roman"/>
-          <w:color w:val="303030"/>
+          <w:color w:val="C7C7C7"/>
           <w:sz w:val="21"/>
           <w:szCs w:val="21"/>
           <w:lang w:val="en-US"/>
         </w:rPr>
-        <w:t xml:space="preserve"> </w:t>
-      </w:r>
-      <w:proofErr w:type="spellStart"/>
+        <w:t>dovedností</w:t>
+      </w:r>
+      <w:proofErr w:type="spellEnd"/>
       <w:r>
         <w:rPr>
           <w:rFonts w:ascii="Google Sans Text" w:eastAsia="Times New Roman" w:hAnsi="Google Sans Text" w:cs="Times New Roman"/>
-          <w:color w:val="303030"/>
+          <w:color w:val="C7C7C7"/>
           <w:sz w:val="21"/>
           <w:szCs w:val="21"/>
           <w:lang w:val="en-US"/>
         </w:rPr>
-        <w:t>zaměstnanec</w:t>
+        <w:t>.</w:t>
+      </w:r>
+    </w:p>
+    <w:p>
+      <w:r>
+        <w:rPr>
+          <w:rStyle w:val="ng-star-inserted"/>
+          <w:rFonts w:ascii="Google Sans Text" w:hAnsi="Google Sans Text"/>
+          <w:color w:val="C7C7C7"/>
+          <w:shd w:val="clear" w:color="auto" w:fill="22262B"/>
+        </w:rPr>
+        <w:t>Poptávka po AI dovednostech v IT inzerátech je jako poptávka po pilotech v raných dobách letectví. Firmy nehledají jen „pracovní sílu“, ale specifický typ kapitálu, který je v daném těle „uvězněn“ (</w:t>
+      </w:r>
+      <w:proofErr w:type="spellStart"/>
+      <w:r>
+        <w:rPr>
+          <w:rStyle w:val="ng-star-inserted"/>
+          <w:rFonts w:ascii="Google Sans Text" w:hAnsi="Google Sans Text"/>
+          <w:color w:val="C7C7C7"/>
+          <w:shd w:val="clear" w:color="auto" w:fill="22262B"/>
+        </w:rPr>
+        <w:t>embodied</w:t>
       </w:r>
       <w:proofErr w:type="spellEnd"/>
       <w:r>
         <w:rPr>
-          <w:rFonts w:ascii="Google Sans Text" w:eastAsia="Times New Roman" w:hAnsi="Google Sans Text" w:cs="Times New Roman"/>
-          <w:color w:val="303030"/>
-          <w:sz w:val="21"/>
-          <w:szCs w:val="21"/>
+          <w:rStyle w:val="ng-star-inserted"/>
+          <w:rFonts w:ascii="Google Sans Text" w:hAnsi="Google Sans Text"/>
+          <w:color w:val="C7C7C7"/>
+          <w:shd w:val="clear" w:color="auto" w:fill="22262B"/>
+        </w:rPr>
+        <w:t>) a nelze jej od člověka oddělit. Inzeráty jsou pak mapou, která ukazuje, kde je tento kapitál nejvíce ceněn a jaké jeho formy (obecné vs. specifické) jsou pro moderní ekonomiku klíčové.</w:t>
+      </w:r>
+    </w:p>
+    <w:bookmarkEnd w:id="15"/>
+    <w:p>
+      <w:pPr>
+        <w:rPr>
+          <w:color w:val="EE0000"/>
+        </w:rPr>
+      </w:pPr>
+      <w:r>
+        <w:rPr>
+          <w:color w:val="EE0000"/>
+        </w:rPr>
+        <w:t>V analýze bude sledováno</w:t>
+      </w:r>
+      <w:r>
+        <w:rPr>
+          <w:color w:val="EE0000"/>
+        </w:rPr>
+        <w:t>, zda inzeráty v USA, Německu či Indii kladou větší důraz na obecné (certifikace, známé nástroje) nebo specifické dovednosti (znalost konkrétního firemního doménového prostředí).</w:t>
+      </w:r>
+    </w:p>
+    <w:p>
+      <w:pPr>
+        <w:spacing w:before="100" w:beforeAutospacing="1" w:after="100" w:afterAutospacing="1"/>
+        <w:rPr>
+          <w:rFonts w:ascii="Times New Roman" w:eastAsia="Times New Roman" w:hAnsi="Times New Roman" w:cs="Times New Roman"/>
+          <w:noProof/>
+          <w:color w:val="EE0000"/>
+          <w:lang w:eastAsia="cs-CZ"/>
+        </w:rPr>
+      </w:pPr>
+      <w:r>
+        <w:rPr>
+          <w:rFonts w:ascii="Times New Roman" w:eastAsia="Times New Roman" w:hAnsi="Times New Roman" w:cs="Times New Roman"/>
+          <w:noProof/>
+          <w:color w:val="EE0000"/>
+          <w:lang w:eastAsia="cs-CZ"/>
+        </w:rPr>
+        <w:t>Investice do vzdělání a dovedností jako forma kapitálu</w:t>
+      </w:r>
+    </w:p>
+    <w:p>
+      <w:pPr>
+        <w:spacing w:before="100" w:beforeAutospacing="1" w:after="100" w:afterAutospacing="1"/>
+        <w:rPr>
+          <w:rFonts w:ascii="Times New Roman" w:eastAsia="Times New Roman" w:hAnsi="Times New Roman" w:cs="Times New Roman"/>
+          <w:noProof/>
+          <w:color w:val="EE0000"/>
+          <w:lang w:eastAsia="cs-CZ"/>
+        </w:rPr>
+      </w:pPr>
+      <w:r>
+        <w:rPr>
+          <w:rFonts w:ascii="Times New Roman" w:eastAsia="Times New Roman" w:hAnsi="Times New Roman" w:cs="Times New Roman"/>
+          <w:noProof/>
+          <w:color w:val="EE0000"/>
+          <w:lang w:eastAsia="cs-CZ"/>
+        </w:rPr>
+        <w:t>Vztah mezi lidským kapitálem a produktivitou práce</w:t>
+      </w:r>
+    </w:p>
+    <w:p>
+      <w:pPr>
+        <w:spacing w:before="100" w:beforeAutospacing="1" w:after="100" w:afterAutospacing="1"/>
+        <w:rPr>
+          <w:rFonts w:ascii="Times New Roman" w:eastAsia="Times New Roman" w:hAnsi="Times New Roman" w:cs="Times New Roman"/>
+          <w:noProof/>
+          <w:color w:val="EE0000"/>
+          <w:lang w:eastAsia="cs-CZ"/>
+        </w:rPr>
+      </w:pPr>
+      <w:r>
+        <w:rPr>
+          <w:rFonts w:ascii="Times New Roman" w:eastAsia="Times New Roman" w:hAnsi="Times New Roman" w:cs="Times New Roman"/>
+          <w:noProof/>
+          <w:color w:val="EE0000"/>
+          <w:lang w:eastAsia="cs-CZ"/>
+        </w:rPr>
+        <w:t>Návratnost investic do vzdělání</w:t>
+      </w:r>
+    </w:p>
+    <w:p>
+      <w:pPr>
+        <w:pStyle w:val="Heading2"/>
+        <w:rPr>
+          <w:rFonts w:eastAsia="Times New Roman"/>
+          <w:noProof/>
+          <w:lang w:eastAsia="cs-CZ"/>
+        </w:rPr>
+      </w:pPr>
+      <w:bookmarkStart w:id="16" w:name="_Toc218851990"/>
+      <w:bookmarkStart w:id="17" w:name="_Toc223344247"/>
+      <w:r>
+        <w:rPr>
+          <w:rFonts w:eastAsia="Times New Roman"/>
+          <w:noProof/>
+          <w:lang w:eastAsia="cs-CZ"/>
+        </w:rPr>
+        <w:t>Dovednosti jako složka lidského kapitálu</w:t>
+      </w:r>
+      <w:bookmarkEnd w:id="16"/>
+      <w:bookmarkEnd w:id="17"/>
+    </w:p>
+    <w:p>
+      <w:pPr>
+        <w:rPr>
           <w:lang w:val="en-US"/>
         </w:rPr>
+      </w:pPr>
+      <w:bookmarkStart w:id="18" w:name="_Hlk223357240"/>
+      <w:r>
+        <w:t>Obecné dovednosti (</w:t>
+      </w:r>
+      <w:proofErr w:type="spellStart"/>
+      <w:r>
+        <w:t>general</w:t>
+      </w:r>
+      <w:proofErr w:type="spellEnd"/>
+      <w:r>
+        <w:t xml:space="preserve"> </w:t>
+      </w:r>
+      <w:proofErr w:type="spellStart"/>
+      <w:r>
+        <w:t>human</w:t>
+      </w:r>
+      <w:proofErr w:type="spellEnd"/>
+      <w:r>
+        <w:t xml:space="preserve"> </w:t>
+      </w:r>
+      <w:proofErr w:type="spellStart"/>
+      <w:r>
+        <w:t>capital</w:t>
+      </w:r>
+      <w:proofErr w:type="spellEnd"/>
+      <w:r>
+        <w:t xml:space="preserve">) zvyšují produktivitu pracovníka ve všech firmách (např. schopnost programovat, znalost jazyků, analytické myšlení). Proto firmy </w:t>
+      </w:r>
+      <w:r>
+        <w:lastRenderedPageBreak/>
+        <w:t>nechtějí platit jejich školení (člověk může odejít jinam). Specifické dovednosti (</w:t>
+      </w:r>
+      <w:proofErr w:type="spellStart"/>
+      <w:r>
+        <w:t>firm-specific</w:t>
+      </w:r>
+      <w:proofErr w:type="spellEnd"/>
+      <w:r>
+        <w:t xml:space="preserve"> </w:t>
+      </w:r>
+      <w:proofErr w:type="spellStart"/>
+      <w:r>
+        <w:t>human</w:t>
+      </w:r>
+      <w:proofErr w:type="spellEnd"/>
+      <w:r>
+        <w:t xml:space="preserve"> </w:t>
+      </w:r>
+      <w:proofErr w:type="spellStart"/>
+      <w:r>
+        <w:t>capital</w:t>
+      </w:r>
+      <w:proofErr w:type="spellEnd"/>
+      <w:r>
+        <w:t>) zvyšují produktivitu pouze u současného zaměstnavatele (např. znalost interního proprietárního systému firmy)</w:t>
+      </w:r>
+      <w:r>
         <w:t xml:space="preserve"> (</w:t>
       </w:r>
       <w:proofErr w:type="spellStart"/>
       <w:r>
-        <w:rPr>
-          <w:rFonts w:ascii="Google Sans Text" w:eastAsia="Times New Roman" w:hAnsi="Google Sans Text" w:cs="Times New Roman"/>
-          <w:color w:val="303030"/>
-          <w:sz w:val="21"/>
-          <w:szCs w:val="21"/>
-          <w:lang w:val="en-US"/>
-        </w:rPr>
-        <w:t>např</w:t>
+        <w:t>Becker</w:t>
       </w:r>
       <w:proofErr w:type="spellEnd"/>
       <w:r>
-        <w:rPr>
-          <w:rFonts w:ascii="Google Sans Text" w:eastAsia="Times New Roman" w:hAnsi="Google Sans Text" w:cs="Times New Roman"/>
-          <w:color w:val="303030"/>
-          <w:sz w:val="21"/>
-          <w:szCs w:val="21"/>
-          <w:lang w:val="en-US"/>
-        </w:rPr>
-        <w:t xml:space="preserve">. </w:t>
-      </w:r>
-      <w:proofErr w:type="spellStart"/>
-      <w:r>
-        <w:rPr>
-          <w:rFonts w:ascii="Google Sans Text" w:eastAsia="Times New Roman" w:hAnsi="Google Sans Text" w:cs="Times New Roman"/>
-          <w:color w:val="303030"/>
-          <w:sz w:val="21"/>
-          <w:szCs w:val="21"/>
-          <w:lang w:val="en-US"/>
-        </w:rPr>
-        <w:t>nižší</w:t>
-      </w:r>
-      <w:proofErr w:type="spellEnd"/>
-      <w:r>
-        <w:rPr>
-          <w:rFonts w:ascii="Google Sans Text" w:eastAsia="Times New Roman" w:hAnsi="Google Sans Text" w:cs="Times New Roman"/>
-          <w:color w:val="303030"/>
-          <w:sz w:val="21"/>
-          <w:szCs w:val="21"/>
-          <w:lang w:val="en-US"/>
+        <w:t>).</w:t>
+      </w:r>
+    </w:p>
+    <w:p>
+      <w:pPr>
+        <w:spacing w:before="100" w:beforeAutospacing="1" w:after="100" w:afterAutospacing="1"/>
+        <w:rPr>
+          <w:rFonts w:ascii="Times New Roman" w:eastAsia="Times New Roman" w:hAnsi="Times New Roman" w:cs="Times New Roman"/>
+          <w:noProof/>
+          <w:lang w:eastAsia="cs-CZ"/>
+        </w:rPr>
+      </w:pPr>
+      <w:r>
+        <w:rPr>
+          <w:rFonts w:ascii="Times New Roman" w:eastAsia="Times New Roman" w:hAnsi="Times New Roman" w:cs="Times New Roman"/>
+          <w:noProof/>
+          <w:lang w:eastAsia="cs-CZ"/>
+        </w:rPr>
+        <w:t>Rozlišení typů dovedností</w:t>
+      </w:r>
+      <w:r>
+        <w:rPr>
+          <w:rFonts w:ascii="Times New Roman" w:eastAsia="Times New Roman" w:hAnsi="Times New Roman" w:cs="Times New Roman"/>
+          <w:noProof/>
+          <w:lang w:eastAsia="cs-CZ"/>
+        </w:rPr>
+        <w:t xml:space="preserve"> na</w:t>
+      </w:r>
+      <w:r>
+        <w:rPr>
+          <w:rFonts w:ascii="Times New Roman" w:eastAsia="Times New Roman" w:hAnsi="Times New Roman" w:cs="Times New Roman"/>
+          <w:noProof/>
+          <w:lang w:eastAsia="cs-CZ"/>
         </w:rPr>
         <w:t xml:space="preserve"> </w:t>
       </w:r>
-      <w:proofErr w:type="spellStart"/>
-      <w:r>
-        <w:rPr>
-          <w:rFonts w:ascii="Google Sans Text" w:eastAsia="Times New Roman" w:hAnsi="Google Sans Text" w:cs="Times New Roman"/>
-          <w:color w:val="303030"/>
-          <w:sz w:val="21"/>
-          <w:szCs w:val="21"/>
-          <w:lang w:val="en-US"/>
-        </w:rPr>
-        <w:t>mzdou</w:t>
-      </w:r>
-      <w:proofErr w:type="spellEnd"/>
-      <w:r>
-        <w:rPr>
-          <w:rFonts w:ascii="Google Sans Text" w:eastAsia="Times New Roman" w:hAnsi="Google Sans Text" w:cs="Times New Roman"/>
-          <w:color w:val="303030"/>
-          <w:sz w:val="21"/>
-          <w:szCs w:val="21"/>
-          <w:lang w:val="en-US"/>
+      <w:r>
+        <w:rPr>
+          <w:rFonts w:ascii="Times New Roman" w:eastAsia="Times New Roman" w:hAnsi="Times New Roman" w:cs="Times New Roman"/>
+          <w:noProof/>
+          <w:lang w:eastAsia="cs-CZ"/>
+        </w:rPr>
+        <w:t>o</w:t>
+      </w:r>
+      <w:r>
+        <w:rPr>
+          <w:rFonts w:ascii="Times New Roman" w:eastAsia="Times New Roman" w:hAnsi="Times New Roman" w:cs="Times New Roman"/>
+          <w:noProof/>
+          <w:lang w:eastAsia="cs-CZ"/>
+        </w:rPr>
+        <w:t>becné vs. specifické dovednosti (general vs. firm-specific)</w:t>
+      </w:r>
+      <w:r>
+        <w:rPr>
+          <w:rFonts w:ascii="Times New Roman" w:eastAsia="Times New Roman" w:hAnsi="Times New Roman" w:cs="Times New Roman"/>
+          <w:noProof/>
+          <w:lang w:eastAsia="cs-CZ"/>
+        </w:rPr>
+        <w:t xml:space="preserve">, </w:t>
+      </w:r>
+      <w:r>
+        <w:rPr>
+          <w:rFonts w:ascii="Times New Roman" w:eastAsia="Times New Roman" w:hAnsi="Times New Roman" w:cs="Times New Roman"/>
+          <w:noProof/>
+          <w:lang w:eastAsia="cs-CZ"/>
+        </w:rPr>
+        <w:t>t</w:t>
+      </w:r>
+      <w:r>
+        <w:rPr>
+          <w:rFonts w:ascii="Times New Roman" w:eastAsia="Times New Roman" w:hAnsi="Times New Roman" w:cs="Times New Roman"/>
+          <w:noProof/>
+          <w:lang w:eastAsia="cs-CZ"/>
+        </w:rPr>
+        <w:t>vrdé vs. měkké dovednosti (hard</w:t>
+      </w:r>
+      <w:r>
+        <w:rPr>
+          <w:rFonts w:ascii="Times New Roman" w:eastAsia="Times New Roman" w:hAnsi="Times New Roman" w:cs="Times New Roman"/>
+          <w:noProof/>
+          <w:lang w:eastAsia="cs-CZ"/>
         </w:rPr>
         <w:t xml:space="preserve"> </w:t>
       </w:r>
-      <w:proofErr w:type="spellStart"/>
-      <w:r>
-        <w:rPr>
-          <w:rFonts w:ascii="Google Sans Text" w:eastAsia="Times New Roman" w:hAnsi="Google Sans Text" w:cs="Times New Roman"/>
-          <w:color w:val="303030"/>
-          <w:sz w:val="21"/>
-          <w:szCs w:val="21"/>
-          <w:lang w:val="en-US"/>
-        </w:rPr>
-        <w:t>během</w:t>
-      </w:r>
-      <w:proofErr w:type="spellEnd"/>
-      <w:r>
-        <w:rPr>
-          <w:rFonts w:ascii="Google Sans Text" w:eastAsia="Times New Roman" w:hAnsi="Google Sans Text" w:cs="Times New Roman"/>
-          <w:color w:val="303030"/>
-          <w:sz w:val="21"/>
-          <w:szCs w:val="21"/>
-          <w:lang w:val="en-US"/>
+      <w:r>
+        <w:rPr>
+          <w:rFonts w:ascii="Times New Roman" w:eastAsia="Times New Roman" w:hAnsi="Times New Roman" w:cs="Times New Roman"/>
+          <w:noProof/>
+          <w:lang w:eastAsia="cs-CZ"/>
+        </w:rPr>
+        <w:t xml:space="preserve">skills vs. </w:t>
+      </w:r>
+      <w:r>
+        <w:rPr>
+          <w:rFonts w:ascii="Times New Roman" w:eastAsia="Times New Roman" w:hAnsi="Times New Roman" w:cs="Times New Roman"/>
+          <w:noProof/>
+          <w:lang w:eastAsia="cs-CZ"/>
+        </w:rPr>
+        <w:t>S</w:t>
+      </w:r>
+      <w:r>
+        <w:rPr>
+          <w:rFonts w:ascii="Times New Roman" w:eastAsia="Times New Roman" w:hAnsi="Times New Roman" w:cs="Times New Roman"/>
+          <w:noProof/>
+          <w:lang w:eastAsia="cs-CZ"/>
+        </w:rPr>
+        <w:t>oft</w:t>
+      </w:r>
+      <w:r>
+        <w:rPr>
+          <w:rFonts w:ascii="Times New Roman" w:eastAsia="Times New Roman" w:hAnsi="Times New Roman" w:cs="Times New Roman"/>
+          <w:noProof/>
+          <w:lang w:eastAsia="cs-CZ"/>
         </w:rPr>
         <w:t xml:space="preserve"> </w:t>
       </w:r>
-      <w:proofErr w:type="spellStart"/>
-      <w:r>
-        <w:rPr>
-          <w:rFonts w:ascii="Google Sans Text" w:eastAsia="Times New Roman" w:hAnsi="Google Sans Text" w:cs="Times New Roman"/>
-          <w:color w:val="303030"/>
-          <w:sz w:val="21"/>
-          <w:szCs w:val="21"/>
-          <w:lang w:val="en-US"/>
-        </w:rPr>
-        <w:t>učení</w:t>
-      </w:r>
-      <w:proofErr w:type="spellEnd"/>
-      <w:r>
-        <w:rPr>
-          <w:rFonts w:ascii="Google Sans Text" w:eastAsia="Times New Roman" w:hAnsi="Google Sans Text" w:cs="Times New Roman"/>
-          <w:color w:val="303030"/>
-          <w:sz w:val="21"/>
-          <w:szCs w:val="21"/>
-          <w:lang w:val="en-US"/>
-        </w:rPr>
-        <w:t xml:space="preserve">), </w:t>
-      </w:r>
-      <w:proofErr w:type="spellStart"/>
-      <w:r>
-        <w:rPr>
-          <w:rFonts w:ascii="Google Sans Text" w:eastAsia="Times New Roman" w:hAnsi="Google Sans Text" w:cs="Times New Roman"/>
-          <w:color w:val="303030"/>
-          <w:sz w:val="21"/>
-          <w:szCs w:val="21"/>
-          <w:lang w:val="en-US"/>
-        </w:rPr>
-        <w:t>protože</w:t>
-      </w:r>
-      <w:proofErr w:type="spellEnd"/>
-      <w:r>
-        <w:rPr>
-          <w:rFonts w:ascii="Google Sans Text" w:eastAsia="Times New Roman" w:hAnsi="Google Sans Text" w:cs="Times New Roman"/>
-          <w:color w:val="303030"/>
-          <w:sz w:val="21"/>
-          <w:szCs w:val="21"/>
-          <w:lang w:val="en-US"/>
-        </w:rPr>
-        <w:t xml:space="preserve"> </w:t>
-      </w:r>
-      <w:proofErr w:type="spellStart"/>
-      <w:r>
-        <w:rPr>
-          <w:rFonts w:ascii="Google Sans Text" w:eastAsia="Times New Roman" w:hAnsi="Google Sans Text" w:cs="Times New Roman"/>
-          <w:color w:val="303030"/>
-          <w:sz w:val="21"/>
-          <w:szCs w:val="21"/>
-          <w:lang w:val="en-US"/>
-        </w:rPr>
-        <w:t>zvyšuje</w:t>
-      </w:r>
-      <w:proofErr w:type="spellEnd"/>
-      <w:r>
-        <w:rPr>
-          <w:rFonts w:ascii="Google Sans Text" w:eastAsia="Times New Roman" w:hAnsi="Google Sans Text" w:cs="Times New Roman"/>
-          <w:color w:val="303030"/>
-          <w:sz w:val="21"/>
-          <w:szCs w:val="21"/>
-          <w:lang w:val="en-US"/>
-        </w:rPr>
-        <w:t xml:space="preserve"> </w:t>
-      </w:r>
-      <w:proofErr w:type="spellStart"/>
-      <w:r>
-        <w:rPr>
-          <w:rFonts w:ascii="Google Sans Text" w:eastAsia="Times New Roman" w:hAnsi="Google Sans Text" w:cs="Times New Roman"/>
-          <w:color w:val="303030"/>
-          <w:sz w:val="21"/>
-          <w:szCs w:val="21"/>
-          <w:lang w:val="en-US"/>
-        </w:rPr>
-        <w:t>jeho</w:t>
-      </w:r>
-      <w:proofErr w:type="spellEnd"/>
-      <w:r>
-        <w:rPr>
-          <w:rFonts w:ascii="Google Sans Text" w:eastAsia="Times New Roman" w:hAnsi="Google Sans Text" w:cs="Times New Roman"/>
-          <w:color w:val="303030"/>
-          <w:sz w:val="21"/>
-          <w:szCs w:val="21"/>
-          <w:lang w:val="en-US"/>
-        </w:rPr>
-        <w:t xml:space="preserve"> </w:t>
-      </w:r>
-      <w:proofErr w:type="spellStart"/>
-      <w:r>
-        <w:rPr>
-          <w:rFonts w:ascii="Google Sans Text" w:eastAsia="Times New Roman" w:hAnsi="Google Sans Text" w:cs="Times New Roman"/>
-          <w:color w:val="303030"/>
-          <w:sz w:val="21"/>
-          <w:szCs w:val="21"/>
-          <w:lang w:val="en-US"/>
-        </w:rPr>
-        <w:t>hodnotu</w:t>
-      </w:r>
-      <w:proofErr w:type="spellEnd"/>
-      <w:r>
-        <w:rPr>
-          <w:rFonts w:ascii="Google Sans Text" w:eastAsia="Times New Roman" w:hAnsi="Google Sans Text" w:cs="Times New Roman"/>
-          <w:color w:val="303030"/>
-          <w:sz w:val="21"/>
-          <w:szCs w:val="21"/>
-          <w:lang w:val="en-US"/>
-        </w:rPr>
-        <w:t xml:space="preserve"> </w:t>
-      </w:r>
-      <w:proofErr w:type="spellStart"/>
-      <w:r>
-        <w:rPr>
-          <w:rFonts w:ascii="Google Sans Text" w:eastAsia="Times New Roman" w:hAnsi="Google Sans Text" w:cs="Times New Roman"/>
-          <w:color w:val="303030"/>
-          <w:sz w:val="21"/>
-          <w:szCs w:val="21"/>
-          <w:lang w:val="en-US"/>
-        </w:rPr>
-        <w:t>na</w:t>
-      </w:r>
-      <w:proofErr w:type="spellEnd"/>
-      <w:r>
-        <w:rPr>
-          <w:rFonts w:ascii="Google Sans Text" w:eastAsia="Times New Roman" w:hAnsi="Google Sans Text" w:cs="Times New Roman"/>
-          <w:color w:val="303030"/>
-          <w:sz w:val="21"/>
-          <w:szCs w:val="21"/>
-          <w:lang w:val="en-US"/>
-        </w:rPr>
-        <w:t xml:space="preserve"> </w:t>
-      </w:r>
-      <w:proofErr w:type="spellStart"/>
-      <w:r>
-        <w:rPr>
-          <w:rFonts w:ascii="Google Sans Text" w:eastAsia="Times New Roman" w:hAnsi="Google Sans Text" w:cs="Times New Roman"/>
-          <w:color w:val="303030"/>
-          <w:sz w:val="21"/>
-          <w:szCs w:val="21"/>
-          <w:lang w:val="en-US"/>
-        </w:rPr>
-        <w:t>celém</w:t>
-      </w:r>
-      <w:proofErr w:type="spellEnd"/>
-      <w:r>
-        <w:rPr>
-          <w:rFonts w:ascii="Google Sans Text" w:eastAsia="Times New Roman" w:hAnsi="Google Sans Text" w:cs="Times New Roman"/>
-          <w:color w:val="303030"/>
-          <w:sz w:val="21"/>
-          <w:szCs w:val="21"/>
-          <w:lang w:val="en-US"/>
-        </w:rPr>
-        <w:t xml:space="preserve"> </w:t>
-      </w:r>
-      <w:proofErr w:type="spellStart"/>
-      <w:r>
-        <w:rPr>
-          <w:rFonts w:ascii="Google Sans Text" w:eastAsia="Times New Roman" w:hAnsi="Google Sans Text" w:cs="Times New Roman"/>
-          <w:color w:val="303030"/>
-          <w:sz w:val="21"/>
-          <w:szCs w:val="21"/>
-          <w:lang w:val="en-US"/>
-        </w:rPr>
-        <w:t>trhu</w:t>
-      </w:r>
-      <w:proofErr w:type="spellEnd"/>
-      <w:r>
-        <w:rPr>
-          <w:rFonts w:ascii="Google Sans Text" w:eastAsia="Times New Roman" w:hAnsi="Google Sans Text" w:cs="Times New Roman"/>
-          <w:color w:val="303030"/>
-          <w:sz w:val="21"/>
-          <w:szCs w:val="21"/>
-          <w:lang w:val="en-US"/>
+      <w:r>
+        <w:rPr>
+          <w:rFonts w:ascii="Times New Roman" w:eastAsia="Times New Roman" w:hAnsi="Times New Roman" w:cs="Times New Roman"/>
+          <w:noProof/>
+          <w:lang w:eastAsia="cs-CZ"/>
+        </w:rPr>
+        <w:t>skills)</w:t>
+      </w:r>
+      <w:r>
+        <w:rPr>
+          <w:rFonts w:ascii="Times New Roman" w:eastAsia="Times New Roman" w:hAnsi="Times New Roman" w:cs="Times New Roman"/>
+          <w:noProof/>
+          <w:lang w:eastAsia="cs-CZ"/>
+        </w:rPr>
+        <w:t xml:space="preserve"> a </w:t>
+      </w:r>
+      <w:r>
+        <w:rPr>
+          <w:rFonts w:ascii="Times New Roman" w:eastAsia="Times New Roman" w:hAnsi="Times New Roman" w:cs="Times New Roman"/>
+          <w:noProof/>
+          <w:lang w:eastAsia="cs-CZ"/>
+        </w:rPr>
+        <w:t>k</w:t>
+      </w:r>
+      <w:r>
+        <w:rPr>
+          <w:rFonts w:ascii="Times New Roman" w:eastAsia="Times New Roman" w:hAnsi="Times New Roman" w:cs="Times New Roman"/>
+          <w:noProof/>
+          <w:lang w:eastAsia="cs-CZ"/>
+        </w:rPr>
+        <w:t>ognitivní vs. manuální dovednosti</w:t>
+      </w:r>
+      <w:bookmarkEnd w:id="18"/>
+      <w:r>
+        <w:rPr>
+          <w:rFonts w:ascii="Times New Roman" w:eastAsia="Times New Roman" w:hAnsi="Times New Roman" w:cs="Times New Roman"/>
+          <w:noProof/>
+          <w:lang w:eastAsia="cs-CZ"/>
         </w:rPr>
         <w:t>.</w:t>
       </w:r>
-    </w:p>
-    <w:p>
-      <w:pPr>
-        <w:numPr>
-          <w:ilvl w:val="0"/>
-          <w:numId w:val="46"/>
-        </w:numPr>
-        <w:shd w:val="clear" w:color="auto" w:fill="FFFFFF"/>
-        <w:spacing w:before="100" w:beforeAutospacing="1" w:after="100" w:afterAutospacing="1" w:line="240" w:lineRule="auto"/>
-        <w:jc w:val="left"/>
-        <w:rPr>
-          <w:rFonts w:ascii="Google Sans Text" w:eastAsia="Times New Roman" w:hAnsi="Google Sans Text" w:cs="Times New Roman"/>
-          <w:color w:val="303030"/>
-          <w:sz w:val="21"/>
-          <w:szCs w:val="21"/>
-          <w:lang w:val="en-US"/>
-        </w:rPr>
-      </w:pPr>
-      <w:proofErr w:type="spellStart"/>
-      <w:r>
-        <w:rPr>
-          <w:rFonts w:ascii="Google Sans Text" w:eastAsia="Times New Roman" w:hAnsi="Google Sans Text" w:cs="Times New Roman"/>
-          <w:b/>
-          <w:bCs/>
-          <w:color w:val="303030"/>
-          <w:sz w:val="21"/>
-          <w:szCs w:val="21"/>
-          <w:lang w:val="en-US"/>
-        </w:rPr>
-        <w:t>Specifický</w:t>
-      </w:r>
-      <w:proofErr w:type="spellEnd"/>
-      <w:r>
-        <w:rPr>
-          <w:rFonts w:ascii="Google Sans Text" w:eastAsia="Times New Roman" w:hAnsi="Google Sans Text" w:cs="Times New Roman"/>
-          <w:b/>
-          <w:bCs/>
-          <w:color w:val="303030"/>
-          <w:sz w:val="21"/>
-          <w:szCs w:val="21"/>
-          <w:lang w:val="en-US"/>
-        </w:rPr>
-        <w:t xml:space="preserve"> </w:t>
-      </w:r>
-      <w:proofErr w:type="spellStart"/>
-      <w:r>
-        <w:rPr>
-          <w:rFonts w:ascii="Google Sans Text" w:eastAsia="Times New Roman" w:hAnsi="Google Sans Text" w:cs="Times New Roman"/>
-          <w:b/>
-          <w:bCs/>
-          <w:color w:val="303030"/>
-          <w:sz w:val="21"/>
-          <w:szCs w:val="21"/>
-          <w:lang w:val="en-US"/>
-        </w:rPr>
-        <w:t>trénink</w:t>
-      </w:r>
-      <w:proofErr w:type="spellEnd"/>
-      <w:r>
-        <w:rPr>
-          <w:rFonts w:ascii="Google Sans Text" w:eastAsia="Times New Roman" w:hAnsi="Google Sans Text" w:cs="Times New Roman"/>
-          <w:b/>
-          <w:bCs/>
-          <w:color w:val="303030"/>
-          <w:sz w:val="21"/>
-          <w:szCs w:val="21"/>
-          <w:lang w:val="en-US"/>
-        </w:rPr>
-        <w:t xml:space="preserve"> (Specific Training):</w:t>
-      </w:r>
-      <w:r>
-        <w:rPr>
-          <w:rFonts w:ascii="Google Sans Text" w:eastAsia="Times New Roman" w:hAnsi="Google Sans Text" w:cs="Times New Roman"/>
-          <w:color w:val="303030"/>
-          <w:sz w:val="21"/>
-          <w:szCs w:val="21"/>
-          <w:lang w:val="en-US"/>
-        </w:rPr>
-        <w:t xml:space="preserve"> </w:t>
-      </w:r>
-      <w:proofErr w:type="spellStart"/>
-      <w:r>
-        <w:rPr>
-          <w:rFonts w:ascii="Google Sans Text" w:eastAsia="Times New Roman" w:hAnsi="Google Sans Text" w:cs="Times New Roman"/>
-          <w:color w:val="303030"/>
-          <w:sz w:val="21"/>
-          <w:szCs w:val="21"/>
-          <w:lang w:val="en-US"/>
-        </w:rPr>
-        <w:t>Pokud</w:t>
-      </w:r>
-      <w:proofErr w:type="spellEnd"/>
-      <w:r>
-        <w:rPr>
-          <w:rFonts w:ascii="Google Sans Text" w:eastAsia="Times New Roman" w:hAnsi="Google Sans Text" w:cs="Times New Roman"/>
-          <w:color w:val="303030"/>
-          <w:sz w:val="21"/>
-          <w:szCs w:val="21"/>
-          <w:lang w:val="en-US"/>
-        </w:rPr>
-        <w:t xml:space="preserve"> </w:t>
-      </w:r>
-      <w:proofErr w:type="spellStart"/>
-      <w:r>
-        <w:rPr>
-          <w:rFonts w:ascii="Google Sans Text" w:eastAsia="Times New Roman" w:hAnsi="Google Sans Text" w:cs="Times New Roman"/>
-          <w:color w:val="303030"/>
-          <w:sz w:val="21"/>
-          <w:szCs w:val="21"/>
-          <w:lang w:val="en-US"/>
-        </w:rPr>
-        <w:t>inzerát</w:t>
-      </w:r>
-      <w:proofErr w:type="spellEnd"/>
-      <w:r>
-        <w:rPr>
-          <w:rFonts w:ascii="Google Sans Text" w:eastAsia="Times New Roman" w:hAnsi="Google Sans Text" w:cs="Times New Roman"/>
-          <w:color w:val="303030"/>
-          <w:sz w:val="21"/>
-          <w:szCs w:val="21"/>
-          <w:lang w:val="en-US"/>
-        </w:rPr>
-        <w:t xml:space="preserve"> </w:t>
-      </w:r>
-      <w:proofErr w:type="spellStart"/>
-      <w:r>
-        <w:rPr>
-          <w:rFonts w:ascii="Google Sans Text" w:eastAsia="Times New Roman" w:hAnsi="Google Sans Text" w:cs="Times New Roman"/>
-          <w:color w:val="303030"/>
-          <w:sz w:val="21"/>
-          <w:szCs w:val="21"/>
-          <w:lang w:val="en-US"/>
-        </w:rPr>
-        <w:t>vyžaduje</w:t>
-      </w:r>
-      <w:proofErr w:type="spellEnd"/>
-      <w:r>
-        <w:rPr>
-          <w:rFonts w:ascii="Google Sans Text" w:eastAsia="Times New Roman" w:hAnsi="Google Sans Text" w:cs="Times New Roman"/>
-          <w:color w:val="303030"/>
-          <w:sz w:val="21"/>
-          <w:szCs w:val="21"/>
-          <w:lang w:val="en-US"/>
-        </w:rPr>
-        <w:t xml:space="preserve"> </w:t>
-      </w:r>
-      <w:proofErr w:type="spellStart"/>
-      <w:r>
-        <w:rPr>
-          <w:rFonts w:ascii="Google Sans Text" w:eastAsia="Times New Roman" w:hAnsi="Google Sans Text" w:cs="Times New Roman"/>
-          <w:color w:val="303030"/>
-          <w:sz w:val="21"/>
-          <w:szCs w:val="21"/>
-          <w:lang w:val="en-US"/>
-        </w:rPr>
-        <w:t>znalost</w:t>
-      </w:r>
-      <w:proofErr w:type="spellEnd"/>
-      <w:r>
-        <w:rPr>
-          <w:rFonts w:ascii="Google Sans Text" w:eastAsia="Times New Roman" w:hAnsi="Google Sans Text" w:cs="Times New Roman"/>
-          <w:color w:val="303030"/>
-          <w:sz w:val="21"/>
-          <w:szCs w:val="21"/>
-          <w:lang w:val="en-US"/>
-        </w:rPr>
-        <w:t xml:space="preserve"> </w:t>
-      </w:r>
-      <w:proofErr w:type="spellStart"/>
-      <w:r>
-        <w:rPr>
-          <w:rFonts w:ascii="Google Sans Text" w:eastAsia="Times New Roman" w:hAnsi="Google Sans Text" w:cs="Times New Roman"/>
-          <w:color w:val="303030"/>
-          <w:sz w:val="21"/>
-          <w:szCs w:val="21"/>
-          <w:lang w:val="en-US"/>
-        </w:rPr>
-        <w:t>interních</w:t>
-      </w:r>
-      <w:proofErr w:type="spellEnd"/>
-      <w:r>
-        <w:rPr>
-          <w:rFonts w:ascii="Google Sans Text" w:eastAsia="Times New Roman" w:hAnsi="Google Sans Text" w:cs="Times New Roman"/>
-          <w:color w:val="303030"/>
-          <w:sz w:val="21"/>
-          <w:szCs w:val="21"/>
-          <w:lang w:val="en-US"/>
-        </w:rPr>
-        <w:t xml:space="preserve"> AI </w:t>
-      </w:r>
-      <w:proofErr w:type="spellStart"/>
-      <w:r>
-        <w:rPr>
-          <w:rFonts w:ascii="Google Sans Text" w:eastAsia="Times New Roman" w:hAnsi="Google Sans Text" w:cs="Times New Roman"/>
-          <w:color w:val="303030"/>
-          <w:sz w:val="21"/>
-          <w:szCs w:val="21"/>
-          <w:lang w:val="en-US"/>
-        </w:rPr>
-        <w:t>systémů</w:t>
-      </w:r>
-      <w:proofErr w:type="spellEnd"/>
-      <w:r>
-        <w:rPr>
-          <w:rFonts w:ascii="Google Sans Text" w:eastAsia="Times New Roman" w:hAnsi="Google Sans Text" w:cs="Times New Roman"/>
-          <w:color w:val="303030"/>
-          <w:sz w:val="21"/>
-          <w:szCs w:val="21"/>
-          <w:lang w:val="en-US"/>
-        </w:rPr>
-        <w:t xml:space="preserve"> </w:t>
-      </w:r>
-      <w:proofErr w:type="spellStart"/>
-      <w:r>
-        <w:rPr>
-          <w:rFonts w:ascii="Google Sans Text" w:eastAsia="Times New Roman" w:hAnsi="Google Sans Text" w:cs="Times New Roman"/>
-          <w:color w:val="303030"/>
-          <w:sz w:val="21"/>
-          <w:szCs w:val="21"/>
-          <w:lang w:val="en-US"/>
-        </w:rPr>
-        <w:t>dané</w:t>
-      </w:r>
-      <w:proofErr w:type="spellEnd"/>
-      <w:r>
-        <w:rPr>
-          <w:rFonts w:ascii="Google Sans Text" w:eastAsia="Times New Roman" w:hAnsi="Google Sans Text" w:cs="Times New Roman"/>
-          <w:color w:val="303030"/>
-          <w:sz w:val="21"/>
-          <w:szCs w:val="21"/>
-          <w:lang w:val="en-US"/>
-        </w:rPr>
-        <w:t xml:space="preserve"> </w:t>
-      </w:r>
-      <w:proofErr w:type="spellStart"/>
-      <w:r>
-        <w:rPr>
-          <w:rFonts w:ascii="Google Sans Text" w:eastAsia="Times New Roman" w:hAnsi="Google Sans Text" w:cs="Times New Roman"/>
-          <w:color w:val="303030"/>
-          <w:sz w:val="21"/>
-          <w:szCs w:val="21"/>
-          <w:lang w:val="en-US"/>
-        </w:rPr>
-        <w:t>firmy</w:t>
-      </w:r>
-      <w:proofErr w:type="spellEnd"/>
-      <w:r>
-        <w:rPr>
-          <w:rFonts w:ascii="Google Sans Text" w:eastAsia="Times New Roman" w:hAnsi="Google Sans Text" w:cs="Times New Roman"/>
-          <w:color w:val="303030"/>
-          <w:sz w:val="21"/>
-          <w:szCs w:val="21"/>
-          <w:lang w:val="en-US"/>
-        </w:rPr>
-        <w:t xml:space="preserve">, </w:t>
-      </w:r>
-      <w:proofErr w:type="spellStart"/>
-      <w:r>
-        <w:rPr>
-          <w:rFonts w:ascii="Google Sans Text" w:eastAsia="Times New Roman" w:hAnsi="Google Sans Text" w:cs="Times New Roman"/>
-          <w:color w:val="303030"/>
-          <w:sz w:val="21"/>
-          <w:szCs w:val="21"/>
-          <w:lang w:val="en-US"/>
-        </w:rPr>
-        <w:t>jde</w:t>
-      </w:r>
-      <w:proofErr w:type="spellEnd"/>
-      <w:r>
-        <w:rPr>
-          <w:rFonts w:ascii="Google Sans Text" w:eastAsia="Times New Roman" w:hAnsi="Google Sans Text" w:cs="Times New Roman"/>
-          <w:color w:val="303030"/>
-          <w:sz w:val="21"/>
-          <w:szCs w:val="21"/>
-          <w:lang w:val="en-US"/>
-        </w:rPr>
-        <w:t xml:space="preserve"> o </w:t>
-      </w:r>
-      <w:proofErr w:type="spellStart"/>
-      <w:r>
-        <w:rPr>
-          <w:rFonts w:ascii="Google Sans Text" w:eastAsia="Times New Roman" w:hAnsi="Google Sans Text" w:cs="Times New Roman"/>
-          <w:color w:val="303030"/>
-          <w:sz w:val="21"/>
-          <w:szCs w:val="21"/>
-          <w:lang w:val="en-US"/>
-        </w:rPr>
-        <w:t>specifický</w:t>
-      </w:r>
-      <w:proofErr w:type="spellEnd"/>
-      <w:r>
-        <w:rPr>
-          <w:rFonts w:ascii="Google Sans Text" w:eastAsia="Times New Roman" w:hAnsi="Google Sans Text" w:cs="Times New Roman"/>
-          <w:color w:val="303030"/>
-          <w:sz w:val="21"/>
-          <w:szCs w:val="21"/>
-          <w:lang w:val="en-US"/>
-        </w:rPr>
-        <w:t xml:space="preserve"> </w:t>
-      </w:r>
-      <w:proofErr w:type="spellStart"/>
-      <w:r>
-        <w:rPr>
-          <w:rFonts w:ascii="Google Sans Text" w:eastAsia="Times New Roman" w:hAnsi="Google Sans Text" w:cs="Times New Roman"/>
-          <w:color w:val="303030"/>
-          <w:sz w:val="21"/>
-          <w:szCs w:val="21"/>
-          <w:lang w:val="en-US"/>
-        </w:rPr>
-        <w:t>kapitál</w:t>
-      </w:r>
-      <w:proofErr w:type="spellEnd"/>
-      <w:r>
-        <w:rPr>
-          <w:rFonts w:ascii="Google Sans Text" w:eastAsia="Times New Roman" w:hAnsi="Google Sans Text" w:cs="Times New Roman"/>
-          <w:color w:val="303030"/>
-          <w:sz w:val="21"/>
-          <w:szCs w:val="21"/>
-          <w:lang w:val="en-US"/>
-        </w:rPr>
-        <w:t xml:space="preserve">. Zde Becker </w:t>
-      </w:r>
-      <w:proofErr w:type="spellStart"/>
-      <w:r>
-        <w:rPr>
-          <w:rFonts w:ascii="Google Sans Text" w:eastAsia="Times New Roman" w:hAnsi="Google Sans Text" w:cs="Times New Roman"/>
-          <w:color w:val="303030"/>
-          <w:sz w:val="21"/>
-          <w:szCs w:val="21"/>
-          <w:lang w:val="en-US"/>
-        </w:rPr>
-        <w:t>vysvětluje</w:t>
-      </w:r>
-      <w:proofErr w:type="spellEnd"/>
-      <w:r>
-        <w:rPr>
-          <w:rFonts w:ascii="Google Sans Text" w:eastAsia="Times New Roman" w:hAnsi="Google Sans Text" w:cs="Times New Roman"/>
-          <w:color w:val="303030"/>
-          <w:sz w:val="21"/>
-          <w:szCs w:val="21"/>
-          <w:lang w:val="en-US"/>
-        </w:rPr>
-        <w:t xml:space="preserve">, </w:t>
-      </w:r>
-      <w:proofErr w:type="spellStart"/>
-      <w:r>
-        <w:rPr>
-          <w:rFonts w:ascii="Google Sans Text" w:eastAsia="Times New Roman" w:hAnsi="Google Sans Text" w:cs="Times New Roman"/>
-          <w:color w:val="303030"/>
-          <w:sz w:val="21"/>
-          <w:szCs w:val="21"/>
-          <w:lang w:val="en-US"/>
-        </w:rPr>
-        <w:t>že</w:t>
-      </w:r>
-      <w:proofErr w:type="spellEnd"/>
-      <w:r>
-        <w:rPr>
-          <w:rFonts w:ascii="Google Sans Text" w:eastAsia="Times New Roman" w:hAnsi="Google Sans Text" w:cs="Times New Roman"/>
-          <w:color w:val="303030"/>
-          <w:sz w:val="21"/>
-          <w:szCs w:val="21"/>
-          <w:lang w:val="en-US"/>
-        </w:rPr>
-        <w:t xml:space="preserve"> </w:t>
-      </w:r>
-      <w:proofErr w:type="spellStart"/>
-      <w:r>
-        <w:rPr>
-          <w:rFonts w:ascii="Google Sans Text" w:eastAsia="Times New Roman" w:hAnsi="Google Sans Text" w:cs="Times New Roman"/>
-          <w:color w:val="303030"/>
-          <w:sz w:val="21"/>
-          <w:szCs w:val="21"/>
-          <w:lang w:val="en-US"/>
-        </w:rPr>
-        <w:t>náklady</w:t>
-      </w:r>
-      <w:proofErr w:type="spellEnd"/>
-      <w:r>
-        <w:rPr>
-          <w:rFonts w:ascii="Google Sans Text" w:eastAsia="Times New Roman" w:hAnsi="Google Sans Text" w:cs="Times New Roman"/>
-          <w:color w:val="303030"/>
-          <w:sz w:val="21"/>
-          <w:szCs w:val="21"/>
-          <w:lang w:val="en-US"/>
-        </w:rPr>
-        <w:t xml:space="preserve"> </w:t>
-      </w:r>
-      <w:proofErr w:type="spellStart"/>
-      <w:r>
-        <w:rPr>
-          <w:rFonts w:ascii="Google Sans Text" w:eastAsia="Times New Roman" w:hAnsi="Google Sans Text" w:cs="Times New Roman"/>
-          <w:color w:val="303030"/>
-          <w:sz w:val="21"/>
-          <w:szCs w:val="21"/>
-          <w:lang w:val="en-US"/>
-        </w:rPr>
-        <w:t>i</w:t>
-      </w:r>
-      <w:proofErr w:type="spellEnd"/>
-      <w:r>
-        <w:rPr>
-          <w:rFonts w:ascii="Google Sans Text" w:eastAsia="Times New Roman" w:hAnsi="Google Sans Text" w:cs="Times New Roman"/>
-          <w:color w:val="303030"/>
-          <w:sz w:val="21"/>
-          <w:szCs w:val="21"/>
-          <w:lang w:val="en-US"/>
-        </w:rPr>
-        <w:t xml:space="preserve"> </w:t>
-      </w:r>
-      <w:proofErr w:type="spellStart"/>
-      <w:r>
-        <w:rPr>
-          <w:rFonts w:ascii="Google Sans Text" w:eastAsia="Times New Roman" w:hAnsi="Google Sans Text" w:cs="Times New Roman"/>
-          <w:color w:val="303030"/>
-          <w:sz w:val="21"/>
-          <w:szCs w:val="21"/>
-          <w:lang w:val="en-US"/>
-        </w:rPr>
-        <w:t>výnosy</w:t>
-      </w:r>
-      <w:proofErr w:type="spellEnd"/>
-      <w:r>
-        <w:rPr>
-          <w:rFonts w:ascii="Google Sans Text" w:eastAsia="Times New Roman" w:hAnsi="Google Sans Text" w:cs="Times New Roman"/>
-          <w:color w:val="303030"/>
-          <w:sz w:val="21"/>
-          <w:szCs w:val="21"/>
-          <w:lang w:val="en-US"/>
-        </w:rPr>
-        <w:t xml:space="preserve"> </w:t>
-      </w:r>
-      <w:proofErr w:type="spellStart"/>
-      <w:r>
-        <w:rPr>
-          <w:rFonts w:ascii="Google Sans Text" w:eastAsia="Times New Roman" w:hAnsi="Google Sans Text" w:cs="Times New Roman"/>
-          <w:color w:val="303030"/>
-          <w:sz w:val="21"/>
-          <w:szCs w:val="21"/>
-          <w:lang w:val="en-US"/>
-        </w:rPr>
-        <w:t>obvykle</w:t>
-      </w:r>
-      <w:proofErr w:type="spellEnd"/>
-      <w:r>
-        <w:rPr>
-          <w:rFonts w:ascii="Google Sans Text" w:eastAsia="Times New Roman" w:hAnsi="Google Sans Text" w:cs="Times New Roman"/>
-          <w:color w:val="303030"/>
-          <w:sz w:val="21"/>
-          <w:szCs w:val="21"/>
-          <w:lang w:val="en-US"/>
-        </w:rPr>
-        <w:t xml:space="preserve"> </w:t>
-      </w:r>
-      <w:proofErr w:type="spellStart"/>
-      <w:r>
-        <w:rPr>
-          <w:rFonts w:ascii="Google Sans Text" w:eastAsia="Times New Roman" w:hAnsi="Google Sans Text" w:cs="Times New Roman"/>
-          <w:color w:val="303030"/>
-          <w:sz w:val="21"/>
-          <w:szCs w:val="21"/>
-          <w:lang w:val="en-US"/>
-        </w:rPr>
-        <w:t>sdílí</w:t>
-      </w:r>
-      <w:proofErr w:type="spellEnd"/>
-      <w:r>
-        <w:rPr>
-          <w:rFonts w:ascii="Google Sans Text" w:eastAsia="Times New Roman" w:hAnsi="Google Sans Text" w:cs="Times New Roman"/>
-          <w:color w:val="303030"/>
-          <w:sz w:val="21"/>
-          <w:szCs w:val="21"/>
-          <w:lang w:val="en-US"/>
-        </w:rPr>
-        <w:t xml:space="preserve"> </w:t>
-      </w:r>
-      <w:proofErr w:type="spellStart"/>
-      <w:r>
-        <w:rPr>
-          <w:rFonts w:ascii="Google Sans Text" w:eastAsia="Times New Roman" w:hAnsi="Google Sans Text" w:cs="Times New Roman"/>
-          <w:color w:val="303030"/>
-          <w:sz w:val="21"/>
-          <w:szCs w:val="21"/>
-          <w:lang w:val="en-US"/>
-        </w:rPr>
-        <w:t>firma</w:t>
-      </w:r>
-      <w:proofErr w:type="spellEnd"/>
-      <w:r>
-        <w:rPr>
-          <w:rFonts w:ascii="Google Sans Text" w:eastAsia="Times New Roman" w:hAnsi="Google Sans Text" w:cs="Times New Roman"/>
-          <w:color w:val="303030"/>
-          <w:sz w:val="21"/>
-          <w:szCs w:val="21"/>
-          <w:lang w:val="en-US"/>
-        </w:rPr>
-        <w:t xml:space="preserve"> </w:t>
-      </w:r>
-      <w:proofErr w:type="spellStart"/>
-      <w:r>
-        <w:rPr>
-          <w:rFonts w:ascii="Google Sans Text" w:eastAsia="Times New Roman" w:hAnsi="Google Sans Text" w:cs="Times New Roman"/>
-          <w:color w:val="303030"/>
-          <w:sz w:val="21"/>
-          <w:szCs w:val="21"/>
-          <w:lang w:val="en-US"/>
-        </w:rPr>
-        <w:t>i</w:t>
-      </w:r>
-      <w:proofErr w:type="spellEnd"/>
-      <w:r>
-        <w:rPr>
-          <w:rFonts w:ascii="Google Sans Text" w:eastAsia="Times New Roman" w:hAnsi="Google Sans Text" w:cs="Times New Roman"/>
-          <w:color w:val="303030"/>
-          <w:sz w:val="21"/>
-          <w:szCs w:val="21"/>
-          <w:lang w:val="en-US"/>
-        </w:rPr>
-        <w:t xml:space="preserve"> </w:t>
-      </w:r>
-      <w:proofErr w:type="spellStart"/>
-      <w:r>
-        <w:rPr>
-          <w:rFonts w:ascii="Google Sans Text" w:eastAsia="Times New Roman" w:hAnsi="Google Sans Text" w:cs="Times New Roman"/>
-          <w:color w:val="303030"/>
-          <w:sz w:val="21"/>
-          <w:szCs w:val="21"/>
-          <w:lang w:val="en-US"/>
-        </w:rPr>
-        <w:t>zaměstnanec</w:t>
-      </w:r>
-      <w:proofErr w:type="spellEnd"/>
-      <w:r>
-        <w:rPr>
-          <w:rFonts w:ascii="Google Sans Text" w:eastAsia="Times New Roman" w:hAnsi="Google Sans Text" w:cs="Times New Roman"/>
-          <w:color w:val="303030"/>
-          <w:sz w:val="21"/>
-          <w:szCs w:val="21"/>
-          <w:lang w:val="en-US"/>
-        </w:rPr>
-        <w:t xml:space="preserve">, </w:t>
-      </w:r>
-      <w:proofErr w:type="spellStart"/>
-      <w:r>
-        <w:rPr>
-          <w:rFonts w:ascii="Google Sans Text" w:eastAsia="Times New Roman" w:hAnsi="Google Sans Text" w:cs="Times New Roman"/>
-          <w:color w:val="303030"/>
-          <w:sz w:val="21"/>
-          <w:szCs w:val="21"/>
-          <w:lang w:val="en-US"/>
-        </w:rPr>
-        <w:t>což</w:t>
-      </w:r>
-      <w:proofErr w:type="spellEnd"/>
-      <w:r>
-        <w:rPr>
-          <w:rFonts w:ascii="Google Sans Text" w:eastAsia="Times New Roman" w:hAnsi="Google Sans Text" w:cs="Times New Roman"/>
-          <w:color w:val="303030"/>
-          <w:sz w:val="21"/>
-          <w:szCs w:val="21"/>
-          <w:lang w:val="en-US"/>
-        </w:rPr>
-        <w:t xml:space="preserve"> </w:t>
-      </w:r>
-      <w:proofErr w:type="spellStart"/>
-      <w:r>
-        <w:rPr>
-          <w:rFonts w:ascii="Google Sans Text" w:eastAsia="Times New Roman" w:hAnsi="Google Sans Text" w:cs="Times New Roman"/>
-          <w:color w:val="303030"/>
-          <w:sz w:val="21"/>
-          <w:szCs w:val="21"/>
-          <w:lang w:val="en-US"/>
-        </w:rPr>
-        <w:t>vede</w:t>
-      </w:r>
-      <w:proofErr w:type="spellEnd"/>
-      <w:r>
-        <w:rPr>
-          <w:rFonts w:ascii="Google Sans Text" w:eastAsia="Times New Roman" w:hAnsi="Google Sans Text" w:cs="Times New Roman"/>
-          <w:color w:val="303030"/>
-          <w:sz w:val="21"/>
-          <w:szCs w:val="21"/>
-          <w:lang w:val="en-US"/>
-        </w:rPr>
-        <w:t xml:space="preserve"> k </w:t>
-      </w:r>
-      <w:proofErr w:type="spellStart"/>
-      <w:r>
-        <w:rPr>
-          <w:rFonts w:ascii="Google Sans Text" w:eastAsia="Times New Roman" w:hAnsi="Google Sans Text" w:cs="Times New Roman"/>
-          <w:color w:val="303030"/>
-          <w:sz w:val="21"/>
-          <w:szCs w:val="21"/>
-          <w:lang w:val="en-US"/>
-        </w:rPr>
-        <w:t>nižší</w:t>
-      </w:r>
-      <w:proofErr w:type="spellEnd"/>
-      <w:r>
-        <w:rPr>
-          <w:rFonts w:ascii="Google Sans Text" w:eastAsia="Times New Roman" w:hAnsi="Google Sans Text" w:cs="Times New Roman"/>
-          <w:color w:val="303030"/>
-          <w:sz w:val="21"/>
-          <w:szCs w:val="21"/>
-          <w:lang w:val="en-US"/>
-        </w:rPr>
-        <w:t xml:space="preserve"> </w:t>
-      </w:r>
-      <w:proofErr w:type="spellStart"/>
-      <w:r>
-        <w:rPr>
-          <w:rFonts w:ascii="Google Sans Text" w:eastAsia="Times New Roman" w:hAnsi="Google Sans Text" w:cs="Times New Roman"/>
-          <w:color w:val="303030"/>
-          <w:sz w:val="21"/>
-          <w:szCs w:val="21"/>
-          <w:lang w:val="en-US"/>
-        </w:rPr>
-        <w:t>fluktuaci</w:t>
-      </w:r>
-      <w:proofErr w:type="spellEnd"/>
-      <w:r>
-        <w:rPr>
-          <w:rFonts w:ascii="Google Sans Text" w:eastAsia="Times New Roman" w:hAnsi="Google Sans Text" w:cs="Times New Roman"/>
-          <w:color w:val="303030"/>
-          <w:sz w:val="21"/>
-          <w:szCs w:val="21"/>
-          <w:lang w:val="en-US"/>
-        </w:rPr>
-        <w:t>.</w:t>
-      </w:r>
-    </w:p>
-    <w:p>
-      <w:pPr>
-        <w:numPr>
-          <w:ilvl w:val="0"/>
-          <w:numId w:val="46"/>
-        </w:numPr>
-        <w:shd w:val="clear" w:color="auto" w:fill="FFFFFF"/>
-        <w:spacing w:before="100" w:beforeAutospacing="1" w:after="100" w:afterAutospacing="1" w:line="240" w:lineRule="auto"/>
-        <w:jc w:val="left"/>
-        <w:rPr>
-          <w:rFonts w:ascii="Google Sans Text" w:eastAsia="Times New Roman" w:hAnsi="Google Sans Text" w:cs="Times New Roman"/>
-          <w:color w:val="303030"/>
-          <w:sz w:val="21"/>
-          <w:szCs w:val="21"/>
-          <w:lang w:val="en-US"/>
-        </w:rPr>
-      </w:pPr>
-      <w:proofErr w:type="spellStart"/>
-      <w:r>
-        <w:rPr>
-          <w:rFonts w:ascii="Google Sans Text" w:eastAsia="Times New Roman" w:hAnsi="Google Sans Text" w:cs="Times New Roman"/>
-          <w:b/>
-          <w:bCs/>
-          <w:color w:val="303030"/>
-          <w:sz w:val="21"/>
-          <w:szCs w:val="21"/>
-          <w:lang w:val="en-US"/>
-        </w:rPr>
-        <w:lastRenderedPageBreak/>
-        <w:t>Aplikace</w:t>
-      </w:r>
-      <w:proofErr w:type="spellEnd"/>
-      <w:r>
-        <w:rPr>
-          <w:rFonts w:ascii="Google Sans Text" w:eastAsia="Times New Roman" w:hAnsi="Google Sans Text" w:cs="Times New Roman"/>
-          <w:b/>
-          <w:bCs/>
-          <w:color w:val="303030"/>
-          <w:sz w:val="21"/>
-          <w:szCs w:val="21"/>
-          <w:lang w:val="en-US"/>
-        </w:rPr>
-        <w:t>:</w:t>
-      </w:r>
-      <w:r>
-        <w:rPr>
-          <w:rFonts w:ascii="Google Sans Text" w:eastAsia="Times New Roman" w:hAnsi="Google Sans Text" w:cs="Times New Roman"/>
-          <w:color w:val="303030"/>
-          <w:sz w:val="21"/>
-          <w:szCs w:val="21"/>
-          <w:lang w:val="en-US"/>
-        </w:rPr>
-        <w:t xml:space="preserve"> V </w:t>
-      </w:r>
-      <w:proofErr w:type="spellStart"/>
-      <w:r>
-        <w:rPr>
-          <w:rFonts w:ascii="Google Sans Text" w:eastAsia="Times New Roman" w:hAnsi="Google Sans Text" w:cs="Times New Roman"/>
-          <w:color w:val="303030"/>
-          <w:sz w:val="21"/>
-          <w:szCs w:val="21"/>
-          <w:lang w:val="en-US"/>
-        </w:rPr>
-        <w:t>diplomce</w:t>
-      </w:r>
-      <w:proofErr w:type="spellEnd"/>
-      <w:r>
-        <w:rPr>
-          <w:rFonts w:ascii="Google Sans Text" w:eastAsia="Times New Roman" w:hAnsi="Google Sans Text" w:cs="Times New Roman"/>
-          <w:color w:val="303030"/>
-          <w:sz w:val="21"/>
-          <w:szCs w:val="21"/>
-          <w:lang w:val="en-US"/>
-        </w:rPr>
-        <w:t xml:space="preserve"> </w:t>
-      </w:r>
-      <w:proofErr w:type="spellStart"/>
-      <w:r>
-        <w:rPr>
-          <w:rFonts w:ascii="Google Sans Text" w:eastAsia="Times New Roman" w:hAnsi="Google Sans Text" w:cs="Times New Roman"/>
-          <w:color w:val="303030"/>
-          <w:sz w:val="21"/>
-          <w:szCs w:val="21"/>
-          <w:lang w:val="en-US"/>
-        </w:rPr>
-        <w:t>můžete</w:t>
-      </w:r>
-      <w:proofErr w:type="spellEnd"/>
-      <w:r>
-        <w:rPr>
-          <w:rFonts w:ascii="Google Sans Text" w:eastAsia="Times New Roman" w:hAnsi="Google Sans Text" w:cs="Times New Roman"/>
-          <w:color w:val="303030"/>
-          <w:sz w:val="21"/>
-          <w:szCs w:val="21"/>
-          <w:lang w:val="en-US"/>
-        </w:rPr>
-        <w:t xml:space="preserve"> </w:t>
-      </w:r>
-      <w:proofErr w:type="spellStart"/>
-      <w:r>
-        <w:rPr>
-          <w:rFonts w:ascii="Google Sans Text" w:eastAsia="Times New Roman" w:hAnsi="Google Sans Text" w:cs="Times New Roman"/>
-          <w:color w:val="303030"/>
-          <w:sz w:val="21"/>
-          <w:szCs w:val="21"/>
-          <w:lang w:val="en-US"/>
-        </w:rPr>
-        <w:t>sledovat</w:t>
-      </w:r>
-      <w:proofErr w:type="spellEnd"/>
-      <w:r>
-        <w:rPr>
-          <w:rFonts w:ascii="Google Sans Text" w:eastAsia="Times New Roman" w:hAnsi="Google Sans Text" w:cs="Times New Roman"/>
-          <w:color w:val="303030"/>
-          <w:sz w:val="21"/>
-          <w:szCs w:val="21"/>
-          <w:lang w:val="en-US"/>
-        </w:rPr>
-        <w:t xml:space="preserve">, </w:t>
-      </w:r>
-      <w:proofErr w:type="spellStart"/>
-      <w:r>
-        <w:rPr>
-          <w:rFonts w:ascii="Google Sans Text" w:eastAsia="Times New Roman" w:hAnsi="Google Sans Text" w:cs="Times New Roman"/>
-          <w:color w:val="303030"/>
-          <w:sz w:val="21"/>
-          <w:szCs w:val="21"/>
-          <w:lang w:val="en-US"/>
-        </w:rPr>
-        <w:t>zda</w:t>
-      </w:r>
-      <w:proofErr w:type="spellEnd"/>
-      <w:r>
-        <w:rPr>
-          <w:rFonts w:ascii="Google Sans Text" w:eastAsia="Times New Roman" w:hAnsi="Google Sans Text" w:cs="Times New Roman"/>
-          <w:color w:val="303030"/>
-          <w:sz w:val="21"/>
-          <w:szCs w:val="21"/>
-          <w:lang w:val="en-US"/>
-        </w:rPr>
-        <w:t xml:space="preserve"> </w:t>
-      </w:r>
-      <w:proofErr w:type="spellStart"/>
-      <w:r>
-        <w:rPr>
-          <w:rFonts w:ascii="Google Sans Text" w:eastAsia="Times New Roman" w:hAnsi="Google Sans Text" w:cs="Times New Roman"/>
-          <w:color w:val="303030"/>
-          <w:sz w:val="21"/>
-          <w:szCs w:val="21"/>
-          <w:lang w:val="en-US"/>
-        </w:rPr>
-        <w:t>inzeráty</w:t>
-      </w:r>
-      <w:proofErr w:type="spellEnd"/>
-      <w:r>
-        <w:rPr>
-          <w:rFonts w:ascii="Google Sans Text" w:eastAsia="Times New Roman" w:hAnsi="Google Sans Text" w:cs="Times New Roman"/>
-          <w:color w:val="303030"/>
-          <w:sz w:val="21"/>
-          <w:szCs w:val="21"/>
-          <w:lang w:val="en-US"/>
-        </w:rPr>
-        <w:t xml:space="preserve"> v USA, </w:t>
-      </w:r>
-      <w:proofErr w:type="spellStart"/>
-      <w:r>
-        <w:rPr>
-          <w:rFonts w:ascii="Google Sans Text" w:eastAsia="Times New Roman" w:hAnsi="Google Sans Text" w:cs="Times New Roman"/>
-          <w:color w:val="303030"/>
-          <w:sz w:val="21"/>
-          <w:szCs w:val="21"/>
-          <w:lang w:val="en-US"/>
-        </w:rPr>
-        <w:t>Německu</w:t>
-      </w:r>
-      <w:proofErr w:type="spellEnd"/>
-      <w:r>
-        <w:rPr>
-          <w:rFonts w:ascii="Google Sans Text" w:eastAsia="Times New Roman" w:hAnsi="Google Sans Text" w:cs="Times New Roman"/>
-          <w:color w:val="303030"/>
-          <w:sz w:val="21"/>
-          <w:szCs w:val="21"/>
-          <w:lang w:val="en-US"/>
-        </w:rPr>
-        <w:t xml:space="preserve"> </w:t>
-      </w:r>
-      <w:proofErr w:type="spellStart"/>
-      <w:r>
-        <w:rPr>
-          <w:rFonts w:ascii="Google Sans Text" w:eastAsia="Times New Roman" w:hAnsi="Google Sans Text" w:cs="Times New Roman"/>
-          <w:color w:val="303030"/>
-          <w:sz w:val="21"/>
-          <w:szCs w:val="21"/>
-          <w:lang w:val="en-US"/>
-        </w:rPr>
-        <w:t>či</w:t>
-      </w:r>
-      <w:proofErr w:type="spellEnd"/>
-      <w:r>
-        <w:rPr>
-          <w:rFonts w:ascii="Google Sans Text" w:eastAsia="Times New Roman" w:hAnsi="Google Sans Text" w:cs="Times New Roman"/>
-          <w:color w:val="303030"/>
-          <w:sz w:val="21"/>
-          <w:szCs w:val="21"/>
-          <w:lang w:val="en-US"/>
-        </w:rPr>
-        <w:t xml:space="preserve"> </w:t>
-      </w:r>
-      <w:proofErr w:type="spellStart"/>
-      <w:r>
-        <w:rPr>
-          <w:rFonts w:ascii="Google Sans Text" w:eastAsia="Times New Roman" w:hAnsi="Google Sans Text" w:cs="Times New Roman"/>
-          <w:color w:val="303030"/>
-          <w:sz w:val="21"/>
-          <w:szCs w:val="21"/>
-          <w:lang w:val="en-US"/>
-        </w:rPr>
-        <w:t>Indii</w:t>
-      </w:r>
-      <w:proofErr w:type="spellEnd"/>
-      <w:r>
-        <w:rPr>
-          <w:rFonts w:ascii="Google Sans Text" w:eastAsia="Times New Roman" w:hAnsi="Google Sans Text" w:cs="Times New Roman"/>
-          <w:color w:val="303030"/>
-          <w:sz w:val="21"/>
-          <w:szCs w:val="21"/>
-          <w:lang w:val="en-US"/>
-        </w:rPr>
-        <w:t xml:space="preserve"> </w:t>
-      </w:r>
-      <w:proofErr w:type="spellStart"/>
-      <w:r>
-        <w:rPr>
-          <w:rFonts w:ascii="Google Sans Text" w:eastAsia="Times New Roman" w:hAnsi="Google Sans Text" w:cs="Times New Roman"/>
-          <w:color w:val="303030"/>
-          <w:sz w:val="21"/>
-          <w:szCs w:val="21"/>
-          <w:lang w:val="en-US"/>
-        </w:rPr>
-        <w:t>kladou</w:t>
-      </w:r>
-      <w:proofErr w:type="spellEnd"/>
-      <w:r>
-        <w:rPr>
-          <w:rFonts w:ascii="Google Sans Text" w:eastAsia="Times New Roman" w:hAnsi="Google Sans Text" w:cs="Times New Roman"/>
-          <w:color w:val="303030"/>
-          <w:sz w:val="21"/>
-          <w:szCs w:val="21"/>
-          <w:lang w:val="en-US"/>
-        </w:rPr>
-        <w:t xml:space="preserve"> </w:t>
-      </w:r>
-      <w:proofErr w:type="spellStart"/>
-      <w:r>
-        <w:rPr>
-          <w:rFonts w:ascii="Google Sans Text" w:eastAsia="Times New Roman" w:hAnsi="Google Sans Text" w:cs="Times New Roman"/>
-          <w:color w:val="303030"/>
-          <w:sz w:val="21"/>
-          <w:szCs w:val="21"/>
-          <w:lang w:val="en-US"/>
-        </w:rPr>
-        <w:t>větší</w:t>
-      </w:r>
-      <w:proofErr w:type="spellEnd"/>
-      <w:r>
-        <w:rPr>
-          <w:rFonts w:ascii="Google Sans Text" w:eastAsia="Times New Roman" w:hAnsi="Google Sans Text" w:cs="Times New Roman"/>
-          <w:color w:val="303030"/>
-          <w:sz w:val="21"/>
-          <w:szCs w:val="21"/>
-          <w:lang w:val="en-US"/>
-        </w:rPr>
-        <w:t xml:space="preserve"> </w:t>
-      </w:r>
-      <w:proofErr w:type="spellStart"/>
-      <w:r>
-        <w:rPr>
-          <w:rFonts w:ascii="Google Sans Text" w:eastAsia="Times New Roman" w:hAnsi="Google Sans Text" w:cs="Times New Roman"/>
-          <w:color w:val="303030"/>
-          <w:sz w:val="21"/>
-          <w:szCs w:val="21"/>
-          <w:lang w:val="en-US"/>
-        </w:rPr>
-        <w:t>důraz</w:t>
-      </w:r>
-      <w:proofErr w:type="spellEnd"/>
-      <w:r>
-        <w:rPr>
-          <w:rFonts w:ascii="Google Sans Text" w:eastAsia="Times New Roman" w:hAnsi="Google Sans Text" w:cs="Times New Roman"/>
-          <w:color w:val="303030"/>
-          <w:sz w:val="21"/>
-          <w:szCs w:val="21"/>
-          <w:lang w:val="en-US"/>
-        </w:rPr>
-        <w:t xml:space="preserve"> </w:t>
-      </w:r>
-      <w:proofErr w:type="spellStart"/>
-      <w:r>
-        <w:rPr>
-          <w:rFonts w:ascii="Google Sans Text" w:eastAsia="Times New Roman" w:hAnsi="Google Sans Text" w:cs="Times New Roman"/>
-          <w:color w:val="303030"/>
-          <w:sz w:val="21"/>
-          <w:szCs w:val="21"/>
-          <w:lang w:val="en-US"/>
-        </w:rPr>
-        <w:t>na</w:t>
-      </w:r>
-      <w:proofErr w:type="spellEnd"/>
-      <w:r>
-        <w:rPr>
-          <w:rFonts w:ascii="Google Sans Text" w:eastAsia="Times New Roman" w:hAnsi="Google Sans Text" w:cs="Times New Roman"/>
-          <w:color w:val="303030"/>
-          <w:sz w:val="21"/>
-          <w:szCs w:val="21"/>
-          <w:lang w:val="en-US"/>
-        </w:rPr>
-        <w:t xml:space="preserve"> </w:t>
-      </w:r>
-      <w:proofErr w:type="spellStart"/>
-      <w:r>
-        <w:rPr>
-          <w:rFonts w:ascii="Google Sans Text" w:eastAsia="Times New Roman" w:hAnsi="Google Sans Text" w:cs="Times New Roman"/>
-          <w:color w:val="303030"/>
-          <w:sz w:val="21"/>
-          <w:szCs w:val="21"/>
-          <w:lang w:val="en-US"/>
-        </w:rPr>
-        <w:t>obecné</w:t>
-      </w:r>
-      <w:proofErr w:type="spellEnd"/>
-      <w:r>
-        <w:rPr>
-          <w:rFonts w:ascii="Google Sans Text" w:eastAsia="Times New Roman" w:hAnsi="Google Sans Text" w:cs="Times New Roman"/>
-          <w:color w:val="303030"/>
-          <w:sz w:val="21"/>
-          <w:szCs w:val="21"/>
-          <w:lang w:val="en-US"/>
-        </w:rPr>
-        <w:t xml:space="preserve"> (</w:t>
-      </w:r>
-      <w:proofErr w:type="spellStart"/>
-      <w:r>
-        <w:rPr>
-          <w:rFonts w:ascii="Google Sans Text" w:eastAsia="Times New Roman" w:hAnsi="Google Sans Text" w:cs="Times New Roman"/>
-          <w:color w:val="303030"/>
-          <w:sz w:val="21"/>
-          <w:szCs w:val="21"/>
-          <w:lang w:val="en-US"/>
-        </w:rPr>
-        <w:t>certifikace</w:t>
-      </w:r>
-      <w:proofErr w:type="spellEnd"/>
-      <w:r>
-        <w:rPr>
-          <w:rFonts w:ascii="Google Sans Text" w:eastAsia="Times New Roman" w:hAnsi="Google Sans Text" w:cs="Times New Roman"/>
-          <w:color w:val="303030"/>
-          <w:sz w:val="21"/>
-          <w:szCs w:val="21"/>
-          <w:lang w:val="en-US"/>
-        </w:rPr>
-        <w:t xml:space="preserve">, </w:t>
-      </w:r>
-      <w:proofErr w:type="spellStart"/>
-      <w:r>
-        <w:rPr>
-          <w:rFonts w:ascii="Google Sans Text" w:eastAsia="Times New Roman" w:hAnsi="Google Sans Text" w:cs="Times New Roman"/>
-          <w:color w:val="303030"/>
-          <w:sz w:val="21"/>
-          <w:szCs w:val="21"/>
-          <w:lang w:val="en-US"/>
-        </w:rPr>
-        <w:t>známé</w:t>
-      </w:r>
-      <w:proofErr w:type="spellEnd"/>
-      <w:r>
-        <w:rPr>
-          <w:rFonts w:ascii="Google Sans Text" w:eastAsia="Times New Roman" w:hAnsi="Google Sans Text" w:cs="Times New Roman"/>
-          <w:color w:val="303030"/>
-          <w:sz w:val="21"/>
-          <w:szCs w:val="21"/>
-          <w:lang w:val="en-US"/>
-        </w:rPr>
-        <w:t xml:space="preserve"> </w:t>
-      </w:r>
-      <w:proofErr w:type="spellStart"/>
-      <w:r>
-        <w:rPr>
-          <w:rFonts w:ascii="Google Sans Text" w:eastAsia="Times New Roman" w:hAnsi="Google Sans Text" w:cs="Times New Roman"/>
-          <w:color w:val="303030"/>
-          <w:sz w:val="21"/>
-          <w:szCs w:val="21"/>
-          <w:lang w:val="en-US"/>
-        </w:rPr>
-        <w:t>nástroje</w:t>
-      </w:r>
-      <w:proofErr w:type="spellEnd"/>
-      <w:r>
-        <w:rPr>
-          <w:rFonts w:ascii="Google Sans Text" w:eastAsia="Times New Roman" w:hAnsi="Google Sans Text" w:cs="Times New Roman"/>
-          <w:color w:val="303030"/>
-          <w:sz w:val="21"/>
-          <w:szCs w:val="21"/>
-          <w:lang w:val="en-US"/>
-        </w:rPr>
-        <w:t xml:space="preserve">) </w:t>
-      </w:r>
-      <w:proofErr w:type="spellStart"/>
-      <w:r>
-        <w:rPr>
-          <w:rFonts w:ascii="Google Sans Text" w:eastAsia="Times New Roman" w:hAnsi="Google Sans Text" w:cs="Times New Roman"/>
-          <w:color w:val="303030"/>
-          <w:sz w:val="21"/>
-          <w:szCs w:val="21"/>
-          <w:lang w:val="en-US"/>
-        </w:rPr>
-        <w:t>nebo</w:t>
-      </w:r>
-      <w:proofErr w:type="spellEnd"/>
-      <w:r>
-        <w:rPr>
-          <w:rFonts w:ascii="Google Sans Text" w:eastAsia="Times New Roman" w:hAnsi="Google Sans Text" w:cs="Times New Roman"/>
-          <w:color w:val="303030"/>
-          <w:sz w:val="21"/>
-          <w:szCs w:val="21"/>
-          <w:lang w:val="en-US"/>
-        </w:rPr>
-        <w:t xml:space="preserve"> </w:t>
-      </w:r>
-      <w:proofErr w:type="spellStart"/>
-      <w:r>
-        <w:rPr>
-          <w:rFonts w:ascii="Google Sans Text" w:eastAsia="Times New Roman" w:hAnsi="Google Sans Text" w:cs="Times New Roman"/>
-          <w:color w:val="303030"/>
-          <w:sz w:val="21"/>
-          <w:szCs w:val="21"/>
-          <w:lang w:val="en-US"/>
-        </w:rPr>
-        <w:t>specifické</w:t>
-      </w:r>
-      <w:proofErr w:type="spellEnd"/>
-      <w:r>
-        <w:rPr>
-          <w:rFonts w:ascii="Google Sans Text" w:eastAsia="Times New Roman" w:hAnsi="Google Sans Text" w:cs="Times New Roman"/>
-          <w:color w:val="303030"/>
-          <w:sz w:val="21"/>
-          <w:szCs w:val="21"/>
-          <w:lang w:val="en-US"/>
-        </w:rPr>
-        <w:t xml:space="preserve"> </w:t>
-      </w:r>
-      <w:proofErr w:type="spellStart"/>
-      <w:r>
-        <w:rPr>
-          <w:rFonts w:ascii="Google Sans Text" w:eastAsia="Times New Roman" w:hAnsi="Google Sans Text" w:cs="Times New Roman"/>
-          <w:color w:val="303030"/>
-          <w:sz w:val="21"/>
-          <w:szCs w:val="21"/>
-          <w:lang w:val="en-US"/>
-        </w:rPr>
-        <w:t>dovednosti</w:t>
-      </w:r>
-      <w:proofErr w:type="spellEnd"/>
-      <w:r>
-        <w:rPr>
-          <w:rFonts w:ascii="Google Sans Text" w:eastAsia="Times New Roman" w:hAnsi="Google Sans Text" w:cs="Times New Roman"/>
-          <w:color w:val="303030"/>
-          <w:sz w:val="21"/>
-          <w:szCs w:val="21"/>
-          <w:lang w:val="en-US"/>
-        </w:rPr>
-        <w:t xml:space="preserve"> (</w:t>
-      </w:r>
-      <w:proofErr w:type="spellStart"/>
-      <w:r>
-        <w:rPr>
-          <w:rFonts w:ascii="Google Sans Text" w:eastAsia="Times New Roman" w:hAnsi="Google Sans Text" w:cs="Times New Roman"/>
-          <w:color w:val="303030"/>
-          <w:sz w:val="21"/>
-          <w:szCs w:val="21"/>
-          <w:lang w:val="en-US"/>
-        </w:rPr>
-        <w:t>znalost</w:t>
-      </w:r>
-      <w:proofErr w:type="spellEnd"/>
-      <w:r>
-        <w:rPr>
-          <w:rFonts w:ascii="Google Sans Text" w:eastAsia="Times New Roman" w:hAnsi="Google Sans Text" w:cs="Times New Roman"/>
-          <w:color w:val="303030"/>
-          <w:sz w:val="21"/>
-          <w:szCs w:val="21"/>
-          <w:lang w:val="en-US"/>
-        </w:rPr>
-        <w:t xml:space="preserve"> </w:t>
-      </w:r>
-      <w:proofErr w:type="spellStart"/>
-      <w:r>
-        <w:rPr>
-          <w:rFonts w:ascii="Google Sans Text" w:eastAsia="Times New Roman" w:hAnsi="Google Sans Text" w:cs="Times New Roman"/>
-          <w:color w:val="303030"/>
-          <w:sz w:val="21"/>
-          <w:szCs w:val="21"/>
-          <w:lang w:val="en-US"/>
-        </w:rPr>
-        <w:t>konkrétního</w:t>
-      </w:r>
-      <w:proofErr w:type="spellEnd"/>
-      <w:r>
-        <w:rPr>
-          <w:rFonts w:ascii="Google Sans Text" w:eastAsia="Times New Roman" w:hAnsi="Google Sans Text" w:cs="Times New Roman"/>
-          <w:color w:val="303030"/>
-          <w:sz w:val="21"/>
-          <w:szCs w:val="21"/>
-          <w:lang w:val="en-US"/>
-        </w:rPr>
-        <w:t xml:space="preserve"> </w:t>
-      </w:r>
-      <w:proofErr w:type="spellStart"/>
-      <w:r>
-        <w:rPr>
-          <w:rFonts w:ascii="Google Sans Text" w:eastAsia="Times New Roman" w:hAnsi="Google Sans Text" w:cs="Times New Roman"/>
-          <w:color w:val="303030"/>
-          <w:sz w:val="21"/>
-          <w:szCs w:val="21"/>
-          <w:lang w:val="en-US"/>
-        </w:rPr>
-        <w:t>firemního</w:t>
-      </w:r>
-      <w:proofErr w:type="spellEnd"/>
-      <w:r>
-        <w:rPr>
-          <w:rFonts w:ascii="Google Sans Text" w:eastAsia="Times New Roman" w:hAnsi="Google Sans Text" w:cs="Times New Roman"/>
-          <w:color w:val="303030"/>
-          <w:sz w:val="21"/>
-          <w:szCs w:val="21"/>
-          <w:lang w:val="en-US"/>
-        </w:rPr>
-        <w:t xml:space="preserve"> </w:t>
-      </w:r>
-      <w:proofErr w:type="spellStart"/>
-      <w:r>
-        <w:rPr>
-          <w:rFonts w:ascii="Google Sans Text" w:eastAsia="Times New Roman" w:hAnsi="Google Sans Text" w:cs="Times New Roman"/>
-          <w:color w:val="303030"/>
-          <w:sz w:val="21"/>
-          <w:szCs w:val="21"/>
-          <w:lang w:val="en-US"/>
-        </w:rPr>
-        <w:t>doménového</w:t>
-      </w:r>
-      <w:proofErr w:type="spellEnd"/>
-      <w:r>
-        <w:rPr>
-          <w:rFonts w:ascii="Google Sans Text" w:eastAsia="Times New Roman" w:hAnsi="Google Sans Text" w:cs="Times New Roman"/>
-          <w:color w:val="303030"/>
-          <w:sz w:val="21"/>
-          <w:szCs w:val="21"/>
-          <w:lang w:val="en-US"/>
-        </w:rPr>
-        <w:t xml:space="preserve"> </w:t>
-      </w:r>
-      <w:proofErr w:type="spellStart"/>
-      <w:r>
-        <w:rPr>
-          <w:rFonts w:ascii="Google Sans Text" w:eastAsia="Times New Roman" w:hAnsi="Google Sans Text" w:cs="Times New Roman"/>
-          <w:color w:val="303030"/>
-          <w:sz w:val="21"/>
-          <w:szCs w:val="21"/>
-          <w:lang w:val="en-US"/>
-        </w:rPr>
-        <w:t>prostředí</w:t>
-      </w:r>
-      <w:proofErr w:type="spellEnd"/>
-    </w:p>
-    <w:p>
-      <w:pPr>
-        <w:numPr>
-          <w:ilvl w:val="0"/>
-          <w:numId w:val="26"/>
-        </w:numPr>
-        <w:spacing w:before="100" w:beforeAutospacing="1" w:after="100" w:afterAutospacing="1"/>
-        <w:rPr>
-          <w:rFonts w:ascii="Times New Roman" w:eastAsia="Times New Roman" w:hAnsi="Times New Roman" w:cs="Times New Roman"/>
-          <w:noProof/>
-          <w:color w:val="EE0000"/>
-          <w:lang w:eastAsia="cs-CZ"/>
-        </w:rPr>
-      </w:pPr>
-      <w:r>
-        <w:rPr>
-          <w:rFonts w:ascii="Times New Roman" w:eastAsia="Times New Roman" w:hAnsi="Times New Roman" w:cs="Times New Roman"/>
-          <w:noProof/>
-          <w:color w:val="EE0000"/>
-          <w:lang w:eastAsia="cs-CZ"/>
-        </w:rPr>
-        <w:t>Investice do vzdělání a dovedností jako forma kapitálu</w:t>
-      </w:r>
-    </w:p>
-    <w:p>
-      <w:pPr>
-        <w:numPr>
-          <w:ilvl w:val="0"/>
-          <w:numId w:val="26"/>
-        </w:numPr>
-        <w:spacing w:before="100" w:beforeAutospacing="1" w:after="100" w:afterAutospacing="1"/>
-        <w:rPr>
-          <w:rFonts w:ascii="Times New Roman" w:eastAsia="Times New Roman" w:hAnsi="Times New Roman" w:cs="Times New Roman"/>
-          <w:noProof/>
-          <w:color w:val="EE0000"/>
-          <w:lang w:eastAsia="cs-CZ"/>
-        </w:rPr>
-      </w:pPr>
-      <w:r>
-        <w:rPr>
-          <w:rFonts w:ascii="Times New Roman" w:eastAsia="Times New Roman" w:hAnsi="Times New Roman" w:cs="Times New Roman"/>
-          <w:noProof/>
-          <w:color w:val="EE0000"/>
-          <w:lang w:eastAsia="cs-CZ"/>
-        </w:rPr>
-        <w:t>Vztah mezi lidským kapitálem a produktivitou práce</w:t>
-      </w:r>
-    </w:p>
-    <w:p>
-      <w:pPr>
-        <w:numPr>
-          <w:ilvl w:val="0"/>
-          <w:numId w:val="26"/>
-        </w:numPr>
-        <w:spacing w:before="100" w:beforeAutospacing="1" w:after="100" w:afterAutospacing="1"/>
-        <w:rPr>
-          <w:rFonts w:ascii="Times New Roman" w:eastAsia="Times New Roman" w:hAnsi="Times New Roman" w:cs="Times New Roman"/>
-          <w:noProof/>
-          <w:color w:val="EE0000"/>
-          <w:lang w:eastAsia="cs-CZ"/>
-        </w:rPr>
-      </w:pPr>
-      <w:r>
-        <w:rPr>
-          <w:rFonts w:ascii="Times New Roman" w:eastAsia="Times New Roman" w:hAnsi="Times New Roman" w:cs="Times New Roman"/>
-          <w:noProof/>
-          <w:color w:val="EE0000"/>
-          <w:lang w:eastAsia="cs-CZ"/>
-        </w:rPr>
-        <w:t>Návratnost investic do vzdělání</w:t>
-      </w:r>
-    </w:p>
-    <w:p>
-      <w:pPr>
-        <w:numPr>
-          <w:ilvl w:val="0"/>
-          <w:numId w:val="26"/>
-        </w:numPr>
-        <w:spacing w:before="100" w:beforeAutospacing="1" w:after="100" w:afterAutospacing="1"/>
-        <w:rPr>
-          <w:rFonts w:ascii="Times New Roman" w:eastAsia="Times New Roman" w:hAnsi="Times New Roman" w:cs="Times New Roman"/>
-          <w:noProof/>
-          <w:color w:val="EE0000"/>
-          <w:lang w:eastAsia="cs-CZ"/>
-        </w:rPr>
-      </w:pPr>
-      <w:r>
+      <w:r>
+        <w:rPr>
+          <w:rFonts w:ascii="Times New Roman" w:eastAsia="Times New Roman" w:hAnsi="Times New Roman" w:cs="Times New Roman"/>
+          <w:noProof/>
+          <w:lang w:eastAsia="cs-CZ"/>
+        </w:rPr>
+        <w:t xml:space="preserve"> Zajímavou vlastností je, že tyt</w:t>
+      </w:r>
+      <w:r>
+        <w:rPr>
+          <w:rFonts w:ascii="Times New Roman" w:eastAsia="Times New Roman" w:hAnsi="Times New Roman" w:cs="Times New Roman"/>
+          <w:noProof/>
+          <w:lang w:eastAsia="cs-CZ"/>
+        </w:rPr>
+        <w:t>o dovednosti jsou zpravidla t</w:t>
+      </w:r>
+      <w:r>
+        <w:rPr>
+          <w:rFonts w:ascii="Times New Roman" w:eastAsia="Times New Roman" w:hAnsi="Times New Roman" w:cs="Times New Roman"/>
+          <w:noProof/>
+          <w:lang w:eastAsia="cs-CZ"/>
+        </w:rPr>
+        <w:t>ransferabil</w:t>
+      </w:r>
+      <w:r>
+        <w:rPr>
+          <w:rFonts w:ascii="Times New Roman" w:eastAsia="Times New Roman" w:hAnsi="Times New Roman" w:cs="Times New Roman"/>
+          <w:noProof/>
+          <w:lang w:eastAsia="cs-CZ"/>
+        </w:rPr>
+        <w:t xml:space="preserve">ní </w:t>
+      </w:r>
+      <w:r>
+        <w:rPr>
+          <w:rFonts w:ascii="Times New Roman" w:eastAsia="Times New Roman" w:hAnsi="Times New Roman" w:cs="Times New Roman"/>
+          <w:noProof/>
+          <w:lang w:eastAsia="cs-CZ"/>
+        </w:rPr>
+        <w:t>mezi zaměstnáními</w:t>
+      </w:r>
+      <w:bookmarkStart w:id="19" w:name="_Toc218851991"/>
+      <w:bookmarkStart w:id="20" w:name="_Hlk223266042"/>
+      <w:r>
+        <w:rPr>
+          <w:rFonts w:ascii="Times New Roman" w:eastAsia="Times New Roman" w:hAnsi="Times New Roman" w:cs="Times New Roman"/>
+          <w:noProof/>
+          <w:lang w:eastAsia="cs-CZ"/>
+        </w:rPr>
+        <w:t>, tedy neznamená to, že při opuštění daného pracovního místa z</w:t>
+      </w:r>
+      <w:r>
+        <w:rPr>
+          <w:rFonts w:ascii="Times New Roman" w:eastAsia="Times New Roman" w:hAnsi="Times New Roman" w:cs="Times New Roman"/>
+          <w:noProof/>
+          <w:lang w:eastAsia="cs-CZ"/>
+        </w:rPr>
+        <w:t>a</w:t>
+      </w:r>
+      <w:r>
+        <w:rPr>
+          <w:rFonts w:ascii="Times New Roman" w:eastAsia="Times New Roman" w:hAnsi="Times New Roman" w:cs="Times New Roman"/>
+          <w:noProof/>
+          <w:lang w:eastAsia="cs-CZ"/>
+        </w:rPr>
+        <w:t>m</w:t>
+      </w:r>
+      <w:r>
+        <w:rPr>
+          <w:rFonts w:ascii="Times New Roman" w:eastAsia="Times New Roman" w:hAnsi="Times New Roman" w:cs="Times New Roman"/>
+          <w:noProof/>
+          <w:lang w:eastAsia="cs-CZ"/>
+        </w:rPr>
+        <w:t>ě</w:t>
+      </w:r>
+      <w:r>
+        <w:rPr>
+          <w:rFonts w:ascii="Times New Roman" w:eastAsia="Times New Roman" w:hAnsi="Times New Roman" w:cs="Times New Roman"/>
+          <w:noProof/>
+          <w:lang w:eastAsia="cs-CZ"/>
+        </w:rPr>
+        <w:t>s</w:t>
+      </w:r>
+      <w:r>
+        <w:rPr>
+          <w:rFonts w:ascii="Times New Roman" w:eastAsia="Times New Roman" w:hAnsi="Times New Roman" w:cs="Times New Roman"/>
+          <w:noProof/>
+          <w:lang w:eastAsia="cs-CZ"/>
+        </w:rPr>
+        <w:t>tn</w:t>
+      </w:r>
+      <w:r>
+        <w:rPr>
+          <w:rFonts w:ascii="Times New Roman" w:eastAsia="Times New Roman" w:hAnsi="Times New Roman" w:cs="Times New Roman"/>
+          <w:noProof/>
+          <w:lang w:eastAsia="cs-CZ"/>
+        </w:rPr>
+        <w:t>an</w:t>
+      </w:r>
+      <w:r>
+        <w:rPr>
+          <w:rFonts w:ascii="Times New Roman" w:eastAsia="Times New Roman" w:hAnsi="Times New Roman" w:cs="Times New Roman"/>
+          <w:noProof/>
+          <w:lang w:eastAsia="cs-CZ"/>
+        </w:rPr>
+        <w:t>e</w:t>
+      </w:r>
+      <w:r>
+        <w:rPr>
+          <w:rFonts w:ascii="Times New Roman" w:eastAsia="Times New Roman" w:hAnsi="Times New Roman" w:cs="Times New Roman"/>
+          <w:noProof/>
+          <w:lang w:eastAsia="cs-CZ"/>
+        </w:rPr>
+        <w:t>c tyto dovednosti ztrácí a musí nabírat nové.</w:t>
+      </w:r>
+    </w:p>
+    <w:p>
+      <w:pPr>
+        <w:pStyle w:val="Heading2"/>
         <w:rPr>
           <w:rFonts w:eastAsia="Times New Roman"/>
           <w:noProof/>
           <w:lang w:eastAsia="cs-CZ"/>
         </w:rPr>
-        <w:t>acemoglu</w:t>
-      </w:r>
-    </w:p>
-    <w:p>
-      <w:pPr>
-        <w:pStyle w:val="Heading2"/>
+      </w:pPr>
+      <w:bookmarkStart w:id="21" w:name="_Toc223344248"/>
+      <w:r>
         <w:rPr>
           <w:rFonts w:eastAsia="Times New Roman"/>
           <w:noProof/>
           <w:lang w:eastAsia="cs-CZ"/>
         </w:rPr>
-      </w:pPr>
-      <w:bookmarkStart w:id="15" w:name="_Toc218851990"/>
-      <w:bookmarkStart w:id="16" w:name="_Toc223344247"/>
-      <w:r>
-        <w:rPr>
-          <w:rFonts w:eastAsia="Times New Roman"/>
-          <w:noProof/>
-          <w:lang w:eastAsia="cs-CZ"/>
-        </w:rPr>
-        <w:t>Dovednosti jako složka lidského kapitálu</w:t>
-      </w:r>
-      <w:bookmarkEnd w:id="15"/>
-      <w:bookmarkEnd w:id="16"/>
-    </w:p>
-    <w:p>
-      <w:pPr>
-        <w:rPr>
-          <w:lang w:val="en-US"/>
-        </w:rPr>
-      </w:pPr>
-      <w:bookmarkStart w:id="17" w:name="_Hlk223357240"/>
-      <w:r>
-        <w:t>Obecné dovednosti (</w:t>
-      </w:r>
-      <w:proofErr w:type="spellStart"/>
-      <w:r>
-        <w:t>general</w:t>
-      </w:r>
-      <w:proofErr w:type="spellEnd"/>
-      <w:r>
-        <w:t xml:space="preserve"> </w:t>
-      </w:r>
-      <w:proofErr w:type="spellStart"/>
-      <w:r>
-        <w:t>human</w:t>
-      </w:r>
-      <w:proofErr w:type="spellEnd"/>
-      <w:r>
-        <w:t xml:space="preserve"> </w:t>
-      </w:r>
-      <w:proofErr w:type="spellStart"/>
-      <w:r>
-        <w:t>capital</w:t>
-      </w:r>
-      <w:proofErr w:type="spellEnd"/>
-      <w:r>
-        <w:t>) zvyšují produktivitu pracovníka ve všech firmách (např. schopnost programovat, znalost jazyků, analytické myšlení). Proto firmy nechtějí platit jejich školení (člověk může odejít jinam). Specifické dovednosti (</w:t>
-      </w:r>
-      <w:proofErr w:type="spellStart"/>
-      <w:r>
-        <w:t>firm-specific</w:t>
-      </w:r>
-      <w:proofErr w:type="spellEnd"/>
-      <w:r>
-        <w:t xml:space="preserve"> </w:t>
-      </w:r>
-      <w:proofErr w:type="spellStart"/>
-      <w:r>
-        <w:t>human</w:t>
-      </w:r>
-      <w:proofErr w:type="spellEnd"/>
-      <w:r>
-        <w:t xml:space="preserve"> </w:t>
-      </w:r>
-      <w:proofErr w:type="spellStart"/>
-      <w:r>
-        <w:t>capital</w:t>
-      </w:r>
-      <w:proofErr w:type="spellEnd"/>
-      <w:r>
-        <w:t>) zvyšují produktivitu pouze u současného zaměstnavatele (např. znalost interního proprietárního systému firmy)</w:t>
-      </w:r>
-      <w:r>
-        <w:t xml:space="preserve"> (</w:t>
-      </w:r>
-      <w:proofErr w:type="spellStart"/>
-      <w:r>
-        <w:t>Becker</w:t>
-      </w:r>
-      <w:proofErr w:type="spellEnd"/>
-      <w:r>
-        <w:t>).</w:t>
-      </w:r>
-    </w:p>
-    <w:p>
-      <w:pPr>
-        <w:spacing w:before="100" w:beforeAutospacing="1" w:after="100" w:afterAutospacing="1"/>
-        <w:rPr>
-          <w:rFonts w:ascii="Times New Roman" w:eastAsia="Times New Roman" w:hAnsi="Times New Roman" w:cs="Times New Roman"/>
-          <w:noProof/>
-          <w:lang w:eastAsia="cs-CZ"/>
-        </w:rPr>
-      </w:pPr>
-    </w:p>
-    <w:p>
-      <w:pPr>
-        <w:spacing w:before="100" w:beforeAutospacing="1" w:after="100" w:afterAutospacing="1"/>
-        <w:rPr>
-          <w:rFonts w:ascii="Times New Roman" w:eastAsia="Times New Roman" w:hAnsi="Times New Roman" w:cs="Times New Roman"/>
-          <w:noProof/>
-          <w:lang w:eastAsia="cs-CZ"/>
-        </w:rPr>
-      </w:pPr>
-      <w:r>
-        <w:rPr>
-          <w:rFonts w:ascii="Times New Roman" w:eastAsia="Times New Roman" w:hAnsi="Times New Roman" w:cs="Times New Roman"/>
-          <w:noProof/>
-          <w:lang w:eastAsia="cs-CZ"/>
-        </w:rPr>
-        <w:t>Rozlišení typů dovedností</w:t>
-      </w:r>
-      <w:r>
-        <w:rPr>
-          <w:rFonts w:ascii="Times New Roman" w:eastAsia="Times New Roman" w:hAnsi="Times New Roman" w:cs="Times New Roman"/>
-          <w:noProof/>
-          <w:lang w:eastAsia="cs-CZ"/>
-        </w:rPr>
-        <w:t xml:space="preserve"> na</w:t>
-      </w:r>
-      <w:r>
-        <w:rPr>
-          <w:rFonts w:ascii="Times New Roman" w:eastAsia="Times New Roman" w:hAnsi="Times New Roman" w:cs="Times New Roman"/>
-          <w:noProof/>
-          <w:lang w:eastAsia="cs-CZ"/>
-        </w:rPr>
-        <w:t xml:space="preserve"> </w:t>
-      </w:r>
-      <w:r>
-        <w:rPr>
-          <w:rFonts w:ascii="Times New Roman" w:eastAsia="Times New Roman" w:hAnsi="Times New Roman" w:cs="Times New Roman"/>
-          <w:noProof/>
-          <w:lang w:eastAsia="cs-CZ"/>
-        </w:rPr>
-        <w:t>o</w:t>
-      </w:r>
-      <w:r>
-        <w:rPr>
-          <w:rFonts w:ascii="Times New Roman" w:eastAsia="Times New Roman" w:hAnsi="Times New Roman" w:cs="Times New Roman"/>
-          <w:noProof/>
-          <w:lang w:eastAsia="cs-CZ"/>
-        </w:rPr>
-        <w:t>becné vs. specifické dovednosti (general vs. firm-specific)</w:t>
-      </w:r>
-      <w:r>
-        <w:rPr>
-          <w:rFonts w:ascii="Times New Roman" w:eastAsia="Times New Roman" w:hAnsi="Times New Roman" w:cs="Times New Roman"/>
-          <w:noProof/>
-          <w:lang w:eastAsia="cs-CZ"/>
-        </w:rPr>
-        <w:t xml:space="preserve">, </w:t>
-      </w:r>
-      <w:r>
-        <w:rPr>
-          <w:rFonts w:ascii="Times New Roman" w:eastAsia="Times New Roman" w:hAnsi="Times New Roman" w:cs="Times New Roman"/>
-          <w:noProof/>
-          <w:lang w:eastAsia="cs-CZ"/>
-        </w:rPr>
-        <w:t>t</w:t>
-      </w:r>
-      <w:r>
-        <w:rPr>
-          <w:rFonts w:ascii="Times New Roman" w:eastAsia="Times New Roman" w:hAnsi="Times New Roman" w:cs="Times New Roman"/>
-          <w:noProof/>
-          <w:lang w:eastAsia="cs-CZ"/>
-        </w:rPr>
-        <w:t>vrdé vs. měkké dovednosti (hard</w:t>
-      </w:r>
-      <w:r>
-        <w:rPr>
-          <w:rFonts w:ascii="Times New Roman" w:eastAsia="Times New Roman" w:hAnsi="Times New Roman" w:cs="Times New Roman"/>
-          <w:noProof/>
-          <w:lang w:eastAsia="cs-CZ"/>
-        </w:rPr>
-        <w:t xml:space="preserve"> </w:t>
-      </w:r>
-      <w:r>
-        <w:rPr>
-          <w:rFonts w:ascii="Times New Roman" w:eastAsia="Times New Roman" w:hAnsi="Times New Roman" w:cs="Times New Roman"/>
-          <w:noProof/>
-          <w:lang w:eastAsia="cs-CZ"/>
-        </w:rPr>
-        <w:t xml:space="preserve">skills vs. </w:t>
-      </w:r>
-      <w:r>
-        <w:rPr>
-          <w:rFonts w:ascii="Times New Roman" w:eastAsia="Times New Roman" w:hAnsi="Times New Roman" w:cs="Times New Roman"/>
-          <w:noProof/>
-          <w:lang w:eastAsia="cs-CZ"/>
-        </w:rPr>
-        <w:t>S</w:t>
-      </w:r>
-      <w:r>
-        <w:rPr>
-          <w:rFonts w:ascii="Times New Roman" w:eastAsia="Times New Roman" w:hAnsi="Times New Roman" w:cs="Times New Roman"/>
-          <w:noProof/>
-          <w:lang w:eastAsia="cs-CZ"/>
-        </w:rPr>
-        <w:t>oft</w:t>
-      </w:r>
-      <w:r>
-        <w:rPr>
-          <w:rFonts w:ascii="Times New Roman" w:eastAsia="Times New Roman" w:hAnsi="Times New Roman" w:cs="Times New Roman"/>
-          <w:noProof/>
-          <w:lang w:eastAsia="cs-CZ"/>
-        </w:rPr>
-        <w:t xml:space="preserve"> </w:t>
-      </w:r>
-      <w:r>
-        <w:rPr>
-          <w:rFonts w:ascii="Times New Roman" w:eastAsia="Times New Roman" w:hAnsi="Times New Roman" w:cs="Times New Roman"/>
-          <w:noProof/>
-          <w:lang w:eastAsia="cs-CZ"/>
-        </w:rPr>
-        <w:t>skills)</w:t>
-      </w:r>
-      <w:r>
-        <w:rPr>
-          <w:rFonts w:ascii="Times New Roman" w:eastAsia="Times New Roman" w:hAnsi="Times New Roman" w:cs="Times New Roman"/>
-          <w:noProof/>
-          <w:lang w:eastAsia="cs-CZ"/>
-        </w:rPr>
-        <w:t xml:space="preserve"> a </w:t>
-      </w:r>
-      <w:r>
-        <w:rPr>
-          <w:rFonts w:ascii="Times New Roman" w:eastAsia="Times New Roman" w:hAnsi="Times New Roman" w:cs="Times New Roman"/>
-          <w:noProof/>
-          <w:lang w:eastAsia="cs-CZ"/>
-        </w:rPr>
-        <w:t>k</w:t>
-      </w:r>
-      <w:r>
-        <w:rPr>
-          <w:rFonts w:ascii="Times New Roman" w:eastAsia="Times New Roman" w:hAnsi="Times New Roman" w:cs="Times New Roman"/>
-          <w:noProof/>
-          <w:lang w:eastAsia="cs-CZ"/>
-        </w:rPr>
-        <w:t>ognitivní vs. manuální dovednosti</w:t>
-      </w:r>
-      <w:bookmarkEnd w:id="17"/>
-      <w:r>
-        <w:rPr>
-          <w:rFonts w:ascii="Times New Roman" w:eastAsia="Times New Roman" w:hAnsi="Times New Roman" w:cs="Times New Roman"/>
-          <w:noProof/>
-          <w:lang w:eastAsia="cs-CZ"/>
-        </w:rPr>
-        <w:t>.</w:t>
-      </w:r>
-      <w:r>
-        <w:rPr>
-          <w:rFonts w:ascii="Times New Roman" w:eastAsia="Times New Roman" w:hAnsi="Times New Roman" w:cs="Times New Roman"/>
-          <w:noProof/>
-          <w:lang w:eastAsia="cs-CZ"/>
-        </w:rPr>
-        <w:t xml:space="preserve"> Zajímavou vlastností je, že tyt</w:t>
-      </w:r>
-      <w:r>
-        <w:rPr>
-          <w:rFonts w:ascii="Times New Roman" w:eastAsia="Times New Roman" w:hAnsi="Times New Roman" w:cs="Times New Roman"/>
-          <w:noProof/>
-          <w:lang w:eastAsia="cs-CZ"/>
-        </w:rPr>
-        <w:t>o dovednosti jsou zpravidla t</w:t>
-      </w:r>
-      <w:r>
-        <w:rPr>
-          <w:rFonts w:ascii="Times New Roman" w:eastAsia="Times New Roman" w:hAnsi="Times New Roman" w:cs="Times New Roman"/>
-          <w:noProof/>
-          <w:lang w:eastAsia="cs-CZ"/>
-        </w:rPr>
-        <w:t>ransferabil</w:t>
-      </w:r>
-      <w:r>
-        <w:rPr>
-          <w:rFonts w:ascii="Times New Roman" w:eastAsia="Times New Roman" w:hAnsi="Times New Roman" w:cs="Times New Roman"/>
-          <w:noProof/>
-          <w:lang w:eastAsia="cs-CZ"/>
-        </w:rPr>
-        <w:t xml:space="preserve">ní </w:t>
-      </w:r>
-      <w:r>
-        <w:rPr>
-          <w:rFonts w:ascii="Times New Roman" w:eastAsia="Times New Roman" w:hAnsi="Times New Roman" w:cs="Times New Roman"/>
-          <w:noProof/>
-          <w:lang w:eastAsia="cs-CZ"/>
-        </w:rPr>
-        <w:t>mezi zaměstnáními</w:t>
-      </w:r>
-      <w:bookmarkStart w:id="18" w:name="_Toc218851991"/>
-      <w:bookmarkStart w:id="19" w:name="_Hlk223266042"/>
-      <w:r>
-        <w:rPr>
-          <w:rFonts w:ascii="Times New Roman" w:eastAsia="Times New Roman" w:hAnsi="Times New Roman" w:cs="Times New Roman"/>
-          <w:noProof/>
-          <w:lang w:eastAsia="cs-CZ"/>
-        </w:rPr>
-        <w:t>, tedy neznamená to, že při opuštění daného pracovního místa z</w:t>
-      </w:r>
-      <w:r>
-        <w:rPr>
-          <w:rFonts w:ascii="Times New Roman" w:eastAsia="Times New Roman" w:hAnsi="Times New Roman" w:cs="Times New Roman"/>
-          <w:noProof/>
-          <w:lang w:eastAsia="cs-CZ"/>
-        </w:rPr>
-        <w:t>a</w:t>
-      </w:r>
-      <w:r>
-        <w:rPr>
-          <w:rFonts w:ascii="Times New Roman" w:eastAsia="Times New Roman" w:hAnsi="Times New Roman" w:cs="Times New Roman"/>
-          <w:noProof/>
-          <w:lang w:eastAsia="cs-CZ"/>
-        </w:rPr>
-        <w:t>m</w:t>
-      </w:r>
-      <w:r>
-        <w:rPr>
-          <w:rFonts w:ascii="Times New Roman" w:eastAsia="Times New Roman" w:hAnsi="Times New Roman" w:cs="Times New Roman"/>
-          <w:noProof/>
-          <w:lang w:eastAsia="cs-CZ"/>
-        </w:rPr>
-        <w:t>ě</w:t>
-      </w:r>
-      <w:r>
-        <w:rPr>
-          <w:rFonts w:ascii="Times New Roman" w:eastAsia="Times New Roman" w:hAnsi="Times New Roman" w:cs="Times New Roman"/>
-          <w:noProof/>
-          <w:lang w:eastAsia="cs-CZ"/>
-        </w:rPr>
-        <w:t>s</w:t>
-      </w:r>
-      <w:r>
-        <w:rPr>
-          <w:rFonts w:ascii="Times New Roman" w:eastAsia="Times New Roman" w:hAnsi="Times New Roman" w:cs="Times New Roman"/>
-          <w:noProof/>
-          <w:lang w:eastAsia="cs-CZ"/>
-        </w:rPr>
-        <w:t>tn</w:t>
-      </w:r>
-      <w:r>
-        <w:rPr>
-          <w:rFonts w:ascii="Times New Roman" w:eastAsia="Times New Roman" w:hAnsi="Times New Roman" w:cs="Times New Roman"/>
-          <w:noProof/>
-          <w:lang w:eastAsia="cs-CZ"/>
-        </w:rPr>
-        <w:t>an</w:t>
-      </w:r>
-      <w:r>
-        <w:rPr>
-          <w:rFonts w:ascii="Times New Roman" w:eastAsia="Times New Roman" w:hAnsi="Times New Roman" w:cs="Times New Roman"/>
-          <w:noProof/>
-          <w:lang w:eastAsia="cs-CZ"/>
-        </w:rPr>
-        <w:t>e</w:t>
-      </w:r>
-      <w:r>
-        <w:rPr>
-          <w:rFonts w:ascii="Times New Roman" w:eastAsia="Times New Roman" w:hAnsi="Times New Roman" w:cs="Times New Roman"/>
-          <w:noProof/>
-          <w:lang w:eastAsia="cs-CZ"/>
-        </w:rPr>
-        <w:t>c tyto dovednosti ztrácí a musí nabírat nové.</w:t>
-      </w:r>
-    </w:p>
-    <w:p>
-      <w:pPr>
-        <w:pStyle w:val="Heading2"/>
-        <w:rPr>
-          <w:rFonts w:eastAsia="Times New Roman"/>
-          <w:noProof/>
-          <w:lang w:eastAsia="cs-CZ"/>
-        </w:rPr>
-      </w:pPr>
-      <w:bookmarkStart w:id="20" w:name="_Toc223344248"/>
-      <w:r>
-        <w:rPr>
-          <w:rFonts w:eastAsia="Times New Roman"/>
-          <w:noProof/>
-          <w:lang w:eastAsia="cs-CZ"/>
-        </w:rPr>
         <w:t>Task-based přístup?</w:t>
       </w:r>
-      <w:bookmarkEnd w:id="20"/>
+      <w:bookmarkEnd w:id="21"/>
     </w:p>
     <w:p>
       <w:pPr>
         <w:pStyle w:val="BodyText"/>
         <w:ind w:left="0" w:firstLine="0"/>
+        <w:rPr>
+          <w:color w:val="EE0000"/>
+          <w:lang w:eastAsia="cs-CZ"/>
+        </w:rPr>
+      </w:pPr>
+      <w:r>
+        <w:rPr>
+          <w:rFonts w:ascii="AppleSystemUIFont" w:hAnsi="AppleSystemUIFont" w:cs="AppleSystemUIFont"/>
+          <w:color w:val="EE0000"/>
+          <w:sz w:val="26"/>
+          <w:szCs w:val="26"/>
+          <w:lang w:val="en-US"/>
+        </w:rPr>
+        <w:t xml:space="preserve">Autor et al. (2003) ALM model, </w:t>
+      </w:r>
+      <w:proofErr w:type="spellStart"/>
+      <w:r>
+        <w:rPr>
+          <w:rFonts w:ascii="AppleSystemUIFont" w:hAnsi="AppleSystemUIFont" w:cs="AppleSystemUIFont"/>
+          <w:color w:val="EE0000"/>
+          <w:sz w:val="26"/>
+          <w:szCs w:val="26"/>
+          <w:lang w:val="en-US"/>
+        </w:rPr>
+        <w:t>úkoly</w:t>
+      </w:r>
+      <w:proofErr w:type="spellEnd"/>
+      <w:r>
+        <w:rPr>
+          <w:rFonts w:ascii="AppleSystemUIFont" w:hAnsi="AppleSystemUIFont" w:cs="AppleSystemUIFont"/>
+          <w:color w:val="EE0000"/>
+          <w:sz w:val="26"/>
+          <w:szCs w:val="26"/>
+          <w:lang w:val="en-US"/>
+        </w:rPr>
+        <w:t xml:space="preserve"> vs. </w:t>
+      </w:r>
+      <w:proofErr w:type="spellStart"/>
+      <w:r>
+        <w:rPr>
+          <w:rFonts w:ascii="AppleSystemUIFont" w:hAnsi="AppleSystemUIFont" w:cs="AppleSystemUIFont"/>
+          <w:color w:val="EE0000"/>
+          <w:sz w:val="26"/>
+          <w:szCs w:val="26"/>
+          <w:lang w:val="en-US"/>
+        </w:rPr>
+        <w:t>dovednosti</w:t>
+      </w:r>
+      <w:proofErr w:type="spellEnd"/>
+      <w:r>
+        <w:rPr>
+          <w:rFonts w:ascii="AppleSystemUIFont" w:hAnsi="AppleSystemUIFont" w:cs="AppleSystemUIFont"/>
+          <w:color w:val="EE0000"/>
+          <w:sz w:val="26"/>
+          <w:szCs w:val="26"/>
+          <w:lang w:val="en-US"/>
+        </w:rPr>
+        <w:t xml:space="preserve"> - Spitz-</w:t>
+      </w:r>
+      <w:proofErr w:type="spellStart"/>
+      <w:r>
+        <w:rPr>
+          <w:rFonts w:ascii="AppleSystemUIFont" w:hAnsi="AppleSystemUIFont" w:cs="AppleSystemUIFont"/>
+          <w:color w:val="EE0000"/>
+          <w:sz w:val="26"/>
+          <w:szCs w:val="26"/>
+          <w:lang w:val="en-US"/>
+        </w:rPr>
+        <w:t>Oener</w:t>
+      </w:r>
+      <w:proofErr w:type="spellEnd"/>
+      <w:r>
+        <w:rPr>
+          <w:rFonts w:ascii="AppleSystemUIFont" w:hAnsi="AppleSystemUIFont" w:cs="AppleSystemUIFont"/>
+          <w:color w:val="EE0000"/>
+          <w:sz w:val="26"/>
+          <w:szCs w:val="26"/>
+          <w:lang w:val="en-US"/>
+        </w:rPr>
+        <w:t xml:space="preserve"> (2006), Engberg et al. (2025)</w:t>
+      </w:r>
+    </w:p>
+    <w:p>
+      <w:pPr>
+        <w:pStyle w:val="Heading2"/>
+        <w:rPr>
+          <w:rFonts w:eastAsia="Times New Roman"/>
+          <w:noProof/>
+          <w:lang w:eastAsia="cs-CZ"/>
+        </w:rPr>
+      </w:pPr>
+      <w:bookmarkStart w:id="22" w:name="_Toc223344249"/>
+      <w:r>
+        <w:rPr>
+          <w:rFonts w:eastAsia="Times New Roman"/>
+          <w:noProof/>
+          <w:lang w:eastAsia="cs-CZ"/>
+        </w:rPr>
+        <w:t>Technologické změny a trh práce</w:t>
+      </w:r>
+      <w:bookmarkEnd w:id="19"/>
+      <w:bookmarkEnd w:id="22"/>
+    </w:p>
+    <w:p>
+      <w:pPr>
+        <w:pStyle w:val="BodyText"/>
         <w:rPr>
           <w:lang w:eastAsia="cs-CZ"/>
         </w:rPr>
@@ -12138,7 +8485,7 @@
           <w:szCs w:val="26"/>
           <w:lang w:val="en-US"/>
         </w:rPr>
-        <w:t xml:space="preserve">Autor et al. (2003) ALM model, </w:t>
+        <w:t xml:space="preserve">SBTC, </w:t>
       </w:r>
       <w:proofErr w:type="spellStart"/>
       <w:r>
@@ -12148,7 +8495,7 @@
           <w:szCs w:val="26"/>
           <w:lang w:val="en-US"/>
         </w:rPr>
-        <w:t>úkoly</w:t>
+        <w:t>rutinizace</w:t>
       </w:r>
       <w:proofErr w:type="spellEnd"/>
       <w:r>
@@ -12158,7 +8505,7 @@
           <w:szCs w:val="26"/>
           <w:lang w:val="en-US"/>
         </w:rPr>
-        <w:t xml:space="preserve"> vs. </w:t>
+        <w:t xml:space="preserve">, </w:t>
       </w:r>
       <w:proofErr w:type="spellStart"/>
       <w:r>
@@ -12168,7 +8515,7 @@
           <w:szCs w:val="26"/>
           <w:lang w:val="en-US"/>
         </w:rPr>
-        <w:t>dovednosti</w:t>
+        <w:t>polarizace</w:t>
       </w:r>
       <w:proofErr w:type="spellEnd"/>
       <w:r>
@@ -12178,9 +8525,9 @@
           <w:szCs w:val="26"/>
           <w:lang w:val="en-US"/>
         </w:rPr>
-        <w:t xml:space="preserve"> - Spitz-</w:t>
-      </w:r>
-      <w:proofErr w:type="spellStart"/>
+        <w:t xml:space="preserve"> (</w:t>
+      </w:r>
+      <w:bookmarkStart w:id="23" w:name="_Hlk223460583"/>
       <w:r>
         <w:rPr>
           <w:rFonts w:ascii="AppleSystemUIFont" w:hAnsi="AppleSystemUIFont" w:cs="AppleSystemUIFont"/>
@@ -12188,9 +8535,9 @@
           <w:szCs w:val="26"/>
           <w:lang w:val="en-US"/>
         </w:rPr>
-        <w:t>Oener</w:t>
-      </w:r>
-      <w:proofErr w:type="spellEnd"/>
+        <w:t>Goos &amp; Manning, Autor 2015</w:t>
+      </w:r>
+      <w:bookmarkEnd w:id="23"/>
       <w:r>
         <w:rPr>
           <w:rFonts w:ascii="AppleSystemUIFont" w:hAnsi="AppleSystemUIFont" w:cs="AppleSystemUIFont"/>
@@ -12198,128 +8545,9 @@
           <w:szCs w:val="26"/>
           <w:lang w:val="en-US"/>
         </w:rPr>
-        <w:t xml:space="preserve"> (2006), Engberg et al. (2025)</w:t>
-      </w:r>
-    </w:p>
-    <w:p>
-      <w:pPr>
-        <w:pStyle w:val="Heading2"/>
-        <w:rPr>
-          <w:rFonts w:eastAsia="Times New Roman"/>
-          <w:noProof/>
-          <w:lang w:eastAsia="cs-CZ"/>
-        </w:rPr>
-      </w:pPr>
-      <w:bookmarkStart w:id="21" w:name="_Toc223344249"/>
-      <w:r>
-        <w:rPr>
-          <w:rFonts w:eastAsia="Times New Roman"/>
-          <w:noProof/>
-          <w:lang w:eastAsia="cs-CZ"/>
-        </w:rPr>
-        <w:t>Technologické změny a trh práce</w:t>
-      </w:r>
-      <w:bookmarkEnd w:id="18"/>
-      <w:bookmarkEnd w:id="21"/>
-    </w:p>
-    <w:p>
-      <w:pPr>
-        <w:pStyle w:val="BodyText"/>
-        <w:rPr>
-          <w:lang w:eastAsia="cs-CZ"/>
-        </w:rPr>
-      </w:pPr>
-      <w:r>
-        <w:rPr>
-          <w:rFonts w:ascii="AppleSystemUIFont" w:hAnsi="AppleSystemUIFont" w:cs="AppleSystemUIFont"/>
-          <w:sz w:val="26"/>
-          <w:szCs w:val="26"/>
-          <w:lang w:val="en-US"/>
-        </w:rPr>
-        <w:t xml:space="preserve">SBTC, </w:t>
-      </w:r>
-      <w:proofErr w:type="spellStart"/>
-      <w:r>
-        <w:rPr>
-          <w:rFonts w:ascii="AppleSystemUIFont" w:hAnsi="AppleSystemUIFont" w:cs="AppleSystemUIFont"/>
-          <w:sz w:val="26"/>
-          <w:szCs w:val="26"/>
-          <w:lang w:val="en-US"/>
-        </w:rPr>
-        <w:t>rutinizace</w:t>
-      </w:r>
-      <w:proofErr w:type="spellEnd"/>
-      <w:r>
-        <w:rPr>
-          <w:rFonts w:ascii="AppleSystemUIFont" w:hAnsi="AppleSystemUIFont" w:cs="AppleSystemUIFont"/>
-          <w:sz w:val="26"/>
-          <w:szCs w:val="26"/>
-          <w:lang w:val="en-US"/>
-        </w:rPr>
-        <w:t xml:space="preserve">, </w:t>
-      </w:r>
-      <w:proofErr w:type="spellStart"/>
-      <w:r>
-        <w:rPr>
-          <w:rFonts w:ascii="AppleSystemUIFont" w:hAnsi="AppleSystemUIFont" w:cs="AppleSystemUIFont"/>
-          <w:sz w:val="26"/>
-          <w:szCs w:val="26"/>
-          <w:lang w:val="en-US"/>
-        </w:rPr>
-        <w:t>polarizace</w:t>
-      </w:r>
-      <w:proofErr w:type="spellEnd"/>
-      <w:r>
-        <w:rPr>
-          <w:rFonts w:ascii="AppleSystemUIFont" w:hAnsi="AppleSystemUIFont" w:cs="AppleSystemUIFont"/>
-          <w:sz w:val="26"/>
-          <w:szCs w:val="26"/>
-          <w:lang w:val="en-US"/>
-        </w:rPr>
-        <w:t xml:space="preserve"> (Goos &amp; Manning, Autor 2015) ← PŘESUN </w:t>
-      </w:r>
-      <w:proofErr w:type="spellStart"/>
-      <w:r>
-        <w:rPr>
-          <w:rFonts w:ascii="AppleSystemUIFont" w:hAnsi="AppleSystemUIFont" w:cs="AppleSystemUIFont"/>
-          <w:sz w:val="26"/>
-          <w:szCs w:val="26"/>
-          <w:lang w:val="en-US"/>
-        </w:rPr>
-        <w:t>obsahu</w:t>
-      </w:r>
-      <w:proofErr w:type="spellEnd"/>
-      <w:r>
-        <w:rPr>
-          <w:rFonts w:ascii="AppleSystemUIFont" w:hAnsi="AppleSystemUIFont" w:cs="AppleSystemUIFont"/>
-          <w:sz w:val="26"/>
-          <w:szCs w:val="26"/>
-          <w:lang w:val="en-US"/>
-        </w:rPr>
-        <w:t xml:space="preserve"> z </w:t>
-      </w:r>
-      <w:proofErr w:type="spellStart"/>
-      <w:r>
-        <w:rPr>
-          <w:rFonts w:ascii="AppleSystemUIFont" w:hAnsi="AppleSystemUIFont" w:cs="AppleSystemUIFont"/>
-          <w:sz w:val="26"/>
-          <w:szCs w:val="26"/>
-          <w:lang w:val="en-US"/>
-        </w:rPr>
-        <w:t>aktuálního</w:t>
-      </w:r>
-      <w:proofErr w:type="spellEnd"/>
-      <w:r>
-        <w:rPr>
-          <w:rFonts w:ascii="AppleSystemUIFont" w:hAnsi="AppleSystemUIFont" w:cs="AppleSystemUIFont"/>
-          <w:sz w:val="26"/>
-          <w:szCs w:val="26"/>
-          <w:lang w:val="en-US"/>
-        </w:rPr>
-        <w:t xml:space="preserve"> 1.1.3</w:t>
-      </w:r>
-    </w:p>
-    <w:bookmarkEnd w:id="19"/>
+        <w:t>)</w:t>
+      </w:r>
+    </w:p>
     <w:p>
       <w:pPr>
         <w:numPr>
@@ -12334,6 +8562,8 @@
           <w:lang w:eastAsia="cs-CZ"/>
         </w:rPr>
       </w:pPr>
+      <w:bookmarkStart w:id="24" w:name="_Hlk223460553"/>
+      <w:bookmarkEnd w:id="20"/>
       <w:r>
         <w:rPr>
           <w:rFonts w:ascii="Times New Roman" w:eastAsia="Times New Roman" w:hAnsi="Times New Roman" w:cs="Times New Roman"/>
@@ -12368,6 +8598,7 @@
         <w:t>Rutinizace a polarizace trhu práce</w:t>
       </w:r>
     </w:p>
+    <w:bookmarkEnd w:id="24"/>
     <w:p>
       <w:pPr>
         <w:numPr>
@@ -12406,31 +8637,83 @@
           <w:lang w:eastAsia="cs-CZ"/>
         </w:rPr>
       </w:pPr>
-      <w:bookmarkStart w:id="22" w:name="_Toc223344250"/>
+      <w:bookmarkStart w:id="25" w:name="_Toc223344250"/>
       <w:r>
         <w:rPr>
           <w:rFonts w:eastAsia="Times New Roman"/>
           <w:noProof/>
           <w:lang w:eastAsia="cs-CZ"/>
         </w:rPr>
+        <w:t>Transformace pracovního trhu</w:t>
+      </w:r>
+      <w:bookmarkEnd w:id="25"/>
+    </w:p>
+    <w:p>
+      <w:pPr>
+        <w:rPr>
+          <w:noProof/>
+          <w:lang w:eastAsia="cs-CZ"/>
+        </w:rPr>
+      </w:pPr>
+      <w:r>
+        <w:rPr>
+          <w:noProof/>
+          <w:lang w:eastAsia="cs-CZ"/>
+        </w:rPr>
+        <w:t>Je jisté, že pracovní trh se s příchodem AI začal transformovat, nelze však stále zcela značně předpovědět, jakým směrem se bude tato transformace v dalších několika letech ubírat. Vzhledem k tomu, že AI tady již nějakou dobu je, je možné však nahlídnout na dosavadní proměny a usoudit z toho směr a tvar, který by se mohl v budoucnosti nabýt.</w:t>
+      </w:r>
+    </w:p>
+    <w:p>
+      <w:pPr>
+        <w:spacing w:before="100" w:beforeAutospacing="1" w:after="100" w:afterAutospacing="1"/>
+        <w:rPr>
+          <w:rFonts w:ascii="Times New Roman" w:eastAsia="Times New Roman" w:hAnsi="Times New Roman" w:cs="Times New Roman"/>
+          <w:noProof/>
+          <w:lang w:eastAsia="cs-CZ"/>
+        </w:rPr>
+      </w:pPr>
+      <w:r>
+        <w:rPr>
+          <w:rFonts w:ascii="Times New Roman" w:eastAsia="Times New Roman" w:hAnsi="Times New Roman" w:cs="Times New Roman"/>
+          <w:noProof/>
+          <w:lang w:eastAsia="cs-CZ"/>
+        </w:rPr>
+        <w:t xml:space="preserve">Jedním z hlavních témat jsou obavy z technologické nezaměstnanosti kvůli příchodu AI a automatizace. Dle </w:t>
+      </w:r>
+      <w:bookmarkStart w:id="26" w:name="_Hlk222998939"/>
+      <w:r>
+        <w:rPr>
+          <w:rFonts w:ascii="Times New Roman" w:eastAsia="Times New Roman" w:hAnsi="Times New Roman" w:cs="Times New Roman"/>
+          <w:noProof/>
+          <w:lang w:eastAsia="cs-CZ"/>
+        </w:rPr>
+        <w:t>Frey &amp; Osborne</w:t>
+      </w:r>
+      <w:bookmarkEnd w:id="26"/>
+      <w:r>
+        <w:rPr>
+          <w:rFonts w:ascii="Times New Roman" w:eastAsia="Times New Roman" w:hAnsi="Times New Roman" w:cs="Times New Roman"/>
+          <w:noProof/>
+          <w:lang w:eastAsia="cs-CZ"/>
+        </w:rPr>
+        <w:t xml:space="preserve"> (2013) je 47 % amerických pracovních míst přímo ohroženo automatizací. Frey &amp; Osborne ve studii tvrdí, že zaniknou tisícovky pracovních míst a lidé budou nahraditelní stroji (v tomto případě konkrétně umělou inteligencí), obdobně jako po příchodu průmyslové revoluce. Proto je </w:t>
+      </w:r>
+      <w:r>
+        <w:rPr>
+          <w:rFonts w:ascii="Times New Roman" w:eastAsia="Times New Roman" w:hAnsi="Times New Roman" w:cs="Times New Roman"/>
+          <w:noProof/>
+          <w:lang w:eastAsia="cs-CZ"/>
+        </w:rPr>
+        <w:t xml:space="preserve">v této práci </w:t>
+      </w:r>
+      <w:r>
+        <w:rPr>
+          <w:rFonts w:ascii="Times New Roman" w:eastAsia="Times New Roman" w:hAnsi="Times New Roman" w:cs="Times New Roman"/>
+          <w:noProof/>
+          <w:lang w:eastAsia="cs-CZ"/>
+        </w:rPr>
         <w:lastRenderedPageBreak/>
-        <w:t>Transformace pracovního trhu</w:t>
-      </w:r>
-      <w:bookmarkEnd w:id="22"/>
-    </w:p>
-    <w:p>
-      <w:pPr>
-        <w:rPr>
-          <w:noProof/>
-          <w:lang w:eastAsia="cs-CZ"/>
-        </w:rPr>
-      </w:pPr>
-      <w:r>
-        <w:rPr>
-          <w:noProof/>
-          <w:lang w:eastAsia="cs-CZ"/>
-        </w:rPr>
-        <w:t>Je jisté, že pracovní trh se s příchodem AI začal transformovat, nelze však stále zcela značně předpovědět, jakým směrem se bude tato transformace v dalších několika letech ubírat. Vzhledem k tomu, že AI tady již nějakou dobu je, je možné však nahlídnout na dosavadní proměny a usoudit z toho směr a tvar, který by se mohl v budoucnosti nabýt.</w:t>
+        <w:t>důležité se na tuto historickou událost podívat a dobře ji analyzovat, aby to bylo možné porovnat s tím, co se děje na trhu dnes.</w:t>
       </w:r>
     </w:p>
     <w:p>
@@ -12448,41 +8731,23 @@
           <w:noProof/>
           <w:lang w:eastAsia="cs-CZ"/>
         </w:rPr>
-        <w:t xml:space="preserve">Jedním z hlavních témat jsou obavy z technologické nezaměstnanosti kvůli příchodu AI a automatizace. Dle </w:t>
-      </w:r>
-      <w:bookmarkStart w:id="23" w:name="_Hlk222998939"/>
-      <w:r>
-        <w:rPr>
-          <w:rFonts w:ascii="Times New Roman" w:eastAsia="Times New Roman" w:hAnsi="Times New Roman" w:cs="Times New Roman"/>
-          <w:noProof/>
-          <w:lang w:eastAsia="cs-CZ"/>
-        </w:rPr>
-        <w:t>Frey &amp; Osborne</w:t>
-      </w:r>
-      <w:bookmarkEnd w:id="23"/>
-      <w:r>
-        <w:rPr>
-          <w:rFonts w:ascii="Times New Roman" w:eastAsia="Times New Roman" w:hAnsi="Times New Roman" w:cs="Times New Roman"/>
-          <w:noProof/>
-          <w:lang w:eastAsia="cs-CZ"/>
-        </w:rPr>
-        <w:t xml:space="preserve"> (2013) je 47 % amerických pracovních míst přímo ohroženo automatizací. Frey &amp; Osborne ve studii tvrdí, že zaniknou tisícovky pracovních míst a lidé budou nahraditelní stroji (v tomto případě konkrétně umělou inteligencí), obdobně jako po příchodu průmyslové revoluce. Proto je </w:t>
-      </w:r>
-      <w:r>
-        <w:rPr>
-          <w:rFonts w:ascii="Times New Roman" w:eastAsia="Times New Roman" w:hAnsi="Times New Roman" w:cs="Times New Roman"/>
-          <w:noProof/>
-          <w:lang w:eastAsia="cs-CZ"/>
-        </w:rPr>
-        <w:t xml:space="preserve">v této práci </w:t>
-      </w:r>
-      <w:r>
-        <w:rPr>
-          <w:rFonts w:ascii="Times New Roman" w:eastAsia="Times New Roman" w:hAnsi="Times New Roman" w:cs="Times New Roman"/>
-          <w:noProof/>
-          <w:lang w:eastAsia="cs-CZ"/>
-        </w:rPr>
-        <w:t>důležité se na tuto historickou událost podívat a dobře ji analyzovat, aby to bylo možné porovnat s tím, co se děje na trhu dnes.</w:t>
+        <w:t>R</w:t>
+      </w:r>
+      <w:r>
+        <w:rPr>
+          <w:rFonts w:ascii="Times New Roman" w:eastAsia="Times New Roman" w:hAnsi="Times New Roman" w:cs="Times New Roman"/>
+          <w:noProof/>
+          <w:lang w:eastAsia="cs-CZ"/>
+        </w:rPr>
+        <w:t>ealističtější náhled, se kterým se spíše v realitě na trhu práce, a to postupná transformace a rozdíl ve obsahu</w:t>
+      </w:r>
+      <w:r>
+        <w:rPr>
+          <w:rFonts w:ascii="Times New Roman" w:eastAsia="Times New Roman" w:hAnsi="Times New Roman" w:cs="Times New Roman"/>
+          <w:noProof/>
+          <w:lang w:eastAsia="cs-CZ"/>
+        </w:rPr>
+        <w:t xml:space="preserve"> a složení aktivit v zaměstnání (task composition) uvnitř daného povolání spíše než celkové eliminaci pracovních míst. To popisuje také Engberg ve studii o poznatcích s transformací německého trhu práce, a právě úkonů zaměstnanců a složení pracovních činností v souvislosti s AI. Jak Engberg et al. (2025) popisuje, znalostní úkoly rostou, manuální klesají.</w:t>
       </w:r>
     </w:p>
     <w:p>
@@ -12500,76 +8765,288 @@
           <w:noProof/>
           <w:lang w:eastAsia="cs-CZ"/>
         </w:rPr>
-        <w:t>R</w:t>
-      </w:r>
-      <w:r>
-        <w:rPr>
-          <w:rFonts w:ascii="Times New Roman" w:eastAsia="Times New Roman" w:hAnsi="Times New Roman" w:cs="Times New Roman"/>
-          <w:noProof/>
-          <w:lang w:eastAsia="cs-CZ"/>
-        </w:rPr>
-        <w:t>ealističtější náhled, se kterým se spíše v realitě na trhu práce, a to postupná transformace a rozdíl ve obsahu</w:t>
-      </w:r>
-      <w:r>
-        <w:rPr>
-          <w:rFonts w:ascii="Times New Roman" w:eastAsia="Times New Roman" w:hAnsi="Times New Roman" w:cs="Times New Roman"/>
-          <w:noProof/>
-          <w:lang w:eastAsia="cs-CZ"/>
-        </w:rPr>
-        <w:t xml:space="preserve"> a složení aktivit v zaměstnání (task composition) uvnitř daného povolání spíše než celkové eliminaci pracovních míst. To popisuje také Engberg ve studii o poznatcích s transformací německého trhu práce, a právě úkonů zaměstnanců a složení pracovních činností v souvislosti s AI. Jak Engberg et al. (2025) popisuje, znalostní úkoly rostou, manuální klesají.</w:t>
+        <w:t xml:space="preserve">Skeptický pohled první zmíněné studie poměrně značně vyvrací novější práce na téma rizik automatizací pracovních </w:t>
+      </w:r>
+      <w:r>
+        <w:rPr>
+          <w:noProof/>
+        </w:rPr>
+        <w:t xml:space="preserve">míst v zemích OECD z roku 2016. V této studii se zaměřuje a podrobně analyzuje riziko automatizace pracovních míst ve 21 vyspělých zemích. </w:t>
+      </w:r>
+      <w:r>
+        <w:rPr>
+          <w:rFonts w:ascii="Times New Roman" w:eastAsia="Times New Roman" w:hAnsi="Times New Roman" w:cs="Times New Roman"/>
+          <w:noProof/>
+          <w:lang w:eastAsia="cs-CZ"/>
+        </w:rPr>
+        <w:t>Kritika předchozího prvního pohledu je především, že bylo pozorován povolání (např. účetní, právník, řidič) pouze jako celek a hodnotilo se, s jakou pravděpodobností je daná profese jako celek plně nahraditelná strojem. Tento přístup předpovídal masivní nezaměstnanost.</w:t>
       </w:r>
     </w:p>
     <w:p>
       <w:pPr>
         <w:spacing w:before="100" w:beforeAutospacing="1" w:after="100" w:afterAutospacing="1"/>
         <w:rPr>
-          <w:rFonts w:ascii="Times New Roman" w:eastAsia="Times New Roman" w:hAnsi="Times New Roman" w:cs="Times New Roman"/>
-          <w:noProof/>
-          <w:lang w:eastAsia="cs-CZ"/>
-        </w:rPr>
-      </w:pPr>
-      <w:r>
-        <w:rPr>
-          <w:rFonts w:ascii="Times New Roman" w:eastAsia="Times New Roman" w:hAnsi="Times New Roman" w:cs="Times New Roman"/>
-          <w:noProof/>
-          <w:lang w:eastAsia="cs-CZ"/>
-        </w:rPr>
-        <w:t xml:space="preserve">Skeptický pohled první zmíněné studie poměrně značně vyvrací novější práce na téma rizik automatizací pracovních </w:t>
-      </w:r>
-      <w:r>
-        <w:rPr>
-          <w:noProof/>
-        </w:rPr>
-        <w:t xml:space="preserve">míst v zemích OECD z roku 2016. V této studii se zaměřuje a podrobně analyzuje riziko automatizace pracovních míst ve 21 vyspělých zemích. </w:t>
-      </w:r>
-      <w:r>
-        <w:rPr>
-          <w:rFonts w:ascii="Times New Roman" w:eastAsia="Times New Roman" w:hAnsi="Times New Roman" w:cs="Times New Roman"/>
-          <w:noProof/>
-          <w:lang w:eastAsia="cs-CZ"/>
-        </w:rPr>
-        <w:t>Kritika předchozího prvního pohledu je především, že bylo pozorován povolání (např. účetní, právník, řidič) pouze jako celek a hodnotilo se, s jakou pravděpodobností je daná profese jako celek plně nahraditelná strojem. Tento přístup předpovídal masivní nezaměstnanost.</w:t>
+          <w:noProof/>
+        </w:rPr>
+      </w:pPr>
+      <w:r>
+        <w:rPr>
+          <w:noProof/>
+        </w:rPr>
+        <w:t>Je zde kritizován především nadhodnocování hrozeb a zavádějí přesnější přístup založený na konkrétních úkolech, jenž zohledňuje různorodost činností v rámci stejných profesí. Výzkum odhaduje, že plně automatizovatelných míst na trhu práce je pouze 9 %, což je oproti 47 % výrazně nižší odhad. Výsledky se liší mezi státy v závislosti na organizaci práce a vzdělávání. Také zdůrazňují, že technologický pokrok sice nezpůsobí masovou nezaměstnanost, ale výrazně zasáhne hlavně méně kvalifikované pracovníky. Hlavní výzvou by tak neměl být nedostatek práce, nýbrž rostoucí sociální nerovnost a nutnost rekvalifikace méně kvalifikovaných pracovníků na trhu práce. Studie poukazuje také na ekonomické, právní a společenské faktory, které proces nahrazování lidí technologiemi dále zpomalují.</w:t>
+      </w:r>
+    </w:p>
+    <w:p>
+      <w:pPr>
+        <w:rPr>
+          <w:noProof/>
+          <w:shd w:val="clear" w:color="auto" w:fill="FFFFFF"/>
+        </w:rPr>
+      </w:pPr>
+      <w:bookmarkStart w:id="27" w:name="_Hlk222999740"/>
+      <w:r>
+        <w:rPr>
+          <w:noProof/>
+          <w:shd w:val="clear" w:color="auto" w:fill="FFFFFF"/>
+        </w:rPr>
+        <w:t xml:space="preserve">Koncept nutnosti oddělovat člověka a jeho dovednosti od úkolů, tedy toho, co skutečně provádí, </w:t>
+      </w:r>
+      <w:r>
+        <w:rPr>
+          <w:noProof/>
+          <w:shd w:val="clear" w:color="auto" w:fill="FFFFFF"/>
+        </w:rPr>
+        <w:t xml:space="preserve">poprvé vymysleli </w:t>
+      </w:r>
+      <w:r>
+        <w:rPr>
+          <w:noProof/>
+          <w:shd w:val="clear" w:color="auto" w:fill="FFFFFF"/>
+        </w:rPr>
+        <w:t>ekonomové Autor, D. H., Levy, F., &amp; Murnane, R. J. (2003) a detailně</w:t>
+      </w:r>
+      <w:r>
+        <w:rPr>
+          <w:noProof/>
+          <w:shd w:val="clear" w:color="auto" w:fill="FFFFFF"/>
+        </w:rPr>
+        <w:t xml:space="preserve"> popsali</w:t>
+      </w:r>
+      <w:r>
+        <w:rPr>
+          <w:noProof/>
+          <w:shd w:val="clear" w:color="auto" w:fill="FFFFFF"/>
+        </w:rPr>
+        <w:t xml:space="preserve"> ve studii The skill content of recent technological change: An empirical exploration. The Quarterly Journal of Economics. (tzv. ALM model). Model na datech 1960–1998 vysvětlil ~60 % posunu poptávky ve prospěch vzdělané pracovní </w:t>
+      </w:r>
+      <w:r>
+        <w:rPr>
+          <w:noProof/>
+          <w:shd w:val="clear" w:color="auto" w:fill="FFFFFF"/>
+        </w:rPr>
+        <w:lastRenderedPageBreak/>
+        <w:t>síly. Místo otázek, jaké dovednosti pracovník má se začali ptát spíše jaké konkrétní úkoly jeho práce obnáší.</w:t>
       </w:r>
     </w:p>
     <w:p>
       <w:pPr>
         <w:spacing w:before="100" w:beforeAutospacing="1" w:after="100" w:afterAutospacing="1"/>
         <w:rPr>
-          <w:noProof/>
-        </w:rPr>
-      </w:pPr>
-      <w:r>
-        <w:rPr>
-          <w:noProof/>
-        </w:rPr>
-        <w:t xml:space="preserve">Je zde kritizován především nadhodnocování hrozeb a zavádějí přesnější přístup založený na konkrétních úkolech, jenž zohledňuje různorodost činností v rámci stejných profesí. Výzkum odhaduje, že plně automatizovatelných míst na trhu práce je pouze 9 %, což je oproti 47 % výrazně nižší odhad. Výsledky se liší mezi státy v závislosti na organizaci práce a vzdělávání. Také zdůrazňují, že technologický pokrok sice nezpůsobí </w:t>
-      </w:r>
-      <w:r>
-        <w:rPr>
-          <w:noProof/>
-        </w:rPr>
-        <w:lastRenderedPageBreak/>
-        <w:t>masovou nezaměstnanost, ale výrazně zasáhne hlavně méně kvalifikované pracovníky. Hlavní výzvou by tak neměl být nedostatek práce, nýbrž rostoucí sociální nerovnost a nutnost rekvalifikace méně kvalifikovaných pracovníků na trhu práce. Studie poukazuje také na ekonomické, právní a společenské faktory, které proces nahrazování lidí technologiemi dále zpomalují.</w:t>
+          <w:rFonts w:ascii="Times New Roman" w:eastAsia="Times New Roman" w:hAnsi="Times New Roman" w:cs="Times New Roman"/>
+          <w:noProof/>
+          <w:lang w:eastAsia="cs-CZ"/>
+        </w:rPr>
+      </w:pPr>
+      <w:bookmarkStart w:id="28" w:name="_Hlk222838524"/>
+      <w:bookmarkStart w:id="29" w:name="_Hlk223004839"/>
+      <w:r>
+        <w:rPr>
+          <w:rFonts w:ascii="Times New Roman" w:eastAsia="Times New Roman" w:hAnsi="Times New Roman" w:cs="Times New Roman"/>
+          <w:noProof/>
+          <w:lang w:eastAsia="cs-CZ"/>
+        </w:rPr>
+        <w:t>Polarizací trhu práce se více zabýval</w:t>
+      </w:r>
+      <w:bookmarkStart w:id="30" w:name="_Hlk223101904"/>
+      <w:r>
+        <w:rPr>
+          <w:rFonts w:ascii="Times New Roman" w:eastAsia="Times New Roman" w:hAnsi="Times New Roman" w:cs="Times New Roman"/>
+          <w:noProof/>
+          <w:lang w:eastAsia="cs-CZ"/>
+        </w:rPr>
+        <w:t xml:space="preserve"> </w:t>
+      </w:r>
+      <w:r>
+        <w:rPr>
+          <w:rFonts w:ascii="Times New Roman" w:eastAsia="Times New Roman" w:hAnsi="Times New Roman" w:cs="Times New Roman"/>
+          <w:noProof/>
+          <w:lang w:eastAsia="cs-CZ"/>
+        </w:rPr>
+        <w:t>G</w:t>
+      </w:r>
+      <w:r>
+        <w:rPr>
+          <w:rFonts w:ascii="Times New Roman" w:eastAsia="Times New Roman" w:hAnsi="Times New Roman" w:cs="Times New Roman"/>
+          <w:noProof/>
+          <w:lang w:eastAsia="cs-CZ"/>
+        </w:rPr>
+        <w:t>oos &amp;</w:t>
+      </w:r>
+      <w:bookmarkStart w:id="31" w:name="_Hlk222838506"/>
+      <w:r>
+        <w:rPr>
+          <w:rFonts w:ascii="Times New Roman" w:eastAsia="Times New Roman" w:hAnsi="Times New Roman" w:cs="Times New Roman"/>
+          <w:noProof/>
+          <w:lang w:eastAsia="cs-CZ"/>
+        </w:rPr>
+        <w:t xml:space="preserve"> M</w:t>
+      </w:r>
+      <w:r>
+        <w:rPr>
+          <w:rFonts w:ascii="Times New Roman" w:eastAsia="Times New Roman" w:hAnsi="Times New Roman" w:cs="Times New Roman"/>
+          <w:noProof/>
+          <w:lang w:eastAsia="cs-CZ"/>
+        </w:rPr>
+        <w:t>anning</w:t>
+      </w:r>
+      <w:bookmarkEnd w:id="31"/>
+      <w:r>
+        <w:rPr>
+          <w:rFonts w:ascii="Times New Roman" w:eastAsia="Times New Roman" w:hAnsi="Times New Roman" w:cs="Times New Roman"/>
+          <w:noProof/>
+          <w:lang w:eastAsia="cs-CZ"/>
+        </w:rPr>
+        <w:t xml:space="preserve"> (</w:t>
+      </w:r>
+      <w:r>
+        <w:rPr>
+          <w:rFonts w:ascii="Times New Roman" w:eastAsia="Times New Roman" w:hAnsi="Times New Roman" w:cs="Times New Roman"/>
+          <w:noProof/>
+          <w:lang w:eastAsia="cs-CZ"/>
+        </w:rPr>
+        <w:t>200</w:t>
+      </w:r>
+      <w:bookmarkEnd w:id="30"/>
+      <w:r>
+        <w:rPr>
+          <w:rFonts w:ascii="Times New Roman" w:eastAsia="Times New Roman" w:hAnsi="Times New Roman" w:cs="Times New Roman"/>
+          <w:noProof/>
+          <w:lang w:eastAsia="cs-CZ"/>
+        </w:rPr>
+        <w:t xml:space="preserve">7) a </w:t>
+      </w:r>
+      <w:r>
+        <w:rPr>
+          <w:rFonts w:ascii="Times New Roman" w:eastAsia="Times New Roman" w:hAnsi="Times New Roman" w:cs="Times New Roman"/>
+          <w:noProof/>
+          <w:lang w:eastAsia="cs-CZ"/>
+        </w:rPr>
+        <w:t>také David Autor, 2015</w:t>
+      </w:r>
+      <w:r>
+        <w:rPr>
+          <w:rFonts w:ascii="Times New Roman" w:eastAsia="Times New Roman" w:hAnsi="Times New Roman" w:cs="Times New Roman"/>
+          <w:noProof/>
+          <w:lang w:eastAsia="cs-CZ"/>
+        </w:rPr>
+        <w:t>. Z</w:t>
+      </w:r>
+      <w:r>
+        <w:rPr>
+          <w:rFonts w:ascii="Times New Roman" w:eastAsia="Times New Roman" w:hAnsi="Times New Roman" w:cs="Times New Roman"/>
+          <w:noProof/>
+          <w:lang w:eastAsia="cs-CZ"/>
+        </w:rPr>
+        <w:t xml:space="preserve">pochybňují, že </w:t>
+      </w:r>
+      <w:r>
+        <w:rPr>
+          <w:rFonts w:ascii="Times New Roman" w:eastAsia="Times New Roman" w:hAnsi="Times New Roman" w:cs="Times New Roman"/>
+          <w:noProof/>
+          <w:lang w:eastAsia="cs-CZ"/>
+        </w:rPr>
+        <w:t xml:space="preserve">by </w:t>
+      </w:r>
+      <w:r>
+        <w:rPr>
+          <w:rFonts w:ascii="Times New Roman" w:eastAsia="Times New Roman" w:hAnsi="Times New Roman" w:cs="Times New Roman"/>
+          <w:noProof/>
+          <w:lang w:eastAsia="cs-CZ"/>
+        </w:rPr>
+        <w:t>technologický pokrok pomáh</w:t>
+      </w:r>
+      <w:r>
+        <w:rPr>
+          <w:rFonts w:ascii="Times New Roman" w:eastAsia="Times New Roman" w:hAnsi="Times New Roman" w:cs="Times New Roman"/>
+          <w:noProof/>
+          <w:lang w:eastAsia="cs-CZ"/>
+        </w:rPr>
+        <w:t>al</w:t>
+      </w:r>
+      <w:r>
+        <w:rPr>
+          <w:rFonts w:ascii="Times New Roman" w:eastAsia="Times New Roman" w:hAnsi="Times New Roman" w:cs="Times New Roman"/>
+          <w:noProof/>
+          <w:lang w:eastAsia="cs-CZ"/>
+        </w:rPr>
+        <w:t xml:space="preserve"> </w:t>
+      </w:r>
+      <w:r>
+        <w:rPr>
+          <w:rFonts w:ascii="Times New Roman" w:eastAsia="Times New Roman" w:hAnsi="Times New Roman" w:cs="Times New Roman"/>
+          <w:noProof/>
+          <w:lang w:eastAsia="cs-CZ"/>
+        </w:rPr>
+        <w:t>výhradně</w:t>
+      </w:r>
+      <w:r>
+        <w:rPr>
+          <w:rFonts w:ascii="Times New Roman" w:eastAsia="Times New Roman" w:hAnsi="Times New Roman" w:cs="Times New Roman"/>
+          <w:noProof/>
+          <w:lang w:eastAsia="cs-CZ"/>
+        </w:rPr>
+        <w:t xml:space="preserve"> kvalifikovaným pracovníkům</w:t>
+      </w:r>
+      <w:r>
+        <w:rPr>
+          <w:rFonts w:ascii="Times New Roman" w:eastAsia="Times New Roman" w:hAnsi="Times New Roman" w:cs="Times New Roman"/>
+          <w:noProof/>
+          <w:lang w:eastAsia="cs-CZ"/>
+        </w:rPr>
+        <w:t>. M</w:t>
+      </w:r>
+      <w:r>
+        <w:rPr>
+          <w:rFonts w:ascii="Times New Roman" w:eastAsia="Times New Roman" w:hAnsi="Times New Roman" w:cs="Times New Roman"/>
+          <w:noProof/>
+          <w:lang w:eastAsia="cs-CZ"/>
+        </w:rPr>
+        <w:t xml:space="preserve">ísto toho prosazují </w:t>
+      </w:r>
+      <w:r>
+        <w:rPr>
+          <w:rFonts w:ascii="Times New Roman" w:eastAsia="Times New Roman" w:hAnsi="Times New Roman" w:cs="Times New Roman"/>
+          <w:noProof/>
+          <w:lang w:eastAsia="cs-CZ"/>
+        </w:rPr>
+        <w:t xml:space="preserve">právě </w:t>
+      </w:r>
+      <w:r>
+        <w:rPr>
+          <w:rFonts w:ascii="Times New Roman" w:eastAsia="Times New Roman" w:hAnsi="Times New Roman" w:cs="Times New Roman"/>
+          <w:noProof/>
+          <w:lang w:eastAsia="cs-CZ"/>
+        </w:rPr>
+        <w:t>hypotézu rutinizace. Moderní technologie tak nahrazují především středně placená zaměstnání založená na opakujících se úkonech, zatímco poptávka po špatně i dobře placených pozicích s převahou nerutinní práce roste.</w:t>
+      </w:r>
+      <w:bookmarkEnd w:id="28"/>
+      <w:r>
+        <w:rPr>
+          <w:rFonts w:ascii="Times New Roman" w:eastAsia="Times New Roman" w:hAnsi="Times New Roman" w:cs="Times New Roman"/>
+          <w:noProof/>
+          <w:lang w:eastAsia="cs-CZ"/>
+        </w:rPr>
+        <w:t xml:space="preserve">  </w:t>
       </w:r>
     </w:p>
     <w:p>
@@ -12579,252 +9056,7 @@
           <w:shd w:val="clear" w:color="auto" w:fill="FFFFFF"/>
         </w:rPr>
       </w:pPr>
-      <w:bookmarkStart w:id="24" w:name="_Hlk222999740"/>
-      <w:r>
-        <w:rPr>
-          <w:noProof/>
-          <w:shd w:val="clear" w:color="auto" w:fill="FFFFFF"/>
-        </w:rPr>
-        <w:t xml:space="preserve">Koncept nutnosti oddělovat člověka a jeho dovednosti od úkolů, tedy toho, co skutečně provádí, </w:t>
-      </w:r>
-      <w:r>
-        <w:rPr>
-          <w:noProof/>
-          <w:shd w:val="clear" w:color="auto" w:fill="FFFFFF"/>
-        </w:rPr>
-        <w:t xml:space="preserve">poprvé vymysleli </w:t>
-      </w:r>
-      <w:r>
-        <w:rPr>
-          <w:noProof/>
-          <w:shd w:val="clear" w:color="auto" w:fill="FFFFFF"/>
-        </w:rPr>
-        <w:t>ekonomové Autor, D. H., Levy, F., &amp; Murnane, R. J. (2003) a detailně</w:t>
-      </w:r>
-      <w:r>
-        <w:rPr>
-          <w:noProof/>
-          <w:shd w:val="clear" w:color="auto" w:fill="FFFFFF"/>
-        </w:rPr>
-        <w:t xml:space="preserve"> popsali</w:t>
-      </w:r>
-      <w:r>
-        <w:rPr>
-          <w:noProof/>
-          <w:shd w:val="clear" w:color="auto" w:fill="FFFFFF"/>
-        </w:rPr>
-        <w:t xml:space="preserve"> ve studii The skill content of recent technological change: An empirical exploration. The Quarterly Journal of Economics. (tzv. ALM model). Model na datech 1960–1998 vysvětlil ~60 % posunu poptávky ve prospěch vzdělané pracovní síly. Místo otázek, jaké dovednosti pracovník má se začali ptát spíše jaké konkrétní úkoly jeho práce obnáší.</w:t>
-      </w:r>
-    </w:p>
-    <w:p>
-      <w:pPr>
-        <w:spacing w:before="100" w:beforeAutospacing="1" w:after="100" w:afterAutospacing="1"/>
-        <w:rPr>
-          <w:rFonts w:ascii="Times New Roman" w:eastAsia="Times New Roman" w:hAnsi="Times New Roman" w:cs="Times New Roman"/>
-          <w:noProof/>
-          <w:lang w:eastAsia="cs-CZ"/>
-        </w:rPr>
-      </w:pPr>
-      <w:bookmarkStart w:id="25" w:name="_Hlk222838524"/>
-      <w:bookmarkStart w:id="26" w:name="_Hlk223004839"/>
-      <w:r>
-        <w:rPr>
-          <w:rFonts w:ascii="Times New Roman" w:eastAsia="Times New Roman" w:hAnsi="Times New Roman" w:cs="Times New Roman"/>
-          <w:noProof/>
-          <w:lang w:eastAsia="cs-CZ"/>
-        </w:rPr>
-        <w:t>Polarizací trhu práce se více zabýval</w:t>
-      </w:r>
-      <w:bookmarkStart w:id="27" w:name="_Hlk223101904"/>
-      <w:r>
-        <w:rPr>
-          <w:rFonts w:ascii="Times New Roman" w:eastAsia="Times New Roman" w:hAnsi="Times New Roman" w:cs="Times New Roman"/>
-          <w:noProof/>
-          <w:lang w:eastAsia="cs-CZ"/>
-        </w:rPr>
-        <w:t xml:space="preserve"> </w:t>
-      </w:r>
-      <w:r>
-        <w:rPr>
-          <w:rFonts w:ascii="Times New Roman" w:eastAsia="Times New Roman" w:hAnsi="Times New Roman" w:cs="Times New Roman"/>
-          <w:noProof/>
-          <w:lang w:eastAsia="cs-CZ"/>
-        </w:rPr>
-        <w:t>G</w:t>
-      </w:r>
-      <w:r>
-        <w:rPr>
-          <w:rFonts w:ascii="Times New Roman" w:eastAsia="Times New Roman" w:hAnsi="Times New Roman" w:cs="Times New Roman"/>
-          <w:noProof/>
-          <w:lang w:eastAsia="cs-CZ"/>
-        </w:rPr>
-        <w:t>oos &amp;</w:t>
-      </w:r>
-      <w:bookmarkStart w:id="28" w:name="_Hlk222838506"/>
-      <w:r>
-        <w:rPr>
-          <w:rFonts w:ascii="Times New Roman" w:eastAsia="Times New Roman" w:hAnsi="Times New Roman" w:cs="Times New Roman"/>
-          <w:noProof/>
-          <w:lang w:eastAsia="cs-CZ"/>
-        </w:rPr>
-        <w:t xml:space="preserve"> M</w:t>
-      </w:r>
-      <w:r>
-        <w:rPr>
-          <w:rFonts w:ascii="Times New Roman" w:eastAsia="Times New Roman" w:hAnsi="Times New Roman" w:cs="Times New Roman"/>
-          <w:noProof/>
-          <w:lang w:eastAsia="cs-CZ"/>
-        </w:rPr>
-        <w:t>anning</w:t>
-      </w:r>
-      <w:bookmarkEnd w:id="28"/>
-      <w:r>
-        <w:rPr>
-          <w:rFonts w:ascii="Times New Roman" w:eastAsia="Times New Roman" w:hAnsi="Times New Roman" w:cs="Times New Roman"/>
-          <w:noProof/>
-          <w:lang w:eastAsia="cs-CZ"/>
-        </w:rPr>
-        <w:t xml:space="preserve"> (</w:t>
-      </w:r>
-      <w:r>
-        <w:rPr>
-          <w:rFonts w:ascii="Times New Roman" w:eastAsia="Times New Roman" w:hAnsi="Times New Roman" w:cs="Times New Roman"/>
-          <w:noProof/>
-          <w:lang w:eastAsia="cs-CZ"/>
-        </w:rPr>
-        <w:t>200</w:t>
-      </w:r>
-      <w:bookmarkEnd w:id="27"/>
-      <w:r>
-        <w:rPr>
-          <w:rFonts w:ascii="Times New Roman" w:eastAsia="Times New Roman" w:hAnsi="Times New Roman" w:cs="Times New Roman"/>
-          <w:noProof/>
-          <w:lang w:eastAsia="cs-CZ"/>
-        </w:rPr>
-        <w:t xml:space="preserve">7) a </w:t>
-      </w:r>
-      <w:r>
-        <w:rPr>
-          <w:rFonts w:ascii="Times New Roman" w:eastAsia="Times New Roman" w:hAnsi="Times New Roman" w:cs="Times New Roman"/>
-          <w:noProof/>
-          <w:lang w:eastAsia="cs-CZ"/>
-        </w:rPr>
-        <w:t>také David Autor, 2015</w:t>
-      </w:r>
-      <w:r>
-        <w:rPr>
-          <w:rFonts w:ascii="Times New Roman" w:eastAsia="Times New Roman" w:hAnsi="Times New Roman" w:cs="Times New Roman"/>
-          <w:noProof/>
-          <w:lang w:eastAsia="cs-CZ"/>
-        </w:rPr>
-        <w:t>. Z</w:t>
-      </w:r>
-      <w:r>
-        <w:rPr>
-          <w:rFonts w:ascii="Times New Roman" w:eastAsia="Times New Roman" w:hAnsi="Times New Roman" w:cs="Times New Roman"/>
-          <w:noProof/>
-          <w:lang w:eastAsia="cs-CZ"/>
-        </w:rPr>
-        <w:t xml:space="preserve">pochybňují, že </w:t>
-      </w:r>
-      <w:r>
-        <w:rPr>
-          <w:rFonts w:ascii="Times New Roman" w:eastAsia="Times New Roman" w:hAnsi="Times New Roman" w:cs="Times New Roman"/>
-          <w:noProof/>
-          <w:lang w:eastAsia="cs-CZ"/>
-        </w:rPr>
-        <w:t xml:space="preserve">by </w:t>
-      </w:r>
-      <w:r>
-        <w:rPr>
-          <w:rFonts w:ascii="Times New Roman" w:eastAsia="Times New Roman" w:hAnsi="Times New Roman" w:cs="Times New Roman"/>
-          <w:noProof/>
-          <w:lang w:eastAsia="cs-CZ"/>
-        </w:rPr>
-        <w:t>technologický pokrok pomáh</w:t>
-      </w:r>
-      <w:r>
-        <w:rPr>
-          <w:rFonts w:ascii="Times New Roman" w:eastAsia="Times New Roman" w:hAnsi="Times New Roman" w:cs="Times New Roman"/>
-          <w:noProof/>
-          <w:lang w:eastAsia="cs-CZ"/>
-        </w:rPr>
-        <w:t>al</w:t>
-      </w:r>
-      <w:r>
-        <w:rPr>
-          <w:rFonts w:ascii="Times New Roman" w:eastAsia="Times New Roman" w:hAnsi="Times New Roman" w:cs="Times New Roman"/>
-          <w:noProof/>
-          <w:lang w:eastAsia="cs-CZ"/>
-        </w:rPr>
-        <w:t xml:space="preserve"> </w:t>
-      </w:r>
-      <w:r>
-        <w:rPr>
-          <w:rFonts w:ascii="Times New Roman" w:eastAsia="Times New Roman" w:hAnsi="Times New Roman" w:cs="Times New Roman"/>
-          <w:noProof/>
-          <w:lang w:eastAsia="cs-CZ"/>
-        </w:rPr>
-        <w:t>výhradně</w:t>
-      </w:r>
-      <w:r>
-        <w:rPr>
-          <w:rFonts w:ascii="Times New Roman" w:eastAsia="Times New Roman" w:hAnsi="Times New Roman" w:cs="Times New Roman"/>
-          <w:noProof/>
-          <w:lang w:eastAsia="cs-CZ"/>
-        </w:rPr>
-        <w:t xml:space="preserve"> kvalifikovaným pracovníkům</w:t>
-      </w:r>
-      <w:r>
-        <w:rPr>
-          <w:rFonts w:ascii="Times New Roman" w:eastAsia="Times New Roman" w:hAnsi="Times New Roman" w:cs="Times New Roman"/>
-          <w:noProof/>
-          <w:lang w:eastAsia="cs-CZ"/>
-        </w:rPr>
-        <w:t>. M</w:t>
-      </w:r>
-      <w:r>
-        <w:rPr>
-          <w:rFonts w:ascii="Times New Roman" w:eastAsia="Times New Roman" w:hAnsi="Times New Roman" w:cs="Times New Roman"/>
-          <w:noProof/>
-          <w:lang w:eastAsia="cs-CZ"/>
-        </w:rPr>
-        <w:t xml:space="preserve">ísto toho prosazují </w:t>
-      </w:r>
-      <w:r>
-        <w:rPr>
-          <w:rFonts w:ascii="Times New Roman" w:eastAsia="Times New Roman" w:hAnsi="Times New Roman" w:cs="Times New Roman"/>
-          <w:noProof/>
-          <w:lang w:eastAsia="cs-CZ"/>
-        </w:rPr>
-        <w:t xml:space="preserve">právě </w:t>
-      </w:r>
-      <w:r>
-        <w:rPr>
-          <w:rFonts w:ascii="Times New Roman" w:eastAsia="Times New Roman" w:hAnsi="Times New Roman" w:cs="Times New Roman"/>
-          <w:noProof/>
-          <w:lang w:eastAsia="cs-CZ"/>
-        </w:rPr>
-        <w:t>hypotézu rutinizace. Moderní technologie tak nahrazují především středně placená zaměstnání založená na opakujících se úkonech, zatímco poptávka po špatně i dobře placených pozicích s převahou nerutinní práce roste.</w:t>
-      </w:r>
-      <w:bookmarkEnd w:id="25"/>
-      <w:r>
-        <w:rPr>
-          <w:rFonts w:ascii="Times New Roman" w:eastAsia="Times New Roman" w:hAnsi="Times New Roman" w:cs="Times New Roman"/>
-          <w:noProof/>
-          <w:lang w:eastAsia="cs-CZ"/>
-        </w:rPr>
-        <w:t xml:space="preserve">  </w:t>
-      </w:r>
-    </w:p>
-    <w:p>
-      <w:pPr>
-        <w:rPr>
-          <w:noProof/>
-          <w:shd w:val="clear" w:color="auto" w:fill="FFFFFF"/>
-        </w:rPr>
-      </w:pPr>
-      <w:bookmarkStart w:id="29" w:name="_Hlk223109938"/>
+      <w:bookmarkStart w:id="32" w:name="_Hlk223109938"/>
       <w:r>
         <w:rPr>
           <w:noProof/>
@@ -12923,8 +9155,8 @@
                 <w:shd w:val="clear" w:color="auto" w:fill="FFFFFF"/>
               </w:rPr>
             </w:pPr>
-            <w:bookmarkStart w:id="30" w:name="_Hlk223101633"/>
-            <w:bookmarkEnd w:id="29"/>
+            <w:bookmarkStart w:id="33" w:name="_Hlk223101633"/>
+            <w:bookmarkEnd w:id="32"/>
             <w:r>
               <w:rPr>
                 <w:noProof/>
@@ -13257,7 +9489,6 @@
                 <w:noProof/>
                 <w:shd w:val="clear" w:color="auto" w:fill="FFFFFF"/>
               </w:rPr>
-              <w:lastRenderedPageBreak/>
               <w:t>Nerutinní kognitivní (interaktivní)</w:t>
             </w:r>
           </w:p>
@@ -13382,7 +9613,7 @@
           </w:p>
         </w:tc>
       </w:tr>
-      <w:bookmarkEnd w:id="30"/>
+      <w:bookmarkEnd w:id="33"/>
     </w:tbl>
     <w:p>
       <w:pPr>
@@ -13410,7 +9641,7 @@
         </w:rPr>
         <w:t>technologie = skill-biased → roste poptávka po vzdělané práci, klesá po nevzdělané</w:t>
       </w:r>
-      <w:bookmarkEnd w:id="26"/>
+      <w:bookmarkEnd w:id="29"/>
     </w:p>
     <w:p>
       <w:pPr>
@@ -13419,8 +9650,8 @@
           <w:shd w:val="clear" w:color="auto" w:fill="FFFFFF"/>
         </w:rPr>
       </w:pPr>
-      <w:bookmarkStart w:id="31" w:name="_Hlk222999781"/>
-      <w:bookmarkEnd w:id="24"/>
+      <w:bookmarkStart w:id="34" w:name="_Hlk222999781"/>
+      <w:bookmarkEnd w:id="27"/>
       <w:r>
         <w:rPr>
           <w:noProof/>
@@ -13512,6 +9743,7 @@
           <w:noProof/>
           <w:shd w:val="clear" w:color="auto" w:fill="FFFFFF"/>
         </w:rPr>
+        <w:lastRenderedPageBreak/>
         <w:t>V</w:t>
       </w:r>
       <w:r>
@@ -13542,7 +9774,7 @@
         </w:rPr>
         <w:t xml:space="preserve">vznikla práce Acemoglu &amp; Autora jako upřesnění a rozšíření, kde se hlouběji propoují dovednosti s úkoly a technologiemi. </w:t>
       </w:r>
-      <w:bookmarkStart w:id="32" w:name="_Hlk223003847"/>
+      <w:bookmarkStart w:id="35" w:name="_Hlk223003847"/>
       <w:r>
         <w:rPr>
           <w:noProof/>
@@ -13550,7 +9782,7 @@
         </w:rPr>
         <w:t>Vzniká rozdělení na rutinní a nerutinní nebo také kognitivní a manuální úkoly</w:t>
       </w:r>
-      <w:bookmarkEnd w:id="32"/>
+      <w:bookmarkEnd w:id="35"/>
       <w:r>
         <w:rPr>
           <w:noProof/>
@@ -13619,12 +9851,13 @@
         </w:r>
       </w:hyperlink>
     </w:p>
-    <w:bookmarkEnd w:id="31"/>
+    <w:bookmarkEnd w:id="34"/>
     <w:p>
       <w:pPr>
         <w:rPr>
           <w:noProof/>
           <w:shd w:val="clear" w:color="auto" w:fill="FFFFFF"/>
+          <w:lang w:val="en-US"/>
         </w:rPr>
       </w:pPr>
       <w:r>
@@ -13646,15 +9879,7 @@
           <w:noProof/>
           <w:shd w:val="clear" w:color="auto" w:fill="FFFFFF"/>
         </w:rPr>
-        <w:t xml:space="preserve">může mít určité nedostatky, jelikož jak lze vidět na vývoji AI a AI agentů, nejedná se již pouze o rutinní úkoly, co AI vše automatizuje a můžeme sledovat již reálné implementace větších celků pracovních činností. Nelze tedy </w:t>
-      </w:r>
-      <w:r>
-        <w:rPr>
-          <w:noProof/>
-          <w:shd w:val="clear" w:color="auto" w:fill="FFFFFF"/>
-        </w:rPr>
-        <w:lastRenderedPageBreak/>
-        <w:t>jednoznačně tvrdit na základě dosavadního technologického pokroku, že technologie AI neumožní skutečnou přímou substituci pracovních míst.</w:t>
+        <w:t>může mít určité nedostatky, jelikož jak lze vidět na vývoji AI a AI agentů, nejedná se již pouze o rutinní úkoly, co AI vše automatizuje a můžeme sledovat již reálné implementace větších celků pracovních činností. Nelze tedy jednoznačně tvrdit na základě dosavadního technologického pokroku, že technologie AI neumožní skutečnou přímou substituci pracovních míst.</w:t>
       </w:r>
     </w:p>
     <w:p>
@@ -13742,6 +9967,7 @@
           <w:noProof/>
           <w:lang w:eastAsia="cs-CZ"/>
         </w:rPr>
+        <w:lastRenderedPageBreak/>
         <w:t>Mezi nejvíce exponované sektory patří</w:t>
       </w:r>
       <w:r>
@@ -13794,7 +10020,6 @@
           <w:noProof/>
           <w:lang w:eastAsia="cs-CZ"/>
         </w:rPr>
-        <w:lastRenderedPageBreak/>
         <w:drawing>
           <wp:inline distT="0" distB="0" distL="0" distR="0" wp14:anchorId="6B1419CE" wp14:editId="7D2EF742">
             <wp:extent cx="5372100" cy="4508500"/>
@@ -13862,7 +10087,14 @@
         <w:rPr>
           <w:noProof/>
         </w:rPr>
-        <w:t>Přestože AI nepřineslo většině organizacím ještě viditelné a měřitelné zisky dle EBIT, avšak firmy s jistotou reportují, že AI urychlilo a vylepšilo inovace, konkurenční výhody a spokojenost zákazníků a zaměstnanců. Nejvíce se tak děje u softwarového inženýrství, IT, výroby a financí. Nejméně naopak v marketingu či právním sektoru. To je rozdílné oproti roku 2024, kde byl marketing a prodeje představovaly nejvíce využívání generativního AI, více než u IT společností. (</w:t>
+        <w:t xml:space="preserve">Přestože AI nepřineslo většině organizacím ještě viditelné a měřitelné zisky dle EBIT, avšak firmy s jistotou reportují, že AI urychlilo a vylepšilo inovace, konkurenční výhody a spokojenost zákazníků a zaměstnanců. Nejvíce se tak děje u softwarového inženýrství, IT, výroby a financí. Nejméně naopak v marketingu či právním sektoru. To je rozdílné oproti roku 2024, kde byl marketing a prodeje představovaly nejvíce využívání generativního AI, více než u IT společností. </w:t>
+      </w:r>
+      <w:r>
+        <w:rPr>
+          <w:noProof/>
+        </w:rPr>
+        <w:lastRenderedPageBreak/>
+        <w:t>(</w:t>
       </w:r>
       <w:hyperlink r:id="rId14" w:tgtFrame="_new" w:history="1">
         <w:r>
@@ -13930,7 +10162,6 @@
           <w:noProof/>
           <w:lang w:eastAsia="cs-CZ"/>
         </w:rPr>
-        <w:lastRenderedPageBreak/>
         <w:t>Z dosud dostupných sledování je zjevné, že vyspělejší ekonomiky vykazují výrazně vyšší míru adopce AI technologií ve firmách.</w:t>
       </w:r>
       <w:r>
@@ -14230,8 +10461,8 @@
           <w:lang w:eastAsia="cs-CZ"/>
         </w:rPr>
       </w:pPr>
-      <w:bookmarkStart w:id="33" w:name="_Toc218851992"/>
-      <w:bookmarkStart w:id="34" w:name="_Toc223344251"/>
+      <w:bookmarkStart w:id="36" w:name="_Toc218851992"/>
+      <w:bookmarkStart w:id="37" w:name="_Toc223344251"/>
       <w:r>
         <w:rPr>
           <w:rFonts w:eastAsia="Times New Roman"/>
@@ -14240,8 +10471,8 @@
         </w:rPr>
         <w:t>Lidský kapitál v kontextu AI</w:t>
       </w:r>
-      <w:bookmarkEnd w:id="33"/>
-      <w:bookmarkEnd w:id="34"/>
+      <w:bookmarkEnd w:id="36"/>
+      <w:bookmarkEnd w:id="37"/>
     </w:p>
     <w:p>
       <w:pPr>
@@ -14397,7 +10628,7 @@
           <w:lang w:eastAsia="cs-CZ"/>
         </w:rPr>
       </w:pPr>
-      <w:bookmarkStart w:id="35" w:name="_Toc218851993"/>
+      <w:bookmarkStart w:id="38" w:name="_Toc218851993"/>
       <w:r>
         <w:rPr>
           <w:rFonts w:eastAsia="Times New Roman"/>
@@ -14407,7 +10638,7 @@
         <w:lastRenderedPageBreak/>
         <w:t>AI dovednosti a pracovní trh</w:t>
       </w:r>
-      <w:bookmarkEnd w:id="35"/>
+      <w:bookmarkEnd w:id="38"/>
     </w:p>
     <w:p>
       <w:pPr>
@@ -14418,8 +10649,8 @@
           <w:lang w:eastAsia="cs-CZ"/>
         </w:rPr>
       </w:pPr>
-      <w:bookmarkStart w:id="36" w:name="_Toc218851994"/>
-      <w:bookmarkStart w:id="37" w:name="_Toc223344252"/>
+      <w:bookmarkStart w:id="39" w:name="_Toc218851994"/>
+      <w:bookmarkStart w:id="40" w:name="_Toc223344252"/>
       <w:r>
         <w:rPr>
           <w:rFonts w:eastAsia="Times New Roman"/>
@@ -14436,8 +10667,8 @@
         </w:rPr>
         <w:t>inteligence</w:t>
       </w:r>
-      <w:bookmarkEnd w:id="36"/>
-      <w:bookmarkEnd w:id="37"/>
+      <w:bookmarkEnd w:id="39"/>
+      <w:bookmarkEnd w:id="40"/>
     </w:p>
     <w:p>
       <w:pPr>
@@ -14452,8 +10683,8 @@
           <w:lang w:eastAsia="cs-CZ"/>
         </w:rPr>
       </w:pPr>
-      <w:bookmarkStart w:id="38" w:name="_Toc223344253"/>
-      <w:bookmarkStart w:id="39" w:name="_Toc218851982"/>
+      <w:bookmarkStart w:id="41" w:name="_Toc223344253"/>
+      <w:bookmarkStart w:id="42" w:name="_Toc218851982"/>
       <w:r>
         <w:rPr>
           <w:rFonts w:eastAsia="Times New Roman"/>
@@ -14471,7 +10702,7 @@
         </w:rPr>
         <w:t>rapidní rozvoj</w:t>
       </w:r>
-      <w:bookmarkEnd w:id="38"/>
+      <w:bookmarkEnd w:id="41"/>
     </w:p>
     <w:p>
       <w:pPr>
@@ -14482,8 +10713,8 @@
           <w:lang w:eastAsia="cs-CZ"/>
         </w:rPr>
       </w:pPr>
-      <w:bookmarkStart w:id="40" w:name="_Hlk222993497"/>
-      <w:bookmarkEnd w:id="39"/>
+      <w:bookmarkStart w:id="43" w:name="_Hlk222993497"/>
+      <w:bookmarkEnd w:id="42"/>
       <w:r>
         <w:rPr>
           <w:rFonts w:ascii="Times New Roman" w:eastAsia="Times New Roman" w:hAnsi="Times New Roman" w:cs="Times New Roman"/>
@@ -14492,7 +10723,7 @@
         </w:rPr>
         <w:t>Umělá inteligence není novým pojmem ani novou disciplínou, a to navzdory tomu, že její popularita mezi širokou veřejností i investory výrazně vzrostla až v posledních letech.</w:t>
       </w:r>
-      <w:bookmarkEnd w:id="40"/>
+      <w:bookmarkEnd w:id="43"/>
       <w:r>
         <w:rPr>
           <w:rFonts w:ascii="Times New Roman" w:eastAsia="Times New Roman" w:hAnsi="Times New Roman" w:cs="Times New Roman"/>
@@ -14557,7 +10788,7 @@
           <w:lang w:eastAsia="cs-CZ"/>
         </w:rPr>
       </w:pPr>
-      <w:bookmarkStart w:id="41" w:name="_Toc223344254"/>
+      <w:bookmarkStart w:id="44" w:name="_Toc223344254"/>
       <w:r>
         <w:rPr>
           <w:rFonts w:eastAsia="Times New Roman"/>
@@ -14574,7 +10805,7 @@
         </w:rPr>
         <w:t>”</w:t>
       </w:r>
-      <w:bookmarkEnd w:id="41"/>
+      <w:bookmarkEnd w:id="44"/>
     </w:p>
     <w:p>
       <w:pPr>
@@ -14767,8 +10998,8 @@
           <w:lang w:eastAsia="cs-CZ"/>
         </w:rPr>
       </w:pPr>
-      <w:bookmarkStart w:id="42" w:name="_Toc218851995"/>
-      <w:bookmarkStart w:id="43" w:name="_Toc223344255"/>
+      <w:bookmarkStart w:id="45" w:name="_Toc218851995"/>
+      <w:bookmarkStart w:id="46" w:name="_Toc223344255"/>
       <w:r>
         <w:rPr>
           <w:rFonts w:eastAsia="Times New Roman"/>
@@ -14777,8 +11008,8 @@
         </w:rPr>
         <w:t>Expozice povolání vůči AI</w:t>
       </w:r>
-      <w:bookmarkEnd w:id="42"/>
-      <w:bookmarkEnd w:id="43"/>
+      <w:bookmarkEnd w:id="45"/>
+      <w:bookmarkEnd w:id="46"/>
     </w:p>
     <w:p>
       <w:pPr>
@@ -14790,7 +11021,7 @@
           <w:lang w:eastAsia="cs-CZ"/>
         </w:rPr>
       </w:pPr>
-      <w:bookmarkStart w:id="44" w:name="_Toc223344256"/>
+      <w:bookmarkStart w:id="47" w:name="_Toc223344256"/>
       <w:r>
         <w:rPr>
           <w:rFonts w:eastAsia="Times New Roman"/>
@@ -14799,7 +11030,7 @@
         </w:rPr>
         <w:t>Ekonomický dopad</w:t>
       </w:r>
-      <w:bookmarkEnd w:id="44"/>
+      <w:bookmarkEnd w:id="47"/>
     </w:p>
     <w:p>
       <w:pPr>
@@ -14863,7 +11094,7 @@
         </w:rPr>
         <w:t xml:space="preserve">Generativní umělá inteligence umožní nárůst produktivity práce o 0.1 až 0.6 procent ročně do roku 2040 v závislosti právě na předešlých faktorech. Ve spojení s dalšími technologiemi by nárůst produktivity mohl činit až 3.4 procenta ročně, což je významné číslo. </w:t>
       </w:r>
-      <w:bookmarkStart w:id="45" w:name="_Hlk222996239"/>
+      <w:bookmarkStart w:id="48" w:name="_Hlk222996239"/>
       <w:r>
         <w:rPr>
           <w:rFonts w:ascii="Times New Roman" w:eastAsia="Times New Roman" w:hAnsi="Times New Roman" w:cs="Times New Roman"/>
@@ -14872,7 +11103,7 @@
         </w:rPr>
         <w:t>(McKinsey, 2023)</w:t>
       </w:r>
-      <w:bookmarkEnd w:id="45"/>
+      <w:bookmarkEnd w:id="48"/>
     </w:p>
     <w:p>
       <w:pPr>
@@ -15147,8 +11378,8 @@
           <w:lang w:eastAsia="cs-CZ"/>
         </w:rPr>
       </w:pPr>
-      <w:bookmarkStart w:id="46" w:name="_Toc218851996"/>
-      <w:bookmarkStart w:id="47" w:name="_Toc223344257"/>
+      <w:bookmarkStart w:id="49" w:name="_Toc218851996"/>
+      <w:bookmarkStart w:id="50" w:name="_Toc223344257"/>
       <w:r>
         <w:rPr>
           <w:rFonts w:eastAsia="Times New Roman"/>
@@ -15173,8 +11404,8 @@
         </w:rPr>
         <w:t xml:space="preserve"> a kategorizace</w:t>
       </w:r>
-      <w:bookmarkEnd w:id="46"/>
-      <w:bookmarkEnd w:id="47"/>
+      <w:bookmarkEnd w:id="49"/>
+      <w:bookmarkEnd w:id="50"/>
     </w:p>
     <w:p>
       <w:pPr>
@@ -15310,8 +11541,8 @@
           <w:lang w:eastAsia="cs-CZ"/>
         </w:rPr>
       </w:pPr>
-      <w:bookmarkStart w:id="48" w:name="_Toc218851997"/>
-      <w:bookmarkStart w:id="49" w:name="_Toc223344258"/>
+      <w:bookmarkStart w:id="51" w:name="_Toc218851997"/>
+      <w:bookmarkStart w:id="52" w:name="_Toc223344258"/>
       <w:r>
         <w:rPr>
           <w:rFonts w:eastAsia="Times New Roman"/>
@@ -15320,8 +11551,8 @@
         </w:rPr>
         <w:t>Trendy v poptávce po AI dovednostech</w:t>
       </w:r>
-      <w:bookmarkEnd w:id="48"/>
-      <w:bookmarkEnd w:id="49"/>
+      <w:bookmarkEnd w:id="51"/>
+      <w:bookmarkEnd w:id="52"/>
     </w:p>
     <w:p>
       <w:pPr>
@@ -15420,8 +11651,8 @@
           <w:lang w:eastAsia="cs-CZ"/>
         </w:rPr>
       </w:pPr>
-      <w:bookmarkStart w:id="50" w:name="_Toc218851998"/>
-      <w:bookmarkStart w:id="51" w:name="_Toc223344259"/>
+      <w:bookmarkStart w:id="53" w:name="_Toc218851998"/>
+      <w:bookmarkStart w:id="54" w:name="_Toc223344259"/>
       <w:r>
         <w:rPr>
           <w:rFonts w:eastAsia="Times New Roman"/>
@@ -15430,8 +11661,8 @@
         </w:rPr>
         <w:t>Požadavky na vzdělání a zkušenosti pro AI pozice</w:t>
       </w:r>
-      <w:bookmarkEnd w:id="50"/>
-      <w:bookmarkEnd w:id="51"/>
+      <w:bookmarkEnd w:id="53"/>
+      <w:bookmarkEnd w:id="54"/>
     </w:p>
     <w:p>
       <w:pPr>
@@ -15509,8 +11740,8 @@
           <w:lang w:eastAsia="cs-CZ"/>
         </w:rPr>
       </w:pPr>
-      <w:bookmarkStart w:id="52" w:name="_Toc218851999"/>
-      <w:bookmarkStart w:id="53" w:name="_Toc223344260"/>
+      <w:bookmarkStart w:id="55" w:name="_Toc218851999"/>
+      <w:bookmarkStart w:id="56" w:name="_Toc223344260"/>
       <w:r>
         <w:rPr>
           <w:rFonts w:eastAsia="Times New Roman"/>
@@ -15519,8 +11750,8 @@
         </w:rPr>
         <w:t>Komplementární dovednosti k AI</w:t>
       </w:r>
-      <w:bookmarkEnd w:id="52"/>
-      <w:bookmarkEnd w:id="53"/>
+      <w:bookmarkEnd w:id="55"/>
+      <w:bookmarkEnd w:id="56"/>
     </w:p>
     <w:p>
       <w:pPr>
@@ -15576,8 +11807,8 @@
           <w:lang w:eastAsia="cs-CZ"/>
         </w:rPr>
       </w:pPr>
-      <w:bookmarkStart w:id="54" w:name="_Toc218852000"/>
-      <w:bookmarkStart w:id="55" w:name="_Toc223344261"/>
+      <w:bookmarkStart w:id="57" w:name="_Toc218852000"/>
+      <w:bookmarkStart w:id="58" w:name="_Toc223344261"/>
       <w:r>
         <w:rPr>
           <w:rFonts w:eastAsia="Times New Roman"/>
@@ -15587,8 +11818,8 @@
         </w:rPr>
         <w:t>Dopady AI na trh práce</w:t>
       </w:r>
-      <w:bookmarkEnd w:id="54"/>
-      <w:bookmarkEnd w:id="55"/>
+      <w:bookmarkEnd w:id="57"/>
+      <w:bookmarkEnd w:id="58"/>
     </w:p>
     <w:p>
       <w:pPr>
@@ -15671,8 +11902,8 @@
           <w:lang w:eastAsia="cs-CZ"/>
         </w:rPr>
       </w:pPr>
-      <w:bookmarkStart w:id="56" w:name="_Toc218852001"/>
-      <w:bookmarkStart w:id="57" w:name="_Toc223344262"/>
+      <w:bookmarkStart w:id="59" w:name="_Toc218852001"/>
+      <w:bookmarkStart w:id="60" w:name="_Toc223344262"/>
       <w:r>
         <w:rPr>
           <w:rFonts w:eastAsia="Times New Roman"/>
@@ -15681,8 +11912,8 @@
         </w:rPr>
         <w:t>Mezinárodní srovnání trhů práce s AI</w:t>
       </w:r>
-      <w:bookmarkEnd w:id="56"/>
-      <w:bookmarkEnd w:id="57"/>
+      <w:bookmarkEnd w:id="59"/>
+      <w:bookmarkEnd w:id="60"/>
     </w:p>
     <w:p>
       <w:pPr>
@@ -15713,7 +11944,7 @@
           <w:noProof/>
         </w:rPr>
       </w:pPr>
-      <w:bookmarkStart w:id="58" w:name="_Toc218852002"/>
+      <w:bookmarkStart w:id="61" w:name="_Toc218852002"/>
       <w:r>
         <w:rPr>
           <w:noProof/>
@@ -15721,7 +11952,7 @@
         <w:lastRenderedPageBreak/>
         <w:t>Data a metodika</w:t>
       </w:r>
-      <w:bookmarkEnd w:id="58"/>
+      <w:bookmarkEnd w:id="61"/>
     </w:p>
     <w:p>
       <w:pPr>
@@ -15735,16 +11966,16 @@
           <w:noProof/>
         </w:rPr>
       </w:pPr>
-      <w:bookmarkStart w:id="59" w:name="_Toc218852003"/>
-      <w:bookmarkStart w:id="60" w:name="_Toc223344263"/>
+      <w:bookmarkStart w:id="62" w:name="_Toc218852003"/>
+      <w:bookmarkStart w:id="63" w:name="_Toc223344263"/>
       <w:r>
         <w:rPr>
           <w:noProof/>
         </w:rPr>
         <w:t>Datové zdroje</w:t>
       </w:r>
-      <w:bookmarkEnd w:id="59"/>
-      <w:bookmarkEnd w:id="60"/>
+      <w:bookmarkEnd w:id="62"/>
+      <w:bookmarkEnd w:id="63"/>
     </w:p>
     <w:p>
       <w:pPr>
@@ -16050,8 +12281,8 @@
           <w:lang w:eastAsia="cs-CZ"/>
         </w:rPr>
       </w:pPr>
-      <w:bookmarkStart w:id="61" w:name="_Toc218852004"/>
-      <w:bookmarkStart w:id="62" w:name="_Toc223344264"/>
+      <w:bookmarkStart w:id="64" w:name="_Toc218852004"/>
+      <w:bookmarkStart w:id="65" w:name="_Toc223344264"/>
       <w:r>
         <w:rPr>
           <w:rFonts w:eastAsia="Times New Roman"/>
@@ -16060,8 +12291,8 @@
         </w:rPr>
         <w:t>Metodologie klasifikace AI pozic</w:t>
       </w:r>
-      <w:bookmarkEnd w:id="61"/>
-      <w:bookmarkEnd w:id="62"/>
+      <w:bookmarkEnd w:id="64"/>
+      <w:bookmarkEnd w:id="65"/>
     </w:p>
     <w:p>
       <w:pPr>
@@ -16626,7 +12857,7 @@
         </w:rPr>
         <w:t xml:space="preserve">Byla také vytvořena v Python projektu pomocná vektorová databáze na technologii ChromaDB jako další vrstva pro lepší výsledky zařazování clusterů. Tato metoda je velmi levná, lokální a pro tento účel bylo zjištěno bohatě postačující, a byla schopna zachytit to, co základní slovníky v Pythonu neobsahovaly. Je zde samozřejmě riziko špatného zařazení, jelikož to se již </w:t>
       </w:r>
-      <w:bookmarkStart w:id="63" w:name="_Hlk222517082"/>
+      <w:bookmarkStart w:id="66" w:name="_Hlk222517082"/>
       <w:r>
         <w:rPr>
           <w:rFonts w:ascii="Times New Roman" w:eastAsia="Times New Roman" w:hAnsi="Times New Roman" w:cs="Times New Roman"/>
@@ -16635,7 +12866,7 @@
         </w:rPr>
         <w:t>nejedná o deterministické třízení s vždy dopředu jasně danýcm předem určeným výsledkem</w:t>
       </w:r>
-      <w:bookmarkEnd w:id="63"/>
+      <w:bookmarkEnd w:id="66"/>
       <w:r>
         <w:rPr>
           <w:rFonts w:ascii="Times New Roman" w:eastAsia="Times New Roman" w:hAnsi="Times New Roman" w:cs="Times New Roman"/>
@@ -17011,14 +13242,14 @@
           <w:noProof/>
         </w:rPr>
       </w:pPr>
-      <w:bookmarkStart w:id="64" w:name="_Toc223344265"/>
+      <w:bookmarkStart w:id="67" w:name="_Toc223344265"/>
       <w:r>
         <w:rPr>
           <w:noProof/>
         </w:rPr>
         <w:t>Struktura datasetu a popis proměnných</w:t>
       </w:r>
-      <w:bookmarkEnd w:id="64"/>
+      <w:bookmarkEnd w:id="67"/>
     </w:p>
     <w:p>
       <w:pPr>
@@ -17081,14 +13312,14 @@
           <w:noProof/>
         </w:rPr>
       </w:pPr>
-      <w:bookmarkStart w:id="65" w:name="_Toc223344266"/>
+      <w:bookmarkStart w:id="68" w:name="_Toc223344266"/>
       <w:r>
         <w:rPr>
           <w:noProof/>
         </w:rPr>
         <w:t>Identifikační a kontextové proměnné</w:t>
       </w:r>
-      <w:bookmarkEnd w:id="65"/>
+      <w:bookmarkEnd w:id="68"/>
     </w:p>
     <w:p>
       <w:pPr>
@@ -17270,14 +13501,14 @@
           <w:noProof/>
         </w:rPr>
       </w:pPr>
-      <w:bookmarkStart w:id="66" w:name="_Toc223344267"/>
+      <w:bookmarkStart w:id="69" w:name="_Toc223344267"/>
       <w:r>
         <w:rPr>
           <w:noProof/>
         </w:rPr>
         <w:t>Dovednosti a AI klasifikace</w:t>
       </w:r>
-      <w:bookmarkEnd w:id="66"/>
+      <w:bookmarkEnd w:id="69"/>
     </w:p>
     <w:p>
       <w:pPr>
@@ -17597,14 +13828,14 @@
           <w:noProof/>
         </w:rPr>
       </w:pPr>
-      <w:bookmarkStart w:id="67" w:name="_Toc223344268"/>
+      <w:bookmarkStart w:id="70" w:name="_Toc223344268"/>
       <w:r>
         <w:rPr>
           <w:noProof/>
         </w:rPr>
         <w:t>Vzdělání a praxe</w:t>
       </w:r>
-      <w:bookmarkEnd w:id="67"/>
+      <w:bookmarkEnd w:id="70"/>
     </w:p>
     <w:p>
       <w:pPr>
@@ -17699,14 +13930,14 @@
           <w:noProof/>
         </w:rPr>
       </w:pPr>
-      <w:bookmarkStart w:id="68" w:name="_Toc223344269"/>
+      <w:bookmarkStart w:id="71" w:name="_Toc223344269"/>
       <w:r>
         <w:rPr>
           <w:noProof/>
         </w:rPr>
         <w:t>Mzdové proměnné</w:t>
       </w:r>
-      <w:bookmarkEnd w:id="68"/>
+      <w:bookmarkEnd w:id="71"/>
     </w:p>
     <w:p>
       <w:pPr>
@@ -17811,14 +14042,14 @@
           <w:noProof/>
         </w:rPr>
       </w:pPr>
-      <w:bookmarkStart w:id="69" w:name="_Toc223344270"/>
+      <w:bookmarkStart w:id="72" w:name="_Toc223344270"/>
       <w:r>
         <w:rPr>
           <w:noProof/>
         </w:rPr>
         <w:t>Firemní a sektorové atributy</w:t>
       </w:r>
-      <w:bookmarkEnd w:id="69"/>
+      <w:bookmarkEnd w:id="72"/>
     </w:p>
     <w:p>
       <w:pPr>
@@ -18076,9 +14307,9 @@
           <w:lang w:eastAsia="cs-CZ"/>
         </w:rPr>
       </w:pPr>
-      <w:bookmarkStart w:id="70" w:name="_Toc218852005"/>
-      <w:bookmarkStart w:id="71" w:name="_Toc223344271"/>
-      <w:bookmarkStart w:id="72" w:name="_Toc218852006"/>
+      <w:bookmarkStart w:id="73" w:name="_Toc218852005"/>
+      <w:bookmarkStart w:id="74" w:name="_Toc223344271"/>
+      <w:bookmarkStart w:id="75" w:name="_Toc218852006"/>
       <w:r>
         <w:rPr>
           <w:rFonts w:eastAsia="Times New Roman"/>
@@ -18087,8 +14318,8 @@
         </w:rPr>
         <w:t>Analytické metody</w:t>
       </w:r>
-      <w:bookmarkEnd w:id="70"/>
-      <w:bookmarkEnd w:id="71"/>
+      <w:bookmarkEnd w:id="73"/>
+      <w:bookmarkEnd w:id="74"/>
     </w:p>
     <w:p>
       <w:pPr>
@@ -18165,7 +14396,7 @@
           <w:lang w:eastAsia="cs-CZ"/>
         </w:rPr>
       </w:pPr>
-      <w:bookmarkStart w:id="73" w:name="_Toc223344272"/>
+      <w:bookmarkStart w:id="76" w:name="_Toc223344272"/>
       <w:r>
         <w:rPr>
           <w:rFonts w:eastAsia="Times New Roman"/>
@@ -18175,8 +14406,8 @@
         <w:lastRenderedPageBreak/>
         <w:t>Omezení metodologie</w:t>
       </w:r>
-      <w:bookmarkEnd w:id="72"/>
-      <w:bookmarkEnd w:id="73"/>
+      <w:bookmarkEnd w:id="75"/>
+      <w:bookmarkEnd w:id="76"/>
     </w:p>
     <w:p>
       <w:pPr>
@@ -18377,7 +14608,7 @@
           <w:lang w:eastAsia="cs-CZ"/>
         </w:rPr>
       </w:pPr>
-      <w:bookmarkStart w:id="74" w:name="_Toc218852007"/>
+      <w:bookmarkStart w:id="77" w:name="_Toc218852007"/>
       <w:r>
         <w:rPr>
           <w:rFonts w:eastAsia="Times New Roman"/>
@@ -18387,7 +14618,7 @@
         <w:lastRenderedPageBreak/>
         <w:t>AI dovednosti v inzerci IT pracovních pozic</w:t>
       </w:r>
-      <w:bookmarkEnd w:id="74"/>
+      <w:bookmarkEnd w:id="77"/>
     </w:p>
     <w:p>
       <w:pPr>
@@ -18407,8 +14638,8 @@
           <w:lang w:eastAsia="cs-CZ"/>
         </w:rPr>
       </w:pPr>
-      <w:bookmarkStart w:id="75" w:name="_Toc218852008"/>
-      <w:bookmarkStart w:id="76" w:name="_Toc223344273"/>
+      <w:bookmarkStart w:id="78" w:name="_Toc218852008"/>
+      <w:bookmarkStart w:id="79" w:name="_Toc223344273"/>
       <w:r>
         <w:rPr>
           <w:rFonts w:eastAsia="Times New Roman"/>
@@ -18417,8 +14648,8 @@
         </w:rPr>
         <w:t>Přehled datasetu</w:t>
       </w:r>
-      <w:bookmarkEnd w:id="75"/>
-      <w:bookmarkEnd w:id="76"/>
+      <w:bookmarkEnd w:id="78"/>
+      <w:bookmarkEnd w:id="79"/>
     </w:p>
     <w:p>
       <w:pPr>
@@ -18446,8 +14677,8 @@
           <w:lang w:eastAsia="cs-CZ"/>
         </w:rPr>
       </w:pPr>
-      <w:bookmarkStart w:id="77" w:name="_Toc218852009"/>
-      <w:bookmarkStart w:id="78" w:name="_Toc223344274"/>
+      <w:bookmarkStart w:id="80" w:name="_Toc218852009"/>
+      <w:bookmarkStart w:id="81" w:name="_Toc223344274"/>
       <w:r>
         <w:rPr>
           <w:rFonts w:eastAsia="Times New Roman"/>
@@ -18456,8 +14687,8 @@
         </w:rPr>
         <w:t>Identifikace a kategorizace AI dovedností</w:t>
       </w:r>
-      <w:bookmarkEnd w:id="77"/>
-      <w:bookmarkEnd w:id="78"/>
+      <w:bookmarkEnd w:id="80"/>
+      <w:bookmarkEnd w:id="81"/>
     </w:p>
     <w:p>
       <w:pPr>
@@ -18491,8 +14722,8 @@
           <w:lang w:eastAsia="cs-CZ"/>
         </w:rPr>
       </w:pPr>
-      <w:bookmarkStart w:id="79" w:name="_Toc218852010"/>
-      <w:bookmarkStart w:id="80" w:name="_Toc223344275"/>
+      <w:bookmarkStart w:id="82" w:name="_Toc218852010"/>
+      <w:bookmarkStart w:id="83" w:name="_Toc223344275"/>
       <w:r>
         <w:rPr>
           <w:rFonts w:eastAsia="Times New Roman"/>
@@ -18501,8 +14732,8 @@
         </w:rPr>
         <w:t>Rozložení AI pozic podle AI tier</w:t>
       </w:r>
-      <w:bookmarkEnd w:id="79"/>
-      <w:bookmarkEnd w:id="80"/>
+      <w:bookmarkEnd w:id="82"/>
+      <w:bookmarkEnd w:id="83"/>
     </w:p>
     <w:p>
       <w:pPr>
@@ -18520,14 +14751,14 @@
           <w:lang w:eastAsia="cs-CZ"/>
         </w:rPr>
       </w:pPr>
-      <w:bookmarkStart w:id="81" w:name="_Toc223344276"/>
+      <w:bookmarkStart w:id="84" w:name="_Toc223344276"/>
       <w:r>
         <w:rPr>
           <w:lang w:eastAsia="cs-CZ"/>
         </w:rPr>
         <w:t>Mzdová analýza</w:t>
       </w:r>
-      <w:bookmarkEnd w:id="81"/>
+      <w:bookmarkEnd w:id="84"/>
     </w:p>
     <w:p>
       <w:pPr>
@@ -18545,7 +14776,7 @@
           <w:lang w:val="en-US"/>
         </w:rPr>
       </w:pPr>
-      <w:bookmarkStart w:id="82" w:name="_Toc223344277"/>
+      <w:bookmarkStart w:id="85" w:name="_Toc223344277"/>
       <w:proofErr w:type="spellStart"/>
       <w:r>
         <w:rPr>
@@ -18588,7 +14819,7 @@
         </w:rPr>
         <w:t>)</w:t>
       </w:r>
-      <w:bookmarkEnd w:id="82"/>
+      <w:bookmarkEnd w:id="85"/>
     </w:p>
     <w:p>
       <w:pPr>
@@ -18608,8 +14839,8 @@
           <w:lang w:eastAsia="cs-CZ"/>
         </w:rPr>
       </w:pPr>
-      <w:bookmarkStart w:id="83" w:name="_Toc218852012"/>
-      <w:bookmarkStart w:id="84" w:name="_Toc223344278"/>
+      <w:bookmarkStart w:id="86" w:name="_Toc218852012"/>
+      <w:bookmarkStart w:id="87" w:name="_Toc223344278"/>
       <w:r>
         <w:rPr>
           <w:rFonts w:eastAsia="Times New Roman"/>
@@ -18634,8 +14865,8 @@
         </w:rPr>
         <w:t>AI</w:t>
       </w:r>
-      <w:bookmarkEnd w:id="83"/>
-      <w:bookmarkEnd w:id="84"/>
+      <w:bookmarkEnd w:id="86"/>
+      <w:bookmarkEnd w:id="87"/>
     </w:p>
     <w:p>
       <w:pPr>
@@ -18655,8 +14886,8 @@
           <w:lang w:eastAsia="cs-CZ"/>
         </w:rPr>
       </w:pPr>
-      <w:bookmarkStart w:id="85" w:name="_Toc218852013"/>
-      <w:bookmarkStart w:id="86" w:name="_Toc223344279"/>
+      <w:bookmarkStart w:id="88" w:name="_Toc218852013"/>
+      <w:bookmarkStart w:id="89" w:name="_Toc223344279"/>
       <w:r>
         <w:rPr>
           <w:rFonts w:eastAsia="Times New Roman"/>
@@ -18665,8 +14896,8 @@
         </w:rPr>
         <w:t>Vztah mezi AI dovednostmi a dalšími faktory</w:t>
       </w:r>
-      <w:bookmarkEnd w:id="85"/>
-      <w:bookmarkEnd w:id="86"/>
+      <w:bookmarkEnd w:id="88"/>
+      <w:bookmarkEnd w:id="89"/>
     </w:p>
     <w:p>
       <w:pPr>
@@ -18686,8 +14917,8 @@
           <w:lang w:eastAsia="cs-CZ"/>
         </w:rPr>
       </w:pPr>
-      <w:bookmarkStart w:id="87" w:name="_Toc218852014"/>
-      <w:bookmarkStart w:id="88" w:name="_Toc223344280"/>
+      <w:bookmarkStart w:id="90" w:name="_Toc218852014"/>
+      <w:bookmarkStart w:id="91" w:name="_Toc223344280"/>
       <w:r>
         <w:rPr>
           <w:rFonts w:eastAsia="Times New Roman"/>
@@ -18696,8 +14927,8 @@
         </w:rPr>
         <w:t>Sektor IT analýza?</w:t>
       </w:r>
-      <w:bookmarkEnd w:id="87"/>
-      <w:bookmarkEnd w:id="88"/>
+      <w:bookmarkEnd w:id="90"/>
+      <w:bookmarkEnd w:id="91"/>
     </w:p>
     <w:p>
       <w:pPr>
@@ -18717,8 +14948,8 @@
           <w:lang w:eastAsia="cs-CZ"/>
         </w:rPr>
       </w:pPr>
-      <w:bookmarkStart w:id="89" w:name="_Toc218852015"/>
-      <w:bookmarkStart w:id="90" w:name="_Toc223344281"/>
+      <w:bookmarkStart w:id="92" w:name="_Toc218852015"/>
+      <w:bookmarkStart w:id="93" w:name="_Toc223344281"/>
       <w:r>
         <w:rPr>
           <w:rFonts w:eastAsia="Times New Roman"/>
@@ -18728,8 +14959,8 @@
         <w:lastRenderedPageBreak/>
         <w:t>Diskuse výsledků</w:t>
       </w:r>
-      <w:bookmarkEnd w:id="89"/>
-      <w:bookmarkEnd w:id="90"/>
+      <w:bookmarkEnd w:id="92"/>
+      <w:bookmarkEnd w:id="93"/>
     </w:p>
     <w:p>
       <w:pPr>
@@ -18743,7 +14974,7 @@
           <w:lang w:val="en-US"/>
         </w:rPr>
       </w:pPr>
-      <w:bookmarkStart w:id="91" w:name="_Toc223344282"/>
+      <w:bookmarkStart w:id="94" w:name="_Toc223344282"/>
       <w:proofErr w:type="spellStart"/>
       <w:r>
         <w:rPr>
@@ -18793,7 +15024,7 @@
         </w:rPr>
         <w:t>literatury</w:t>
       </w:r>
-      <w:bookmarkEnd w:id="91"/>
+      <w:bookmarkEnd w:id="94"/>
       <w:proofErr w:type="spellEnd"/>
     </w:p>
     <w:p>
@@ -18808,7 +15039,7 @@
           <w:lang w:val="en-US"/>
         </w:rPr>
       </w:pPr>
-      <w:bookmarkStart w:id="92" w:name="_Toc223344283"/>
+      <w:bookmarkStart w:id="95" w:name="_Toc223344283"/>
       <w:proofErr w:type="spellStart"/>
       <w:r>
         <w:rPr>
@@ -18823,7 +15054,7 @@
         </w:rPr>
         <w:t xml:space="preserve"> s Bone et al., Engberg et al.</w:t>
       </w:r>
-      <w:bookmarkEnd w:id="92"/>
+      <w:bookmarkEnd w:id="95"/>
     </w:p>
     <w:p>
       <w:pPr>
@@ -18837,7 +15068,7 @@
           <w:lang w:val="en-US"/>
         </w:rPr>
       </w:pPr>
-      <w:bookmarkStart w:id="93" w:name="_Toc223344284"/>
+      <w:bookmarkStart w:id="96" w:name="_Toc223344284"/>
       <w:proofErr w:type="spellStart"/>
       <w:r>
         <w:rPr>
@@ -18887,7 +15118,7 @@
         </w:rPr>
         <w:t>kapitálu</w:t>
       </w:r>
-      <w:bookmarkEnd w:id="93"/>
+      <w:bookmarkEnd w:id="96"/>
       <w:proofErr w:type="spellEnd"/>
     </w:p>
     <w:p>
@@ -18908,7 +15139,7 @@
           <w:lang w:eastAsia="cs-CZ"/>
         </w:rPr>
       </w:pPr>
-      <w:bookmarkStart w:id="94" w:name="_Toc218852016"/>
+      <w:bookmarkStart w:id="97" w:name="_Toc218852016"/>
       <w:r>
         <w:rPr>
           <w:rFonts w:eastAsia="Times New Roman"/>
@@ -18918,7 +15149,7 @@
         <w:lastRenderedPageBreak/>
         <w:t>Závěr</w:t>
       </w:r>
-      <w:bookmarkEnd w:id="94"/>
+      <w:bookmarkEnd w:id="97"/>
     </w:p>
     <w:p>
       <w:pPr>
@@ -18929,8 +15160,8 @@
           <w:lang w:eastAsia="cs-CZ"/>
         </w:rPr>
       </w:pPr>
-      <w:bookmarkStart w:id="95" w:name="_Toc218852017"/>
-      <w:bookmarkStart w:id="96" w:name="_Toc223344285"/>
+      <w:bookmarkStart w:id="98" w:name="_Toc218852017"/>
+      <w:bookmarkStart w:id="99" w:name="_Toc223344285"/>
       <w:r>
         <w:rPr>
           <w:rFonts w:eastAsia="Times New Roman"/>
@@ -18939,8 +15170,8 @@
         </w:rPr>
         <w:t>Shrnutí hlavních zjištění</w:t>
       </w:r>
-      <w:bookmarkEnd w:id="95"/>
-      <w:bookmarkEnd w:id="96"/>
+      <w:bookmarkEnd w:id="98"/>
+      <w:bookmarkEnd w:id="99"/>
     </w:p>
     <w:p>
       <w:pPr>
@@ -18951,8 +15182,8 @@
           <w:lang w:eastAsia="cs-CZ"/>
         </w:rPr>
       </w:pPr>
-      <w:bookmarkStart w:id="97" w:name="_Toc218852018"/>
-      <w:bookmarkStart w:id="98" w:name="_Toc223344286"/>
+      <w:bookmarkStart w:id="100" w:name="_Toc218852018"/>
+      <w:bookmarkStart w:id="101" w:name="_Toc223344286"/>
       <w:r>
         <w:rPr>
           <w:rFonts w:eastAsia="Times New Roman"/>
@@ -18961,8 +15192,8 @@
         </w:rPr>
         <w:t>Teoretické implikace</w:t>
       </w:r>
-      <w:bookmarkEnd w:id="97"/>
-      <w:bookmarkEnd w:id="98"/>
+      <w:bookmarkEnd w:id="100"/>
+      <w:bookmarkEnd w:id="101"/>
     </w:p>
     <w:p>
       <w:pPr>
@@ -18973,8 +15204,8 @@
           <w:lang w:eastAsia="cs-CZ"/>
         </w:rPr>
       </w:pPr>
-      <w:bookmarkStart w:id="99" w:name="_Toc218852019"/>
-      <w:bookmarkStart w:id="100" w:name="_Toc223344287"/>
+      <w:bookmarkStart w:id="102" w:name="_Toc218852019"/>
+      <w:bookmarkStart w:id="103" w:name="_Toc223344287"/>
       <w:r>
         <w:rPr>
           <w:rFonts w:eastAsia="Times New Roman"/>
@@ -18983,8 +15214,8 @@
         </w:rPr>
         <w:t>Praktické implikace</w:t>
       </w:r>
-      <w:bookmarkEnd w:id="99"/>
-      <w:bookmarkEnd w:id="100"/>
+      <w:bookmarkEnd w:id="102"/>
+      <w:bookmarkEnd w:id="103"/>
     </w:p>
     <w:p>
       <w:pPr>
@@ -18995,8 +15226,8 @@
           <w:lang w:eastAsia="cs-CZ"/>
         </w:rPr>
       </w:pPr>
-      <w:bookmarkStart w:id="101" w:name="_Toc218852020"/>
-      <w:bookmarkStart w:id="102" w:name="_Toc223344288"/>
+      <w:bookmarkStart w:id="104" w:name="_Toc218852020"/>
+      <w:bookmarkStart w:id="105" w:name="_Toc223344288"/>
       <w:r>
         <w:rPr>
           <w:rFonts w:eastAsia="Times New Roman"/>
@@ -19005,8 +15236,8 @@
         </w:rPr>
         <w:t>Náměty pro budoucí výzkum</w:t>
       </w:r>
-      <w:bookmarkEnd w:id="101"/>
-      <w:bookmarkEnd w:id="102"/>
+      <w:bookmarkEnd w:id="104"/>
+      <w:bookmarkEnd w:id="105"/>
     </w:p>
     <w:p>
       <w:pPr>
@@ -19024,7 +15255,7 @@
           <w:noProof/>
         </w:rPr>
       </w:pPr>
-      <w:bookmarkStart w:id="103" w:name="_Toc22112413"/>
+      <w:bookmarkStart w:id="106" w:name="_Toc22112413"/>
       <w:r>
         <w:rPr>
           <w:noProof/>
@@ -19032,7 +15263,7 @@
         <w:lastRenderedPageBreak/>
         <w:t>Nadpis 1</w:t>
       </w:r>
-      <w:bookmarkEnd w:id="103"/>
+      <w:bookmarkEnd w:id="106"/>
     </w:p>
     <w:p>
       <w:pPr>
@@ -19041,16 +15272,16 @@
           <w:noProof/>
         </w:rPr>
       </w:pPr>
-      <w:bookmarkStart w:id="104" w:name="_Toc22112414"/>
-      <w:bookmarkStart w:id="105" w:name="_Toc223344289"/>
+      <w:bookmarkStart w:id="107" w:name="_Toc22112414"/>
+      <w:bookmarkStart w:id="108" w:name="_Toc223344289"/>
       <w:r>
         <w:rPr>
           <w:noProof/>
         </w:rPr>
         <w:t>Nadpis 2</w:t>
       </w:r>
-      <w:bookmarkEnd w:id="104"/>
-      <w:bookmarkEnd w:id="105"/>
+      <w:bookmarkEnd w:id="107"/>
+      <w:bookmarkEnd w:id="108"/>
     </w:p>
     <w:p>
       <w:pPr>
@@ -19059,16 +15290,16 @@
           <w:noProof/>
         </w:rPr>
       </w:pPr>
-      <w:bookmarkStart w:id="106" w:name="_Toc22112415"/>
-      <w:bookmarkStart w:id="107" w:name="_Toc223344290"/>
+      <w:bookmarkStart w:id="109" w:name="_Toc22112415"/>
+      <w:bookmarkStart w:id="110" w:name="_Toc223344290"/>
       <w:r>
         <w:rPr>
           <w:noProof/>
         </w:rPr>
         <w:t>Nadpis 3</w:t>
       </w:r>
-      <w:bookmarkEnd w:id="106"/>
-      <w:bookmarkEnd w:id="107"/>
+      <w:bookmarkEnd w:id="109"/>
+      <w:bookmarkEnd w:id="110"/>
     </w:p>
     <w:p>
       <w:pPr>
@@ -19271,14 +15502,14 @@
         </w:rPr>
         <w:t xml:space="preserve">Nad tímto textem je obrázek s titulkem, pod tímto textem je tabulka s titulkem. </w:t>
       </w:r>
-      <w:bookmarkStart w:id="108" w:name="_Hlk115687330"/>
+      <w:bookmarkStart w:id="111" w:name="_Hlk115687330"/>
       <w:r>
         <w:rPr>
           <w:noProof/>
         </w:rPr>
         <w:t>Pokud pracujete s grafem, použijte titulek pro obrázek.</w:t>
       </w:r>
-      <w:bookmarkEnd w:id="108"/>
+      <w:bookmarkEnd w:id="111"/>
     </w:p>
     <w:p>
       <w:pPr>
@@ -19543,7 +15774,7 @@
           <w:noProof/>
         </w:rPr>
       </w:pPr>
-      <w:bookmarkStart w:id="109" w:name="_Toc22112416"/>
+      <w:bookmarkStart w:id="112" w:name="_Toc22112416"/>
       <w:r>
         <w:rPr>
           <w:noProof/>
@@ -19551,7 +15782,7 @@
         <w:lastRenderedPageBreak/>
         <w:t>Závěr</w:t>
       </w:r>
-      <w:bookmarkEnd w:id="109"/>
+      <w:bookmarkEnd w:id="112"/>
     </w:p>
     <w:p>
       <w:pPr>
@@ -19996,7 +16227,7 @@
           <w:szCs w:val="24"/>
         </w:rPr>
       </w:pPr>
-      <w:bookmarkStart w:id="110" w:name="_Hlk147744544"/>
+      <w:bookmarkStart w:id="113" w:name="_Hlk147744544"/>
       <w:r>
         <w:rPr>
           <w:rFonts w:cstheme="minorHAnsi"/>
@@ -20060,7 +16291,7 @@
         <w:t>[cit. 2023-10-02].</w:t>
       </w:r>
     </w:p>
-    <w:bookmarkEnd w:id="110"/>
+    <w:bookmarkEnd w:id="113"/>
     <w:p>
       <w:pPr>
         <w:pStyle w:val="Seznampouitliteratury"/>
@@ -22057,9 +18288,9 @@
           <w:noProof/>
         </w:rPr>
       </w:pPr>
-      <w:bookmarkStart w:id="111" w:name="_Toc525301"/>
-      <w:bookmarkStart w:id="112" w:name="_Toc525338"/>
-      <w:bookmarkStart w:id="113" w:name="_Toc20732280"/>
+      <w:bookmarkStart w:id="114" w:name="_Toc525301"/>
+      <w:bookmarkStart w:id="115" w:name="_Toc525338"/>
+      <w:bookmarkStart w:id="116" w:name="_Toc20732280"/>
       <w:r>
         <w:rPr>
           <w:noProof/>
@@ -22067,9 +18298,9 @@
         <w:lastRenderedPageBreak/>
         <w:t>Příloha 1</w:t>
       </w:r>
-      <w:bookmarkEnd w:id="111"/>
-      <w:bookmarkEnd w:id="112"/>
-      <w:bookmarkEnd w:id="113"/>
+      <w:bookmarkEnd w:id="114"/>
+      <w:bookmarkEnd w:id="115"/>
+      <w:bookmarkEnd w:id="116"/>
     </w:p>
     <w:p>
       <w:pPr>
@@ -24858,6 +21089,155 @@
     </w:lvl>
   </w:abstractNum>
   <w:abstractNum w:abstractNumId="26" w15:restartNumberingAfterBreak="0">
+    <w:nsid w:val="47177422"/>
+    <w:multiLevelType w:val="multilevel"/>
+    <w:tmpl w:val="15A6FA50"/>
+    <w:lvl w:ilvl="0">
+      <w:start w:val="1"/>
+      <w:numFmt w:val="bullet"/>
+      <w:lvlText w:val=""/>
+      <w:lvlJc w:val="left"/>
+      <w:pPr>
+        <w:tabs>
+          <w:tab w:val="num" w:pos="720"/>
+        </w:tabs>
+        <w:ind w:left="720" w:hanging="360"/>
+      </w:pPr>
+      <w:rPr>
+        <w:rFonts w:ascii="Symbol" w:hAnsi="Symbol" w:hint="default"/>
+        <w:sz w:val="20"/>
+      </w:rPr>
+    </w:lvl>
+    <w:lvl w:ilvl="1" w:tentative="1">
+      <w:start w:val="1"/>
+      <w:numFmt w:val="bullet"/>
+      <w:lvlText w:val="o"/>
+      <w:lvlJc w:val="left"/>
+      <w:pPr>
+        <w:tabs>
+          <w:tab w:val="num" w:pos="1440"/>
+        </w:tabs>
+        <w:ind w:left="1440" w:hanging="360"/>
+      </w:pPr>
+      <w:rPr>
+        <w:rFonts w:ascii="Courier New" w:hAnsi="Courier New" w:hint="default"/>
+        <w:sz w:val="20"/>
+      </w:rPr>
+    </w:lvl>
+    <w:lvl w:ilvl="2" w:tentative="1">
+      <w:start w:val="1"/>
+      <w:numFmt w:val="bullet"/>
+      <w:lvlText w:val=""/>
+      <w:lvlJc w:val="left"/>
+      <w:pPr>
+        <w:tabs>
+          <w:tab w:val="num" w:pos="2160"/>
+        </w:tabs>
+        <w:ind w:left="2160" w:hanging="360"/>
+      </w:pPr>
+      <w:rPr>
+        <w:rFonts w:ascii="Wingdings" w:hAnsi="Wingdings" w:hint="default"/>
+        <w:sz w:val="20"/>
+      </w:rPr>
+    </w:lvl>
+    <w:lvl w:ilvl="3" w:tentative="1">
+      <w:start w:val="1"/>
+      <w:numFmt w:val="bullet"/>
+      <w:lvlText w:val=""/>
+      <w:lvlJc w:val="left"/>
+      <w:pPr>
+        <w:tabs>
+          <w:tab w:val="num" w:pos="2880"/>
+        </w:tabs>
+        <w:ind w:left="2880" w:hanging="360"/>
+      </w:pPr>
+      <w:rPr>
+        <w:rFonts w:ascii="Wingdings" w:hAnsi="Wingdings" w:hint="default"/>
+        <w:sz w:val="20"/>
+      </w:rPr>
+    </w:lvl>
+    <w:lvl w:ilvl="4" w:tentative="1">
+      <w:start w:val="1"/>
+      <w:numFmt w:val="bullet"/>
+      <w:lvlText w:val=""/>
+      <w:lvlJc w:val="left"/>
+      <w:pPr>
+        <w:tabs>
+          <w:tab w:val="num" w:pos="3600"/>
+        </w:tabs>
+        <w:ind w:left="3600" w:hanging="360"/>
+      </w:pPr>
+      <w:rPr>
+        <w:rFonts w:ascii="Wingdings" w:hAnsi="Wingdings" w:hint="default"/>
+        <w:sz w:val="20"/>
+      </w:rPr>
+    </w:lvl>
+    <w:lvl w:ilvl="5" w:tentative="1">
+      <w:start w:val="1"/>
+      <w:numFmt w:val="bullet"/>
+      <w:lvlText w:val=""/>
+      <w:lvlJc w:val="left"/>
+      <w:pPr>
+        <w:tabs>
+          <w:tab w:val="num" w:pos="4320"/>
+        </w:tabs>
+        <w:ind w:left="4320" w:hanging="360"/>
+      </w:pPr>
+      <w:rPr>
+        <w:rFonts w:ascii="Wingdings" w:hAnsi="Wingdings" w:hint="default"/>
+        <w:sz w:val="20"/>
+      </w:rPr>
+    </w:lvl>
+    <w:lvl w:ilvl="6" w:tentative="1">
+      <w:start w:val="1"/>
+      <w:numFmt w:val="bullet"/>
+      <w:lvlText w:val=""/>
+      <w:lvlJc w:val="left"/>
+      <w:pPr>
+        <w:tabs>
+          <w:tab w:val="num" w:pos="5040"/>
+        </w:tabs>
+        <w:ind w:left="5040" w:hanging="360"/>
+      </w:pPr>
+      <w:rPr>
+        <w:rFonts w:ascii="Wingdings" w:hAnsi="Wingdings" w:hint="default"/>
+        <w:sz w:val="20"/>
+      </w:rPr>
+    </w:lvl>
+    <w:lvl w:ilvl="7" w:tentative="1">
+      <w:start w:val="1"/>
+      <w:numFmt w:val="bullet"/>
+      <w:lvlText w:val=""/>
+      <w:lvlJc w:val="left"/>
+      <w:pPr>
+        <w:tabs>
+          <w:tab w:val="num" w:pos="5760"/>
+        </w:tabs>
+        <w:ind w:left="5760" w:hanging="360"/>
+      </w:pPr>
+      <w:rPr>
+        <w:rFonts w:ascii="Wingdings" w:hAnsi="Wingdings" w:hint="default"/>
+        <w:sz w:val="20"/>
+      </w:rPr>
+    </w:lvl>
+    <w:lvl w:ilvl="8" w:tentative="1">
+      <w:start w:val="1"/>
+      <w:numFmt w:val="bullet"/>
+      <w:lvlText w:val=""/>
+      <w:lvlJc w:val="left"/>
+      <w:pPr>
+        <w:tabs>
+          <w:tab w:val="num" w:pos="6480"/>
+        </w:tabs>
+        <w:ind w:left="6480" w:hanging="360"/>
+      </w:pPr>
+      <w:rPr>
+        <w:rFonts w:ascii="Wingdings" w:hAnsi="Wingdings" w:hint="default"/>
+        <w:sz w:val="20"/>
+      </w:rPr>
+    </w:lvl>
+  </w:abstractNum>
+  <w:abstractNum w:abstractNumId="27" w15:restartNumberingAfterBreak="0">
     <w:nsid w:val="48286665"/>
     <w:multiLevelType w:val="multilevel"/>
     <w:tmpl w:val="FC82A1DA"/>
@@ -25006,7 +21386,7 @@
       </w:rPr>
     </w:lvl>
   </w:abstractNum>
-  <w:abstractNum w:abstractNumId="27" w15:restartNumberingAfterBreak="0">
+  <w:abstractNum w:abstractNumId="28" w15:restartNumberingAfterBreak="0">
     <w:nsid w:val="4BEA19A9"/>
     <w:multiLevelType w:val="multilevel"/>
     <w:tmpl w:val="4720F66E"/>
@@ -25155,7 +21535,7 @@
       </w:rPr>
     </w:lvl>
   </w:abstractNum>
-  <w:abstractNum w:abstractNumId="28" w15:restartNumberingAfterBreak="0">
+  <w:abstractNum w:abstractNumId="29" w15:restartNumberingAfterBreak="0">
     <w:nsid w:val="4D7E1C34"/>
     <w:multiLevelType w:val="multilevel"/>
     <w:tmpl w:val="7D92EEB4"/>
@@ -25268,7 +21648,7 @@
       </w:pPr>
     </w:lvl>
   </w:abstractNum>
-  <w:abstractNum w:abstractNumId="29" w15:restartNumberingAfterBreak="0">
+  <w:abstractNum w:abstractNumId="30" w15:restartNumberingAfterBreak="0">
     <w:nsid w:val="524C059A"/>
     <w:multiLevelType w:val="multilevel"/>
     <w:tmpl w:val="2160B182"/>
@@ -25417,7 +21797,7 @@
       </w:rPr>
     </w:lvl>
   </w:abstractNum>
-  <w:abstractNum w:abstractNumId="30" w15:restartNumberingAfterBreak="0">
+  <w:abstractNum w:abstractNumId="31" w15:restartNumberingAfterBreak="0">
     <w:nsid w:val="55902B31"/>
     <w:multiLevelType w:val="multilevel"/>
     <w:tmpl w:val="4ACE37F2"/>
@@ -25566,7 +21946,7 @@
       </w:rPr>
     </w:lvl>
   </w:abstractNum>
-  <w:abstractNum w:abstractNumId="31" w15:restartNumberingAfterBreak="0">
+  <w:abstractNum w:abstractNumId="32" w15:restartNumberingAfterBreak="0">
     <w:nsid w:val="568D2BD3"/>
     <w:multiLevelType w:val="multilevel"/>
     <w:tmpl w:val="E4CE58A2"/>
@@ -25715,7 +22095,7 @@
       </w:rPr>
     </w:lvl>
   </w:abstractNum>
-  <w:abstractNum w:abstractNumId="32" w15:restartNumberingAfterBreak="0">
+  <w:abstractNum w:abstractNumId="33" w15:restartNumberingAfterBreak="0">
     <w:nsid w:val="5E59478C"/>
     <w:multiLevelType w:val="multilevel"/>
     <w:tmpl w:val="EDB289F6"/>
@@ -25864,7 +22244,7 @@
       </w:rPr>
     </w:lvl>
   </w:abstractNum>
-  <w:abstractNum w:abstractNumId="33" w15:restartNumberingAfterBreak="0">
+  <w:abstractNum w:abstractNumId="34" w15:restartNumberingAfterBreak="0">
     <w:nsid w:val="67E32DAD"/>
     <w:multiLevelType w:val="multilevel"/>
     <w:tmpl w:val="04050025"/>
@@ -25959,7 +22339,7 @@
       </w:pPr>
     </w:lvl>
   </w:abstractNum>
-  <w:abstractNum w:abstractNumId="34" w15:restartNumberingAfterBreak="0">
+  <w:abstractNum w:abstractNumId="35" w15:restartNumberingAfterBreak="0">
     <w:nsid w:val="6A8C4190"/>
     <w:multiLevelType w:val="multilevel"/>
     <w:tmpl w:val="C706E67E"/>
@@ -26108,7 +22488,7 @@
       </w:rPr>
     </w:lvl>
   </w:abstractNum>
-  <w:abstractNum w:abstractNumId="35" w15:restartNumberingAfterBreak="0">
+  <w:abstractNum w:abstractNumId="36" w15:restartNumberingAfterBreak="0">
     <w:nsid w:val="6AEC2D01"/>
     <w:multiLevelType w:val="multilevel"/>
     <w:tmpl w:val="9AE60312"/>
@@ -26257,7 +22637,7 @@
       </w:rPr>
     </w:lvl>
   </w:abstractNum>
-  <w:abstractNum w:abstractNumId="36" w15:restartNumberingAfterBreak="0">
+  <w:abstractNum w:abstractNumId="37" w15:restartNumberingAfterBreak="0">
     <w:nsid w:val="6AEE0B56"/>
     <w:multiLevelType w:val="multilevel"/>
     <w:tmpl w:val="27601C1C"/>
@@ -26406,7 +22786,7 @@
       </w:rPr>
     </w:lvl>
   </w:abstractNum>
-  <w:abstractNum w:abstractNumId="37" w15:restartNumberingAfterBreak="0">
+  <w:abstractNum w:abstractNumId="38" w15:restartNumberingAfterBreak="0">
     <w:nsid w:val="6C9D23E0"/>
     <w:multiLevelType w:val="multilevel"/>
     <w:tmpl w:val="09D0C172"/>
@@ -26555,7 +22935,7 @@
       </w:rPr>
     </w:lvl>
   </w:abstractNum>
-  <w:abstractNum w:abstractNumId="38" w15:restartNumberingAfterBreak="0">
+  <w:abstractNum w:abstractNumId="39" w15:restartNumberingAfterBreak="0">
     <w:nsid w:val="6D5516D2"/>
     <w:multiLevelType w:val="multilevel"/>
     <w:tmpl w:val="60B46AA0"/>
@@ -26704,7 +23084,7 @@
       </w:rPr>
     </w:lvl>
   </w:abstractNum>
-  <w:abstractNum w:abstractNumId="39" w15:restartNumberingAfterBreak="0">
+  <w:abstractNum w:abstractNumId="40" w15:restartNumberingAfterBreak="0">
     <w:nsid w:val="6E0E676C"/>
     <w:multiLevelType w:val="multilevel"/>
     <w:tmpl w:val="F6667214"/>
@@ -26849,7 +23229,7 @@
       </w:rPr>
     </w:lvl>
   </w:abstractNum>
-  <w:abstractNum w:abstractNumId="40" w15:restartNumberingAfterBreak="0">
+  <w:abstractNum w:abstractNumId="41" w15:restartNumberingAfterBreak="0">
     <w:nsid w:val="6EC0160E"/>
     <w:multiLevelType w:val="multilevel"/>
     <w:tmpl w:val="76C045A8"/>
@@ -26998,7 +23378,7 @@
       </w:rPr>
     </w:lvl>
   </w:abstractNum>
-  <w:abstractNum w:abstractNumId="41" w15:restartNumberingAfterBreak="0">
+  <w:abstractNum w:abstractNumId="42" w15:restartNumberingAfterBreak="0">
     <w:nsid w:val="6ED361AA"/>
     <w:multiLevelType w:val="multilevel"/>
     <w:tmpl w:val="E1645862"/>
@@ -27147,7 +23527,7 @@
       </w:rPr>
     </w:lvl>
   </w:abstractNum>
-  <w:abstractNum w:abstractNumId="42" w15:restartNumberingAfterBreak="0">
+  <w:abstractNum w:abstractNumId="43" w15:restartNumberingAfterBreak="0">
     <w:nsid w:val="731951A5"/>
     <w:multiLevelType w:val="multilevel"/>
     <w:tmpl w:val="F6D6371C"/>
@@ -27296,7 +23676,7 @@
       </w:rPr>
     </w:lvl>
   </w:abstractNum>
-  <w:abstractNum w:abstractNumId="43" w15:restartNumberingAfterBreak="0">
+  <w:abstractNum w:abstractNumId="44" w15:restartNumberingAfterBreak="0">
     <w:nsid w:val="73350848"/>
     <w:multiLevelType w:val="hybridMultilevel"/>
     <w:tmpl w:val="DA326AF8"/>
@@ -27382,7 +23762,7 @@
       </w:pPr>
     </w:lvl>
   </w:abstractNum>
-  <w:abstractNum w:abstractNumId="44" w15:restartNumberingAfterBreak="0">
+  <w:abstractNum w:abstractNumId="45" w15:restartNumberingAfterBreak="0">
     <w:nsid w:val="740E07D4"/>
     <w:multiLevelType w:val="multilevel"/>
     <w:tmpl w:val="040CA67E"/>
@@ -27531,7 +23911,7 @@
       </w:rPr>
     </w:lvl>
   </w:abstractNum>
-  <w:abstractNum w:abstractNumId="45" w15:restartNumberingAfterBreak="0">
+  <w:abstractNum w:abstractNumId="46" w15:restartNumberingAfterBreak="0">
     <w:nsid w:val="76A44805"/>
     <w:multiLevelType w:val="hybridMultilevel"/>
     <w:tmpl w:val="4ED47292"/>
@@ -27644,7 +24024,7 @@
       </w:rPr>
     </w:lvl>
   </w:abstractNum>
-  <w:abstractNum w:abstractNumId="46" w15:restartNumberingAfterBreak="0">
+  <w:abstractNum w:abstractNumId="47" w15:restartNumberingAfterBreak="0">
     <w:nsid w:val="76E05438"/>
     <w:multiLevelType w:val="multilevel"/>
     <w:tmpl w:val="6158C388"/>
@@ -27665,6 +24045,155 @@
       </w:rPr>
     </w:lvl>
     <w:lvl w:ilvl="1">
+      <w:start w:val="1"/>
+      <w:numFmt w:val="bullet"/>
+      <w:lvlText w:val="o"/>
+      <w:lvlJc w:val="left"/>
+      <w:pPr>
+        <w:tabs>
+          <w:tab w:val="num" w:pos="1440"/>
+        </w:tabs>
+        <w:ind w:left="1440" w:hanging="360"/>
+      </w:pPr>
+      <w:rPr>
+        <w:rFonts w:ascii="Courier New" w:hAnsi="Courier New" w:hint="default"/>
+        <w:sz w:val="20"/>
+      </w:rPr>
+    </w:lvl>
+    <w:lvl w:ilvl="2" w:tentative="1">
+      <w:start w:val="1"/>
+      <w:numFmt w:val="bullet"/>
+      <w:lvlText w:val=""/>
+      <w:lvlJc w:val="left"/>
+      <w:pPr>
+        <w:tabs>
+          <w:tab w:val="num" w:pos="2160"/>
+        </w:tabs>
+        <w:ind w:left="2160" w:hanging="360"/>
+      </w:pPr>
+      <w:rPr>
+        <w:rFonts w:ascii="Wingdings" w:hAnsi="Wingdings" w:hint="default"/>
+        <w:sz w:val="20"/>
+      </w:rPr>
+    </w:lvl>
+    <w:lvl w:ilvl="3" w:tentative="1">
+      <w:start w:val="1"/>
+      <w:numFmt w:val="bullet"/>
+      <w:lvlText w:val=""/>
+      <w:lvlJc w:val="left"/>
+      <w:pPr>
+        <w:tabs>
+          <w:tab w:val="num" w:pos="2880"/>
+        </w:tabs>
+        <w:ind w:left="2880" w:hanging="360"/>
+      </w:pPr>
+      <w:rPr>
+        <w:rFonts w:ascii="Wingdings" w:hAnsi="Wingdings" w:hint="default"/>
+        <w:sz w:val="20"/>
+      </w:rPr>
+    </w:lvl>
+    <w:lvl w:ilvl="4" w:tentative="1">
+      <w:start w:val="1"/>
+      <w:numFmt w:val="bullet"/>
+      <w:lvlText w:val=""/>
+      <w:lvlJc w:val="left"/>
+      <w:pPr>
+        <w:tabs>
+          <w:tab w:val="num" w:pos="3600"/>
+        </w:tabs>
+        <w:ind w:left="3600" w:hanging="360"/>
+      </w:pPr>
+      <w:rPr>
+        <w:rFonts w:ascii="Wingdings" w:hAnsi="Wingdings" w:hint="default"/>
+        <w:sz w:val="20"/>
+      </w:rPr>
+    </w:lvl>
+    <w:lvl w:ilvl="5" w:tentative="1">
+      <w:start w:val="1"/>
+      <w:numFmt w:val="bullet"/>
+      <w:lvlText w:val=""/>
+      <w:lvlJc w:val="left"/>
+      <w:pPr>
+        <w:tabs>
+          <w:tab w:val="num" w:pos="4320"/>
+        </w:tabs>
+        <w:ind w:left="4320" w:hanging="360"/>
+      </w:pPr>
+      <w:rPr>
+        <w:rFonts w:ascii="Wingdings" w:hAnsi="Wingdings" w:hint="default"/>
+        <w:sz w:val="20"/>
+      </w:rPr>
+    </w:lvl>
+    <w:lvl w:ilvl="6" w:tentative="1">
+      <w:start w:val="1"/>
+      <w:numFmt w:val="bullet"/>
+      <w:lvlText w:val=""/>
+      <w:lvlJc w:val="left"/>
+      <w:pPr>
+        <w:tabs>
+          <w:tab w:val="num" w:pos="5040"/>
+        </w:tabs>
+        <w:ind w:left="5040" w:hanging="360"/>
+      </w:pPr>
+      <w:rPr>
+        <w:rFonts w:ascii="Wingdings" w:hAnsi="Wingdings" w:hint="default"/>
+        <w:sz w:val="20"/>
+      </w:rPr>
+    </w:lvl>
+    <w:lvl w:ilvl="7" w:tentative="1">
+      <w:start w:val="1"/>
+      <w:numFmt w:val="bullet"/>
+      <w:lvlText w:val=""/>
+      <w:lvlJc w:val="left"/>
+      <w:pPr>
+        <w:tabs>
+          <w:tab w:val="num" w:pos="5760"/>
+        </w:tabs>
+        <w:ind w:left="5760" w:hanging="360"/>
+      </w:pPr>
+      <w:rPr>
+        <w:rFonts w:ascii="Wingdings" w:hAnsi="Wingdings" w:hint="default"/>
+        <w:sz w:val="20"/>
+      </w:rPr>
+    </w:lvl>
+    <w:lvl w:ilvl="8" w:tentative="1">
+      <w:start w:val="1"/>
+      <w:numFmt w:val="bullet"/>
+      <w:lvlText w:val=""/>
+      <w:lvlJc w:val="left"/>
+      <w:pPr>
+        <w:tabs>
+          <w:tab w:val="num" w:pos="6480"/>
+        </w:tabs>
+        <w:ind w:left="6480" w:hanging="360"/>
+      </w:pPr>
+      <w:rPr>
+        <w:rFonts w:ascii="Wingdings" w:hAnsi="Wingdings" w:hint="default"/>
+        <w:sz w:val="20"/>
+      </w:rPr>
+    </w:lvl>
+  </w:abstractNum>
+  <w:abstractNum w:abstractNumId="48" w15:restartNumberingAfterBreak="0">
+    <w:nsid w:val="789A0302"/>
+    <w:multiLevelType w:val="multilevel"/>
+    <w:tmpl w:val="475AD312"/>
+    <w:lvl w:ilvl="0">
+      <w:start w:val="1"/>
+      <w:numFmt w:val="bullet"/>
+      <w:lvlText w:val=""/>
+      <w:lvlJc w:val="left"/>
+      <w:pPr>
+        <w:tabs>
+          <w:tab w:val="num" w:pos="720"/>
+        </w:tabs>
+        <w:ind w:left="720" w:hanging="360"/>
+      </w:pPr>
+      <w:rPr>
+        <w:rFonts w:ascii="Symbol" w:hAnsi="Symbol" w:hint="default"/>
+        <w:sz w:val="20"/>
+      </w:rPr>
+    </w:lvl>
+    <w:lvl w:ilvl="1" w:tentative="1">
       <w:start w:val="1"/>
       <w:numFmt w:val="bullet"/>
       <w:lvlText w:val="o"/>
@@ -27824,31 +24353,31 @@
     <w:abstractNumId w:val="4"/>
   </w:num>
   <w:num w:numId="11" w16cid:durableId="2038307902">
-    <w:abstractNumId w:val="45"/>
+    <w:abstractNumId w:val="46"/>
   </w:num>
   <w:num w:numId="12" w16cid:durableId="1820682427">
     <w:abstractNumId w:val="13"/>
   </w:num>
   <w:num w:numId="13" w16cid:durableId="1928076939">
-    <w:abstractNumId w:val="33"/>
+    <w:abstractNumId w:val="34"/>
   </w:num>
   <w:num w:numId="14" w16cid:durableId="1599020824">
     <w:abstractNumId w:val="16"/>
   </w:num>
   <w:num w:numId="15" w16cid:durableId="443888155">
-    <w:abstractNumId w:val="43"/>
+    <w:abstractNumId w:val="44"/>
   </w:num>
   <w:num w:numId="16" w16cid:durableId="1442800204">
-    <w:abstractNumId w:val="44"/>
+    <w:abstractNumId w:val="45"/>
   </w:num>
   <w:num w:numId="17" w16cid:durableId="752121095">
-    <w:abstractNumId w:val="29"/>
+    <w:abstractNumId w:val="30"/>
   </w:num>
   <w:num w:numId="18" w16cid:durableId="1886747708">
-    <w:abstractNumId w:val="36"/>
+    <w:abstractNumId w:val="37"/>
   </w:num>
   <w:num w:numId="19" w16cid:durableId="1206983566">
-    <w:abstractNumId w:val="27"/>
+    <w:abstractNumId w:val="28"/>
   </w:num>
   <w:num w:numId="20" w16cid:durableId="2131900670">
     <w:abstractNumId w:val="22"/>
@@ -27857,22 +24386,22 @@
     <w:abstractNumId w:val="17"/>
   </w:num>
   <w:num w:numId="22" w16cid:durableId="1970015164">
-    <w:abstractNumId w:val="46"/>
+    <w:abstractNumId w:val="47"/>
   </w:num>
   <w:num w:numId="23" w16cid:durableId="1844927343">
-    <w:abstractNumId w:val="37"/>
+    <w:abstractNumId w:val="38"/>
   </w:num>
   <w:num w:numId="24" w16cid:durableId="71513784">
     <w:abstractNumId w:val="12"/>
   </w:num>
   <w:num w:numId="25" w16cid:durableId="2036809169">
-    <w:abstractNumId w:val="34"/>
+    <w:abstractNumId w:val="35"/>
   </w:num>
   <w:num w:numId="26" w16cid:durableId="1793085190">
     <w:abstractNumId w:val="23"/>
   </w:num>
   <w:num w:numId="27" w16cid:durableId="78604034">
-    <w:abstractNumId w:val="38"/>
+    <w:abstractNumId w:val="39"/>
   </w:num>
   <w:num w:numId="28" w16cid:durableId="628512965">
     <w:abstractNumId w:val="14"/>
@@ -27881,10 +24410,10 @@
     <w:abstractNumId w:val="24"/>
   </w:num>
   <w:num w:numId="30" w16cid:durableId="2079663712">
-    <w:abstractNumId w:val="28"/>
+    <w:abstractNumId w:val="29"/>
   </w:num>
   <w:num w:numId="31" w16cid:durableId="478116755">
-    <w:abstractNumId w:val="35"/>
+    <w:abstractNumId w:val="36"/>
   </w:num>
   <w:num w:numId="32" w16cid:durableId="698047682">
     <w:abstractNumId w:val="11"/>
@@ -27896,7 +24425,7 @@
     <w:abstractNumId w:val="10"/>
   </w:num>
   <w:num w:numId="35" w16cid:durableId="1468469940">
-    <w:abstractNumId w:val="42"/>
+    <w:abstractNumId w:val="43"/>
   </w:num>
   <w:num w:numId="36" w16cid:durableId="1438330660">
     <w:abstractNumId w:val="19"/>
@@ -27905,13 +24434,13 @@
     <w:abstractNumId w:val="20"/>
   </w:num>
   <w:num w:numId="38" w16cid:durableId="54160447">
-    <w:abstractNumId w:val="32"/>
+    <w:abstractNumId w:val="33"/>
   </w:num>
   <w:num w:numId="39" w16cid:durableId="929237488">
-    <w:abstractNumId w:val="39"/>
+    <w:abstractNumId w:val="40"/>
   </w:num>
   <w:num w:numId="40" w16cid:durableId="70667583">
-    <w:abstractNumId w:val="41"/>
+    <w:abstractNumId w:val="42"/>
   </w:num>
   <w:num w:numId="41" w16cid:durableId="904491270">
     <w:abstractNumId w:val="18"/>
@@ -27920,19 +24449,25 @@
     <w:abstractNumId w:val="21"/>
   </w:num>
   <w:num w:numId="43" w16cid:durableId="1251157586">
-    <w:abstractNumId w:val="30"/>
+    <w:abstractNumId w:val="31"/>
   </w:num>
   <w:num w:numId="44" w16cid:durableId="1055663456">
     <w:abstractNumId w:val="15"/>
   </w:num>
   <w:num w:numId="45" w16cid:durableId="1358001933">
+    <w:abstractNumId w:val="27"/>
+  </w:num>
+  <w:num w:numId="46" w16cid:durableId="1591159792">
+    <w:abstractNumId w:val="41"/>
+  </w:num>
+  <w:num w:numId="47" w16cid:durableId="1400666849">
+    <w:abstractNumId w:val="32"/>
+  </w:num>
+  <w:num w:numId="48" w16cid:durableId="754861382">
     <w:abstractNumId w:val="26"/>
   </w:num>
-  <w:num w:numId="46" w16cid:durableId="1591159792">
-    <w:abstractNumId w:val="40"/>
-  </w:num>
-  <w:num w:numId="47" w16cid:durableId="1400666849">
-    <w:abstractNumId w:val="31"/>
+  <w:num w:numId="49" w16cid:durableId="146828286">
+    <w:abstractNumId w:val="48"/>
   </w:num>
 </w:numbering>
 </file>

--- a/docs/Master_thesis.docx
+++ b/docs/Master_thesis.docx
@@ -430,7 +430,7 @@
         </w:rPr>
         <w:fldChar w:fldCharType="separate"/>
       </w:r>
-      <w:hyperlink w:anchor="_Toc223344240" w:history="1">
+      <w:hyperlink w:anchor="_Toc223725579" w:history="1">
         <w:r>
           <w:rPr>
             <w:rStyle w:val="Hyperlink"/>
@@ -475,7 +475,7 @@
             <w:noProof/>
             <w:webHidden/>
           </w:rPr>
-          <w:instrText xml:space="preserve"> PAGEREF _Toc223344240 \h </w:instrText>
+          <w:instrText xml:space="preserve"> PAGEREF _Toc223725579 \h </w:instrText>
         </w:r>
         <w:r>
           <w:rPr>
@@ -495,7 +495,7 @@
             <w:noProof/>
             <w:webHidden/>
           </w:rPr>
-          <w:t>6</w:t>
+          <w:t>4</w:t>
         </w:r>
         <w:r>
           <w:rPr>
@@ -508,8 +508,9 @@
     </w:p>
     <w:p>
       <w:pPr>
-        <w:pStyle w:val="TOC3"/>
-        <w:tabs>
+        <w:pStyle w:val="TOC2"/>
+        <w:tabs>
+          <w:tab w:val="left" w:pos="960"/>
           <w:tab w:val="right" w:leader="dot" w:pos="8493"/>
         </w:tabs>
         <w:rPr>
@@ -521,7 +522,7 @@
           <w14:ligatures w14:val="standardContextual"/>
         </w:rPr>
       </w:pPr>
-      <w:hyperlink w:anchor="_Toc223344241" w:history="1">
+      <w:hyperlink w:anchor="_Toc223725580" w:history="1">
         <w:r>
           <w:rPr>
             <w:rStyle w:val="Hyperlink"/>
@@ -529,17 +530,37 @@
             <w:noProof/>
             <w:lang w:eastAsia="cs-CZ"/>
           </w:rPr>
-          <w:t>Rostoucí poptávka po AI dovednostech v IT sektoru</w:t>
-        </w:r>
-        <w:r>
-          <w:rPr>
-            <w:noProof/>
-            <w:webHidden/>
+          <w:t>1.2</w:t>
+        </w:r>
+        <w:r>
+          <w:rPr>
+            <w:rFonts w:eastAsiaTheme="minorEastAsia"/>
+            <w:noProof/>
+            <w:kern w:val="2"/>
+            <w:szCs w:val="24"/>
+            <w:lang w:val="en-US"/>
+            <w14:ligatures w14:val="standardContextual"/>
           </w:rPr>
           <w:tab/>
         </w:r>
         <w:r>
           <w:rPr>
+            <w:rStyle w:val="Hyperlink"/>
+            <w:rFonts w:eastAsia="Times New Roman"/>
+            <w:noProof/>
+            <w:lang w:eastAsia="cs-CZ"/>
+          </w:rPr>
+          <w:t>Cíle práce</w:t>
+        </w:r>
+        <w:r>
+          <w:rPr>
+            <w:noProof/>
+            <w:webHidden/>
+          </w:rPr>
+          <w:tab/>
+        </w:r>
+        <w:r>
+          <w:rPr>
             <w:noProof/>
             <w:webHidden/>
           </w:rPr>
@@ -550,7 +571,7 @@
             <w:noProof/>
             <w:webHidden/>
           </w:rPr>
-          <w:instrText xml:space="preserve"> PAGEREF _Toc223344241 \h </w:instrText>
+          <w:instrText xml:space="preserve"> PAGEREF _Toc223725580 \h </w:instrText>
         </w:r>
         <w:r>
           <w:rPr>
@@ -570,7 +591,7 @@
             <w:noProof/>
             <w:webHidden/>
           </w:rPr>
-          <w:t>6</w:t>
+          <w:t>5</w:t>
         </w:r>
         <w:r>
           <w:rPr>
@@ -583,8 +604,9 @@
     </w:p>
     <w:p>
       <w:pPr>
-        <w:pStyle w:val="TOC3"/>
-        <w:tabs>
+        <w:pStyle w:val="TOC2"/>
+        <w:tabs>
+          <w:tab w:val="left" w:pos="960"/>
           <w:tab w:val="right" w:leader="dot" w:pos="8493"/>
         </w:tabs>
         <w:rPr>
@@ -596,7 +618,7 @@
           <w14:ligatures w14:val="standardContextual"/>
         </w:rPr>
       </w:pPr>
-      <w:hyperlink w:anchor="_Toc223344242" w:history="1">
+      <w:hyperlink w:anchor="_Toc223725581" w:history="1">
         <w:r>
           <w:rPr>
             <w:rStyle w:val="Hyperlink"/>
@@ -604,17 +626,37 @@
             <w:noProof/>
             <w:lang w:eastAsia="cs-CZ"/>
           </w:rPr>
-          <w:t>Význam analýzy pracovních inzerátů</w:t>
-        </w:r>
-        <w:r>
-          <w:rPr>
-            <w:noProof/>
-            <w:webHidden/>
+          <w:t>1.3</w:t>
+        </w:r>
+        <w:r>
+          <w:rPr>
+            <w:rFonts w:eastAsiaTheme="minorEastAsia"/>
+            <w:noProof/>
+            <w:kern w:val="2"/>
+            <w:szCs w:val="24"/>
+            <w:lang w:val="en-US"/>
+            <w14:ligatures w14:val="standardContextual"/>
           </w:rPr>
           <w:tab/>
         </w:r>
         <w:r>
           <w:rPr>
+            <w:rStyle w:val="Hyperlink"/>
+            <w:rFonts w:eastAsia="Times New Roman"/>
+            <w:noProof/>
+            <w:lang w:eastAsia="cs-CZ"/>
+          </w:rPr>
+          <w:t>Struktura práce</w:t>
+        </w:r>
+        <w:r>
+          <w:rPr>
+            <w:noProof/>
+            <w:webHidden/>
+          </w:rPr>
+          <w:tab/>
+        </w:r>
+        <w:r>
+          <w:rPr>
             <w:noProof/>
             <w:webHidden/>
           </w:rPr>
@@ -625,7 +667,7 @@
             <w:noProof/>
             <w:webHidden/>
           </w:rPr>
-          <w:instrText xml:space="preserve"> PAGEREF _Toc223344242 \h </w:instrText>
+          <w:instrText xml:space="preserve"> PAGEREF _Toc223725581 \h </w:instrText>
         </w:r>
         <w:r>
           <w:rPr>
@@ -672,15 +714,13 @@
           <w14:ligatures w14:val="standardContextual"/>
         </w:rPr>
       </w:pPr>
-      <w:hyperlink w:anchor="_Toc223344243" w:history="1">
+      <w:hyperlink w:anchor="_Toc223725582" w:history="1">
         <w:r>
           <w:rPr>
             <w:rStyle w:val="Hyperlink"/>
-            <w:rFonts w:eastAsia="Times New Roman"/>
-            <w:noProof/>
-            <w:lang w:eastAsia="cs-CZ"/>
-          </w:rPr>
-          <w:t>1.2</w:t>
+            <w:noProof/>
+          </w:rPr>
+          <w:t>1.4</w:t>
         </w:r>
         <w:r>
           <w:rPr>
@@ -696,11 +736,9 @@
         <w:r>
           <w:rPr>
             <w:rStyle w:val="Hyperlink"/>
-            <w:rFonts w:eastAsia="Times New Roman"/>
-            <w:noProof/>
-            <w:lang w:eastAsia="cs-CZ"/>
-          </w:rPr>
-          <w:t>Cíle práce</w:t>
+            <w:noProof/>
+          </w:rPr>
+          <w:t>Přínos</w:t>
         </w:r>
         <w:r>
           <w:rPr>
@@ -721,7 +759,7 @@
             <w:noProof/>
             <w:webHidden/>
           </w:rPr>
-          <w:instrText xml:space="preserve"> PAGEREF _Toc223344243 \h </w:instrText>
+          <w:instrText xml:space="preserve"> PAGEREF _Toc223725582 \h </w:instrText>
         </w:r>
         <w:r>
           <w:rPr>
@@ -741,7 +779,7 @@
             <w:noProof/>
             <w:webHidden/>
           </w:rPr>
-          <w:t>7</w:t>
+          <w:t>6</w:t>
         </w:r>
         <w:r>
           <w:rPr>
@@ -768,7 +806,7 @@
           <w14:ligatures w14:val="standardContextual"/>
         </w:rPr>
       </w:pPr>
-      <w:hyperlink w:anchor="_Toc223344244" w:history="1">
+      <w:hyperlink w:anchor="_Toc223725583" w:history="1">
         <w:r>
           <w:rPr>
             <w:rStyle w:val="Hyperlink"/>
@@ -776,7 +814,7 @@
             <w:noProof/>
             <w:lang w:eastAsia="cs-CZ"/>
           </w:rPr>
-          <w:t>1.3</w:t>
+          <w:t>2.1</w:t>
         </w:r>
         <w:r>
           <w:rPr>
@@ -796,7 +834,7 @@
             <w:noProof/>
             <w:lang w:eastAsia="cs-CZ"/>
           </w:rPr>
-          <w:t>Struktura práce</w:t>
+          <w:t>Základy teorie lidského kapitálu</w:t>
         </w:r>
         <w:r>
           <w:rPr>
@@ -817,7 +855,7 @@
             <w:noProof/>
             <w:webHidden/>
           </w:rPr>
-          <w:instrText xml:space="preserve"> PAGEREF _Toc223344244 \h </w:instrText>
+          <w:instrText xml:space="preserve"> PAGEREF _Toc223725583 \h </w:instrText>
         </w:r>
         <w:r>
           <w:rPr>
@@ -864,13 +902,15 @@
           <w14:ligatures w14:val="standardContextual"/>
         </w:rPr>
       </w:pPr>
-      <w:hyperlink w:anchor="_Toc223344245" w:history="1">
+      <w:hyperlink w:anchor="_Toc223725584" w:history="1">
         <w:r>
           <w:rPr>
             <w:rStyle w:val="Hyperlink"/>
-            <w:noProof/>
-          </w:rPr>
-          <w:t>1.4</w:t>
+            <w:rFonts w:eastAsia="Times New Roman"/>
+            <w:noProof/>
+            <w:lang w:eastAsia="cs-CZ"/>
+          </w:rPr>
+          <w:t>2.2</w:t>
         </w:r>
         <w:r>
           <w:rPr>
@@ -886,9 +926,11 @@
         <w:r>
           <w:rPr>
             <w:rStyle w:val="Hyperlink"/>
-            <w:noProof/>
-          </w:rPr>
-          <w:t>Přínos</w:t>
+            <w:rFonts w:eastAsia="Times New Roman"/>
+            <w:noProof/>
+            <w:lang w:eastAsia="cs-CZ"/>
+          </w:rPr>
+          <w:t>Dovednosti jako složka lidského kapitálu</w:t>
         </w:r>
         <w:r>
           <w:rPr>
@@ -909,7 +951,7 @@
             <w:noProof/>
             <w:webHidden/>
           </w:rPr>
-          <w:instrText xml:space="preserve"> PAGEREF _Toc223344245 \h </w:instrText>
+          <w:instrText xml:space="preserve"> PAGEREF _Toc223725584 \h </w:instrText>
         </w:r>
         <w:r>
           <w:rPr>
@@ -929,7 +971,7 @@
             <w:noProof/>
             <w:webHidden/>
           </w:rPr>
-          <w:t>8</w:t>
+          <w:t>9</w:t>
         </w:r>
         <w:r>
           <w:rPr>
@@ -956,7 +998,7 @@
           <w14:ligatures w14:val="standardContextual"/>
         </w:rPr>
       </w:pPr>
-      <w:hyperlink w:anchor="_Toc223344246" w:history="1">
+      <w:hyperlink w:anchor="_Toc223725585" w:history="1">
         <w:r>
           <w:rPr>
             <w:rStyle w:val="Hyperlink"/>
@@ -964,7 +1006,7 @@
             <w:noProof/>
             <w:lang w:eastAsia="cs-CZ"/>
           </w:rPr>
-          <w:t>2.1</w:t>
+          <w:t>2.3</w:t>
         </w:r>
         <w:r>
           <w:rPr>
@@ -984,7 +1026,7 @@
             <w:noProof/>
             <w:lang w:eastAsia="cs-CZ"/>
           </w:rPr>
-          <w:t>Základy teorie lidského kapitálu</w:t>
+          <w:t>Task-based přístup?</w:t>
         </w:r>
         <w:r>
           <w:rPr>
@@ -1005,7 +1047,7 @@
             <w:noProof/>
             <w:webHidden/>
           </w:rPr>
-          <w:instrText xml:space="preserve"> PAGEREF _Toc223344246 \h </w:instrText>
+          <w:instrText xml:space="preserve"> PAGEREF _Toc223725585 \h </w:instrText>
         </w:r>
         <w:r>
           <w:rPr>
@@ -1052,7 +1094,7 @@
           <w14:ligatures w14:val="standardContextual"/>
         </w:rPr>
       </w:pPr>
-      <w:hyperlink w:anchor="_Toc223344247" w:history="1">
+      <w:hyperlink w:anchor="_Toc223725586" w:history="1">
         <w:r>
           <w:rPr>
             <w:rStyle w:val="Hyperlink"/>
@@ -1060,7 +1102,7 @@
             <w:noProof/>
             <w:lang w:eastAsia="cs-CZ"/>
           </w:rPr>
-          <w:t>2.2</w:t>
+          <w:t>2.4</w:t>
         </w:r>
         <w:r>
           <w:rPr>
@@ -1080,7 +1122,7 @@
             <w:noProof/>
             <w:lang w:eastAsia="cs-CZ"/>
           </w:rPr>
-          <w:t>Dovednosti jako složka lidského kapitálu</w:t>
+          <w:t>Technologické změny a trh práce</w:t>
         </w:r>
         <w:r>
           <w:rPr>
@@ -1101,7 +1143,7 @@
             <w:noProof/>
             <w:webHidden/>
           </w:rPr>
-          <w:instrText xml:space="preserve"> PAGEREF _Toc223344247 \h </w:instrText>
+          <w:instrText xml:space="preserve"> PAGEREF _Toc223725586 \h </w:instrText>
         </w:r>
         <w:r>
           <w:rPr>
@@ -1134,9 +1176,8 @@
     </w:p>
     <w:p>
       <w:pPr>
-        <w:pStyle w:val="TOC2"/>
-        <w:tabs>
-          <w:tab w:val="left" w:pos="960"/>
+        <w:pStyle w:val="TOC3"/>
+        <w:tabs>
           <w:tab w:val="right" w:leader="dot" w:pos="8493"/>
         </w:tabs>
         <w:rPr>
@@ -1148,7 +1189,7 @@
           <w14:ligatures w14:val="standardContextual"/>
         </w:rPr>
       </w:pPr>
-      <w:hyperlink w:anchor="_Toc223344248" w:history="1">
+      <w:hyperlink w:anchor="_Toc223725587" w:history="1">
         <w:r>
           <w:rPr>
             <w:rStyle w:val="Hyperlink"/>
@@ -1156,7 +1197,83 @@
             <w:noProof/>
             <w:lang w:eastAsia="cs-CZ"/>
           </w:rPr>
-          <w:t>2.3</w:t>
+          <w:t>Transformace pracovního trhu</w:t>
+        </w:r>
+        <w:r>
+          <w:rPr>
+            <w:noProof/>
+            <w:webHidden/>
+          </w:rPr>
+          <w:tab/>
+        </w:r>
+        <w:r>
+          <w:rPr>
+            <w:noProof/>
+            <w:webHidden/>
+          </w:rPr>
+          <w:fldChar w:fldCharType="begin"/>
+        </w:r>
+        <w:r>
+          <w:rPr>
+            <w:noProof/>
+            <w:webHidden/>
+          </w:rPr>
+          <w:instrText xml:space="preserve"> PAGEREF _Toc223725587 \h </w:instrText>
+        </w:r>
+        <w:r>
+          <w:rPr>
+            <w:noProof/>
+            <w:webHidden/>
+          </w:rPr>
+        </w:r>
+        <w:r>
+          <w:rPr>
+            <w:noProof/>
+            <w:webHidden/>
+          </w:rPr>
+          <w:fldChar w:fldCharType="separate"/>
+        </w:r>
+        <w:r>
+          <w:rPr>
+            <w:noProof/>
+            <w:webHidden/>
+          </w:rPr>
+          <w:t>10</w:t>
+        </w:r>
+        <w:r>
+          <w:rPr>
+            <w:noProof/>
+            <w:webHidden/>
+          </w:rPr>
+          <w:fldChar w:fldCharType="end"/>
+        </w:r>
+      </w:hyperlink>
+    </w:p>
+    <w:p>
+      <w:pPr>
+        <w:pStyle w:val="TOC2"/>
+        <w:tabs>
+          <w:tab w:val="left" w:pos="960"/>
+          <w:tab w:val="right" w:leader="dot" w:pos="8493"/>
+        </w:tabs>
+        <w:rPr>
+          <w:rFonts w:eastAsiaTheme="minorEastAsia"/>
+          <w:noProof/>
+          <w:kern w:val="2"/>
+          <w:szCs w:val="24"/>
+          <w:lang w:val="en-US"/>
+          <w14:ligatures w14:val="standardContextual"/>
+        </w:rPr>
+      </w:pPr>
+      <w:hyperlink w:anchor="_Toc223725588" w:history="1">
+        <w:r>
+          <w:rPr>
+            <w:rStyle w:val="Hyperlink"/>
+            <w:rFonts w:eastAsia="Times New Roman"/>
+            <w:noProof/>
+            <w:lang w:eastAsia="cs-CZ"/>
+          </w:rPr>
+          <w:t>2.5</w:t>
         </w:r>
         <w:r>
           <w:rPr>
@@ -1176,7 +1293,7 @@
             <w:noProof/>
             <w:lang w:eastAsia="cs-CZ"/>
           </w:rPr>
-          <w:t>Task-based přístup?</w:t>
+          <w:t>Lidský kapitál v kontextu AI</w:t>
         </w:r>
         <w:r>
           <w:rPr>
@@ -1197,7 +1314,7 @@
             <w:noProof/>
             <w:webHidden/>
           </w:rPr>
-          <w:instrText xml:space="preserve"> PAGEREF _Toc223344248 \h </w:instrText>
+          <w:instrText xml:space="preserve"> PAGEREF _Toc223725588 \h </w:instrText>
         </w:r>
         <w:r>
           <w:rPr>
@@ -1217,7 +1334,7 @@
             <w:noProof/>
             <w:webHidden/>
           </w:rPr>
-          <w:t>10</w:t>
+          <w:t>15</w:t>
         </w:r>
         <w:r>
           <w:rPr>
@@ -1244,7 +1361,7 @@
           <w14:ligatures w14:val="standardContextual"/>
         </w:rPr>
       </w:pPr>
-      <w:hyperlink w:anchor="_Toc223344249" w:history="1">
+      <w:hyperlink w:anchor="_Toc223725589" w:history="1">
         <w:r>
           <w:rPr>
             <w:rStyle w:val="Hyperlink"/>
@@ -1252,7 +1369,7 @@
             <w:noProof/>
             <w:lang w:eastAsia="cs-CZ"/>
           </w:rPr>
-          <w:t>2.4</w:t>
+          <w:t>3.1</w:t>
         </w:r>
         <w:r>
           <w:rPr>
@@ -1272,7 +1389,7 @@
             <w:noProof/>
             <w:lang w:eastAsia="cs-CZ"/>
           </w:rPr>
-          <w:t>Technologické změny a trh práce</w:t>
+          <w:t>Umělá inteligence</w:t>
         </w:r>
         <w:r>
           <w:rPr>
@@ -1293,7 +1410,7 @@
             <w:noProof/>
             <w:webHidden/>
           </w:rPr>
-          <w:instrText xml:space="preserve"> PAGEREF _Toc223344249 \h </w:instrText>
+          <w:instrText xml:space="preserve"> PAGEREF _Toc223725589 \h </w:instrText>
         </w:r>
         <w:r>
           <w:rPr>
@@ -1313,7 +1430,7 @@
             <w:noProof/>
             <w:webHidden/>
           </w:rPr>
-          <w:t>10</w:t>
+          <w:t>16</w:t>
         </w:r>
         <w:r>
           <w:rPr>
@@ -1339,15 +1456,25 @@
           <w14:ligatures w14:val="standardContextual"/>
         </w:rPr>
       </w:pPr>
-      <w:hyperlink w:anchor="_Toc223344250" w:history="1">
+      <w:hyperlink w:anchor="_Toc223725590" w:history="1">
         <w:r>
           <w:rPr>
             <w:rStyle w:val="Hyperlink"/>
             <w:rFonts w:eastAsia="Times New Roman"/>
+            <w:bCs/>
             <w:noProof/>
             <w:lang w:eastAsia="cs-CZ"/>
           </w:rPr>
-          <w:t>Transformace pracovního trhu</w:t>
+          <w:t xml:space="preserve">Historický vývoj AI a její </w:t>
+        </w:r>
+        <w:r>
+          <w:rPr>
+            <w:rStyle w:val="Hyperlink"/>
+            <w:rFonts w:eastAsia="Times New Roman"/>
+            <w:noProof/>
+            <w:lang w:eastAsia="cs-CZ"/>
+          </w:rPr>
+          <w:t>rapidní rozvoj</w:t>
         </w:r>
         <w:r>
           <w:rPr>
@@ -1368,7 +1495,7 @@
             <w:noProof/>
             <w:webHidden/>
           </w:rPr>
-          <w:instrText xml:space="preserve"> PAGEREF _Toc223344250 \h </w:instrText>
+          <w:instrText xml:space="preserve"> PAGEREF _Toc223725590 \h </w:instrText>
         </w:r>
         <w:r>
           <w:rPr>
@@ -1388,7 +1515,7 @@
             <w:noProof/>
             <w:webHidden/>
           </w:rPr>
-          <w:t>11</w:t>
+          <w:t>16</w:t>
         </w:r>
         <w:r>
           <w:rPr>
@@ -1415,7 +1542,7 @@
           <w14:ligatures w14:val="standardContextual"/>
         </w:rPr>
       </w:pPr>
-      <w:hyperlink w:anchor="_Toc223344251" w:history="1">
+      <w:hyperlink w:anchor="_Toc223725591" w:history="1">
         <w:r>
           <w:rPr>
             <w:rStyle w:val="Hyperlink"/>
@@ -1423,7 +1550,7 @@
             <w:noProof/>
             <w:lang w:eastAsia="cs-CZ"/>
           </w:rPr>
-          <w:t>2.5</w:t>
+          <w:t>3.2</w:t>
         </w:r>
         <w:r>
           <w:rPr>
@@ -1443,7 +1570,16 @@
             <w:noProof/>
             <w:lang w:eastAsia="cs-CZ"/>
           </w:rPr>
-          <w:t>Lidský kapitál v kontextu AI</w:t>
+          <w:t>AI jako "General Purpose Technology</w:t>
+        </w:r>
+        <w:r>
+          <w:rPr>
+            <w:rStyle w:val="Hyperlink"/>
+            <w:rFonts w:eastAsia="Times New Roman"/>
+            <w:noProof/>
+            <w:lang w:val="en-US" w:eastAsia="cs-CZ"/>
+          </w:rPr>
+          <w:t>”</w:t>
         </w:r>
         <w:r>
           <w:rPr>
@@ -1464,7 +1600,7 @@
             <w:noProof/>
             <w:webHidden/>
           </w:rPr>
-          <w:instrText xml:space="preserve"> PAGEREF _Toc223344251 \h </w:instrText>
+          <w:instrText xml:space="preserve"> PAGEREF _Toc223725591 \h </w:instrText>
         </w:r>
         <w:r>
           <w:rPr>
@@ -1484,7 +1620,7 @@
             <w:noProof/>
             <w:webHidden/>
           </w:rPr>
-          <w:t>16</w:t>
+          <w:t>17</w:t>
         </w:r>
         <w:r>
           <w:rPr>
@@ -1511,7 +1647,7 @@
           <w14:ligatures w14:val="standardContextual"/>
         </w:rPr>
       </w:pPr>
-      <w:hyperlink w:anchor="_Toc223344252" w:history="1">
+      <w:hyperlink w:anchor="_Toc223725592" w:history="1">
         <w:r>
           <w:rPr>
             <w:rStyle w:val="Hyperlink"/>
@@ -1519,7 +1655,7 @@
             <w:noProof/>
             <w:lang w:eastAsia="cs-CZ"/>
           </w:rPr>
-          <w:t>3.1</w:t>
+          <w:t>3.3</w:t>
         </w:r>
         <w:r>
           <w:rPr>
@@ -1539,7 +1675,7 @@
             <w:noProof/>
             <w:lang w:eastAsia="cs-CZ"/>
           </w:rPr>
-          <w:t>Umělá inteligence</w:t>
+          <w:t>Expozice povolání vůči AI</w:t>
         </w:r>
         <w:r>
           <w:rPr>
@@ -1560,7 +1696,7 @@
             <w:noProof/>
             <w:webHidden/>
           </w:rPr>
-          <w:instrText xml:space="preserve"> PAGEREF _Toc223344252 \h </w:instrText>
+          <w:instrText xml:space="preserve"> PAGEREF _Toc223725592 \h </w:instrText>
         </w:r>
         <w:r>
           <w:rPr>
@@ -1595,6 +1731,7 @@
       <w:pPr>
         <w:pStyle w:val="TOC3"/>
         <w:tabs>
+          <w:tab w:val="left" w:pos="1440"/>
           <w:tab w:val="right" w:leader="dot" w:pos="8493"/>
         </w:tabs>
         <w:rPr>
@@ -1606,16 +1743,26 @@
           <w14:ligatures w14:val="standardContextual"/>
         </w:rPr>
       </w:pPr>
-      <w:hyperlink w:anchor="_Toc223344253" w:history="1">
+      <w:hyperlink w:anchor="_Toc223725593" w:history="1">
         <w:r>
           <w:rPr>
             <w:rStyle w:val="Hyperlink"/>
             <w:rFonts w:eastAsia="Times New Roman"/>
-            <w:bCs/>
             <w:noProof/>
             <w:lang w:eastAsia="cs-CZ"/>
           </w:rPr>
-          <w:t xml:space="preserve">Historický vývoj AI a její </w:t>
+          <w:t>3.3.1</w:t>
+        </w:r>
+        <w:r>
+          <w:rPr>
+            <w:rFonts w:eastAsiaTheme="minorEastAsia"/>
+            <w:noProof/>
+            <w:kern w:val="2"/>
+            <w:szCs w:val="24"/>
+            <w:lang w:val="en-US"/>
+            <w14:ligatures w14:val="standardContextual"/>
+          </w:rPr>
+          <w:tab/>
         </w:r>
         <w:r>
           <w:rPr>
@@ -1624,7 +1771,7 @@
             <w:noProof/>
             <w:lang w:eastAsia="cs-CZ"/>
           </w:rPr>
-          <w:t>rapidní rozvoj</w:t>
+          <w:t>Ekonomický dopad</w:t>
         </w:r>
         <w:r>
           <w:rPr>
@@ -1645,7 +1792,7 @@
             <w:noProof/>
             <w:webHidden/>
           </w:rPr>
-          <w:instrText xml:space="preserve"> PAGEREF _Toc223344253 \h </w:instrText>
+          <w:instrText xml:space="preserve"> PAGEREF _Toc223725593 \h </w:instrText>
         </w:r>
         <w:r>
           <w:rPr>
@@ -1692,7 +1839,7 @@
           <w14:ligatures w14:val="standardContextual"/>
         </w:rPr>
       </w:pPr>
-      <w:hyperlink w:anchor="_Toc223344254" w:history="1">
+      <w:hyperlink w:anchor="_Toc223725594" w:history="1">
         <w:r>
           <w:rPr>
             <w:rStyle w:val="Hyperlink"/>
@@ -1700,7 +1847,7 @@
             <w:noProof/>
             <w:lang w:eastAsia="cs-CZ"/>
           </w:rPr>
-          <w:t>3.2</w:t>
+          <w:t>3.4</w:t>
         </w:r>
         <w:r>
           <w:rPr>
@@ -1720,16 +1867,7 @@
             <w:noProof/>
             <w:lang w:eastAsia="cs-CZ"/>
           </w:rPr>
-          <w:t>AI jako "General Purpose Technology</w:t>
-        </w:r>
-        <w:r>
-          <w:rPr>
-            <w:rStyle w:val="Hyperlink"/>
-            <w:rFonts w:eastAsia="Times New Roman"/>
-            <w:noProof/>
-            <w:lang w:val="en-US" w:eastAsia="cs-CZ"/>
-          </w:rPr>
-          <w:t>”</w:t>
+          <w:t>AI dovednosti – taxonomie a kategorizace</w:t>
         </w:r>
         <w:r>
           <w:rPr>
@@ -1750,7 +1888,7 @@
             <w:noProof/>
             <w:webHidden/>
           </w:rPr>
-          <w:instrText xml:space="preserve"> PAGEREF _Toc223344254 \h </w:instrText>
+          <w:instrText xml:space="preserve"> PAGEREF _Toc223725594 \h </w:instrText>
         </w:r>
         <w:r>
           <w:rPr>
@@ -1770,7 +1908,7 @@
             <w:noProof/>
             <w:webHidden/>
           </w:rPr>
-          <w:t>18</w:t>
+          <w:t>20</w:t>
         </w:r>
         <w:r>
           <w:rPr>
@@ -1797,7 +1935,7 @@
           <w14:ligatures w14:val="standardContextual"/>
         </w:rPr>
       </w:pPr>
-      <w:hyperlink w:anchor="_Toc223344255" w:history="1">
+      <w:hyperlink w:anchor="_Toc223725595" w:history="1">
         <w:r>
           <w:rPr>
             <w:rStyle w:val="Hyperlink"/>
@@ -1805,7 +1943,7 @@
             <w:noProof/>
             <w:lang w:eastAsia="cs-CZ"/>
           </w:rPr>
-          <w:t>3.3</w:t>
+          <w:t>3.5</w:t>
         </w:r>
         <w:r>
           <w:rPr>
@@ -1825,7 +1963,7 @@
             <w:noProof/>
             <w:lang w:eastAsia="cs-CZ"/>
           </w:rPr>
-          <w:t>Expozice povolání vůči AI</w:t>
+          <w:t>Trendy v poptávce po AI dovednostech</w:t>
         </w:r>
         <w:r>
           <w:rPr>
@@ -1846,7 +1984,7 @@
             <w:noProof/>
             <w:webHidden/>
           </w:rPr>
-          <w:instrText xml:space="preserve"> PAGEREF _Toc223344255 \h </w:instrText>
+          <w:instrText xml:space="preserve"> PAGEREF _Toc223725595 \h </w:instrText>
         </w:r>
         <w:r>
           <w:rPr>
@@ -1866,7 +2004,7 @@
             <w:noProof/>
             <w:webHidden/>
           </w:rPr>
-          <w:t>18</w:t>
+          <w:t>20</w:t>
         </w:r>
         <w:r>
           <w:rPr>
@@ -1879,9 +2017,9 @@
     </w:p>
     <w:p>
       <w:pPr>
-        <w:pStyle w:val="TOC3"/>
-        <w:tabs>
-          <w:tab w:val="left" w:pos="1440"/>
+        <w:pStyle w:val="TOC2"/>
+        <w:tabs>
+          <w:tab w:val="left" w:pos="960"/>
           <w:tab w:val="right" w:leader="dot" w:pos="8493"/>
         </w:tabs>
         <w:rPr>
@@ -1893,7 +2031,7 @@
           <w14:ligatures w14:val="standardContextual"/>
         </w:rPr>
       </w:pPr>
-      <w:hyperlink w:anchor="_Toc223344256" w:history="1">
+      <w:hyperlink w:anchor="_Toc223725596" w:history="1">
         <w:r>
           <w:rPr>
             <w:rStyle w:val="Hyperlink"/>
@@ -1901,7 +2039,7 @@
             <w:noProof/>
             <w:lang w:eastAsia="cs-CZ"/>
           </w:rPr>
-          <w:t>3.3.1</w:t>
+          <w:t>3.6</w:t>
         </w:r>
         <w:r>
           <w:rPr>
@@ -1921,7 +2059,7 @@
             <w:noProof/>
             <w:lang w:eastAsia="cs-CZ"/>
           </w:rPr>
-          <w:t>Ekonomický dopad</w:t>
+          <w:t>Požadavky na vzdělání a zkušenosti pro AI pozice</w:t>
         </w:r>
         <w:r>
           <w:rPr>
@@ -1942,7 +2080,7 @@
             <w:noProof/>
             <w:webHidden/>
           </w:rPr>
-          <w:instrText xml:space="preserve"> PAGEREF _Toc223344256 \h </w:instrText>
+          <w:instrText xml:space="preserve"> PAGEREF _Toc223725596 \h </w:instrText>
         </w:r>
         <w:r>
           <w:rPr>
@@ -1962,7 +2100,7 @@
             <w:noProof/>
             <w:webHidden/>
           </w:rPr>
-          <w:t>18</w:t>
+          <w:t>20</w:t>
         </w:r>
         <w:r>
           <w:rPr>
@@ -1989,7 +2127,7 @@
           <w14:ligatures w14:val="standardContextual"/>
         </w:rPr>
       </w:pPr>
-      <w:hyperlink w:anchor="_Toc223344257" w:history="1">
+      <w:hyperlink w:anchor="_Toc223725597" w:history="1">
         <w:r>
           <w:rPr>
             <w:rStyle w:val="Hyperlink"/>
@@ -1997,7 +2135,7 @@
             <w:noProof/>
             <w:lang w:eastAsia="cs-CZ"/>
           </w:rPr>
-          <w:t>3.4</w:t>
+          <w:t>3.7</w:t>
         </w:r>
         <w:r>
           <w:rPr>
@@ -2017,7 +2155,7 @@
             <w:noProof/>
             <w:lang w:eastAsia="cs-CZ"/>
           </w:rPr>
-          <w:t>AI dovednosti – taxonomie a kategorizace</w:t>
+          <w:t>Komplementární dovednosti k AI</w:t>
         </w:r>
         <w:r>
           <w:rPr>
@@ -2038,7 +2176,7 @@
             <w:noProof/>
             <w:webHidden/>
           </w:rPr>
-          <w:instrText xml:space="preserve"> PAGEREF _Toc223344257 \h </w:instrText>
+          <w:instrText xml:space="preserve"> PAGEREF _Toc223725597 \h </w:instrText>
         </w:r>
         <w:r>
           <w:rPr>
@@ -2085,7 +2223,7 @@
           <w14:ligatures w14:val="standardContextual"/>
         </w:rPr>
       </w:pPr>
-      <w:hyperlink w:anchor="_Toc223344258" w:history="1">
+      <w:hyperlink w:anchor="_Toc223725598" w:history="1">
         <w:r>
           <w:rPr>
             <w:rStyle w:val="Hyperlink"/>
@@ -2093,7 +2231,7 @@
             <w:noProof/>
             <w:lang w:eastAsia="cs-CZ"/>
           </w:rPr>
-          <w:t>3.5</w:t>
+          <w:t>3.8</w:t>
         </w:r>
         <w:r>
           <w:rPr>
@@ -2113,7 +2251,7 @@
             <w:noProof/>
             <w:lang w:eastAsia="cs-CZ"/>
           </w:rPr>
-          <w:t>Trendy v poptávce po AI dovednostech</w:t>
+          <w:t>Dopady AI na trh práce</w:t>
         </w:r>
         <w:r>
           <w:rPr>
@@ -2134,7 +2272,7 @@
             <w:noProof/>
             <w:webHidden/>
           </w:rPr>
-          <w:instrText xml:space="preserve"> PAGEREF _Toc223344258 \h </w:instrText>
+          <w:instrText xml:space="preserve"> PAGEREF _Toc223725598 \h </w:instrText>
         </w:r>
         <w:r>
           <w:rPr>
@@ -2181,7 +2319,7 @@
           <w14:ligatures w14:val="standardContextual"/>
         </w:rPr>
       </w:pPr>
-      <w:hyperlink w:anchor="_Toc223344259" w:history="1">
+      <w:hyperlink w:anchor="_Toc223725599" w:history="1">
         <w:r>
           <w:rPr>
             <w:rStyle w:val="Hyperlink"/>
@@ -2189,7 +2327,7 @@
             <w:noProof/>
             <w:lang w:eastAsia="cs-CZ"/>
           </w:rPr>
-          <w:t>3.6</w:t>
+          <w:t>3.9</w:t>
         </w:r>
         <w:r>
           <w:rPr>
@@ -2209,7 +2347,7 @@
             <w:noProof/>
             <w:lang w:eastAsia="cs-CZ"/>
           </w:rPr>
-          <w:t>Požadavky na vzdělání a zkušenosti pro AI pozice</w:t>
+          <w:t>Mezinárodní srovnání trhů práce s AI</w:t>
         </w:r>
         <w:r>
           <w:rPr>
@@ -2230,7 +2368,7 @@
             <w:noProof/>
             <w:webHidden/>
           </w:rPr>
-          <w:instrText xml:space="preserve"> PAGEREF _Toc223344259 \h </w:instrText>
+          <w:instrText xml:space="preserve"> PAGEREF _Toc223725599 \h </w:instrText>
         </w:r>
         <w:r>
           <w:rPr>
@@ -2277,15 +2415,13 @@
           <w14:ligatures w14:val="standardContextual"/>
         </w:rPr>
       </w:pPr>
-      <w:hyperlink w:anchor="_Toc223344260" w:history="1">
+      <w:hyperlink w:anchor="_Toc223725600" w:history="1">
         <w:r>
           <w:rPr>
             <w:rStyle w:val="Hyperlink"/>
-            <w:rFonts w:eastAsia="Times New Roman"/>
-            <w:noProof/>
-            <w:lang w:eastAsia="cs-CZ"/>
-          </w:rPr>
-          <w:t>3.7</w:t>
+            <w:noProof/>
+          </w:rPr>
+          <w:t>4.1</w:t>
         </w:r>
         <w:r>
           <w:rPr>
@@ -2301,11 +2437,9 @@
         <w:r>
           <w:rPr>
             <w:rStyle w:val="Hyperlink"/>
-            <w:rFonts w:eastAsia="Times New Roman"/>
-            <w:noProof/>
-            <w:lang w:eastAsia="cs-CZ"/>
-          </w:rPr>
-          <w:t>Komplementární dovednosti k AI</w:t>
+            <w:noProof/>
+          </w:rPr>
+          <w:t>Datové zdroje</w:t>
         </w:r>
         <w:r>
           <w:rPr>
@@ -2326,7 +2460,7 @@
             <w:noProof/>
             <w:webHidden/>
           </w:rPr>
-          <w:instrText xml:space="preserve"> PAGEREF _Toc223344260 \h </w:instrText>
+          <w:instrText xml:space="preserve"> PAGEREF _Toc223725600 \h </w:instrText>
         </w:r>
         <w:r>
           <w:rPr>
@@ -2373,7 +2507,7 @@
           <w14:ligatures w14:val="standardContextual"/>
         </w:rPr>
       </w:pPr>
-      <w:hyperlink w:anchor="_Toc223344261" w:history="1">
+      <w:hyperlink w:anchor="_Toc223725601" w:history="1">
         <w:r>
           <w:rPr>
             <w:rStyle w:val="Hyperlink"/>
@@ -2381,7 +2515,7 @@
             <w:noProof/>
             <w:lang w:eastAsia="cs-CZ"/>
           </w:rPr>
-          <w:t>3.8</w:t>
+          <w:t>4.2</w:t>
         </w:r>
         <w:r>
           <w:rPr>
@@ -2401,7 +2535,7 @@
             <w:noProof/>
             <w:lang w:eastAsia="cs-CZ"/>
           </w:rPr>
-          <w:t>Dopady AI na trh práce</w:t>
+          <w:t>Metodologie klasifikace AI pozic</w:t>
         </w:r>
         <w:r>
           <w:rPr>
@@ -2422,7 +2556,7 @@
             <w:noProof/>
             <w:webHidden/>
           </w:rPr>
-          <w:instrText xml:space="preserve"> PAGEREF _Toc223344261 \h </w:instrText>
+          <w:instrText xml:space="preserve"> PAGEREF _Toc223725601 \h </w:instrText>
         </w:r>
         <w:r>
           <w:rPr>
@@ -2442,7 +2576,7 @@
             <w:noProof/>
             <w:webHidden/>
           </w:rPr>
-          <w:t>22</w:t>
+          <w:t>23</w:t>
         </w:r>
         <w:r>
           <w:rPr>
@@ -2469,15 +2603,13 @@
           <w14:ligatures w14:val="standardContextual"/>
         </w:rPr>
       </w:pPr>
-      <w:hyperlink w:anchor="_Toc223344262" w:history="1">
+      <w:hyperlink w:anchor="_Toc223725602" w:history="1">
         <w:r>
           <w:rPr>
             <w:rStyle w:val="Hyperlink"/>
-            <w:rFonts w:eastAsia="Times New Roman"/>
-            <w:noProof/>
-            <w:lang w:eastAsia="cs-CZ"/>
-          </w:rPr>
-          <w:t>3.9</w:t>
+            <w:noProof/>
+          </w:rPr>
+          <w:t>4.3</w:t>
         </w:r>
         <w:r>
           <w:rPr>
@@ -2493,11 +2625,9 @@
         <w:r>
           <w:rPr>
             <w:rStyle w:val="Hyperlink"/>
-            <w:rFonts w:eastAsia="Times New Roman"/>
-            <w:noProof/>
-            <w:lang w:eastAsia="cs-CZ"/>
-          </w:rPr>
-          <w:t>Mezinárodní srovnání trhů práce s AI</w:t>
+            <w:noProof/>
+          </w:rPr>
+          <w:t>Struktura datasetu a popis proměnných</w:t>
         </w:r>
         <w:r>
           <w:rPr>
@@ -2518,7 +2648,7 @@
             <w:noProof/>
             <w:webHidden/>
           </w:rPr>
-          <w:instrText xml:space="preserve"> PAGEREF _Toc223344262 \h </w:instrText>
+          <w:instrText xml:space="preserve"> PAGEREF _Toc223725602 \h </w:instrText>
         </w:r>
         <w:r>
           <w:rPr>
@@ -2538,7 +2668,7 @@
             <w:noProof/>
             <w:webHidden/>
           </w:rPr>
-          <w:t>22</w:t>
+          <w:t>27</w:t>
         </w:r>
         <w:r>
           <w:rPr>
@@ -2551,9 +2681,8 @@
     </w:p>
     <w:p>
       <w:pPr>
-        <w:pStyle w:val="TOC2"/>
-        <w:tabs>
-          <w:tab w:val="left" w:pos="960"/>
+        <w:pStyle w:val="TOC3"/>
+        <w:tabs>
           <w:tab w:val="right" w:leader="dot" w:pos="8493"/>
         </w:tabs>
         <w:rPr>
@@ -2565,13 +2694,381 @@
           <w14:ligatures w14:val="standardContextual"/>
         </w:rPr>
       </w:pPr>
-      <w:hyperlink w:anchor="_Toc223344263" w:history="1">
+      <w:hyperlink w:anchor="_Toc223725603" w:history="1">
         <w:r>
           <w:rPr>
             <w:rStyle w:val="Hyperlink"/>
             <w:noProof/>
           </w:rPr>
-          <w:t>4.1</w:t>
+          <w:t>Identifikační a kontextové proměnné</w:t>
+        </w:r>
+        <w:r>
+          <w:rPr>
+            <w:noProof/>
+            <w:webHidden/>
+          </w:rPr>
+          <w:tab/>
+        </w:r>
+        <w:r>
+          <w:rPr>
+            <w:noProof/>
+            <w:webHidden/>
+          </w:rPr>
+          <w:fldChar w:fldCharType="begin"/>
+        </w:r>
+        <w:r>
+          <w:rPr>
+            <w:noProof/>
+            <w:webHidden/>
+          </w:rPr>
+          <w:instrText xml:space="preserve"> PAGEREF _Toc223725603 \h </w:instrText>
+        </w:r>
+        <w:r>
+          <w:rPr>
+            <w:noProof/>
+            <w:webHidden/>
+          </w:rPr>
+        </w:r>
+        <w:r>
+          <w:rPr>
+            <w:noProof/>
+            <w:webHidden/>
+          </w:rPr>
+          <w:fldChar w:fldCharType="separate"/>
+        </w:r>
+        <w:r>
+          <w:rPr>
+            <w:noProof/>
+            <w:webHidden/>
+          </w:rPr>
+          <w:t>27</w:t>
+        </w:r>
+        <w:r>
+          <w:rPr>
+            <w:noProof/>
+            <w:webHidden/>
+          </w:rPr>
+          <w:fldChar w:fldCharType="end"/>
+        </w:r>
+      </w:hyperlink>
+    </w:p>
+    <w:p>
+      <w:pPr>
+        <w:pStyle w:val="TOC3"/>
+        <w:tabs>
+          <w:tab w:val="right" w:leader="dot" w:pos="8493"/>
+        </w:tabs>
+        <w:rPr>
+          <w:rFonts w:eastAsiaTheme="minorEastAsia"/>
+          <w:noProof/>
+          <w:kern w:val="2"/>
+          <w:szCs w:val="24"/>
+          <w:lang w:val="en-US"/>
+          <w14:ligatures w14:val="standardContextual"/>
+        </w:rPr>
+      </w:pPr>
+      <w:hyperlink w:anchor="_Toc223725604" w:history="1">
+        <w:r>
+          <w:rPr>
+            <w:rStyle w:val="Hyperlink"/>
+            <w:noProof/>
+          </w:rPr>
+          <w:t>Dovednosti a AI klasifikace</w:t>
+        </w:r>
+        <w:r>
+          <w:rPr>
+            <w:noProof/>
+            <w:webHidden/>
+          </w:rPr>
+          <w:tab/>
+        </w:r>
+        <w:r>
+          <w:rPr>
+            <w:noProof/>
+            <w:webHidden/>
+          </w:rPr>
+          <w:fldChar w:fldCharType="begin"/>
+        </w:r>
+        <w:r>
+          <w:rPr>
+            <w:noProof/>
+            <w:webHidden/>
+          </w:rPr>
+          <w:instrText xml:space="preserve"> PAGEREF _Toc223725604 \h </w:instrText>
+        </w:r>
+        <w:r>
+          <w:rPr>
+            <w:noProof/>
+            <w:webHidden/>
+          </w:rPr>
+        </w:r>
+        <w:r>
+          <w:rPr>
+            <w:noProof/>
+            <w:webHidden/>
+          </w:rPr>
+          <w:fldChar w:fldCharType="separate"/>
+        </w:r>
+        <w:r>
+          <w:rPr>
+            <w:noProof/>
+            <w:webHidden/>
+          </w:rPr>
+          <w:t>28</w:t>
+        </w:r>
+        <w:r>
+          <w:rPr>
+            <w:noProof/>
+            <w:webHidden/>
+          </w:rPr>
+          <w:fldChar w:fldCharType="end"/>
+        </w:r>
+      </w:hyperlink>
+    </w:p>
+    <w:p>
+      <w:pPr>
+        <w:pStyle w:val="TOC3"/>
+        <w:tabs>
+          <w:tab w:val="right" w:leader="dot" w:pos="8493"/>
+        </w:tabs>
+        <w:rPr>
+          <w:rFonts w:eastAsiaTheme="minorEastAsia"/>
+          <w:noProof/>
+          <w:kern w:val="2"/>
+          <w:szCs w:val="24"/>
+          <w:lang w:val="en-US"/>
+          <w14:ligatures w14:val="standardContextual"/>
+        </w:rPr>
+      </w:pPr>
+      <w:hyperlink w:anchor="_Toc223725605" w:history="1">
+        <w:r>
+          <w:rPr>
+            <w:rStyle w:val="Hyperlink"/>
+            <w:noProof/>
+          </w:rPr>
+          <w:t>Vzdělání a praxe</w:t>
+        </w:r>
+        <w:r>
+          <w:rPr>
+            <w:noProof/>
+            <w:webHidden/>
+          </w:rPr>
+          <w:tab/>
+        </w:r>
+        <w:r>
+          <w:rPr>
+            <w:noProof/>
+            <w:webHidden/>
+          </w:rPr>
+          <w:fldChar w:fldCharType="begin"/>
+        </w:r>
+        <w:r>
+          <w:rPr>
+            <w:noProof/>
+            <w:webHidden/>
+          </w:rPr>
+          <w:instrText xml:space="preserve"> PAGEREF _Toc223725605 \h </w:instrText>
+        </w:r>
+        <w:r>
+          <w:rPr>
+            <w:noProof/>
+            <w:webHidden/>
+          </w:rPr>
+        </w:r>
+        <w:r>
+          <w:rPr>
+            <w:noProof/>
+            <w:webHidden/>
+          </w:rPr>
+          <w:fldChar w:fldCharType="separate"/>
+        </w:r>
+        <w:r>
+          <w:rPr>
+            <w:noProof/>
+            <w:webHidden/>
+          </w:rPr>
+          <w:t>29</w:t>
+        </w:r>
+        <w:r>
+          <w:rPr>
+            <w:noProof/>
+            <w:webHidden/>
+          </w:rPr>
+          <w:fldChar w:fldCharType="end"/>
+        </w:r>
+      </w:hyperlink>
+    </w:p>
+    <w:p>
+      <w:pPr>
+        <w:pStyle w:val="TOC3"/>
+        <w:tabs>
+          <w:tab w:val="right" w:leader="dot" w:pos="8493"/>
+        </w:tabs>
+        <w:rPr>
+          <w:rFonts w:eastAsiaTheme="minorEastAsia"/>
+          <w:noProof/>
+          <w:kern w:val="2"/>
+          <w:szCs w:val="24"/>
+          <w:lang w:val="en-US"/>
+          <w14:ligatures w14:val="standardContextual"/>
+        </w:rPr>
+      </w:pPr>
+      <w:hyperlink w:anchor="_Toc223725606" w:history="1">
+        <w:r>
+          <w:rPr>
+            <w:rStyle w:val="Hyperlink"/>
+            <w:noProof/>
+          </w:rPr>
+          <w:t>Mzdové proměnné</w:t>
+        </w:r>
+        <w:r>
+          <w:rPr>
+            <w:noProof/>
+            <w:webHidden/>
+          </w:rPr>
+          <w:tab/>
+        </w:r>
+        <w:r>
+          <w:rPr>
+            <w:noProof/>
+            <w:webHidden/>
+          </w:rPr>
+          <w:fldChar w:fldCharType="begin"/>
+        </w:r>
+        <w:r>
+          <w:rPr>
+            <w:noProof/>
+            <w:webHidden/>
+          </w:rPr>
+          <w:instrText xml:space="preserve"> PAGEREF _Toc223725606 \h </w:instrText>
+        </w:r>
+        <w:r>
+          <w:rPr>
+            <w:noProof/>
+            <w:webHidden/>
+          </w:rPr>
+        </w:r>
+        <w:r>
+          <w:rPr>
+            <w:noProof/>
+            <w:webHidden/>
+          </w:rPr>
+          <w:fldChar w:fldCharType="separate"/>
+        </w:r>
+        <w:r>
+          <w:rPr>
+            <w:noProof/>
+            <w:webHidden/>
+          </w:rPr>
+          <w:t>29</w:t>
+        </w:r>
+        <w:r>
+          <w:rPr>
+            <w:noProof/>
+            <w:webHidden/>
+          </w:rPr>
+          <w:fldChar w:fldCharType="end"/>
+        </w:r>
+      </w:hyperlink>
+    </w:p>
+    <w:p>
+      <w:pPr>
+        <w:pStyle w:val="TOC3"/>
+        <w:tabs>
+          <w:tab w:val="right" w:leader="dot" w:pos="8493"/>
+        </w:tabs>
+        <w:rPr>
+          <w:rFonts w:eastAsiaTheme="minorEastAsia"/>
+          <w:noProof/>
+          <w:kern w:val="2"/>
+          <w:szCs w:val="24"/>
+          <w:lang w:val="en-US"/>
+          <w14:ligatures w14:val="standardContextual"/>
+        </w:rPr>
+      </w:pPr>
+      <w:hyperlink w:anchor="_Toc223725607" w:history="1">
+        <w:r>
+          <w:rPr>
+            <w:rStyle w:val="Hyperlink"/>
+            <w:noProof/>
+          </w:rPr>
+          <w:t>Firemní a sektorové atributy</w:t>
+        </w:r>
+        <w:r>
+          <w:rPr>
+            <w:noProof/>
+            <w:webHidden/>
+          </w:rPr>
+          <w:tab/>
+        </w:r>
+        <w:r>
+          <w:rPr>
+            <w:noProof/>
+            <w:webHidden/>
+          </w:rPr>
+          <w:fldChar w:fldCharType="begin"/>
+        </w:r>
+        <w:r>
+          <w:rPr>
+            <w:noProof/>
+            <w:webHidden/>
+          </w:rPr>
+          <w:instrText xml:space="preserve"> PAGEREF _Toc223725607 \h </w:instrText>
+        </w:r>
+        <w:r>
+          <w:rPr>
+            <w:noProof/>
+            <w:webHidden/>
+          </w:rPr>
+        </w:r>
+        <w:r>
+          <w:rPr>
+            <w:noProof/>
+            <w:webHidden/>
+          </w:rPr>
+          <w:fldChar w:fldCharType="separate"/>
+        </w:r>
+        <w:r>
+          <w:rPr>
+            <w:noProof/>
+            <w:webHidden/>
+          </w:rPr>
+          <w:t>29</w:t>
+        </w:r>
+        <w:r>
+          <w:rPr>
+            <w:noProof/>
+            <w:webHidden/>
+          </w:rPr>
+          <w:fldChar w:fldCharType="end"/>
+        </w:r>
+      </w:hyperlink>
+    </w:p>
+    <w:p>
+      <w:pPr>
+        <w:pStyle w:val="TOC2"/>
+        <w:tabs>
+          <w:tab w:val="left" w:pos="960"/>
+          <w:tab w:val="right" w:leader="dot" w:pos="8493"/>
+        </w:tabs>
+        <w:rPr>
+          <w:rFonts w:eastAsiaTheme="minorEastAsia"/>
+          <w:noProof/>
+          <w:kern w:val="2"/>
+          <w:szCs w:val="24"/>
+          <w:lang w:val="en-US"/>
+          <w14:ligatures w14:val="standardContextual"/>
+        </w:rPr>
+      </w:pPr>
+      <w:hyperlink w:anchor="_Toc223725608" w:history="1">
+        <w:r>
+          <w:rPr>
+            <w:rStyle w:val="Hyperlink"/>
+            <w:rFonts w:eastAsia="Times New Roman"/>
+            <w:noProof/>
+            <w:lang w:eastAsia="cs-CZ"/>
+          </w:rPr>
+          <w:t>4.4</w:t>
         </w:r>
         <w:r>
           <w:rPr>
@@ -2587,9 +3084,11 @@
         <w:r>
           <w:rPr>
             <w:rStyle w:val="Hyperlink"/>
-            <w:noProof/>
-          </w:rPr>
-          <w:t>Datové zdroje</w:t>
+            <w:rFonts w:eastAsia="Times New Roman"/>
+            <w:noProof/>
+            <w:lang w:eastAsia="cs-CZ"/>
+          </w:rPr>
+          <w:t>Analytické metody</w:t>
         </w:r>
         <w:r>
           <w:rPr>
@@ -2610,7 +3109,7 @@
             <w:noProof/>
             <w:webHidden/>
           </w:rPr>
-          <w:instrText xml:space="preserve"> PAGEREF _Toc223344263 \h </w:instrText>
+          <w:instrText xml:space="preserve"> PAGEREF _Toc223725608 \h </w:instrText>
         </w:r>
         <w:r>
           <w:rPr>
@@ -2630,7 +3129,7 @@
             <w:noProof/>
             <w:webHidden/>
           </w:rPr>
-          <w:t>23</w:t>
+          <w:t>30</w:t>
         </w:r>
         <w:r>
           <w:rPr>
@@ -2657,7 +3156,7 @@
           <w14:ligatures w14:val="standardContextual"/>
         </w:rPr>
       </w:pPr>
-      <w:hyperlink w:anchor="_Toc223344264" w:history="1">
+      <w:hyperlink w:anchor="_Toc223725609" w:history="1">
         <w:r>
           <w:rPr>
             <w:rStyle w:val="Hyperlink"/>
@@ -2665,7 +3164,7 @@
             <w:noProof/>
             <w:lang w:eastAsia="cs-CZ"/>
           </w:rPr>
-          <w:t>4.2</w:t>
+          <w:t>4.5</w:t>
         </w:r>
         <w:r>
           <w:rPr>
@@ -2685,7 +3184,7 @@
             <w:noProof/>
             <w:lang w:eastAsia="cs-CZ"/>
           </w:rPr>
-          <w:t>Metodologie klasifikace AI pozic</w:t>
+          <w:t>Omezení metodologie</w:t>
         </w:r>
         <w:r>
           <w:rPr>
@@ -2706,7 +3205,7 @@
             <w:noProof/>
             <w:webHidden/>
           </w:rPr>
-          <w:instrText xml:space="preserve"> PAGEREF _Toc223344264 \h </w:instrText>
+          <w:instrText xml:space="preserve"> PAGEREF _Toc223725609 \h </w:instrText>
         </w:r>
         <w:r>
           <w:rPr>
@@ -2726,7 +3225,7 @@
             <w:noProof/>
             <w:webHidden/>
           </w:rPr>
-          <w:t>24</w:t>
+          <w:t>31</w:t>
         </w:r>
         <w:r>
           <w:rPr>
@@ -2753,13 +3252,15 @@
           <w14:ligatures w14:val="standardContextual"/>
         </w:rPr>
       </w:pPr>
-      <w:hyperlink w:anchor="_Toc223344265" w:history="1">
+      <w:hyperlink w:anchor="_Toc223725610" w:history="1">
         <w:r>
           <w:rPr>
             <w:rStyle w:val="Hyperlink"/>
-            <w:noProof/>
-          </w:rPr>
-          <w:t>4.3</w:t>
+            <w:rFonts w:eastAsia="Times New Roman"/>
+            <w:noProof/>
+            <w:lang w:eastAsia="cs-CZ"/>
+          </w:rPr>
+          <w:t>5.1</w:t>
         </w:r>
         <w:r>
           <w:rPr>
@@ -2775,9 +3276,11 @@
         <w:r>
           <w:rPr>
             <w:rStyle w:val="Hyperlink"/>
-            <w:noProof/>
-          </w:rPr>
-          <w:t>Struktura datasetu a popis proměnných</w:t>
+            <w:rFonts w:eastAsia="Times New Roman"/>
+            <w:noProof/>
+            <w:lang w:eastAsia="cs-CZ"/>
+          </w:rPr>
+          <w:t>Přehled datasetu</w:t>
         </w:r>
         <w:r>
           <w:rPr>
@@ -2798,7 +3301,7 @@
             <w:noProof/>
             <w:webHidden/>
           </w:rPr>
-          <w:instrText xml:space="preserve"> PAGEREF _Toc223344265 \h </w:instrText>
+          <w:instrText xml:space="preserve"> PAGEREF _Toc223725610 \h </w:instrText>
         </w:r>
         <w:r>
           <w:rPr>
@@ -2818,7 +3321,7 @@
             <w:noProof/>
             <w:webHidden/>
           </w:rPr>
-          <w:t>28</w:t>
+          <w:t>33</w:t>
         </w:r>
         <w:r>
           <w:rPr>
@@ -2831,8 +3334,9 @@
     </w:p>
     <w:p>
       <w:pPr>
-        <w:pStyle w:val="TOC3"/>
-        <w:tabs>
+        <w:pStyle w:val="TOC2"/>
+        <w:tabs>
+          <w:tab w:val="left" w:pos="960"/>
           <w:tab w:val="right" w:leader="dot" w:pos="8493"/>
         </w:tabs>
         <w:rPr>
@@ -2844,23 +3348,45 @@
           <w14:ligatures w14:val="standardContextual"/>
         </w:rPr>
       </w:pPr>
-      <w:hyperlink w:anchor="_Toc223344266" w:history="1">
+      <w:hyperlink w:anchor="_Toc223725611" w:history="1">
         <w:r>
           <w:rPr>
             <w:rStyle w:val="Hyperlink"/>
-            <w:noProof/>
-          </w:rPr>
-          <w:t>Identifikační a kontextové proměnné</w:t>
-        </w:r>
-        <w:r>
-          <w:rPr>
-            <w:noProof/>
-            <w:webHidden/>
+            <w:rFonts w:eastAsia="Times New Roman"/>
+            <w:noProof/>
+            <w:lang w:eastAsia="cs-CZ"/>
+          </w:rPr>
+          <w:t>5.2</w:t>
+        </w:r>
+        <w:r>
+          <w:rPr>
+            <w:rFonts w:eastAsiaTheme="minorEastAsia"/>
+            <w:noProof/>
+            <w:kern w:val="2"/>
+            <w:szCs w:val="24"/>
+            <w:lang w:val="en-US"/>
+            <w14:ligatures w14:val="standardContextual"/>
           </w:rPr>
           <w:tab/>
         </w:r>
         <w:r>
           <w:rPr>
+            <w:rStyle w:val="Hyperlink"/>
+            <w:rFonts w:eastAsia="Times New Roman"/>
+            <w:noProof/>
+            <w:lang w:eastAsia="cs-CZ"/>
+          </w:rPr>
+          <w:t>Identifikace a kategorizace AI dovedností</w:t>
+        </w:r>
+        <w:r>
+          <w:rPr>
+            <w:noProof/>
+            <w:webHidden/>
+          </w:rPr>
+          <w:tab/>
+        </w:r>
+        <w:r>
+          <w:rPr>
             <w:noProof/>
             <w:webHidden/>
           </w:rPr>
@@ -2871,7 +3397,7 @@
             <w:noProof/>
             <w:webHidden/>
           </w:rPr>
-          <w:instrText xml:space="preserve"> PAGEREF _Toc223344266 \h </w:instrText>
+          <w:instrText xml:space="preserve"> PAGEREF _Toc223725611 \h </w:instrText>
         </w:r>
         <w:r>
           <w:rPr>
@@ -2891,7 +3417,7 @@
             <w:noProof/>
             <w:webHidden/>
           </w:rPr>
-          <w:t>28</w:t>
+          <w:t>33</w:t>
         </w:r>
         <w:r>
           <w:rPr>
@@ -2904,8 +3430,9 @@
     </w:p>
     <w:p>
       <w:pPr>
-        <w:pStyle w:val="TOC3"/>
-        <w:tabs>
+        <w:pStyle w:val="TOC2"/>
+        <w:tabs>
+          <w:tab w:val="left" w:pos="960"/>
           <w:tab w:val="right" w:leader="dot" w:pos="8493"/>
         </w:tabs>
         <w:rPr>
@@ -2917,23 +3444,45 @@
           <w14:ligatures w14:val="standardContextual"/>
         </w:rPr>
       </w:pPr>
-      <w:hyperlink w:anchor="_Toc223344267" w:history="1">
+      <w:hyperlink w:anchor="_Toc223725612" w:history="1">
         <w:r>
           <w:rPr>
             <w:rStyle w:val="Hyperlink"/>
-            <w:noProof/>
-          </w:rPr>
-          <w:t>Dovednosti a AI klasifikace</w:t>
-        </w:r>
-        <w:r>
-          <w:rPr>
-            <w:noProof/>
-            <w:webHidden/>
+            <w:rFonts w:eastAsia="Times New Roman"/>
+            <w:noProof/>
+            <w:lang w:eastAsia="cs-CZ"/>
+          </w:rPr>
+          <w:t>5.3</w:t>
+        </w:r>
+        <w:r>
+          <w:rPr>
+            <w:rFonts w:eastAsiaTheme="minorEastAsia"/>
+            <w:noProof/>
+            <w:kern w:val="2"/>
+            <w:szCs w:val="24"/>
+            <w:lang w:val="en-US"/>
+            <w14:ligatures w14:val="standardContextual"/>
           </w:rPr>
           <w:tab/>
         </w:r>
         <w:r>
           <w:rPr>
+            <w:rStyle w:val="Hyperlink"/>
+            <w:rFonts w:eastAsia="Times New Roman"/>
+            <w:noProof/>
+            <w:lang w:eastAsia="cs-CZ"/>
+          </w:rPr>
+          <w:t>Rozložení AI pozic podle AI tier</w:t>
+        </w:r>
+        <w:r>
+          <w:rPr>
+            <w:noProof/>
+            <w:webHidden/>
+          </w:rPr>
+          <w:tab/>
+        </w:r>
+        <w:r>
+          <w:rPr>
             <w:noProof/>
             <w:webHidden/>
           </w:rPr>
@@ -2944,7 +3493,7 @@
             <w:noProof/>
             <w:webHidden/>
           </w:rPr>
-          <w:instrText xml:space="preserve"> PAGEREF _Toc223344267 \h </w:instrText>
+          <w:instrText xml:space="preserve"> PAGEREF _Toc223725612 \h </w:instrText>
         </w:r>
         <w:r>
           <w:rPr>
@@ -2964,7 +3513,7 @@
             <w:noProof/>
             <w:webHidden/>
           </w:rPr>
-          <w:t>29</w:t>
+          <w:t>33</w:t>
         </w:r>
         <w:r>
           <w:rPr>
@@ -2977,8 +3526,9 @@
     </w:p>
     <w:p>
       <w:pPr>
-        <w:pStyle w:val="TOC3"/>
-        <w:tabs>
+        <w:pStyle w:val="TOC2"/>
+        <w:tabs>
+          <w:tab w:val="left" w:pos="960"/>
           <w:tab w:val="right" w:leader="dot" w:pos="8493"/>
         </w:tabs>
         <w:rPr>
@@ -2990,23 +3540,43 @@
           <w14:ligatures w14:val="standardContextual"/>
         </w:rPr>
       </w:pPr>
-      <w:hyperlink w:anchor="_Toc223344268" w:history="1">
+      <w:hyperlink w:anchor="_Toc223725613" w:history="1">
         <w:r>
           <w:rPr>
             <w:rStyle w:val="Hyperlink"/>
             <w:noProof/>
-          </w:rPr>
-          <w:t>Vzdělání a praxe</w:t>
-        </w:r>
-        <w:r>
-          <w:rPr>
-            <w:noProof/>
-            <w:webHidden/>
+            <w:lang w:eastAsia="cs-CZ"/>
+          </w:rPr>
+          <w:t>5.4</w:t>
+        </w:r>
+        <w:r>
+          <w:rPr>
+            <w:rFonts w:eastAsiaTheme="minorEastAsia"/>
+            <w:noProof/>
+            <w:kern w:val="2"/>
+            <w:szCs w:val="24"/>
+            <w:lang w:val="en-US"/>
+            <w14:ligatures w14:val="standardContextual"/>
           </w:rPr>
           <w:tab/>
         </w:r>
         <w:r>
           <w:rPr>
+            <w:rStyle w:val="Hyperlink"/>
+            <w:noProof/>
+            <w:lang w:eastAsia="cs-CZ"/>
+          </w:rPr>
+          <w:t>Mzdová analýza</w:t>
+        </w:r>
+        <w:r>
+          <w:rPr>
+            <w:noProof/>
+            <w:webHidden/>
+          </w:rPr>
+          <w:tab/>
+        </w:r>
+        <w:r>
+          <w:rPr>
             <w:noProof/>
             <w:webHidden/>
           </w:rPr>
@@ -3017,7 +3587,7 @@
             <w:noProof/>
             <w:webHidden/>
           </w:rPr>
-          <w:instrText xml:space="preserve"> PAGEREF _Toc223344268 \h </w:instrText>
+          <w:instrText xml:space="preserve"> PAGEREF _Toc223725613 \h </w:instrText>
         </w:r>
         <w:r>
           <w:rPr>
@@ -3037,7 +3607,7 @@
             <w:noProof/>
             <w:webHidden/>
           </w:rPr>
-          <w:t>30</w:t>
+          <w:t>33</w:t>
         </w:r>
         <w:r>
           <w:rPr>
@@ -3050,8 +3620,9 @@
     </w:p>
     <w:p>
       <w:pPr>
-        <w:pStyle w:val="TOC3"/>
-        <w:tabs>
+        <w:pStyle w:val="TOC2"/>
+        <w:tabs>
+          <w:tab w:val="left" w:pos="960"/>
           <w:tab w:val="right" w:leader="dot" w:pos="8493"/>
         </w:tabs>
         <w:rPr>
@@ -3063,23 +3634,43 @@
           <w14:ligatures w14:val="standardContextual"/>
         </w:rPr>
       </w:pPr>
-      <w:hyperlink w:anchor="_Toc223344269" w:history="1">
+      <w:hyperlink w:anchor="_Toc223725614" w:history="1">
         <w:r>
           <w:rPr>
             <w:rStyle w:val="Hyperlink"/>
             <w:noProof/>
-          </w:rPr>
-          <w:t>Mzdové proměnné</w:t>
-        </w:r>
-        <w:r>
-          <w:rPr>
-            <w:noProof/>
-            <w:webHidden/>
+            <w:lang w:val="en-US"/>
+          </w:rPr>
+          <w:t>5.5</w:t>
+        </w:r>
+        <w:r>
+          <w:rPr>
+            <w:rFonts w:eastAsiaTheme="minorEastAsia"/>
+            <w:noProof/>
+            <w:kern w:val="2"/>
+            <w:szCs w:val="24"/>
+            <w:lang w:val="en-US"/>
+            <w14:ligatures w14:val="standardContextual"/>
           </w:rPr>
           <w:tab/>
         </w:r>
         <w:r>
           <w:rPr>
+            <w:rStyle w:val="Hyperlink"/>
+            <w:noProof/>
+            <w:lang w:val="en-US"/>
+          </w:rPr>
+          <w:t>Determinanty AI klasifikace (logit/multinomiální)</w:t>
+        </w:r>
+        <w:r>
+          <w:rPr>
+            <w:noProof/>
+            <w:webHidden/>
+          </w:rPr>
+          <w:tab/>
+        </w:r>
+        <w:r>
+          <w:rPr>
             <w:noProof/>
             <w:webHidden/>
           </w:rPr>
@@ -3090,7 +3681,7 @@
             <w:noProof/>
             <w:webHidden/>
           </w:rPr>
-          <w:instrText xml:space="preserve"> PAGEREF _Toc223344269 \h </w:instrText>
+          <w:instrText xml:space="preserve"> PAGEREF _Toc223725614 \h </w:instrText>
         </w:r>
         <w:r>
           <w:rPr>
@@ -3110,7 +3701,7 @@
             <w:noProof/>
             <w:webHidden/>
           </w:rPr>
-          <w:t>30</w:t>
+          <w:t>33</w:t>
         </w:r>
         <w:r>
           <w:rPr>
@@ -3123,8 +3714,9 @@
     </w:p>
     <w:p>
       <w:pPr>
-        <w:pStyle w:val="TOC3"/>
-        <w:tabs>
+        <w:pStyle w:val="TOC2"/>
+        <w:tabs>
+          <w:tab w:val="left" w:pos="960"/>
           <w:tab w:val="right" w:leader="dot" w:pos="8493"/>
         </w:tabs>
         <w:rPr>
@@ -3136,23 +3728,45 @@
           <w14:ligatures w14:val="standardContextual"/>
         </w:rPr>
       </w:pPr>
-      <w:hyperlink w:anchor="_Toc223344270" w:history="1">
+      <w:hyperlink w:anchor="_Toc223725615" w:history="1">
         <w:r>
           <w:rPr>
             <w:rStyle w:val="Hyperlink"/>
-            <w:noProof/>
-          </w:rPr>
-          <w:t>Firemní a sektorové atributy</w:t>
-        </w:r>
-        <w:r>
-          <w:rPr>
-            <w:noProof/>
-            <w:webHidden/>
+            <w:rFonts w:eastAsia="Times New Roman"/>
+            <w:noProof/>
+            <w:lang w:eastAsia="cs-CZ"/>
+          </w:rPr>
+          <w:t>5.6</w:t>
+        </w:r>
+        <w:r>
+          <w:rPr>
+            <w:rFonts w:eastAsiaTheme="minorEastAsia"/>
+            <w:noProof/>
+            <w:kern w:val="2"/>
+            <w:szCs w:val="24"/>
+            <w:lang w:val="en-US"/>
+            <w14:ligatures w14:val="standardContextual"/>
           </w:rPr>
           <w:tab/>
         </w:r>
         <w:r>
           <w:rPr>
+            <w:rStyle w:val="Hyperlink"/>
+            <w:rFonts w:eastAsia="Times New Roman"/>
+            <w:noProof/>
+            <w:lang w:eastAsia="cs-CZ"/>
+          </w:rPr>
+          <w:t>Komplementární dovednosti k AI</w:t>
+        </w:r>
+        <w:r>
+          <w:rPr>
+            <w:noProof/>
+            <w:webHidden/>
+          </w:rPr>
+          <w:tab/>
+        </w:r>
+        <w:r>
+          <w:rPr>
             <w:noProof/>
             <w:webHidden/>
           </w:rPr>
@@ -3163,7 +3777,7 @@
             <w:noProof/>
             <w:webHidden/>
           </w:rPr>
-          <w:instrText xml:space="preserve"> PAGEREF _Toc223344270 \h </w:instrText>
+          <w:instrText xml:space="preserve"> PAGEREF _Toc223725615 \h </w:instrText>
         </w:r>
         <w:r>
           <w:rPr>
@@ -3183,7 +3797,7 @@
             <w:noProof/>
             <w:webHidden/>
           </w:rPr>
-          <w:t>30</w:t>
+          <w:t>33</w:t>
         </w:r>
         <w:r>
           <w:rPr>
@@ -3210,7 +3824,7 @@
           <w14:ligatures w14:val="standardContextual"/>
         </w:rPr>
       </w:pPr>
-      <w:hyperlink w:anchor="_Toc223344271" w:history="1">
+      <w:hyperlink w:anchor="_Toc223725616" w:history="1">
         <w:r>
           <w:rPr>
             <w:rStyle w:val="Hyperlink"/>
@@ -3218,7 +3832,7 @@
             <w:noProof/>
             <w:lang w:eastAsia="cs-CZ"/>
           </w:rPr>
-          <w:t>4.4</w:t>
+          <w:t>5.7</w:t>
         </w:r>
         <w:r>
           <w:rPr>
@@ -3238,7 +3852,7 @@
             <w:noProof/>
             <w:lang w:eastAsia="cs-CZ"/>
           </w:rPr>
-          <w:t>Analytické metody</w:t>
+          <w:t>Vztah mezi AI dovednostmi a dalšími faktory</w:t>
         </w:r>
         <w:r>
           <w:rPr>
@@ -3259,7 +3873,7 @@
             <w:noProof/>
             <w:webHidden/>
           </w:rPr>
-          <w:instrText xml:space="preserve"> PAGEREF _Toc223344271 \h </w:instrText>
+          <w:instrText xml:space="preserve"> PAGEREF _Toc223725616 \h </w:instrText>
         </w:r>
         <w:r>
           <w:rPr>
@@ -3279,7 +3893,7 @@
             <w:noProof/>
             <w:webHidden/>
           </w:rPr>
-          <w:t>31</w:t>
+          <w:t>33</w:t>
         </w:r>
         <w:r>
           <w:rPr>
@@ -3306,7 +3920,7 @@
           <w14:ligatures w14:val="standardContextual"/>
         </w:rPr>
       </w:pPr>
-      <w:hyperlink w:anchor="_Toc223344272" w:history="1">
+      <w:hyperlink w:anchor="_Toc223725617" w:history="1">
         <w:r>
           <w:rPr>
             <w:rStyle w:val="Hyperlink"/>
@@ -3314,7 +3928,7 @@
             <w:noProof/>
             <w:lang w:eastAsia="cs-CZ"/>
           </w:rPr>
-          <w:t>4.5</w:t>
+          <w:t>5.8</w:t>
         </w:r>
         <w:r>
           <w:rPr>
@@ -3334,7 +3948,7 @@
             <w:noProof/>
             <w:lang w:eastAsia="cs-CZ"/>
           </w:rPr>
-          <w:t>Omezení metodologie</w:t>
+          <w:t>Sektor IT analýza?</w:t>
         </w:r>
         <w:r>
           <w:rPr>
@@ -3355,7 +3969,7 @@
             <w:noProof/>
             <w:webHidden/>
           </w:rPr>
-          <w:instrText xml:space="preserve"> PAGEREF _Toc223344272 \h </w:instrText>
+          <w:instrText xml:space="preserve"> PAGEREF _Toc223725617 \h </w:instrText>
         </w:r>
         <w:r>
           <w:rPr>
@@ -3375,7 +3989,7 @@
             <w:noProof/>
             <w:webHidden/>
           </w:rPr>
-          <w:t>31</w:t>
+          <w:t>33</w:t>
         </w:r>
         <w:r>
           <w:rPr>
@@ -3402,7 +4016,7 @@
           <w14:ligatures w14:val="standardContextual"/>
         </w:rPr>
       </w:pPr>
-      <w:hyperlink w:anchor="_Toc223344273" w:history="1">
+      <w:hyperlink w:anchor="_Toc223725618" w:history="1">
         <w:r>
           <w:rPr>
             <w:rStyle w:val="Hyperlink"/>
@@ -3410,7 +4024,7 @@
             <w:noProof/>
             <w:lang w:eastAsia="cs-CZ"/>
           </w:rPr>
-          <w:t>5.1</w:t>
+          <w:t>5.9</w:t>
         </w:r>
         <w:r>
           <w:rPr>
@@ -3430,7 +4044,7 @@
             <w:noProof/>
             <w:lang w:eastAsia="cs-CZ"/>
           </w:rPr>
-          <w:t>Přehled datasetu</w:t>
+          <w:t>Diskuse výsledků</w:t>
         </w:r>
         <w:r>
           <w:rPr>
@@ -3451,7 +4065,7 @@
             <w:noProof/>
             <w:webHidden/>
           </w:rPr>
-          <w:instrText xml:space="preserve"> PAGEREF _Toc223344273 \h </w:instrText>
+          <w:instrText xml:space="preserve"> PAGEREF _Toc223725618 \h </w:instrText>
         </w:r>
         <w:r>
           <w:rPr>
@@ -3471,7 +4085,7 @@
             <w:noProof/>
             <w:webHidden/>
           </w:rPr>
-          <w:t>33</w:t>
+          <w:t>34</w:t>
         </w:r>
         <w:r>
           <w:rPr>
@@ -3484,9 +4098,8 @@
     </w:p>
     <w:p>
       <w:pPr>
-        <w:pStyle w:val="TOC2"/>
-        <w:tabs>
-          <w:tab w:val="left" w:pos="960"/>
+        <w:pStyle w:val="TOC3"/>
+        <w:tabs>
           <w:tab w:val="right" w:leader="dot" w:pos="8493"/>
         </w:tabs>
         <w:rPr>
@@ -3498,7 +4111,230 @@
           <w14:ligatures w14:val="standardContextual"/>
         </w:rPr>
       </w:pPr>
-      <w:hyperlink w:anchor="_Toc223344274" w:history="1">
+      <w:hyperlink w:anchor="_Toc223725619" w:history="1">
+        <w:r>
+          <w:rPr>
+            <w:rStyle w:val="Hyperlink"/>
+            <w:noProof/>
+            <w:lang w:val="en-US"/>
+          </w:rPr>
+          <w:t>Interpretace výsledků v kontextu literatury</w:t>
+        </w:r>
+        <w:r>
+          <w:rPr>
+            <w:noProof/>
+            <w:webHidden/>
+          </w:rPr>
+          <w:tab/>
+        </w:r>
+        <w:r>
+          <w:rPr>
+            <w:noProof/>
+            <w:webHidden/>
+          </w:rPr>
+          <w:fldChar w:fldCharType="begin"/>
+        </w:r>
+        <w:r>
+          <w:rPr>
+            <w:noProof/>
+            <w:webHidden/>
+          </w:rPr>
+          <w:instrText xml:space="preserve"> PAGEREF _Toc223725619 \h </w:instrText>
+        </w:r>
+        <w:r>
+          <w:rPr>
+            <w:noProof/>
+            <w:webHidden/>
+          </w:rPr>
+        </w:r>
+        <w:r>
+          <w:rPr>
+            <w:noProof/>
+            <w:webHidden/>
+          </w:rPr>
+          <w:fldChar w:fldCharType="separate"/>
+        </w:r>
+        <w:r>
+          <w:rPr>
+            <w:noProof/>
+            <w:webHidden/>
+          </w:rPr>
+          <w:t>34</w:t>
+        </w:r>
+        <w:r>
+          <w:rPr>
+            <w:noProof/>
+            <w:webHidden/>
+          </w:rPr>
+          <w:fldChar w:fldCharType="end"/>
+        </w:r>
+      </w:hyperlink>
+    </w:p>
+    <w:p>
+      <w:pPr>
+        <w:pStyle w:val="TOC3"/>
+        <w:tabs>
+          <w:tab w:val="right" w:leader="dot" w:pos="8493"/>
+        </w:tabs>
+        <w:rPr>
+          <w:rFonts w:eastAsiaTheme="minorEastAsia"/>
+          <w:noProof/>
+          <w:kern w:val="2"/>
+          <w:szCs w:val="24"/>
+          <w:lang w:val="en-US"/>
+          <w14:ligatures w14:val="standardContextual"/>
+        </w:rPr>
+      </w:pPr>
+      <w:hyperlink w:anchor="_Toc223725620" w:history="1">
+        <w:r>
+          <w:rPr>
+            <w:rStyle w:val="Hyperlink"/>
+            <w:noProof/>
+            <w:lang w:val="en-US"/>
+          </w:rPr>
+          <w:t>Srovnání s Bone et al., Engberg et al.</w:t>
+        </w:r>
+        <w:r>
+          <w:rPr>
+            <w:noProof/>
+            <w:webHidden/>
+          </w:rPr>
+          <w:tab/>
+        </w:r>
+        <w:r>
+          <w:rPr>
+            <w:noProof/>
+            <w:webHidden/>
+          </w:rPr>
+          <w:fldChar w:fldCharType="begin"/>
+        </w:r>
+        <w:r>
+          <w:rPr>
+            <w:noProof/>
+            <w:webHidden/>
+          </w:rPr>
+          <w:instrText xml:space="preserve"> PAGEREF _Toc223725620 \h </w:instrText>
+        </w:r>
+        <w:r>
+          <w:rPr>
+            <w:noProof/>
+            <w:webHidden/>
+          </w:rPr>
+        </w:r>
+        <w:r>
+          <w:rPr>
+            <w:noProof/>
+            <w:webHidden/>
+          </w:rPr>
+          <w:fldChar w:fldCharType="separate"/>
+        </w:r>
+        <w:r>
+          <w:rPr>
+            <w:noProof/>
+            <w:webHidden/>
+          </w:rPr>
+          <w:t>34</w:t>
+        </w:r>
+        <w:r>
+          <w:rPr>
+            <w:noProof/>
+            <w:webHidden/>
+          </w:rPr>
+          <w:fldChar w:fldCharType="end"/>
+        </w:r>
+      </w:hyperlink>
+    </w:p>
+    <w:p>
+      <w:pPr>
+        <w:pStyle w:val="TOC3"/>
+        <w:tabs>
+          <w:tab w:val="right" w:leader="dot" w:pos="8493"/>
+        </w:tabs>
+        <w:rPr>
+          <w:rFonts w:eastAsiaTheme="minorEastAsia"/>
+          <w:noProof/>
+          <w:kern w:val="2"/>
+          <w:szCs w:val="24"/>
+          <w:lang w:val="en-US"/>
+          <w14:ligatures w14:val="standardContextual"/>
+        </w:rPr>
+      </w:pPr>
+      <w:hyperlink w:anchor="_Toc223725621" w:history="1">
+        <w:r>
+          <w:rPr>
+            <w:rStyle w:val="Hyperlink"/>
+            <w:noProof/>
+            <w:lang w:val="en-US"/>
+          </w:rPr>
+          <w:t>Implikace pro teorii lidského kapitálu</w:t>
+        </w:r>
+        <w:r>
+          <w:rPr>
+            <w:noProof/>
+            <w:webHidden/>
+          </w:rPr>
+          <w:tab/>
+        </w:r>
+        <w:r>
+          <w:rPr>
+            <w:noProof/>
+            <w:webHidden/>
+          </w:rPr>
+          <w:fldChar w:fldCharType="begin"/>
+        </w:r>
+        <w:r>
+          <w:rPr>
+            <w:noProof/>
+            <w:webHidden/>
+          </w:rPr>
+          <w:instrText xml:space="preserve"> PAGEREF _Toc223725621 \h </w:instrText>
+        </w:r>
+        <w:r>
+          <w:rPr>
+            <w:noProof/>
+            <w:webHidden/>
+          </w:rPr>
+        </w:r>
+        <w:r>
+          <w:rPr>
+            <w:noProof/>
+            <w:webHidden/>
+          </w:rPr>
+          <w:fldChar w:fldCharType="separate"/>
+        </w:r>
+        <w:r>
+          <w:rPr>
+            <w:noProof/>
+            <w:webHidden/>
+          </w:rPr>
+          <w:t>34</w:t>
+        </w:r>
+        <w:r>
+          <w:rPr>
+            <w:noProof/>
+            <w:webHidden/>
+          </w:rPr>
+          <w:fldChar w:fldCharType="end"/>
+        </w:r>
+      </w:hyperlink>
+    </w:p>
+    <w:p>
+      <w:pPr>
+        <w:pStyle w:val="TOC2"/>
+        <w:tabs>
+          <w:tab w:val="left" w:pos="960"/>
+          <w:tab w:val="right" w:leader="dot" w:pos="8493"/>
+        </w:tabs>
+        <w:rPr>
+          <w:rFonts w:eastAsiaTheme="minorEastAsia"/>
+          <w:noProof/>
+          <w:kern w:val="2"/>
+          <w:szCs w:val="24"/>
+          <w:lang w:val="en-US"/>
+          <w14:ligatures w14:val="standardContextual"/>
+        </w:rPr>
+      </w:pPr>
+      <w:hyperlink w:anchor="_Toc223725622" w:history="1">
         <w:r>
           <w:rPr>
             <w:rStyle w:val="Hyperlink"/>
@@ -3506,7 +4342,7 @@
             <w:noProof/>
             <w:lang w:eastAsia="cs-CZ"/>
           </w:rPr>
-          <w:t>5.2</w:t>
+          <w:t>6.1</w:t>
         </w:r>
         <w:r>
           <w:rPr>
@@ -3526,7 +4362,7 @@
             <w:noProof/>
             <w:lang w:eastAsia="cs-CZ"/>
           </w:rPr>
-          <w:t>Identifikace a kategorizace AI dovedností</w:t>
+          <w:t>Shrnutí hlavních zjištění</w:t>
         </w:r>
         <w:r>
           <w:rPr>
@@ -3547,7 +4383,7 @@
             <w:noProof/>
             <w:webHidden/>
           </w:rPr>
-          <w:instrText xml:space="preserve"> PAGEREF _Toc223344274 \h </w:instrText>
+          <w:instrText xml:space="preserve"> PAGEREF _Toc223725622 \h </w:instrText>
         </w:r>
         <w:r>
           <w:rPr>
@@ -3567,7 +4403,7 @@
             <w:noProof/>
             <w:webHidden/>
           </w:rPr>
-          <w:t>33</w:t>
+          <w:t>35</w:t>
         </w:r>
         <w:r>
           <w:rPr>
@@ -3594,7 +4430,7 @@
           <w14:ligatures w14:val="standardContextual"/>
         </w:rPr>
       </w:pPr>
-      <w:hyperlink w:anchor="_Toc223344275" w:history="1">
+      <w:hyperlink w:anchor="_Toc223725623" w:history="1">
         <w:r>
           <w:rPr>
             <w:rStyle w:val="Hyperlink"/>
@@ -3602,7 +4438,7 @@
             <w:noProof/>
             <w:lang w:eastAsia="cs-CZ"/>
           </w:rPr>
-          <w:t>5.3</w:t>
+          <w:t>6.2</w:t>
         </w:r>
         <w:r>
           <w:rPr>
@@ -3622,7 +4458,7 @@
             <w:noProof/>
             <w:lang w:eastAsia="cs-CZ"/>
           </w:rPr>
-          <w:t>Rozložení AI pozic podle AI tier</w:t>
+          <w:t>Teoretické implikace</w:t>
         </w:r>
         <w:r>
           <w:rPr>
@@ -3643,7 +4479,7 @@
             <w:noProof/>
             <w:webHidden/>
           </w:rPr>
-          <w:instrText xml:space="preserve"> PAGEREF _Toc223344275 \h </w:instrText>
+          <w:instrText xml:space="preserve"> PAGEREF _Toc223725623 \h </w:instrText>
         </w:r>
         <w:r>
           <w:rPr>
@@ -3663,7 +4499,7 @@
             <w:noProof/>
             <w:webHidden/>
           </w:rPr>
-          <w:t>33</w:t>
+          <w:t>35</w:t>
         </w:r>
         <w:r>
           <w:rPr>
@@ -3690,14 +4526,15 @@
           <w14:ligatures w14:val="standardContextual"/>
         </w:rPr>
       </w:pPr>
-      <w:hyperlink w:anchor="_Toc223344276" w:history="1">
+      <w:hyperlink w:anchor="_Toc223725624" w:history="1">
         <w:r>
           <w:rPr>
             <w:rStyle w:val="Hyperlink"/>
+            <w:rFonts w:eastAsia="Times New Roman"/>
             <w:noProof/>
             <w:lang w:eastAsia="cs-CZ"/>
           </w:rPr>
-          <w:t>5.4</w:t>
+          <w:t>6.3</w:t>
         </w:r>
         <w:r>
           <w:rPr>
@@ -3713,10 +4550,11 @@
         <w:r>
           <w:rPr>
             <w:rStyle w:val="Hyperlink"/>
+            <w:rFonts w:eastAsia="Times New Roman"/>
             <w:noProof/>
             <w:lang w:eastAsia="cs-CZ"/>
           </w:rPr>
-          <w:t>Mzdová analýza</w:t>
+          <w:t>Praktické implikace</w:t>
         </w:r>
         <w:r>
           <w:rPr>
@@ -3737,7 +4575,7 @@
             <w:noProof/>
             <w:webHidden/>
           </w:rPr>
-          <w:instrText xml:space="preserve"> PAGEREF _Toc223344276 \h </w:instrText>
+          <w:instrText xml:space="preserve"> PAGEREF _Toc223725624 \h </w:instrText>
         </w:r>
         <w:r>
           <w:rPr>
@@ -3757,7 +4595,7 @@
             <w:noProof/>
             <w:webHidden/>
           </w:rPr>
-          <w:t>33</w:t>
+          <w:t>35</w:t>
         </w:r>
         <w:r>
           <w:rPr>
@@ -3784,14 +4622,15 @@
           <w14:ligatures w14:val="standardContextual"/>
         </w:rPr>
       </w:pPr>
-      <w:hyperlink w:anchor="_Toc223344277" w:history="1">
+      <w:hyperlink w:anchor="_Toc223725625" w:history="1">
         <w:r>
           <w:rPr>
             <w:rStyle w:val="Hyperlink"/>
-            <w:noProof/>
-            <w:lang w:val="en-US"/>
-          </w:rPr>
-          <w:t>5.5</w:t>
+            <w:rFonts w:eastAsia="Times New Roman"/>
+            <w:noProof/>
+            <w:lang w:eastAsia="cs-CZ"/>
+          </w:rPr>
+          <w:t>6.4</w:t>
         </w:r>
         <w:r>
           <w:rPr>
@@ -3807,10 +4646,11 @@
         <w:r>
           <w:rPr>
             <w:rStyle w:val="Hyperlink"/>
-            <w:noProof/>
-            <w:lang w:val="en-US"/>
-          </w:rPr>
-          <w:t>Determinanty AI klasifikace (logit/multinomiální)</w:t>
+            <w:rFonts w:eastAsia="Times New Roman"/>
+            <w:noProof/>
+            <w:lang w:eastAsia="cs-CZ"/>
+          </w:rPr>
+          <w:t>Náměty pro budoucí výzkum</w:t>
         </w:r>
         <w:r>
           <w:rPr>
@@ -3831,7 +4671,7 @@
             <w:noProof/>
             <w:webHidden/>
           </w:rPr>
-          <w:instrText xml:space="preserve"> PAGEREF _Toc223344277 \h </w:instrText>
+          <w:instrText xml:space="preserve"> PAGEREF _Toc223725625 \h </w:instrText>
         </w:r>
         <w:r>
           <w:rPr>
@@ -3851,7 +4691,7 @@
             <w:noProof/>
             <w:webHidden/>
           </w:rPr>
-          <w:t>33</w:t>
+          <w:t>35</w:t>
         </w:r>
         <w:r>
           <w:rPr>
@@ -3878,15 +4718,13 @@
           <w14:ligatures w14:val="standardContextual"/>
         </w:rPr>
       </w:pPr>
-      <w:hyperlink w:anchor="_Toc223344278" w:history="1">
+      <w:hyperlink w:anchor="_Toc223725626" w:history="1">
         <w:r>
           <w:rPr>
             <w:rStyle w:val="Hyperlink"/>
-            <w:rFonts w:eastAsia="Times New Roman"/>
-            <w:noProof/>
-            <w:lang w:eastAsia="cs-CZ"/>
-          </w:rPr>
-          <w:t>5.6</w:t>
+            <w:noProof/>
+          </w:rPr>
+          <w:t>7.1</w:t>
         </w:r>
         <w:r>
           <w:rPr>
@@ -3902,11 +4740,9 @@
         <w:r>
           <w:rPr>
             <w:rStyle w:val="Hyperlink"/>
-            <w:rFonts w:eastAsia="Times New Roman"/>
-            <w:noProof/>
-            <w:lang w:eastAsia="cs-CZ"/>
-          </w:rPr>
-          <w:t>Komplementární dovednosti k AI</w:t>
+            <w:noProof/>
+          </w:rPr>
+          <w:t>Nadpis 2</w:t>
         </w:r>
         <w:r>
           <w:rPr>
@@ -3927,7 +4763,7 @@
             <w:noProof/>
             <w:webHidden/>
           </w:rPr>
-          <w:instrText xml:space="preserve"> PAGEREF _Toc223344278 \h </w:instrText>
+          <w:instrText xml:space="preserve"> PAGEREF _Toc223725626 \h </w:instrText>
         </w:r>
         <w:r>
           <w:rPr>
@@ -3947,7 +4783,7 @@
             <w:noProof/>
             <w:webHidden/>
           </w:rPr>
-          <w:t>33</w:t>
+          <w:t>36</w:t>
         </w:r>
         <w:r>
           <w:rPr>
@@ -3960,9 +4796,9 @@
     </w:p>
     <w:p>
       <w:pPr>
-        <w:pStyle w:val="TOC2"/>
-        <w:tabs>
-          <w:tab w:val="left" w:pos="960"/>
+        <w:pStyle w:val="TOC3"/>
+        <w:tabs>
+          <w:tab w:val="left" w:pos="1440"/>
           <w:tab w:val="right" w:leader="dot" w:pos="8493"/>
         </w:tabs>
         <w:rPr>
@@ -3974,15 +4810,13 @@
           <w14:ligatures w14:val="standardContextual"/>
         </w:rPr>
       </w:pPr>
-      <w:hyperlink w:anchor="_Toc223344279" w:history="1">
+      <w:hyperlink w:anchor="_Toc223725627" w:history="1">
         <w:r>
           <w:rPr>
             <w:rStyle w:val="Hyperlink"/>
-            <w:rFonts w:eastAsia="Times New Roman"/>
-            <w:noProof/>
-            <w:lang w:eastAsia="cs-CZ"/>
-          </w:rPr>
-          <w:t>5.7</w:t>
+            <w:noProof/>
+          </w:rPr>
+          <w:t>7.1.1</w:t>
         </w:r>
         <w:r>
           <w:rPr>
@@ -3998,11 +4832,9 @@
         <w:r>
           <w:rPr>
             <w:rStyle w:val="Hyperlink"/>
-            <w:rFonts w:eastAsia="Times New Roman"/>
-            <w:noProof/>
-            <w:lang w:eastAsia="cs-CZ"/>
-          </w:rPr>
-          <w:t>Vztah mezi AI dovednostmi a dalšími faktory</w:t>
+            <w:noProof/>
+          </w:rPr>
+          <w:t>Nadpis 3</w:t>
         </w:r>
         <w:r>
           <w:rPr>
@@ -4023,7 +4855,7 @@
             <w:noProof/>
             <w:webHidden/>
           </w:rPr>
-          <w:instrText xml:space="preserve"> PAGEREF _Toc223344279 \h </w:instrText>
+          <w:instrText xml:space="preserve"> PAGEREF _Toc223725627 \h </w:instrText>
         </w:r>
         <w:r>
           <w:rPr>
@@ -4043,7 +4875,7 @@
             <w:noProof/>
             <w:webHidden/>
           </w:rPr>
-          <w:t>33</w:t>
+          <w:t>36</w:t>
         </w:r>
         <w:r>
           <w:rPr>
@@ -4056,1024 +4888,41 @@
     </w:p>
     <w:p>
       <w:pPr>
-        <w:pStyle w:val="TOC2"/>
-        <w:tabs>
-          <w:tab w:val="left" w:pos="960"/>
-          <w:tab w:val="right" w:leader="dot" w:pos="8493"/>
-        </w:tabs>
-        <w:rPr>
-          <w:rFonts w:eastAsiaTheme="minorEastAsia"/>
-          <w:noProof/>
-          <w:kern w:val="2"/>
+        <w:spacing w:after="100"/>
+        <w:rPr>
+          <w:rFonts w:ascii="Times New Roman" w:hAnsi="Times New Roman" w:cs="Times New Roman"/>
+          <w:noProof/>
           <w:szCs w:val="24"/>
-          <w:lang w:val="en-US"/>
-          <w14:ligatures w14:val="standardContextual"/>
-        </w:rPr>
-      </w:pPr>
-      <w:hyperlink w:anchor="_Toc223344280" w:history="1">
-        <w:r>
-          <w:rPr>
-            <w:rStyle w:val="Hyperlink"/>
-            <w:rFonts w:eastAsia="Times New Roman"/>
-            <w:noProof/>
-            <w:lang w:eastAsia="cs-CZ"/>
-          </w:rPr>
-          <w:t>5.8</w:t>
-        </w:r>
-        <w:r>
-          <w:rPr>
-            <w:rFonts w:eastAsiaTheme="minorEastAsia"/>
-            <w:noProof/>
-            <w:kern w:val="2"/>
-            <w:szCs w:val="24"/>
-            <w:lang w:val="en-US"/>
-            <w14:ligatures w14:val="standardContextual"/>
-          </w:rPr>
-          <w:tab/>
-        </w:r>
-        <w:r>
-          <w:rPr>
-            <w:rStyle w:val="Hyperlink"/>
-            <w:rFonts w:eastAsia="Times New Roman"/>
-            <w:noProof/>
-            <w:lang w:eastAsia="cs-CZ"/>
-          </w:rPr>
-          <w:t>Sektor IT analýza?</w:t>
-        </w:r>
-        <w:r>
-          <w:rPr>
-            <w:noProof/>
-            <w:webHidden/>
-          </w:rPr>
-          <w:tab/>
-        </w:r>
-        <w:r>
-          <w:rPr>
-            <w:noProof/>
-            <w:webHidden/>
-          </w:rPr>
-          <w:fldChar w:fldCharType="begin"/>
-        </w:r>
-        <w:r>
-          <w:rPr>
-            <w:noProof/>
-            <w:webHidden/>
-          </w:rPr>
-          <w:instrText xml:space="preserve"> PAGEREF _Toc223344280 \h </w:instrText>
-        </w:r>
-        <w:r>
-          <w:rPr>
-            <w:noProof/>
-            <w:webHidden/>
-          </w:rPr>
-        </w:r>
-        <w:r>
-          <w:rPr>
-            <w:noProof/>
-            <w:webHidden/>
-          </w:rPr>
-          <w:fldChar w:fldCharType="separate"/>
-        </w:r>
-        <w:r>
-          <w:rPr>
-            <w:noProof/>
-            <w:webHidden/>
-          </w:rPr>
-          <w:t>33</w:t>
-        </w:r>
-        <w:r>
-          <w:rPr>
-            <w:noProof/>
-            <w:webHidden/>
-          </w:rPr>
-          <w:fldChar w:fldCharType="end"/>
-        </w:r>
-      </w:hyperlink>
-    </w:p>
-    <w:p>
-      <w:pPr>
-        <w:pStyle w:val="TOC2"/>
-        <w:tabs>
-          <w:tab w:val="left" w:pos="960"/>
-          <w:tab w:val="right" w:leader="dot" w:pos="8493"/>
-        </w:tabs>
-        <w:rPr>
-          <w:rFonts w:eastAsiaTheme="minorEastAsia"/>
-          <w:noProof/>
-          <w:kern w:val="2"/>
+        </w:rPr>
+      </w:pPr>
+      <w:r>
+        <w:rPr>
+          <w:noProof/>
+        </w:rPr>
+        <w:fldChar w:fldCharType="end"/>
+      </w:r>
+      <w:r>
+        <w:rPr>
+          <w:rFonts w:ascii="Times New Roman" w:hAnsi="Times New Roman" w:cs="Times New Roman"/>
+          <w:noProof/>
           <w:szCs w:val="24"/>
-          <w:lang w:val="en-US"/>
-          <w14:ligatures w14:val="standardContextual"/>
-        </w:rPr>
-      </w:pPr>
-      <w:hyperlink w:anchor="_Toc223344281" w:history="1">
-        <w:r>
-          <w:rPr>
-            <w:rStyle w:val="Hyperlink"/>
-            <w:rFonts w:eastAsia="Times New Roman"/>
-            <w:noProof/>
-            <w:lang w:eastAsia="cs-CZ"/>
-          </w:rPr>
-          <w:t>5.9</w:t>
-        </w:r>
-        <w:r>
-          <w:rPr>
-            <w:rFonts w:eastAsiaTheme="minorEastAsia"/>
-            <w:noProof/>
-            <w:kern w:val="2"/>
-            <w:szCs w:val="24"/>
-            <w:lang w:val="en-US"/>
-            <w14:ligatures w14:val="standardContextual"/>
-          </w:rPr>
-          <w:tab/>
-        </w:r>
-        <w:r>
-          <w:rPr>
-            <w:rStyle w:val="Hyperlink"/>
-            <w:rFonts w:eastAsia="Times New Roman"/>
-            <w:noProof/>
-            <w:lang w:eastAsia="cs-CZ"/>
-          </w:rPr>
-          <w:t>Diskuse výsledků</w:t>
-        </w:r>
-        <w:r>
-          <w:rPr>
-            <w:noProof/>
-            <w:webHidden/>
-          </w:rPr>
-          <w:tab/>
-        </w:r>
-        <w:r>
-          <w:rPr>
-            <w:noProof/>
-            <w:webHidden/>
-          </w:rPr>
-          <w:fldChar w:fldCharType="begin"/>
-        </w:r>
-        <w:r>
-          <w:rPr>
-            <w:noProof/>
-            <w:webHidden/>
-          </w:rPr>
-          <w:instrText xml:space="preserve"> PAGEREF _Toc223344281 \h </w:instrText>
-        </w:r>
-        <w:r>
-          <w:rPr>
-            <w:noProof/>
-            <w:webHidden/>
-          </w:rPr>
-        </w:r>
-        <w:r>
-          <w:rPr>
-            <w:noProof/>
-            <w:webHidden/>
-          </w:rPr>
-          <w:fldChar w:fldCharType="separate"/>
-        </w:r>
-        <w:r>
-          <w:rPr>
-            <w:noProof/>
-            <w:webHidden/>
-          </w:rPr>
-          <w:t>34</w:t>
-        </w:r>
-        <w:r>
-          <w:rPr>
-            <w:noProof/>
-            <w:webHidden/>
-          </w:rPr>
-          <w:fldChar w:fldCharType="end"/>
-        </w:r>
-      </w:hyperlink>
-    </w:p>
-    <w:p>
-      <w:pPr>
-        <w:pStyle w:val="TOC3"/>
-        <w:tabs>
-          <w:tab w:val="right" w:leader="dot" w:pos="8493"/>
-        </w:tabs>
-        <w:rPr>
-          <w:rFonts w:eastAsiaTheme="minorEastAsia"/>
-          <w:noProof/>
-          <w:kern w:val="2"/>
+        </w:rPr>
+        <w:t>Seznam příloh</w:t>
+      </w:r>
+    </w:p>
+    <w:p>
+      <w:pPr>
+        <w:spacing w:after="100"/>
+        <w:rPr>
+          <w:noProof/>
+        </w:rPr>
+      </w:pPr>
+      <w:r>
+        <w:rPr>
+          <w:rFonts w:ascii="Times New Roman" w:hAnsi="Times New Roman" w:cs="Times New Roman"/>
+          <w:noProof/>
           <w:szCs w:val="24"/>
-          <w:lang w:val="en-US"/>
-          <w14:ligatures w14:val="standardContextual"/>
-        </w:rPr>
-      </w:pPr>
-      <w:hyperlink w:anchor="_Toc223344282" w:history="1">
-        <w:r>
-          <w:rPr>
-            <w:rStyle w:val="Hyperlink"/>
-            <w:noProof/>
-            <w:lang w:val="en-US"/>
-          </w:rPr>
-          <w:t>Interpretace výsledků v kontextu literatury</w:t>
-        </w:r>
-        <w:r>
-          <w:rPr>
-            <w:noProof/>
-            <w:webHidden/>
-          </w:rPr>
-          <w:tab/>
-        </w:r>
-        <w:r>
-          <w:rPr>
-            <w:noProof/>
-            <w:webHidden/>
-          </w:rPr>
-          <w:fldChar w:fldCharType="begin"/>
-        </w:r>
-        <w:r>
-          <w:rPr>
-            <w:noProof/>
-            <w:webHidden/>
-          </w:rPr>
-          <w:instrText xml:space="preserve"> PAGEREF _Toc223344282 \h </w:instrText>
-        </w:r>
-        <w:r>
-          <w:rPr>
-            <w:noProof/>
-            <w:webHidden/>
-          </w:rPr>
-        </w:r>
-        <w:r>
-          <w:rPr>
-            <w:noProof/>
-            <w:webHidden/>
-          </w:rPr>
-          <w:fldChar w:fldCharType="separate"/>
-        </w:r>
-        <w:r>
-          <w:rPr>
-            <w:noProof/>
-            <w:webHidden/>
-          </w:rPr>
-          <w:t>34</w:t>
-        </w:r>
-        <w:r>
-          <w:rPr>
-            <w:noProof/>
-            <w:webHidden/>
-          </w:rPr>
-          <w:fldChar w:fldCharType="end"/>
-        </w:r>
-      </w:hyperlink>
-    </w:p>
-    <w:p>
-      <w:pPr>
-        <w:pStyle w:val="TOC3"/>
-        <w:tabs>
-          <w:tab w:val="right" w:leader="dot" w:pos="8493"/>
-        </w:tabs>
-        <w:rPr>
-          <w:rFonts w:eastAsiaTheme="minorEastAsia"/>
-          <w:noProof/>
-          <w:kern w:val="2"/>
-          <w:szCs w:val="24"/>
-          <w:lang w:val="en-US"/>
-          <w14:ligatures w14:val="standardContextual"/>
-        </w:rPr>
-      </w:pPr>
-      <w:hyperlink w:anchor="_Toc223344283" w:history="1">
-        <w:r>
-          <w:rPr>
-            <w:rStyle w:val="Hyperlink"/>
-            <w:noProof/>
-            <w:lang w:val="en-US"/>
-          </w:rPr>
-          <w:t>Srovnání s Bone et al., Engberg et al.</w:t>
-        </w:r>
-        <w:r>
-          <w:rPr>
-            <w:noProof/>
-            <w:webHidden/>
-          </w:rPr>
-          <w:tab/>
-        </w:r>
-        <w:r>
-          <w:rPr>
-            <w:noProof/>
-            <w:webHidden/>
-          </w:rPr>
-          <w:fldChar w:fldCharType="begin"/>
-        </w:r>
-        <w:r>
-          <w:rPr>
-            <w:noProof/>
-            <w:webHidden/>
-          </w:rPr>
-          <w:instrText xml:space="preserve"> PAGEREF _Toc223344283 \h </w:instrText>
-        </w:r>
-        <w:r>
-          <w:rPr>
-            <w:noProof/>
-            <w:webHidden/>
-          </w:rPr>
-        </w:r>
-        <w:r>
-          <w:rPr>
-            <w:noProof/>
-            <w:webHidden/>
-          </w:rPr>
-          <w:fldChar w:fldCharType="separate"/>
-        </w:r>
-        <w:r>
-          <w:rPr>
-            <w:noProof/>
-            <w:webHidden/>
-          </w:rPr>
-          <w:t>34</w:t>
-        </w:r>
-        <w:r>
-          <w:rPr>
-            <w:noProof/>
-            <w:webHidden/>
-          </w:rPr>
-          <w:fldChar w:fldCharType="end"/>
-        </w:r>
-      </w:hyperlink>
-    </w:p>
-    <w:p>
-      <w:pPr>
-        <w:pStyle w:val="TOC3"/>
-        <w:tabs>
-          <w:tab w:val="right" w:leader="dot" w:pos="8493"/>
-        </w:tabs>
-        <w:rPr>
-          <w:rFonts w:eastAsiaTheme="minorEastAsia"/>
-          <w:noProof/>
-          <w:kern w:val="2"/>
-          <w:szCs w:val="24"/>
-          <w:lang w:val="en-US"/>
-          <w14:ligatures w14:val="standardContextual"/>
-        </w:rPr>
-      </w:pPr>
-      <w:hyperlink w:anchor="_Toc223344284" w:history="1">
-        <w:r>
-          <w:rPr>
-            <w:rStyle w:val="Hyperlink"/>
-            <w:noProof/>
-            <w:lang w:val="en-US"/>
-          </w:rPr>
-          <w:t>Implikace pro teorii lidského kapitálu</w:t>
-        </w:r>
-        <w:r>
-          <w:rPr>
-            <w:noProof/>
-            <w:webHidden/>
-          </w:rPr>
-          <w:tab/>
-        </w:r>
-        <w:r>
-          <w:rPr>
-            <w:noProof/>
-            <w:webHidden/>
-          </w:rPr>
-          <w:fldChar w:fldCharType="begin"/>
-        </w:r>
-        <w:r>
-          <w:rPr>
-            <w:noProof/>
-            <w:webHidden/>
-          </w:rPr>
-          <w:instrText xml:space="preserve"> PAGEREF _Toc223344284 \h </w:instrText>
-        </w:r>
-        <w:r>
-          <w:rPr>
-            <w:noProof/>
-            <w:webHidden/>
-          </w:rPr>
-        </w:r>
-        <w:r>
-          <w:rPr>
-            <w:noProof/>
-            <w:webHidden/>
-          </w:rPr>
-          <w:fldChar w:fldCharType="separate"/>
-        </w:r>
-        <w:r>
-          <w:rPr>
-            <w:noProof/>
-            <w:webHidden/>
-          </w:rPr>
-          <w:t>34</w:t>
-        </w:r>
-        <w:r>
-          <w:rPr>
-            <w:noProof/>
-            <w:webHidden/>
-          </w:rPr>
-          <w:fldChar w:fldCharType="end"/>
-        </w:r>
-      </w:hyperlink>
-    </w:p>
-    <w:p>
-      <w:pPr>
-        <w:pStyle w:val="TOC2"/>
-        <w:tabs>
-          <w:tab w:val="left" w:pos="960"/>
-          <w:tab w:val="right" w:leader="dot" w:pos="8493"/>
-        </w:tabs>
-        <w:rPr>
-          <w:rFonts w:eastAsiaTheme="minorEastAsia"/>
-          <w:noProof/>
-          <w:kern w:val="2"/>
-          <w:szCs w:val="24"/>
-          <w:lang w:val="en-US"/>
-          <w14:ligatures w14:val="standardContextual"/>
-        </w:rPr>
-      </w:pPr>
-      <w:hyperlink w:anchor="_Toc223344285" w:history="1">
-        <w:r>
-          <w:rPr>
-            <w:rStyle w:val="Hyperlink"/>
-            <w:rFonts w:eastAsia="Times New Roman"/>
-            <w:noProof/>
-            <w:lang w:eastAsia="cs-CZ"/>
-          </w:rPr>
-          <w:t>6.1</w:t>
-        </w:r>
-        <w:r>
-          <w:rPr>
-            <w:rFonts w:eastAsiaTheme="minorEastAsia"/>
-            <w:noProof/>
-            <w:kern w:val="2"/>
-            <w:szCs w:val="24"/>
-            <w:lang w:val="en-US"/>
-            <w14:ligatures w14:val="standardContextual"/>
-          </w:rPr>
-          <w:tab/>
-        </w:r>
-        <w:r>
-          <w:rPr>
-            <w:rStyle w:val="Hyperlink"/>
-            <w:rFonts w:eastAsia="Times New Roman"/>
-            <w:noProof/>
-            <w:lang w:eastAsia="cs-CZ"/>
-          </w:rPr>
-          <w:t>Shrnutí hlavních zjištění</w:t>
-        </w:r>
-        <w:r>
-          <w:rPr>
-            <w:noProof/>
-            <w:webHidden/>
-          </w:rPr>
-          <w:tab/>
-        </w:r>
-        <w:r>
-          <w:rPr>
-            <w:noProof/>
-            <w:webHidden/>
-          </w:rPr>
-          <w:fldChar w:fldCharType="begin"/>
-        </w:r>
-        <w:r>
-          <w:rPr>
-            <w:noProof/>
-            <w:webHidden/>
-          </w:rPr>
-          <w:instrText xml:space="preserve"> PAGEREF _Toc223344285 \h </w:instrText>
-        </w:r>
-        <w:r>
-          <w:rPr>
-            <w:noProof/>
-            <w:webHidden/>
-          </w:rPr>
-        </w:r>
-        <w:r>
-          <w:rPr>
-            <w:noProof/>
-            <w:webHidden/>
-          </w:rPr>
-          <w:fldChar w:fldCharType="separate"/>
-        </w:r>
-        <w:r>
-          <w:rPr>
-            <w:noProof/>
-            <w:webHidden/>
-          </w:rPr>
-          <w:t>35</w:t>
-        </w:r>
-        <w:r>
-          <w:rPr>
-            <w:noProof/>
-            <w:webHidden/>
-          </w:rPr>
-          <w:fldChar w:fldCharType="end"/>
-        </w:r>
-      </w:hyperlink>
-    </w:p>
-    <w:p>
-      <w:pPr>
-        <w:pStyle w:val="TOC2"/>
-        <w:tabs>
-          <w:tab w:val="left" w:pos="960"/>
-          <w:tab w:val="right" w:leader="dot" w:pos="8493"/>
-        </w:tabs>
-        <w:rPr>
-          <w:rFonts w:eastAsiaTheme="minorEastAsia"/>
-          <w:noProof/>
-          <w:kern w:val="2"/>
-          <w:szCs w:val="24"/>
-          <w:lang w:val="en-US"/>
-          <w14:ligatures w14:val="standardContextual"/>
-        </w:rPr>
-      </w:pPr>
-      <w:hyperlink w:anchor="_Toc223344286" w:history="1">
-        <w:r>
-          <w:rPr>
-            <w:rStyle w:val="Hyperlink"/>
-            <w:rFonts w:eastAsia="Times New Roman"/>
-            <w:noProof/>
-            <w:lang w:eastAsia="cs-CZ"/>
-          </w:rPr>
-          <w:t>6.2</w:t>
-        </w:r>
-        <w:r>
-          <w:rPr>
-            <w:rFonts w:eastAsiaTheme="minorEastAsia"/>
-            <w:noProof/>
-            <w:kern w:val="2"/>
-            <w:szCs w:val="24"/>
-            <w:lang w:val="en-US"/>
-            <w14:ligatures w14:val="standardContextual"/>
-          </w:rPr>
-          <w:tab/>
-        </w:r>
-        <w:r>
-          <w:rPr>
-            <w:rStyle w:val="Hyperlink"/>
-            <w:rFonts w:eastAsia="Times New Roman"/>
-            <w:noProof/>
-            <w:lang w:eastAsia="cs-CZ"/>
-          </w:rPr>
-          <w:t>Teoretické implikace</w:t>
-        </w:r>
-        <w:r>
-          <w:rPr>
-            <w:noProof/>
-            <w:webHidden/>
-          </w:rPr>
-          <w:tab/>
-        </w:r>
-        <w:r>
-          <w:rPr>
-            <w:noProof/>
-            <w:webHidden/>
-          </w:rPr>
-          <w:fldChar w:fldCharType="begin"/>
-        </w:r>
-        <w:r>
-          <w:rPr>
-            <w:noProof/>
-            <w:webHidden/>
-          </w:rPr>
-          <w:instrText xml:space="preserve"> PAGEREF _Toc223344286 \h </w:instrText>
-        </w:r>
-        <w:r>
-          <w:rPr>
-            <w:noProof/>
-            <w:webHidden/>
-          </w:rPr>
-        </w:r>
-        <w:r>
-          <w:rPr>
-            <w:noProof/>
-            <w:webHidden/>
-          </w:rPr>
-          <w:fldChar w:fldCharType="separate"/>
-        </w:r>
-        <w:r>
-          <w:rPr>
-            <w:noProof/>
-            <w:webHidden/>
-          </w:rPr>
-          <w:t>35</w:t>
-        </w:r>
-        <w:r>
-          <w:rPr>
-            <w:noProof/>
-            <w:webHidden/>
-          </w:rPr>
-          <w:fldChar w:fldCharType="end"/>
-        </w:r>
-      </w:hyperlink>
-    </w:p>
-    <w:p>
-      <w:pPr>
-        <w:pStyle w:val="TOC2"/>
-        <w:tabs>
-          <w:tab w:val="left" w:pos="960"/>
-          <w:tab w:val="right" w:leader="dot" w:pos="8493"/>
-        </w:tabs>
-        <w:rPr>
-          <w:rFonts w:eastAsiaTheme="minorEastAsia"/>
-          <w:noProof/>
-          <w:kern w:val="2"/>
-          <w:szCs w:val="24"/>
-          <w:lang w:val="en-US"/>
-          <w14:ligatures w14:val="standardContextual"/>
-        </w:rPr>
-      </w:pPr>
-      <w:hyperlink w:anchor="_Toc223344287" w:history="1">
-        <w:r>
-          <w:rPr>
-            <w:rStyle w:val="Hyperlink"/>
-            <w:rFonts w:eastAsia="Times New Roman"/>
-            <w:noProof/>
-            <w:lang w:eastAsia="cs-CZ"/>
-          </w:rPr>
-          <w:t>6.3</w:t>
-        </w:r>
-        <w:r>
-          <w:rPr>
-            <w:rFonts w:eastAsiaTheme="minorEastAsia"/>
-            <w:noProof/>
-            <w:kern w:val="2"/>
-            <w:szCs w:val="24"/>
-            <w:lang w:val="en-US"/>
-            <w14:ligatures w14:val="standardContextual"/>
-          </w:rPr>
-          <w:tab/>
-        </w:r>
-        <w:r>
-          <w:rPr>
-            <w:rStyle w:val="Hyperlink"/>
-            <w:rFonts w:eastAsia="Times New Roman"/>
-            <w:noProof/>
-            <w:lang w:eastAsia="cs-CZ"/>
-          </w:rPr>
-          <w:t>Praktické implikace</w:t>
-        </w:r>
-        <w:r>
-          <w:rPr>
-            <w:noProof/>
-            <w:webHidden/>
-          </w:rPr>
-          <w:tab/>
-        </w:r>
-        <w:r>
-          <w:rPr>
-            <w:noProof/>
-            <w:webHidden/>
-          </w:rPr>
-          <w:fldChar w:fldCharType="begin"/>
-        </w:r>
-        <w:r>
-          <w:rPr>
-            <w:noProof/>
-            <w:webHidden/>
-          </w:rPr>
-          <w:instrText xml:space="preserve"> PAGEREF _Toc223344287 \h </w:instrText>
-        </w:r>
-        <w:r>
-          <w:rPr>
-            <w:noProof/>
-            <w:webHidden/>
-          </w:rPr>
-        </w:r>
-        <w:r>
-          <w:rPr>
-            <w:noProof/>
-            <w:webHidden/>
-          </w:rPr>
-          <w:fldChar w:fldCharType="separate"/>
-        </w:r>
-        <w:r>
-          <w:rPr>
-            <w:noProof/>
-            <w:webHidden/>
-          </w:rPr>
-          <w:t>35</w:t>
-        </w:r>
-        <w:r>
-          <w:rPr>
-            <w:noProof/>
-            <w:webHidden/>
-          </w:rPr>
-          <w:fldChar w:fldCharType="end"/>
-        </w:r>
-      </w:hyperlink>
-    </w:p>
-    <w:p>
-      <w:pPr>
-        <w:pStyle w:val="TOC2"/>
-        <w:tabs>
-          <w:tab w:val="left" w:pos="960"/>
-          <w:tab w:val="right" w:leader="dot" w:pos="8493"/>
-        </w:tabs>
-        <w:rPr>
-          <w:rFonts w:eastAsiaTheme="minorEastAsia"/>
-          <w:noProof/>
-          <w:kern w:val="2"/>
-          <w:szCs w:val="24"/>
-          <w:lang w:val="en-US"/>
-          <w14:ligatures w14:val="standardContextual"/>
-        </w:rPr>
-      </w:pPr>
-      <w:hyperlink w:anchor="_Toc223344288" w:history="1">
-        <w:r>
-          <w:rPr>
-            <w:rStyle w:val="Hyperlink"/>
-            <w:rFonts w:eastAsia="Times New Roman"/>
-            <w:noProof/>
-            <w:lang w:eastAsia="cs-CZ"/>
-          </w:rPr>
-          <w:t>6.4</w:t>
-        </w:r>
-        <w:r>
-          <w:rPr>
-            <w:rFonts w:eastAsiaTheme="minorEastAsia"/>
-            <w:noProof/>
-            <w:kern w:val="2"/>
-            <w:szCs w:val="24"/>
-            <w:lang w:val="en-US"/>
-            <w14:ligatures w14:val="standardContextual"/>
-          </w:rPr>
-          <w:tab/>
-        </w:r>
-        <w:r>
-          <w:rPr>
-            <w:rStyle w:val="Hyperlink"/>
-            <w:rFonts w:eastAsia="Times New Roman"/>
-            <w:noProof/>
-            <w:lang w:eastAsia="cs-CZ"/>
-          </w:rPr>
-          <w:t>Náměty pro budoucí výzkum</w:t>
-        </w:r>
-        <w:r>
-          <w:rPr>
-            <w:noProof/>
-            <w:webHidden/>
-          </w:rPr>
-          <w:tab/>
-        </w:r>
-        <w:r>
-          <w:rPr>
-            <w:noProof/>
-            <w:webHidden/>
-          </w:rPr>
-          <w:fldChar w:fldCharType="begin"/>
-        </w:r>
-        <w:r>
-          <w:rPr>
-            <w:noProof/>
-            <w:webHidden/>
-          </w:rPr>
-          <w:instrText xml:space="preserve"> PAGEREF _Toc223344288 \h </w:instrText>
-        </w:r>
-        <w:r>
-          <w:rPr>
-            <w:noProof/>
-            <w:webHidden/>
-          </w:rPr>
-        </w:r>
-        <w:r>
-          <w:rPr>
-            <w:noProof/>
-            <w:webHidden/>
-          </w:rPr>
-          <w:fldChar w:fldCharType="separate"/>
-        </w:r>
-        <w:r>
-          <w:rPr>
-            <w:noProof/>
-            <w:webHidden/>
-          </w:rPr>
-          <w:t>35</w:t>
-        </w:r>
-        <w:r>
-          <w:rPr>
-            <w:noProof/>
-            <w:webHidden/>
-          </w:rPr>
-          <w:fldChar w:fldCharType="end"/>
-        </w:r>
-      </w:hyperlink>
-    </w:p>
-    <w:p>
-      <w:pPr>
-        <w:pStyle w:val="TOC2"/>
-        <w:tabs>
-          <w:tab w:val="left" w:pos="960"/>
-          <w:tab w:val="right" w:leader="dot" w:pos="8493"/>
-        </w:tabs>
-        <w:rPr>
-          <w:rFonts w:eastAsiaTheme="minorEastAsia"/>
-          <w:noProof/>
-          <w:kern w:val="2"/>
-          <w:szCs w:val="24"/>
-          <w:lang w:val="en-US"/>
-          <w14:ligatures w14:val="standardContextual"/>
-        </w:rPr>
-      </w:pPr>
-      <w:hyperlink w:anchor="_Toc223344289" w:history="1">
-        <w:r>
-          <w:rPr>
-            <w:rStyle w:val="Hyperlink"/>
-            <w:noProof/>
-          </w:rPr>
-          <w:t>7.1</w:t>
-        </w:r>
-        <w:r>
-          <w:rPr>
-            <w:rFonts w:eastAsiaTheme="minorEastAsia"/>
-            <w:noProof/>
-            <w:kern w:val="2"/>
-            <w:szCs w:val="24"/>
-            <w:lang w:val="en-US"/>
-            <w14:ligatures w14:val="standardContextual"/>
-          </w:rPr>
-          <w:tab/>
-        </w:r>
-        <w:r>
-          <w:rPr>
-            <w:rStyle w:val="Hyperlink"/>
-            <w:noProof/>
-          </w:rPr>
-          <w:t>Nadpis 2</w:t>
-        </w:r>
-        <w:r>
-          <w:rPr>
-            <w:noProof/>
-            <w:webHidden/>
-          </w:rPr>
-          <w:tab/>
-        </w:r>
-        <w:r>
-          <w:rPr>
-            <w:noProof/>
-            <w:webHidden/>
-          </w:rPr>
-          <w:fldChar w:fldCharType="begin"/>
-        </w:r>
-        <w:r>
-          <w:rPr>
-            <w:noProof/>
-            <w:webHidden/>
-          </w:rPr>
-          <w:instrText xml:space="preserve"> PAGEREF _Toc223344289 \h </w:instrText>
-        </w:r>
-        <w:r>
-          <w:rPr>
-            <w:noProof/>
-            <w:webHidden/>
-          </w:rPr>
-        </w:r>
-        <w:r>
-          <w:rPr>
-            <w:noProof/>
-            <w:webHidden/>
-          </w:rPr>
-          <w:fldChar w:fldCharType="separate"/>
-        </w:r>
-        <w:r>
-          <w:rPr>
-            <w:noProof/>
-            <w:webHidden/>
-          </w:rPr>
-          <w:t>36</w:t>
-        </w:r>
-        <w:r>
-          <w:rPr>
-            <w:noProof/>
-            <w:webHidden/>
-          </w:rPr>
-          <w:fldChar w:fldCharType="end"/>
-        </w:r>
-      </w:hyperlink>
-    </w:p>
-    <w:p>
-      <w:pPr>
-        <w:pStyle w:val="TOC3"/>
-        <w:tabs>
-          <w:tab w:val="left" w:pos="1440"/>
-          <w:tab w:val="right" w:leader="dot" w:pos="8493"/>
-        </w:tabs>
-        <w:rPr>
-          <w:rFonts w:eastAsiaTheme="minorEastAsia"/>
-          <w:noProof/>
-          <w:kern w:val="2"/>
-          <w:szCs w:val="24"/>
-          <w:lang w:val="en-US"/>
-          <w14:ligatures w14:val="standardContextual"/>
-        </w:rPr>
-      </w:pPr>
-      <w:hyperlink w:anchor="_Toc223344290" w:history="1">
-        <w:r>
-          <w:rPr>
-            <w:rStyle w:val="Hyperlink"/>
-            <w:noProof/>
-          </w:rPr>
-          <w:t>7.1.1</w:t>
-        </w:r>
-        <w:r>
-          <w:rPr>
-            <w:rFonts w:eastAsiaTheme="minorEastAsia"/>
-            <w:noProof/>
-            <w:kern w:val="2"/>
-            <w:szCs w:val="24"/>
-            <w:lang w:val="en-US"/>
-            <w14:ligatures w14:val="standardContextual"/>
-          </w:rPr>
-          <w:tab/>
-        </w:r>
-        <w:r>
-          <w:rPr>
-            <w:rStyle w:val="Hyperlink"/>
-            <w:noProof/>
-          </w:rPr>
-          <w:t>Nadpis 3</w:t>
-        </w:r>
-        <w:r>
-          <w:rPr>
-            <w:noProof/>
-            <w:webHidden/>
-          </w:rPr>
-          <w:tab/>
-        </w:r>
-        <w:r>
-          <w:rPr>
-            <w:noProof/>
-            <w:webHidden/>
-          </w:rPr>
-          <w:fldChar w:fldCharType="begin"/>
-        </w:r>
-        <w:r>
-          <w:rPr>
-            <w:noProof/>
-            <w:webHidden/>
-          </w:rPr>
-          <w:instrText xml:space="preserve"> PAGEREF _Toc223344290 \h </w:instrText>
-        </w:r>
-        <w:r>
-          <w:rPr>
-            <w:noProof/>
-            <w:webHidden/>
-          </w:rPr>
-        </w:r>
-        <w:r>
-          <w:rPr>
-            <w:noProof/>
-            <w:webHidden/>
-          </w:rPr>
-          <w:fldChar w:fldCharType="separate"/>
-        </w:r>
-        <w:r>
-          <w:rPr>
-            <w:noProof/>
-            <w:webHidden/>
-          </w:rPr>
-          <w:t>36</w:t>
-        </w:r>
-        <w:r>
-          <w:rPr>
-            <w:noProof/>
-            <w:webHidden/>
-          </w:rPr>
-          <w:fldChar w:fldCharType="end"/>
-        </w:r>
-      </w:hyperlink>
-    </w:p>
-    <w:p>
-      <w:pPr>
-        <w:spacing w:after="100"/>
-        <w:rPr>
-          <w:rFonts w:ascii="Times New Roman" w:hAnsi="Times New Roman" w:cs="Times New Roman"/>
-          <w:noProof/>
-          <w:szCs w:val="24"/>
-        </w:rPr>
-      </w:pPr>
-      <w:r>
-        <w:rPr>
-          <w:noProof/>
-        </w:rPr>
-        <w:fldChar w:fldCharType="end"/>
-      </w:r>
-      <w:r>
-        <w:rPr>
-          <w:rFonts w:ascii="Times New Roman" w:hAnsi="Times New Roman" w:cs="Times New Roman"/>
-          <w:noProof/>
-          <w:szCs w:val="24"/>
-        </w:rPr>
-        <w:t>Seznam příloh</w:t>
-      </w:r>
-    </w:p>
-    <w:p>
-      <w:pPr>
-        <w:spacing w:after="100"/>
-        <w:rPr>
-          <w:noProof/>
-        </w:rPr>
-      </w:pPr>
-      <w:r>
-        <w:rPr>
-          <w:rFonts w:ascii="Times New Roman" w:hAnsi="Times New Roman" w:cs="Times New Roman"/>
-          <w:noProof/>
-          <w:szCs w:val="24"/>
-        </w:rPr>
-        <w:lastRenderedPageBreak/>
+        </w:rPr>
         <w:t>Přílohy</w:t>
       </w:r>
     </w:p>
@@ -5100,7 +4949,49 @@
         <w:ind w:left="0" w:firstLine="0"/>
       </w:pPr>
       <w:r>
-        <w:t>????</w:t>
+        <w:t xml:space="preserve">Tato diplomová práce se zabývá analýzou poptávky po dovednostech v oblasti umělé inteligence na současném trhu práce. </w:t>
+      </w:r>
+      <w:r>
+        <w:t xml:space="preserve">Hlavní </w:t>
+      </w:r>
+      <w:r>
+        <w:t>náplní a cílem</w:t>
+      </w:r>
+      <w:r>
+        <w:t xml:space="preserve"> této práce je prostřednictvím empirické analýzy dat z pracovního portálu Glassdoor prozkoumat a porovnat požadavky na AI dovednosti v pracovních inzerátech ve Spojených státech amerických</w:t>
+      </w:r>
+      <w:r>
+        <w:t>, Německu a Indii</w:t>
+      </w:r>
+      <w:r>
+        <w:t xml:space="preserve">. Práce rovněž zasazuje tyto poznatky do kontextu širších pracovně-ekonomických teorií, jako je </w:t>
+      </w:r>
+      <w:proofErr w:type="spellStart"/>
+      <w:r>
+        <w:t>Skill-Biased</w:t>
+      </w:r>
+      <w:proofErr w:type="spellEnd"/>
+      <w:r>
+        <w:t xml:space="preserve"> </w:t>
+      </w:r>
+      <w:proofErr w:type="spellStart"/>
+      <w:r>
+        <w:t>Technological</w:t>
+      </w:r>
+      <w:proofErr w:type="spellEnd"/>
+      <w:r>
+        <w:t xml:space="preserve"> </w:t>
+      </w:r>
+      <w:proofErr w:type="spellStart"/>
+      <w:r>
+        <w:t>Change</w:t>
+      </w:r>
+      <w:proofErr w:type="spellEnd"/>
+      <w:r>
+        <w:t xml:space="preserve"> </w:t>
+      </w:r>
+      <w:r>
+        <w:t>a polarizace trhu práce, aby poskytla ucelený pohled na to, jak umělá inteligence formuje moderní IT profese a jaká je budoucí struktura poptávaných znalostí.</w:t>
       </w:r>
     </w:p>
     <w:p>
@@ -5110,7 +5001,7 @@
           <w:noProof/>
         </w:rPr>
       </w:pPr>
-      <w:bookmarkStart w:id="2" w:name="_Toc223344240"/>
+      <w:bookmarkStart w:id="2" w:name="_Toc223725579"/>
       <w:r>
         <w:rPr>
           <w:noProof/>
@@ -5133,6 +5024,7 @@
         <w:rPr>
           <w:rFonts w:ascii="Times New Roman" w:eastAsia="Times New Roman" w:hAnsi="Times New Roman" w:cs="Times New Roman"/>
           <w:noProof/>
+          <w:color w:val="ED7D31" w:themeColor="accent2"/>
           <w:lang w:eastAsia="cs-CZ"/>
         </w:rPr>
         <w:t>Úroveň t</w:t>
@@ -5141,6 +5033,7 @@
         <w:rPr>
           <w:rFonts w:ascii="Times New Roman" w:eastAsia="Times New Roman" w:hAnsi="Times New Roman" w:cs="Times New Roman"/>
           <w:noProof/>
+          <w:color w:val="ED7D31" w:themeColor="accent2"/>
           <w:lang w:eastAsia="cs-CZ"/>
         </w:rPr>
         <w:t>echnologi</w:t>
@@ -5149,6 +5042,7 @@
         <w:rPr>
           <w:rFonts w:ascii="Times New Roman" w:eastAsia="Times New Roman" w:hAnsi="Times New Roman" w:cs="Times New Roman"/>
           <w:noProof/>
+          <w:color w:val="ED7D31" w:themeColor="accent2"/>
           <w:lang w:eastAsia="cs-CZ"/>
         </w:rPr>
         <w:t>ckého pokrok</w:t>
@@ -5157,6 +5051,16 @@
         <w:rPr>
           <w:rFonts w:ascii="Times New Roman" w:eastAsia="Times New Roman" w:hAnsi="Times New Roman" w:cs="Times New Roman"/>
           <w:noProof/>
+          <w:color w:val="ED7D31" w:themeColor="accent2"/>
+          <w:lang w:eastAsia="cs-CZ"/>
+        </w:rPr>
+        <w:t>u</w:t>
+      </w:r>
+      <w:r>
+        <w:rPr>
+          <w:rFonts w:ascii="Times New Roman" w:eastAsia="Times New Roman" w:hAnsi="Times New Roman" w:cs="Times New Roman"/>
+          <w:noProof/>
+          <w:color w:val="ED7D31" w:themeColor="accent2"/>
           <w:lang w:eastAsia="cs-CZ"/>
         </w:rPr>
         <w:t xml:space="preserve"> se v dnešní době velmi </w:t>
@@ -5165,6 +5069,7 @@
         <w:rPr>
           <w:rFonts w:ascii="Times New Roman" w:eastAsia="Times New Roman" w:hAnsi="Times New Roman" w:cs="Times New Roman"/>
           <w:noProof/>
+          <w:color w:val="ED7D31" w:themeColor="accent2"/>
           <w:lang w:eastAsia="cs-CZ"/>
         </w:rPr>
         <w:t>razantně</w:t>
@@ -5173,6 +5078,7 @@
         <w:rPr>
           <w:rFonts w:ascii="Times New Roman" w:eastAsia="Times New Roman" w:hAnsi="Times New Roman" w:cs="Times New Roman"/>
           <w:noProof/>
+          <w:color w:val="ED7D31" w:themeColor="accent2"/>
           <w:lang w:eastAsia="cs-CZ"/>
         </w:rPr>
         <w:t xml:space="preserve"> mění. </w:t>
@@ -5619,7 +5525,15 @@
           <w:noProof/>
           <w:lang w:eastAsia="cs-CZ"/>
         </w:rPr>
-        <w:t xml:space="preserve">Posty </w:t>
+        <w:t>Pracovní inzeráty</w:t>
+      </w:r>
+      <w:r>
+        <w:rPr>
+          <w:rFonts w:ascii="Times New Roman" w:eastAsia="Times New Roman" w:hAnsi="Times New Roman" w:cs="Times New Roman"/>
+          <w:noProof/>
+          <w:lang w:eastAsia="cs-CZ"/>
+        </w:rPr>
+        <w:t xml:space="preserve"> </w:t>
       </w:r>
       <w:r>
         <w:rPr>
@@ -5643,7 +5557,23 @@
           <w:noProof/>
           <w:lang w:eastAsia="cs-CZ"/>
         </w:rPr>
-        <w:t>. Výhodou dat je jejich g</w:t>
+        <w:t xml:space="preserve">. Výhodou </w:t>
+      </w:r>
+      <w:r>
+        <w:rPr>
+          <w:rFonts w:ascii="Times New Roman" w:eastAsia="Times New Roman" w:hAnsi="Times New Roman" w:cs="Times New Roman"/>
+          <w:noProof/>
+          <w:lang w:eastAsia="cs-CZ"/>
+        </w:rPr>
+        <w:t xml:space="preserve">těchto </w:t>
+      </w:r>
+      <w:r>
+        <w:rPr>
+          <w:rFonts w:ascii="Times New Roman" w:eastAsia="Times New Roman" w:hAnsi="Times New Roman" w:cs="Times New Roman"/>
+          <w:noProof/>
+          <w:lang w:eastAsia="cs-CZ"/>
+        </w:rPr>
+        <w:t>dat je jejich g</w:t>
       </w:r>
       <w:r>
         <w:rPr>
@@ -5712,61 +5642,24 @@
     </w:p>
     <w:p>
       <w:pPr>
-        <w:spacing w:before="100" w:beforeAutospacing="1" w:after="100" w:afterAutospacing="1"/>
-        <w:rPr>
-          <w:rFonts w:ascii="Times New Roman" w:eastAsia="Times New Roman" w:hAnsi="Times New Roman" w:cs="Times New Roman"/>
-          <w:noProof/>
-          <w:lang w:eastAsia="cs-CZ"/>
-        </w:rPr>
-      </w:pPr>
-      <w:r>
-        <w:rPr>
-          <w:rFonts w:ascii="Times New Roman" w:eastAsia="Times New Roman" w:hAnsi="Times New Roman" w:cs="Times New Roman"/>
-          <w:noProof/>
-          <w:lang w:eastAsia="cs-CZ"/>
+        <w:pStyle w:val="BodyText"/>
+        <w:ind w:left="0" w:firstLine="0"/>
+        <w:rPr>
+          <w:color w:val="EE0000"/>
+        </w:rPr>
+      </w:pPr>
+      <w:r>
+        <w:rPr>
+          <w:color w:val="EE0000"/>
         </w:rPr>
         <w:lastRenderedPageBreak/>
-        <w:drawing>
-          <wp:inline distT="0" distB="0" distL="0" distR="0" wp14:anchorId="7FDA4DBF" wp14:editId="3528C1CD">
-            <wp:extent cx="5399405" cy="4049395"/>
-            <wp:effectExtent l="0" t="0" r="0" b="1905"/>
-            <wp:docPr id="1636791952" name="Picture 1" descr="A graph with numbers and a green bar&#10;&#10;AI-generated content may be incorrect."/>
-            <wp:cNvGraphicFramePr>
-              <a:graphicFrameLocks xmlns:a="http://schemas.openxmlformats.org/drawingml/2006/main" noChangeAspect="1"/>
-            </wp:cNvGraphicFramePr>
-            <a:graphic xmlns:a="http://schemas.openxmlformats.org/drawingml/2006/main">
-              <a:graphicData uri="http://schemas.openxmlformats.org/drawingml/2006/picture">
-                <pic:pic xmlns:pic="http://schemas.openxmlformats.org/drawingml/2006/picture">
-                  <pic:nvPicPr>
-                    <pic:cNvPr id="1636791952" name="Picture 1" descr="A graph with numbers and a green bar&#10;&#10;AI-generated content may be incorrect."/>
-                    <pic:cNvPicPr/>
-                  </pic:nvPicPr>
-                  <pic:blipFill>
-                    <a:blip r:embed="rId9" cstate="print">
-                      <a:extLst>
-                        <a:ext uri="{28A0092B-C50C-407E-A947-70E740481C1C}">
-                          <a14:useLocalDpi xmlns:a14="http://schemas.microsoft.com/office/drawing/2010/main" val="0"/>
-                        </a:ext>
-                      </a:extLst>
-                    </a:blip>
-                    <a:stretch>
-                      <a:fillRect/>
-                    </a:stretch>
-                  </pic:blipFill>
-                  <pic:spPr>
-                    <a:xfrm>
-                      <a:off x="0" y="0"/>
-                      <a:ext cx="5399405" cy="4049395"/>
-                    </a:xfrm>
-                    <a:prstGeom prst="rect">
-                      <a:avLst/>
-                    </a:prstGeom>
-                  </pic:spPr>
-                </pic:pic>
-              </a:graphicData>
-            </a:graphic>
-          </wp:inline>
-        </w:drawing>
+        <w:t>Dochází k výrazným změnám v požadovaných kvalifikacích zaměstnanců.??? Podložit</w:t>
+      </w:r>
+      <w:r>
+        <w:rPr>
+          <w:color w:val="EE0000"/>
+        </w:rPr>
+        <w:t xml:space="preserve"> zdroji</w:t>
       </w:r>
     </w:p>
     <w:p>
@@ -5779,7 +5672,7 @@
         </w:rPr>
       </w:pPr>
       <w:bookmarkStart w:id="5" w:name="_Toc218851985"/>
-      <w:bookmarkStart w:id="6" w:name="_Toc223344243"/>
+      <w:bookmarkStart w:id="6" w:name="_Toc223725580"/>
       <w:r>
         <w:rPr>
           <w:rFonts w:eastAsia="Times New Roman"/>
@@ -6323,14 +6216,13 @@
         </w:rPr>
       </w:pPr>
       <w:bookmarkStart w:id="8" w:name="_Toc218851986"/>
-      <w:bookmarkStart w:id="9" w:name="_Toc223344244"/>
+      <w:bookmarkStart w:id="9" w:name="_Toc223725581"/>
       <w:r>
         <w:rPr>
           <w:rFonts w:eastAsia="Times New Roman"/>
           <w:noProof/>
           <w:lang w:eastAsia="cs-CZ"/>
         </w:rPr>
-        <w:lastRenderedPageBreak/>
         <w:t>Struktura práce</w:t>
       </w:r>
       <w:bookmarkEnd w:id="8"/>
@@ -6341,7 +6233,7 @@
         <w:pStyle w:val="BodyText"/>
         <w:rPr>
           <w:noProof/>
-          <w:lang w:eastAsia="cs-CZ"/>
+          <w:lang w:val="en-US" w:eastAsia="cs-CZ"/>
         </w:rPr>
       </w:pPr>
       <w:r>
@@ -6381,7 +6273,7 @@
         </w:rPr>
       </w:pPr>
       <w:bookmarkStart w:id="10" w:name="_Toc218851987"/>
-      <w:bookmarkStart w:id="11" w:name="_Toc223344245"/>
+      <w:bookmarkStart w:id="11" w:name="_Toc223725582"/>
       <w:r>
         <w:rPr>
           <w:noProof/>
@@ -6429,7 +6321,16 @@
           <w:noProof/>
           <w:lang w:eastAsia="cs-CZ"/>
         </w:rPr>
-        <w:t>, která spočívá ve srovnání tří ekonomicky kulturně a technologicky odlišných pracovních trhů, a to trhu práce IT, především AI dovedností v Evropě oproti Spojeným státům a Indii. Práce také určitým způsobem otevírá diskuzi o globalizaci a fragmentaci těchto trhů.</w:t>
+        <w:t xml:space="preserve">, která spočívá ve srovnání tří ekonomicky kulturně </w:t>
+      </w:r>
+      <w:r>
+        <w:rPr>
+          <w:rFonts w:eastAsia="Times New Roman"/>
+          <w:noProof/>
+          <w:lang w:eastAsia="cs-CZ"/>
+        </w:rPr>
+        <w:lastRenderedPageBreak/>
+        <w:t>a technologicky odlišných pracovních trhů, a to trhu práce IT, především AI dovedností v Evropě oproti Spojeným státům a Indii. Práce také určitým způsobem otevírá diskuzi o globalizaci a fragmentaci těchto trhů.</w:t>
       </w:r>
     </w:p>
     <w:p>
@@ -6547,16 +6448,7 @@
           <w:noProof/>
           <w:lang w:eastAsia="cs-CZ"/>
         </w:rPr>
-        <w:t xml:space="preserve">, a to </w:t>
-      </w:r>
-      <w:r>
-        <w:rPr>
-          <w:rFonts w:ascii="Times New Roman" w:eastAsia="Times New Roman" w:hAnsi="Times New Roman" w:cs="Times New Roman"/>
-          <w:noProof/>
-          <w:lang w:eastAsia="cs-CZ"/>
-        </w:rPr>
-        <w:lastRenderedPageBreak/>
-        <w:t>k</w:t>
+        <w:t>, a to k</w:t>
       </w:r>
       <w:r>
         <w:rPr>
@@ -6767,7 +6659,7 @@
         </w:rPr>
       </w:pPr>
       <w:bookmarkStart w:id="13" w:name="_Toc218851989"/>
-      <w:bookmarkStart w:id="14" w:name="_Toc223344246"/>
+      <w:bookmarkStart w:id="14" w:name="_Toc223725583"/>
       <w:r>
         <w:rPr>
           <w:rFonts w:eastAsia="Times New Roman"/>
@@ -7989,7 +7881,7 @@
         </w:rPr>
       </w:pPr>
       <w:bookmarkStart w:id="16" w:name="_Toc218851990"/>
-      <w:bookmarkStart w:id="17" w:name="_Toc223344247"/>
+      <w:bookmarkStart w:id="17" w:name="_Toc223725584"/>
       <w:r>
         <w:rPr>
           <w:rFonts w:eastAsia="Times New Roman"/>
@@ -8090,7 +7982,23 @@
           <w:noProof/>
           <w:lang w:eastAsia="cs-CZ"/>
         </w:rPr>
-        <w:t>Rozlišení typů dovedností</w:t>
+        <w:t>D</w:t>
+      </w:r>
+      <w:r>
+        <w:rPr>
+          <w:rFonts w:ascii="Times New Roman" w:eastAsia="Times New Roman" w:hAnsi="Times New Roman" w:cs="Times New Roman"/>
+          <w:noProof/>
+          <w:lang w:eastAsia="cs-CZ"/>
+        </w:rPr>
+        <w:t>ovednost</w:t>
+      </w:r>
+      <w:r>
+        <w:rPr>
+          <w:rFonts w:ascii="Times New Roman" w:eastAsia="Times New Roman" w:hAnsi="Times New Roman" w:cs="Times New Roman"/>
+          <w:noProof/>
+          <w:lang w:eastAsia="cs-CZ"/>
+        </w:rPr>
+        <w:t>i je možné rozlišit</w:t>
       </w:r>
       <w:r>
         <w:rPr>
@@ -8122,7 +8030,87 @@
           <w:noProof/>
           <w:lang w:eastAsia="cs-CZ"/>
         </w:rPr>
-        <w:t>becné vs. specifické dovednosti (general vs. firm-specific)</w:t>
+        <w:t xml:space="preserve">becné </w:t>
+      </w:r>
+      <w:r>
+        <w:rPr>
+          <w:rFonts w:ascii="Times New Roman" w:eastAsia="Times New Roman" w:hAnsi="Times New Roman" w:cs="Times New Roman"/>
+          <w:noProof/>
+          <w:lang w:eastAsia="cs-CZ"/>
+        </w:rPr>
+        <w:t>či</w:t>
+      </w:r>
+      <w:r>
+        <w:rPr>
+          <w:rFonts w:ascii="Times New Roman" w:eastAsia="Times New Roman" w:hAnsi="Times New Roman" w:cs="Times New Roman"/>
+          <w:noProof/>
+          <w:lang w:eastAsia="cs-CZ"/>
+        </w:rPr>
+        <w:t xml:space="preserve"> specifické dovednosti (general vs. firm-specific)</w:t>
+      </w:r>
+      <w:r>
+        <w:rPr>
+          <w:rFonts w:ascii="Times New Roman" w:eastAsia="Times New Roman" w:hAnsi="Times New Roman" w:cs="Times New Roman"/>
+          <w:noProof/>
+          <w:lang w:eastAsia="cs-CZ"/>
+        </w:rPr>
+        <w:t xml:space="preserve"> dle toho, zda jsou agnostické pro všechny pracovní protsředí nebo použitelné pouze v určité firmě a tedy nepřenosné při změně pracovního místa. Dalším zze základních rozdělení je rozdělení na t</w:t>
+      </w:r>
+      <w:r>
+        <w:rPr>
+          <w:rFonts w:ascii="Times New Roman" w:eastAsia="Times New Roman" w:hAnsi="Times New Roman" w:cs="Times New Roman"/>
+          <w:noProof/>
+          <w:lang w:eastAsia="cs-CZ"/>
+        </w:rPr>
+        <w:t>vrdé vs. měkké dovednosti (hard</w:t>
+      </w:r>
+      <w:r>
+        <w:rPr>
+          <w:rFonts w:ascii="Times New Roman" w:eastAsia="Times New Roman" w:hAnsi="Times New Roman" w:cs="Times New Roman"/>
+          <w:noProof/>
+          <w:lang w:eastAsia="cs-CZ"/>
+        </w:rPr>
+        <w:t xml:space="preserve"> </w:t>
+      </w:r>
+      <w:r>
+        <w:rPr>
+          <w:rFonts w:ascii="Times New Roman" w:eastAsia="Times New Roman" w:hAnsi="Times New Roman" w:cs="Times New Roman"/>
+          <w:noProof/>
+          <w:lang w:eastAsia="cs-CZ"/>
+        </w:rPr>
+        <w:t xml:space="preserve">skills vs. </w:t>
+      </w:r>
+      <w:r>
+        <w:rPr>
+          <w:rFonts w:ascii="Times New Roman" w:eastAsia="Times New Roman" w:hAnsi="Times New Roman" w:cs="Times New Roman"/>
+          <w:noProof/>
+          <w:lang w:eastAsia="cs-CZ"/>
+        </w:rPr>
+        <w:t>s</w:t>
+      </w:r>
+      <w:r>
+        <w:rPr>
+          <w:rFonts w:ascii="Times New Roman" w:eastAsia="Times New Roman" w:hAnsi="Times New Roman" w:cs="Times New Roman"/>
+          <w:noProof/>
+          <w:lang w:eastAsia="cs-CZ"/>
+        </w:rPr>
+        <w:t>oft</w:t>
+      </w:r>
+      <w:r>
+        <w:rPr>
+          <w:rFonts w:ascii="Times New Roman" w:eastAsia="Times New Roman" w:hAnsi="Times New Roman" w:cs="Times New Roman"/>
+          <w:noProof/>
+          <w:lang w:eastAsia="cs-CZ"/>
+        </w:rPr>
+        <w:t xml:space="preserve"> </w:t>
+      </w:r>
+      <w:r>
+        <w:rPr>
+          <w:rFonts w:ascii="Times New Roman" w:eastAsia="Times New Roman" w:hAnsi="Times New Roman" w:cs="Times New Roman"/>
+          <w:noProof/>
+          <w:lang w:eastAsia="cs-CZ"/>
+        </w:rPr>
+        <w:t>skills)</w:t>
       </w:r>
       <w:r>
         <w:rPr>
@@ -8133,114 +8121,101 @@
         <w:t xml:space="preserve">, </w:t>
       </w:r>
       <w:r>
-        <w:rPr>
-          <w:rFonts w:ascii="Times New Roman" w:eastAsia="Times New Roman" w:hAnsi="Times New Roman" w:cs="Times New Roman"/>
-          <w:noProof/>
-          <w:lang w:eastAsia="cs-CZ"/>
-        </w:rPr>
-        <w:t>t</w:t>
-      </w:r>
-      <w:r>
-        <w:rPr>
-          <w:rFonts w:ascii="Times New Roman" w:eastAsia="Times New Roman" w:hAnsi="Times New Roman" w:cs="Times New Roman"/>
-          <w:noProof/>
-          <w:lang w:eastAsia="cs-CZ"/>
-        </w:rPr>
-        <w:t>vrdé vs. měkké dovednosti (hard</w:t>
-      </w:r>
-      <w:r>
-        <w:rPr>
-          <w:rFonts w:ascii="Times New Roman" w:eastAsia="Times New Roman" w:hAnsi="Times New Roman" w:cs="Times New Roman"/>
-          <w:noProof/>
-          <w:lang w:eastAsia="cs-CZ"/>
-        </w:rPr>
+        <w:t>tedy to, zda vyžadují více r</w:t>
+      </w:r>
+      <w:r>
+        <w:rPr>
+          <w:highlight w:val="yellow"/>
+        </w:rPr>
+        <w:t>acionální nebo spíše intuici</w:t>
+      </w:r>
+      <w:r>
+        <w:t>. V poslední řadě jde ještě také o rozděl</w:t>
+      </w:r>
+      <w:r>
+        <w:t>e</w:t>
+      </w:r>
+      <w:r>
+        <w:t>ní</w:t>
+      </w:r>
+      <w:r>
         <w:t xml:space="preserve"> </w:t>
       </w:r>
       <w:r>
-        <w:rPr>
-          <w:rFonts w:ascii="Times New Roman" w:eastAsia="Times New Roman" w:hAnsi="Times New Roman" w:cs="Times New Roman"/>
-          <w:noProof/>
-          <w:lang w:eastAsia="cs-CZ"/>
-        </w:rPr>
-        <w:t xml:space="preserve">skills vs. </w:t>
-      </w:r>
-      <w:r>
-        <w:rPr>
-          <w:rFonts w:ascii="Times New Roman" w:eastAsia="Times New Roman" w:hAnsi="Times New Roman" w:cs="Times New Roman"/>
-          <w:noProof/>
-          <w:lang w:eastAsia="cs-CZ"/>
-        </w:rPr>
-        <w:t>S</w:t>
-      </w:r>
-      <w:r>
-        <w:rPr>
-          <w:rFonts w:ascii="Times New Roman" w:eastAsia="Times New Roman" w:hAnsi="Times New Roman" w:cs="Times New Roman"/>
-          <w:noProof/>
-          <w:lang w:eastAsia="cs-CZ"/>
-        </w:rPr>
-        <w:t>oft</w:t>
-      </w:r>
-      <w:r>
-        <w:rPr>
-          <w:rFonts w:ascii="Times New Roman" w:eastAsia="Times New Roman" w:hAnsi="Times New Roman" w:cs="Times New Roman"/>
-          <w:noProof/>
-          <w:lang w:eastAsia="cs-CZ"/>
-        </w:rPr>
+        <w:t>k</w:t>
+      </w:r>
+      <w:r>
+        <w:t>ognitivní</w:t>
+      </w:r>
+      <w:r>
+        <w:t>ch</w:t>
+      </w:r>
+      <w:r>
         <w:t xml:space="preserve"> </w:t>
       </w:r>
       <w:r>
-        <w:rPr>
-          <w:rFonts w:ascii="Times New Roman" w:eastAsia="Times New Roman" w:hAnsi="Times New Roman" w:cs="Times New Roman"/>
-          <w:noProof/>
-          <w:lang w:eastAsia="cs-CZ"/>
-        </w:rPr>
-        <w:t>skills)</w:t>
-      </w:r>
-      <w:r>
-        <w:rPr>
-          <w:rFonts w:ascii="Times New Roman" w:eastAsia="Times New Roman" w:hAnsi="Times New Roman" w:cs="Times New Roman"/>
-          <w:noProof/>
-          <w:lang w:eastAsia="cs-CZ"/>
-        </w:rPr>
-        <w:t xml:space="preserve"> a </w:t>
-      </w:r>
-      <w:r>
-        <w:rPr>
-          <w:rFonts w:ascii="Times New Roman" w:eastAsia="Times New Roman" w:hAnsi="Times New Roman" w:cs="Times New Roman"/>
-          <w:noProof/>
-          <w:lang w:eastAsia="cs-CZ"/>
-        </w:rPr>
-        <w:t>k</w:t>
-      </w:r>
-      <w:r>
-        <w:rPr>
-          <w:rFonts w:ascii="Times New Roman" w:eastAsia="Times New Roman" w:hAnsi="Times New Roman" w:cs="Times New Roman"/>
-          <w:noProof/>
-          <w:lang w:eastAsia="cs-CZ"/>
-        </w:rPr>
-        <w:t>ognitivní vs. manuální dovednosti</w:t>
+        <w:t>oproti</w:t>
+      </w:r>
+      <w:r>
+        <w:t xml:space="preserve"> manuální</w:t>
+      </w:r>
+      <w:r>
+        <w:t xml:space="preserve">m </w:t>
       </w:r>
       <w:bookmarkEnd w:id="18"/>
       <w:r>
-        <w:rPr>
-          <w:rFonts w:ascii="Times New Roman" w:eastAsia="Times New Roman" w:hAnsi="Times New Roman" w:cs="Times New Roman"/>
-          <w:noProof/>
-          <w:lang w:eastAsia="cs-CZ"/>
-        </w:rPr>
+        <w:t xml:space="preserve">dovednostem, kdy kognitivní představují </w:t>
+      </w:r>
+      <w:r>
+        <w:t>úkol</w:t>
+      </w:r>
+      <w:r>
+        <w:t>y</w:t>
+      </w:r>
+      <w:r>
+        <w:t xml:space="preserve"> zaměřen</w:t>
+      </w:r>
+      <w:r>
+        <w:t>é</w:t>
+      </w:r>
+      <w:r>
+        <w:t xml:space="preserve"> na zpracování informací, čímž se odlišují od úkolů manuálních</w:t>
+      </w:r>
+      <w:r>
+        <w:t xml:space="preserve">, tedy </w:t>
+      </w:r>
+      <w:r>
+        <w:t>fyzických</w:t>
+      </w:r>
+      <w:r>
         <w:t>.</w:t>
       </w:r>
       <w:r>
-        <w:rPr>
-          <w:rFonts w:ascii="Times New Roman" w:eastAsia="Times New Roman" w:hAnsi="Times New Roman" w:cs="Times New Roman"/>
-          <w:noProof/>
-          <w:lang w:eastAsia="cs-CZ"/>
-        </w:rPr>
-        <w:t xml:space="preserve"> Zajímavou vlastností je, že tyt</w:t>
-      </w:r>
-      <w:r>
-        <w:rPr>
-          <w:rFonts w:ascii="Times New Roman" w:eastAsia="Times New Roman" w:hAnsi="Times New Roman" w:cs="Times New Roman"/>
-          <w:noProof/>
+        <w:t xml:space="preserve"> </w:t>
+      </w:r>
+      <w:r>
+        <w:t xml:space="preserve"> </w:t>
+      </w:r>
+      <w:r>
+        <w:rPr>
+          <w:highlight w:val="yellow"/>
+        </w:rPr>
+        <w:t>Zajímavou</w:t>
+      </w:r>
+      <w:r>
+        <w:rPr>
+          <w:rFonts w:ascii="Times New Roman" w:eastAsia="Times New Roman" w:hAnsi="Times New Roman" w:cs="Times New Roman"/>
+          <w:noProof/>
+          <w:highlight w:val="yellow"/>
+          <w:lang w:eastAsia="cs-CZ"/>
+        </w:rPr>
+        <w:t xml:space="preserve"> vlastností je, že tyt</w:t>
+      </w:r>
+      <w:r>
+        <w:rPr>
+          <w:rFonts w:ascii="Times New Roman" w:eastAsia="Times New Roman" w:hAnsi="Times New Roman" w:cs="Times New Roman"/>
+          <w:noProof/>
+          <w:highlight w:val="yellow"/>
           <w:lang w:eastAsia="cs-CZ"/>
         </w:rPr>
         <w:t>o dovednosti jsou zpravidla t</w:t>
@@ -8249,6 +8224,7 @@
         <w:rPr>
           <w:rFonts w:ascii="Times New Roman" w:eastAsia="Times New Roman" w:hAnsi="Times New Roman" w:cs="Times New Roman"/>
           <w:noProof/>
+          <w:highlight w:val="yellow"/>
           <w:lang w:eastAsia="cs-CZ"/>
         </w:rPr>
         <w:t>ransferabil</w:t>
@@ -8257,6 +8233,7 @@
         <w:rPr>
           <w:rFonts w:ascii="Times New Roman" w:eastAsia="Times New Roman" w:hAnsi="Times New Roman" w:cs="Times New Roman"/>
           <w:noProof/>
+          <w:highlight w:val="yellow"/>
           <w:lang w:eastAsia="cs-CZ"/>
         </w:rPr>
         <w:t xml:space="preserve">ní </w:t>
@@ -8265,6 +8242,7 @@
         <w:rPr>
           <w:rFonts w:ascii="Times New Roman" w:eastAsia="Times New Roman" w:hAnsi="Times New Roman" w:cs="Times New Roman"/>
           <w:noProof/>
+          <w:highlight w:val="yellow"/>
           <w:lang w:eastAsia="cs-CZ"/>
         </w:rPr>
         <w:t>mezi zaměstnáními</w:t>
@@ -8275,6 +8253,7 @@
         <w:rPr>
           <w:rFonts w:ascii="Times New Roman" w:eastAsia="Times New Roman" w:hAnsi="Times New Roman" w:cs="Times New Roman"/>
           <w:noProof/>
+          <w:highlight w:val="yellow"/>
           <w:lang w:eastAsia="cs-CZ"/>
         </w:rPr>
         <w:t>, tedy neznamená to, že při opuštění daného pracovního místa z</w:t>
@@ -8283,6 +8262,7 @@
         <w:rPr>
           <w:rFonts w:ascii="Times New Roman" w:eastAsia="Times New Roman" w:hAnsi="Times New Roman" w:cs="Times New Roman"/>
           <w:noProof/>
+          <w:highlight w:val="yellow"/>
           <w:lang w:eastAsia="cs-CZ"/>
         </w:rPr>
         <w:t>a</w:t>
@@ -8291,6 +8271,7 @@
         <w:rPr>
           <w:rFonts w:ascii="Times New Roman" w:eastAsia="Times New Roman" w:hAnsi="Times New Roman" w:cs="Times New Roman"/>
           <w:noProof/>
+          <w:highlight w:val="yellow"/>
           <w:lang w:eastAsia="cs-CZ"/>
         </w:rPr>
         <w:t>m</w:t>
@@ -8299,6 +8280,7 @@
         <w:rPr>
           <w:rFonts w:ascii="Times New Roman" w:eastAsia="Times New Roman" w:hAnsi="Times New Roman" w:cs="Times New Roman"/>
           <w:noProof/>
+          <w:highlight w:val="yellow"/>
           <w:lang w:eastAsia="cs-CZ"/>
         </w:rPr>
         <w:t>ě</w:t>
@@ -8307,6 +8289,7 @@
         <w:rPr>
           <w:rFonts w:ascii="Times New Roman" w:eastAsia="Times New Roman" w:hAnsi="Times New Roman" w:cs="Times New Roman"/>
           <w:noProof/>
+          <w:highlight w:val="yellow"/>
           <w:lang w:eastAsia="cs-CZ"/>
         </w:rPr>
         <w:t>s</w:t>
@@ -8315,6 +8298,7 @@
         <w:rPr>
           <w:rFonts w:ascii="Times New Roman" w:eastAsia="Times New Roman" w:hAnsi="Times New Roman" w:cs="Times New Roman"/>
           <w:noProof/>
+          <w:highlight w:val="yellow"/>
           <w:lang w:eastAsia="cs-CZ"/>
         </w:rPr>
         <w:t>tn</w:t>
@@ -8323,6 +8307,7 @@
         <w:rPr>
           <w:rFonts w:ascii="Times New Roman" w:eastAsia="Times New Roman" w:hAnsi="Times New Roman" w:cs="Times New Roman"/>
           <w:noProof/>
+          <w:highlight w:val="yellow"/>
           <w:lang w:eastAsia="cs-CZ"/>
         </w:rPr>
         <w:t>an</w:t>
@@ -8331,6 +8316,7 @@
         <w:rPr>
           <w:rFonts w:ascii="Times New Roman" w:eastAsia="Times New Roman" w:hAnsi="Times New Roman" w:cs="Times New Roman"/>
           <w:noProof/>
+          <w:highlight w:val="yellow"/>
           <w:lang w:eastAsia="cs-CZ"/>
         </w:rPr>
         <w:t>e</w:t>
@@ -8339,6 +8325,7 @@
         <w:rPr>
           <w:rFonts w:ascii="Times New Roman" w:eastAsia="Times New Roman" w:hAnsi="Times New Roman" w:cs="Times New Roman"/>
           <w:noProof/>
+          <w:highlight w:val="yellow"/>
           <w:lang w:eastAsia="cs-CZ"/>
         </w:rPr>
         <w:t>c tyto dovednosti ztrácí a musí nabírat nové.</w:t>
@@ -8353,729 +8340,797 @@
           <w:lang w:eastAsia="cs-CZ"/>
         </w:rPr>
       </w:pPr>
-      <w:bookmarkStart w:id="21" w:name="_Toc223344248"/>
+      <w:bookmarkStart w:id="21" w:name="_Toc223725586"/>
       <w:r>
         <w:rPr>
           <w:rFonts w:eastAsia="Times New Roman"/>
           <w:noProof/>
           <w:lang w:eastAsia="cs-CZ"/>
         </w:rPr>
-        <w:t>Task-based přístup?</w:t>
-      </w:r>
+        <w:t>Technologické změny a trh práce</w:t>
+      </w:r>
+      <w:bookmarkEnd w:id="19"/>
       <w:bookmarkEnd w:id="21"/>
     </w:p>
-    <w:p>
-      <w:pPr>
-        <w:pStyle w:val="BodyText"/>
-        <w:ind w:left="0" w:firstLine="0"/>
-        <w:rPr>
-          <w:color w:val="EE0000"/>
-          <w:lang w:eastAsia="cs-CZ"/>
-        </w:rPr>
-      </w:pPr>
-      <w:r>
-        <w:rPr>
-          <w:rFonts w:ascii="AppleSystemUIFont" w:hAnsi="AppleSystemUIFont" w:cs="AppleSystemUIFont"/>
-          <w:color w:val="EE0000"/>
-          <w:sz w:val="26"/>
-          <w:szCs w:val="26"/>
-          <w:lang w:val="en-US"/>
-        </w:rPr>
-        <w:t xml:space="preserve">Autor et al. (2003) ALM model, </w:t>
+    <w:bookmarkEnd w:id="20"/>
+    <w:p>
+      <w:pPr>
+        <w:rPr>
+          <w:noProof/>
+          <w:lang w:eastAsia="cs-CZ"/>
+        </w:rPr>
+      </w:pPr>
+      <w:r>
+        <w:rPr>
+          <w:noProof/>
+          <w:lang w:eastAsia="cs-CZ"/>
+        </w:rPr>
+        <w:t>Je jisté, že pracovní trh se s příchodem AI začal transformovat, nelze však stále zcela značně předpovědět, jakým směrem se bude tato transformace v dalších několika letech ubírat. Vzhledem k tomu, že AI tady již nějakou dobu je, je možné však nahl</w:t>
+      </w:r>
+      <w:r>
+        <w:rPr>
+          <w:noProof/>
+          <w:lang w:eastAsia="cs-CZ"/>
+        </w:rPr>
+        <w:t>é</w:t>
+      </w:r>
+      <w:r>
+        <w:rPr>
+          <w:noProof/>
+          <w:lang w:eastAsia="cs-CZ"/>
+        </w:rPr>
+        <w:t>dnout na dosavadní proměny a usoudit z toho směr a tvar, který by se mohl v budoucnosti nabýt.</w:t>
+      </w:r>
+    </w:p>
+    <w:p>
+      <w:pPr>
+        <w:spacing w:before="100" w:beforeAutospacing="1" w:after="100" w:afterAutospacing="1"/>
+        <w:rPr>
+          <w:rFonts w:ascii="Times New Roman" w:eastAsia="Times New Roman" w:hAnsi="Times New Roman" w:cs="Times New Roman"/>
+          <w:noProof/>
+          <w:lang w:eastAsia="cs-CZ"/>
+        </w:rPr>
+      </w:pPr>
+      <w:r>
+        <w:rPr>
+          <w:rFonts w:ascii="Times New Roman" w:eastAsia="Times New Roman" w:hAnsi="Times New Roman" w:cs="Times New Roman"/>
+          <w:noProof/>
+          <w:lang w:eastAsia="cs-CZ"/>
+        </w:rPr>
+        <w:t xml:space="preserve">Jedním z hlavních témat jsou obavy z technologické nezaměstnanosti kvůli příchodu AI a automatizace. Dle </w:t>
+      </w:r>
+      <w:bookmarkStart w:id="22" w:name="_Hlk222998939"/>
+      <w:bookmarkStart w:id="23" w:name="_Hlk223776443"/>
+      <w:bookmarkStart w:id="24" w:name="_Hlk223776446"/>
+      <w:r>
+        <w:rPr>
+          <w:rFonts w:ascii="Times New Roman" w:eastAsia="Times New Roman" w:hAnsi="Times New Roman" w:cs="Times New Roman"/>
+          <w:noProof/>
+          <w:lang w:eastAsia="cs-CZ"/>
+        </w:rPr>
+        <w:t>Frey &amp; Osborne</w:t>
+      </w:r>
+      <w:bookmarkEnd w:id="22"/>
+      <w:r>
+        <w:rPr>
+          <w:rFonts w:ascii="Times New Roman" w:eastAsia="Times New Roman" w:hAnsi="Times New Roman" w:cs="Times New Roman"/>
+          <w:noProof/>
+          <w:lang w:eastAsia="cs-CZ"/>
+        </w:rPr>
+        <w:t xml:space="preserve"> </w:t>
+      </w:r>
+      <w:bookmarkEnd w:id="23"/>
+      <w:r>
+        <w:rPr>
+          <w:rFonts w:ascii="Times New Roman" w:eastAsia="Times New Roman" w:hAnsi="Times New Roman" w:cs="Times New Roman"/>
+          <w:noProof/>
+          <w:lang w:eastAsia="cs-CZ"/>
+        </w:rPr>
+        <w:t>(2013)</w:t>
+      </w:r>
+      <w:r>
+        <w:rPr>
+          <w:rFonts w:ascii="Times New Roman" w:eastAsia="Times New Roman" w:hAnsi="Times New Roman" w:cs="Times New Roman"/>
+          <w:noProof/>
+          <w:lang w:eastAsia="cs-CZ"/>
+        </w:rPr>
+        <w:t xml:space="preserve"> </w:t>
+      </w:r>
+      <w:r>
+        <w:t xml:space="preserve">studie, ve které se zkoumalo </w:t>
+      </w:r>
+      <w:r>
+        <w:t>702 profesí dle jejich náchylnosti k nahrazení počítači</w:t>
+      </w:r>
+      <w:r>
+        <w:t>, j</w:t>
+      </w:r>
+      <w:r>
+        <w:t xml:space="preserve">e 47 % amerických </w:t>
+      </w:r>
+      <w:bookmarkEnd w:id="24"/>
+      <w:r>
+        <w:t xml:space="preserve">pracovních míst přímo ohroženo automatizací. Frey &amp; </w:t>
       </w:r>
       <w:proofErr w:type="spellStart"/>
       <w:r>
-        <w:rPr>
-          <w:rFonts w:ascii="AppleSystemUIFont" w:hAnsi="AppleSystemUIFont" w:cs="AppleSystemUIFont"/>
-          <w:color w:val="EE0000"/>
-          <w:sz w:val="26"/>
-          <w:szCs w:val="26"/>
-          <w:lang w:val="en-US"/>
-        </w:rPr>
-        <w:t>úkoly</w:t>
+        <w:t>Osborne</w:t>
       </w:r>
       <w:proofErr w:type="spellEnd"/>
       <w:r>
-        <w:rPr>
-          <w:rFonts w:ascii="AppleSystemUIFont" w:hAnsi="AppleSystemUIFont" w:cs="AppleSystemUIFont"/>
-          <w:color w:val="EE0000"/>
-          <w:sz w:val="26"/>
-          <w:szCs w:val="26"/>
-          <w:lang w:val="en-US"/>
-        </w:rPr>
-        <w:t xml:space="preserve"> vs. </w:t>
-      </w:r>
-      <w:proofErr w:type="spellStart"/>
-      <w:r>
-        <w:rPr>
-          <w:rFonts w:ascii="AppleSystemUIFont" w:hAnsi="AppleSystemUIFont" w:cs="AppleSystemUIFont"/>
-          <w:color w:val="EE0000"/>
-          <w:sz w:val="26"/>
-          <w:szCs w:val="26"/>
-          <w:lang w:val="en-US"/>
-        </w:rPr>
-        <w:t>dovednosti</w:t>
-      </w:r>
-      <w:proofErr w:type="spellEnd"/>
-      <w:r>
-        <w:rPr>
-          <w:rFonts w:ascii="AppleSystemUIFont" w:hAnsi="AppleSystemUIFont" w:cs="AppleSystemUIFont"/>
-          <w:color w:val="EE0000"/>
-          <w:sz w:val="26"/>
-          <w:szCs w:val="26"/>
-          <w:lang w:val="en-US"/>
-        </w:rPr>
-        <w:t xml:space="preserve"> - Spitz-</w:t>
-      </w:r>
-      <w:proofErr w:type="spellStart"/>
-      <w:r>
-        <w:rPr>
-          <w:rFonts w:ascii="AppleSystemUIFont" w:hAnsi="AppleSystemUIFont" w:cs="AppleSystemUIFont"/>
-          <w:color w:val="EE0000"/>
-          <w:sz w:val="26"/>
-          <w:szCs w:val="26"/>
-          <w:lang w:val="en-US"/>
-        </w:rPr>
-        <w:t>Oener</w:t>
-      </w:r>
-      <w:proofErr w:type="spellEnd"/>
-      <w:r>
-        <w:rPr>
-          <w:rFonts w:ascii="AppleSystemUIFont" w:hAnsi="AppleSystemUIFont" w:cs="AppleSystemUIFont"/>
-          <w:color w:val="EE0000"/>
-          <w:sz w:val="26"/>
-          <w:szCs w:val="26"/>
-          <w:lang w:val="en-US"/>
-        </w:rPr>
-        <w:t xml:space="preserve"> (2006), Engberg et al. (2025)</w:t>
-      </w:r>
-    </w:p>
-    <w:p>
-      <w:pPr>
-        <w:pStyle w:val="Heading2"/>
-        <w:rPr>
-          <w:rFonts w:eastAsia="Times New Roman"/>
-          <w:noProof/>
-          <w:lang w:eastAsia="cs-CZ"/>
-        </w:rPr>
-      </w:pPr>
-      <w:bookmarkStart w:id="22" w:name="_Toc223344249"/>
-      <w:r>
-        <w:rPr>
-          <w:rFonts w:eastAsia="Times New Roman"/>
-          <w:noProof/>
-          <w:lang w:eastAsia="cs-CZ"/>
-        </w:rPr>
-        <w:t>Technologické změny a trh práce</w:t>
-      </w:r>
-      <w:bookmarkEnd w:id="19"/>
-      <w:bookmarkEnd w:id="22"/>
-    </w:p>
-    <w:p>
-      <w:pPr>
-        <w:pStyle w:val="BodyText"/>
-        <w:rPr>
-          <w:lang w:eastAsia="cs-CZ"/>
-        </w:rPr>
-      </w:pPr>
-      <w:r>
-        <w:rPr>
-          <w:rFonts w:ascii="AppleSystemUIFont" w:hAnsi="AppleSystemUIFont" w:cs="AppleSystemUIFont"/>
-          <w:sz w:val="26"/>
-          <w:szCs w:val="26"/>
-          <w:lang w:val="en-US"/>
-        </w:rPr>
-        <w:t xml:space="preserve">SBTC, </w:t>
-      </w:r>
-      <w:proofErr w:type="spellStart"/>
-      <w:r>
-        <w:rPr>
-          <w:rFonts w:ascii="AppleSystemUIFont" w:hAnsi="AppleSystemUIFont" w:cs="AppleSystemUIFont"/>
-          <w:sz w:val="26"/>
-          <w:szCs w:val="26"/>
-          <w:lang w:val="en-US"/>
-        </w:rPr>
-        <w:t>rutinizace</w:t>
-      </w:r>
-      <w:proofErr w:type="spellEnd"/>
-      <w:r>
-        <w:rPr>
-          <w:rFonts w:ascii="AppleSystemUIFont" w:hAnsi="AppleSystemUIFont" w:cs="AppleSystemUIFont"/>
-          <w:sz w:val="26"/>
-          <w:szCs w:val="26"/>
-          <w:lang w:val="en-US"/>
-        </w:rPr>
-        <w:t xml:space="preserve">, </w:t>
-      </w:r>
-      <w:proofErr w:type="spellStart"/>
-      <w:r>
-        <w:rPr>
-          <w:rFonts w:ascii="AppleSystemUIFont" w:hAnsi="AppleSystemUIFont" w:cs="AppleSystemUIFont"/>
-          <w:sz w:val="26"/>
-          <w:szCs w:val="26"/>
-          <w:lang w:val="en-US"/>
-        </w:rPr>
-        <w:t>polarizace</w:t>
-      </w:r>
-      <w:proofErr w:type="spellEnd"/>
-      <w:r>
-        <w:rPr>
-          <w:rFonts w:ascii="AppleSystemUIFont" w:hAnsi="AppleSystemUIFont" w:cs="AppleSystemUIFont"/>
-          <w:sz w:val="26"/>
-          <w:szCs w:val="26"/>
-          <w:lang w:val="en-US"/>
-        </w:rPr>
-        <w:t xml:space="preserve"> (</w:t>
-      </w:r>
-      <w:bookmarkStart w:id="23" w:name="_Hlk223460583"/>
-      <w:r>
-        <w:rPr>
-          <w:rFonts w:ascii="AppleSystemUIFont" w:hAnsi="AppleSystemUIFont" w:cs="AppleSystemUIFont"/>
-          <w:sz w:val="26"/>
-          <w:szCs w:val="26"/>
-          <w:lang w:val="en-US"/>
-        </w:rPr>
-        <w:t>Goos &amp; Manning, Autor 2015</w:t>
-      </w:r>
-      <w:bookmarkEnd w:id="23"/>
-      <w:r>
-        <w:rPr>
-          <w:rFonts w:ascii="AppleSystemUIFont" w:hAnsi="AppleSystemUIFont" w:cs="AppleSystemUIFont"/>
-          <w:sz w:val="26"/>
-          <w:szCs w:val="26"/>
-          <w:lang w:val="en-US"/>
-        </w:rPr>
-        <w:t>)</w:t>
-      </w:r>
-    </w:p>
-    <w:p>
-      <w:pPr>
-        <w:numPr>
-          <w:ilvl w:val="0"/>
-          <w:numId w:val="28"/>
-        </w:numPr>
+        <w:t xml:space="preserve"> ve studii</w:t>
+      </w:r>
+      <w:r>
+        <w:rPr>
+          <w:rFonts w:ascii="Times New Roman" w:eastAsia="Times New Roman" w:hAnsi="Times New Roman" w:cs="Times New Roman"/>
+          <w:noProof/>
+          <w:lang w:eastAsia="cs-CZ"/>
+        </w:rPr>
+        <w:t xml:space="preserve"> tvrdí, že zaniknou tisícovky pracovních míst a lidé budou nahraditelní stroji (v tomto případě konkrétně umělou inteligencí), obdobně jako po příchodu průmyslové revoluce. Proto je v této práci důležité se na tuto historickou událost podívat a dobře ji analyzovat, aby to bylo možné porovnat s tím, co se děje na trhu dnes.</w:t>
+      </w:r>
+    </w:p>
+    <w:p>
+      <w:pPr>
         <w:spacing w:before="100" w:beforeAutospacing="1" w:after="100" w:afterAutospacing="1"/>
         <w:rPr>
-          <w:rFonts w:ascii="Times New Roman" w:eastAsia="Times New Roman" w:hAnsi="Times New Roman" w:cs="Times New Roman"/>
-          <w:noProof/>
-          <w:color w:val="EE0000"/>
-          <w:lang w:eastAsia="cs-CZ"/>
-        </w:rPr>
-      </w:pPr>
-      <w:bookmarkStart w:id="24" w:name="_Hlk223460553"/>
-      <w:bookmarkEnd w:id="20"/>
-      <w:r>
-        <w:rPr>
-          <w:rFonts w:ascii="Times New Roman" w:eastAsia="Times New Roman" w:hAnsi="Times New Roman" w:cs="Times New Roman"/>
-          <w:noProof/>
-          <w:color w:val="EE0000"/>
-          <w:lang w:eastAsia="cs-CZ"/>
-        </w:rPr>
-        <w:t>Skill-biased technological change (SBTC)</w:t>
-      </w:r>
-    </w:p>
-    <w:p>
-      <w:pPr>
-        <w:numPr>
-          <w:ilvl w:val="0"/>
-          <w:numId w:val="28"/>
-        </w:numPr>
+          <w:noProof/>
+        </w:rPr>
+      </w:pPr>
+      <w:r>
+        <w:rPr>
+          <w:rFonts w:ascii="Times New Roman" w:eastAsia="Times New Roman" w:hAnsi="Times New Roman" w:cs="Times New Roman"/>
+          <w:noProof/>
+          <w:lang w:eastAsia="cs-CZ"/>
+        </w:rPr>
+        <w:t xml:space="preserve">Skeptický pohled první zmíněné studie </w:t>
+      </w:r>
+      <w:r>
+        <w:rPr>
+          <w:rFonts w:ascii="Times New Roman" w:eastAsia="Times New Roman" w:hAnsi="Times New Roman" w:cs="Times New Roman"/>
+          <w:noProof/>
+          <w:lang w:eastAsia="cs-CZ"/>
+        </w:rPr>
+        <w:t xml:space="preserve">Frey &amp; Osborne (2013) </w:t>
+      </w:r>
+      <w:r>
+        <w:rPr>
+          <w:rFonts w:ascii="Times New Roman" w:eastAsia="Times New Roman" w:hAnsi="Times New Roman" w:cs="Times New Roman"/>
+          <w:noProof/>
+          <w:lang w:eastAsia="cs-CZ"/>
+        </w:rPr>
+        <w:t xml:space="preserve">s údajným zánikem </w:t>
+      </w:r>
+      <w:r>
+        <w:rPr>
+          <w:rFonts w:ascii="Times New Roman" w:eastAsia="Times New Roman" w:hAnsi="Times New Roman" w:cs="Times New Roman"/>
+          <w:noProof/>
+          <w:lang w:eastAsia="cs-CZ"/>
+        </w:rPr>
+        <w:t>47 % amerických</w:t>
+      </w:r>
+      <w:r>
+        <w:rPr>
+          <w:rFonts w:ascii="Times New Roman" w:eastAsia="Times New Roman" w:hAnsi="Times New Roman" w:cs="Times New Roman"/>
+          <w:noProof/>
+          <w:lang w:eastAsia="cs-CZ"/>
+        </w:rPr>
+        <w:t xml:space="preserve"> pracovních míst</w:t>
+      </w:r>
+      <w:r>
+        <w:rPr>
+          <w:rFonts w:ascii="Times New Roman" w:eastAsia="Times New Roman" w:hAnsi="Times New Roman" w:cs="Times New Roman"/>
+          <w:noProof/>
+          <w:lang w:eastAsia="cs-CZ"/>
+        </w:rPr>
+        <w:t xml:space="preserve"> </w:t>
+      </w:r>
+      <w:r>
+        <w:rPr>
+          <w:rFonts w:ascii="Times New Roman" w:eastAsia="Times New Roman" w:hAnsi="Times New Roman" w:cs="Times New Roman"/>
+          <w:noProof/>
+          <w:lang w:eastAsia="cs-CZ"/>
+        </w:rPr>
+        <w:t xml:space="preserve">poměrně značně vyvrací novější práce na téma rizik automatizací pracovních </w:t>
+      </w:r>
+      <w:r>
+        <w:rPr>
+          <w:noProof/>
+        </w:rPr>
+        <w:t xml:space="preserve">míst v zemích OECD z roku 2016. V této studii se zaměřuje a podrobně analyzuje riziko automatizace pracovních míst ve 21 vyspělých zemích. </w:t>
+      </w:r>
+      <w:r>
+        <w:rPr>
+          <w:rFonts w:ascii="Times New Roman" w:eastAsia="Times New Roman" w:hAnsi="Times New Roman" w:cs="Times New Roman"/>
+          <w:noProof/>
+          <w:lang w:eastAsia="cs-CZ"/>
+        </w:rPr>
+        <w:lastRenderedPageBreak/>
+        <w:t>Kritika předchozího prvního pohledu je, že bylo pozorován</w:t>
+      </w:r>
+      <w:r>
+        <w:rPr>
+          <w:rFonts w:ascii="Times New Roman" w:eastAsia="Times New Roman" w:hAnsi="Times New Roman" w:cs="Times New Roman"/>
+          <w:noProof/>
+          <w:lang w:eastAsia="cs-CZ"/>
+        </w:rPr>
+        <w:t>o z hlediska</w:t>
+      </w:r>
+      <w:r>
+        <w:rPr>
+          <w:rFonts w:ascii="Times New Roman" w:eastAsia="Times New Roman" w:hAnsi="Times New Roman" w:cs="Times New Roman"/>
+          <w:noProof/>
+          <w:lang w:eastAsia="cs-CZ"/>
+        </w:rPr>
+        <w:t xml:space="preserve"> povolání (např. účetní, právník, řidič) pouze jako celek a hodnotilo se, s jakou pravděpodobností je daná profese jako celek plně nahraditelná strojem. Tento přístup</w:t>
+      </w:r>
+      <w:r>
+        <w:rPr>
+          <w:rFonts w:ascii="Times New Roman" w:eastAsia="Times New Roman" w:hAnsi="Times New Roman" w:cs="Times New Roman"/>
+          <w:noProof/>
+          <w:lang w:eastAsia="cs-CZ"/>
+        </w:rPr>
+        <w:t>, jak bylo již zmíněno,</w:t>
+      </w:r>
+      <w:r>
+        <w:rPr>
+          <w:rFonts w:ascii="Times New Roman" w:eastAsia="Times New Roman" w:hAnsi="Times New Roman" w:cs="Times New Roman"/>
+          <w:noProof/>
+          <w:lang w:eastAsia="cs-CZ"/>
+        </w:rPr>
+        <w:t xml:space="preserve"> předpovídal masivní nezaměstnanost.</w:t>
+      </w:r>
+      <w:r>
+        <w:rPr>
+          <w:rFonts w:ascii="Times New Roman" w:eastAsia="Times New Roman" w:hAnsi="Times New Roman" w:cs="Times New Roman"/>
+          <w:noProof/>
+          <w:lang w:eastAsia="cs-CZ"/>
+        </w:rPr>
+        <w:t xml:space="preserve"> </w:t>
+      </w:r>
+      <w:r>
+        <w:rPr>
+          <w:noProof/>
+        </w:rPr>
+        <w:t>K</w:t>
+      </w:r>
+      <w:r>
+        <w:rPr>
+          <w:noProof/>
+        </w:rPr>
+        <w:t>ritiz</w:t>
+      </w:r>
+      <w:r>
+        <w:rPr>
+          <w:noProof/>
+        </w:rPr>
+        <w:t>ují</w:t>
+      </w:r>
+      <w:r>
+        <w:rPr>
+          <w:noProof/>
+        </w:rPr>
+        <w:t xml:space="preserve"> </w:t>
+      </w:r>
+      <w:r>
+        <w:rPr>
+          <w:noProof/>
+        </w:rPr>
+        <w:t xml:space="preserve">také </w:t>
+      </w:r>
+      <w:r>
+        <w:rPr>
+          <w:noProof/>
+        </w:rPr>
+        <w:t xml:space="preserve">nadhodnocování hrozeb a </w:t>
+      </w:r>
+      <w:r>
+        <w:rPr>
+          <w:noProof/>
+        </w:rPr>
+        <w:t xml:space="preserve">je </w:t>
+      </w:r>
+      <w:r>
+        <w:rPr>
+          <w:noProof/>
+        </w:rPr>
+        <w:t>zavád</w:t>
+      </w:r>
+      <w:r>
+        <w:rPr>
+          <w:noProof/>
+        </w:rPr>
+        <w:t>ějí proto</w:t>
+      </w:r>
+      <w:r>
+        <w:rPr>
+          <w:noProof/>
+        </w:rPr>
+        <w:t xml:space="preserve"> přesnější přístup založený na konkrétních úkolech, jenž zohledňuje různorodost činností v rámci stejných profesí. </w:t>
+      </w:r>
+      <w:r>
+        <w:rPr>
+          <w:noProof/>
+        </w:rPr>
+        <w:t>Tento v</w:t>
+      </w:r>
+      <w:r>
+        <w:rPr>
+          <w:noProof/>
+        </w:rPr>
+        <w:t>ýzkum odhaduje, že plně automatizovatelných míst na trhu práce je pouze 9 %, což je oproti 47 % výrazně nižší odhad. Výsledky se liší mezi státy v závislosti na organizaci práce a vzdělávání. Také zdůrazňují, že technologický pokrok sice nezpůsobí masovou nezaměstnanost, ale výrazně zasáhne hlavně méně kvalifikované pracovníky. Hlavní výzvou by tak neměl být nedostatek práce, nýbrž rostoucí sociální nerovnost a nutnost rekvalifikace méně kvalifikovaných pracovníků na trhu práce. Studie poukazuje také na ekonomické, právní a společenské faktory, které proces nahrazování lidí technologiemi dále zpomalují.</w:t>
+      </w:r>
+    </w:p>
+    <w:p>
+      <w:pPr>
         <w:spacing w:before="100" w:beforeAutospacing="1" w:after="100" w:afterAutospacing="1"/>
         <w:rPr>
           <w:rFonts w:ascii="Times New Roman" w:eastAsia="Times New Roman" w:hAnsi="Times New Roman" w:cs="Times New Roman"/>
           <w:noProof/>
-          <w:color w:val="EE0000"/>
-          <w:lang w:eastAsia="cs-CZ"/>
-        </w:rPr>
-      </w:pPr>
-      <w:r>
-        <w:rPr>
-          <w:rFonts w:ascii="Times New Roman" w:eastAsia="Times New Roman" w:hAnsi="Times New Roman" w:cs="Times New Roman"/>
-          <w:noProof/>
-          <w:color w:val="EE0000"/>
-          <w:lang w:eastAsia="cs-CZ"/>
-        </w:rPr>
-        <w:t>Rutinizace a polarizace trhu práce</w:t>
-      </w:r>
-    </w:p>
-    <w:bookmarkEnd w:id="24"/>
-    <w:p>
-      <w:pPr>
-        <w:numPr>
-          <w:ilvl w:val="0"/>
-          <w:numId w:val="28"/>
-        </w:numPr>
+          <w:lang w:eastAsia="cs-CZ"/>
+        </w:rPr>
+      </w:pPr>
+      <w:r>
+        <w:rPr>
+          <w:rFonts w:ascii="Times New Roman" w:eastAsia="Times New Roman" w:hAnsi="Times New Roman" w:cs="Times New Roman"/>
+          <w:noProof/>
+          <w:lang w:eastAsia="cs-CZ"/>
+        </w:rPr>
+        <w:t>Změny</w:t>
+      </w:r>
+      <w:r>
+        <w:rPr>
+          <w:rFonts w:ascii="Times New Roman" w:eastAsia="Times New Roman" w:hAnsi="Times New Roman" w:cs="Times New Roman"/>
+          <w:noProof/>
+          <w:lang w:eastAsia="cs-CZ"/>
+        </w:rPr>
+        <w:t>, se kter</w:t>
+      </w:r>
+      <w:r>
+        <w:rPr>
+          <w:rFonts w:ascii="Times New Roman" w:eastAsia="Times New Roman" w:hAnsi="Times New Roman" w:cs="Times New Roman"/>
+          <w:noProof/>
+          <w:lang w:eastAsia="cs-CZ"/>
+        </w:rPr>
+        <w:t>ými</w:t>
+      </w:r>
+      <w:r>
+        <w:rPr>
+          <w:rFonts w:ascii="Times New Roman" w:eastAsia="Times New Roman" w:hAnsi="Times New Roman" w:cs="Times New Roman"/>
+          <w:noProof/>
+          <w:lang w:eastAsia="cs-CZ"/>
+        </w:rPr>
+        <w:t xml:space="preserve"> se dnes skutečně lze na trhu práce setkat</w:t>
+      </w:r>
+      <w:r>
+        <w:rPr>
+          <w:rFonts w:ascii="Times New Roman" w:eastAsia="Times New Roman" w:hAnsi="Times New Roman" w:cs="Times New Roman"/>
+          <w:noProof/>
+          <w:lang w:eastAsia="cs-CZ"/>
+        </w:rPr>
+        <w:t xml:space="preserve"> je</w:t>
+      </w:r>
+      <w:r>
+        <w:rPr>
+          <w:rFonts w:ascii="Times New Roman" w:eastAsia="Times New Roman" w:hAnsi="Times New Roman" w:cs="Times New Roman"/>
+          <w:noProof/>
+          <w:lang w:eastAsia="cs-CZ"/>
+        </w:rPr>
+        <w:t xml:space="preserve"> </w:t>
+      </w:r>
+      <w:r>
+        <w:rPr>
+          <w:rFonts w:ascii="Times New Roman" w:eastAsia="Times New Roman" w:hAnsi="Times New Roman" w:cs="Times New Roman"/>
+          <w:noProof/>
+          <w:lang w:eastAsia="cs-CZ"/>
+        </w:rPr>
+        <w:t xml:space="preserve">postupná transformace a rozdíl ve obsahu a složení aktivit v zaměstnání (task composition) uvnitř daného povolání spíše než celkové eliminaci pracovních míst. To popisuje také Engberg ve studii o poznatcích s transformací německého trhu práce, a právě úkonů zaměstnanců a složení pracovních činností v souvislosti s AI. Jak Engberg et al. (2025) </w:t>
+      </w:r>
+      <w:r>
+        <w:rPr>
+          <w:rFonts w:ascii="Times New Roman" w:eastAsia="Times New Roman" w:hAnsi="Times New Roman" w:cs="Times New Roman"/>
+          <w:noProof/>
+          <w:lang w:eastAsia="cs-CZ"/>
+        </w:rPr>
+        <w:t>dokládá z dat ze své studie</w:t>
+      </w:r>
+      <w:r>
+        <w:rPr>
+          <w:rFonts w:ascii="Times New Roman" w:eastAsia="Times New Roman" w:hAnsi="Times New Roman" w:cs="Times New Roman"/>
+          <w:noProof/>
+          <w:lang w:eastAsia="cs-CZ"/>
+        </w:rPr>
+        <w:t>, znalostní úkoly rostou, manuální klesají.</w:t>
+      </w:r>
+    </w:p>
+    <w:p>
+      <w:pPr>
         <w:spacing w:before="100" w:beforeAutospacing="1" w:after="100" w:afterAutospacing="1"/>
         <w:rPr>
           <w:rFonts w:ascii="Times New Roman" w:eastAsia="Times New Roman" w:hAnsi="Times New Roman" w:cs="Times New Roman"/>
           <w:noProof/>
-          <w:color w:val="EE0000"/>
-          <w:lang w:eastAsia="cs-CZ"/>
-        </w:rPr>
-      </w:pPr>
-      <w:r>
-        <w:rPr>
-          <w:rFonts w:ascii="Times New Roman" w:eastAsia="Times New Roman" w:hAnsi="Times New Roman" w:cs="Times New Roman"/>
-          <w:noProof/>
-          <w:color w:val="EE0000"/>
-          <w:lang w:eastAsia="cs-CZ"/>
-        </w:rPr>
-        <w:t>Jak technologie mění kompozici úkolů uvnitř povolání</w:t>
-      </w:r>
-    </w:p>
-    <w:p>
-      <w:pPr>
-        <w:pStyle w:val="Heading3"/>
-        <w:numPr>
-          <w:ilvl w:val="0"/>
-          <w:numId w:val="0"/>
-        </w:numPr>
-        <w:ind w:left="720" w:hanging="720"/>
-        <w:rPr>
-          <w:rFonts w:eastAsia="Times New Roman"/>
-          <w:noProof/>
-          <w:lang w:eastAsia="cs-CZ"/>
-        </w:rPr>
-      </w:pPr>
-      <w:bookmarkStart w:id="25" w:name="_Toc223344250"/>
-      <w:r>
-        <w:rPr>
-          <w:rFonts w:eastAsia="Times New Roman"/>
-          <w:noProof/>
-          <w:lang w:eastAsia="cs-CZ"/>
-        </w:rPr>
-        <w:t>Transformace pracovního trhu</w:t>
+          <w:color w:val="ED7D31" w:themeColor="accent2"/>
+          <w:lang w:eastAsia="cs-CZ"/>
+        </w:rPr>
+      </w:pPr>
+      <w:r>
+        <w:rPr>
+          <w:rFonts w:ascii="Times New Roman" w:eastAsia="Times New Roman" w:hAnsi="Times New Roman" w:cs="Times New Roman"/>
+          <w:noProof/>
+          <w:lang w:eastAsia="cs-CZ"/>
+        </w:rPr>
+        <w:t>Vhodné je zmínit také</w:t>
+      </w:r>
+      <w:r>
+        <w:rPr>
+          <w:rFonts w:ascii="Times New Roman" w:eastAsia="Times New Roman" w:hAnsi="Times New Roman" w:cs="Times New Roman"/>
+          <w:noProof/>
+          <w:lang w:eastAsia="cs-CZ"/>
+        </w:rPr>
+        <w:t xml:space="preserve"> hypotézy z již 90. let o tzv. Skill Based Technological </w:t>
+      </w:r>
+      <w:proofErr w:type="gramStart"/>
+      <w:r>
+        <w:rPr>
+          <w:rFonts w:ascii="Times New Roman" w:eastAsia="Times New Roman" w:hAnsi="Times New Roman" w:cs="Times New Roman"/>
+          <w:noProof/>
+          <w:lang w:eastAsia="cs-CZ"/>
+        </w:rPr>
+        <w:t>Change</w:t>
+      </w:r>
+      <w:r>
+        <w:rPr>
+          <w:rFonts w:ascii="Times New Roman" w:eastAsia="Times New Roman" w:hAnsi="Times New Roman" w:cs="Times New Roman"/>
+          <w:noProof/>
+          <w:lang w:eastAsia="cs-CZ"/>
+        </w:rPr>
+        <w:t xml:space="preserve"> </w:t>
+      </w:r>
+      <w:r>
+        <w:rPr>
+          <w:rFonts w:ascii="Times New Roman" w:eastAsia="Times New Roman" w:hAnsi="Times New Roman" w:cs="Times New Roman"/>
+          <w:noProof/>
+          <w:lang w:eastAsia="cs-CZ"/>
+        </w:rPr>
+        <w:t xml:space="preserve"> </w:t>
+      </w:r>
+      <w:r>
+        <w:t>(</w:t>
+      </w:r>
+      <w:proofErr w:type="gramEnd"/>
+      <w:r>
+        <w:t xml:space="preserve">přeloženo </w:t>
+      </w:r>
+      <w:r>
+        <w:t>technologické změně vychýlené ve prospěch kvalifikovaných)</w:t>
+      </w:r>
+      <w:r>
+        <w:rPr>
+          <w:rFonts w:ascii="Google Sans Text" w:hAnsi="Google Sans Text"/>
+          <w:color w:val="303030"/>
+          <w:shd w:val="clear" w:color="auto" w:fill="FFFFFF"/>
+        </w:rPr>
+        <w:t xml:space="preserve"> </w:t>
+      </w:r>
+      <w:r>
+        <w:rPr>
+          <w:rFonts w:ascii="Times New Roman" w:eastAsia="Times New Roman" w:hAnsi="Times New Roman" w:cs="Times New Roman"/>
+          <w:noProof/>
+          <w:lang w:eastAsia="cs-CZ"/>
+        </w:rPr>
+        <w:t xml:space="preserve">na </w:t>
+      </w:r>
+      <w:r>
+        <w:rPr>
+          <w:rFonts w:ascii="Times New Roman" w:eastAsia="Times New Roman" w:hAnsi="Times New Roman" w:cs="Times New Roman"/>
+          <w:noProof/>
+          <w:lang w:eastAsia="cs-CZ"/>
+        </w:rPr>
+        <w:t>amerického pracovního trhu</w:t>
+      </w:r>
+      <w:r>
+        <w:rPr>
+          <w:rFonts w:ascii="Times New Roman" w:eastAsia="Times New Roman" w:hAnsi="Times New Roman" w:cs="Times New Roman"/>
+          <w:noProof/>
+          <w:lang w:eastAsia="cs-CZ"/>
+        </w:rPr>
+        <w:t>, tedy že nové technologie více zvyšují mezní produktivitu, zaměstnanost a tímpadem i platy více dovedným zaměstanncům relativně oproti těm méně dovedným</w:t>
+      </w:r>
+      <w:r>
+        <w:rPr>
+          <w:rFonts w:ascii="Times New Roman" w:eastAsia="Times New Roman" w:hAnsi="Times New Roman" w:cs="Times New Roman"/>
+          <w:noProof/>
+          <w:lang w:eastAsia="cs-CZ"/>
+        </w:rPr>
+        <w:t>.</w:t>
+      </w:r>
+      <w:r>
+        <w:rPr>
+          <w:rFonts w:ascii="Times New Roman" w:eastAsia="Times New Roman" w:hAnsi="Times New Roman" w:cs="Times New Roman"/>
+          <w:noProof/>
+          <w:lang w:eastAsia="cs-CZ"/>
+        </w:rPr>
+        <w:t xml:space="preserve"> </w:t>
+      </w:r>
+      <w:bookmarkStart w:id="25" w:name="_Hlk222838524"/>
+      <w:r>
+        <w:rPr>
+          <w:rFonts w:ascii="Times New Roman" w:eastAsia="Times New Roman" w:hAnsi="Times New Roman" w:cs="Times New Roman"/>
+          <w:noProof/>
+          <w:lang w:eastAsia="cs-CZ"/>
+        </w:rPr>
+        <w:t xml:space="preserve">Lehce automatizovatelné pracovní úkony jsou čím dál častěji možny nahradit technologiemi, a proto poptávka po těchto lidech a jejich platu klesá, což vytváří mzdové rozdíly a polarizaci pracovního trhu s malou poptávkou na středně placené rutinní práce. </w:t>
+      </w:r>
+      <w:r>
+        <w:rPr>
+          <w:rFonts w:ascii="Times New Roman" w:eastAsia="Times New Roman" w:hAnsi="Times New Roman" w:cs="Times New Roman"/>
+          <w:noProof/>
+          <w:lang w:eastAsia="cs-CZ"/>
+        </w:rPr>
+        <w:t>Polarizací trhu práce se více zabýval</w:t>
+      </w:r>
+      <w:bookmarkStart w:id="26" w:name="_Hlk223101904"/>
+      <w:r>
+        <w:rPr>
+          <w:rFonts w:ascii="Times New Roman" w:eastAsia="Times New Roman" w:hAnsi="Times New Roman" w:cs="Times New Roman"/>
+          <w:noProof/>
+          <w:lang w:eastAsia="cs-CZ"/>
+        </w:rPr>
+        <w:t xml:space="preserve"> Goos &amp;</w:t>
+      </w:r>
+      <w:bookmarkStart w:id="27" w:name="_Hlk222838506"/>
+      <w:r>
+        <w:rPr>
+          <w:rFonts w:ascii="Times New Roman" w:eastAsia="Times New Roman" w:hAnsi="Times New Roman" w:cs="Times New Roman"/>
+          <w:noProof/>
+          <w:lang w:eastAsia="cs-CZ"/>
+        </w:rPr>
+        <w:t xml:space="preserve"> Manning</w:t>
+      </w:r>
+      <w:bookmarkEnd w:id="27"/>
+      <w:r>
+        <w:rPr>
+          <w:rFonts w:ascii="Times New Roman" w:eastAsia="Times New Roman" w:hAnsi="Times New Roman" w:cs="Times New Roman"/>
+          <w:noProof/>
+          <w:lang w:eastAsia="cs-CZ"/>
+        </w:rPr>
+        <w:t xml:space="preserve"> (200</w:t>
+      </w:r>
+      <w:bookmarkEnd w:id="26"/>
+      <w:r>
+        <w:rPr>
+          <w:rFonts w:ascii="Times New Roman" w:eastAsia="Times New Roman" w:hAnsi="Times New Roman" w:cs="Times New Roman"/>
+          <w:noProof/>
+          <w:lang w:eastAsia="cs-CZ"/>
+        </w:rPr>
+        <w:t xml:space="preserve">7) a také David Autor, 2015. Zpochybňují, že by technologický pokrok pomáhal výhradně kvalifikovaným pracovníkům. Místo toho prosazují právě hypotézu rutinizace. Moderní technologie tak nahrazují především středně placená zaměstnání založená na opakujících se úkonech. </w:t>
+      </w:r>
+      <w:bookmarkStart w:id="28" w:name="_Hlk223798054"/>
+      <w:r>
+        <w:rPr>
+          <w:rFonts w:ascii="Times New Roman" w:eastAsia="Times New Roman" w:hAnsi="Times New Roman" w:cs="Times New Roman"/>
+          <w:noProof/>
+          <w:lang w:eastAsia="cs-CZ"/>
+        </w:rPr>
+        <w:t>Poptávka po špatně i dobře placených pozicích tak s převahou nerutinní práce roste.</w:t>
       </w:r>
       <w:bookmarkEnd w:id="25"/>
-    </w:p>
-    <w:p>
-      <w:pPr>
-        <w:rPr>
-          <w:noProof/>
-          <w:lang w:eastAsia="cs-CZ"/>
-        </w:rPr>
-      </w:pPr>
-      <w:r>
-        <w:rPr>
-          <w:noProof/>
-          <w:lang w:eastAsia="cs-CZ"/>
-        </w:rPr>
-        <w:t>Je jisté, že pracovní trh se s příchodem AI začal transformovat, nelze však stále zcela značně předpovědět, jakým směrem se bude tato transformace v dalších několika letech ubírat. Vzhledem k tomu, že AI tady již nějakou dobu je, je možné však nahlídnout na dosavadní proměny a usoudit z toho směr a tvar, který by se mohl v budoucnosti nabýt.</w:t>
-      </w:r>
-    </w:p>
-    <w:p>
-      <w:pPr>
-        <w:spacing w:before="100" w:beforeAutospacing="1" w:after="100" w:afterAutospacing="1"/>
-        <w:rPr>
-          <w:rFonts w:ascii="Times New Roman" w:eastAsia="Times New Roman" w:hAnsi="Times New Roman" w:cs="Times New Roman"/>
-          <w:noProof/>
-          <w:lang w:eastAsia="cs-CZ"/>
-        </w:rPr>
-      </w:pPr>
-      <w:r>
-        <w:rPr>
-          <w:rFonts w:ascii="Times New Roman" w:eastAsia="Times New Roman" w:hAnsi="Times New Roman" w:cs="Times New Roman"/>
-          <w:noProof/>
-          <w:lang w:eastAsia="cs-CZ"/>
-        </w:rPr>
-        <w:t xml:space="preserve">Jedním z hlavních témat jsou obavy z technologické nezaměstnanosti kvůli příchodu AI a automatizace. Dle </w:t>
-      </w:r>
-      <w:bookmarkStart w:id="26" w:name="_Hlk222998939"/>
-      <w:r>
-        <w:rPr>
-          <w:rFonts w:ascii="Times New Roman" w:eastAsia="Times New Roman" w:hAnsi="Times New Roman" w:cs="Times New Roman"/>
-          <w:noProof/>
-          <w:lang w:eastAsia="cs-CZ"/>
-        </w:rPr>
-        <w:t>Frey &amp; Osborne</w:t>
-      </w:r>
-      <w:bookmarkEnd w:id="26"/>
-      <w:r>
-        <w:rPr>
-          <w:rFonts w:ascii="Times New Roman" w:eastAsia="Times New Roman" w:hAnsi="Times New Roman" w:cs="Times New Roman"/>
-          <w:noProof/>
-          <w:lang w:eastAsia="cs-CZ"/>
-        </w:rPr>
-        <w:t xml:space="preserve"> (2013) je 47 % amerických pracovních míst přímo ohroženo automatizací. Frey &amp; Osborne ve studii tvrdí, že zaniknou tisícovky pracovních míst a lidé budou nahraditelní stroji (v tomto případě konkrétně umělou inteligencí), obdobně jako po příchodu průmyslové revoluce. Proto je </w:t>
-      </w:r>
-      <w:r>
-        <w:rPr>
-          <w:rFonts w:ascii="Times New Roman" w:eastAsia="Times New Roman" w:hAnsi="Times New Roman" w:cs="Times New Roman"/>
-          <w:noProof/>
-          <w:lang w:eastAsia="cs-CZ"/>
-        </w:rPr>
-        <w:t xml:space="preserve">v této práci </w:t>
-      </w:r>
-      <w:r>
-        <w:rPr>
-          <w:rFonts w:ascii="Times New Roman" w:eastAsia="Times New Roman" w:hAnsi="Times New Roman" w:cs="Times New Roman"/>
-          <w:noProof/>
-          <w:lang w:eastAsia="cs-CZ"/>
+      <w:r>
+        <w:rPr>
+          <w:rFonts w:ascii="Times New Roman" w:eastAsia="Times New Roman" w:hAnsi="Times New Roman" w:cs="Times New Roman"/>
+          <w:noProof/>
+          <w:lang w:eastAsia="cs-CZ"/>
+        </w:rPr>
+        <w:t xml:space="preserve"> (goos maning, 2007)</w:t>
+      </w:r>
+      <w:bookmarkEnd w:id="28"/>
+    </w:p>
+    <w:p>
+      <w:pPr>
+        <w:rPr>
+          <w:noProof/>
+          <w:shd w:val="clear" w:color="auto" w:fill="FFFFFF"/>
+        </w:rPr>
+      </w:pPr>
+      <w:bookmarkStart w:id="29" w:name="_Hlk222999740"/>
+      <w:r>
+        <w:rPr>
+          <w:noProof/>
+          <w:shd w:val="clear" w:color="auto" w:fill="FFFFFF"/>
         </w:rPr>
         <w:lastRenderedPageBreak/>
-        <w:t>důležité se na tuto historickou událost podívat a dobře ji analyzovat, aby to bylo možné porovnat s tím, co se děje na trhu dnes.</w:t>
-      </w:r>
-    </w:p>
-    <w:p>
-      <w:pPr>
-        <w:spacing w:before="100" w:beforeAutospacing="1" w:after="100" w:afterAutospacing="1"/>
-        <w:rPr>
-          <w:rFonts w:ascii="Times New Roman" w:eastAsia="Times New Roman" w:hAnsi="Times New Roman" w:cs="Times New Roman"/>
-          <w:noProof/>
-          <w:lang w:eastAsia="cs-CZ"/>
-        </w:rPr>
-      </w:pPr>
-      <w:r>
-        <w:rPr>
-          <w:rFonts w:ascii="Times New Roman" w:eastAsia="Times New Roman" w:hAnsi="Times New Roman" w:cs="Times New Roman"/>
-          <w:noProof/>
-          <w:lang w:eastAsia="cs-CZ"/>
-        </w:rPr>
-        <w:t>R</w:t>
-      </w:r>
-      <w:r>
-        <w:rPr>
-          <w:rFonts w:ascii="Times New Roman" w:eastAsia="Times New Roman" w:hAnsi="Times New Roman" w:cs="Times New Roman"/>
-          <w:noProof/>
-          <w:lang w:eastAsia="cs-CZ"/>
-        </w:rPr>
-        <w:t>ealističtější náhled, se kterým se spíše v realitě na trhu práce, a to postupná transformace a rozdíl ve obsahu</w:t>
-      </w:r>
-      <w:r>
-        <w:rPr>
-          <w:rFonts w:ascii="Times New Roman" w:eastAsia="Times New Roman" w:hAnsi="Times New Roman" w:cs="Times New Roman"/>
-          <w:noProof/>
-          <w:lang w:eastAsia="cs-CZ"/>
-        </w:rPr>
-        <w:t xml:space="preserve"> a složení aktivit v zaměstnání (task composition) uvnitř daného povolání spíše než celkové eliminaci pracovních míst. To popisuje také Engberg ve studii o poznatcích s transformací německého trhu práce, a právě úkonů zaměstnanců a složení pracovních činností v souvislosti s AI. Jak Engberg et al. (2025) popisuje, znalostní úkoly rostou, manuální klesají.</w:t>
-      </w:r>
-    </w:p>
-    <w:p>
-      <w:pPr>
-        <w:spacing w:before="100" w:beforeAutospacing="1" w:after="100" w:afterAutospacing="1"/>
-        <w:rPr>
-          <w:rFonts w:ascii="Times New Roman" w:eastAsia="Times New Roman" w:hAnsi="Times New Roman" w:cs="Times New Roman"/>
-          <w:noProof/>
-          <w:lang w:eastAsia="cs-CZ"/>
-        </w:rPr>
-      </w:pPr>
-      <w:r>
-        <w:rPr>
-          <w:rFonts w:ascii="Times New Roman" w:eastAsia="Times New Roman" w:hAnsi="Times New Roman" w:cs="Times New Roman"/>
-          <w:noProof/>
-          <w:lang w:eastAsia="cs-CZ"/>
-        </w:rPr>
-        <w:t xml:space="preserve">Skeptický pohled první zmíněné studie poměrně značně vyvrací novější práce na téma rizik automatizací pracovních </w:t>
-      </w:r>
-      <w:r>
-        <w:rPr>
-          <w:noProof/>
-        </w:rPr>
-        <w:t xml:space="preserve">míst v zemích OECD z roku 2016. V této studii se zaměřuje a podrobně analyzuje riziko automatizace pracovních míst ve 21 vyspělých zemích. </w:t>
-      </w:r>
-      <w:r>
-        <w:rPr>
-          <w:rFonts w:ascii="Times New Roman" w:eastAsia="Times New Roman" w:hAnsi="Times New Roman" w:cs="Times New Roman"/>
-          <w:noProof/>
-          <w:lang w:eastAsia="cs-CZ"/>
-        </w:rPr>
-        <w:t>Kritika předchozího prvního pohledu je především, že bylo pozorován povolání (např. účetní, právník, řidič) pouze jako celek a hodnotilo se, s jakou pravděpodobností je daná profese jako celek plně nahraditelná strojem. Tento přístup předpovídal masivní nezaměstnanost.</w:t>
-      </w:r>
-    </w:p>
-    <w:p>
-      <w:pPr>
-        <w:spacing w:before="100" w:beforeAutospacing="1" w:after="100" w:afterAutospacing="1"/>
-        <w:rPr>
-          <w:noProof/>
-        </w:rPr>
-      </w:pPr>
-      <w:r>
-        <w:rPr>
-          <w:noProof/>
-        </w:rPr>
-        <w:t>Je zde kritizován především nadhodnocování hrozeb a zavádějí přesnější přístup založený na konkrétních úkolech, jenž zohledňuje různorodost činností v rámci stejných profesí. Výzkum odhaduje, že plně automatizovatelných míst na trhu práce je pouze 9 %, což je oproti 47 % výrazně nižší odhad. Výsledky se liší mezi státy v závislosti na organizaci práce a vzdělávání. Také zdůrazňují, že technologický pokrok sice nezpůsobí masovou nezaměstnanost, ale výrazně zasáhne hlavně méně kvalifikované pracovníky. Hlavní výzvou by tak neměl být nedostatek práce, nýbrž rostoucí sociální nerovnost a nutnost rekvalifikace méně kvalifikovaných pracovníků na trhu práce. Studie poukazuje také na ekonomické, právní a společenské faktory, které proces nahrazování lidí technologiemi dále zpomalují.</w:t>
-      </w:r>
-    </w:p>
-    <w:p>
-      <w:pPr>
+        <w:t xml:space="preserve">Koncept nutnosti oddělovat člověka a jeho dovednosti od úkolů, tedy toho, co skutečně provádí, </w:t>
+      </w:r>
+      <w:r>
         <w:rPr>
           <w:noProof/>
           <w:shd w:val="clear" w:color="auto" w:fill="FFFFFF"/>
         </w:rPr>
-      </w:pPr>
-      <w:bookmarkStart w:id="27" w:name="_Hlk222999740"/>
+        <w:t>detailně</w:t>
+      </w:r>
       <w:r>
         <w:rPr>
           <w:noProof/>
           <w:shd w:val="clear" w:color="auto" w:fill="FFFFFF"/>
         </w:rPr>
-        <w:t xml:space="preserve">Koncept nutnosti oddělovat člověka a jeho dovednosti od úkolů, tedy toho, co skutečně provádí, </w:t>
+        <w:t xml:space="preserve"> </w:t>
       </w:r>
       <w:r>
         <w:rPr>
           <w:noProof/>
           <w:shd w:val="clear" w:color="auto" w:fill="FFFFFF"/>
         </w:rPr>
-        <w:t xml:space="preserve">poprvé vymysleli </w:t>
+        <w:t xml:space="preserve">popsali </w:t>
       </w:r>
       <w:r>
         <w:rPr>
           <w:noProof/>
           <w:shd w:val="clear" w:color="auto" w:fill="FFFFFF"/>
         </w:rPr>
-        <w:t>ekonomové Autor, D. H., Levy, F., &amp; Murnane, R. J. (2003) a detailně</w:t>
+        <w:t>ekonomové Autor, D. H., Levy, F., &amp; Murnane, R. J. (2003) ve</w:t>
       </w:r>
       <w:r>
         <w:rPr>
           <w:noProof/>
           <w:shd w:val="clear" w:color="auto" w:fill="FFFFFF"/>
         </w:rPr>
-        <w:t xml:space="preserve"> popsali</w:t>
+        <w:t xml:space="preserve"> své</w:t>
       </w:r>
       <w:r>
         <w:rPr>
           <w:noProof/>
           <w:shd w:val="clear" w:color="auto" w:fill="FFFFFF"/>
         </w:rPr>
-        <w:t xml:space="preserve"> ve studii The skill content of recent technological change: An empirical exploration. The Quarterly Journal of Economics. (tzv. ALM model). Model na datech 1960–1998 vysvětlil ~60 % posunu poptávky ve prospěch vzdělané pracovní </w:t>
-      </w:r>
-      <w:r>
+        <w:t xml:space="preserve"> studii The skill content of recent technological change: An empirical exploration. The Quarterly Journal of Economics. (tzv. ALM model). Model na datech 1960–1998 vysvětlil 60% posun poptávky ve prospěch vzdělané pracovní síly. Místo otázek, jaké dovednosti pracovník má se začali ptát spíše jaké konkrétní úkoly jeho práce obnáší.</w:t>
+      </w:r>
+    </w:p>
+    <w:p>
+      <w:pPr>
         <w:rPr>
           <w:noProof/>
           <w:shd w:val="clear" w:color="auto" w:fill="FFFFFF"/>
         </w:rPr>
-        <w:lastRenderedPageBreak/>
-        <w:t>síly. Místo otázek, jaké dovednosti pracovník má se začali ptát spíše jaké konkrétní úkoly jeho práce obnáší.</w:t>
-      </w:r>
-    </w:p>
-    <w:p>
-      <w:pPr>
-        <w:spacing w:before="100" w:beforeAutospacing="1" w:after="100" w:afterAutospacing="1"/>
-        <w:rPr>
-          <w:rFonts w:ascii="Times New Roman" w:eastAsia="Times New Roman" w:hAnsi="Times New Roman" w:cs="Times New Roman"/>
-          <w:noProof/>
-          <w:lang w:eastAsia="cs-CZ"/>
-        </w:rPr>
-      </w:pPr>
-      <w:bookmarkStart w:id="28" w:name="_Hlk222838524"/>
-      <w:bookmarkStart w:id="29" w:name="_Hlk223004839"/>
-      <w:r>
-        <w:rPr>
-          <w:rFonts w:ascii="Times New Roman" w:eastAsia="Times New Roman" w:hAnsi="Times New Roman" w:cs="Times New Roman"/>
-          <w:noProof/>
-          <w:lang w:eastAsia="cs-CZ"/>
-        </w:rPr>
-        <w:t>Polarizací trhu práce se více zabýval</w:t>
-      </w:r>
-      <w:bookmarkStart w:id="30" w:name="_Hlk223101904"/>
-      <w:r>
-        <w:rPr>
-          <w:rFonts w:ascii="Times New Roman" w:eastAsia="Times New Roman" w:hAnsi="Times New Roman" w:cs="Times New Roman"/>
-          <w:noProof/>
-          <w:lang w:eastAsia="cs-CZ"/>
+      </w:pPr>
+      <w:bookmarkStart w:id="30" w:name="_Hlk223004839"/>
+      <w:bookmarkStart w:id="31" w:name="_Hlk223109938"/>
+      <w:r>
+        <w:rPr>
+          <w:noProof/>
+          <w:shd w:val="clear" w:color="auto" w:fill="FFFFFF"/>
+        </w:rPr>
+        <w:t>O</w:t>
+      </w:r>
+      <w:r>
+        <w:rPr>
+          <w:noProof/>
+          <w:shd w:val="clear" w:color="auto" w:fill="FFFFFF"/>
+        </w:rPr>
+        <w:t>pět se o</w:t>
+      </w:r>
+      <w:r>
+        <w:rPr>
+          <w:noProof/>
+          <w:shd w:val="clear" w:color="auto" w:fill="FFFFFF"/>
+        </w:rPr>
+        <w:t>dkazují a potvrzují tzv. „routinization hypothesis", tedy hypotézu, že</w:t>
+      </w:r>
+      <w:r>
+        <w:rPr>
+          <w:noProof/>
+          <w:shd w:val="clear" w:color="auto" w:fill="FFFFFF"/>
+        </w:rPr>
+        <w:t xml:space="preserve"> konkrétně </w:t>
+      </w:r>
+      <w:r>
+        <w:rPr>
+          <w:noProof/>
+          <w:shd w:val="clear" w:color="auto" w:fill="FFFFFF"/>
+        </w:rPr>
+        <w:t xml:space="preserve">IT technologie substituují práci v rutinních úkolech, </w:t>
+      </w:r>
+      <w:r>
+        <w:rPr>
+          <w:noProof/>
+          <w:shd w:val="clear" w:color="auto" w:fill="FFFFFF"/>
+        </w:rPr>
+        <w:t xml:space="preserve">a to jak v </w:t>
+      </w:r>
+      <w:r>
+        <w:rPr>
+          <w:noProof/>
+          <w:shd w:val="clear" w:color="auto" w:fill="FFFFFF"/>
+        </w:rPr>
+        <w:t>kognitivních</w:t>
+      </w:r>
+      <w:r>
+        <w:rPr>
+          <w:noProof/>
+          <w:shd w:val="clear" w:color="auto" w:fill="FFFFFF"/>
+        </w:rPr>
+        <w:t xml:space="preserve"> rutinních</w:t>
+      </w:r>
+      <w:r>
+        <w:rPr>
+          <w:noProof/>
+          <w:shd w:val="clear" w:color="auto" w:fill="FFFFFF"/>
+        </w:rPr>
+        <w:t>, tak</w:t>
+      </w:r>
+      <w:r>
+        <w:rPr>
+          <w:noProof/>
+          <w:shd w:val="clear" w:color="auto" w:fill="FFFFFF"/>
         </w:rPr>
         <w:t xml:space="preserve"> </w:t>
       </w:r>
       <w:r>
         <w:rPr>
-          <w:rFonts w:ascii="Times New Roman" w:eastAsia="Times New Roman" w:hAnsi="Times New Roman" w:cs="Times New Roman"/>
-          <w:noProof/>
-          <w:lang w:eastAsia="cs-CZ"/>
-        </w:rPr>
-        <w:t>G</w:t>
-      </w:r>
-      <w:r>
-        <w:rPr>
-          <w:rFonts w:ascii="Times New Roman" w:eastAsia="Times New Roman" w:hAnsi="Times New Roman" w:cs="Times New Roman"/>
-          <w:noProof/>
-          <w:lang w:eastAsia="cs-CZ"/>
-        </w:rPr>
-        <w:t>oos &amp;</w:t>
-      </w:r>
-      <w:bookmarkStart w:id="31" w:name="_Hlk222838506"/>
-      <w:r>
-        <w:rPr>
-          <w:rFonts w:ascii="Times New Roman" w:eastAsia="Times New Roman" w:hAnsi="Times New Roman" w:cs="Times New Roman"/>
-          <w:noProof/>
-          <w:lang w:eastAsia="cs-CZ"/>
-        </w:rPr>
-        <w:t xml:space="preserve"> M</w:t>
-      </w:r>
-      <w:r>
-        <w:rPr>
-          <w:rFonts w:ascii="Times New Roman" w:eastAsia="Times New Roman" w:hAnsi="Times New Roman" w:cs="Times New Roman"/>
-          <w:noProof/>
-          <w:lang w:eastAsia="cs-CZ"/>
-        </w:rPr>
-        <w:t>anning</w:t>
-      </w:r>
-      <w:bookmarkEnd w:id="31"/>
-      <w:r>
-        <w:rPr>
-          <w:rFonts w:ascii="Times New Roman" w:eastAsia="Times New Roman" w:hAnsi="Times New Roman" w:cs="Times New Roman"/>
-          <w:noProof/>
-          <w:lang w:eastAsia="cs-CZ"/>
-        </w:rPr>
-        <w:t xml:space="preserve"> (</w:t>
-      </w:r>
-      <w:r>
-        <w:rPr>
-          <w:rFonts w:ascii="Times New Roman" w:eastAsia="Times New Roman" w:hAnsi="Times New Roman" w:cs="Times New Roman"/>
-          <w:noProof/>
-          <w:lang w:eastAsia="cs-CZ"/>
-        </w:rPr>
-        <w:t>200</w:t>
-      </w:r>
-      <w:bookmarkEnd w:id="30"/>
-      <w:r>
-        <w:rPr>
-          <w:rFonts w:ascii="Times New Roman" w:eastAsia="Times New Roman" w:hAnsi="Times New Roman" w:cs="Times New Roman"/>
-          <w:noProof/>
-          <w:lang w:eastAsia="cs-CZ"/>
-        </w:rPr>
-        <w:t xml:space="preserve">7) a </w:t>
-      </w:r>
-      <w:r>
-        <w:rPr>
-          <w:rFonts w:ascii="Times New Roman" w:eastAsia="Times New Roman" w:hAnsi="Times New Roman" w:cs="Times New Roman"/>
-          <w:noProof/>
-          <w:lang w:eastAsia="cs-CZ"/>
-        </w:rPr>
-        <w:t>také David Autor, 2015</w:t>
-      </w:r>
-      <w:r>
-        <w:rPr>
-          <w:rFonts w:ascii="Times New Roman" w:eastAsia="Times New Roman" w:hAnsi="Times New Roman" w:cs="Times New Roman"/>
-          <w:noProof/>
-          <w:lang w:eastAsia="cs-CZ"/>
-        </w:rPr>
-        <w:t>. Z</w:t>
-      </w:r>
-      <w:r>
-        <w:rPr>
-          <w:rFonts w:ascii="Times New Roman" w:eastAsia="Times New Roman" w:hAnsi="Times New Roman" w:cs="Times New Roman"/>
-          <w:noProof/>
-          <w:lang w:eastAsia="cs-CZ"/>
-        </w:rPr>
-        <w:t xml:space="preserve">pochybňují, že </w:t>
-      </w:r>
-      <w:r>
-        <w:rPr>
-          <w:rFonts w:ascii="Times New Roman" w:eastAsia="Times New Roman" w:hAnsi="Times New Roman" w:cs="Times New Roman"/>
-          <w:noProof/>
-          <w:lang w:eastAsia="cs-CZ"/>
-        </w:rPr>
-        <w:t xml:space="preserve">by </w:t>
-      </w:r>
-      <w:r>
-        <w:rPr>
-          <w:rFonts w:ascii="Times New Roman" w:eastAsia="Times New Roman" w:hAnsi="Times New Roman" w:cs="Times New Roman"/>
-          <w:noProof/>
-          <w:lang w:eastAsia="cs-CZ"/>
-        </w:rPr>
-        <w:t>technologický pokrok pomáh</w:t>
-      </w:r>
-      <w:r>
-        <w:rPr>
-          <w:rFonts w:ascii="Times New Roman" w:eastAsia="Times New Roman" w:hAnsi="Times New Roman" w:cs="Times New Roman"/>
-          <w:noProof/>
-          <w:lang w:eastAsia="cs-CZ"/>
-        </w:rPr>
-        <w:t>al</w:t>
-      </w:r>
-      <w:r>
-        <w:rPr>
-          <w:rFonts w:ascii="Times New Roman" w:eastAsia="Times New Roman" w:hAnsi="Times New Roman" w:cs="Times New Roman"/>
-          <w:noProof/>
-          <w:lang w:eastAsia="cs-CZ"/>
+          <w:noProof/>
+          <w:shd w:val="clear" w:color="auto" w:fill="FFFFFF"/>
+        </w:rPr>
+        <w:t xml:space="preserve">manuálních </w:t>
+      </w:r>
+      <w:r>
+        <w:rPr>
+          <w:noProof/>
+          <w:shd w:val="clear" w:color="auto" w:fill="FFFFFF"/>
+        </w:rPr>
+        <w:t>rutinní činnostech.</w:t>
+      </w:r>
+      <w:r>
+        <w:rPr>
+          <w:rFonts w:ascii="Cambria" w:hAnsi="Cambria" w:cs="Apple Color Emoji"/>
+          <w:noProof/>
+          <w:shd w:val="clear" w:color="auto" w:fill="FFFFFF"/>
         </w:rPr>
         <w:t xml:space="preserve"> </w:t>
       </w:r>
       <w:r>
         <w:rPr>
-          <w:rFonts w:ascii="Times New Roman" w:eastAsia="Times New Roman" w:hAnsi="Times New Roman" w:cs="Times New Roman"/>
-          <w:noProof/>
-          <w:lang w:eastAsia="cs-CZ"/>
-        </w:rPr>
-        <w:t>výhradně</w:t>
-      </w:r>
-      <w:r>
-        <w:rPr>
-          <w:rFonts w:ascii="Times New Roman" w:eastAsia="Times New Roman" w:hAnsi="Times New Roman" w:cs="Times New Roman"/>
-          <w:noProof/>
-          <w:lang w:eastAsia="cs-CZ"/>
-        </w:rPr>
-        <w:t xml:space="preserve"> kvalifikovaným pracovníkům</w:t>
-      </w:r>
-      <w:r>
-        <w:rPr>
-          <w:rFonts w:ascii="Times New Roman" w:eastAsia="Times New Roman" w:hAnsi="Times New Roman" w:cs="Times New Roman"/>
-          <w:noProof/>
-          <w:lang w:eastAsia="cs-CZ"/>
-        </w:rPr>
-        <w:t>. M</w:t>
-      </w:r>
-      <w:r>
-        <w:rPr>
-          <w:rFonts w:ascii="Times New Roman" w:eastAsia="Times New Roman" w:hAnsi="Times New Roman" w:cs="Times New Roman"/>
-          <w:noProof/>
-          <w:lang w:eastAsia="cs-CZ"/>
-        </w:rPr>
-        <w:t xml:space="preserve">ísto toho prosazují </w:t>
-      </w:r>
-      <w:r>
-        <w:rPr>
-          <w:rFonts w:ascii="Times New Roman" w:eastAsia="Times New Roman" w:hAnsi="Times New Roman" w:cs="Times New Roman"/>
-          <w:noProof/>
-          <w:lang w:eastAsia="cs-CZ"/>
-        </w:rPr>
-        <w:t xml:space="preserve">právě </w:t>
-      </w:r>
-      <w:r>
-        <w:rPr>
-          <w:rFonts w:ascii="Times New Roman" w:eastAsia="Times New Roman" w:hAnsi="Times New Roman" w:cs="Times New Roman"/>
-          <w:noProof/>
-          <w:lang w:eastAsia="cs-CZ"/>
-        </w:rPr>
-        <w:t>hypotézu rutinizace. Moderní technologie tak nahrazují především středně placená zaměstnání založená na opakujících se úkonech, zatímco poptávka po špatně i dobře placených pozicích s převahou nerutinní práce roste.</w:t>
-      </w:r>
-      <w:bookmarkEnd w:id="28"/>
-      <w:r>
-        <w:rPr>
-          <w:rFonts w:ascii="Times New Roman" w:eastAsia="Times New Roman" w:hAnsi="Times New Roman" w:cs="Times New Roman"/>
-          <w:noProof/>
-          <w:lang w:eastAsia="cs-CZ"/>
-        </w:rPr>
-        <w:t xml:space="preserve">  </w:t>
-      </w:r>
-    </w:p>
-    <w:p>
-      <w:pPr>
-        <w:rPr>
           <w:noProof/>
           <w:shd w:val="clear" w:color="auto" w:fill="FFFFFF"/>
         </w:rPr>
-      </w:pPr>
-      <w:bookmarkStart w:id="32" w:name="_Hlk223109938"/>
+        <w:t>Komplementuje, tedy zvyšuje produktivitu</w:t>
+      </w:r>
       <w:r>
         <w:rPr>
           <w:noProof/>
           <w:shd w:val="clear" w:color="auto" w:fill="FFFFFF"/>
         </w:rPr>
-        <w:t>Odkazují se na a potvrzují</w:t>
+        <w:t xml:space="preserve"> u </w:t>
       </w:r>
       <w:r>
         <w:rPr>
           <w:noProof/>
           <w:shd w:val="clear" w:color="auto" w:fill="FFFFFF"/>
         </w:rPr>
-        <w:t xml:space="preserve"> tzv</w:t>
+        <w:t>kognitivních</w:t>
       </w:r>
       <w:r>
         <w:rPr>
           <w:noProof/>
           <w:shd w:val="clear" w:color="auto" w:fill="FFFFFF"/>
         </w:rPr>
+        <w:t xml:space="preserve"> </w:t>
+      </w:r>
+      <w:r>
+        <w:rPr>
+          <w:noProof/>
+          <w:shd w:val="clear" w:color="auto" w:fill="FFFFFF"/>
+        </w:rPr>
+        <w:t>nerutinní</w:t>
+      </w:r>
+      <w:r>
+        <w:rPr>
+          <w:noProof/>
+          <w:shd w:val="clear" w:color="auto" w:fill="FFFFFF"/>
+        </w:rPr>
+        <w:t>ch činností</w:t>
+      </w:r>
+      <w:r>
+        <w:rPr>
+          <w:noProof/>
+          <w:shd w:val="clear" w:color="auto" w:fill="FFFFFF"/>
+        </w:rPr>
         <w:t xml:space="preserve">. </w:t>
       </w:r>
       <w:r>
@@ -9083,39 +9138,38 @@
           <w:noProof/>
           <w:shd w:val="clear" w:color="auto" w:fill="FFFFFF"/>
         </w:rPr>
-        <w:t>„routinization hypothesis"</w:t>
+        <w:t>U n</w:t>
       </w:r>
       <w:r>
         <w:rPr>
           <w:noProof/>
           <w:shd w:val="clear" w:color="auto" w:fill="FFFFFF"/>
         </w:rPr>
-        <w:t xml:space="preserve"> z ALM modelu, tedy </w:t>
+        <w:t>erutinní</w:t>
       </w:r>
       <w:r>
         <w:rPr>
           <w:noProof/>
           <w:shd w:val="clear" w:color="auto" w:fill="FFFFFF"/>
         </w:rPr>
-        <w:t>hypotéz</w:t>
+        <w:t>ch</w:t>
       </w:r>
       <w:r>
         <w:rPr>
           <w:noProof/>
           <w:shd w:val="clear" w:color="auto" w:fill="FFFFFF"/>
         </w:rPr>
-        <w:t>u</w:t>
+        <w:t xml:space="preserve"> činnosti</w:t>
       </w:r>
       <w:r>
         <w:rPr>
           <w:noProof/>
           <w:shd w:val="clear" w:color="auto" w:fill="FFFFFF"/>
         </w:rPr>
-        <w:t>, že IT technologie substituují práci v rutinních úkolech, konkrétně rutinních kognitivních a rutinní manuálních činnostech.</w:t>
-      </w:r>
-      <w:r>
-        <w:rPr>
-          <w:rFonts w:ascii="Cambria" w:hAnsi="Cambria" w:cs="Apple Color Emoji"/>
+        <w:t>, které jsou převážně manuální,</w:t>
+      </w:r>
+      <w:r>
+        <w:rPr>
           <w:noProof/>
           <w:shd w:val="clear" w:color="auto" w:fill="FFFFFF"/>
         </w:rPr>
@@ -9126,7 +9180,77 @@
           <w:noProof/>
           <w:shd w:val="clear" w:color="auto" w:fill="FFFFFF"/>
         </w:rPr>
-        <w:t>Komplementuje, tedy zvyšuje produktivitu, nerutinní kognitivní. Nerutinní manuální činnosti pak zatím nahradit nedokážou, zároveň u nich ani zásadně nezvyšují produktivitu.</w:t>
+        <w:t>tam zatím technologie</w:t>
+      </w:r>
+      <w:r>
+        <w:rPr>
+          <w:noProof/>
+          <w:shd w:val="clear" w:color="auto" w:fill="FFFFFF"/>
+        </w:rPr>
+        <w:t xml:space="preserve"> nahradit</w:t>
+      </w:r>
+      <w:r>
+        <w:rPr>
+          <w:noProof/>
+          <w:shd w:val="clear" w:color="auto" w:fill="FFFFFF"/>
+        </w:rPr>
+        <w:t xml:space="preserve"> </w:t>
+      </w:r>
+      <w:r>
+        <w:rPr>
+          <w:noProof/>
+          <w:shd w:val="clear" w:color="auto" w:fill="FFFFFF"/>
+        </w:rPr>
+        <w:t>nedokáž</w:t>
+      </w:r>
+      <w:r>
+        <w:rPr>
+          <w:noProof/>
+          <w:shd w:val="clear" w:color="auto" w:fill="FFFFFF"/>
+        </w:rPr>
+        <w:t>e</w:t>
+      </w:r>
+      <w:r>
+        <w:rPr>
+          <w:noProof/>
+          <w:shd w:val="clear" w:color="auto" w:fill="FFFFFF"/>
+        </w:rPr>
+        <w:t>,</w:t>
+      </w:r>
+      <w:r>
+        <w:rPr>
+          <w:noProof/>
+          <w:shd w:val="clear" w:color="auto" w:fill="FFFFFF"/>
+        </w:rPr>
+        <w:t xml:space="preserve"> přičemž</w:t>
+      </w:r>
+      <w:r>
+        <w:rPr>
+          <w:noProof/>
+          <w:shd w:val="clear" w:color="auto" w:fill="FFFFFF"/>
+        </w:rPr>
+        <w:t xml:space="preserve"> zároveň u nich ani zásadně nezvyšuj</w:t>
+      </w:r>
+      <w:r>
+        <w:rPr>
+          <w:noProof/>
+          <w:shd w:val="clear" w:color="auto" w:fill="FFFFFF"/>
+        </w:rPr>
+        <w:t>e</w:t>
+      </w:r>
+      <w:r>
+        <w:rPr>
+          <w:noProof/>
+          <w:shd w:val="clear" w:color="auto" w:fill="FFFFFF"/>
+        </w:rPr>
+        <w:t xml:space="preserve"> produktivitu</w:t>
+      </w:r>
+      <w:r>
+        <w:rPr>
+          <w:noProof/>
+          <w:shd w:val="clear" w:color="auto" w:fill="FFFFFF"/>
+        </w:rPr>
+        <w:t xml:space="preserve"> (tedy nekomplementuje).</w:t>
       </w:r>
     </w:p>
     <w:tbl>
@@ -9155,8 +9279,8 @@
                 <w:shd w:val="clear" w:color="auto" w:fill="FFFFFF"/>
               </w:rPr>
             </w:pPr>
-            <w:bookmarkStart w:id="33" w:name="_Hlk223101633"/>
-            <w:bookmarkEnd w:id="32"/>
+            <w:bookmarkStart w:id="32" w:name="_Hlk223101633"/>
+            <w:bookmarkEnd w:id="31"/>
             <w:r>
               <w:rPr>
                 <w:noProof/>
@@ -9613,8 +9737,34 @@
           </w:p>
         </w:tc>
       </w:tr>
-      <w:bookmarkEnd w:id="33"/>
+      <w:bookmarkEnd w:id="32"/>
     </w:tbl>
+    <w:p>
+      <w:pPr>
+        <w:rPr>
+          <w:noProof/>
+          <w:shd w:val="clear" w:color="auto" w:fill="FFFFFF"/>
+        </w:rPr>
+      </w:pPr>
+    </w:p>
+    <w:p>
+      <w:pPr>
+        <w:rPr>
+          <w:noProof/>
+          <w:shd w:val="clear" w:color="auto" w:fill="FFFFFF"/>
+        </w:rPr>
+      </w:pPr>
+      <w:bookmarkStart w:id="33" w:name="_Hlk222999781"/>
+      <w:bookmarkEnd w:id="29"/>
+      <w:bookmarkEnd w:id="30"/>
+      <w:r>
+        <w:rPr>
+          <w:noProof/>
+          <w:shd w:val="clear" w:color="auto" w:fill="FFFFFF"/>
+        </w:rPr>
+        <w:t>Původní model ALM však nedokázal vysvětlit polarizaci trhu práce, proč klesají střední platové pozice, ale rostou jak vysoké, tak nízké a nedokázal zdůvodnit reálný pokles mezd u nízkokvalifikovaných mužů. Původní model totiž předpokládal jednoduché schéma.</w:t>
+      </w:r>
+    </w:p>
     <w:p>
       <w:pPr>
         <w:rPr>
@@ -9639,219 +9789,172 @@
           <w:noProof/>
           <w:shd w:val="clear" w:color="auto" w:fill="FFFFFF"/>
         </w:rPr>
-        <w:t>technologie = skill-biased → roste poptávka po vzdělané práci, klesá po nevzdělané</w:t>
-      </w:r>
-      <w:bookmarkEnd w:id="29"/>
-    </w:p>
-    <w:p>
-      <w:pPr>
-        <w:rPr>
+        <w:t xml:space="preserve">technologie = skill-biased → </w:t>
+      </w:r>
+      <w:r>
+        <w:rPr>
+          <w:b/>
+          <w:bCs/>
           <w:noProof/>
           <w:shd w:val="clear" w:color="auto" w:fill="FFFFFF"/>
         </w:rPr>
-      </w:pPr>
-      <w:bookmarkStart w:id="34" w:name="_Hlk222999781"/>
-      <w:bookmarkEnd w:id="27"/>
-      <w:r>
-        <w:rPr>
+        <w:t xml:space="preserve">roste </w:t>
+      </w:r>
+      <w:r>
+        <w:rPr>
+          <w:b/>
+          <w:bCs/>
           <w:noProof/>
           <w:shd w:val="clear" w:color="auto" w:fill="FFFFFF"/>
         </w:rPr>
-        <w:t>P</w:t>
-      </w:r>
-      <w:r>
+        <w:t>poptávka po vzdělané práci, klesá po nevzdělané</w:t>
+      </w:r>
+    </w:p>
+    <w:p>
+      <w:pPr>
         <w:rPr>
           <w:noProof/>
           <w:shd w:val="clear" w:color="auto" w:fill="FFFFFF"/>
         </w:rPr>
-        <w:t>ůvodní model</w:t>
-      </w:r>
-      <w:r>
+      </w:pPr>
+    </w:p>
+    <w:p>
+      <w:pPr>
         <w:rPr>
           <w:noProof/>
           <w:shd w:val="clear" w:color="auto" w:fill="FFFFFF"/>
         </w:rPr>
-        <w:t xml:space="preserve"> ALM však nedokázal vysvětlit p</w:t>
-      </w:r>
+      </w:pPr>
       <w:r>
         <w:rPr>
           <w:noProof/>
           <w:shd w:val="clear" w:color="auto" w:fill="FFFFFF"/>
         </w:rPr>
-        <w:t>olarizaci trhu práce</w:t>
+        <w:lastRenderedPageBreak/>
+        <w:t>V návaznosti vznikla práce Acemoglu &amp; Autora jako upřesnění a rozšíření, kde se hlouběji propoují dovednosti s úkoly a technologiemi.</w:t>
       </w:r>
       <w:r>
         <w:rPr>
           <w:noProof/>
           <w:shd w:val="clear" w:color="auto" w:fill="FFFFFF"/>
         </w:rPr>
+        <w:t xml:space="preserve"> Kritizují modely </w:t>
+      </w:r>
+      <w:r>
+        <w:rPr>
+          <w:rFonts w:ascii="Google Sans Text" w:hAnsi="Google Sans Text"/>
+          <w:shd w:val="clear" w:color="auto" w:fill="FFFFFF"/>
+        </w:rPr>
+        <w:t>doby</w:t>
+      </w:r>
+      <w:r>
+        <w:rPr>
+          <w:rFonts w:ascii="Google Sans Text" w:hAnsi="Google Sans Text"/>
+          <w:shd w:val="clear" w:color="auto" w:fill="FFFFFF"/>
+        </w:rPr>
         <w:t xml:space="preserve">, </w:t>
       </w:r>
       <w:r>
         <w:rPr>
-          <w:noProof/>
+          <w:rFonts w:ascii="Google Sans Text" w:hAnsi="Google Sans Text"/>
           <w:shd w:val="clear" w:color="auto" w:fill="FFFFFF"/>
         </w:rPr>
-        <w:t>proč klesají střední platové pozice, ale rostou jak vysoké, tak nízké</w:t>
-      </w:r>
-      <w:r>
-        <w:rPr>
-          <w:noProof/>
+        <w:t>dle kterých</w:t>
+      </w:r>
+      <w:r>
+        <w:rPr>
+          <w:rFonts w:ascii="Google Sans Text" w:hAnsi="Google Sans Text"/>
           <w:shd w:val="clear" w:color="auto" w:fill="FFFFFF"/>
         </w:rPr>
-        <w:t xml:space="preserve"> a nedokázal zdůvodnit r</w:t>
-      </w:r>
-      <w:r>
-        <w:rPr>
-          <w:noProof/>
+        <w:t xml:space="preserve"> technologie pouze plošně zvyšuje produktivitu kvalifikovaných pracovníků</w:t>
+      </w:r>
+      <w:r>
+        <w:rPr>
+          <w:rFonts w:ascii="Google Sans Text" w:hAnsi="Google Sans Text"/>
           <w:shd w:val="clear" w:color="auto" w:fill="FFFFFF"/>
         </w:rPr>
-        <w:t>eálný pokles mezd u nízkokvalifikovaných mužů</w:t>
+        <w:t>.</w:t>
       </w:r>
       <w:r>
         <w:rPr>
           <w:noProof/>
           <w:shd w:val="clear" w:color="auto" w:fill="FFFFFF"/>
         </w:rPr>
-        <w:t>. Původní model totiž p</w:t>
-      </w:r>
+        <w:t xml:space="preserve"> </w:t>
+      </w:r>
+      <w:bookmarkStart w:id="34" w:name="_Hlk223795116"/>
+      <w:bookmarkStart w:id="35" w:name="_Hlk223797339"/>
       <w:r>
         <w:rPr>
           <w:noProof/>
           <w:shd w:val="clear" w:color="auto" w:fill="FFFFFF"/>
         </w:rPr>
-        <w:t>ředpokládal jednoduché schéma</w:t>
+        <w:t>Jednou ze základních m</w:t>
       </w:r>
       <w:r>
         <w:rPr>
           <w:noProof/>
           <w:shd w:val="clear" w:color="auto" w:fill="FFFFFF"/>
         </w:rPr>
-        <w:t>.</w:t>
-      </w:r>
-    </w:p>
-    <w:p>
-      <w:pPr>
-        <w:rPr>
-          <w:noProof/>
-          <w:color w:val="000000" w:themeColor="text1"/>
+        <w:t>yšlen</w:t>
+      </w:r>
+      <w:r>
+        <w:rPr>
+          <w:noProof/>
           <w:shd w:val="clear" w:color="auto" w:fill="FFFFFF"/>
         </w:rPr>
-      </w:pPr>
+        <w:t>ek</w:t>
+      </w:r>
       <w:r>
         <w:rPr>
           <w:noProof/>
           <w:shd w:val="clear" w:color="auto" w:fill="FFFFFF"/>
         </w:rPr>
-        <w:lastRenderedPageBreak/>
-        <w:t>V</w:t>
-      </w:r>
+        <w:t xml:space="preserve"> je upřesnění definice kapitálu, a to v tom smyslu, že kapitál (počítače/AI) nesubstituuje pracovníka jako takového, ale komplementuje ve vykonávání specifického, přesně definovaných rutinních úkolů, nikoli na úrovni celých povolání, což znamená, že i vysoce vzdělaný pracovník může být substituován v některých svých úkolů (např. standardizovaná analýza dat). V jiných, například kreativnějších rozhodovacích procesech zůstává technologie komplementem a nesubstituuje. Když technologie převezme rutinní úkoly, pracovníci se přesouvají do jiných úkolů. Tím se trh práce adaptuje dynamicky. Přesun by mohl ale stlačovat mzdy v kategorii nerutinních manuálních segmentů, kde se po přesuvech shlukuje nyní velké množství vytlačených pracovníků</w:t>
+      </w:r>
+      <w:bookmarkEnd w:id="35"/>
       <w:r>
         <w:rPr>
           <w:noProof/>
           <w:shd w:val="clear" w:color="auto" w:fill="FFFFFF"/>
         </w:rPr>
-        <w:t> </w:t>
-      </w:r>
+        <w:t xml:space="preserve">. </w:t>
+      </w:r>
+      <w:bookmarkEnd w:id="34"/>
       <w:r>
         <w:rPr>
           <w:noProof/>
           <w:shd w:val="clear" w:color="auto" w:fill="FFFFFF"/>
         </w:rPr>
-        <w:t>návaznosti</w:t>
-      </w:r>
+        <w:t>(</w:t>
+      </w:r>
+      <w:bookmarkStart w:id="36" w:name="_Hlk223793972"/>
+      <w:bookmarkStart w:id="37" w:name="_Hlk223796868"/>
       <w:r>
         <w:rPr>
           <w:noProof/>
           <w:shd w:val="clear" w:color="auto" w:fill="FFFFFF"/>
         </w:rPr>
-        <w:t xml:space="preserve"> </w:t>
-      </w:r>
+        <w:t>Acemoglu, D., &amp; Autor, D. (2011). "Skills, tasks and technologies: Implications for employment and earnings.</w:t>
+      </w:r>
+      <w:bookmarkEnd w:id="37"/>
       <w:r>
         <w:rPr>
           <w:noProof/>
           <w:shd w:val="clear" w:color="auto" w:fill="FFFFFF"/>
         </w:rPr>
-        <w:t xml:space="preserve">vznikla práce Acemoglu &amp; Autora jako upřesnění a rozšíření, kde se hlouběji propoují dovednosti s úkoly a technologiemi. </w:t>
-      </w:r>
-      <w:bookmarkStart w:id="35" w:name="_Hlk223003847"/>
+        <w:t>" Handbook of labor economics.)</w:t>
+      </w:r>
       <w:r>
         <w:rPr>
           <w:noProof/>
           <w:shd w:val="clear" w:color="auto" w:fill="FFFFFF"/>
         </w:rPr>
-        <w:t>Vzniká rozdělení na rutinní a nerutinní nebo také kognitivní a manuální úkoly</w:t>
-      </w:r>
-      <w:bookmarkEnd w:id="35"/>
-      <w:r>
-        <w:rPr>
-          <w:noProof/>
-          <w:shd w:val="clear" w:color="auto" w:fill="FFFFFF"/>
-        </w:rPr>
-        <w:t>. Myšlenkou je upřesnění definice kapitálu, a to v tom smyslu, že kapitál (počítače/AI) nesubstituuje pracovníka jako takového, ale komplementuje ve vykonávání specifického, přesně definovaných rutinních úkolů, nikoli na úrovni celých povolání</w:t>
-      </w:r>
-      <w:r>
-        <w:rPr>
-          <w:noProof/>
-          <w:shd w:val="clear" w:color="auto" w:fill="FFFFFF"/>
-        </w:rPr>
-        <w:t xml:space="preserve">, </w:t>
-      </w:r>
-      <w:r>
-        <w:rPr>
-          <w:noProof/>
-          <w:shd w:val="clear" w:color="auto" w:fill="FFFFFF"/>
-        </w:rPr>
-        <w:t xml:space="preserve">což znamená, že i vysoce vzdělaný pracovník může být substituován v některých svých úkolů (např. standardizovaná analýza dat). V jiných, například kreativnějších rozhodovacích procesech zůstává technologie komplementem a nesubstituuje. Když technologie převezme rutinní úkoly, pracovníci se přesouvají do jiných úkolů. Tím se trh práce adaptuje dynamicky. Přesun by mohl ale stlačovat mzdy v kategorii nerutinních manuálních segmentů, kde se po přesuvech shlukuje nyní velké množství vytlačených pracovníků. </w:t>
-      </w:r>
-      <w:r>
-        <w:rPr>
-          <w:noProof/>
-          <w:color w:val="000000" w:themeColor="text1"/>
-          <w:shd w:val="clear" w:color="auto" w:fill="FFFFFF"/>
-        </w:rPr>
-        <w:t>(Acemoglu, D., &amp; Autor, D. (2011). "Skills, tasks and technologies: Implications for employment and earnings." Handbook of labor economics.)</w:t>
-      </w:r>
-    </w:p>
-    <w:p>
-      <w:pPr>
-        <w:rPr>
-          <w:noProof/>
-          <w:color w:val="000000" w:themeColor="text1"/>
-          <w:shd w:val="clear" w:color="auto" w:fill="FFFFFF"/>
-        </w:rPr>
-      </w:pPr>
-      <w:hyperlink r:id="rId10" w:history="1">
-        <w:r>
-          <w:rPr>
-            <w:rStyle w:val="Hyperlink"/>
-            <w:noProof/>
-            <w:shd w:val="clear" w:color="auto" w:fill="FFFFFF"/>
-          </w:rPr>
-          <w:t>https://economics.mit.edu/sites/default/files/publications/the%20skill%20content%202003.pdf</w:t>
-        </w:r>
-      </w:hyperlink>
-    </w:p>
-    <w:p>
-      <w:pPr>
-        <w:rPr>
-          <w:noProof/>
-          <w:color w:val="000000" w:themeColor="text1"/>
-          <w:shd w:val="clear" w:color="auto" w:fill="FFFFFF"/>
-        </w:rPr>
-      </w:pPr>
-      <w:hyperlink r:id="rId11" w:history="1">
-        <w:r>
-          <w:rPr>
-            <w:rStyle w:val="Hyperlink"/>
-            <w:noProof/>
-            <w:shd w:val="clear" w:color="auto" w:fill="FFFFFF"/>
-          </w:rPr>
-          <w:t>https://economics.mit.edu/sites/default/files/publications/the%20changing%20task%20comp%202013.pdf</w:t>
-        </w:r>
-      </w:hyperlink>
-    </w:p>
-    <w:bookmarkEnd w:id="34"/>
+        <w:t xml:space="preserve"> Popisují také také nelineární výnosy ze vzdělní, které díky těmto trendům vzrůstají.</w:t>
+      </w:r>
+    </w:p>
+    <w:bookmarkEnd w:id="33"/>
+    <w:bookmarkEnd w:id="36"/>
     <w:p>
       <w:pPr>
         <w:rPr>
@@ -9865,7 +9968,14 @@
           <w:noProof/>
           <w:shd w:val="clear" w:color="auto" w:fill="FFFFFF"/>
         </w:rPr>
-        <w:t xml:space="preserve">Tento pohled ale </w:t>
+        <w:t xml:space="preserve">Poslední zmíněný </w:t>
+      </w:r>
+      <w:r>
+        <w:rPr>
+          <w:noProof/>
+          <w:shd w:val="clear" w:color="auto" w:fill="FFFFFF"/>
+        </w:rPr>
+        <w:t xml:space="preserve">ohled ale </w:t>
       </w:r>
       <w:r>
         <w:rPr>
@@ -9967,7 +10077,6 @@
           <w:noProof/>
           <w:lang w:eastAsia="cs-CZ"/>
         </w:rPr>
-        <w:lastRenderedPageBreak/>
         <w:t>Mezi nejvíce exponované sektory patří</w:t>
       </w:r>
       <w:r>
@@ -9986,7 +10095,16 @@
           <w:noProof/>
           <w:lang w:eastAsia="cs-CZ"/>
         </w:rPr>
-        <w:t>Knowledge-Intensive Business Services (KIBS), tedy konzultantství, finance, právo, informační technologie, software development a zákaznický servis, popřípadě administrativa. Do méně exponované sektory lze zařadit manuální práce vyžadující fyzickou přítomnost a práce vyžadující vysokou míru kreativity a empatie. (Reference: Bone et al. (2025) - analýza UK trhu práce)</w:t>
+        <w:t xml:space="preserve">Knowledge-Intensive Business Services (KIBS), tedy konzultantství, finance, právo, informační technologie, software development a </w:t>
+      </w:r>
+      <w:r>
+        <w:rPr>
+          <w:rFonts w:ascii="Times New Roman" w:eastAsia="Times New Roman" w:hAnsi="Times New Roman" w:cs="Times New Roman"/>
+          <w:noProof/>
+          <w:lang w:eastAsia="cs-CZ"/>
+        </w:rPr>
+        <w:lastRenderedPageBreak/>
+        <w:t>zákaznický servis, popřípadě administrativa. Do méně exponované sektory lze zařadit manuální práce vyžadující fyzickou přítomnost a práce vyžadující vysokou míru kreativity a empatie. (Reference: Bone et al. (2025) - analýza UK trhu práce)</w:t>
       </w:r>
     </w:p>
     <w:p>
@@ -10036,7 +10154,7 @@
                     <pic:cNvPicPr/>
                   </pic:nvPicPr>
                   <pic:blipFill>
-                    <a:blip r:embed="rId12"/>
+                    <a:blip r:embed="rId9"/>
                     <a:stretch>
                       <a:fillRect/>
                     </a:stretch>
@@ -10065,7 +10183,7 @@
           <w:lang w:eastAsia="cs-CZ"/>
         </w:rPr>
       </w:pPr>
-      <w:hyperlink r:id="rId13" w:history="1">
+      <w:hyperlink r:id="rId10" w:history="1">
         <w:r>
           <w:rPr>
             <w:rStyle w:val="Hyperlink"/>
@@ -10087,31 +10205,31 @@
         <w:rPr>
           <w:noProof/>
         </w:rPr>
-        <w:t xml:space="preserve">Přestože AI nepřineslo většině organizacím ještě viditelné a měřitelné zisky dle EBIT, avšak firmy s jistotou reportují, že AI urychlilo a vylepšilo inovace, konkurenční výhody a spokojenost zákazníků a zaměstnanců. Nejvíce se tak děje u softwarového inženýrství, IT, výroby a financí. Nejméně naopak v marketingu či právním sektoru. To je rozdílné oproti roku 2024, kde byl marketing a prodeje představovaly nejvíce využívání generativního AI, více než u IT společností. </w:t>
+        <w:t>Přestože AI nepřineslo většině organizacím ještě viditelné a měřitelné zisky dle EBIT, avšak firmy s jistotou reportují, že AI urychlilo a vylepšilo inovace, konkurenční výhody a spokojenost zákazníků a zaměstnanců. Nejvíce se tak děje u softwarového inženýrství, IT, výroby a financí. Nejméně naopak v marketingu či právním sektoru. To je rozdílné oproti roku 2024, kde byl marketing a prodeje představovaly nejvíce využívání generativního AI, více než u IT společností. (</w:t>
+      </w:r>
+      <w:hyperlink r:id="rId11" w:tgtFrame="_new" w:history="1">
+        <w:r>
+          <w:rPr>
+            <w:rStyle w:val="Hyperlink"/>
+            <w:noProof/>
+          </w:rPr>
+          <w:t>https://www.mckinsey.com/capabilities/quantumblack/our-insights/the-state-of-ai-2024</w:t>
+        </w:r>
+      </w:hyperlink>
+      <w:r>
+        <w:rPr>
+          <w:noProof/>
+        </w:rPr>
+        <w:t xml:space="preserve">). Také příjmy firem se zvýšily nejvíce v marketingu a prodeji, nikoli v IT sektoru. </w:t>
       </w:r>
       <w:r>
         <w:rPr>
           <w:noProof/>
         </w:rPr>
         <w:lastRenderedPageBreak/>
-        <w:t>(</w:t>
-      </w:r>
-      <w:hyperlink r:id="rId14" w:tgtFrame="_new" w:history="1">
-        <w:r>
-          <w:rPr>
-            <w:rStyle w:val="Hyperlink"/>
-            <w:noProof/>
-          </w:rPr>
-          <w:t>https://www.mckinsey.com/capabilities/quantumblack/our-insights/the-state-of-ai-2024</w:t>
-        </w:r>
-      </w:hyperlink>
-      <w:r>
-        <w:rPr>
-          <w:noProof/>
-        </w:rPr>
-        <w:t>). Také příjmy firem se zvýšily nejvíce v marketingu a prodeji, nikoli v IT sektoru. To může znamenat pozdější a opatrnější adopci AI marketingového sektoru, avšak s nejlepšími výsledky. (</w:t>
-      </w:r>
-      <w:hyperlink r:id="rId15" w:tgtFrame="_new" w:history="1">
+        <w:t>To může znamenat pozdější a opatrnější adopci AI marketingového sektoru, avšak s nejlepšími výsledky. (</w:t>
+      </w:r>
+      <w:hyperlink r:id="rId12" w:tgtFrame="_new" w:history="1">
         <w:r>
           <w:rPr>
             <w:rStyle w:val="Hyperlink"/>
@@ -10461,8 +10579,8 @@
           <w:lang w:eastAsia="cs-CZ"/>
         </w:rPr>
       </w:pPr>
-      <w:bookmarkStart w:id="36" w:name="_Toc218851992"/>
-      <w:bookmarkStart w:id="37" w:name="_Toc223344251"/>
+      <w:bookmarkStart w:id="38" w:name="_Toc218851992"/>
+      <w:bookmarkStart w:id="39" w:name="_Toc223725588"/>
       <w:r>
         <w:rPr>
           <w:rFonts w:eastAsia="Times New Roman"/>
@@ -10471,8 +10589,8 @@
         </w:rPr>
         <w:t>Lidský kapitál v kontextu AI</w:t>
       </w:r>
-      <w:bookmarkEnd w:id="36"/>
-      <w:bookmarkEnd w:id="37"/>
+      <w:bookmarkEnd w:id="38"/>
+      <w:bookmarkEnd w:id="39"/>
     </w:p>
     <w:p>
       <w:pPr>
@@ -10628,7 +10746,7 @@
           <w:lang w:eastAsia="cs-CZ"/>
         </w:rPr>
       </w:pPr>
-      <w:bookmarkStart w:id="38" w:name="_Toc218851993"/>
+      <w:bookmarkStart w:id="40" w:name="_Toc218851993"/>
       <w:r>
         <w:rPr>
           <w:rFonts w:eastAsia="Times New Roman"/>
@@ -10638,7 +10756,7 @@
         <w:lastRenderedPageBreak/>
         <w:t>AI dovednosti a pracovní trh</w:t>
       </w:r>
-      <w:bookmarkEnd w:id="38"/>
+      <w:bookmarkEnd w:id="40"/>
     </w:p>
     <w:p>
       <w:pPr>
@@ -10649,8 +10767,8 @@
           <w:lang w:eastAsia="cs-CZ"/>
         </w:rPr>
       </w:pPr>
-      <w:bookmarkStart w:id="39" w:name="_Toc218851994"/>
-      <w:bookmarkStart w:id="40" w:name="_Toc223344252"/>
+      <w:bookmarkStart w:id="41" w:name="_Toc218851994"/>
+      <w:bookmarkStart w:id="42" w:name="_Toc223725589"/>
       <w:r>
         <w:rPr>
           <w:rFonts w:eastAsia="Times New Roman"/>
@@ -10667,8 +10785,8 @@
         </w:rPr>
         <w:t>inteligence</w:t>
       </w:r>
-      <w:bookmarkEnd w:id="39"/>
-      <w:bookmarkEnd w:id="40"/>
+      <w:bookmarkEnd w:id="41"/>
+      <w:bookmarkEnd w:id="42"/>
     </w:p>
     <w:p>
       <w:pPr>
@@ -10683,8 +10801,8 @@
           <w:lang w:eastAsia="cs-CZ"/>
         </w:rPr>
       </w:pPr>
-      <w:bookmarkStart w:id="41" w:name="_Toc223344253"/>
-      <w:bookmarkStart w:id="42" w:name="_Toc218851982"/>
+      <w:bookmarkStart w:id="43" w:name="_Toc218851982"/>
+      <w:bookmarkStart w:id="44" w:name="_Toc223725590"/>
       <w:r>
         <w:rPr>
           <w:rFonts w:eastAsia="Times New Roman"/>
@@ -10702,7 +10820,7 @@
         </w:rPr>
         <w:t>rapidní rozvoj</w:t>
       </w:r>
-      <w:bookmarkEnd w:id="41"/>
+      <w:bookmarkEnd w:id="44"/>
     </w:p>
     <w:p>
       <w:pPr>
@@ -10713,8 +10831,8 @@
           <w:lang w:eastAsia="cs-CZ"/>
         </w:rPr>
       </w:pPr>
-      <w:bookmarkStart w:id="43" w:name="_Hlk222993497"/>
-      <w:bookmarkEnd w:id="42"/>
+      <w:bookmarkStart w:id="45" w:name="_Hlk222993497"/>
+      <w:bookmarkEnd w:id="43"/>
       <w:r>
         <w:rPr>
           <w:rFonts w:ascii="Times New Roman" w:eastAsia="Times New Roman" w:hAnsi="Times New Roman" w:cs="Times New Roman"/>
@@ -10723,7 +10841,7 @@
         </w:rPr>
         <w:t>Umělá inteligence není novým pojmem ani novou disciplínou, a to navzdory tomu, že její popularita mezi širokou veřejností i investory výrazně vzrostla až v posledních letech.</w:t>
       </w:r>
-      <w:bookmarkEnd w:id="43"/>
+      <w:bookmarkEnd w:id="45"/>
       <w:r>
         <w:rPr>
           <w:rFonts w:ascii="Times New Roman" w:eastAsia="Times New Roman" w:hAnsi="Times New Roman" w:cs="Times New Roman"/>
@@ -10788,7 +10906,7 @@
           <w:lang w:eastAsia="cs-CZ"/>
         </w:rPr>
       </w:pPr>
-      <w:bookmarkStart w:id="44" w:name="_Toc223344254"/>
+      <w:bookmarkStart w:id="46" w:name="_Toc223725591"/>
       <w:r>
         <w:rPr>
           <w:rFonts w:eastAsia="Times New Roman"/>
@@ -10805,7 +10923,7 @@
         </w:rPr>
         <w:t>”</w:t>
       </w:r>
-      <w:bookmarkEnd w:id="44"/>
+      <w:bookmarkEnd w:id="46"/>
     </w:p>
     <w:p>
       <w:pPr>
@@ -10998,8 +11116,8 @@
           <w:lang w:eastAsia="cs-CZ"/>
         </w:rPr>
       </w:pPr>
-      <w:bookmarkStart w:id="45" w:name="_Toc218851995"/>
-      <w:bookmarkStart w:id="46" w:name="_Toc223344255"/>
+      <w:bookmarkStart w:id="47" w:name="_Toc218851995"/>
+      <w:bookmarkStart w:id="48" w:name="_Toc223725592"/>
       <w:r>
         <w:rPr>
           <w:rFonts w:eastAsia="Times New Roman"/>
@@ -11008,8 +11126,8 @@
         </w:rPr>
         <w:t>Expozice povolání vůči AI</w:t>
       </w:r>
-      <w:bookmarkEnd w:id="45"/>
-      <w:bookmarkEnd w:id="46"/>
+      <w:bookmarkEnd w:id="47"/>
+      <w:bookmarkEnd w:id="48"/>
     </w:p>
     <w:p>
       <w:pPr>
@@ -11021,7 +11139,7 @@
           <w:lang w:eastAsia="cs-CZ"/>
         </w:rPr>
       </w:pPr>
-      <w:bookmarkStart w:id="47" w:name="_Toc223344256"/>
+      <w:bookmarkStart w:id="49" w:name="_Toc223725593"/>
       <w:r>
         <w:rPr>
           <w:rFonts w:eastAsia="Times New Roman"/>
@@ -11030,7 +11148,7 @@
         </w:rPr>
         <w:t>Ekonomický dopad</w:t>
       </w:r>
-      <w:bookmarkEnd w:id="47"/>
+      <w:bookmarkEnd w:id="49"/>
     </w:p>
     <w:p>
       <w:pPr>
@@ -11094,7 +11212,7 @@
         </w:rPr>
         <w:t xml:space="preserve">Generativní umělá inteligence umožní nárůst produktivity práce o 0.1 až 0.6 procent ročně do roku 2040 v závislosti právě na předešlých faktorech. Ve spojení s dalšími technologiemi by nárůst produktivity mohl činit až 3.4 procenta ročně, což je významné číslo. </w:t>
       </w:r>
-      <w:bookmarkStart w:id="48" w:name="_Hlk222996239"/>
+      <w:bookmarkStart w:id="50" w:name="_Hlk222996239"/>
       <w:r>
         <w:rPr>
           <w:rFonts w:ascii="Times New Roman" w:eastAsia="Times New Roman" w:hAnsi="Times New Roman" w:cs="Times New Roman"/>
@@ -11103,7 +11221,7 @@
         </w:rPr>
         <w:t>(McKinsey, 2023)</w:t>
       </w:r>
-      <w:bookmarkEnd w:id="48"/>
+      <w:bookmarkEnd w:id="50"/>
     </w:p>
     <w:p>
       <w:pPr>
@@ -11122,7 +11240,7 @@
         </w:rPr>
         <w:t>Většina firem však k tomuto datu AI stále testuje jako experiment nebo v pilotním režimu. 62 procent dotazovaných dle reportu McKinsey však projevilo zájem a již  aktivně s AI agenty ve své firmě experimentovali. (</w:t>
       </w:r>
-      <w:hyperlink r:id="rId16" w:history="1">
+      <w:hyperlink r:id="rId13" w:history="1">
         <w:r>
           <w:rPr>
             <w:rStyle w:val="Hyperlink"/>
@@ -11173,7 +11291,7 @@
                     <pic:cNvPicPr/>
                   </pic:nvPicPr>
                   <pic:blipFill>
-                    <a:blip r:embed="rId17"/>
+                    <a:blip r:embed="rId14"/>
                     <a:stretch>
                       <a:fillRect/>
                     </a:stretch>
@@ -11200,7 +11318,7 @@
           <w:noProof/>
         </w:rPr>
       </w:pPr>
-      <w:hyperlink r:id="rId18" w:history="1">
+      <w:hyperlink r:id="rId15" w:history="1">
         <w:r>
           <w:rPr>
             <w:rStyle w:val="Hyperlink"/>
@@ -11222,7 +11340,7 @@
         </w:rPr>
         <w:t>Hlavními objektivy firem při implementaci AI je zvýšit efektivitu. Důležitý je přitom human in the loop a předem jasně definovaná vize toho, jakým způsobem a s čím přesně by AI mělo firmě prospět, to znamená předem promyšlená detailní implementace do ekosystému firmy. Důležitá se jeví být také stávající infrastruktura a data, to, jakým způsobem jsou uchovávána a dostupná pro využití AI modely. Často se zde naráží na skutečnost, že firmy chtějí AI implementovat, ale nejsou na to připraveny, jelikož procesy ve firmě a data nejsou digitalizovány správnou cestou, někdy dokonce vůbec. Firmy pak čekají od AI nereálné výsledky a implementaci pouze prodělávají, AI nemůže v jejich případě fungovat. (</w:t>
       </w:r>
-      <w:hyperlink r:id="rId19" w:tgtFrame="_new" w:history="1">
+      <w:hyperlink r:id="rId16" w:tgtFrame="_new" w:history="1">
         <w:r>
           <w:rPr>
             <w:rStyle w:val="Hyperlink"/>
@@ -11378,8 +11496,8 @@
           <w:lang w:eastAsia="cs-CZ"/>
         </w:rPr>
       </w:pPr>
-      <w:bookmarkStart w:id="49" w:name="_Toc218851996"/>
-      <w:bookmarkStart w:id="50" w:name="_Toc223344257"/>
+      <w:bookmarkStart w:id="51" w:name="_Toc218851996"/>
+      <w:bookmarkStart w:id="52" w:name="_Toc223725594"/>
       <w:r>
         <w:rPr>
           <w:rFonts w:eastAsia="Times New Roman"/>
@@ -11404,8 +11522,8 @@
         </w:rPr>
         <w:t xml:space="preserve"> a kategorizace</w:t>
       </w:r>
-      <w:bookmarkEnd w:id="49"/>
-      <w:bookmarkEnd w:id="50"/>
+      <w:bookmarkEnd w:id="51"/>
+      <w:bookmarkEnd w:id="52"/>
     </w:p>
     <w:p>
       <w:pPr>
@@ -11541,8 +11659,8 @@
           <w:lang w:eastAsia="cs-CZ"/>
         </w:rPr>
       </w:pPr>
-      <w:bookmarkStart w:id="51" w:name="_Toc218851997"/>
-      <w:bookmarkStart w:id="52" w:name="_Toc223344258"/>
+      <w:bookmarkStart w:id="53" w:name="_Toc218851997"/>
+      <w:bookmarkStart w:id="54" w:name="_Toc223725595"/>
       <w:r>
         <w:rPr>
           <w:rFonts w:eastAsia="Times New Roman"/>
@@ -11551,8 +11669,8 @@
         </w:rPr>
         <w:t>Trendy v poptávce po AI dovednostech</w:t>
       </w:r>
-      <w:bookmarkEnd w:id="51"/>
-      <w:bookmarkEnd w:id="52"/>
+      <w:bookmarkEnd w:id="53"/>
+      <w:bookmarkEnd w:id="54"/>
     </w:p>
     <w:p>
       <w:pPr>
@@ -11651,8 +11769,8 @@
           <w:lang w:eastAsia="cs-CZ"/>
         </w:rPr>
       </w:pPr>
-      <w:bookmarkStart w:id="53" w:name="_Toc218851998"/>
-      <w:bookmarkStart w:id="54" w:name="_Toc223344259"/>
+      <w:bookmarkStart w:id="55" w:name="_Toc218851998"/>
+      <w:bookmarkStart w:id="56" w:name="_Toc223725596"/>
       <w:r>
         <w:rPr>
           <w:rFonts w:eastAsia="Times New Roman"/>
@@ -11661,8 +11779,8 @@
         </w:rPr>
         <w:t>Požadavky na vzdělání a zkušenosti pro AI pozice</w:t>
       </w:r>
-      <w:bookmarkEnd w:id="53"/>
-      <w:bookmarkEnd w:id="54"/>
+      <w:bookmarkEnd w:id="55"/>
+      <w:bookmarkEnd w:id="56"/>
     </w:p>
     <w:p>
       <w:pPr>
@@ -11740,8 +11858,8 @@
           <w:lang w:eastAsia="cs-CZ"/>
         </w:rPr>
       </w:pPr>
-      <w:bookmarkStart w:id="55" w:name="_Toc218851999"/>
-      <w:bookmarkStart w:id="56" w:name="_Toc223344260"/>
+      <w:bookmarkStart w:id="57" w:name="_Toc218851999"/>
+      <w:bookmarkStart w:id="58" w:name="_Toc223725597"/>
       <w:r>
         <w:rPr>
           <w:rFonts w:eastAsia="Times New Roman"/>
@@ -11750,8 +11868,8 @@
         </w:rPr>
         <w:t>Komplementární dovednosti k AI</w:t>
       </w:r>
-      <w:bookmarkEnd w:id="55"/>
-      <w:bookmarkEnd w:id="56"/>
+      <w:bookmarkEnd w:id="57"/>
+      <w:bookmarkEnd w:id="58"/>
     </w:p>
     <w:p>
       <w:pPr>
@@ -11807,8 +11925,8 @@
           <w:lang w:eastAsia="cs-CZ"/>
         </w:rPr>
       </w:pPr>
-      <w:bookmarkStart w:id="57" w:name="_Toc218852000"/>
-      <w:bookmarkStart w:id="58" w:name="_Toc223344261"/>
+      <w:bookmarkStart w:id="59" w:name="_Toc218852000"/>
+      <w:bookmarkStart w:id="60" w:name="_Toc223725598"/>
       <w:r>
         <w:rPr>
           <w:rFonts w:eastAsia="Times New Roman"/>
@@ -11818,8 +11936,8 @@
         </w:rPr>
         <w:t>Dopady AI na trh práce</w:t>
       </w:r>
-      <w:bookmarkEnd w:id="57"/>
-      <w:bookmarkEnd w:id="58"/>
+      <w:bookmarkEnd w:id="59"/>
+      <w:bookmarkEnd w:id="60"/>
     </w:p>
     <w:p>
       <w:pPr>
@@ -11902,8 +12020,8 @@
           <w:lang w:eastAsia="cs-CZ"/>
         </w:rPr>
       </w:pPr>
-      <w:bookmarkStart w:id="59" w:name="_Toc218852001"/>
-      <w:bookmarkStart w:id="60" w:name="_Toc223344262"/>
+      <w:bookmarkStart w:id="61" w:name="_Toc218852001"/>
+      <w:bookmarkStart w:id="62" w:name="_Toc223725599"/>
       <w:r>
         <w:rPr>
           <w:rFonts w:eastAsia="Times New Roman"/>
@@ -11912,8 +12030,8 @@
         </w:rPr>
         <w:t>Mezinárodní srovnání trhů práce s AI</w:t>
       </w:r>
-      <w:bookmarkEnd w:id="59"/>
-      <w:bookmarkEnd w:id="60"/>
+      <w:bookmarkEnd w:id="61"/>
+      <w:bookmarkEnd w:id="62"/>
     </w:p>
     <w:p>
       <w:pPr>
@@ -11944,7 +12062,7 @@
           <w:noProof/>
         </w:rPr>
       </w:pPr>
-      <w:bookmarkStart w:id="61" w:name="_Toc218852002"/>
+      <w:bookmarkStart w:id="63" w:name="_Toc218852002"/>
       <w:r>
         <w:rPr>
           <w:noProof/>
@@ -11952,7 +12070,7 @@
         <w:lastRenderedPageBreak/>
         <w:t>Data a metodika</w:t>
       </w:r>
-      <w:bookmarkEnd w:id="61"/>
+      <w:bookmarkEnd w:id="63"/>
     </w:p>
     <w:p>
       <w:pPr>
@@ -11966,16 +12084,16 @@
           <w:noProof/>
         </w:rPr>
       </w:pPr>
-      <w:bookmarkStart w:id="62" w:name="_Toc218852003"/>
-      <w:bookmarkStart w:id="63" w:name="_Toc223344263"/>
+      <w:bookmarkStart w:id="64" w:name="_Toc218852003"/>
+      <w:bookmarkStart w:id="65" w:name="_Toc223725600"/>
       <w:r>
         <w:rPr>
           <w:noProof/>
         </w:rPr>
         <w:t>Datové zdroje</w:t>
       </w:r>
-      <w:bookmarkEnd w:id="62"/>
-      <w:bookmarkEnd w:id="63"/>
+      <w:bookmarkEnd w:id="64"/>
+      <w:bookmarkEnd w:id="65"/>
     </w:p>
     <w:p>
       <w:pPr>
@@ -12152,7 +12270,7 @@
         </w:rPr>
         <w:t>Oba portály jsou na trhu již přes 10 let a disponují obrovským množstvím inzerátů, u Glassdoor se jedná o přes 11 milionů inzerátů a 50 milionů uživatelů. (</w:t>
       </w:r>
-      <w:hyperlink r:id="rId20" w:history="1">
+      <w:hyperlink r:id="rId17" w:history="1">
         <w:r>
           <w:rPr>
             <w:rStyle w:val="Hyperlink"/>
@@ -12169,7 +12287,7 @@
         </w:rPr>
         <w:t xml:space="preserve"> </w:t>
       </w:r>
-      <w:hyperlink r:id="rId21" w:history="1">
+      <w:hyperlink r:id="rId18" w:history="1">
         <w:r>
           <w:rPr>
             <w:rStyle w:val="Hyperlink"/>
@@ -12281,8 +12399,8 @@
           <w:lang w:eastAsia="cs-CZ"/>
         </w:rPr>
       </w:pPr>
-      <w:bookmarkStart w:id="64" w:name="_Toc218852004"/>
-      <w:bookmarkStart w:id="65" w:name="_Toc223344264"/>
+      <w:bookmarkStart w:id="66" w:name="_Toc218852004"/>
+      <w:bookmarkStart w:id="67" w:name="_Toc223725601"/>
       <w:r>
         <w:rPr>
           <w:rFonts w:eastAsia="Times New Roman"/>
@@ -12291,8 +12409,8 @@
         </w:rPr>
         <w:t>Metodologie klasifikace AI pozic</w:t>
       </w:r>
-      <w:bookmarkEnd w:id="64"/>
-      <w:bookmarkEnd w:id="65"/>
+      <w:bookmarkEnd w:id="66"/>
+      <w:bookmarkEnd w:id="67"/>
     </w:p>
     <w:p>
       <w:pPr>
@@ -12453,7 +12571,7 @@
                     <pic:cNvPicPr/>
                   </pic:nvPicPr>
                   <pic:blipFill>
-                    <a:blip r:embed="rId22"/>
+                    <a:blip r:embed="rId19"/>
                     <a:stretch>
                       <a:fillRect/>
                     </a:stretch>
@@ -12857,7 +12975,7 @@
         </w:rPr>
         <w:t xml:space="preserve">Byla také vytvořena v Python projektu pomocná vektorová databáze na technologii ChromaDB jako další vrstva pro lepší výsledky zařazování clusterů. Tato metoda je velmi levná, lokální a pro tento účel bylo zjištěno bohatě postačující, a byla schopna zachytit to, co základní slovníky v Pythonu neobsahovaly. Je zde samozřejmě riziko špatného zařazení, jelikož to se již </w:t>
       </w:r>
-      <w:bookmarkStart w:id="66" w:name="_Hlk222517082"/>
+      <w:bookmarkStart w:id="68" w:name="_Hlk222517082"/>
       <w:r>
         <w:rPr>
           <w:rFonts w:ascii="Times New Roman" w:eastAsia="Times New Roman" w:hAnsi="Times New Roman" w:cs="Times New Roman"/>
@@ -12866,7 +12984,7 @@
         </w:rPr>
         <w:t>nejedná o deterministické třízení s vždy dopředu jasně danýcm předem určeným výsledkem</w:t>
       </w:r>
-      <w:bookmarkEnd w:id="66"/>
+      <w:bookmarkEnd w:id="68"/>
       <w:r>
         <w:rPr>
           <w:rFonts w:ascii="Times New Roman" w:eastAsia="Times New Roman" w:hAnsi="Times New Roman" w:cs="Times New Roman"/>
@@ -13242,14 +13360,14 @@
           <w:noProof/>
         </w:rPr>
       </w:pPr>
-      <w:bookmarkStart w:id="67" w:name="_Toc223344265"/>
+      <w:bookmarkStart w:id="69" w:name="_Toc223725602"/>
       <w:r>
         <w:rPr>
           <w:noProof/>
         </w:rPr>
         <w:t>Struktura datasetu a popis proměnných</w:t>
       </w:r>
-      <w:bookmarkEnd w:id="67"/>
+      <w:bookmarkEnd w:id="69"/>
     </w:p>
     <w:p>
       <w:pPr>
@@ -13312,14 +13430,14 @@
           <w:noProof/>
         </w:rPr>
       </w:pPr>
-      <w:bookmarkStart w:id="68" w:name="_Toc223344266"/>
+      <w:bookmarkStart w:id="70" w:name="_Toc223725603"/>
       <w:r>
         <w:rPr>
           <w:noProof/>
         </w:rPr>
         <w:t>Identifikační a kontextové proměnné</w:t>
       </w:r>
-      <w:bookmarkEnd w:id="68"/>
+      <w:bookmarkEnd w:id="70"/>
     </w:p>
     <w:p>
       <w:pPr>
@@ -13501,14 +13619,14 @@
           <w:noProof/>
         </w:rPr>
       </w:pPr>
-      <w:bookmarkStart w:id="69" w:name="_Toc223344267"/>
+      <w:bookmarkStart w:id="71" w:name="_Toc223725604"/>
       <w:r>
         <w:rPr>
           <w:noProof/>
         </w:rPr>
         <w:t>Dovednosti a AI klasifikace</w:t>
       </w:r>
-      <w:bookmarkEnd w:id="69"/>
+      <w:bookmarkEnd w:id="71"/>
     </w:p>
     <w:p>
       <w:pPr>
@@ -13828,14 +13946,14 @@
           <w:noProof/>
         </w:rPr>
       </w:pPr>
-      <w:bookmarkStart w:id="70" w:name="_Toc223344268"/>
+      <w:bookmarkStart w:id="72" w:name="_Toc223725605"/>
       <w:r>
         <w:rPr>
           <w:noProof/>
         </w:rPr>
         <w:t>Vzdělání a praxe</w:t>
       </w:r>
-      <w:bookmarkEnd w:id="70"/>
+      <w:bookmarkEnd w:id="72"/>
     </w:p>
     <w:p>
       <w:pPr>
@@ -13930,14 +14048,14 @@
           <w:noProof/>
         </w:rPr>
       </w:pPr>
-      <w:bookmarkStart w:id="71" w:name="_Toc223344269"/>
+      <w:bookmarkStart w:id="73" w:name="_Toc223725606"/>
       <w:r>
         <w:rPr>
           <w:noProof/>
         </w:rPr>
         <w:t>Mzdové proměnné</w:t>
       </w:r>
-      <w:bookmarkEnd w:id="71"/>
+      <w:bookmarkEnd w:id="73"/>
     </w:p>
     <w:p>
       <w:pPr>
@@ -14042,14 +14160,14 @@
           <w:noProof/>
         </w:rPr>
       </w:pPr>
-      <w:bookmarkStart w:id="72" w:name="_Toc223344270"/>
+      <w:bookmarkStart w:id="74" w:name="_Toc223725607"/>
       <w:r>
         <w:rPr>
           <w:noProof/>
         </w:rPr>
         <w:t>Firemní a sektorové atributy</w:t>
       </w:r>
-      <w:bookmarkEnd w:id="72"/>
+      <w:bookmarkEnd w:id="74"/>
     </w:p>
     <w:p>
       <w:pPr>
@@ -14277,7 +14395,7 @@
                     <pic:cNvPicPr/>
                   </pic:nvPicPr>
                   <pic:blipFill>
-                    <a:blip r:embed="rId23"/>
+                    <a:blip r:embed="rId20"/>
                     <a:stretch>
                       <a:fillRect/>
                     </a:stretch>
@@ -14307,9 +14425,9 @@
           <w:lang w:eastAsia="cs-CZ"/>
         </w:rPr>
       </w:pPr>
-      <w:bookmarkStart w:id="73" w:name="_Toc218852005"/>
-      <w:bookmarkStart w:id="74" w:name="_Toc223344271"/>
-      <w:bookmarkStart w:id="75" w:name="_Toc218852006"/>
+      <w:bookmarkStart w:id="75" w:name="_Toc218852005"/>
+      <w:bookmarkStart w:id="76" w:name="_Toc218852006"/>
+      <w:bookmarkStart w:id="77" w:name="_Toc223725608"/>
       <w:r>
         <w:rPr>
           <w:rFonts w:eastAsia="Times New Roman"/>
@@ -14318,8 +14436,8 @@
         </w:rPr>
         <w:t>Analytické metody</w:t>
       </w:r>
-      <w:bookmarkEnd w:id="73"/>
-      <w:bookmarkEnd w:id="74"/>
+      <w:bookmarkEnd w:id="75"/>
+      <w:bookmarkEnd w:id="77"/>
     </w:p>
     <w:p>
       <w:pPr>
@@ -14396,7 +14514,7 @@
           <w:lang w:eastAsia="cs-CZ"/>
         </w:rPr>
       </w:pPr>
-      <w:bookmarkStart w:id="76" w:name="_Toc223344272"/>
+      <w:bookmarkStart w:id="78" w:name="_Toc223725609"/>
       <w:r>
         <w:rPr>
           <w:rFonts w:eastAsia="Times New Roman"/>
@@ -14406,8 +14524,8 @@
         <w:lastRenderedPageBreak/>
         <w:t>Omezení metodologie</w:t>
       </w:r>
-      <w:bookmarkEnd w:id="75"/>
       <w:bookmarkEnd w:id="76"/>
+      <w:bookmarkEnd w:id="78"/>
     </w:p>
     <w:p>
       <w:pPr>
@@ -14608,7 +14726,7 @@
           <w:lang w:eastAsia="cs-CZ"/>
         </w:rPr>
       </w:pPr>
-      <w:bookmarkStart w:id="77" w:name="_Toc218852007"/>
+      <w:bookmarkStart w:id="79" w:name="_Toc218852007"/>
       <w:r>
         <w:rPr>
           <w:rFonts w:eastAsia="Times New Roman"/>
@@ -14618,7 +14736,7 @@
         <w:lastRenderedPageBreak/>
         <w:t>AI dovednosti v inzerci IT pracovních pozic</w:t>
       </w:r>
-      <w:bookmarkEnd w:id="77"/>
+      <w:bookmarkEnd w:id="79"/>
     </w:p>
     <w:p>
       <w:pPr>
@@ -14638,8 +14756,8 @@
           <w:lang w:eastAsia="cs-CZ"/>
         </w:rPr>
       </w:pPr>
-      <w:bookmarkStart w:id="78" w:name="_Toc218852008"/>
-      <w:bookmarkStart w:id="79" w:name="_Toc223344273"/>
+      <w:bookmarkStart w:id="80" w:name="_Toc218852008"/>
+      <w:bookmarkStart w:id="81" w:name="_Toc223725610"/>
       <w:r>
         <w:rPr>
           <w:rFonts w:eastAsia="Times New Roman"/>
@@ -14648,8 +14766,8 @@
         </w:rPr>
         <w:t>Přehled datasetu</w:t>
       </w:r>
-      <w:bookmarkEnd w:id="78"/>
-      <w:bookmarkEnd w:id="79"/>
+      <w:bookmarkEnd w:id="80"/>
+      <w:bookmarkEnd w:id="81"/>
     </w:p>
     <w:p>
       <w:pPr>
@@ -14677,8 +14795,8 @@
           <w:lang w:eastAsia="cs-CZ"/>
         </w:rPr>
       </w:pPr>
-      <w:bookmarkStart w:id="80" w:name="_Toc218852009"/>
-      <w:bookmarkStart w:id="81" w:name="_Toc223344274"/>
+      <w:bookmarkStart w:id="82" w:name="_Toc218852009"/>
+      <w:bookmarkStart w:id="83" w:name="_Toc223725611"/>
       <w:r>
         <w:rPr>
           <w:rFonts w:eastAsia="Times New Roman"/>
@@ -14687,8 +14805,8 @@
         </w:rPr>
         <w:t>Identifikace a kategorizace AI dovedností</w:t>
       </w:r>
-      <w:bookmarkEnd w:id="80"/>
-      <w:bookmarkEnd w:id="81"/>
+      <w:bookmarkEnd w:id="82"/>
+      <w:bookmarkEnd w:id="83"/>
     </w:p>
     <w:p>
       <w:pPr>
@@ -14722,8 +14840,8 @@
           <w:lang w:eastAsia="cs-CZ"/>
         </w:rPr>
       </w:pPr>
-      <w:bookmarkStart w:id="82" w:name="_Toc218852010"/>
-      <w:bookmarkStart w:id="83" w:name="_Toc223344275"/>
+      <w:bookmarkStart w:id="84" w:name="_Toc218852010"/>
+      <w:bookmarkStart w:id="85" w:name="_Toc223725612"/>
       <w:r>
         <w:rPr>
           <w:rFonts w:eastAsia="Times New Roman"/>
@@ -14732,8 +14850,8 @@
         </w:rPr>
         <w:t>Rozložení AI pozic podle AI tier</w:t>
       </w:r>
-      <w:bookmarkEnd w:id="82"/>
-      <w:bookmarkEnd w:id="83"/>
+      <w:bookmarkEnd w:id="84"/>
+      <w:bookmarkEnd w:id="85"/>
     </w:p>
     <w:p>
       <w:pPr>
@@ -14751,14 +14869,14 @@
           <w:lang w:eastAsia="cs-CZ"/>
         </w:rPr>
       </w:pPr>
-      <w:bookmarkStart w:id="84" w:name="_Toc223344276"/>
+      <w:bookmarkStart w:id="86" w:name="_Toc223725613"/>
       <w:r>
         <w:rPr>
           <w:lang w:eastAsia="cs-CZ"/>
         </w:rPr>
         <w:t>Mzdová analýza</w:t>
       </w:r>
-      <w:bookmarkEnd w:id="84"/>
+      <w:bookmarkEnd w:id="86"/>
     </w:p>
     <w:p>
       <w:pPr>
@@ -14776,7 +14894,7 @@
           <w:lang w:val="en-US"/>
         </w:rPr>
       </w:pPr>
-      <w:bookmarkStart w:id="85" w:name="_Toc223344277"/>
+      <w:bookmarkStart w:id="87" w:name="_Toc223725614"/>
       <w:proofErr w:type="spellStart"/>
       <w:r>
         <w:rPr>
@@ -14819,7 +14937,7 @@
         </w:rPr>
         <w:t>)</w:t>
       </w:r>
-      <w:bookmarkEnd w:id="85"/>
+      <w:bookmarkEnd w:id="87"/>
     </w:p>
     <w:p>
       <w:pPr>
@@ -14839,8 +14957,8 @@
           <w:lang w:eastAsia="cs-CZ"/>
         </w:rPr>
       </w:pPr>
-      <w:bookmarkStart w:id="86" w:name="_Toc218852012"/>
-      <w:bookmarkStart w:id="87" w:name="_Toc223344278"/>
+      <w:bookmarkStart w:id="88" w:name="_Toc218852012"/>
+      <w:bookmarkStart w:id="89" w:name="_Toc223725615"/>
       <w:r>
         <w:rPr>
           <w:rFonts w:eastAsia="Times New Roman"/>
@@ -14865,8 +14983,8 @@
         </w:rPr>
         <w:t>AI</w:t>
       </w:r>
-      <w:bookmarkEnd w:id="86"/>
-      <w:bookmarkEnd w:id="87"/>
+      <w:bookmarkEnd w:id="88"/>
+      <w:bookmarkEnd w:id="89"/>
     </w:p>
     <w:p>
       <w:pPr>
@@ -14886,8 +15004,8 @@
           <w:lang w:eastAsia="cs-CZ"/>
         </w:rPr>
       </w:pPr>
-      <w:bookmarkStart w:id="88" w:name="_Toc218852013"/>
-      <w:bookmarkStart w:id="89" w:name="_Toc223344279"/>
+      <w:bookmarkStart w:id="90" w:name="_Toc218852013"/>
+      <w:bookmarkStart w:id="91" w:name="_Toc223725616"/>
       <w:r>
         <w:rPr>
           <w:rFonts w:eastAsia="Times New Roman"/>
@@ -14896,8 +15014,8 @@
         </w:rPr>
         <w:t>Vztah mezi AI dovednostmi a dalšími faktory</w:t>
       </w:r>
-      <w:bookmarkEnd w:id="88"/>
-      <w:bookmarkEnd w:id="89"/>
+      <w:bookmarkEnd w:id="90"/>
+      <w:bookmarkEnd w:id="91"/>
     </w:p>
     <w:p>
       <w:pPr>
@@ -14917,8 +15035,8 @@
           <w:lang w:eastAsia="cs-CZ"/>
         </w:rPr>
       </w:pPr>
-      <w:bookmarkStart w:id="90" w:name="_Toc218852014"/>
-      <w:bookmarkStart w:id="91" w:name="_Toc223344280"/>
+      <w:bookmarkStart w:id="92" w:name="_Toc218852014"/>
+      <w:bookmarkStart w:id="93" w:name="_Toc223725617"/>
       <w:r>
         <w:rPr>
           <w:rFonts w:eastAsia="Times New Roman"/>
@@ -14927,8 +15045,8 @@
         </w:rPr>
         <w:t>Sektor IT analýza?</w:t>
       </w:r>
-      <w:bookmarkEnd w:id="90"/>
-      <w:bookmarkEnd w:id="91"/>
+      <w:bookmarkEnd w:id="92"/>
+      <w:bookmarkEnd w:id="93"/>
     </w:p>
     <w:p>
       <w:pPr>
@@ -14948,8 +15066,8 @@
           <w:lang w:eastAsia="cs-CZ"/>
         </w:rPr>
       </w:pPr>
-      <w:bookmarkStart w:id="92" w:name="_Toc218852015"/>
-      <w:bookmarkStart w:id="93" w:name="_Toc223344281"/>
+      <w:bookmarkStart w:id="94" w:name="_Toc218852015"/>
+      <w:bookmarkStart w:id="95" w:name="_Toc223725618"/>
       <w:r>
         <w:rPr>
           <w:rFonts w:eastAsia="Times New Roman"/>
@@ -14959,8 +15077,8 @@
         <w:lastRenderedPageBreak/>
         <w:t>Diskuse výsledků</w:t>
       </w:r>
-      <w:bookmarkEnd w:id="92"/>
-      <w:bookmarkEnd w:id="93"/>
+      <w:bookmarkEnd w:id="94"/>
+      <w:bookmarkEnd w:id="95"/>
     </w:p>
     <w:p>
       <w:pPr>
@@ -14974,7 +15092,7 @@
           <w:lang w:val="en-US"/>
         </w:rPr>
       </w:pPr>
-      <w:bookmarkStart w:id="94" w:name="_Toc223344282"/>
+      <w:bookmarkStart w:id="96" w:name="_Toc223725619"/>
       <w:proofErr w:type="spellStart"/>
       <w:r>
         <w:rPr>
@@ -15024,7 +15142,7 @@
         </w:rPr>
         <w:t>literatury</w:t>
       </w:r>
-      <w:bookmarkEnd w:id="94"/>
+      <w:bookmarkEnd w:id="96"/>
       <w:proofErr w:type="spellEnd"/>
     </w:p>
     <w:p>
@@ -15039,7 +15157,7 @@
           <w:lang w:val="en-US"/>
         </w:rPr>
       </w:pPr>
-      <w:bookmarkStart w:id="95" w:name="_Toc223344283"/>
+      <w:bookmarkStart w:id="97" w:name="_Toc223725620"/>
       <w:proofErr w:type="spellStart"/>
       <w:r>
         <w:rPr>
@@ -15054,7 +15172,7 @@
         </w:rPr>
         <w:t xml:space="preserve"> s Bone et al., Engberg et al.</w:t>
       </w:r>
-      <w:bookmarkEnd w:id="95"/>
+      <w:bookmarkEnd w:id="97"/>
     </w:p>
     <w:p>
       <w:pPr>
@@ -15068,7 +15186,7 @@
           <w:lang w:val="en-US"/>
         </w:rPr>
       </w:pPr>
-      <w:bookmarkStart w:id="96" w:name="_Toc223344284"/>
+      <w:bookmarkStart w:id="98" w:name="_Toc223725621"/>
       <w:proofErr w:type="spellStart"/>
       <w:r>
         <w:rPr>
@@ -15118,7 +15236,7 @@
         </w:rPr>
         <w:t>kapitálu</w:t>
       </w:r>
-      <w:bookmarkEnd w:id="96"/>
+      <w:bookmarkEnd w:id="98"/>
       <w:proofErr w:type="spellEnd"/>
     </w:p>
     <w:p>
@@ -15139,7 +15257,7 @@
           <w:lang w:eastAsia="cs-CZ"/>
         </w:rPr>
       </w:pPr>
-      <w:bookmarkStart w:id="97" w:name="_Toc218852016"/>
+      <w:bookmarkStart w:id="99" w:name="_Toc218852016"/>
       <w:r>
         <w:rPr>
           <w:rFonts w:eastAsia="Times New Roman"/>
@@ -15149,7 +15267,7 @@
         <w:lastRenderedPageBreak/>
         <w:t>Závěr</w:t>
       </w:r>
-      <w:bookmarkEnd w:id="97"/>
+      <w:bookmarkEnd w:id="99"/>
     </w:p>
     <w:p>
       <w:pPr>
@@ -15160,8 +15278,8 @@
           <w:lang w:eastAsia="cs-CZ"/>
         </w:rPr>
       </w:pPr>
-      <w:bookmarkStart w:id="98" w:name="_Toc218852017"/>
-      <w:bookmarkStart w:id="99" w:name="_Toc223344285"/>
+      <w:bookmarkStart w:id="100" w:name="_Toc218852017"/>
+      <w:bookmarkStart w:id="101" w:name="_Toc223725622"/>
       <w:r>
         <w:rPr>
           <w:rFonts w:eastAsia="Times New Roman"/>
@@ -15169,28 +15287,6 @@
           <w:lang w:eastAsia="cs-CZ"/>
         </w:rPr>
         <w:t>Shrnutí hlavních zjištění</w:t>
-      </w:r>
-      <w:bookmarkEnd w:id="98"/>
-      <w:bookmarkEnd w:id="99"/>
-    </w:p>
-    <w:p>
-      <w:pPr>
-        <w:pStyle w:val="Heading2"/>
-        <w:rPr>
-          <w:rFonts w:eastAsia="Times New Roman"/>
-          <w:noProof/>
-          <w:lang w:eastAsia="cs-CZ"/>
-        </w:rPr>
-      </w:pPr>
-      <w:bookmarkStart w:id="100" w:name="_Toc218852018"/>
-      <w:bookmarkStart w:id="101" w:name="_Toc223344286"/>
-      <w:r>
-        <w:rPr>
-          <w:rFonts w:eastAsia="Times New Roman"/>
-          <w:noProof/>
-          <w:lang w:eastAsia="cs-CZ"/>
-        </w:rPr>
-        <w:t>Teoretické implikace</w:t>
       </w:r>
       <w:bookmarkEnd w:id="100"/>
       <w:bookmarkEnd w:id="101"/>
@@ -15204,15 +15300,15 @@
           <w:lang w:eastAsia="cs-CZ"/>
         </w:rPr>
       </w:pPr>
-      <w:bookmarkStart w:id="102" w:name="_Toc218852019"/>
-      <w:bookmarkStart w:id="103" w:name="_Toc223344287"/>
+      <w:bookmarkStart w:id="102" w:name="_Toc218852018"/>
+      <w:bookmarkStart w:id="103" w:name="_Toc223725623"/>
       <w:r>
         <w:rPr>
           <w:rFonts w:eastAsia="Times New Roman"/>
           <w:noProof/>
           <w:lang w:eastAsia="cs-CZ"/>
         </w:rPr>
-        <w:t>Praktické implikace</w:t>
+        <w:t>Teoretické implikace</w:t>
       </w:r>
       <w:bookmarkEnd w:id="102"/>
       <w:bookmarkEnd w:id="103"/>
@@ -15226,21 +15322,43 @@
           <w:lang w:eastAsia="cs-CZ"/>
         </w:rPr>
       </w:pPr>
-      <w:bookmarkStart w:id="104" w:name="_Toc218852020"/>
-      <w:bookmarkStart w:id="105" w:name="_Toc223344288"/>
+      <w:bookmarkStart w:id="104" w:name="_Toc218852019"/>
+      <w:bookmarkStart w:id="105" w:name="_Toc223725624"/>
       <w:r>
         <w:rPr>
           <w:rFonts w:eastAsia="Times New Roman"/>
           <w:noProof/>
           <w:lang w:eastAsia="cs-CZ"/>
         </w:rPr>
-        <w:t>Náměty pro budoucí výzkum</w:t>
+        <w:t>Praktické implikace</w:t>
       </w:r>
       <w:bookmarkEnd w:id="104"/>
       <w:bookmarkEnd w:id="105"/>
     </w:p>
     <w:p>
       <w:pPr>
+        <w:pStyle w:val="Heading2"/>
+        <w:rPr>
+          <w:rFonts w:eastAsia="Times New Roman"/>
+          <w:noProof/>
+          <w:lang w:eastAsia="cs-CZ"/>
+        </w:rPr>
+      </w:pPr>
+      <w:bookmarkStart w:id="106" w:name="_Toc218852020"/>
+      <w:bookmarkStart w:id="107" w:name="_Toc223725625"/>
+      <w:r>
+        <w:rPr>
+          <w:rFonts w:eastAsia="Times New Roman"/>
+          <w:noProof/>
+          <w:lang w:eastAsia="cs-CZ"/>
+        </w:rPr>
+        <w:t>Náměty pro budoucí výzkum</w:t>
+      </w:r>
+      <w:bookmarkEnd w:id="106"/>
+      <w:bookmarkEnd w:id="107"/>
+    </w:p>
+    <w:p>
+      <w:pPr>
         <w:pStyle w:val="BodyText"/>
         <w:ind w:left="0" w:firstLine="0"/>
         <w:rPr>
@@ -15255,7 +15373,7 @@
           <w:noProof/>
         </w:rPr>
       </w:pPr>
-      <w:bookmarkStart w:id="106" w:name="_Toc22112413"/>
+      <w:bookmarkStart w:id="108" w:name="_Toc22112413"/>
       <w:r>
         <w:rPr>
           <w:noProof/>
@@ -15263,7 +15381,7 @@
         <w:lastRenderedPageBreak/>
         <w:t>Nadpis 1</w:t>
       </w:r>
-      <w:bookmarkEnd w:id="106"/>
+      <w:bookmarkEnd w:id="108"/>
     </w:p>
     <w:p>
       <w:pPr>
@@ -15272,34 +15390,34 @@
           <w:noProof/>
         </w:rPr>
       </w:pPr>
-      <w:bookmarkStart w:id="107" w:name="_Toc22112414"/>
-      <w:bookmarkStart w:id="108" w:name="_Toc223344289"/>
+      <w:bookmarkStart w:id="109" w:name="_Toc22112414"/>
+      <w:bookmarkStart w:id="110" w:name="_Toc223725626"/>
       <w:r>
         <w:rPr>
           <w:noProof/>
         </w:rPr>
         <w:t>Nadpis 2</w:t>
-      </w:r>
-      <w:bookmarkEnd w:id="107"/>
-      <w:bookmarkEnd w:id="108"/>
-    </w:p>
-    <w:p>
-      <w:pPr>
-        <w:pStyle w:val="Heading3"/>
-        <w:rPr>
-          <w:noProof/>
-        </w:rPr>
-      </w:pPr>
-      <w:bookmarkStart w:id="109" w:name="_Toc22112415"/>
-      <w:bookmarkStart w:id="110" w:name="_Toc223344290"/>
-      <w:r>
-        <w:rPr>
-          <w:noProof/>
-        </w:rPr>
-        <w:t>Nadpis 3</w:t>
       </w:r>
       <w:bookmarkEnd w:id="109"/>
       <w:bookmarkEnd w:id="110"/>
+    </w:p>
+    <w:p>
+      <w:pPr>
+        <w:pStyle w:val="Heading3"/>
+        <w:rPr>
+          <w:noProof/>
+        </w:rPr>
+      </w:pPr>
+      <w:bookmarkStart w:id="111" w:name="_Toc22112415"/>
+      <w:bookmarkStart w:id="112" w:name="_Toc223725627"/>
+      <w:r>
+        <w:rPr>
+          <w:noProof/>
+        </w:rPr>
+        <w:t>Nadpis 3</w:t>
+      </w:r>
+      <w:bookmarkEnd w:id="111"/>
+      <w:bookmarkEnd w:id="112"/>
     </w:p>
     <w:p>
       <w:pPr>
@@ -15371,7 +15489,7 @@
                     </pic:cNvPicPr>
                   </pic:nvPicPr>
                   <pic:blipFill>
-                    <a:blip r:embed="rId24">
+                    <a:blip r:embed="rId21">
                       <a:extLst>
                         <a:ext uri="{28A0092B-C50C-407E-A947-70E740481C1C}">
                           <a14:useLocalDpi xmlns:a14="http://schemas.microsoft.com/office/drawing/2010/main" val="0"/>
@@ -15502,14 +15620,14 @@
         </w:rPr>
         <w:t xml:space="preserve">Nad tímto textem je obrázek s titulkem, pod tímto textem je tabulka s titulkem. </w:t>
       </w:r>
-      <w:bookmarkStart w:id="111" w:name="_Hlk115687330"/>
+      <w:bookmarkStart w:id="113" w:name="_Hlk115687330"/>
       <w:r>
         <w:rPr>
           <w:noProof/>
         </w:rPr>
         <w:t>Pokud pracujete s grafem, použijte titulek pro obrázek.</w:t>
       </w:r>
-      <w:bookmarkEnd w:id="111"/>
+      <w:bookmarkEnd w:id="113"/>
     </w:p>
     <w:p>
       <w:pPr>
@@ -15774,7 +15892,7 @@
           <w:noProof/>
         </w:rPr>
       </w:pPr>
-      <w:bookmarkStart w:id="112" w:name="_Toc22112416"/>
+      <w:bookmarkStart w:id="114" w:name="_Toc22112416"/>
       <w:r>
         <w:rPr>
           <w:noProof/>
@@ -15782,7 +15900,7 @@
         <w:lastRenderedPageBreak/>
         <w:t>Závěr</w:t>
       </w:r>
-      <w:bookmarkEnd w:id="112"/>
+      <w:bookmarkEnd w:id="114"/>
     </w:p>
     <w:p>
       <w:pPr>
@@ -15812,7 +15930,7 @@
           <w:noProof/>
         </w:rPr>
         <w:sectPr>
-          <w:footerReference w:type="default" r:id="rId25"/>
+          <w:footerReference w:type="default" r:id="rId22"/>
           <w:pgSz w:w="11906" w:h="16838"/>
           <w:pgMar w:top="1418" w:right="1418" w:bottom="1418" w:left="1418" w:header="709" w:footer="709" w:gutter="567"/>
           <w:cols w:space="708"/>
@@ -16192,7 +16310,7 @@
         </w:rPr>
         <w:t xml:space="preserve">Online. In: Zákony pro lidi. AION CS, © 2010–2023. Dostupné z: </w:t>
       </w:r>
-      <w:hyperlink r:id="rId26" w:history="1">
+      <w:hyperlink r:id="rId23" w:history="1">
         <w:r>
           <w:rPr>
             <w:rStyle w:val="Hyperlink"/>
@@ -16227,7 +16345,7 @@
           <w:szCs w:val="24"/>
         </w:rPr>
       </w:pPr>
-      <w:bookmarkStart w:id="113" w:name="_Hlk147744544"/>
+      <w:bookmarkStart w:id="115" w:name="_Hlk147744544"/>
       <w:r>
         <w:rPr>
           <w:rFonts w:cstheme="minorHAnsi"/>
@@ -16262,7 +16380,7 @@
         </w:rPr>
         <w:t xml:space="preserve">. Aktual. 2. října 2023. Dostupné z: </w:t>
       </w:r>
-      <w:hyperlink r:id="rId27" w:history="1">
+      <w:hyperlink r:id="rId24" w:history="1">
         <w:r>
           <w:rPr>
             <w:rStyle w:val="Hyperlink"/>
@@ -16291,7 +16409,7 @@
         <w:t>[cit. 2023-10-02].</w:t>
       </w:r>
     </w:p>
-    <w:bookmarkEnd w:id="113"/>
+    <w:bookmarkEnd w:id="115"/>
     <w:p>
       <w:pPr>
         <w:pStyle w:val="Seznampouitliteratury"/>
@@ -16415,7 +16533,7 @@
         </w:rPr>
         <w:t xml:space="preserve">. 2022, vol. 31, no. 2, s. 176-184. Dostupné z: </w:t>
       </w:r>
-      <w:hyperlink r:id="rId28" w:history="1">
+      <w:hyperlink r:id="rId25" w:history="1">
         <w:r>
           <w:rPr>
             <w:rStyle w:val="Hyperlink"/>
@@ -16488,7 +16606,7 @@
         </w:rPr>
         <w:t xml:space="preserve">. Online, PDF. Praha: Karolinum, 2022. ISBN 978-80-246-4907-8. Dostupné z: Bookport, </w:t>
       </w:r>
-      <w:hyperlink r:id="rId29" w:history="1">
+      <w:hyperlink r:id="rId26" w:history="1">
         <w:r>
           <w:rPr>
             <w:rStyle w:val="Hyperlink"/>
@@ -16550,7 +16668,7 @@
         </w:rPr>
         <w:t xml:space="preserve">. Online, podcast. In: HOSTCAST. 16. 2. 2023, 26:00. Dostupné z: </w:t>
       </w:r>
-      <w:hyperlink r:id="rId30" w:history="1">
+      <w:hyperlink r:id="rId27" w:history="1">
         <w:r>
           <w:rPr>
             <w:rStyle w:val="Hyperlink"/>
@@ -16610,7 +16728,7 @@
         </w:rPr>
         <w:t xml:space="preserve">. Warsaw,12–14 October 2022. Online. Warsaw: IEEE, 2022. Dostupné z: </w:t>
       </w:r>
-      <w:hyperlink r:id="rId31" w:history="1">
+      <w:hyperlink r:id="rId28" w:history="1">
         <w:r>
           <w:rPr>
             <w:rStyle w:val="Hyperlink"/>
@@ -16718,7 +16836,7 @@
         </w:rPr>
         <w:t xml:space="preserve">Czech Technical University in Prague, 2022, s. 31-37. Dostupné z: </w:t>
       </w:r>
-      <w:hyperlink r:id="rId32" w:history="1">
+      <w:hyperlink r:id="rId29" w:history="1">
         <w:r>
           <w:rPr>
             <w:rStyle w:val="Hyperlink"/>
@@ -16787,7 +16905,7 @@
         </w:rPr>
         <w:t>. Online, bakalářská práce. Ostrava: Vysoká škola báňská – Technická univerzita Ostrava, 2023. Dostupné z: </w:t>
       </w:r>
-      <w:hyperlink r:id="rId33" w:history="1">
+      <w:hyperlink r:id="rId30" w:history="1">
         <w:r>
           <w:rPr>
             <w:rStyle w:val="Hyperlink"/>
@@ -16847,7 +16965,7 @@
         </w:rPr>
         <w:t xml:space="preserve">Online. Aktual. 5. ledna 2023. Dostupné z: </w:t>
       </w:r>
-      <w:hyperlink r:id="rId34" w:history="1">
+      <w:hyperlink r:id="rId31" w:history="1">
         <w:r>
           <w:rPr>
             <w:rStyle w:val="Hyperlink"/>
@@ -16987,7 +17105,7 @@
         </w:rPr>
         <w:t xml:space="preserve">Online, video. 2021-04-14. Dostupné z: YouTube, </w:t>
       </w:r>
-      <w:hyperlink r:id="rId35" w:history="1">
+      <w:hyperlink r:id="rId32" w:history="1">
         <w:r>
           <w:rPr>
             <w:rStyle w:val="Hyperlink"/>
@@ -18273,7 +18391,7 @@
           <w:noProof/>
         </w:rPr>
         <w:sectPr>
-          <w:footerReference w:type="default" r:id="rId36"/>
+          <w:footerReference w:type="default" r:id="rId33"/>
           <w:pgSz w:w="11906" w:h="16838"/>
           <w:pgMar w:top="1418" w:right="1418" w:bottom="1418" w:left="1418" w:header="709" w:footer="709" w:gutter="567"/>
           <w:cols w:space="708"/>
@@ -18288,9 +18406,9 @@
           <w:noProof/>
         </w:rPr>
       </w:pPr>
-      <w:bookmarkStart w:id="114" w:name="_Toc525301"/>
-      <w:bookmarkStart w:id="115" w:name="_Toc525338"/>
-      <w:bookmarkStart w:id="116" w:name="_Toc20732280"/>
+      <w:bookmarkStart w:id="116" w:name="_Toc525301"/>
+      <w:bookmarkStart w:id="117" w:name="_Toc525338"/>
+      <w:bookmarkStart w:id="118" w:name="_Toc20732280"/>
       <w:r>
         <w:rPr>
           <w:noProof/>
@@ -18298,9 +18416,9 @@
         <w:lastRenderedPageBreak/>
         <w:t>Příloha 1</w:t>
       </w:r>
-      <w:bookmarkEnd w:id="114"/>
-      <w:bookmarkEnd w:id="115"/>
       <w:bookmarkEnd w:id="116"/>
+      <w:bookmarkEnd w:id="117"/>
+      <w:bookmarkEnd w:id="118"/>
     </w:p>
     <w:p>
       <w:pPr>
@@ -18316,7 +18434,7 @@
           <w:noProof/>
         </w:rPr>
         <w:sectPr>
-          <w:footerReference w:type="default" r:id="rId37"/>
+          <w:footerReference w:type="default" r:id="rId34"/>
           <w:pgSz w:w="11906" w:h="16838"/>
           <w:pgMar w:top="1418" w:right="1418" w:bottom="1418" w:left="1418" w:header="709" w:footer="709" w:gutter="567"/>
           <w:pgNumType w:start="1"/>
@@ -18339,7 +18457,7 @@
           <w:noProof/>
         </w:rPr>
         <w:sectPr>
-          <w:footerReference w:type="default" r:id="rId38"/>
+          <w:footerReference w:type="default" r:id="rId35"/>
           <w:pgSz w:w="11906" w:h="16838"/>
           <w:pgMar w:top="1418" w:right="1418" w:bottom="1418" w:left="1418" w:header="709" w:footer="709" w:gutter="567"/>
           <w:pgNumType w:start="1"/>
@@ -18355,7 +18473,7 @@
           <w:noProof/>
         </w:rPr>
         <w:sectPr>
-          <w:footerReference w:type="default" r:id="rId39"/>
+          <w:footerReference w:type="default" r:id="rId36"/>
           <w:pgSz w:w="11906" w:h="16838"/>
           <w:pgMar w:top="1418" w:right="1418" w:bottom="1418" w:left="1418" w:header="709" w:footer="709" w:gutter="567"/>
           <w:pgNumType w:start="1"/>
@@ -25691,6 +25809,18 @@
       <w:lang w:val="en-US"/>
     </w:rPr>
   </w:style>
+  <w:style w:type="character" w:styleId="FollowedHyperlink">
+    <w:name w:val="FollowedHyperlink"/>
+    <w:basedOn w:val="DefaultParagraphFont"/>
+    <w:uiPriority w:val="99"/>
+    <w:semiHidden/>
+    <w:unhideWhenUsed/>
+    <w:rsid w:val="00B67A27"/>
+    <w:rPr>
+      <w:color w:val="954F72" w:themeColor="followedHyperlink"/>
+      <w:u w:val="single"/>
+    </w:rPr>
+  </w:style>
 </w:styles>
 </file>
 

--- a/docs/Master_thesis.docx
+++ b/docs/Master_thesis.docx
@@ -4964,7 +4964,31 @@
         <w:t>, Německu a Indii</w:t>
       </w:r>
       <w:r>
-        <w:t xml:space="preserve">. Práce rovněž zasazuje tyto poznatky do kontextu širších pracovně-ekonomických teorií, jako je </w:t>
+        <w:t xml:space="preserve"> a analyzovat</w:t>
+      </w:r>
+      <w:r>
+        <w:t xml:space="preserve">, </w:t>
+      </w:r>
+      <w:r>
+        <w:t>zda a jaký</w:t>
+      </w:r>
+      <w:r>
+        <w:t xml:space="preserve"> je rozdíl mezi </w:t>
+      </w:r>
+      <w:r>
+        <w:t xml:space="preserve">skutečnými </w:t>
+      </w:r>
+      <w:r>
+        <w:t xml:space="preserve">vývojáři a </w:t>
+      </w:r>
+      <w:r>
+        <w:t xml:space="preserve">čistě jen </w:t>
+      </w:r>
+      <w:r>
+        <w:t>uživateli AI v IT sektoru.</w:t>
+      </w:r>
+      <w:r>
+        <w:t xml:space="preserve"> Práce rovněž zasazuje tyto poznatky do kontextu širších pracovně-ekonomických teorií, jako je </w:t>
       </w:r>
       <w:proofErr w:type="spellStart"/>
       <w:r>
@@ -5024,7 +5048,6 @@
         <w:rPr>
           <w:rFonts w:ascii="Times New Roman" w:eastAsia="Times New Roman" w:hAnsi="Times New Roman" w:cs="Times New Roman"/>
           <w:noProof/>
-          <w:color w:val="ED7D31" w:themeColor="accent2"/>
           <w:lang w:eastAsia="cs-CZ"/>
         </w:rPr>
         <w:t>Úroveň t</w:t>
@@ -5033,7 +5056,6 @@
         <w:rPr>
           <w:rFonts w:ascii="Times New Roman" w:eastAsia="Times New Roman" w:hAnsi="Times New Roman" w:cs="Times New Roman"/>
           <w:noProof/>
-          <w:color w:val="ED7D31" w:themeColor="accent2"/>
           <w:lang w:eastAsia="cs-CZ"/>
         </w:rPr>
         <w:t>echnologi</w:t>
@@ -5042,7 +5064,6 @@
         <w:rPr>
           <w:rFonts w:ascii="Times New Roman" w:eastAsia="Times New Roman" w:hAnsi="Times New Roman" w:cs="Times New Roman"/>
           <w:noProof/>
-          <w:color w:val="ED7D31" w:themeColor="accent2"/>
           <w:lang w:eastAsia="cs-CZ"/>
         </w:rPr>
         <w:t>ckého pokrok</w:t>
@@ -5051,7 +5072,6 @@
         <w:rPr>
           <w:rFonts w:ascii="Times New Roman" w:eastAsia="Times New Roman" w:hAnsi="Times New Roman" w:cs="Times New Roman"/>
           <w:noProof/>
-          <w:color w:val="ED7D31" w:themeColor="accent2"/>
           <w:lang w:eastAsia="cs-CZ"/>
         </w:rPr>
         <w:t>u</w:t>
@@ -5060,7 +5080,6 @@
         <w:rPr>
           <w:rFonts w:ascii="Times New Roman" w:eastAsia="Times New Roman" w:hAnsi="Times New Roman" w:cs="Times New Roman"/>
           <w:noProof/>
-          <w:color w:val="ED7D31" w:themeColor="accent2"/>
           <w:lang w:eastAsia="cs-CZ"/>
         </w:rPr>
         <w:t xml:space="preserve"> se v dnešní době velmi </w:t>
@@ -5069,7 +5088,6 @@
         <w:rPr>
           <w:rFonts w:ascii="Times New Roman" w:eastAsia="Times New Roman" w:hAnsi="Times New Roman" w:cs="Times New Roman"/>
           <w:noProof/>
-          <w:color w:val="ED7D31" w:themeColor="accent2"/>
           <w:lang w:eastAsia="cs-CZ"/>
         </w:rPr>
         <w:t>razantně</w:t>
@@ -5078,7 +5096,6 @@
         <w:rPr>
           <w:rFonts w:ascii="Times New Roman" w:eastAsia="Times New Roman" w:hAnsi="Times New Roman" w:cs="Times New Roman"/>
           <w:noProof/>
-          <w:color w:val="ED7D31" w:themeColor="accent2"/>
           <w:lang w:eastAsia="cs-CZ"/>
         </w:rPr>
         <w:t xml:space="preserve"> mění. </w:t>
@@ -7894,11 +7911,6 @@
       <w:bookmarkEnd w:id="17"/>
     </w:p>
     <w:p>
-      <w:pPr>
-        <w:rPr>
-          <w:lang w:val="en-US"/>
-        </w:rPr>
-      </w:pPr>
       <w:bookmarkStart w:id="18" w:name="_Hlk223357240"/>
       <w:r>
         <w:t>Obecné dovednosti (</w:t>
@@ -7964,6 +7976,336 @@
       </w:r>
       <w:proofErr w:type="spellEnd"/>
       <w:r>
+        <w:t>).</w:t>
+      </w:r>
+    </w:p>
+    <w:p>
+      <w:pPr>
+        <w:rPr>
+          <w:color w:val="4472C4" w:themeColor="accent5"/>
+        </w:rPr>
+      </w:pPr>
+      <w:r>
+        <w:rPr>
+          <w:color w:val="4472C4" w:themeColor="accent5"/>
+        </w:rPr>
+        <w:t xml:space="preserve">U </w:t>
+      </w:r>
+      <w:proofErr w:type="spellStart"/>
+      <w:r>
+        <w:rPr>
+          <w:color w:val="4472C4" w:themeColor="accent5"/>
+        </w:rPr>
+        <w:t>general</w:t>
+      </w:r>
+      <w:proofErr w:type="spellEnd"/>
+      <w:r>
+        <w:rPr>
+          <w:color w:val="4472C4" w:themeColor="accent5"/>
+        </w:rPr>
+        <w:t xml:space="preserve"> </w:t>
+      </w:r>
+      <w:proofErr w:type="spellStart"/>
+      <w:r>
+        <w:rPr>
+          <w:color w:val="4472C4" w:themeColor="accent5"/>
+        </w:rPr>
+        <w:t>kaptialu</w:t>
+      </w:r>
+      <w:proofErr w:type="spellEnd"/>
+      <w:r>
+        <w:rPr>
+          <w:color w:val="4472C4" w:themeColor="accent5"/>
+        </w:rPr>
+        <w:t xml:space="preserve"> je to </w:t>
+      </w:r>
+      <w:r>
+        <w:rPr>
+          <w:color w:val="4472C4" w:themeColor="accent5"/>
+        </w:rPr>
+        <w:t xml:space="preserve">Schopnost používat veřejné LLM, prompt </w:t>
+      </w:r>
+      <w:proofErr w:type="spellStart"/>
+      <w:r>
+        <w:rPr>
+          <w:color w:val="4472C4" w:themeColor="accent5"/>
+        </w:rPr>
+        <w:t>engineering</w:t>
+      </w:r>
+      <w:proofErr w:type="spellEnd"/>
+      <w:r>
+        <w:rPr>
+          <w:color w:val="4472C4" w:themeColor="accent5"/>
+        </w:rPr>
+        <w:t>, základní integrace API (tzv. AI-</w:t>
+      </w:r>
+      <w:proofErr w:type="spellStart"/>
+      <w:r>
+        <w:rPr>
+          <w:color w:val="4472C4" w:themeColor="accent5"/>
+        </w:rPr>
+        <w:t>Adopter</w:t>
+      </w:r>
+      <w:proofErr w:type="spellEnd"/>
+      <w:r>
+        <w:rPr>
+          <w:color w:val="4472C4" w:themeColor="accent5"/>
+        </w:rPr>
+        <w:t xml:space="preserve"> dovednosti). Lehce přenositelné, firmy za tento trénink nechtějí platit.</w:t>
+      </w:r>
+    </w:p>
+    <w:p>
+      <w:pPr>
+        <w:rPr>
+          <w:color w:val="4472C4" w:themeColor="accent5"/>
+          <w:lang w:val="en-US"/>
+        </w:rPr>
+      </w:pPr>
+      <w:r>
+        <w:rPr>
+          <w:color w:val="4472C4" w:themeColor="accent5"/>
+          <w:lang w:val="en-US"/>
+        </w:rPr>
+        <w:t xml:space="preserve">Firm-specific human capital: </w:t>
+      </w:r>
+      <w:proofErr w:type="spellStart"/>
+      <w:r>
+        <w:rPr>
+          <w:color w:val="4472C4" w:themeColor="accent5"/>
+          <w:lang w:val="en-US"/>
+        </w:rPr>
+        <w:t>Znalost</w:t>
+      </w:r>
+      <w:proofErr w:type="spellEnd"/>
+      <w:r>
+        <w:rPr>
+          <w:color w:val="4472C4" w:themeColor="accent5"/>
+          <w:lang w:val="en-US"/>
+        </w:rPr>
+        <w:t xml:space="preserve"> </w:t>
+      </w:r>
+      <w:proofErr w:type="spellStart"/>
+      <w:r>
+        <w:rPr>
+          <w:color w:val="4472C4" w:themeColor="accent5"/>
+          <w:lang w:val="en-US"/>
+        </w:rPr>
+        <w:t>práce</w:t>
+      </w:r>
+      <w:proofErr w:type="spellEnd"/>
+      <w:r>
+        <w:rPr>
+          <w:color w:val="4472C4" w:themeColor="accent5"/>
+          <w:lang w:val="en-US"/>
+        </w:rPr>
+        <w:t xml:space="preserve"> s </w:t>
+      </w:r>
+      <w:proofErr w:type="spellStart"/>
+      <w:r>
+        <w:rPr>
+          <w:color w:val="4472C4" w:themeColor="accent5"/>
+          <w:lang w:val="en-US"/>
+        </w:rPr>
+        <w:t>proprietárním</w:t>
+      </w:r>
+      <w:proofErr w:type="spellEnd"/>
+      <w:r>
+        <w:rPr>
+          <w:color w:val="4472C4" w:themeColor="accent5"/>
+          <w:lang w:val="en-US"/>
+        </w:rPr>
+        <w:t xml:space="preserve"> </w:t>
+      </w:r>
+      <w:proofErr w:type="spellStart"/>
+      <w:r>
+        <w:rPr>
+          <w:color w:val="4472C4" w:themeColor="accent5"/>
+          <w:lang w:val="en-US"/>
+        </w:rPr>
+        <w:t>firemním</w:t>
+      </w:r>
+      <w:proofErr w:type="spellEnd"/>
+      <w:r>
+        <w:rPr>
+          <w:color w:val="4472C4" w:themeColor="accent5"/>
+          <w:lang w:val="en-US"/>
+        </w:rPr>
+        <w:t xml:space="preserve"> </w:t>
+      </w:r>
+      <w:proofErr w:type="spellStart"/>
+      <w:r>
+        <w:rPr>
+          <w:color w:val="4472C4" w:themeColor="accent5"/>
+          <w:lang w:val="en-US"/>
+        </w:rPr>
+        <w:t>modelem</w:t>
+      </w:r>
+      <w:proofErr w:type="spellEnd"/>
+      <w:r>
+        <w:rPr>
+          <w:color w:val="4472C4" w:themeColor="accent5"/>
+          <w:lang w:val="en-US"/>
+        </w:rPr>
+        <w:t xml:space="preserve"> (</w:t>
+      </w:r>
+      <w:proofErr w:type="spellStart"/>
+      <w:r>
+        <w:rPr>
+          <w:color w:val="4472C4" w:themeColor="accent5"/>
+          <w:lang w:val="en-US"/>
+        </w:rPr>
+        <w:t>např</w:t>
+      </w:r>
+      <w:proofErr w:type="spellEnd"/>
+      <w:r>
+        <w:rPr>
+          <w:color w:val="4472C4" w:themeColor="accent5"/>
+          <w:lang w:val="en-US"/>
+        </w:rPr>
+        <w:t xml:space="preserve">. fine-tuning </w:t>
+      </w:r>
+      <w:proofErr w:type="spellStart"/>
+      <w:r>
+        <w:rPr>
+          <w:color w:val="4472C4" w:themeColor="accent5"/>
+          <w:lang w:val="en-US"/>
+        </w:rPr>
+        <w:t>na</w:t>
+      </w:r>
+      <w:proofErr w:type="spellEnd"/>
+      <w:r>
+        <w:rPr>
+          <w:color w:val="4472C4" w:themeColor="accent5"/>
+          <w:lang w:val="en-US"/>
+        </w:rPr>
+        <w:t xml:space="preserve"> </w:t>
+      </w:r>
+      <w:proofErr w:type="spellStart"/>
+      <w:r>
+        <w:rPr>
+          <w:color w:val="4472C4" w:themeColor="accent5"/>
+          <w:lang w:val="en-US"/>
+        </w:rPr>
+        <w:t>specifických</w:t>
+      </w:r>
+      <w:proofErr w:type="spellEnd"/>
+      <w:r>
+        <w:rPr>
+          <w:color w:val="4472C4" w:themeColor="accent5"/>
+          <w:lang w:val="en-US"/>
+        </w:rPr>
+        <w:t xml:space="preserve"> </w:t>
+      </w:r>
+      <w:proofErr w:type="spellStart"/>
+      <w:r>
+        <w:rPr>
+          <w:color w:val="4472C4" w:themeColor="accent5"/>
+          <w:lang w:val="en-US"/>
+        </w:rPr>
+        <w:t>firemních</w:t>
+      </w:r>
+      <w:proofErr w:type="spellEnd"/>
+      <w:r>
+        <w:rPr>
+          <w:color w:val="4472C4" w:themeColor="accent5"/>
+          <w:lang w:val="en-US"/>
+        </w:rPr>
+        <w:t xml:space="preserve"> </w:t>
+      </w:r>
+      <w:proofErr w:type="spellStart"/>
+      <w:r>
+        <w:rPr>
+          <w:color w:val="4472C4" w:themeColor="accent5"/>
+          <w:lang w:val="en-US"/>
+        </w:rPr>
+        <w:t>datech</w:t>
+      </w:r>
+      <w:proofErr w:type="spellEnd"/>
+      <w:r>
+        <w:rPr>
+          <w:color w:val="4472C4" w:themeColor="accent5"/>
+          <w:lang w:val="en-US"/>
+        </w:rPr>
+        <w:t xml:space="preserve">, </w:t>
+      </w:r>
+      <w:proofErr w:type="spellStart"/>
+      <w:r>
+        <w:rPr>
+          <w:color w:val="4472C4" w:themeColor="accent5"/>
+          <w:lang w:val="en-US"/>
+        </w:rPr>
+        <w:t>nasazení</w:t>
+      </w:r>
+      <w:proofErr w:type="spellEnd"/>
+      <w:r>
+        <w:rPr>
+          <w:color w:val="4472C4" w:themeColor="accent5"/>
+          <w:lang w:val="en-US"/>
+        </w:rPr>
+        <w:t xml:space="preserve"> </w:t>
+      </w:r>
+      <w:proofErr w:type="spellStart"/>
+      <w:r>
+        <w:rPr>
+          <w:color w:val="4472C4" w:themeColor="accent5"/>
+          <w:lang w:val="en-US"/>
+        </w:rPr>
+        <w:t>lokálního</w:t>
+      </w:r>
+      <w:proofErr w:type="spellEnd"/>
+      <w:r>
+        <w:rPr>
+          <w:color w:val="4472C4" w:themeColor="accent5"/>
+          <w:lang w:val="en-US"/>
+        </w:rPr>
+        <w:t xml:space="preserve"> LLM do </w:t>
+      </w:r>
+      <w:proofErr w:type="spellStart"/>
+      <w:r>
+        <w:rPr>
+          <w:color w:val="4472C4" w:themeColor="accent5"/>
+          <w:lang w:val="en-US"/>
+        </w:rPr>
+        <w:t>uzavřeného</w:t>
+      </w:r>
+      <w:proofErr w:type="spellEnd"/>
+      <w:r>
+        <w:rPr>
+          <w:color w:val="4472C4" w:themeColor="accent5"/>
+          <w:lang w:val="en-US"/>
+        </w:rPr>
+        <w:t xml:space="preserve"> </w:t>
+      </w:r>
+      <w:proofErr w:type="spellStart"/>
+      <w:r>
+        <w:rPr>
+          <w:color w:val="4472C4" w:themeColor="accent5"/>
+          <w:lang w:val="en-US"/>
+        </w:rPr>
+        <w:t>firemního</w:t>
+      </w:r>
+      <w:proofErr w:type="spellEnd"/>
+      <w:r>
+        <w:rPr>
+          <w:color w:val="4472C4" w:themeColor="accent5"/>
+          <w:lang w:val="en-US"/>
+        </w:rPr>
+        <w:t xml:space="preserve"> </w:t>
+      </w:r>
+      <w:proofErr w:type="spellStart"/>
+      <w:r>
+        <w:rPr>
+          <w:color w:val="4472C4" w:themeColor="accent5"/>
+          <w:lang w:val="en-US"/>
+        </w:rPr>
+        <w:t>prostředí</w:t>
+      </w:r>
+      <w:proofErr w:type="spellEnd"/>
+      <w:r>
+        <w:rPr>
+          <w:color w:val="4472C4" w:themeColor="accent5"/>
+          <w:lang w:val="en-US"/>
+        </w:rPr>
         <w:t>).</w:t>
       </w:r>
     </w:p>
@@ -8466,7 +8808,16 @@
           <w:noProof/>
           <w:lang w:eastAsia="cs-CZ"/>
         </w:rPr>
-        <w:t xml:space="preserve"> tvrdí, že zaniknou tisícovky pracovních míst a lidé budou nahraditelní stroji (v tomto případě konkrétně umělou inteligencí), obdobně jako po příchodu průmyslové revoluce. Proto je v této práci důležité se na tuto historickou událost podívat a dobře ji analyzovat, aby to bylo možné porovnat s tím, co se děje na trhu dnes.</w:t>
+        <w:t xml:space="preserve"> tvrdí, že zaniknou tisícovky pracovních míst a lidé budou nahraditelní stroji (v tomto případě konkrétně umělou inteligencí), obdobně jako po příchodu průmyslové revoluce. Proto je v této práci </w:t>
+      </w:r>
+      <w:r>
+        <w:rPr>
+          <w:rFonts w:ascii="Times New Roman" w:eastAsia="Times New Roman" w:hAnsi="Times New Roman" w:cs="Times New Roman"/>
+          <w:noProof/>
+          <w:lang w:eastAsia="cs-CZ"/>
+        </w:rPr>
+        <w:lastRenderedPageBreak/>
+        <w:t>důležité se na tuto historickou událost podívat a dobře ji analyzovat, aby to bylo možné porovnat s tím, co se děje na trhu dnes.</w:t>
       </w:r>
     </w:p>
     <w:p>
@@ -8544,7 +8895,6 @@
           <w:noProof/>
           <w:lang w:eastAsia="cs-CZ"/>
         </w:rPr>
-        <w:lastRenderedPageBreak/>
         <w:t>Kritika předchozího prvního pohledu je, že bylo pozorován</w:t>
       </w:r>
       <w:r>
@@ -8858,7 +9208,16 @@
           <w:noProof/>
           <w:lang w:eastAsia="cs-CZ"/>
         </w:rPr>
-        <w:t xml:space="preserve">Lehce automatizovatelné pracovní úkony jsou čím dál častěji možny nahradit technologiemi, a proto poptávka po těchto lidech a jejich platu klesá, což vytváří mzdové rozdíly a polarizaci pracovního trhu s malou poptávkou na středně placené rutinní práce. </w:t>
+        <w:t xml:space="preserve">Lehce automatizovatelné pracovní úkony jsou čím dál častěji možny nahradit technologiemi, a proto poptávka po těchto lidech a jejich platu klesá, což vytváří mzdové rozdíly a polarizaci pracovního trhu s malou poptávkou na středně </w:t>
+      </w:r>
+      <w:r>
+        <w:rPr>
+          <w:rFonts w:ascii="Times New Roman" w:eastAsia="Times New Roman" w:hAnsi="Times New Roman" w:cs="Times New Roman"/>
+          <w:noProof/>
+          <w:lang w:eastAsia="cs-CZ"/>
+        </w:rPr>
+        <w:lastRenderedPageBreak/>
+        <w:t xml:space="preserve">placené rutinní práce. </w:t>
       </w:r>
       <w:r>
         <w:rPr>
@@ -8937,7 +9296,6 @@
           <w:noProof/>
           <w:shd w:val="clear" w:color="auto" w:fill="FFFFFF"/>
         </w:rPr>
-        <w:lastRenderedPageBreak/>
         <w:t xml:space="preserve">Koncept nutnosti oddělovat člověka a jeho dovednosti od úkolů, tedy toho, co skutečně provádí, </w:t>
       </w:r>
       <w:r>
@@ -9762,6 +10120,7 @@
           <w:noProof/>
           <w:shd w:val="clear" w:color="auto" w:fill="FFFFFF"/>
         </w:rPr>
+        <w:lastRenderedPageBreak/>
         <w:t>Původní model ALM však nedokázal vysvětlit polarizaci trhu práce, proč klesají střední platové pozice, ale rostou jak vysoké, tak nízké a nedokázal zdůvodnit reálný pokles mezd u nízkokvalifikovaných mužů. Původní model totiž předpokládal jednoduché schéma.</w:t>
       </w:r>
     </w:p>
@@ -9830,7 +10189,6 @@
           <w:noProof/>
           <w:shd w:val="clear" w:color="auto" w:fill="FFFFFF"/>
         </w:rPr>
-        <w:lastRenderedPageBreak/>
         <w:t>V návaznosti vznikla práce Acemoglu &amp; Autora jako upřesnění a rozšíření, kde se hlouběji propoují dovednosti s úkoly a technologiemi.</w:t>
       </w:r>
       <w:r>
@@ -10025,7 +10383,15 @@
           <w:noProof/>
           <w:shd w:val="clear" w:color="auto" w:fill="FFFFFF"/>
         </w:rPr>
-        <w:t xml:space="preserve">budou firmy přirozeně chtít nadále zvyšovat efektivitu a zisky a pro to budou nutní další lidé na pozice, které automatizovat plně zatím nelze. Není to tedy tak, že při určité úrovni automatizace budou firmy chtít propustit veškerý personál, budou chtít být stále popředu a scalovat dále. Pokud AI umožní scalovat například výrobu na </w:t>
+        <w:t xml:space="preserve">budou firmy přirozeně chtít nadále zvyšovat efektivitu a zisky a pro to budou nutní další lidé na pozice, které automatizovat plně zatím nelze. Není to tedy tak, že při určité úrovni automatizace </w:t>
+      </w:r>
+      <w:r>
+        <w:rPr>
+          <w:noProof/>
+          <w:shd w:val="clear" w:color="auto" w:fill="FFFFFF"/>
+        </w:rPr>
+        <w:lastRenderedPageBreak/>
+        <w:t xml:space="preserve">budou firmy chtít propustit veškerý personál, budou chtít být stále popředu a scalovat dále. Pokud AI umožní scalovat například výrobu na </w:t>
       </w:r>
       <w:r>
         <w:rPr>
@@ -10095,16 +10461,7 @@
           <w:noProof/>
           <w:lang w:eastAsia="cs-CZ"/>
         </w:rPr>
-        <w:t xml:space="preserve">Knowledge-Intensive Business Services (KIBS), tedy konzultantství, finance, právo, informační technologie, software development a </w:t>
-      </w:r>
-      <w:r>
-        <w:rPr>
-          <w:rFonts w:ascii="Times New Roman" w:eastAsia="Times New Roman" w:hAnsi="Times New Roman" w:cs="Times New Roman"/>
-          <w:noProof/>
-          <w:lang w:eastAsia="cs-CZ"/>
-        </w:rPr>
-        <w:lastRenderedPageBreak/>
-        <w:t>zákaznický servis, popřípadě administrativa. Do méně exponované sektory lze zařadit manuální práce vyžadující fyzickou přítomnost a práce vyžadující vysokou míru kreativity a empatie. (Reference: Bone et al. (2025) - analýza UK trhu práce)</w:t>
+        <w:t>Knowledge-Intensive Business Services (KIBS), tedy konzultantství, finance, právo, informační technologie, software development a zákaznický servis, popřípadě administrativa. Do méně exponované sektory lze zařadit manuální práce vyžadující fyzickou přítomnost a práce vyžadující vysokou míru kreativity a empatie. (Reference: Bone et al. (2025) - analýza UK trhu práce)</w:t>
       </w:r>
     </w:p>
     <w:p>
@@ -10205,6 +10562,7 @@
         <w:rPr>
           <w:noProof/>
         </w:rPr>
+        <w:lastRenderedPageBreak/>
         <w:t>Přestože AI nepřineslo většině organizacím ještě viditelné a měřitelné zisky dle EBIT, avšak firmy s jistotou reportují, že AI urychlilo a vylepšilo inovace, konkurenční výhody a spokojenost zákazníků a zaměstnanců. Nejvíce se tak děje u softwarového inženýrství, IT, výroby a financí. Nejméně naopak v marketingu či právním sektoru. To je rozdílné oproti roku 2024, kde byl marketing a prodeje představovaly nejvíce využívání generativního AI, více než u IT společností. (</w:t>
       </w:r>
       <w:hyperlink r:id="rId11" w:tgtFrame="_new" w:history="1">
@@ -10220,14 +10578,7 @@
         <w:rPr>
           <w:noProof/>
         </w:rPr>
-        <w:t xml:space="preserve">). Také příjmy firem se zvýšily nejvíce v marketingu a prodeji, nikoli v IT sektoru. </w:t>
-      </w:r>
-      <w:r>
-        <w:rPr>
-          <w:noProof/>
-        </w:rPr>
-        <w:lastRenderedPageBreak/>
-        <w:t>To může znamenat pozdější a opatrnější adopci AI marketingového sektoru, avšak s nejlepšími výsledky. (</w:t>
+        <w:t>). Také příjmy firem se zvýšily nejvíce v marketingu a prodeji, nikoli v IT sektoru. To může znamenat pozdější a opatrnější adopci AI marketingového sektoru, avšak s nejlepšími výsledky. (</w:t>
       </w:r>
       <w:hyperlink r:id="rId12" w:tgtFrame="_new" w:history="1">
         <w:r>
@@ -10587,6 +10938,7 @@
           <w:noProof/>
           <w:lang w:eastAsia="cs-CZ"/>
         </w:rPr>
+        <w:lastRenderedPageBreak/>
         <w:t>Lidský kapitál v kontextu AI</w:t>
       </w:r>
       <w:bookmarkEnd w:id="38"/>
@@ -10739,6 +11091,269 @@
     </w:p>
     <w:p>
       <w:pPr>
+        <w:rPr>
+          <w:color w:val="4472C4" w:themeColor="accent5"/>
+          <w:lang w:val="en-US"/>
+        </w:rPr>
+      </w:pPr>
+      <w:proofErr w:type="spellStart"/>
+      <w:r>
+        <w:rPr>
+          <w:color w:val="4472C4" w:themeColor="accent5"/>
+          <w:lang w:val="en-US"/>
+        </w:rPr>
+        <w:t>Propojení</w:t>
+      </w:r>
+      <w:proofErr w:type="spellEnd"/>
+      <w:r>
+        <w:rPr>
+          <w:color w:val="4472C4" w:themeColor="accent5"/>
+          <w:lang w:val="en-US"/>
+        </w:rPr>
+        <w:t xml:space="preserve"> SBTC (Skill-Biased Technological Change) s AI: </w:t>
+      </w:r>
+      <w:proofErr w:type="spellStart"/>
+      <w:r>
+        <w:rPr>
+          <w:color w:val="4472C4" w:themeColor="accent5"/>
+          <w:lang w:val="en-US"/>
+        </w:rPr>
+        <w:t>Vysvětlit</w:t>
+      </w:r>
+      <w:proofErr w:type="spellEnd"/>
+      <w:r>
+        <w:rPr>
+          <w:color w:val="4472C4" w:themeColor="accent5"/>
+          <w:lang w:val="en-US"/>
+        </w:rPr>
+        <w:t xml:space="preserve">, </w:t>
+      </w:r>
+      <w:proofErr w:type="spellStart"/>
+      <w:r>
+        <w:rPr>
+          <w:color w:val="4472C4" w:themeColor="accent5"/>
+          <w:lang w:val="en-US"/>
+        </w:rPr>
+        <w:t>že</w:t>
+      </w:r>
+      <w:proofErr w:type="spellEnd"/>
+      <w:r>
+        <w:rPr>
+          <w:color w:val="4472C4" w:themeColor="accent5"/>
+          <w:lang w:val="en-US"/>
+        </w:rPr>
+        <w:t xml:space="preserve"> AI </w:t>
+      </w:r>
+      <w:proofErr w:type="spellStart"/>
+      <w:r>
+        <w:rPr>
+          <w:color w:val="4472C4" w:themeColor="accent5"/>
+          <w:lang w:val="en-US"/>
+        </w:rPr>
+        <w:t>aktuálně</w:t>
+      </w:r>
+      <w:proofErr w:type="spellEnd"/>
+      <w:r>
+        <w:rPr>
+          <w:color w:val="4472C4" w:themeColor="accent5"/>
+          <w:lang w:val="en-US"/>
+        </w:rPr>
+        <w:t xml:space="preserve"> </w:t>
+      </w:r>
+      <w:proofErr w:type="spellStart"/>
+      <w:r>
+        <w:rPr>
+          <w:color w:val="4472C4" w:themeColor="accent5"/>
+          <w:lang w:val="en-US"/>
+        </w:rPr>
+        <w:t>prohlubuje</w:t>
+      </w:r>
+      <w:proofErr w:type="spellEnd"/>
+      <w:r>
+        <w:rPr>
+          <w:color w:val="4472C4" w:themeColor="accent5"/>
+          <w:lang w:val="en-US"/>
+        </w:rPr>
+        <w:t xml:space="preserve"> </w:t>
+      </w:r>
+      <w:proofErr w:type="spellStart"/>
+      <w:r>
+        <w:rPr>
+          <w:color w:val="4472C4" w:themeColor="accent5"/>
+          <w:lang w:val="en-US"/>
+        </w:rPr>
+        <w:t>mzdovou</w:t>
+      </w:r>
+      <w:proofErr w:type="spellEnd"/>
+      <w:r>
+        <w:rPr>
+          <w:color w:val="4472C4" w:themeColor="accent5"/>
+          <w:lang w:val="en-US"/>
+        </w:rPr>
+        <w:t xml:space="preserve"> </w:t>
+      </w:r>
+      <w:proofErr w:type="spellStart"/>
+      <w:r>
+        <w:rPr>
+          <w:color w:val="4472C4" w:themeColor="accent5"/>
+          <w:lang w:val="en-US"/>
+        </w:rPr>
+        <w:t>polarizaci</w:t>
+      </w:r>
+      <w:proofErr w:type="spellEnd"/>
+      <w:r>
+        <w:rPr>
+          <w:color w:val="4472C4" w:themeColor="accent5"/>
+          <w:lang w:val="en-US"/>
+        </w:rPr>
+        <w:t xml:space="preserve"> IT </w:t>
+      </w:r>
+      <w:proofErr w:type="spellStart"/>
+      <w:r>
+        <w:rPr>
+          <w:color w:val="4472C4" w:themeColor="accent5"/>
+          <w:lang w:val="en-US"/>
+        </w:rPr>
+        <w:t>trhu</w:t>
+      </w:r>
+      <w:proofErr w:type="spellEnd"/>
+      <w:r>
+        <w:rPr>
+          <w:color w:val="4472C4" w:themeColor="accent5"/>
+          <w:lang w:val="en-US"/>
+        </w:rPr>
+        <w:t xml:space="preserve"> (</w:t>
+      </w:r>
+      <w:proofErr w:type="spellStart"/>
+      <w:r>
+        <w:rPr>
+          <w:color w:val="4472C4" w:themeColor="accent5"/>
+          <w:lang w:val="en-US"/>
+        </w:rPr>
+        <w:t>obrovské</w:t>
+      </w:r>
+      <w:proofErr w:type="spellEnd"/>
+      <w:r>
+        <w:rPr>
+          <w:color w:val="4472C4" w:themeColor="accent5"/>
+          <w:lang w:val="en-US"/>
+        </w:rPr>
+        <w:t xml:space="preserve"> </w:t>
+      </w:r>
+      <w:proofErr w:type="spellStart"/>
+      <w:r>
+        <w:rPr>
+          <w:color w:val="4472C4" w:themeColor="accent5"/>
+          <w:lang w:val="en-US"/>
+        </w:rPr>
+        <w:t>mzdové</w:t>
+      </w:r>
+      <w:proofErr w:type="spellEnd"/>
+      <w:r>
+        <w:rPr>
+          <w:color w:val="4472C4" w:themeColor="accent5"/>
+          <w:lang w:val="en-US"/>
+        </w:rPr>
+        <w:t xml:space="preserve"> </w:t>
+      </w:r>
+      <w:proofErr w:type="spellStart"/>
+      <w:r>
+        <w:rPr>
+          <w:color w:val="4472C4" w:themeColor="accent5"/>
+          <w:lang w:val="en-US"/>
+        </w:rPr>
+        <w:t>prémie</w:t>
+      </w:r>
+      <w:proofErr w:type="spellEnd"/>
+      <w:r>
+        <w:rPr>
+          <w:color w:val="4472C4" w:themeColor="accent5"/>
+          <w:lang w:val="en-US"/>
+        </w:rPr>
+        <w:t xml:space="preserve"> pro LLM </w:t>
+      </w:r>
+      <w:proofErr w:type="spellStart"/>
+      <w:r>
+        <w:rPr>
+          <w:color w:val="4472C4" w:themeColor="accent5"/>
+          <w:lang w:val="en-US"/>
+        </w:rPr>
+        <w:t>inženýry</w:t>
+      </w:r>
+      <w:proofErr w:type="spellEnd"/>
+      <w:r>
+        <w:rPr>
+          <w:color w:val="4472C4" w:themeColor="accent5"/>
+          <w:lang w:val="en-US"/>
+        </w:rPr>
+        <w:t xml:space="preserve"> vs. </w:t>
+      </w:r>
+      <w:proofErr w:type="spellStart"/>
+      <w:r>
+        <w:rPr>
+          <w:color w:val="4472C4" w:themeColor="accent5"/>
+          <w:lang w:val="en-US"/>
+        </w:rPr>
+        <w:t>stagnace</w:t>
+      </w:r>
+      <w:proofErr w:type="spellEnd"/>
+      <w:r>
+        <w:rPr>
+          <w:color w:val="4472C4" w:themeColor="accent5"/>
+          <w:lang w:val="en-US"/>
+        </w:rPr>
+        <w:t xml:space="preserve"> u </w:t>
+      </w:r>
+      <w:proofErr w:type="spellStart"/>
+      <w:r>
+        <w:rPr>
+          <w:color w:val="4472C4" w:themeColor="accent5"/>
+          <w:lang w:val="en-US"/>
+        </w:rPr>
+        <w:t>běžných</w:t>
+      </w:r>
+      <w:proofErr w:type="spellEnd"/>
+      <w:r>
+        <w:rPr>
+          <w:color w:val="4472C4" w:themeColor="accent5"/>
+          <w:lang w:val="en-US"/>
+        </w:rPr>
+        <w:t xml:space="preserve"> </w:t>
+      </w:r>
+      <w:proofErr w:type="spellStart"/>
+      <w:r>
+        <w:rPr>
+          <w:color w:val="4472C4" w:themeColor="accent5"/>
+          <w:lang w:val="en-US"/>
+        </w:rPr>
+        <w:t>kodérů</w:t>
+      </w:r>
+      <w:proofErr w:type="spellEnd"/>
+      <w:r>
+        <w:rPr>
+          <w:color w:val="4472C4" w:themeColor="accent5"/>
+          <w:lang w:val="en-US"/>
+        </w:rPr>
+        <w:t>).</w:t>
+      </w:r>
+    </w:p>
+    <w:p>
+      <w:pPr>
+        <w:numPr>
+          <w:ilvl w:val="0"/>
+          <w:numId w:val="31"/>
+        </w:numPr>
+        <w:spacing w:before="100" w:beforeAutospacing="1" w:after="100" w:afterAutospacing="1"/>
+        <w:rPr>
+          <w:rFonts w:ascii="Times New Roman" w:eastAsia="Times New Roman" w:hAnsi="Times New Roman" w:cs="Times New Roman"/>
+          <w:noProof/>
+          <w:color w:val="EE0000"/>
+          <w:lang w:eastAsia="cs-CZ"/>
+        </w:rPr>
+      </w:pPr>
+    </w:p>
+    <w:p>
+      <w:pPr>
         <w:pStyle w:val="Heading1"/>
         <w:rPr>
           <w:rFonts w:eastAsia="Times New Roman"/>
@@ -10899,6 +11514,19 @@
     </w:p>
     <w:p>
       <w:pPr>
+        <w:rPr>
+          <w:color w:val="4472C4" w:themeColor="accent5"/>
+        </w:rPr>
+      </w:pPr>
+      <w:r>
+        <w:rPr>
+          <w:color w:val="4472C4" w:themeColor="accent5"/>
+        </w:rPr>
+        <w:t>přechod k velkým jazykovým modelům (LLM) a fenoménu Generativní AI. Vysvětlit rozdíl mezi analytickou a generativní AI.</w:t>
+      </w:r>
+    </w:p>
+    <w:p>
+      <w:pPr>
         <w:pStyle w:val="Heading2"/>
         <w:rPr>
           <w:rFonts w:eastAsia="Times New Roman"/>
@@ -11165,7 +11793,7 @@
           <w:noProof/>
           <w:lang w:eastAsia="cs-CZ"/>
         </w:rPr>
-        <w:t xml:space="preserve">Dle reportu McKinsey (2023) generativní AI, tedy LLM, přidá trhu globální ekonomiky 2.6 trillionů až 4.4 trillionů dolarů ročně. Nejvíce by mělo pomoct ve firemních procesech jako jsou customer operations (provozní činnosti spojené se zákazníky), marketingu a prodeji, software engineering, and R&amp;D. Dle odvětví jsou to </w:t>
+        <w:t xml:space="preserve">Dle reportu McKinsey (2023) generativní AI, tedy LLM, přidá trhu globální ekonomiky 2.6 trillionů až 4.4 trillionů dolarů ročně. Nejvíce by mělo pomoct ve </w:t>
       </w:r>
       <w:r>
         <w:rPr>
@@ -11174,7 +11802,7 @@
           <w:lang w:eastAsia="cs-CZ"/>
         </w:rPr>
         <w:lastRenderedPageBreak/>
-        <w:t>pak banky a high tech společnosti. Automatizovat by dle reportu mělo být možno 60 až 70 procent lidské práce, která je dnes vykonávána. Hlavní předností LLM je schopnost porozumění obyčejného jazyka, řeči a textu, který tvoří zhruba 25 % současných aktivit v zaměstnáních. Je proto také využitelná hlavně v sofistikovanějších oborech a odvětvích, které jsou založeny na znalostech, ty s vyšší mzdou a vyššími požadavky.</w:t>
+        <w:t>firemních procesech jako jsou customer operations (provozní činnosti spojené se zákazníky), marketingu a prodeji, software engineering, and R&amp;D. Dle odvětví jsou to pak banky a high tech společnosti. Automatizovat by dle reportu mělo být možno 60 až 70 procent lidské práce, která je dnes vykonávána. Hlavní předností LLM je schopnost porozumění obyčejného jazyka, řeči a textu, který tvoří zhruba 25 % současných aktivit v zaměstnáních. Je proto také využitelná hlavně v sofistikovanějších oborech a odvětvích, které jsou založeny na znalostech, ty s vyšší mzdou a vyššími požadavky.</w:t>
       </w:r>
     </w:p>
     <w:p>
@@ -11623,6 +12251,689 @@
     </w:p>
     <w:p>
       <w:pPr>
+        <w:rPr>
+          <w:color w:val="4472C4" w:themeColor="accent5"/>
+          <w:lang w:val="en-US"/>
+        </w:rPr>
+      </w:pPr>
+      <w:r>
+        <w:rPr>
+          <w:color w:val="4472C4" w:themeColor="accent5"/>
+          <w:lang w:val="en-US"/>
+        </w:rPr>
+        <w:t xml:space="preserve">Zde </w:t>
+      </w:r>
+      <w:proofErr w:type="spellStart"/>
+      <w:r>
+        <w:rPr>
+          <w:color w:val="4472C4" w:themeColor="accent5"/>
+          <w:lang w:val="en-US"/>
+        </w:rPr>
+        <w:t>aplikujeme</w:t>
+      </w:r>
+      <w:proofErr w:type="spellEnd"/>
+      <w:r>
+        <w:rPr>
+          <w:color w:val="4472C4" w:themeColor="accent5"/>
+          <w:lang w:val="en-US"/>
+        </w:rPr>
+        <w:t xml:space="preserve"> </w:t>
+      </w:r>
+      <w:proofErr w:type="spellStart"/>
+      <w:r>
+        <w:rPr>
+          <w:color w:val="4472C4" w:themeColor="accent5"/>
+          <w:lang w:val="en-US"/>
+        </w:rPr>
+        <w:t>koncept</w:t>
+      </w:r>
+      <w:proofErr w:type="spellEnd"/>
+      <w:r>
+        <w:rPr>
+          <w:color w:val="4472C4" w:themeColor="accent5"/>
+          <w:lang w:val="en-US"/>
+        </w:rPr>
+        <w:t> Bottom-up </w:t>
+      </w:r>
+      <w:proofErr w:type="spellStart"/>
+      <w:r>
+        <w:rPr>
+          <w:color w:val="4472C4" w:themeColor="accent5"/>
+          <w:lang w:val="en-US"/>
+        </w:rPr>
+        <w:t>přístupu</w:t>
+      </w:r>
+      <w:proofErr w:type="spellEnd"/>
+      <w:r>
+        <w:rPr>
+          <w:color w:val="4472C4" w:themeColor="accent5"/>
+          <w:lang w:val="en-US"/>
+        </w:rPr>
+        <w:t xml:space="preserve">. </w:t>
+      </w:r>
+      <w:proofErr w:type="spellStart"/>
+      <w:r>
+        <w:rPr>
+          <w:color w:val="4472C4" w:themeColor="accent5"/>
+          <w:lang w:val="en-US"/>
+        </w:rPr>
+        <w:t>Kategorizaci</w:t>
+      </w:r>
+      <w:proofErr w:type="spellEnd"/>
+      <w:r>
+        <w:rPr>
+          <w:color w:val="4472C4" w:themeColor="accent5"/>
+          <w:lang w:val="en-US"/>
+        </w:rPr>
+        <w:t xml:space="preserve"> </w:t>
+      </w:r>
+      <w:proofErr w:type="spellStart"/>
+      <w:r>
+        <w:rPr>
+          <w:color w:val="4472C4" w:themeColor="accent5"/>
+          <w:lang w:val="en-US"/>
+        </w:rPr>
+        <w:t>rozdělíme</w:t>
+      </w:r>
+      <w:proofErr w:type="spellEnd"/>
+      <w:r>
+        <w:rPr>
+          <w:color w:val="4472C4" w:themeColor="accent5"/>
+          <w:lang w:val="en-US"/>
+        </w:rPr>
+        <w:t xml:space="preserve"> </w:t>
+      </w:r>
+      <w:proofErr w:type="spellStart"/>
+      <w:r>
+        <w:rPr>
+          <w:color w:val="4472C4" w:themeColor="accent5"/>
+          <w:lang w:val="en-US"/>
+        </w:rPr>
+        <w:t>podle</w:t>
+      </w:r>
+      <w:proofErr w:type="spellEnd"/>
+      <w:r>
+        <w:rPr>
+          <w:color w:val="4472C4" w:themeColor="accent5"/>
+          <w:lang w:val="en-US"/>
+        </w:rPr>
+        <w:t xml:space="preserve"> toho, co </w:t>
+      </w:r>
+      <w:proofErr w:type="spellStart"/>
+      <w:r>
+        <w:rPr>
+          <w:color w:val="4472C4" w:themeColor="accent5"/>
+          <w:lang w:val="en-US"/>
+        </w:rPr>
+        <w:t>reálně</w:t>
+      </w:r>
+      <w:proofErr w:type="spellEnd"/>
+      <w:r>
+        <w:rPr>
+          <w:color w:val="4472C4" w:themeColor="accent5"/>
+          <w:lang w:val="en-US"/>
+        </w:rPr>
+        <w:t xml:space="preserve"> </w:t>
+      </w:r>
+      <w:proofErr w:type="spellStart"/>
+      <w:r>
+        <w:rPr>
+          <w:color w:val="4472C4" w:themeColor="accent5"/>
+          <w:lang w:val="en-US"/>
+        </w:rPr>
+        <w:t>vidíme</w:t>
+      </w:r>
+      <w:proofErr w:type="spellEnd"/>
+      <w:r>
+        <w:rPr>
+          <w:color w:val="4472C4" w:themeColor="accent5"/>
+          <w:lang w:val="en-US"/>
+        </w:rPr>
+        <w:t xml:space="preserve"> </w:t>
+      </w:r>
+      <w:proofErr w:type="spellStart"/>
+      <w:r>
+        <w:rPr>
+          <w:color w:val="4472C4" w:themeColor="accent5"/>
+          <w:lang w:val="en-US"/>
+        </w:rPr>
+        <w:t>na</w:t>
+      </w:r>
+      <w:proofErr w:type="spellEnd"/>
+      <w:r>
+        <w:rPr>
+          <w:color w:val="4472C4" w:themeColor="accent5"/>
+          <w:lang w:val="en-US"/>
+        </w:rPr>
+        <w:t xml:space="preserve"> </w:t>
+      </w:r>
+      <w:proofErr w:type="spellStart"/>
+      <w:r>
+        <w:rPr>
+          <w:color w:val="4472C4" w:themeColor="accent5"/>
+          <w:lang w:val="en-US"/>
+        </w:rPr>
+        <w:t>trhu</w:t>
+      </w:r>
+      <w:proofErr w:type="spellEnd"/>
+      <w:r>
+        <w:rPr>
+          <w:color w:val="4472C4" w:themeColor="accent5"/>
+          <w:lang w:val="en-US"/>
+        </w:rPr>
+        <w:t xml:space="preserve"> </w:t>
+      </w:r>
+      <w:proofErr w:type="spellStart"/>
+      <w:r>
+        <w:rPr>
+          <w:color w:val="4472C4" w:themeColor="accent5"/>
+          <w:lang w:val="en-US"/>
+        </w:rPr>
+        <w:t>dnes</w:t>
+      </w:r>
+      <w:proofErr w:type="spellEnd"/>
+      <w:r>
+        <w:rPr>
+          <w:color w:val="4472C4" w:themeColor="accent5"/>
+          <w:lang w:val="en-US"/>
+        </w:rPr>
+        <w:t>:</w:t>
+      </w:r>
+    </w:p>
+    <w:p>
+      <w:pPr>
+        <w:rPr>
+          <w:color w:val="4472C4" w:themeColor="accent5"/>
+          <w:lang w:val="en-US"/>
+        </w:rPr>
+      </w:pPr>
+      <w:r>
+        <w:rPr>
+          <w:color w:val="4472C4" w:themeColor="accent5"/>
+          <w:lang w:val="en-US"/>
+        </w:rPr>
+        <w:t>Core AI: </w:t>
+      </w:r>
+      <w:proofErr w:type="spellStart"/>
+      <w:r>
+        <w:rPr>
+          <w:color w:val="4472C4" w:themeColor="accent5"/>
+          <w:lang w:val="en-US"/>
+        </w:rPr>
+        <w:t>Trénování</w:t>
+      </w:r>
+      <w:proofErr w:type="spellEnd"/>
+      <w:r>
+        <w:rPr>
+          <w:color w:val="4472C4" w:themeColor="accent5"/>
+          <w:lang w:val="en-US"/>
+        </w:rPr>
+        <w:t xml:space="preserve"> </w:t>
+      </w:r>
+      <w:proofErr w:type="gramStart"/>
+      <w:r>
+        <w:rPr>
+          <w:color w:val="4472C4" w:themeColor="accent5"/>
+          <w:lang w:val="en-US"/>
+        </w:rPr>
+        <w:t>a</w:t>
+      </w:r>
+      <w:proofErr w:type="gramEnd"/>
+      <w:r>
+        <w:rPr>
+          <w:color w:val="4472C4" w:themeColor="accent5"/>
+          <w:lang w:val="en-US"/>
+        </w:rPr>
+        <w:t xml:space="preserve"> </w:t>
+      </w:r>
+      <w:proofErr w:type="spellStart"/>
+      <w:r>
+        <w:rPr>
+          <w:color w:val="4472C4" w:themeColor="accent5"/>
+          <w:lang w:val="en-US"/>
+        </w:rPr>
+        <w:t>architektura</w:t>
+      </w:r>
+      <w:proofErr w:type="spellEnd"/>
+      <w:r>
+        <w:rPr>
+          <w:color w:val="4472C4" w:themeColor="accent5"/>
+          <w:lang w:val="en-US"/>
+        </w:rPr>
+        <w:t xml:space="preserve"> </w:t>
+      </w:r>
+      <w:proofErr w:type="spellStart"/>
+      <w:r>
+        <w:rPr>
+          <w:color w:val="4472C4" w:themeColor="accent5"/>
+          <w:lang w:val="en-US"/>
+        </w:rPr>
+        <w:t>modelů</w:t>
+      </w:r>
+      <w:proofErr w:type="spellEnd"/>
+      <w:r>
+        <w:rPr>
+          <w:color w:val="4472C4" w:themeColor="accent5"/>
+          <w:lang w:val="en-US"/>
+        </w:rPr>
+        <w:t xml:space="preserve"> (</w:t>
+      </w:r>
+      <w:proofErr w:type="spellStart"/>
+      <w:r>
+        <w:rPr>
+          <w:color w:val="4472C4" w:themeColor="accent5"/>
+          <w:lang w:val="en-US"/>
+        </w:rPr>
+        <w:t>PyTorch</w:t>
+      </w:r>
+      <w:proofErr w:type="spellEnd"/>
+      <w:r>
+        <w:rPr>
+          <w:color w:val="4472C4" w:themeColor="accent5"/>
+          <w:lang w:val="en-US"/>
+        </w:rPr>
+        <w:t>, TensorFlow, CUDA).</w:t>
+      </w:r>
+    </w:p>
+    <w:p>
+      <w:pPr>
+        <w:rPr>
+          <w:color w:val="4472C4" w:themeColor="accent5"/>
+          <w:lang w:val="en-US"/>
+        </w:rPr>
+      </w:pPr>
+      <w:r>
+        <w:rPr>
+          <w:color w:val="4472C4" w:themeColor="accent5"/>
+          <w:lang w:val="en-US"/>
+        </w:rPr>
+        <w:t xml:space="preserve">Applied AI / AI Integration: Tohle je </w:t>
+      </w:r>
+      <w:proofErr w:type="spellStart"/>
+      <w:r>
+        <w:rPr>
+          <w:color w:val="4472C4" w:themeColor="accent5"/>
+          <w:lang w:val="en-US"/>
+        </w:rPr>
+        <w:t>dnes</w:t>
+      </w:r>
+      <w:proofErr w:type="spellEnd"/>
+      <w:r>
+        <w:rPr>
+          <w:color w:val="4472C4" w:themeColor="accent5"/>
+          <w:lang w:val="en-US"/>
+        </w:rPr>
+        <w:t xml:space="preserve"> </w:t>
+      </w:r>
+      <w:proofErr w:type="spellStart"/>
+      <w:r>
+        <w:rPr>
+          <w:color w:val="4472C4" w:themeColor="accent5"/>
+          <w:lang w:val="en-US"/>
+        </w:rPr>
+        <w:t>klíčové</w:t>
+      </w:r>
+      <w:proofErr w:type="spellEnd"/>
+      <w:r>
+        <w:rPr>
+          <w:color w:val="4472C4" w:themeColor="accent5"/>
+          <w:lang w:val="en-US"/>
+        </w:rPr>
+        <w:t xml:space="preserve"> – </w:t>
+      </w:r>
+      <w:proofErr w:type="spellStart"/>
+      <w:r>
+        <w:rPr>
+          <w:color w:val="4472C4" w:themeColor="accent5"/>
+          <w:lang w:val="en-US"/>
+        </w:rPr>
+        <w:t>stavění</w:t>
+      </w:r>
+      <w:proofErr w:type="spellEnd"/>
+      <w:r>
+        <w:rPr>
+          <w:color w:val="4472C4" w:themeColor="accent5"/>
+          <w:lang w:val="en-US"/>
+        </w:rPr>
+        <w:t xml:space="preserve"> </w:t>
+      </w:r>
+      <w:proofErr w:type="spellStart"/>
+      <w:r>
+        <w:rPr>
+          <w:color w:val="4472C4" w:themeColor="accent5"/>
+          <w:lang w:val="en-US"/>
+        </w:rPr>
+        <w:t>nad</w:t>
+      </w:r>
+      <w:proofErr w:type="spellEnd"/>
+      <w:r>
+        <w:rPr>
+          <w:color w:val="4472C4" w:themeColor="accent5"/>
+          <w:lang w:val="en-US"/>
+        </w:rPr>
+        <w:t xml:space="preserve"> </w:t>
+      </w:r>
+      <w:proofErr w:type="spellStart"/>
+      <w:r>
+        <w:rPr>
+          <w:color w:val="4472C4" w:themeColor="accent5"/>
+          <w:lang w:val="en-US"/>
+        </w:rPr>
+        <w:t>modely</w:t>
+      </w:r>
+      <w:proofErr w:type="spellEnd"/>
+      <w:r>
+        <w:rPr>
+          <w:color w:val="4472C4" w:themeColor="accent5"/>
+          <w:lang w:val="en-US"/>
+        </w:rPr>
+        <w:t xml:space="preserve">. </w:t>
+      </w:r>
+      <w:proofErr w:type="spellStart"/>
+      <w:r>
+        <w:rPr>
+          <w:color w:val="4472C4" w:themeColor="accent5"/>
+          <w:lang w:val="en-US"/>
+        </w:rPr>
+        <w:t>Zavést</w:t>
+      </w:r>
+      <w:proofErr w:type="spellEnd"/>
+      <w:r>
+        <w:rPr>
+          <w:color w:val="4472C4" w:themeColor="accent5"/>
+          <w:lang w:val="en-US"/>
+        </w:rPr>
+        <w:t xml:space="preserve"> </w:t>
+      </w:r>
+      <w:proofErr w:type="spellStart"/>
+      <w:r>
+        <w:rPr>
+          <w:color w:val="4472C4" w:themeColor="accent5"/>
+          <w:lang w:val="en-US"/>
+        </w:rPr>
+        <w:t>pojmy</w:t>
+      </w:r>
+      <w:proofErr w:type="spellEnd"/>
+      <w:r>
+        <w:rPr>
+          <w:color w:val="4472C4" w:themeColor="accent5"/>
+          <w:lang w:val="en-US"/>
+        </w:rPr>
+        <w:t xml:space="preserve"> </w:t>
+      </w:r>
+      <w:proofErr w:type="spellStart"/>
+      <w:r>
+        <w:rPr>
+          <w:color w:val="4472C4" w:themeColor="accent5"/>
+          <w:lang w:val="en-US"/>
+        </w:rPr>
+        <w:t>jako</w:t>
+      </w:r>
+      <w:proofErr w:type="spellEnd"/>
+      <w:r>
+        <w:rPr>
+          <w:color w:val="4472C4" w:themeColor="accent5"/>
+          <w:lang w:val="en-US"/>
+        </w:rPr>
+        <w:t xml:space="preserve"> RAG (Retrieval-Augmented Generation), </w:t>
+      </w:r>
+      <w:proofErr w:type="spellStart"/>
+      <w:r>
+        <w:rPr>
+          <w:color w:val="4472C4" w:themeColor="accent5"/>
+          <w:lang w:val="en-US"/>
+        </w:rPr>
+        <w:t>vektorové</w:t>
+      </w:r>
+      <w:proofErr w:type="spellEnd"/>
+      <w:r>
+        <w:rPr>
+          <w:color w:val="4472C4" w:themeColor="accent5"/>
+          <w:lang w:val="en-US"/>
+        </w:rPr>
+        <w:t xml:space="preserve"> </w:t>
+      </w:r>
+      <w:proofErr w:type="spellStart"/>
+      <w:r>
+        <w:rPr>
+          <w:color w:val="4472C4" w:themeColor="accent5"/>
+          <w:lang w:val="en-US"/>
+        </w:rPr>
+        <w:t>databáze</w:t>
+      </w:r>
+      <w:proofErr w:type="spellEnd"/>
+      <w:r>
+        <w:rPr>
+          <w:color w:val="4472C4" w:themeColor="accent5"/>
+          <w:lang w:val="en-US"/>
+        </w:rPr>
+        <w:t xml:space="preserve">, </w:t>
+      </w:r>
+      <w:proofErr w:type="spellStart"/>
+      <w:r>
+        <w:rPr>
+          <w:color w:val="4472C4" w:themeColor="accent5"/>
+          <w:lang w:val="en-US"/>
+        </w:rPr>
+        <w:t>LangChain</w:t>
+      </w:r>
+      <w:proofErr w:type="spellEnd"/>
+      <w:r>
+        <w:rPr>
+          <w:color w:val="4472C4" w:themeColor="accent5"/>
+          <w:lang w:val="en-US"/>
+        </w:rPr>
+        <w:t>.</w:t>
+      </w:r>
+    </w:p>
+    <w:p>
+      <w:pPr>
+        <w:rPr>
+          <w:color w:val="4472C4" w:themeColor="accent5"/>
+          <w:lang w:val="en-US"/>
+        </w:rPr>
+      </w:pPr>
+      <w:r>
+        <w:rPr>
+          <w:color w:val="4472C4" w:themeColor="accent5"/>
+          <w:lang w:val="en-US"/>
+        </w:rPr>
+        <w:t>AI-Adopters: </w:t>
+      </w:r>
+      <w:proofErr w:type="spellStart"/>
+      <w:r>
+        <w:rPr>
+          <w:color w:val="4472C4" w:themeColor="accent5"/>
+          <w:lang w:val="en-US"/>
+        </w:rPr>
+        <w:t>Koncoví</w:t>
+      </w:r>
+      <w:proofErr w:type="spellEnd"/>
+      <w:r>
+        <w:rPr>
+          <w:color w:val="4472C4" w:themeColor="accent5"/>
+          <w:lang w:val="en-US"/>
+        </w:rPr>
+        <w:t xml:space="preserve"> </w:t>
+      </w:r>
+      <w:proofErr w:type="spellStart"/>
+      <w:r>
+        <w:rPr>
+          <w:color w:val="4472C4" w:themeColor="accent5"/>
+          <w:lang w:val="en-US"/>
+        </w:rPr>
+        <w:t>uživatelé</w:t>
+      </w:r>
+      <w:proofErr w:type="spellEnd"/>
+      <w:r>
+        <w:rPr>
+          <w:color w:val="4472C4" w:themeColor="accent5"/>
+          <w:lang w:val="en-US"/>
+        </w:rPr>
+        <w:t xml:space="preserve">. </w:t>
+      </w:r>
+      <w:proofErr w:type="spellStart"/>
+      <w:r>
+        <w:rPr>
+          <w:color w:val="4472C4" w:themeColor="accent5"/>
+          <w:lang w:val="en-US"/>
+        </w:rPr>
+        <w:t>Nástroje</w:t>
+      </w:r>
+      <w:proofErr w:type="spellEnd"/>
+      <w:r>
+        <w:rPr>
+          <w:color w:val="4472C4" w:themeColor="accent5"/>
+          <w:lang w:val="en-US"/>
+        </w:rPr>
+        <w:t xml:space="preserve"> </w:t>
+      </w:r>
+      <w:proofErr w:type="spellStart"/>
+      <w:r>
+        <w:rPr>
+          <w:color w:val="4472C4" w:themeColor="accent5"/>
+          <w:lang w:val="en-US"/>
+        </w:rPr>
+        <w:t>produktivity</w:t>
+      </w:r>
+      <w:proofErr w:type="spellEnd"/>
+      <w:r>
+        <w:rPr>
+          <w:color w:val="4472C4" w:themeColor="accent5"/>
+          <w:lang w:val="en-US"/>
+        </w:rPr>
+        <w:t xml:space="preserve"> (Copilot, ChatGPT).</w:t>
+      </w:r>
+    </w:p>
+    <w:p>
+      <w:pPr>
+        <w:rPr>
+          <w:color w:val="4472C4" w:themeColor="accent5"/>
+          <w:lang w:val="en-US"/>
+        </w:rPr>
+      </w:pPr>
+      <w:r>
+        <w:rPr>
+          <w:color w:val="4472C4" w:themeColor="accent5"/>
+          <w:lang w:val="en-US"/>
+        </w:rPr>
+        <w:t xml:space="preserve">Tady se </w:t>
+      </w:r>
+      <w:proofErr w:type="spellStart"/>
+      <w:r>
+        <w:rPr>
+          <w:color w:val="4472C4" w:themeColor="accent5"/>
+          <w:lang w:val="en-US"/>
+        </w:rPr>
+        <w:t>popíše</w:t>
+      </w:r>
+      <w:proofErr w:type="spellEnd"/>
+      <w:r>
+        <w:rPr>
+          <w:color w:val="4472C4" w:themeColor="accent5"/>
+          <w:lang w:val="en-US"/>
+        </w:rPr>
+        <w:t xml:space="preserve"> </w:t>
+      </w:r>
+      <w:proofErr w:type="spellStart"/>
+      <w:r>
+        <w:rPr>
+          <w:color w:val="4472C4" w:themeColor="accent5"/>
+          <w:lang w:val="en-US"/>
+        </w:rPr>
+        <w:t>i</w:t>
+      </w:r>
+      <w:proofErr w:type="spellEnd"/>
+      <w:r>
+        <w:rPr>
+          <w:color w:val="4472C4" w:themeColor="accent5"/>
+          <w:lang w:val="en-US"/>
+        </w:rPr>
+        <w:t xml:space="preserve"> </w:t>
+      </w:r>
+      <w:proofErr w:type="spellStart"/>
+      <w:r>
+        <w:rPr>
+          <w:color w:val="4472C4" w:themeColor="accent5"/>
+          <w:lang w:val="en-US"/>
+        </w:rPr>
+        <w:t>rozdíl</w:t>
+      </w:r>
+      <w:proofErr w:type="spellEnd"/>
+      <w:r>
+        <w:rPr>
+          <w:color w:val="4472C4" w:themeColor="accent5"/>
+          <w:lang w:val="en-US"/>
+        </w:rPr>
+        <w:t xml:space="preserve"> </w:t>
+      </w:r>
+      <w:proofErr w:type="spellStart"/>
+      <w:r>
+        <w:rPr>
+          <w:color w:val="4472C4" w:themeColor="accent5"/>
+          <w:lang w:val="en-US"/>
+        </w:rPr>
+        <w:t>mezi</w:t>
+      </w:r>
+      <w:proofErr w:type="spellEnd"/>
+      <w:r>
+        <w:rPr>
+          <w:color w:val="4472C4" w:themeColor="accent5"/>
+          <w:lang w:val="en-US"/>
+        </w:rPr>
+        <w:t xml:space="preserve"> "</w:t>
+      </w:r>
+      <w:proofErr w:type="spellStart"/>
+      <w:r>
+        <w:rPr>
+          <w:color w:val="4472C4" w:themeColor="accent5"/>
+          <w:lang w:val="en-US"/>
+        </w:rPr>
+        <w:t>zapojením</w:t>
+      </w:r>
+      <w:proofErr w:type="spellEnd"/>
+      <w:r>
+        <w:rPr>
+          <w:color w:val="4472C4" w:themeColor="accent5"/>
+          <w:lang w:val="en-US"/>
+        </w:rPr>
+        <w:t xml:space="preserve"> AI do </w:t>
+      </w:r>
+      <w:proofErr w:type="spellStart"/>
+      <w:r>
+        <w:rPr>
+          <w:color w:val="4472C4" w:themeColor="accent5"/>
+          <w:lang w:val="en-US"/>
+        </w:rPr>
+        <w:t>práce</w:t>
+      </w:r>
+      <w:proofErr w:type="spellEnd"/>
+      <w:r>
+        <w:rPr>
+          <w:color w:val="4472C4" w:themeColor="accent5"/>
+          <w:lang w:val="en-US"/>
+        </w:rPr>
+        <w:t>" a "</w:t>
+      </w:r>
+      <w:proofErr w:type="spellStart"/>
+      <w:r>
+        <w:rPr>
+          <w:color w:val="4472C4" w:themeColor="accent5"/>
+          <w:lang w:val="en-US"/>
+        </w:rPr>
+        <w:t>tvorbou</w:t>
+      </w:r>
+      <w:proofErr w:type="spellEnd"/>
+      <w:r>
+        <w:rPr>
+          <w:color w:val="4472C4" w:themeColor="accent5"/>
+          <w:lang w:val="en-US"/>
+        </w:rPr>
+        <w:t xml:space="preserve"> AI".</w:t>
+      </w:r>
+    </w:p>
+    <w:p>
+      <w:pPr>
         <w:spacing w:before="100" w:beforeAutospacing="1" w:after="100" w:afterAutospacing="1"/>
         <w:ind w:left="0"/>
         <w:rPr>
@@ -11667,6 +12978,7 @@
           <w:noProof/>
           <w:lang w:eastAsia="cs-CZ"/>
         </w:rPr>
+        <w:lastRenderedPageBreak/>
         <w:t>Trendy v poptávce po AI dovednostech</w:t>
       </w:r>
       <w:bookmarkEnd w:id="53"/>
@@ -11757,8 +13069,374 @@
           <w:noProof/>
           <w:lang w:eastAsia="cs-CZ"/>
         </w:rPr>
-        <w:t>BANKY TREBA</w:t>
-      </w:r>
+        <w:t xml:space="preserve">BANKY </w:t>
+      </w:r>
+      <w:r>
+        <w:rPr>
+          <w:rFonts w:ascii="Times New Roman" w:eastAsia="Times New Roman" w:hAnsi="Times New Roman" w:cs="Times New Roman"/>
+          <w:noProof/>
+          <w:lang w:eastAsia="cs-CZ"/>
+        </w:rPr>
+        <w:t>TŘEBA</w:t>
+      </w:r>
+    </w:p>
+    <w:p>
+      <w:pPr>
+        <w:rPr>
+          <w:color w:val="4472C4" w:themeColor="accent5"/>
+          <w:lang w:val="en-US"/>
+        </w:rPr>
+      </w:pPr>
+      <w:proofErr w:type="spellStart"/>
+      <w:r>
+        <w:rPr>
+          <w:color w:val="4472C4" w:themeColor="accent5"/>
+          <w:lang w:val="en-US"/>
+        </w:rPr>
+        <w:t>Zavedení</w:t>
+      </w:r>
+      <w:proofErr w:type="spellEnd"/>
+      <w:r>
+        <w:rPr>
+          <w:color w:val="4472C4" w:themeColor="accent5"/>
+          <w:lang w:val="en-US"/>
+        </w:rPr>
+        <w:t xml:space="preserve"> </w:t>
+      </w:r>
+      <w:proofErr w:type="spellStart"/>
+      <w:r>
+        <w:rPr>
+          <w:color w:val="4472C4" w:themeColor="accent5"/>
+          <w:lang w:val="en-US"/>
+        </w:rPr>
+        <w:t>pojmu</w:t>
+      </w:r>
+      <w:proofErr w:type="spellEnd"/>
+      <w:r>
+        <w:rPr>
+          <w:color w:val="4472C4" w:themeColor="accent5"/>
+          <w:lang w:val="en-US"/>
+        </w:rPr>
+        <w:t> "AI Washing" (</w:t>
+      </w:r>
+      <w:proofErr w:type="spellStart"/>
+      <w:r>
+        <w:rPr>
+          <w:color w:val="4472C4" w:themeColor="accent5"/>
+          <w:lang w:val="en-US"/>
+        </w:rPr>
+        <w:t>vykreslování</w:t>
+      </w:r>
+      <w:proofErr w:type="spellEnd"/>
+      <w:r>
+        <w:rPr>
+          <w:color w:val="4472C4" w:themeColor="accent5"/>
+          <w:lang w:val="en-US"/>
+        </w:rPr>
+        <w:t xml:space="preserve"> </w:t>
+      </w:r>
+      <w:proofErr w:type="spellStart"/>
+      <w:r>
+        <w:rPr>
+          <w:color w:val="4472C4" w:themeColor="accent5"/>
+          <w:lang w:val="en-US"/>
+        </w:rPr>
+        <w:t>běžných</w:t>
+      </w:r>
+      <w:proofErr w:type="spellEnd"/>
+      <w:r>
+        <w:rPr>
+          <w:color w:val="4472C4" w:themeColor="accent5"/>
+          <w:lang w:val="en-US"/>
+        </w:rPr>
+        <w:t xml:space="preserve"> IT </w:t>
+      </w:r>
+      <w:proofErr w:type="spellStart"/>
+      <w:r>
+        <w:rPr>
+          <w:color w:val="4472C4" w:themeColor="accent5"/>
+          <w:lang w:val="en-US"/>
+        </w:rPr>
+        <w:t>pozic</w:t>
+      </w:r>
+      <w:proofErr w:type="spellEnd"/>
+      <w:r>
+        <w:rPr>
+          <w:color w:val="4472C4" w:themeColor="accent5"/>
+          <w:lang w:val="en-US"/>
+        </w:rPr>
+        <w:t xml:space="preserve"> </w:t>
+      </w:r>
+      <w:proofErr w:type="spellStart"/>
+      <w:r>
+        <w:rPr>
+          <w:color w:val="4472C4" w:themeColor="accent5"/>
+          <w:lang w:val="en-US"/>
+        </w:rPr>
+        <w:t>jako</w:t>
+      </w:r>
+      <w:proofErr w:type="spellEnd"/>
+      <w:r>
+        <w:rPr>
+          <w:color w:val="4472C4" w:themeColor="accent5"/>
+          <w:lang w:val="en-US"/>
+        </w:rPr>
+        <w:t xml:space="preserve"> AI </w:t>
+      </w:r>
+      <w:proofErr w:type="spellStart"/>
+      <w:r>
+        <w:rPr>
+          <w:color w:val="4472C4" w:themeColor="accent5"/>
+          <w:lang w:val="en-US"/>
+        </w:rPr>
+        <w:t>pozic</w:t>
+      </w:r>
+      <w:proofErr w:type="spellEnd"/>
+      <w:r>
+        <w:rPr>
+          <w:color w:val="4472C4" w:themeColor="accent5"/>
+          <w:lang w:val="en-US"/>
+        </w:rPr>
+        <w:t xml:space="preserve"> za </w:t>
+      </w:r>
+      <w:proofErr w:type="spellStart"/>
+      <w:r>
+        <w:rPr>
+          <w:color w:val="4472C4" w:themeColor="accent5"/>
+          <w:lang w:val="en-US"/>
+        </w:rPr>
+        <w:t>účelem</w:t>
+      </w:r>
+      <w:proofErr w:type="spellEnd"/>
+      <w:r>
+        <w:rPr>
+          <w:color w:val="4472C4" w:themeColor="accent5"/>
+          <w:lang w:val="en-US"/>
+        </w:rPr>
+        <w:t xml:space="preserve"> </w:t>
+      </w:r>
+      <w:proofErr w:type="spellStart"/>
+      <w:r>
+        <w:rPr>
+          <w:color w:val="4472C4" w:themeColor="accent5"/>
+          <w:lang w:val="en-US"/>
+        </w:rPr>
+        <w:t>přilákání</w:t>
+      </w:r>
+      <w:proofErr w:type="spellEnd"/>
+      <w:r>
+        <w:rPr>
+          <w:color w:val="4472C4" w:themeColor="accent5"/>
+          <w:lang w:val="en-US"/>
+        </w:rPr>
+        <w:t xml:space="preserve"> </w:t>
+      </w:r>
+      <w:proofErr w:type="spellStart"/>
+      <w:r>
+        <w:rPr>
+          <w:color w:val="4472C4" w:themeColor="accent5"/>
+          <w:lang w:val="en-US"/>
+        </w:rPr>
+        <w:t>kandidátů</w:t>
+      </w:r>
+      <w:proofErr w:type="spellEnd"/>
+      <w:r>
+        <w:rPr>
+          <w:color w:val="4472C4" w:themeColor="accent5"/>
+          <w:lang w:val="en-US"/>
+        </w:rPr>
+        <w:t xml:space="preserve"> </w:t>
+      </w:r>
+      <w:proofErr w:type="spellStart"/>
+      <w:r>
+        <w:rPr>
+          <w:color w:val="4472C4" w:themeColor="accent5"/>
+          <w:lang w:val="en-US"/>
+        </w:rPr>
+        <w:t>nebo</w:t>
+      </w:r>
+      <w:proofErr w:type="spellEnd"/>
+      <w:r>
+        <w:rPr>
+          <w:color w:val="4472C4" w:themeColor="accent5"/>
+          <w:lang w:val="en-US"/>
+        </w:rPr>
+        <w:t xml:space="preserve"> </w:t>
+      </w:r>
+      <w:proofErr w:type="spellStart"/>
+      <w:r>
+        <w:rPr>
+          <w:color w:val="4472C4" w:themeColor="accent5"/>
+          <w:lang w:val="en-US"/>
+        </w:rPr>
+        <w:t>investorů</w:t>
+      </w:r>
+      <w:proofErr w:type="spellEnd"/>
+      <w:r>
+        <w:rPr>
+          <w:color w:val="4472C4" w:themeColor="accent5"/>
+          <w:lang w:val="en-US"/>
+        </w:rPr>
+        <w:t xml:space="preserve">). </w:t>
+      </w:r>
+      <w:proofErr w:type="spellStart"/>
+      <w:r>
+        <w:rPr>
+          <w:color w:val="4472C4" w:themeColor="accent5"/>
+          <w:lang w:val="en-US"/>
+        </w:rPr>
+        <w:t>Ukázat</w:t>
+      </w:r>
+      <w:proofErr w:type="spellEnd"/>
+      <w:r>
+        <w:rPr>
+          <w:color w:val="4472C4" w:themeColor="accent5"/>
+          <w:lang w:val="en-US"/>
+        </w:rPr>
+        <w:t xml:space="preserve">, </w:t>
+      </w:r>
+      <w:proofErr w:type="spellStart"/>
+      <w:r>
+        <w:rPr>
+          <w:color w:val="4472C4" w:themeColor="accent5"/>
+          <w:lang w:val="en-US"/>
+        </w:rPr>
+        <w:t>že</w:t>
+      </w:r>
+      <w:proofErr w:type="spellEnd"/>
+      <w:r>
+        <w:rPr>
+          <w:color w:val="4472C4" w:themeColor="accent5"/>
+          <w:lang w:val="en-US"/>
+        </w:rPr>
+        <w:t xml:space="preserve"> data </w:t>
+      </w:r>
+      <w:proofErr w:type="spellStart"/>
+      <w:r>
+        <w:rPr>
+          <w:color w:val="4472C4" w:themeColor="accent5"/>
+          <w:lang w:val="en-US"/>
+        </w:rPr>
+        <w:t>očištěná</w:t>
+      </w:r>
+      <w:proofErr w:type="spellEnd"/>
+      <w:r>
+        <w:rPr>
+          <w:color w:val="4472C4" w:themeColor="accent5"/>
+          <w:lang w:val="en-US"/>
+        </w:rPr>
+        <w:t xml:space="preserve"> o AI washing </w:t>
+      </w:r>
+      <w:proofErr w:type="spellStart"/>
+      <w:r>
+        <w:rPr>
+          <w:color w:val="4472C4" w:themeColor="accent5"/>
+          <w:lang w:val="en-US"/>
+        </w:rPr>
+        <w:t>ukazují</w:t>
+      </w:r>
+      <w:proofErr w:type="spellEnd"/>
+      <w:r>
+        <w:rPr>
+          <w:color w:val="4472C4" w:themeColor="accent5"/>
+          <w:lang w:val="en-US"/>
+        </w:rPr>
+        <w:t xml:space="preserve"> </w:t>
+      </w:r>
+      <w:proofErr w:type="spellStart"/>
+      <w:r>
+        <w:rPr>
+          <w:color w:val="4472C4" w:themeColor="accent5"/>
+          <w:lang w:val="en-US"/>
+        </w:rPr>
+        <w:t>reálnější</w:t>
+      </w:r>
+      <w:proofErr w:type="spellEnd"/>
+      <w:r>
+        <w:rPr>
+          <w:color w:val="4472C4" w:themeColor="accent5"/>
+          <w:lang w:val="en-US"/>
+        </w:rPr>
+        <w:t xml:space="preserve"> </w:t>
+      </w:r>
+      <w:proofErr w:type="spellStart"/>
+      <w:r>
+        <w:rPr>
+          <w:color w:val="4472C4" w:themeColor="accent5"/>
+          <w:lang w:val="en-US"/>
+        </w:rPr>
+        <w:t>obraz</w:t>
+      </w:r>
+      <w:proofErr w:type="spellEnd"/>
+      <w:r>
+        <w:rPr>
+          <w:color w:val="4472C4" w:themeColor="accent5"/>
+          <w:lang w:val="en-US"/>
+        </w:rPr>
+        <w:t xml:space="preserve"> </w:t>
+      </w:r>
+      <w:proofErr w:type="spellStart"/>
+      <w:r>
+        <w:rPr>
+          <w:color w:val="4472C4" w:themeColor="accent5"/>
+          <w:lang w:val="en-US"/>
+        </w:rPr>
+        <w:t>dovednostních</w:t>
+      </w:r>
+      <w:proofErr w:type="spellEnd"/>
+      <w:r>
+        <w:rPr>
+          <w:color w:val="4472C4" w:themeColor="accent5"/>
+          <w:lang w:val="en-US"/>
+        </w:rPr>
+        <w:t xml:space="preserve"> </w:t>
+      </w:r>
+      <w:proofErr w:type="spellStart"/>
+      <w:r>
+        <w:rPr>
+          <w:color w:val="4472C4" w:themeColor="accent5"/>
+          <w:lang w:val="en-US"/>
+        </w:rPr>
+        <w:t>požadavků</w:t>
+      </w:r>
+      <w:proofErr w:type="spellEnd"/>
+      <w:r>
+        <w:rPr>
+          <w:color w:val="4472C4" w:themeColor="accent5"/>
+          <w:lang w:val="en-US"/>
+        </w:rPr>
+        <w:t xml:space="preserve"> </w:t>
+      </w:r>
+      <w:proofErr w:type="spellStart"/>
+      <w:r>
+        <w:rPr>
+          <w:color w:val="4472C4" w:themeColor="accent5"/>
+          <w:lang w:val="en-US"/>
+        </w:rPr>
+        <w:t>firem</w:t>
+      </w:r>
+      <w:proofErr w:type="spellEnd"/>
+      <w:r>
+        <w:rPr>
+          <w:color w:val="4472C4" w:themeColor="accent5"/>
+          <w:lang w:val="en-US"/>
+        </w:rPr>
+        <w:t>.</w:t>
+      </w:r>
+    </w:p>
+    <w:p>
+      <w:pPr>
+        <w:numPr>
+          <w:ilvl w:val="0"/>
+          <w:numId w:val="35"/>
+        </w:numPr>
+        <w:spacing w:before="100" w:beforeAutospacing="1" w:after="100" w:afterAutospacing="1"/>
+        <w:rPr>
+          <w:rFonts w:ascii="Times New Roman" w:eastAsia="Times New Roman" w:hAnsi="Times New Roman" w:cs="Times New Roman"/>
+          <w:noProof/>
+          <w:lang w:eastAsia="cs-CZ"/>
+        </w:rPr>
+      </w:pPr>
     </w:p>
     <w:p>
       <w:pPr>
@@ -11823,7 +13501,6 @@
           <w:noProof/>
           <w:lang w:eastAsia="cs-CZ"/>
         </w:rPr>
-        <w:lastRenderedPageBreak/>
         <w:t>Zkušenostní požadavky</w:t>
       </w:r>
     </w:p>
@@ -12013,6 +13690,451 @@
     </w:p>
     <w:p>
       <w:pPr>
+        <w:rPr>
+          <w:b/>
+          <w:bCs/>
+          <w:color w:val="4472C4" w:themeColor="accent5"/>
+          <w:lang w:val="en-US"/>
+        </w:rPr>
+      </w:pPr>
+      <w:proofErr w:type="spellStart"/>
+      <w:r>
+        <w:rPr>
+          <w:b/>
+          <w:bCs/>
+          <w:color w:val="4472C4" w:themeColor="accent5"/>
+          <w:lang w:val="en-US"/>
+        </w:rPr>
+        <w:t>Zavedení</w:t>
+      </w:r>
+      <w:proofErr w:type="spellEnd"/>
+      <w:r>
+        <w:rPr>
+          <w:b/>
+          <w:bCs/>
+          <w:color w:val="4472C4" w:themeColor="accent5"/>
+          <w:lang w:val="en-US"/>
+        </w:rPr>
+        <w:t xml:space="preserve"> </w:t>
+      </w:r>
+      <w:proofErr w:type="spellStart"/>
+      <w:r>
+        <w:rPr>
+          <w:b/>
+          <w:bCs/>
+          <w:color w:val="4472C4" w:themeColor="accent5"/>
+          <w:lang w:val="en-US"/>
+        </w:rPr>
+        <w:t>pojmu</w:t>
+      </w:r>
+      <w:proofErr w:type="spellEnd"/>
+      <w:r>
+        <w:rPr>
+          <w:b/>
+          <w:bCs/>
+          <w:color w:val="4472C4" w:themeColor="accent5"/>
+          <w:lang w:val="en-US"/>
+        </w:rPr>
+        <w:t> "AI Washing" (</w:t>
+      </w:r>
+      <w:proofErr w:type="spellStart"/>
+      <w:r>
+        <w:rPr>
+          <w:b/>
+          <w:bCs/>
+          <w:color w:val="4472C4" w:themeColor="accent5"/>
+          <w:lang w:val="en-US"/>
+        </w:rPr>
+        <w:t>vykreslování</w:t>
+      </w:r>
+      <w:proofErr w:type="spellEnd"/>
+      <w:r>
+        <w:rPr>
+          <w:b/>
+          <w:bCs/>
+          <w:color w:val="4472C4" w:themeColor="accent5"/>
+          <w:lang w:val="en-US"/>
+        </w:rPr>
+        <w:t xml:space="preserve"> </w:t>
+      </w:r>
+      <w:proofErr w:type="spellStart"/>
+      <w:r>
+        <w:rPr>
+          <w:b/>
+          <w:bCs/>
+          <w:color w:val="4472C4" w:themeColor="accent5"/>
+          <w:lang w:val="en-US"/>
+        </w:rPr>
+        <w:t>běžných</w:t>
+      </w:r>
+      <w:proofErr w:type="spellEnd"/>
+      <w:r>
+        <w:rPr>
+          <w:b/>
+          <w:bCs/>
+          <w:color w:val="4472C4" w:themeColor="accent5"/>
+          <w:lang w:val="en-US"/>
+        </w:rPr>
+        <w:t xml:space="preserve"> IT </w:t>
+      </w:r>
+      <w:proofErr w:type="spellStart"/>
+      <w:r>
+        <w:rPr>
+          <w:b/>
+          <w:bCs/>
+          <w:color w:val="4472C4" w:themeColor="accent5"/>
+          <w:lang w:val="en-US"/>
+        </w:rPr>
+        <w:t>pozic</w:t>
+      </w:r>
+      <w:proofErr w:type="spellEnd"/>
+      <w:r>
+        <w:rPr>
+          <w:b/>
+          <w:bCs/>
+          <w:color w:val="4472C4" w:themeColor="accent5"/>
+          <w:lang w:val="en-US"/>
+        </w:rPr>
+        <w:t xml:space="preserve"> </w:t>
+      </w:r>
+      <w:proofErr w:type="spellStart"/>
+      <w:r>
+        <w:rPr>
+          <w:b/>
+          <w:bCs/>
+          <w:color w:val="4472C4" w:themeColor="accent5"/>
+          <w:lang w:val="en-US"/>
+        </w:rPr>
+        <w:t>jako</w:t>
+      </w:r>
+      <w:proofErr w:type="spellEnd"/>
+      <w:r>
+        <w:rPr>
+          <w:b/>
+          <w:bCs/>
+          <w:color w:val="4472C4" w:themeColor="accent5"/>
+          <w:lang w:val="en-US"/>
+        </w:rPr>
+        <w:t xml:space="preserve"> AI </w:t>
+      </w:r>
+      <w:proofErr w:type="spellStart"/>
+      <w:r>
+        <w:rPr>
+          <w:b/>
+          <w:bCs/>
+          <w:color w:val="4472C4" w:themeColor="accent5"/>
+          <w:lang w:val="en-US"/>
+        </w:rPr>
+        <w:t>pozic</w:t>
+      </w:r>
+      <w:proofErr w:type="spellEnd"/>
+      <w:r>
+        <w:rPr>
+          <w:b/>
+          <w:bCs/>
+          <w:color w:val="4472C4" w:themeColor="accent5"/>
+          <w:lang w:val="en-US"/>
+        </w:rPr>
+        <w:t xml:space="preserve"> za </w:t>
+      </w:r>
+      <w:proofErr w:type="spellStart"/>
+      <w:r>
+        <w:rPr>
+          <w:b/>
+          <w:bCs/>
+          <w:color w:val="4472C4" w:themeColor="accent5"/>
+          <w:lang w:val="en-US"/>
+        </w:rPr>
+        <w:t>účelem</w:t>
+      </w:r>
+      <w:proofErr w:type="spellEnd"/>
+      <w:r>
+        <w:rPr>
+          <w:b/>
+          <w:bCs/>
+          <w:color w:val="4472C4" w:themeColor="accent5"/>
+          <w:lang w:val="en-US"/>
+        </w:rPr>
+        <w:t xml:space="preserve"> </w:t>
+      </w:r>
+      <w:proofErr w:type="spellStart"/>
+      <w:r>
+        <w:rPr>
+          <w:b/>
+          <w:bCs/>
+          <w:color w:val="4472C4" w:themeColor="accent5"/>
+          <w:lang w:val="en-US"/>
+        </w:rPr>
+        <w:t>přilákání</w:t>
+      </w:r>
+      <w:proofErr w:type="spellEnd"/>
+      <w:r>
+        <w:rPr>
+          <w:b/>
+          <w:bCs/>
+          <w:color w:val="4472C4" w:themeColor="accent5"/>
+          <w:lang w:val="en-US"/>
+        </w:rPr>
+        <w:t xml:space="preserve"> </w:t>
+      </w:r>
+      <w:proofErr w:type="spellStart"/>
+      <w:r>
+        <w:rPr>
+          <w:b/>
+          <w:bCs/>
+          <w:color w:val="4472C4" w:themeColor="accent5"/>
+          <w:lang w:val="en-US"/>
+        </w:rPr>
+        <w:t>kandidátů</w:t>
+      </w:r>
+      <w:proofErr w:type="spellEnd"/>
+      <w:r>
+        <w:rPr>
+          <w:b/>
+          <w:bCs/>
+          <w:color w:val="4472C4" w:themeColor="accent5"/>
+          <w:lang w:val="en-US"/>
+        </w:rPr>
+        <w:t xml:space="preserve"> </w:t>
+      </w:r>
+      <w:proofErr w:type="spellStart"/>
+      <w:r>
+        <w:rPr>
+          <w:b/>
+          <w:bCs/>
+          <w:color w:val="4472C4" w:themeColor="accent5"/>
+          <w:lang w:val="en-US"/>
+        </w:rPr>
+        <w:t>nebo</w:t>
+      </w:r>
+      <w:proofErr w:type="spellEnd"/>
+      <w:r>
+        <w:rPr>
+          <w:b/>
+          <w:bCs/>
+          <w:color w:val="4472C4" w:themeColor="accent5"/>
+          <w:lang w:val="en-US"/>
+        </w:rPr>
+        <w:t xml:space="preserve"> </w:t>
+      </w:r>
+      <w:proofErr w:type="spellStart"/>
+      <w:r>
+        <w:rPr>
+          <w:b/>
+          <w:bCs/>
+          <w:color w:val="4472C4" w:themeColor="accent5"/>
+          <w:lang w:val="en-US"/>
+        </w:rPr>
+        <w:t>investorů</w:t>
+      </w:r>
+      <w:proofErr w:type="spellEnd"/>
+      <w:r>
+        <w:rPr>
+          <w:b/>
+          <w:bCs/>
+          <w:color w:val="4472C4" w:themeColor="accent5"/>
+          <w:lang w:val="en-US"/>
+        </w:rPr>
+        <w:t xml:space="preserve">). </w:t>
+      </w:r>
+      <w:proofErr w:type="spellStart"/>
+      <w:r>
+        <w:rPr>
+          <w:b/>
+          <w:bCs/>
+          <w:color w:val="4472C4" w:themeColor="accent5"/>
+          <w:lang w:val="en-US"/>
+        </w:rPr>
+        <w:t>Ukázat</w:t>
+      </w:r>
+      <w:proofErr w:type="spellEnd"/>
+      <w:r>
+        <w:rPr>
+          <w:b/>
+          <w:bCs/>
+          <w:color w:val="4472C4" w:themeColor="accent5"/>
+          <w:lang w:val="en-US"/>
+        </w:rPr>
+        <w:t xml:space="preserve">, </w:t>
+      </w:r>
+      <w:proofErr w:type="spellStart"/>
+      <w:r>
+        <w:rPr>
+          <w:b/>
+          <w:bCs/>
+          <w:color w:val="4472C4" w:themeColor="accent5"/>
+          <w:lang w:val="en-US"/>
+        </w:rPr>
+        <w:t>že</w:t>
+      </w:r>
+      <w:proofErr w:type="spellEnd"/>
+      <w:r>
+        <w:rPr>
+          <w:b/>
+          <w:bCs/>
+          <w:color w:val="4472C4" w:themeColor="accent5"/>
+          <w:lang w:val="en-US"/>
+        </w:rPr>
+        <w:t xml:space="preserve"> data </w:t>
+      </w:r>
+      <w:proofErr w:type="spellStart"/>
+      <w:r>
+        <w:rPr>
+          <w:b/>
+          <w:bCs/>
+          <w:color w:val="4472C4" w:themeColor="accent5"/>
+          <w:lang w:val="en-US"/>
+        </w:rPr>
+        <w:t>očištěná</w:t>
+      </w:r>
+      <w:proofErr w:type="spellEnd"/>
+      <w:r>
+        <w:rPr>
+          <w:b/>
+          <w:bCs/>
+          <w:color w:val="4472C4" w:themeColor="accent5"/>
+          <w:lang w:val="en-US"/>
+        </w:rPr>
+        <w:t xml:space="preserve"> o AI washing </w:t>
+      </w:r>
+      <w:proofErr w:type="spellStart"/>
+      <w:r>
+        <w:rPr>
+          <w:b/>
+          <w:bCs/>
+          <w:color w:val="4472C4" w:themeColor="accent5"/>
+          <w:lang w:val="en-US"/>
+        </w:rPr>
+        <w:t>ukazují</w:t>
+      </w:r>
+      <w:proofErr w:type="spellEnd"/>
+      <w:r>
+        <w:rPr>
+          <w:b/>
+          <w:bCs/>
+          <w:color w:val="4472C4" w:themeColor="accent5"/>
+          <w:lang w:val="en-US"/>
+        </w:rPr>
+        <w:t xml:space="preserve"> </w:t>
+      </w:r>
+      <w:proofErr w:type="spellStart"/>
+      <w:r>
+        <w:rPr>
+          <w:b/>
+          <w:bCs/>
+          <w:color w:val="4472C4" w:themeColor="accent5"/>
+          <w:lang w:val="en-US"/>
+        </w:rPr>
+        <w:t>reálnější</w:t>
+      </w:r>
+      <w:proofErr w:type="spellEnd"/>
+      <w:r>
+        <w:rPr>
+          <w:b/>
+          <w:bCs/>
+          <w:color w:val="4472C4" w:themeColor="accent5"/>
+          <w:lang w:val="en-US"/>
+        </w:rPr>
+        <w:t xml:space="preserve"> </w:t>
+      </w:r>
+      <w:proofErr w:type="spellStart"/>
+      <w:r>
+        <w:rPr>
+          <w:b/>
+          <w:bCs/>
+          <w:color w:val="4472C4" w:themeColor="accent5"/>
+          <w:lang w:val="en-US"/>
+        </w:rPr>
+        <w:t>obraz</w:t>
+      </w:r>
+      <w:proofErr w:type="spellEnd"/>
+      <w:r>
+        <w:rPr>
+          <w:b/>
+          <w:bCs/>
+          <w:color w:val="4472C4" w:themeColor="accent5"/>
+          <w:lang w:val="en-US"/>
+        </w:rPr>
+        <w:t xml:space="preserve"> </w:t>
+      </w:r>
+      <w:proofErr w:type="spellStart"/>
+      <w:r>
+        <w:rPr>
+          <w:b/>
+          <w:bCs/>
+          <w:color w:val="4472C4" w:themeColor="accent5"/>
+          <w:lang w:val="en-US"/>
+        </w:rPr>
+        <w:t>dovednostních</w:t>
+      </w:r>
+      <w:proofErr w:type="spellEnd"/>
+      <w:r>
+        <w:rPr>
+          <w:b/>
+          <w:bCs/>
+          <w:color w:val="4472C4" w:themeColor="accent5"/>
+          <w:lang w:val="en-US"/>
+        </w:rPr>
+        <w:t xml:space="preserve"> </w:t>
+      </w:r>
+      <w:proofErr w:type="spellStart"/>
+      <w:r>
+        <w:rPr>
+          <w:b/>
+          <w:bCs/>
+          <w:color w:val="4472C4" w:themeColor="accent5"/>
+          <w:lang w:val="en-US"/>
+        </w:rPr>
+        <w:t>požadavků</w:t>
+      </w:r>
+      <w:proofErr w:type="spellEnd"/>
+      <w:r>
+        <w:rPr>
+          <w:b/>
+          <w:bCs/>
+          <w:color w:val="4472C4" w:themeColor="accent5"/>
+          <w:lang w:val="en-US"/>
+        </w:rPr>
+        <w:t xml:space="preserve"> </w:t>
+      </w:r>
+      <w:proofErr w:type="spellStart"/>
+      <w:r>
+        <w:rPr>
+          <w:b/>
+          <w:bCs/>
+          <w:color w:val="4472C4" w:themeColor="accent5"/>
+          <w:lang w:val="en-US"/>
+        </w:rPr>
+        <w:t>firem</w:t>
+      </w:r>
+      <w:proofErr w:type="spellEnd"/>
+      <w:r>
+        <w:rPr>
+          <w:b/>
+          <w:bCs/>
+          <w:color w:val="4472C4" w:themeColor="accent5"/>
+          <w:lang w:val="en-US"/>
+        </w:rPr>
+        <w:t>.</w:t>
+      </w:r>
+    </w:p>
+    <w:p>
+      <w:pPr>
+        <w:numPr>
+          <w:ilvl w:val="0"/>
+          <w:numId w:val="38"/>
+        </w:numPr>
+        <w:spacing w:before="100" w:beforeAutospacing="1" w:after="100" w:afterAutospacing="1"/>
+        <w:rPr>
+          <w:rFonts w:ascii="Times New Roman" w:eastAsia="Times New Roman" w:hAnsi="Times New Roman" w:cs="Times New Roman"/>
+          <w:noProof/>
+          <w:color w:val="EE0000"/>
+          <w:lang w:eastAsia="cs-CZ"/>
+        </w:rPr>
+      </w:pPr>
+    </w:p>
+    <w:p>
+      <w:pPr>
         <w:pStyle w:val="Heading2"/>
         <w:rPr>
           <w:rFonts w:eastAsia="Times New Roman"/>
@@ -12028,6 +14150,7 @@
           <w:noProof/>
           <w:lang w:eastAsia="cs-CZ"/>
         </w:rPr>
+        <w:lastRenderedPageBreak/>
         <w:t>Mezinárodní srovnání trhů práce s AI</w:t>
       </w:r>
       <w:bookmarkEnd w:id="61"/>
@@ -18888,7 +21011,7 @@
         <w:sz w:val="20"/>
       </w:rPr>
     </w:lvl>
-    <w:lvl w:ilvl="1" w:tentative="1">
+    <w:lvl w:ilvl="1">
       <w:start w:val="1"/>
       <w:numFmt w:val="bullet"/>
       <w:lvlText w:val="o"/>
@@ -20164,6 +22287,155 @@
     </w:lvl>
   </w:abstractNum>
   <w:abstractNum w:abstractNumId="19" w15:restartNumberingAfterBreak="0">
+    <w:nsid w:val="1F902218"/>
+    <w:multiLevelType w:val="multilevel"/>
+    <w:tmpl w:val="3CA29A02"/>
+    <w:lvl w:ilvl="0">
+      <w:start w:val="1"/>
+      <w:numFmt w:val="bullet"/>
+      <w:lvlText w:val=""/>
+      <w:lvlJc w:val="left"/>
+      <w:pPr>
+        <w:tabs>
+          <w:tab w:val="num" w:pos="720"/>
+        </w:tabs>
+        <w:ind w:left="720" w:hanging="360"/>
+      </w:pPr>
+      <w:rPr>
+        <w:rFonts w:ascii="Symbol" w:hAnsi="Symbol" w:hint="default"/>
+        <w:sz w:val="20"/>
+      </w:rPr>
+    </w:lvl>
+    <w:lvl w:ilvl="1" w:tentative="1">
+      <w:start w:val="1"/>
+      <w:numFmt w:val="bullet"/>
+      <w:lvlText w:val=""/>
+      <w:lvlJc w:val="left"/>
+      <w:pPr>
+        <w:tabs>
+          <w:tab w:val="num" w:pos="1440"/>
+        </w:tabs>
+        <w:ind w:left="1440" w:hanging="360"/>
+      </w:pPr>
+      <w:rPr>
+        <w:rFonts w:ascii="Symbol" w:hAnsi="Symbol" w:hint="default"/>
+        <w:sz w:val="20"/>
+      </w:rPr>
+    </w:lvl>
+    <w:lvl w:ilvl="2" w:tentative="1">
+      <w:start w:val="1"/>
+      <w:numFmt w:val="bullet"/>
+      <w:lvlText w:val=""/>
+      <w:lvlJc w:val="left"/>
+      <w:pPr>
+        <w:tabs>
+          <w:tab w:val="num" w:pos="2160"/>
+        </w:tabs>
+        <w:ind w:left="2160" w:hanging="360"/>
+      </w:pPr>
+      <w:rPr>
+        <w:rFonts w:ascii="Symbol" w:hAnsi="Symbol" w:hint="default"/>
+        <w:sz w:val="20"/>
+      </w:rPr>
+    </w:lvl>
+    <w:lvl w:ilvl="3" w:tentative="1">
+      <w:start w:val="1"/>
+      <w:numFmt w:val="bullet"/>
+      <w:lvlText w:val=""/>
+      <w:lvlJc w:val="left"/>
+      <w:pPr>
+        <w:tabs>
+          <w:tab w:val="num" w:pos="2880"/>
+        </w:tabs>
+        <w:ind w:left="2880" w:hanging="360"/>
+      </w:pPr>
+      <w:rPr>
+        <w:rFonts w:ascii="Symbol" w:hAnsi="Symbol" w:hint="default"/>
+        <w:sz w:val="20"/>
+      </w:rPr>
+    </w:lvl>
+    <w:lvl w:ilvl="4" w:tentative="1">
+      <w:start w:val="1"/>
+      <w:numFmt w:val="bullet"/>
+      <w:lvlText w:val=""/>
+      <w:lvlJc w:val="left"/>
+      <w:pPr>
+        <w:tabs>
+          <w:tab w:val="num" w:pos="3600"/>
+        </w:tabs>
+        <w:ind w:left="3600" w:hanging="360"/>
+      </w:pPr>
+      <w:rPr>
+        <w:rFonts w:ascii="Symbol" w:hAnsi="Symbol" w:hint="default"/>
+        <w:sz w:val="20"/>
+      </w:rPr>
+    </w:lvl>
+    <w:lvl w:ilvl="5" w:tentative="1">
+      <w:start w:val="1"/>
+      <w:numFmt w:val="bullet"/>
+      <w:lvlText w:val=""/>
+      <w:lvlJc w:val="left"/>
+      <w:pPr>
+        <w:tabs>
+          <w:tab w:val="num" w:pos="4320"/>
+        </w:tabs>
+        <w:ind w:left="4320" w:hanging="360"/>
+      </w:pPr>
+      <w:rPr>
+        <w:rFonts w:ascii="Symbol" w:hAnsi="Symbol" w:hint="default"/>
+        <w:sz w:val="20"/>
+      </w:rPr>
+    </w:lvl>
+    <w:lvl w:ilvl="6" w:tentative="1">
+      <w:start w:val="1"/>
+      <w:numFmt w:val="bullet"/>
+      <w:lvlText w:val=""/>
+      <w:lvlJc w:val="left"/>
+      <w:pPr>
+        <w:tabs>
+          <w:tab w:val="num" w:pos="5040"/>
+        </w:tabs>
+        <w:ind w:left="5040" w:hanging="360"/>
+      </w:pPr>
+      <w:rPr>
+        <w:rFonts w:ascii="Symbol" w:hAnsi="Symbol" w:hint="default"/>
+        <w:sz w:val="20"/>
+      </w:rPr>
+    </w:lvl>
+    <w:lvl w:ilvl="7" w:tentative="1">
+      <w:start w:val="1"/>
+      <w:numFmt w:val="bullet"/>
+      <w:lvlText w:val=""/>
+      <w:lvlJc w:val="left"/>
+      <w:pPr>
+        <w:tabs>
+          <w:tab w:val="num" w:pos="5760"/>
+        </w:tabs>
+        <w:ind w:left="5760" w:hanging="360"/>
+      </w:pPr>
+      <w:rPr>
+        <w:rFonts w:ascii="Symbol" w:hAnsi="Symbol" w:hint="default"/>
+        <w:sz w:val="20"/>
+      </w:rPr>
+    </w:lvl>
+    <w:lvl w:ilvl="8" w:tentative="1">
+      <w:start w:val="1"/>
+      <w:numFmt w:val="bullet"/>
+      <w:lvlText w:val=""/>
+      <w:lvlJc w:val="left"/>
+      <w:pPr>
+        <w:tabs>
+          <w:tab w:val="num" w:pos="6480"/>
+        </w:tabs>
+        <w:ind w:left="6480" w:hanging="360"/>
+      </w:pPr>
+      <w:rPr>
+        <w:rFonts w:ascii="Symbol" w:hAnsi="Symbol" w:hint="default"/>
+        <w:sz w:val="20"/>
+      </w:rPr>
+    </w:lvl>
+  </w:abstractNum>
+  <w:abstractNum w:abstractNumId="20" w15:restartNumberingAfterBreak="0">
     <w:nsid w:val="25F72A14"/>
     <w:multiLevelType w:val="multilevel"/>
     <w:tmpl w:val="11D467DA"/>
@@ -20312,7 +22584,7 @@
       </w:rPr>
     </w:lvl>
   </w:abstractNum>
-  <w:abstractNum w:abstractNumId="20" w15:restartNumberingAfterBreak="0">
+  <w:abstractNum w:abstractNumId="21" w15:restartNumberingAfterBreak="0">
     <w:nsid w:val="2F37112D"/>
     <w:multiLevelType w:val="multilevel"/>
     <w:tmpl w:val="22B016DA"/>
@@ -20461,7 +22733,152 @@
       </w:rPr>
     </w:lvl>
   </w:abstractNum>
-  <w:abstractNum w:abstractNumId="21" w15:restartNumberingAfterBreak="0">
+  <w:abstractNum w:abstractNumId="22" w15:restartNumberingAfterBreak="0">
+    <w:nsid w:val="32594CB1"/>
+    <w:multiLevelType w:val="multilevel"/>
+    <w:tmpl w:val="ABFA19D4"/>
+    <w:lvl w:ilvl="0">
+      <w:start w:val="1"/>
+      <w:numFmt w:val="bullet"/>
+      <w:lvlText w:val=""/>
+      <w:lvlJc w:val="left"/>
+      <w:pPr>
+        <w:tabs>
+          <w:tab w:val="num" w:pos="720"/>
+        </w:tabs>
+        <w:ind w:left="720" w:hanging="360"/>
+      </w:pPr>
+      <w:rPr>
+        <w:rFonts w:ascii="Symbol" w:hAnsi="Symbol" w:hint="default"/>
+        <w:sz w:val="20"/>
+      </w:rPr>
+    </w:lvl>
+    <w:lvl w:ilvl="1">
+      <w:start w:val="1"/>
+      <w:numFmt w:val="decimal"/>
+      <w:lvlText w:val="%2."/>
+      <w:lvlJc w:val="left"/>
+      <w:pPr>
+        <w:tabs>
+          <w:tab w:val="num" w:pos="1440"/>
+        </w:tabs>
+        <w:ind w:left="1440" w:hanging="360"/>
+      </w:pPr>
+    </w:lvl>
+    <w:lvl w:ilvl="2" w:tentative="1">
+      <w:start w:val="1"/>
+      <w:numFmt w:val="bullet"/>
+      <w:lvlText w:val=""/>
+      <w:lvlJc w:val="left"/>
+      <w:pPr>
+        <w:tabs>
+          <w:tab w:val="num" w:pos="2160"/>
+        </w:tabs>
+        <w:ind w:left="2160" w:hanging="360"/>
+      </w:pPr>
+      <w:rPr>
+        <w:rFonts w:ascii="Symbol" w:hAnsi="Symbol" w:hint="default"/>
+        <w:sz w:val="20"/>
+      </w:rPr>
+    </w:lvl>
+    <w:lvl w:ilvl="3" w:tentative="1">
+      <w:start w:val="1"/>
+      <w:numFmt w:val="bullet"/>
+      <w:lvlText w:val=""/>
+      <w:lvlJc w:val="left"/>
+      <w:pPr>
+        <w:tabs>
+          <w:tab w:val="num" w:pos="2880"/>
+        </w:tabs>
+        <w:ind w:left="2880" w:hanging="360"/>
+      </w:pPr>
+      <w:rPr>
+        <w:rFonts w:ascii="Symbol" w:hAnsi="Symbol" w:hint="default"/>
+        <w:sz w:val="20"/>
+      </w:rPr>
+    </w:lvl>
+    <w:lvl w:ilvl="4" w:tentative="1">
+      <w:start w:val="1"/>
+      <w:numFmt w:val="bullet"/>
+      <w:lvlText w:val=""/>
+      <w:lvlJc w:val="left"/>
+      <w:pPr>
+        <w:tabs>
+          <w:tab w:val="num" w:pos="3600"/>
+        </w:tabs>
+        <w:ind w:left="3600" w:hanging="360"/>
+      </w:pPr>
+      <w:rPr>
+        <w:rFonts w:ascii="Symbol" w:hAnsi="Symbol" w:hint="default"/>
+        <w:sz w:val="20"/>
+      </w:rPr>
+    </w:lvl>
+    <w:lvl w:ilvl="5" w:tentative="1">
+      <w:start w:val="1"/>
+      <w:numFmt w:val="bullet"/>
+      <w:lvlText w:val=""/>
+      <w:lvlJc w:val="left"/>
+      <w:pPr>
+        <w:tabs>
+          <w:tab w:val="num" w:pos="4320"/>
+        </w:tabs>
+        <w:ind w:left="4320" w:hanging="360"/>
+      </w:pPr>
+      <w:rPr>
+        <w:rFonts w:ascii="Symbol" w:hAnsi="Symbol" w:hint="default"/>
+        <w:sz w:val="20"/>
+      </w:rPr>
+    </w:lvl>
+    <w:lvl w:ilvl="6" w:tentative="1">
+      <w:start w:val="1"/>
+      <w:numFmt w:val="bullet"/>
+      <w:lvlText w:val=""/>
+      <w:lvlJc w:val="left"/>
+      <w:pPr>
+        <w:tabs>
+          <w:tab w:val="num" w:pos="5040"/>
+        </w:tabs>
+        <w:ind w:left="5040" w:hanging="360"/>
+      </w:pPr>
+      <w:rPr>
+        <w:rFonts w:ascii="Symbol" w:hAnsi="Symbol" w:hint="default"/>
+        <w:sz w:val="20"/>
+      </w:rPr>
+    </w:lvl>
+    <w:lvl w:ilvl="7" w:tentative="1">
+      <w:start w:val="1"/>
+      <w:numFmt w:val="bullet"/>
+      <w:lvlText w:val=""/>
+      <w:lvlJc w:val="left"/>
+      <w:pPr>
+        <w:tabs>
+          <w:tab w:val="num" w:pos="5760"/>
+        </w:tabs>
+        <w:ind w:left="5760" w:hanging="360"/>
+      </w:pPr>
+      <w:rPr>
+        <w:rFonts w:ascii="Symbol" w:hAnsi="Symbol" w:hint="default"/>
+        <w:sz w:val="20"/>
+      </w:rPr>
+    </w:lvl>
+    <w:lvl w:ilvl="8" w:tentative="1">
+      <w:start w:val="1"/>
+      <w:numFmt w:val="bullet"/>
+      <w:lvlText w:val=""/>
+      <w:lvlJc w:val="left"/>
+      <w:pPr>
+        <w:tabs>
+          <w:tab w:val="num" w:pos="6480"/>
+        </w:tabs>
+        <w:ind w:left="6480" w:hanging="360"/>
+      </w:pPr>
+      <w:rPr>
+        <w:rFonts w:ascii="Symbol" w:hAnsi="Symbol" w:hint="default"/>
+        <w:sz w:val="20"/>
+      </w:rPr>
+    </w:lvl>
+  </w:abstractNum>
+  <w:abstractNum w:abstractNumId="23" w15:restartNumberingAfterBreak="0">
     <w:nsid w:val="3DA35676"/>
     <w:multiLevelType w:val="multilevel"/>
     <w:tmpl w:val="4A2E196C"/>
@@ -20610,7 +23027,7 @@
       </w:rPr>
     </w:lvl>
   </w:abstractNum>
-  <w:abstractNum w:abstractNumId="22" w15:restartNumberingAfterBreak="0">
+  <w:abstractNum w:abstractNumId="24" w15:restartNumberingAfterBreak="0">
     <w:nsid w:val="41022FA9"/>
     <w:multiLevelType w:val="multilevel"/>
     <w:tmpl w:val="2A8C98DE"/>
@@ -20759,7 +23176,7 @@
       </w:rPr>
     </w:lvl>
   </w:abstractNum>
-  <w:abstractNum w:abstractNumId="23" w15:restartNumberingAfterBreak="0">
+  <w:abstractNum w:abstractNumId="25" w15:restartNumberingAfterBreak="0">
     <w:nsid w:val="43525724"/>
     <w:multiLevelType w:val="multilevel"/>
     <w:tmpl w:val="9884997C"/>
@@ -20908,7 +23325,7 @@
       </w:rPr>
     </w:lvl>
   </w:abstractNum>
-  <w:abstractNum w:abstractNumId="24" w15:restartNumberingAfterBreak="0">
+  <w:abstractNum w:abstractNumId="26" w15:restartNumberingAfterBreak="0">
     <w:nsid w:val="46557AA9"/>
     <w:multiLevelType w:val="multilevel"/>
     <w:tmpl w:val="13F87E50"/>
@@ -21057,7 +23474,7 @@
       </w:rPr>
     </w:lvl>
   </w:abstractNum>
-  <w:abstractNum w:abstractNumId="25" w15:restartNumberingAfterBreak="0">
+  <w:abstractNum w:abstractNumId="27" w15:restartNumberingAfterBreak="0">
     <w:nsid w:val="46987F15"/>
     <w:multiLevelType w:val="multilevel"/>
     <w:tmpl w:val="19BA722C"/>
@@ -21206,7 +23623,7 @@
       </w:rPr>
     </w:lvl>
   </w:abstractNum>
-  <w:abstractNum w:abstractNumId="26" w15:restartNumberingAfterBreak="0">
+  <w:abstractNum w:abstractNumId="28" w15:restartNumberingAfterBreak="0">
     <w:nsid w:val="47177422"/>
     <w:multiLevelType w:val="multilevel"/>
     <w:tmpl w:val="15A6FA50"/>
@@ -21355,7 +23772,7 @@
       </w:rPr>
     </w:lvl>
   </w:abstractNum>
-  <w:abstractNum w:abstractNumId="27" w15:restartNumberingAfterBreak="0">
+  <w:abstractNum w:abstractNumId="29" w15:restartNumberingAfterBreak="0">
     <w:nsid w:val="48286665"/>
     <w:multiLevelType w:val="multilevel"/>
     <w:tmpl w:val="FC82A1DA"/>
@@ -21504,7 +23921,7 @@
       </w:rPr>
     </w:lvl>
   </w:abstractNum>
-  <w:abstractNum w:abstractNumId="28" w15:restartNumberingAfterBreak="0">
+  <w:abstractNum w:abstractNumId="30" w15:restartNumberingAfterBreak="0">
     <w:nsid w:val="4BEA19A9"/>
     <w:multiLevelType w:val="multilevel"/>
     <w:tmpl w:val="4720F66E"/>
@@ -21653,7 +24070,7 @@
       </w:rPr>
     </w:lvl>
   </w:abstractNum>
-  <w:abstractNum w:abstractNumId="29" w15:restartNumberingAfterBreak="0">
+  <w:abstractNum w:abstractNumId="31" w15:restartNumberingAfterBreak="0">
     <w:nsid w:val="4D7E1C34"/>
     <w:multiLevelType w:val="multilevel"/>
     <w:tmpl w:val="7D92EEB4"/>
@@ -21766,7 +24183,7 @@
       </w:pPr>
     </w:lvl>
   </w:abstractNum>
-  <w:abstractNum w:abstractNumId="30" w15:restartNumberingAfterBreak="0">
+  <w:abstractNum w:abstractNumId="32" w15:restartNumberingAfterBreak="0">
     <w:nsid w:val="524C059A"/>
     <w:multiLevelType w:val="multilevel"/>
     <w:tmpl w:val="2160B182"/>
@@ -21915,7 +24332,7 @@
       </w:rPr>
     </w:lvl>
   </w:abstractNum>
-  <w:abstractNum w:abstractNumId="31" w15:restartNumberingAfterBreak="0">
+  <w:abstractNum w:abstractNumId="33" w15:restartNumberingAfterBreak="0">
     <w:nsid w:val="55902B31"/>
     <w:multiLevelType w:val="multilevel"/>
     <w:tmpl w:val="4ACE37F2"/>
@@ -22064,7 +24481,7 @@
       </w:rPr>
     </w:lvl>
   </w:abstractNum>
-  <w:abstractNum w:abstractNumId="32" w15:restartNumberingAfterBreak="0">
+  <w:abstractNum w:abstractNumId="34" w15:restartNumberingAfterBreak="0">
     <w:nsid w:val="568D2BD3"/>
     <w:multiLevelType w:val="multilevel"/>
     <w:tmpl w:val="E4CE58A2"/>
@@ -22213,7 +24630,7 @@
       </w:rPr>
     </w:lvl>
   </w:abstractNum>
-  <w:abstractNum w:abstractNumId="33" w15:restartNumberingAfterBreak="0">
+  <w:abstractNum w:abstractNumId="35" w15:restartNumberingAfterBreak="0">
     <w:nsid w:val="5E59478C"/>
     <w:multiLevelType w:val="multilevel"/>
     <w:tmpl w:val="EDB289F6"/>
@@ -22362,7 +24779,305 @@
       </w:rPr>
     </w:lvl>
   </w:abstractNum>
-  <w:abstractNum w:abstractNumId="34" w15:restartNumberingAfterBreak="0">
+  <w:abstractNum w:abstractNumId="36" w15:restartNumberingAfterBreak="0">
+    <w:nsid w:val="5F033002"/>
+    <w:multiLevelType w:val="multilevel"/>
+    <w:tmpl w:val="EDEC216E"/>
+    <w:lvl w:ilvl="0">
+      <w:start w:val="1"/>
+      <w:numFmt w:val="bullet"/>
+      <w:lvlText w:val=""/>
+      <w:lvlJc w:val="left"/>
+      <w:pPr>
+        <w:tabs>
+          <w:tab w:val="num" w:pos="720"/>
+        </w:tabs>
+        <w:ind w:left="720" w:hanging="360"/>
+      </w:pPr>
+      <w:rPr>
+        <w:rFonts w:ascii="Symbol" w:hAnsi="Symbol" w:hint="default"/>
+        <w:sz w:val="20"/>
+      </w:rPr>
+    </w:lvl>
+    <w:lvl w:ilvl="1" w:tentative="1">
+      <w:start w:val="1"/>
+      <w:numFmt w:val="bullet"/>
+      <w:lvlText w:val=""/>
+      <w:lvlJc w:val="left"/>
+      <w:pPr>
+        <w:tabs>
+          <w:tab w:val="num" w:pos="1440"/>
+        </w:tabs>
+        <w:ind w:left="1440" w:hanging="360"/>
+      </w:pPr>
+      <w:rPr>
+        <w:rFonts w:ascii="Symbol" w:hAnsi="Symbol" w:hint="default"/>
+        <w:sz w:val="20"/>
+      </w:rPr>
+    </w:lvl>
+    <w:lvl w:ilvl="2" w:tentative="1">
+      <w:start w:val="1"/>
+      <w:numFmt w:val="bullet"/>
+      <w:lvlText w:val=""/>
+      <w:lvlJc w:val="left"/>
+      <w:pPr>
+        <w:tabs>
+          <w:tab w:val="num" w:pos="2160"/>
+        </w:tabs>
+        <w:ind w:left="2160" w:hanging="360"/>
+      </w:pPr>
+      <w:rPr>
+        <w:rFonts w:ascii="Symbol" w:hAnsi="Symbol" w:hint="default"/>
+        <w:sz w:val="20"/>
+      </w:rPr>
+    </w:lvl>
+    <w:lvl w:ilvl="3" w:tentative="1">
+      <w:start w:val="1"/>
+      <w:numFmt w:val="bullet"/>
+      <w:lvlText w:val=""/>
+      <w:lvlJc w:val="left"/>
+      <w:pPr>
+        <w:tabs>
+          <w:tab w:val="num" w:pos="2880"/>
+        </w:tabs>
+        <w:ind w:left="2880" w:hanging="360"/>
+      </w:pPr>
+      <w:rPr>
+        <w:rFonts w:ascii="Symbol" w:hAnsi="Symbol" w:hint="default"/>
+        <w:sz w:val="20"/>
+      </w:rPr>
+    </w:lvl>
+    <w:lvl w:ilvl="4" w:tentative="1">
+      <w:start w:val="1"/>
+      <w:numFmt w:val="bullet"/>
+      <w:lvlText w:val=""/>
+      <w:lvlJc w:val="left"/>
+      <w:pPr>
+        <w:tabs>
+          <w:tab w:val="num" w:pos="3600"/>
+        </w:tabs>
+        <w:ind w:left="3600" w:hanging="360"/>
+      </w:pPr>
+      <w:rPr>
+        <w:rFonts w:ascii="Symbol" w:hAnsi="Symbol" w:hint="default"/>
+        <w:sz w:val="20"/>
+      </w:rPr>
+    </w:lvl>
+    <w:lvl w:ilvl="5" w:tentative="1">
+      <w:start w:val="1"/>
+      <w:numFmt w:val="bullet"/>
+      <w:lvlText w:val=""/>
+      <w:lvlJc w:val="left"/>
+      <w:pPr>
+        <w:tabs>
+          <w:tab w:val="num" w:pos="4320"/>
+        </w:tabs>
+        <w:ind w:left="4320" w:hanging="360"/>
+      </w:pPr>
+      <w:rPr>
+        <w:rFonts w:ascii="Symbol" w:hAnsi="Symbol" w:hint="default"/>
+        <w:sz w:val="20"/>
+      </w:rPr>
+    </w:lvl>
+    <w:lvl w:ilvl="6" w:tentative="1">
+      <w:start w:val="1"/>
+      <w:numFmt w:val="bullet"/>
+      <w:lvlText w:val=""/>
+      <w:lvlJc w:val="left"/>
+      <w:pPr>
+        <w:tabs>
+          <w:tab w:val="num" w:pos="5040"/>
+        </w:tabs>
+        <w:ind w:left="5040" w:hanging="360"/>
+      </w:pPr>
+      <w:rPr>
+        <w:rFonts w:ascii="Symbol" w:hAnsi="Symbol" w:hint="default"/>
+        <w:sz w:val="20"/>
+      </w:rPr>
+    </w:lvl>
+    <w:lvl w:ilvl="7" w:tentative="1">
+      <w:start w:val="1"/>
+      <w:numFmt w:val="bullet"/>
+      <w:lvlText w:val=""/>
+      <w:lvlJc w:val="left"/>
+      <w:pPr>
+        <w:tabs>
+          <w:tab w:val="num" w:pos="5760"/>
+        </w:tabs>
+        <w:ind w:left="5760" w:hanging="360"/>
+      </w:pPr>
+      <w:rPr>
+        <w:rFonts w:ascii="Symbol" w:hAnsi="Symbol" w:hint="default"/>
+        <w:sz w:val="20"/>
+      </w:rPr>
+    </w:lvl>
+    <w:lvl w:ilvl="8" w:tentative="1">
+      <w:start w:val="1"/>
+      <w:numFmt w:val="bullet"/>
+      <w:lvlText w:val=""/>
+      <w:lvlJc w:val="left"/>
+      <w:pPr>
+        <w:tabs>
+          <w:tab w:val="num" w:pos="6480"/>
+        </w:tabs>
+        <w:ind w:left="6480" w:hanging="360"/>
+      </w:pPr>
+      <w:rPr>
+        <w:rFonts w:ascii="Symbol" w:hAnsi="Symbol" w:hint="default"/>
+        <w:sz w:val="20"/>
+      </w:rPr>
+    </w:lvl>
+  </w:abstractNum>
+  <w:abstractNum w:abstractNumId="37" w15:restartNumberingAfterBreak="0">
+    <w:nsid w:val="6480517A"/>
+    <w:multiLevelType w:val="multilevel"/>
+    <w:tmpl w:val="09CC3AC4"/>
+    <w:lvl w:ilvl="0">
+      <w:start w:val="1"/>
+      <w:numFmt w:val="bullet"/>
+      <w:lvlText w:val=""/>
+      <w:lvlJc w:val="left"/>
+      <w:pPr>
+        <w:tabs>
+          <w:tab w:val="num" w:pos="720"/>
+        </w:tabs>
+        <w:ind w:left="720" w:hanging="360"/>
+      </w:pPr>
+      <w:rPr>
+        <w:rFonts w:ascii="Symbol" w:hAnsi="Symbol" w:hint="default"/>
+        <w:sz w:val="20"/>
+      </w:rPr>
+    </w:lvl>
+    <w:lvl w:ilvl="1" w:tentative="1">
+      <w:start w:val="1"/>
+      <w:numFmt w:val="bullet"/>
+      <w:lvlText w:val=""/>
+      <w:lvlJc w:val="left"/>
+      <w:pPr>
+        <w:tabs>
+          <w:tab w:val="num" w:pos="1440"/>
+        </w:tabs>
+        <w:ind w:left="1440" w:hanging="360"/>
+      </w:pPr>
+      <w:rPr>
+        <w:rFonts w:ascii="Symbol" w:hAnsi="Symbol" w:hint="default"/>
+        <w:sz w:val="20"/>
+      </w:rPr>
+    </w:lvl>
+    <w:lvl w:ilvl="2" w:tentative="1">
+      <w:start w:val="1"/>
+      <w:numFmt w:val="bullet"/>
+      <w:lvlText w:val=""/>
+      <w:lvlJc w:val="left"/>
+      <w:pPr>
+        <w:tabs>
+          <w:tab w:val="num" w:pos="2160"/>
+        </w:tabs>
+        <w:ind w:left="2160" w:hanging="360"/>
+      </w:pPr>
+      <w:rPr>
+        <w:rFonts w:ascii="Symbol" w:hAnsi="Symbol" w:hint="default"/>
+        <w:sz w:val="20"/>
+      </w:rPr>
+    </w:lvl>
+    <w:lvl w:ilvl="3" w:tentative="1">
+      <w:start w:val="1"/>
+      <w:numFmt w:val="bullet"/>
+      <w:lvlText w:val=""/>
+      <w:lvlJc w:val="left"/>
+      <w:pPr>
+        <w:tabs>
+          <w:tab w:val="num" w:pos="2880"/>
+        </w:tabs>
+        <w:ind w:left="2880" w:hanging="360"/>
+      </w:pPr>
+      <w:rPr>
+        <w:rFonts w:ascii="Symbol" w:hAnsi="Symbol" w:hint="default"/>
+        <w:sz w:val="20"/>
+      </w:rPr>
+    </w:lvl>
+    <w:lvl w:ilvl="4" w:tentative="1">
+      <w:start w:val="1"/>
+      <w:numFmt w:val="bullet"/>
+      <w:lvlText w:val=""/>
+      <w:lvlJc w:val="left"/>
+      <w:pPr>
+        <w:tabs>
+          <w:tab w:val="num" w:pos="3600"/>
+        </w:tabs>
+        <w:ind w:left="3600" w:hanging="360"/>
+      </w:pPr>
+      <w:rPr>
+        <w:rFonts w:ascii="Symbol" w:hAnsi="Symbol" w:hint="default"/>
+        <w:sz w:val="20"/>
+      </w:rPr>
+    </w:lvl>
+    <w:lvl w:ilvl="5" w:tentative="1">
+      <w:start w:val="1"/>
+      <w:numFmt w:val="bullet"/>
+      <w:lvlText w:val=""/>
+      <w:lvlJc w:val="left"/>
+      <w:pPr>
+        <w:tabs>
+          <w:tab w:val="num" w:pos="4320"/>
+        </w:tabs>
+        <w:ind w:left="4320" w:hanging="360"/>
+      </w:pPr>
+      <w:rPr>
+        <w:rFonts w:ascii="Symbol" w:hAnsi="Symbol" w:hint="default"/>
+        <w:sz w:val="20"/>
+      </w:rPr>
+    </w:lvl>
+    <w:lvl w:ilvl="6" w:tentative="1">
+      <w:start w:val="1"/>
+      <w:numFmt w:val="bullet"/>
+      <w:lvlText w:val=""/>
+      <w:lvlJc w:val="left"/>
+      <w:pPr>
+        <w:tabs>
+          <w:tab w:val="num" w:pos="5040"/>
+        </w:tabs>
+        <w:ind w:left="5040" w:hanging="360"/>
+      </w:pPr>
+      <w:rPr>
+        <w:rFonts w:ascii="Symbol" w:hAnsi="Symbol" w:hint="default"/>
+        <w:sz w:val="20"/>
+      </w:rPr>
+    </w:lvl>
+    <w:lvl w:ilvl="7" w:tentative="1">
+      <w:start w:val="1"/>
+      <w:numFmt w:val="bullet"/>
+      <w:lvlText w:val=""/>
+      <w:lvlJc w:val="left"/>
+      <w:pPr>
+        <w:tabs>
+          <w:tab w:val="num" w:pos="5760"/>
+        </w:tabs>
+        <w:ind w:left="5760" w:hanging="360"/>
+      </w:pPr>
+      <w:rPr>
+        <w:rFonts w:ascii="Symbol" w:hAnsi="Symbol" w:hint="default"/>
+        <w:sz w:val="20"/>
+      </w:rPr>
+    </w:lvl>
+    <w:lvl w:ilvl="8" w:tentative="1">
+      <w:start w:val="1"/>
+      <w:numFmt w:val="bullet"/>
+      <w:lvlText w:val=""/>
+      <w:lvlJc w:val="left"/>
+      <w:pPr>
+        <w:tabs>
+          <w:tab w:val="num" w:pos="6480"/>
+        </w:tabs>
+        <w:ind w:left="6480" w:hanging="360"/>
+      </w:pPr>
+      <w:rPr>
+        <w:rFonts w:ascii="Symbol" w:hAnsi="Symbol" w:hint="default"/>
+        <w:sz w:val="20"/>
+      </w:rPr>
+    </w:lvl>
+  </w:abstractNum>
+  <w:abstractNum w:abstractNumId="38" w15:restartNumberingAfterBreak="0">
     <w:nsid w:val="67E32DAD"/>
     <w:multiLevelType w:val="multilevel"/>
     <w:tmpl w:val="04050025"/>
@@ -22457,7 +25172,7 @@
       </w:pPr>
     </w:lvl>
   </w:abstractNum>
-  <w:abstractNum w:abstractNumId="35" w15:restartNumberingAfterBreak="0">
+  <w:abstractNum w:abstractNumId="39" w15:restartNumberingAfterBreak="0">
     <w:nsid w:val="6A8C4190"/>
     <w:multiLevelType w:val="multilevel"/>
     <w:tmpl w:val="C706E67E"/>
@@ -22606,7 +25321,7 @@
       </w:rPr>
     </w:lvl>
   </w:abstractNum>
-  <w:abstractNum w:abstractNumId="36" w15:restartNumberingAfterBreak="0">
+  <w:abstractNum w:abstractNumId="40" w15:restartNumberingAfterBreak="0">
     <w:nsid w:val="6AEC2D01"/>
     <w:multiLevelType w:val="multilevel"/>
     <w:tmpl w:val="9AE60312"/>
@@ -22755,7 +25470,7 @@
       </w:rPr>
     </w:lvl>
   </w:abstractNum>
-  <w:abstractNum w:abstractNumId="37" w15:restartNumberingAfterBreak="0">
+  <w:abstractNum w:abstractNumId="41" w15:restartNumberingAfterBreak="0">
     <w:nsid w:val="6AEE0B56"/>
     <w:multiLevelType w:val="multilevel"/>
     <w:tmpl w:val="27601C1C"/>
@@ -22904,7 +25619,7 @@
       </w:rPr>
     </w:lvl>
   </w:abstractNum>
-  <w:abstractNum w:abstractNumId="38" w15:restartNumberingAfterBreak="0">
+  <w:abstractNum w:abstractNumId="42" w15:restartNumberingAfterBreak="0">
     <w:nsid w:val="6C9D23E0"/>
     <w:multiLevelType w:val="multilevel"/>
     <w:tmpl w:val="09D0C172"/>
@@ -23053,7 +25768,7 @@
       </w:rPr>
     </w:lvl>
   </w:abstractNum>
-  <w:abstractNum w:abstractNumId="39" w15:restartNumberingAfterBreak="0">
+  <w:abstractNum w:abstractNumId="43" w15:restartNumberingAfterBreak="0">
     <w:nsid w:val="6D5516D2"/>
     <w:multiLevelType w:val="multilevel"/>
     <w:tmpl w:val="60B46AA0"/>
@@ -23202,7 +25917,7 @@
       </w:rPr>
     </w:lvl>
   </w:abstractNum>
-  <w:abstractNum w:abstractNumId="40" w15:restartNumberingAfterBreak="0">
+  <w:abstractNum w:abstractNumId="44" w15:restartNumberingAfterBreak="0">
     <w:nsid w:val="6E0E676C"/>
     <w:multiLevelType w:val="multilevel"/>
     <w:tmpl w:val="F6667214"/>
@@ -23347,7 +26062,7 @@
       </w:rPr>
     </w:lvl>
   </w:abstractNum>
-  <w:abstractNum w:abstractNumId="41" w15:restartNumberingAfterBreak="0">
+  <w:abstractNum w:abstractNumId="45" w15:restartNumberingAfterBreak="0">
     <w:nsid w:val="6EC0160E"/>
     <w:multiLevelType w:val="multilevel"/>
     <w:tmpl w:val="76C045A8"/>
@@ -23496,7 +26211,7 @@
       </w:rPr>
     </w:lvl>
   </w:abstractNum>
-  <w:abstractNum w:abstractNumId="42" w15:restartNumberingAfterBreak="0">
+  <w:abstractNum w:abstractNumId="46" w15:restartNumberingAfterBreak="0">
     <w:nsid w:val="6ED361AA"/>
     <w:multiLevelType w:val="multilevel"/>
     <w:tmpl w:val="E1645862"/>
@@ -23645,7 +26360,7 @@
       </w:rPr>
     </w:lvl>
   </w:abstractNum>
-  <w:abstractNum w:abstractNumId="43" w15:restartNumberingAfterBreak="0">
+  <w:abstractNum w:abstractNumId="47" w15:restartNumberingAfterBreak="0">
     <w:nsid w:val="731951A5"/>
     <w:multiLevelType w:val="multilevel"/>
     <w:tmpl w:val="F6D6371C"/>
@@ -23794,7 +26509,7 @@
       </w:rPr>
     </w:lvl>
   </w:abstractNum>
-  <w:abstractNum w:abstractNumId="44" w15:restartNumberingAfterBreak="0">
+  <w:abstractNum w:abstractNumId="48" w15:restartNumberingAfterBreak="0">
     <w:nsid w:val="73350848"/>
     <w:multiLevelType w:val="hybridMultilevel"/>
     <w:tmpl w:val="DA326AF8"/>
@@ -23880,7 +26595,7 @@
       </w:pPr>
     </w:lvl>
   </w:abstractNum>
-  <w:abstractNum w:abstractNumId="45" w15:restartNumberingAfterBreak="0">
+  <w:abstractNum w:abstractNumId="49" w15:restartNumberingAfterBreak="0">
     <w:nsid w:val="740E07D4"/>
     <w:multiLevelType w:val="multilevel"/>
     <w:tmpl w:val="040CA67E"/>
@@ -24029,7 +26744,7 @@
       </w:rPr>
     </w:lvl>
   </w:abstractNum>
-  <w:abstractNum w:abstractNumId="46" w15:restartNumberingAfterBreak="0">
+  <w:abstractNum w:abstractNumId="50" w15:restartNumberingAfterBreak="0">
     <w:nsid w:val="76A44805"/>
     <w:multiLevelType w:val="hybridMultilevel"/>
     <w:tmpl w:val="4ED47292"/>
@@ -24142,7 +26857,7 @@
       </w:rPr>
     </w:lvl>
   </w:abstractNum>
-  <w:abstractNum w:abstractNumId="47" w15:restartNumberingAfterBreak="0">
+  <w:abstractNum w:abstractNumId="51" w15:restartNumberingAfterBreak="0">
     <w:nsid w:val="76E05438"/>
     <w:multiLevelType w:val="multilevel"/>
     <w:tmpl w:val="6158C388"/>
@@ -24291,7 +27006,7 @@
       </w:rPr>
     </w:lvl>
   </w:abstractNum>
-  <w:abstractNum w:abstractNumId="48" w15:restartNumberingAfterBreak="0">
+  <w:abstractNum w:abstractNumId="52" w15:restartNumberingAfterBreak="0">
     <w:nsid w:val="789A0302"/>
     <w:multiLevelType w:val="multilevel"/>
     <w:tmpl w:val="475AD312"/>
@@ -24471,121 +27186,133 @@
     <w:abstractNumId w:val="4"/>
   </w:num>
   <w:num w:numId="11" w16cid:durableId="2038307902">
-    <w:abstractNumId w:val="46"/>
+    <w:abstractNumId w:val="50"/>
   </w:num>
   <w:num w:numId="12" w16cid:durableId="1820682427">
     <w:abstractNumId w:val="13"/>
   </w:num>
   <w:num w:numId="13" w16cid:durableId="1928076939">
-    <w:abstractNumId w:val="34"/>
+    <w:abstractNumId w:val="38"/>
   </w:num>
   <w:num w:numId="14" w16cid:durableId="1599020824">
     <w:abstractNumId w:val="16"/>
   </w:num>
   <w:num w:numId="15" w16cid:durableId="443888155">
-    <w:abstractNumId w:val="44"/>
+    <w:abstractNumId w:val="48"/>
   </w:num>
   <w:num w:numId="16" w16cid:durableId="1442800204">
-    <w:abstractNumId w:val="45"/>
+    <w:abstractNumId w:val="49"/>
   </w:num>
   <w:num w:numId="17" w16cid:durableId="752121095">
+    <w:abstractNumId w:val="32"/>
+  </w:num>
+  <w:num w:numId="18" w16cid:durableId="1886747708">
+    <w:abstractNumId w:val="41"/>
+  </w:num>
+  <w:num w:numId="19" w16cid:durableId="1206983566">
     <w:abstractNumId w:val="30"/>
   </w:num>
-  <w:num w:numId="18" w16cid:durableId="1886747708">
-    <w:abstractNumId w:val="37"/>
-  </w:num>
-  <w:num w:numId="19" w16cid:durableId="1206983566">
-    <w:abstractNumId w:val="28"/>
-  </w:num>
   <w:num w:numId="20" w16cid:durableId="2131900670">
-    <w:abstractNumId w:val="22"/>
+    <w:abstractNumId w:val="24"/>
   </w:num>
   <w:num w:numId="21" w16cid:durableId="1508204359">
     <w:abstractNumId w:val="17"/>
   </w:num>
   <w:num w:numId="22" w16cid:durableId="1970015164">
-    <w:abstractNumId w:val="47"/>
+    <w:abstractNumId w:val="51"/>
   </w:num>
   <w:num w:numId="23" w16cid:durableId="1844927343">
-    <w:abstractNumId w:val="38"/>
+    <w:abstractNumId w:val="42"/>
   </w:num>
   <w:num w:numId="24" w16cid:durableId="71513784">
     <w:abstractNumId w:val="12"/>
   </w:num>
   <w:num w:numId="25" w16cid:durableId="2036809169">
-    <w:abstractNumId w:val="35"/>
+    <w:abstractNumId w:val="39"/>
   </w:num>
   <w:num w:numId="26" w16cid:durableId="1793085190">
-    <w:abstractNumId w:val="23"/>
+    <w:abstractNumId w:val="25"/>
   </w:num>
   <w:num w:numId="27" w16cid:durableId="78604034">
-    <w:abstractNumId w:val="39"/>
+    <w:abstractNumId w:val="43"/>
   </w:num>
   <w:num w:numId="28" w16cid:durableId="628512965">
     <w:abstractNumId w:val="14"/>
   </w:num>
   <w:num w:numId="29" w16cid:durableId="287207146">
-    <w:abstractNumId w:val="24"/>
+    <w:abstractNumId w:val="26"/>
   </w:num>
   <w:num w:numId="30" w16cid:durableId="2079663712">
-    <w:abstractNumId w:val="29"/>
+    <w:abstractNumId w:val="31"/>
   </w:num>
   <w:num w:numId="31" w16cid:durableId="478116755">
-    <w:abstractNumId w:val="36"/>
+    <w:abstractNumId w:val="40"/>
   </w:num>
   <w:num w:numId="32" w16cid:durableId="698047682">
     <w:abstractNumId w:val="11"/>
   </w:num>
   <w:num w:numId="33" w16cid:durableId="1088769689">
-    <w:abstractNumId w:val="25"/>
+    <w:abstractNumId w:val="27"/>
   </w:num>
   <w:num w:numId="34" w16cid:durableId="1670635">
     <w:abstractNumId w:val="10"/>
   </w:num>
   <w:num w:numId="35" w16cid:durableId="1468469940">
-    <w:abstractNumId w:val="43"/>
+    <w:abstractNumId w:val="47"/>
   </w:num>
   <w:num w:numId="36" w16cid:durableId="1438330660">
-    <w:abstractNumId w:val="19"/>
+    <w:abstractNumId w:val="20"/>
   </w:num>
   <w:num w:numId="37" w16cid:durableId="47998231">
-    <w:abstractNumId w:val="20"/>
+    <w:abstractNumId w:val="21"/>
   </w:num>
   <w:num w:numId="38" w16cid:durableId="54160447">
-    <w:abstractNumId w:val="33"/>
+    <w:abstractNumId w:val="35"/>
   </w:num>
   <w:num w:numId="39" w16cid:durableId="929237488">
-    <w:abstractNumId w:val="40"/>
+    <w:abstractNumId w:val="44"/>
   </w:num>
   <w:num w:numId="40" w16cid:durableId="70667583">
-    <w:abstractNumId w:val="42"/>
+    <w:abstractNumId w:val="46"/>
   </w:num>
   <w:num w:numId="41" w16cid:durableId="904491270">
     <w:abstractNumId w:val="18"/>
   </w:num>
   <w:num w:numId="42" w16cid:durableId="1580406463">
-    <w:abstractNumId w:val="21"/>
+    <w:abstractNumId w:val="23"/>
   </w:num>
   <w:num w:numId="43" w16cid:durableId="1251157586">
-    <w:abstractNumId w:val="31"/>
+    <w:abstractNumId w:val="33"/>
   </w:num>
   <w:num w:numId="44" w16cid:durableId="1055663456">
     <w:abstractNumId w:val="15"/>
   </w:num>
   <w:num w:numId="45" w16cid:durableId="1358001933">
-    <w:abstractNumId w:val="27"/>
+    <w:abstractNumId w:val="29"/>
   </w:num>
   <w:num w:numId="46" w16cid:durableId="1591159792">
-    <w:abstractNumId w:val="41"/>
+    <w:abstractNumId w:val="45"/>
   </w:num>
   <w:num w:numId="47" w16cid:durableId="1400666849">
-    <w:abstractNumId w:val="32"/>
+    <w:abstractNumId w:val="34"/>
   </w:num>
   <w:num w:numId="48" w16cid:durableId="754861382">
-    <w:abstractNumId w:val="26"/>
+    <w:abstractNumId w:val="28"/>
   </w:num>
   <w:num w:numId="49" w16cid:durableId="146828286">
-    <w:abstractNumId w:val="48"/>
+    <w:abstractNumId w:val="52"/>
+  </w:num>
+  <w:num w:numId="50" w16cid:durableId="1888645243">
+    <w:abstractNumId w:val="37"/>
+  </w:num>
+  <w:num w:numId="51" w16cid:durableId="381563338">
+    <w:abstractNumId w:val="22"/>
+  </w:num>
+  <w:num w:numId="52" w16cid:durableId="1445494631">
+    <w:abstractNumId w:val="19"/>
+  </w:num>
+  <w:num w:numId="53" w16cid:durableId="1867062895">
+    <w:abstractNumId w:val="36"/>
   </w:num>
 </w:numbering>
 </file>

--- a/docs/Master_thesis.docx
+++ b/docs/Master_thesis.docx
@@ -4800,7 +4800,16 @@
       </w:r>
       <w:proofErr w:type="spellStart"/>
       <w:r>
-        <w:t>Skill-Biased</w:t>
+        <w:t>s</w:t>
+      </w:r>
+      <w:r>
+        <w:t>kill-</w:t>
+      </w:r>
+      <w:r>
+        <w:t>b</w:t>
+      </w:r>
+      <w:r>
+        <w:t>iased</w:t>
       </w:r>
       <w:proofErr w:type="spellEnd"/>
       <w:r>
@@ -4808,7 +4817,10 @@
       </w:r>
       <w:proofErr w:type="spellStart"/>
       <w:r>
-        <w:t>Technological</w:t>
+        <w:t>t</w:t>
+      </w:r>
+      <w:r>
+        <w:t>echnological</w:t>
       </w:r>
       <w:proofErr w:type="spellEnd"/>
       <w:r>
@@ -4816,7 +4828,10 @@
       </w:r>
       <w:proofErr w:type="spellStart"/>
       <w:r>
-        <w:t>Change</w:t>
+        <w:t>c</w:t>
+      </w:r>
+      <w:r>
+        <w:t>hange</w:t>
       </w:r>
       <w:proofErr w:type="spellEnd"/>
       <w:r>
@@ -7815,266 +7830,110 @@
       </w:r>
     </w:p>
     <w:p>
-      <w:pPr>
-        <w:rPr>
-          <w:color w:val="4472C4" w:themeColor="accent5"/>
-        </w:rPr>
-      </w:pPr>
-      <w:r>
-        <w:rPr>
-          <w:color w:val="4472C4" w:themeColor="accent5"/>
-        </w:rPr>
+      <w:r>
         <w:t xml:space="preserve">Toto </w:t>
       </w:r>
       <w:proofErr w:type="spellStart"/>
       <w:r>
-        <w:rPr>
-          <w:color w:val="4472C4" w:themeColor="accent5"/>
-        </w:rPr>
         <w:t>Beckerovo</w:t>
       </w:r>
       <w:proofErr w:type="spellEnd"/>
       <w:r>
-        <w:rPr>
-          <w:color w:val="4472C4" w:themeColor="accent5"/>
-        </w:rPr>
         <w:t xml:space="preserve"> rozdělení má smysl také právě v kontextu dnešního rapidního rozvoje </w:t>
       </w:r>
       <w:bookmarkStart w:id="19" w:name="_Hlk223807991"/>
       <w:r>
-        <w:rPr>
-          <w:color w:val="4472C4" w:themeColor="accent5"/>
-        </w:rPr>
         <w:t>AI</w:t>
       </w:r>
       <w:bookmarkEnd w:id="19"/>
       <w:r>
-        <w:rPr>
-          <w:color w:val="4472C4" w:themeColor="accent5"/>
-        </w:rPr>
         <w:t xml:space="preserve">. </w:t>
       </w:r>
       <w:proofErr w:type="gramStart"/>
       <w:r>
-        <w:rPr>
-          <w:color w:val="4472C4" w:themeColor="accent5"/>
-        </w:rPr>
         <w:t>Pochopit</w:t>
       </w:r>
       <w:proofErr w:type="gramEnd"/>
       <w:r>
-        <w:rPr>
-          <w:color w:val="4472C4" w:themeColor="accent5"/>
-        </w:rPr>
         <w:t xml:space="preserve"> jak se AI ptát, a kdy jej použít a jak jej správně </w:t>
       </w:r>
       <w:proofErr w:type="spellStart"/>
       <w:r>
-        <w:rPr>
-          <w:color w:val="4472C4" w:themeColor="accent5"/>
-        </w:rPr>
         <w:t>promptovat</w:t>
       </w:r>
       <w:proofErr w:type="spellEnd"/>
       <w:r>
-        <w:rPr>
-          <w:color w:val="4472C4" w:themeColor="accent5"/>
-        </w:rPr>
         <w:t xml:space="preserve">, tak aby vracelo smysluplné výsledky (prompt </w:t>
       </w:r>
       <w:proofErr w:type="spellStart"/>
       <w:r>
-        <w:rPr>
-          <w:color w:val="4472C4" w:themeColor="accent5"/>
-        </w:rPr>
         <w:t>engineering</w:t>
       </w:r>
       <w:proofErr w:type="spellEnd"/>
       <w:r>
-        <w:rPr>
-          <w:color w:val="4472C4" w:themeColor="accent5"/>
-        </w:rPr>
         <w:t xml:space="preserve">), naučit se se základními službami jako správně </w:t>
       </w:r>
       <w:proofErr w:type="spellStart"/>
       <w:r>
-        <w:rPr>
-          <w:color w:val="4472C4" w:themeColor="accent5"/>
-        </w:rPr>
         <w:t>ChatGPT</w:t>
       </w:r>
       <w:proofErr w:type="spellEnd"/>
       <w:r>
-        <w:rPr>
-          <w:color w:val="4472C4" w:themeColor="accent5"/>
-        </w:rPr>
         <w:t xml:space="preserve">, </w:t>
       </w:r>
       <w:proofErr w:type="spellStart"/>
       <w:r>
-        <w:rPr>
-          <w:color w:val="4472C4" w:themeColor="accent5"/>
-        </w:rPr>
         <w:t>Gemini</w:t>
       </w:r>
       <w:proofErr w:type="spellEnd"/>
       <w:r>
-        <w:rPr>
-          <w:color w:val="4472C4" w:themeColor="accent5"/>
-        </w:rPr>
         <w:t xml:space="preserve"> či </w:t>
       </w:r>
       <w:proofErr w:type="spellStart"/>
       <w:r>
-        <w:rPr>
-          <w:color w:val="4472C4" w:themeColor="accent5"/>
-        </w:rPr>
         <w:t>Perplexity</w:t>
       </w:r>
       <w:proofErr w:type="spellEnd"/>
       <w:r>
-        <w:rPr>
-          <w:color w:val="4472C4" w:themeColor="accent5"/>
-        </w:rPr>
         <w:t xml:space="preserve">, umět s platformami a jejich nástroji jako </w:t>
       </w:r>
       <w:proofErr w:type="spellStart"/>
       <w:r>
-        <w:rPr>
-          <w:color w:val="4472C4" w:themeColor="accent5"/>
-        </w:rPr>
         <w:t>Deep</w:t>
       </w:r>
       <w:proofErr w:type="spellEnd"/>
       <w:r>
-        <w:rPr>
-          <w:color w:val="4472C4" w:themeColor="accent5"/>
-        </w:rPr>
         <w:t xml:space="preserve"> </w:t>
       </w:r>
       <w:proofErr w:type="spellStart"/>
       <w:r>
-        <w:rPr>
-          <w:color w:val="4472C4" w:themeColor="accent5"/>
-        </w:rPr>
         <w:t>Research</w:t>
       </w:r>
       <w:proofErr w:type="spellEnd"/>
       <w:r>
-        <w:rPr>
-          <w:color w:val="4472C4" w:themeColor="accent5"/>
-        </w:rPr>
         <w:t xml:space="preserve"> a propojení s aplikacemi jako </w:t>
       </w:r>
       <w:proofErr w:type="spellStart"/>
       <w:r>
-        <w:rPr>
-          <w:color w:val="4472C4" w:themeColor="accent5"/>
-        </w:rPr>
         <w:t>Canva</w:t>
       </w:r>
       <w:proofErr w:type="spellEnd"/>
       <w:r>
-        <w:rPr>
-          <w:color w:val="4472C4" w:themeColor="accent5"/>
-        </w:rPr>
         <w:t xml:space="preserve"> mnoho dalšími se stávají obecnými dovednostmi jako novou složkou lidského kapitálu právě ve spojitosti s AI.</w:t>
       </w:r>
       <w:r>
-        <w:rPr>
-          <w:color w:val="4472C4" w:themeColor="accent5"/>
-        </w:rPr>
-        <w:t xml:space="preserve"> Ze specifičtějšího kontextu IT sektoru patří mezi tyto obecné dovednosti</w:t>
-      </w:r>
-      <w:r>
-        <w:rPr>
-          <w:color w:val="4472C4" w:themeColor="accent5"/>
-        </w:rPr>
-        <w:t xml:space="preserve"> používa</w:t>
-      </w:r>
-      <w:r>
-        <w:rPr>
-          <w:color w:val="4472C4" w:themeColor="accent5"/>
-        </w:rPr>
-        <w:t>ní</w:t>
-      </w:r>
-      <w:r>
-        <w:rPr>
-          <w:color w:val="4472C4" w:themeColor="accent5"/>
-        </w:rPr>
-        <w:t xml:space="preserve"> veřej</w:t>
-      </w:r>
-      <w:r>
-        <w:rPr>
-          <w:color w:val="4472C4" w:themeColor="accent5"/>
-        </w:rPr>
-        <w:t>ných</w:t>
-      </w:r>
-      <w:r>
-        <w:rPr>
-          <w:color w:val="4472C4" w:themeColor="accent5"/>
-        </w:rPr>
-        <w:t xml:space="preserve"> LLM</w:t>
-      </w:r>
-      <w:r>
-        <w:rPr>
-          <w:color w:val="4472C4" w:themeColor="accent5"/>
-        </w:rPr>
-        <w:t xml:space="preserve"> modelů</w:t>
-      </w:r>
-      <w:r>
-        <w:rPr>
-          <w:color w:val="4472C4" w:themeColor="accent5"/>
-        </w:rPr>
-        <w:t xml:space="preserve">, prompt </w:t>
+        <w:t xml:space="preserve"> Ze specifičtějšího kontextu IT sektoru patří mezi tyto obecné dovednosti používaní veřejných LLM modelů, prompt </w:t>
       </w:r>
       <w:proofErr w:type="spellStart"/>
       <w:r>
-        <w:rPr>
-          <w:color w:val="4472C4" w:themeColor="accent5"/>
-        </w:rPr>
         <w:t>engineering</w:t>
       </w:r>
       <w:proofErr w:type="spellEnd"/>
       <w:r>
-        <w:rPr>
-          <w:color w:val="4472C4" w:themeColor="accent5"/>
-        </w:rPr>
-        <w:t xml:space="preserve">, </w:t>
-      </w:r>
-      <w:r>
-        <w:rPr>
-          <w:color w:val="4472C4" w:themeColor="accent5"/>
-        </w:rPr>
-        <w:t xml:space="preserve">jejich </w:t>
-      </w:r>
-      <w:r>
-        <w:rPr>
-          <w:color w:val="4472C4" w:themeColor="accent5"/>
-        </w:rPr>
-        <w:t xml:space="preserve">základní integrace </w:t>
-      </w:r>
-      <w:r>
-        <w:rPr>
-          <w:color w:val="4472C4" w:themeColor="accent5"/>
-        </w:rPr>
-        <w:t xml:space="preserve">skrz </w:t>
-      </w:r>
-      <w:r>
-        <w:rPr>
-          <w:color w:val="4472C4" w:themeColor="accent5"/>
-        </w:rPr>
-        <w:t>API</w:t>
-      </w:r>
-      <w:r>
-        <w:rPr>
-          <w:color w:val="4472C4" w:themeColor="accent5"/>
-        </w:rPr>
-        <w:t xml:space="preserve"> do aplikací, webů apod. </w:t>
-      </w:r>
-      <w:r>
-        <w:rPr>
-          <w:color w:val="4472C4" w:themeColor="accent5"/>
+        <w:t xml:space="preserve">, jejich základní integrace skrz API do aplikací, webů apod. </w:t>
+      </w:r>
+      <w:r>
+        <w:rPr>
           <w:highlight w:val="yellow"/>
         </w:rPr>
         <w:t>Jsou to dovednosti AI-</w:t>
@@ -8082,219 +7941,111 @@
       <w:proofErr w:type="spellStart"/>
       <w:r>
         <w:rPr>
-          <w:color w:val="4472C4" w:themeColor="accent5"/>
           <w:highlight w:val="yellow"/>
         </w:rPr>
         <w:t>Adopterů</w:t>
       </w:r>
       <w:proofErr w:type="spellEnd"/>
       <w:r>
-        <w:rPr>
-          <w:color w:val="4472C4" w:themeColor="accent5"/>
-        </w:rPr>
         <w:t>.</w:t>
       </w:r>
     </w:p>
     <w:p>
-      <w:pPr>
-        <w:rPr>
-          <w:color w:val="4472C4" w:themeColor="accent5"/>
-        </w:rPr>
-      </w:pPr>
-      <w:r>
-        <w:rPr>
-          <w:color w:val="4472C4" w:themeColor="accent5"/>
-        </w:rPr>
+      <w:r>
         <w:t>Tyto dovednosti jsou natolik obecné, že jsou jednoduše a plně přenositelné mezi různými povoláními, zaměstnavateli a pozicemi. To také může částečně vysvětlovat neochotu firem platit svým zaměstnancům školení či kurzy, kde by se těmto dovednostem naučili. Firmy pravděpodobně spíše předpokládají, že jedinci si k těmto dovednostem naučí svou vlastní cestou a používáním, a to i v případě nutnosti vlastního předplatného, aby nezůstali pozadu.</w:t>
       </w:r>
       <w:r>
-        <w:rPr>
-          <w:color w:val="4472C4" w:themeColor="accent5"/>
-        </w:rPr>
         <w:t xml:space="preserve"> Kde lze sledovat větší ochotu a „</w:t>
       </w:r>
       <w:r>
         <w:rPr>
-          <w:color w:val="4472C4" w:themeColor="accent5"/>
           <w:highlight w:val="yellow"/>
         </w:rPr>
         <w:t>nakopnutí</w:t>
       </w:r>
       <w:r>
-        <w:rPr>
-          <w:color w:val="4472C4" w:themeColor="accent5"/>
-        </w:rPr>
         <w:t xml:space="preserve">“ je právě u firem v ty sektoru, které zaměstnancům tyto služby předplácejí, a nechávají je experimentovat, aby byli ve výsledné fázi, po uchopení těchto nových </w:t>
       </w:r>
       <w:r>
-        <w:rPr>
-          <w:color w:val="4472C4" w:themeColor="accent5"/>
-        </w:rPr>
         <w:t>technologií</w:t>
       </w:r>
       <w:r>
-        <w:rPr>
-          <w:color w:val="4472C4" w:themeColor="accent5"/>
-        </w:rPr>
         <w:t xml:space="preserve"> ve firmě produktivnější.</w:t>
       </w:r>
     </w:p>
     <w:p>
-      <w:pPr>
-        <w:rPr>
-          <w:color w:val="4472C4" w:themeColor="accent5"/>
-        </w:rPr>
-      </w:pPr>
-      <w:r>
-        <w:rPr>
-          <w:color w:val="4472C4" w:themeColor="accent5"/>
-        </w:rPr>
+      <w:r>
         <w:t>Naopak z</w:t>
       </w:r>
       <w:r>
-        <w:rPr>
-          <w:color w:val="4472C4" w:themeColor="accent5"/>
-        </w:rPr>
         <w:t xml:space="preserve">nalost práce s proprietárním firemním </w:t>
       </w:r>
       <w:r>
-        <w:rPr>
-          <w:color w:val="4472C4" w:themeColor="accent5"/>
-        </w:rPr>
         <w:t xml:space="preserve">AI softwarem či </w:t>
       </w:r>
       <w:r>
-        <w:rPr>
-          <w:color w:val="4472C4" w:themeColor="accent5"/>
-        </w:rPr>
         <w:t>modelem (</w:t>
       </w:r>
       <w:r>
-        <w:rPr>
-          <w:color w:val="4472C4" w:themeColor="accent5"/>
-        </w:rPr>
         <w:t>to může zahrnovat například</w:t>
       </w:r>
       <w:r>
-        <w:rPr>
-          <w:color w:val="4472C4" w:themeColor="accent5"/>
-        </w:rPr>
         <w:t xml:space="preserve"> činnosti jako</w:t>
       </w:r>
       <w:r>
-        <w:rPr>
-          <w:color w:val="4472C4" w:themeColor="accent5"/>
-        </w:rPr>
         <w:t xml:space="preserve"> </w:t>
       </w:r>
       <w:r>
-        <w:rPr>
-          <w:color w:val="4472C4" w:themeColor="accent5"/>
-        </w:rPr>
         <w:t>fine-</w:t>
       </w:r>
       <w:proofErr w:type="spellStart"/>
       <w:r>
-        <w:rPr>
-          <w:color w:val="4472C4" w:themeColor="accent5"/>
-        </w:rPr>
         <w:t>tuning</w:t>
       </w:r>
       <w:proofErr w:type="spellEnd"/>
       <w:r>
-        <w:rPr>
-          <w:color w:val="4472C4" w:themeColor="accent5"/>
-        </w:rPr>
         <w:t xml:space="preserve"> na specifických firemních datech, nasazení lokálního LLM do uzavřeného firemního prostředí)</w:t>
       </w:r>
       <w:r>
-        <w:rPr>
-          <w:color w:val="4472C4" w:themeColor="accent5"/>
-        </w:rPr>
         <w:t xml:space="preserve"> jsou již dovednosti méně </w:t>
       </w:r>
       <w:r>
-        <w:rPr>
-          <w:color w:val="4472C4" w:themeColor="accent5"/>
-        </w:rPr>
         <w:t>přenositelné</w:t>
       </w:r>
       <w:r>
-        <w:rPr>
-          <w:color w:val="4472C4" w:themeColor="accent5"/>
-        </w:rPr>
         <w:t xml:space="preserve">. Zde je velmi těžké změřit či jinak kvantifikovat, jelikož </w:t>
       </w:r>
       <w:r>
-        <w:rPr>
-          <w:color w:val="4472C4" w:themeColor="accent5"/>
-        </w:rPr>
         <w:t xml:space="preserve">v této době, kdy pro většinu </w:t>
       </w:r>
       <w:r>
-        <w:rPr>
-          <w:color w:val="4472C4" w:themeColor="accent5"/>
-        </w:rPr>
         <w:t>zaměstnanců</w:t>
       </w:r>
       <w:r>
-        <w:rPr>
-          <w:color w:val="4472C4" w:themeColor="accent5"/>
-        </w:rPr>
         <w:t xml:space="preserve"> není žádná práce s AI velmi rutinní a opakovanou činností, kterou ve firmě provádí již léta, </w:t>
       </w:r>
       <w:r>
-        <w:rPr>
-          <w:color w:val="4472C4" w:themeColor="accent5"/>
-        </w:rPr>
         <w:t xml:space="preserve">problémy a řešení, které zaměstnanec při těchto </w:t>
       </w:r>
       <w:r>
-        <w:rPr>
-          <w:color w:val="4472C4" w:themeColor="accent5"/>
-        </w:rPr>
         <w:t>aktivitách</w:t>
       </w:r>
       <w:r>
-        <w:rPr>
-          <w:color w:val="4472C4" w:themeColor="accent5"/>
-        </w:rPr>
         <w:t xml:space="preserve"> vyvine, jej opět mohou v </w:t>
       </w:r>
       <w:r>
-        <w:rPr>
-          <w:color w:val="4472C4" w:themeColor="accent5"/>
-        </w:rPr>
         <w:t>pochopení</w:t>
       </w:r>
       <w:r>
-        <w:rPr>
-          <w:color w:val="4472C4" w:themeColor="accent5"/>
-        </w:rPr>
         <w:t xml:space="preserve"> AI </w:t>
       </w:r>
       <w:r>
-        <w:rPr>
-          <w:color w:val="4472C4" w:themeColor="accent5"/>
-        </w:rPr>
-        <w:t>posunout</w:t>
-      </w:r>
-      <w:r>
-        <w:rPr>
-          <w:color w:val="4472C4" w:themeColor="accent5"/>
-        </w:rPr>
-        <w:t xml:space="preserve"> a</w:t>
-      </w:r>
-      <w:r>
-        <w:rPr>
-          <w:color w:val="4472C4" w:themeColor="accent5"/>
-        </w:rPr>
+        <w:t>posunout a</w:t>
+      </w:r>
+      <w:r>
         <w:t xml:space="preserve"> hodnotu AI složky svého vlastního kapitálu tak o něco zvýšit</w:t>
       </w:r>
       <w:r>
-        <w:rPr>
-          <w:color w:val="4472C4" w:themeColor="accent5"/>
-        </w:rPr>
         <w:t>.</w:t>
       </w:r>
     </w:p>
@@ -11296,8 +11047,8 @@
           <w:lang w:eastAsia="cs-CZ"/>
         </w:rPr>
       </w:pPr>
-      <w:bookmarkStart w:id="44" w:name="_Toc218851982"/>
-      <w:bookmarkStart w:id="45" w:name="_Toc223961397"/>
+      <w:bookmarkStart w:id="44" w:name="_Toc223961397"/>
+      <w:bookmarkStart w:id="45" w:name="_Toc218851982"/>
       <w:r>
         <w:rPr>
           <w:rFonts w:eastAsia="Times New Roman"/>
@@ -11315,19 +11066,19 @@
         </w:rPr>
         <w:t>rapidní rozvoj</w:t>
       </w:r>
+      <w:bookmarkEnd w:id="44"/>
+    </w:p>
+    <w:p>
+      <w:pPr>
+        <w:spacing w:before="100" w:beforeAutospacing="1" w:after="100" w:afterAutospacing="1"/>
+        <w:rPr>
+          <w:rFonts w:ascii="Times New Roman" w:eastAsia="Times New Roman" w:hAnsi="Times New Roman" w:cs="Times New Roman"/>
+          <w:noProof/>
+          <w:lang w:eastAsia="cs-CZ"/>
+        </w:rPr>
+      </w:pPr>
+      <w:bookmarkStart w:id="46" w:name="_Hlk222993497"/>
       <w:bookmarkEnd w:id="45"/>
-    </w:p>
-    <w:p>
-      <w:pPr>
-        <w:spacing w:before="100" w:beforeAutospacing="1" w:after="100" w:afterAutospacing="1"/>
-        <w:rPr>
-          <w:rFonts w:ascii="Times New Roman" w:eastAsia="Times New Roman" w:hAnsi="Times New Roman" w:cs="Times New Roman"/>
-          <w:noProof/>
-          <w:lang w:eastAsia="cs-CZ"/>
-        </w:rPr>
-      </w:pPr>
-      <w:bookmarkStart w:id="46" w:name="_Hlk222993497"/>
-      <w:bookmarkEnd w:id="44"/>
       <w:r>
         <w:rPr>
           <w:rFonts w:ascii="Times New Roman" w:eastAsia="Times New Roman" w:hAnsi="Times New Roman" w:cs="Times New Roman"/>
@@ -15959,19 +15710,7 @@
         <w:rPr>
           <w:noProof/>
         </w:rPr>
-        <w:t xml:space="preserve">, který byl opět aregován dle </w:t>
-      </w:r>
-      <w:r>
-        <w:rPr>
-          <w:noProof/>
-        </w:rPr>
-        <w:t>US Census region</w:t>
-      </w:r>
-      <w:r>
-        <w:rPr>
-          <w:noProof/>
-        </w:rPr>
-        <w:t xml:space="preserve"> (</w:t>
+        <w:t>, který byl opět aregován dle US Census region (</w:t>
       </w:r>
       <w:r>
         <w:rPr>
@@ -15992,10 +15731,7 @@
         <w:t xml:space="preserve"> </w:t>
       </w:r>
       <w:r>
-        <w:t>V datech je také b</w:t>
-      </w:r>
-      <w:r>
-        <w:t>inární indikátor (0/1) určující, zda inzerát nabízí možnost plně či</w:t>
+        <w:t>V datech je také binární indikátor (0/1) určující, zda inzerát nabízí možnost plně či</w:t>
       </w:r>
       <w:r>
         <w:t xml:space="preserve"> </w:t>
@@ -17177,8 +16913,8 @@
         </w:rPr>
       </w:pPr>
       <w:bookmarkStart w:id="82" w:name="_Toc218852005"/>
-      <w:bookmarkStart w:id="83" w:name="_Toc218852006"/>
-      <w:bookmarkStart w:id="84" w:name="_Toc223961415"/>
+      <w:bookmarkStart w:id="83" w:name="_Toc223961415"/>
+      <w:bookmarkStart w:id="84" w:name="_Toc218852006"/>
       <w:r>
         <w:rPr>
           <w:rFonts w:eastAsia="Times New Roman"/>
@@ -17188,7 +16924,7 @@
         <w:t>Analytické metody</w:t>
       </w:r>
       <w:bookmarkEnd w:id="82"/>
-      <w:bookmarkEnd w:id="84"/>
+      <w:bookmarkEnd w:id="83"/>
     </w:p>
     <w:p>
       <w:pPr>
@@ -17274,7 +17010,7 @@
         </w:rPr>
         <w:t>Omezení metodologie</w:t>
       </w:r>
-      <w:bookmarkEnd w:id="83"/>
+      <w:bookmarkEnd w:id="84"/>
       <w:bookmarkEnd w:id="85"/>
     </w:p>
     <w:p>
@@ -28704,6 +28440,7 @@
   <w:style w:type="character" w:default="1" w:styleId="DefaultParagraphFont">
     <w:name w:val="Default Paragraph Font"/>
     <w:uiPriority w:val="1"/>
+    <w:semiHidden/>
     <w:unhideWhenUsed/>
   </w:style>
   <w:style w:type="table" w:default="1" w:styleId="TableNormal">

--- a/docs/Master_thesis.docx
+++ b/docs/Master_thesis.docx
@@ -430,7 +430,7 @@
         </w:rPr>
         <w:fldChar w:fldCharType="separate"/>
       </w:r>
-      <w:hyperlink w:anchor="_Toc223961388" w:history="1">
+      <w:hyperlink w:anchor="_Toc225722856" w:history="1">
         <w:r>
           <w:rPr>
             <w:rStyle w:val="Hyperlink"/>
@@ -475,7 +475,7 @@
             <w:noProof/>
             <w:webHidden/>
           </w:rPr>
-          <w:instrText xml:space="preserve"> PAGEREF _Toc223961388 \h </w:instrText>
+          <w:instrText xml:space="preserve"> PAGEREF _Toc225722856 \h </w:instrText>
         </w:r>
         <w:r>
           <w:rPr>
@@ -522,7 +522,7 @@
           <w14:ligatures w14:val="standardContextual"/>
         </w:rPr>
       </w:pPr>
-      <w:hyperlink w:anchor="_Toc223961389" w:history="1">
+      <w:hyperlink w:anchor="_Toc225722857" w:history="1">
         <w:r>
           <w:rPr>
             <w:rStyle w:val="Hyperlink"/>
@@ -571,7 +571,7 @@
             <w:noProof/>
             <w:webHidden/>
           </w:rPr>
-          <w:instrText xml:space="preserve"> PAGEREF _Toc223961389 \h </w:instrText>
+          <w:instrText xml:space="preserve"> PAGEREF _Toc225722857 \h </w:instrText>
         </w:r>
         <w:r>
           <w:rPr>
@@ -618,7 +618,7 @@
           <w14:ligatures w14:val="standardContextual"/>
         </w:rPr>
       </w:pPr>
-      <w:hyperlink w:anchor="_Toc223961390" w:history="1">
+      <w:hyperlink w:anchor="_Toc225722858" w:history="1">
         <w:r>
           <w:rPr>
             <w:rStyle w:val="Hyperlink"/>
@@ -667,7 +667,7 @@
             <w:noProof/>
             <w:webHidden/>
           </w:rPr>
-          <w:instrText xml:space="preserve"> PAGEREF _Toc223961390 \h </w:instrText>
+          <w:instrText xml:space="preserve"> PAGEREF _Toc225722858 \h </w:instrText>
         </w:r>
         <w:r>
           <w:rPr>
@@ -714,7 +714,7 @@
           <w14:ligatures w14:val="standardContextual"/>
         </w:rPr>
       </w:pPr>
-      <w:hyperlink w:anchor="_Toc223961391" w:history="1">
+      <w:hyperlink w:anchor="_Toc225722859" w:history="1">
         <w:r>
           <w:rPr>
             <w:rStyle w:val="Hyperlink"/>
@@ -759,7 +759,7 @@
             <w:noProof/>
             <w:webHidden/>
           </w:rPr>
-          <w:instrText xml:space="preserve"> PAGEREF _Toc223961391 \h </w:instrText>
+          <w:instrText xml:space="preserve"> PAGEREF _Toc225722859 \h </w:instrText>
         </w:r>
         <w:r>
           <w:rPr>
@@ -806,7 +806,7 @@
           <w14:ligatures w14:val="standardContextual"/>
         </w:rPr>
       </w:pPr>
-      <w:hyperlink w:anchor="_Toc223961392" w:history="1">
+      <w:hyperlink w:anchor="_Toc225722860" w:history="1">
         <w:r>
           <w:rPr>
             <w:rStyle w:val="Hyperlink"/>
@@ -855,7 +855,7 @@
             <w:noProof/>
             <w:webHidden/>
           </w:rPr>
-          <w:instrText xml:space="preserve"> PAGEREF _Toc223961392 \h </w:instrText>
+          <w:instrText xml:space="preserve"> PAGEREF _Toc225722860 \h </w:instrText>
         </w:r>
         <w:r>
           <w:rPr>
@@ -902,7 +902,7 @@
           <w14:ligatures w14:val="standardContextual"/>
         </w:rPr>
       </w:pPr>
-      <w:hyperlink w:anchor="_Toc223961393" w:history="1">
+      <w:hyperlink w:anchor="_Toc225722861" w:history="1">
         <w:r>
           <w:rPr>
             <w:rStyle w:val="Hyperlink"/>
@@ -951,7 +951,7 @@
             <w:noProof/>
             <w:webHidden/>
           </w:rPr>
-          <w:instrText xml:space="preserve"> PAGEREF _Toc223961393 \h </w:instrText>
+          <w:instrText xml:space="preserve"> PAGEREF _Toc225722861 \h </w:instrText>
         </w:r>
         <w:r>
           <w:rPr>
@@ -998,7 +998,7 @@
           <w14:ligatures w14:val="standardContextual"/>
         </w:rPr>
       </w:pPr>
-      <w:hyperlink w:anchor="_Toc223961394" w:history="1">
+      <w:hyperlink w:anchor="_Toc225722862" w:history="1">
         <w:r>
           <w:rPr>
             <w:rStyle w:val="Hyperlink"/>
@@ -1047,7 +1047,7 @@
             <w:noProof/>
             <w:webHidden/>
           </w:rPr>
-          <w:instrText xml:space="preserve"> PAGEREF _Toc223961394 \h </w:instrText>
+          <w:instrText xml:space="preserve"> PAGEREF _Toc225722862 \h </w:instrText>
         </w:r>
         <w:r>
           <w:rPr>
@@ -1094,7 +1094,7 @@
           <w14:ligatures w14:val="standardContextual"/>
         </w:rPr>
       </w:pPr>
-      <w:hyperlink w:anchor="_Toc223961395" w:history="1">
+      <w:hyperlink w:anchor="_Toc225722863" w:history="1">
         <w:r>
           <w:rPr>
             <w:rStyle w:val="Hyperlink"/>
@@ -1143,7 +1143,7 @@
             <w:noProof/>
             <w:webHidden/>
           </w:rPr>
-          <w:instrText xml:space="preserve"> PAGEREF _Toc223961395 \h </w:instrText>
+          <w:instrText xml:space="preserve"> PAGEREF _Toc225722863 \h </w:instrText>
         </w:r>
         <w:r>
           <w:rPr>
@@ -1190,7 +1190,7 @@
           <w14:ligatures w14:val="standardContextual"/>
         </w:rPr>
       </w:pPr>
-      <w:hyperlink w:anchor="_Toc223961396" w:history="1">
+      <w:hyperlink w:anchor="_Toc225722864" w:history="1">
         <w:r>
           <w:rPr>
             <w:rStyle w:val="Hyperlink"/>
@@ -1239,7 +1239,7 @@
             <w:noProof/>
             <w:webHidden/>
           </w:rPr>
-          <w:instrText xml:space="preserve"> PAGEREF _Toc223961396 \h </w:instrText>
+          <w:instrText xml:space="preserve"> PAGEREF _Toc225722864 \h </w:instrText>
         </w:r>
         <w:r>
           <w:rPr>
@@ -1285,7 +1285,7 @@
           <w14:ligatures w14:val="standardContextual"/>
         </w:rPr>
       </w:pPr>
-      <w:hyperlink w:anchor="_Toc223961397" w:history="1">
+      <w:hyperlink w:anchor="_Toc225722865" w:history="1">
         <w:r>
           <w:rPr>
             <w:rStyle w:val="Hyperlink"/>
@@ -1324,7 +1324,7 @@
             <w:noProof/>
             <w:webHidden/>
           </w:rPr>
-          <w:instrText xml:space="preserve"> PAGEREF _Toc223961397 \h </w:instrText>
+          <w:instrText xml:space="preserve"> PAGEREF _Toc225722865 \h </w:instrText>
         </w:r>
         <w:r>
           <w:rPr>
@@ -1371,7 +1371,7 @@
           <w14:ligatures w14:val="standardContextual"/>
         </w:rPr>
       </w:pPr>
-      <w:hyperlink w:anchor="_Toc223961398" w:history="1">
+      <w:hyperlink w:anchor="_Toc225722866" w:history="1">
         <w:r>
           <w:rPr>
             <w:rStyle w:val="Hyperlink"/>
@@ -1429,7 +1429,7 @@
             <w:noProof/>
             <w:webHidden/>
           </w:rPr>
-          <w:instrText xml:space="preserve"> PAGEREF _Toc223961398 \h </w:instrText>
+          <w:instrText xml:space="preserve"> PAGEREF _Toc225722866 \h </w:instrText>
         </w:r>
         <w:r>
           <w:rPr>
@@ -1476,7 +1476,7 @@
           <w14:ligatures w14:val="standardContextual"/>
         </w:rPr>
       </w:pPr>
-      <w:hyperlink w:anchor="_Toc223961399" w:history="1">
+      <w:hyperlink w:anchor="_Toc225722867" w:history="1">
         <w:r>
           <w:rPr>
             <w:rStyle w:val="Hyperlink"/>
@@ -1525,7 +1525,7 @@
             <w:noProof/>
             <w:webHidden/>
           </w:rPr>
-          <w:instrText xml:space="preserve"> PAGEREF _Toc223961399 \h </w:instrText>
+          <w:instrText xml:space="preserve"> PAGEREF _Toc225722867 \h </w:instrText>
         </w:r>
         <w:r>
           <w:rPr>
@@ -1572,7 +1572,7 @@
           <w14:ligatures w14:val="standardContextual"/>
         </w:rPr>
       </w:pPr>
-      <w:hyperlink w:anchor="_Toc223961400" w:history="1">
+      <w:hyperlink w:anchor="_Toc225722868" w:history="1">
         <w:r>
           <w:rPr>
             <w:rStyle w:val="Hyperlink"/>
@@ -1621,7 +1621,7 @@
             <w:noProof/>
             <w:webHidden/>
           </w:rPr>
-          <w:instrText xml:space="preserve"> PAGEREF _Toc223961400 \h </w:instrText>
+          <w:instrText xml:space="preserve"> PAGEREF _Toc225722868 \h </w:instrText>
         </w:r>
         <w:r>
           <w:rPr>
@@ -1668,7 +1668,7 @@
           <w14:ligatures w14:val="standardContextual"/>
         </w:rPr>
       </w:pPr>
-      <w:hyperlink w:anchor="_Toc223961401" w:history="1">
+      <w:hyperlink w:anchor="_Toc225722869" w:history="1">
         <w:r>
           <w:rPr>
             <w:rStyle w:val="Hyperlink"/>
@@ -1717,7 +1717,7 @@
             <w:noProof/>
             <w:webHidden/>
           </w:rPr>
-          <w:instrText xml:space="preserve"> PAGEREF _Toc223961401 \h </w:instrText>
+          <w:instrText xml:space="preserve"> PAGEREF _Toc225722869 \h </w:instrText>
         </w:r>
         <w:r>
           <w:rPr>
@@ -1764,7 +1764,7 @@
           <w14:ligatures w14:val="standardContextual"/>
         </w:rPr>
       </w:pPr>
-      <w:hyperlink w:anchor="_Toc223961402" w:history="1">
+      <w:hyperlink w:anchor="_Toc225722870" w:history="1">
         <w:r>
           <w:rPr>
             <w:rStyle w:val="Hyperlink"/>
@@ -1813,7 +1813,7 @@
             <w:noProof/>
             <w:webHidden/>
           </w:rPr>
-          <w:instrText xml:space="preserve"> PAGEREF _Toc223961402 \h </w:instrText>
+          <w:instrText xml:space="preserve"> PAGEREF _Toc225722870 \h </w:instrText>
         </w:r>
         <w:r>
           <w:rPr>
@@ -1860,7 +1860,7 @@
           <w14:ligatures w14:val="standardContextual"/>
         </w:rPr>
       </w:pPr>
-      <w:hyperlink w:anchor="_Toc223961403" w:history="1">
+      <w:hyperlink w:anchor="_Toc225722871" w:history="1">
         <w:r>
           <w:rPr>
             <w:rStyle w:val="Hyperlink"/>
@@ -1909,7 +1909,7 @@
             <w:noProof/>
             <w:webHidden/>
           </w:rPr>
-          <w:instrText xml:space="preserve"> PAGEREF _Toc223961403 \h </w:instrText>
+          <w:instrText xml:space="preserve"> PAGEREF _Toc225722871 \h </w:instrText>
         </w:r>
         <w:r>
           <w:rPr>
@@ -1956,7 +1956,7 @@
           <w14:ligatures w14:val="standardContextual"/>
         </w:rPr>
       </w:pPr>
-      <w:hyperlink w:anchor="_Toc223961404" w:history="1">
+      <w:hyperlink w:anchor="_Toc225722872" w:history="1">
         <w:r>
           <w:rPr>
             <w:rStyle w:val="Hyperlink"/>
@@ -2005,7 +2005,7 @@
             <w:noProof/>
             <w:webHidden/>
           </w:rPr>
-          <w:instrText xml:space="preserve"> PAGEREF _Toc223961404 \h </w:instrText>
+          <w:instrText xml:space="preserve"> PAGEREF _Toc225722872 \h </w:instrText>
         </w:r>
         <w:r>
           <w:rPr>
@@ -2052,7 +2052,7 @@
           <w14:ligatures w14:val="standardContextual"/>
         </w:rPr>
       </w:pPr>
-      <w:hyperlink w:anchor="_Toc223961405" w:history="1">
+      <w:hyperlink w:anchor="_Toc225722873" w:history="1">
         <w:r>
           <w:rPr>
             <w:rStyle w:val="Hyperlink"/>
@@ -2101,7 +2101,7 @@
             <w:noProof/>
             <w:webHidden/>
           </w:rPr>
-          <w:instrText xml:space="preserve"> PAGEREF _Toc223961405 \h </w:instrText>
+          <w:instrText xml:space="preserve"> PAGEREF _Toc225722873 \h </w:instrText>
         </w:r>
         <w:r>
           <w:rPr>
@@ -2148,7 +2148,7 @@
           <w14:ligatures w14:val="standardContextual"/>
         </w:rPr>
       </w:pPr>
-      <w:hyperlink w:anchor="_Toc223961406" w:history="1">
+      <w:hyperlink w:anchor="_Toc225722874" w:history="1">
         <w:r>
           <w:rPr>
             <w:rStyle w:val="Hyperlink"/>
@@ -2197,7 +2197,7 @@
             <w:noProof/>
             <w:webHidden/>
           </w:rPr>
-          <w:instrText xml:space="preserve"> PAGEREF _Toc223961406 \h </w:instrText>
+          <w:instrText xml:space="preserve"> PAGEREF _Toc225722874 \h </w:instrText>
         </w:r>
         <w:r>
           <w:rPr>
@@ -2244,7 +2244,7 @@
           <w14:ligatures w14:val="standardContextual"/>
         </w:rPr>
       </w:pPr>
-      <w:hyperlink w:anchor="_Toc223961407" w:history="1">
+      <w:hyperlink w:anchor="_Toc225722875" w:history="1">
         <w:r>
           <w:rPr>
             <w:rStyle w:val="Hyperlink"/>
@@ -2268,7 +2268,7 @@
             <w:rStyle w:val="Hyperlink"/>
             <w:noProof/>
           </w:rPr>
-          <w:t>Datové zdroje</w:t>
+          <w:t>Zdroj dat</w:t>
         </w:r>
         <w:r>
           <w:rPr>
@@ -2289,7 +2289,7 @@
             <w:noProof/>
             <w:webHidden/>
           </w:rPr>
-          <w:instrText xml:space="preserve"> PAGEREF _Toc223961407 \h </w:instrText>
+          <w:instrText xml:space="preserve"> PAGEREF _Toc225722875 \h </w:instrText>
         </w:r>
         <w:r>
           <w:rPr>
@@ -2336,7 +2336,7 @@
           <w14:ligatures w14:val="standardContextual"/>
         </w:rPr>
       </w:pPr>
-      <w:hyperlink w:anchor="_Toc223961408" w:history="1">
+      <w:hyperlink w:anchor="_Toc225722876" w:history="1">
         <w:r>
           <w:rPr>
             <w:rStyle w:val="Hyperlink"/>
@@ -2364,7 +2364,7 @@
             <w:noProof/>
             <w:lang w:eastAsia="cs-CZ"/>
           </w:rPr>
-          <w:t>Metodologie klasifikace AI pozic</w:t>
+          <w:t>Extrakce dat a klasifikace AI pozic</w:t>
         </w:r>
         <w:r>
           <w:rPr>
@@ -2385,7 +2385,7 @@
             <w:noProof/>
             <w:webHidden/>
           </w:rPr>
-          <w:instrText xml:space="preserve"> PAGEREF _Toc223961408 \h </w:instrText>
+          <w:instrText xml:space="preserve"> PAGEREF _Toc225722876 \h </w:instrText>
         </w:r>
         <w:r>
           <w:rPr>
@@ -2432,7 +2432,7 @@
           <w14:ligatures w14:val="standardContextual"/>
         </w:rPr>
       </w:pPr>
-      <w:hyperlink w:anchor="_Toc223961409" w:history="1">
+      <w:hyperlink w:anchor="_Toc225722877" w:history="1">
         <w:r>
           <w:rPr>
             <w:rStyle w:val="Hyperlink"/>
@@ -2456,7 +2456,7 @@
             <w:rStyle w:val="Hyperlink"/>
             <w:noProof/>
           </w:rPr>
-          <w:t>Struktura datasetu a popis proměnných</w:t>
+          <w:t>Struktura datasetu a konstrukce proměnných</w:t>
         </w:r>
         <w:r>
           <w:rPr>
@@ -2477,7 +2477,7 @@
             <w:noProof/>
             <w:webHidden/>
           </w:rPr>
-          <w:instrText xml:space="preserve"> PAGEREF _Toc223961409 \h </w:instrText>
+          <w:instrText xml:space="preserve"> PAGEREF _Toc225722877 \h </w:instrText>
         </w:r>
         <w:r>
           <w:rPr>
@@ -2523,7 +2523,7 @@
           <w14:ligatures w14:val="standardContextual"/>
         </w:rPr>
       </w:pPr>
-      <w:hyperlink w:anchor="_Toc223961410" w:history="1">
+      <w:hyperlink w:anchor="_Toc225722878" w:history="1">
         <w:r>
           <w:rPr>
             <w:rStyle w:val="Hyperlink"/>
@@ -2550,7 +2550,7 @@
             <w:noProof/>
             <w:webHidden/>
           </w:rPr>
-          <w:instrText xml:space="preserve"> PAGEREF _Toc223961410 \h </w:instrText>
+          <w:instrText xml:space="preserve"> PAGEREF _Toc225722878 \h </w:instrText>
         </w:r>
         <w:r>
           <w:rPr>
@@ -2596,7 +2596,7 @@
           <w14:ligatures w14:val="standardContextual"/>
         </w:rPr>
       </w:pPr>
-      <w:hyperlink w:anchor="_Toc223961411" w:history="1">
+      <w:hyperlink w:anchor="_Toc225722879" w:history="1">
         <w:r>
           <w:rPr>
             <w:rStyle w:val="Hyperlink"/>
@@ -2623,7 +2623,7 @@
             <w:noProof/>
             <w:webHidden/>
           </w:rPr>
-          <w:instrText xml:space="preserve"> PAGEREF _Toc223961411 \h </w:instrText>
+          <w:instrText xml:space="preserve"> PAGEREF _Toc225722879 \h </w:instrText>
         </w:r>
         <w:r>
           <w:rPr>
@@ -2669,7 +2669,7 @@
           <w14:ligatures w14:val="standardContextual"/>
         </w:rPr>
       </w:pPr>
-      <w:hyperlink w:anchor="_Toc223961412" w:history="1">
+      <w:hyperlink w:anchor="_Toc225722880" w:history="1">
         <w:r>
           <w:rPr>
             <w:rStyle w:val="Hyperlink"/>
@@ -2696,7 +2696,7 @@
             <w:noProof/>
             <w:webHidden/>
           </w:rPr>
-          <w:instrText xml:space="preserve"> PAGEREF _Toc223961412 \h </w:instrText>
+          <w:instrText xml:space="preserve"> PAGEREF _Toc225722880 \h </w:instrText>
         </w:r>
         <w:r>
           <w:rPr>
@@ -2742,7 +2742,7 @@
           <w14:ligatures w14:val="standardContextual"/>
         </w:rPr>
       </w:pPr>
-      <w:hyperlink w:anchor="_Toc223961413" w:history="1">
+      <w:hyperlink w:anchor="_Toc225722881" w:history="1">
         <w:r>
           <w:rPr>
             <w:rStyle w:val="Hyperlink"/>
@@ -2769,7 +2769,7 @@
             <w:noProof/>
             <w:webHidden/>
           </w:rPr>
-          <w:instrText xml:space="preserve"> PAGEREF _Toc223961413 \h </w:instrText>
+          <w:instrText xml:space="preserve"> PAGEREF _Toc225722881 \h </w:instrText>
         </w:r>
         <w:r>
           <w:rPr>
@@ -2789,7 +2789,7 @@
             <w:noProof/>
             <w:webHidden/>
           </w:rPr>
-          <w:t>30</w:t>
+          <w:t>31</w:t>
         </w:r>
         <w:r>
           <w:rPr>
@@ -2815,7 +2815,7 @@
           <w14:ligatures w14:val="standardContextual"/>
         </w:rPr>
       </w:pPr>
-      <w:hyperlink w:anchor="_Toc223961414" w:history="1">
+      <w:hyperlink w:anchor="_Toc225722882" w:history="1">
         <w:r>
           <w:rPr>
             <w:rStyle w:val="Hyperlink"/>
@@ -2842,7 +2842,7 @@
             <w:noProof/>
             <w:webHidden/>
           </w:rPr>
-          <w:instrText xml:space="preserve"> PAGEREF _Toc223961414 \h </w:instrText>
+          <w:instrText xml:space="preserve"> PAGEREF _Toc225722882 \h </w:instrText>
         </w:r>
         <w:r>
           <w:rPr>
@@ -2862,7 +2862,7 @@
             <w:noProof/>
             <w:webHidden/>
           </w:rPr>
-          <w:t>30</w:t>
+          <w:t>31</w:t>
         </w:r>
         <w:r>
           <w:rPr>
@@ -2889,7 +2889,7 @@
           <w14:ligatures w14:val="standardContextual"/>
         </w:rPr>
       </w:pPr>
-      <w:hyperlink w:anchor="_Toc223961415" w:history="1">
+      <w:hyperlink w:anchor="_Toc225722883" w:history="1">
         <w:r>
           <w:rPr>
             <w:rStyle w:val="Hyperlink"/>
@@ -2917,7 +2917,7 @@
             <w:noProof/>
             <w:lang w:eastAsia="cs-CZ"/>
           </w:rPr>
-          <w:t>Analytické metody</w:t>
+          <w:t>cisteni a filtrace dat</w:t>
         </w:r>
         <w:r>
           <w:rPr>
@@ -2938,7 +2938,7 @@
             <w:noProof/>
             <w:webHidden/>
           </w:rPr>
-          <w:instrText xml:space="preserve"> PAGEREF _Toc223961415 \h </w:instrText>
+          <w:instrText xml:space="preserve"> PAGEREF _Toc225722883 \h </w:instrText>
         </w:r>
         <w:r>
           <w:rPr>
@@ -2958,7 +2958,7 @@
             <w:noProof/>
             <w:webHidden/>
           </w:rPr>
-          <w:t>31</w:t>
+          <w:t>32</w:t>
         </w:r>
         <w:r>
           <w:rPr>
@@ -2985,7 +2985,7 @@
           <w14:ligatures w14:val="standardContextual"/>
         </w:rPr>
       </w:pPr>
-      <w:hyperlink w:anchor="_Toc223961416" w:history="1">
+      <w:hyperlink w:anchor="_Toc225722884" w:history="1">
         <w:r>
           <w:rPr>
             <w:rStyle w:val="Hyperlink"/>
@@ -3013,7 +3013,7 @@
             <w:noProof/>
             <w:lang w:eastAsia="cs-CZ"/>
           </w:rPr>
-          <w:t>Omezení metodologie</w:t>
+          <w:t>Ekonometrické metody</w:t>
         </w:r>
         <w:r>
           <w:rPr>
@@ -3034,7 +3034,7 @@
             <w:noProof/>
             <w:webHidden/>
           </w:rPr>
-          <w:instrText xml:space="preserve"> PAGEREF _Toc223961416 \h </w:instrText>
+          <w:instrText xml:space="preserve"> PAGEREF _Toc225722884 \h </w:instrText>
         </w:r>
         <w:r>
           <w:rPr>
@@ -3081,7 +3081,7 @@
           <w14:ligatures w14:val="standardContextual"/>
         </w:rPr>
       </w:pPr>
-      <w:hyperlink w:anchor="_Toc223961417" w:history="1">
+      <w:hyperlink w:anchor="_Toc225722885" w:history="1">
         <w:r>
           <w:rPr>
             <w:rStyle w:val="Hyperlink"/>
@@ -3089,7 +3089,7 @@
             <w:noProof/>
             <w:lang w:eastAsia="cs-CZ"/>
           </w:rPr>
-          <w:t>5.1</w:t>
+          <w:t>4.6</w:t>
         </w:r>
         <w:r>
           <w:rPr>
@@ -3109,7 +3109,7 @@
             <w:noProof/>
             <w:lang w:eastAsia="cs-CZ"/>
           </w:rPr>
-          <w:t>Přehled datasetu</w:t>
+          <w:t>Diagnostika a omezení metodologie</w:t>
         </w:r>
         <w:r>
           <w:rPr>
@@ -3130,7 +3130,7 @@
             <w:noProof/>
             <w:webHidden/>
           </w:rPr>
-          <w:instrText xml:space="preserve"> PAGEREF _Toc223961417 \h </w:instrText>
+          <w:instrText xml:space="preserve"> PAGEREF _Toc225722885 \h </w:instrText>
         </w:r>
         <w:r>
           <w:rPr>
@@ -3150,7 +3150,7 @@
             <w:noProof/>
             <w:webHidden/>
           </w:rPr>
-          <w:t>34</w:t>
+          <w:t>32</w:t>
         </w:r>
         <w:r>
           <w:rPr>
@@ -3177,7 +3177,7 @@
           <w14:ligatures w14:val="standardContextual"/>
         </w:rPr>
       </w:pPr>
-      <w:hyperlink w:anchor="_Toc223961418" w:history="1">
+      <w:hyperlink w:anchor="_Toc225722886" w:history="1">
         <w:r>
           <w:rPr>
             <w:rStyle w:val="Hyperlink"/>
@@ -3185,7 +3185,7 @@
             <w:noProof/>
             <w:lang w:eastAsia="cs-CZ"/>
           </w:rPr>
-          <w:t>5.2</w:t>
+          <w:t>5.1</w:t>
         </w:r>
         <w:r>
           <w:rPr>
@@ -3205,7 +3205,7 @@
             <w:noProof/>
             <w:lang w:eastAsia="cs-CZ"/>
           </w:rPr>
-          <w:t>Identifikace a kategorizace AI dovedností</w:t>
+          <w:t>Přehled datasetu</w:t>
         </w:r>
         <w:r>
           <w:rPr>
@@ -3226,7 +3226,7 @@
             <w:noProof/>
             <w:webHidden/>
           </w:rPr>
-          <w:instrText xml:space="preserve"> PAGEREF _Toc223961418 \h </w:instrText>
+          <w:instrText xml:space="preserve"> PAGEREF _Toc225722886 \h </w:instrText>
         </w:r>
         <w:r>
           <w:rPr>
@@ -3273,7 +3273,7 @@
           <w14:ligatures w14:val="standardContextual"/>
         </w:rPr>
       </w:pPr>
-      <w:hyperlink w:anchor="_Toc223961419" w:history="1">
+      <w:hyperlink w:anchor="_Toc225722887" w:history="1">
         <w:r>
           <w:rPr>
             <w:rStyle w:val="Hyperlink"/>
@@ -3281,7 +3281,7 @@
             <w:noProof/>
             <w:lang w:eastAsia="cs-CZ"/>
           </w:rPr>
-          <w:t>5.3</w:t>
+          <w:t>5.2</w:t>
         </w:r>
         <w:r>
           <w:rPr>
@@ -3301,7 +3301,7 @@
             <w:noProof/>
             <w:lang w:eastAsia="cs-CZ"/>
           </w:rPr>
-          <w:t>Rozložení AI pozic podle AI tier</w:t>
+          <w:t>Identifikace a kategorizace AI dovedností</w:t>
         </w:r>
         <w:r>
           <w:rPr>
@@ -3322,7 +3322,7 @@
             <w:noProof/>
             <w:webHidden/>
           </w:rPr>
-          <w:instrText xml:space="preserve"> PAGEREF _Toc223961419 \h </w:instrText>
+          <w:instrText xml:space="preserve"> PAGEREF _Toc225722887 \h </w:instrText>
         </w:r>
         <w:r>
           <w:rPr>
@@ -3369,14 +3369,15 @@
           <w14:ligatures w14:val="standardContextual"/>
         </w:rPr>
       </w:pPr>
-      <w:hyperlink w:anchor="_Toc223961420" w:history="1">
+      <w:hyperlink w:anchor="_Toc225722888" w:history="1">
         <w:r>
           <w:rPr>
             <w:rStyle w:val="Hyperlink"/>
+            <w:rFonts w:eastAsia="Times New Roman"/>
             <w:noProof/>
             <w:lang w:eastAsia="cs-CZ"/>
           </w:rPr>
-          <w:t>5.4</w:t>
+          <w:t>5.3</w:t>
         </w:r>
         <w:r>
           <w:rPr>
@@ -3392,10 +3393,11 @@
         <w:r>
           <w:rPr>
             <w:rStyle w:val="Hyperlink"/>
+            <w:rFonts w:eastAsia="Times New Roman"/>
             <w:noProof/>
             <w:lang w:eastAsia="cs-CZ"/>
           </w:rPr>
-          <w:t>Mzdová analýza</w:t>
+          <w:t>Rozložení AI pozic podle AI tier</w:t>
         </w:r>
         <w:r>
           <w:rPr>
@@ -3416,7 +3418,7 @@
             <w:noProof/>
             <w:webHidden/>
           </w:rPr>
-          <w:instrText xml:space="preserve"> PAGEREF _Toc223961420 \h </w:instrText>
+          <w:instrText xml:space="preserve"> PAGEREF _Toc225722888 \h </w:instrText>
         </w:r>
         <w:r>
           <w:rPr>
@@ -3463,14 +3465,14 @@
           <w14:ligatures w14:val="standardContextual"/>
         </w:rPr>
       </w:pPr>
-      <w:hyperlink w:anchor="_Toc223961421" w:history="1">
+      <w:hyperlink w:anchor="_Toc225722889" w:history="1">
         <w:r>
           <w:rPr>
             <w:rStyle w:val="Hyperlink"/>
             <w:noProof/>
-            <w:lang w:val="en-US"/>
-          </w:rPr>
-          <w:t>5.5</w:t>
+            <w:lang w:eastAsia="cs-CZ"/>
+          </w:rPr>
+          <w:t>5.4</w:t>
         </w:r>
         <w:r>
           <w:rPr>
@@ -3487,9 +3489,16 @@
           <w:rPr>
             <w:rStyle w:val="Hyperlink"/>
             <w:noProof/>
-            <w:lang w:val="en-US"/>
-          </w:rPr>
-          <w:t>Determinanty AI klasifikace (logit/multinomiální)</w:t>
+            <w:lang w:eastAsia="cs-CZ"/>
+          </w:rPr>
+          <w:t>Mzdová analýza (</w:t>
+        </w:r>
+        <w:r>
+          <w:rPr>
+            <w:rStyle w:val="Hyperlink"/>
+            <w:noProof/>
+          </w:rPr>
+          <w:t>OLS regrese — AI prémie na platu)</w:t>
         </w:r>
         <w:r>
           <w:rPr>
@@ -3510,7 +3519,7 @@
             <w:noProof/>
             <w:webHidden/>
           </w:rPr>
-          <w:instrText xml:space="preserve"> PAGEREF _Toc223961421 \h </w:instrText>
+          <w:instrText xml:space="preserve"> PAGEREF _Toc225722889 \h </w:instrText>
         </w:r>
         <w:r>
           <w:rPr>
@@ -3557,15 +3566,14 @@
           <w14:ligatures w14:val="standardContextual"/>
         </w:rPr>
       </w:pPr>
-      <w:hyperlink w:anchor="_Toc223961422" w:history="1">
+      <w:hyperlink w:anchor="_Toc225722890" w:history="1">
         <w:r>
           <w:rPr>
             <w:rStyle w:val="Hyperlink"/>
-            <w:rFonts w:eastAsia="Times New Roman"/>
-            <w:noProof/>
-            <w:lang w:eastAsia="cs-CZ"/>
-          </w:rPr>
-          <w:t>5.6</w:t>
+            <w:noProof/>
+            <w:lang w:val="en-US"/>
+          </w:rPr>
+          <w:t>5.5</w:t>
         </w:r>
         <w:r>
           <w:rPr>
@@ -3581,11 +3589,17 @@
         <w:r>
           <w:rPr>
             <w:rStyle w:val="Hyperlink"/>
-            <w:rFonts w:eastAsia="Times New Roman"/>
-            <w:noProof/>
-            <w:lang w:eastAsia="cs-CZ"/>
-          </w:rPr>
-          <w:t>Komplementární dovednosti k AI</w:t>
+            <w:noProof/>
+            <w:lang w:val="en-US"/>
+          </w:rPr>
+          <w:t>Determinanty AI klasifikace (logit/multinomiální) (</w:t>
+        </w:r>
+        <w:r>
+          <w:rPr>
+            <w:rStyle w:val="Hyperlink"/>
+            <w:noProof/>
+          </w:rPr>
+          <w:t>determinanty AI požadavku)</w:t>
         </w:r>
         <w:r>
           <w:rPr>
@@ -3606,7 +3620,7 @@
             <w:noProof/>
             <w:webHidden/>
           </w:rPr>
-          <w:instrText xml:space="preserve"> PAGEREF _Toc223961422 \h </w:instrText>
+          <w:instrText xml:space="preserve"> PAGEREF _Toc225722890 \h </w:instrText>
         </w:r>
         <w:r>
           <w:rPr>
@@ -3653,7 +3667,7 @@
           <w14:ligatures w14:val="standardContextual"/>
         </w:rPr>
       </w:pPr>
-      <w:hyperlink w:anchor="_Toc223961423" w:history="1">
+      <w:hyperlink w:anchor="_Toc225722891" w:history="1">
         <w:r>
           <w:rPr>
             <w:rStyle w:val="Hyperlink"/>
@@ -3661,7 +3675,7 @@
             <w:noProof/>
             <w:lang w:eastAsia="cs-CZ"/>
           </w:rPr>
-          <w:t>5.7</w:t>
+          <w:t>5.6</w:t>
         </w:r>
         <w:r>
           <w:rPr>
@@ -3681,7 +3695,25 @@
             <w:noProof/>
             <w:lang w:eastAsia="cs-CZ"/>
           </w:rPr>
-          <w:t>Vztah mezi AI dovednostmi a dalšími faktory</w:t>
+          <w:t>Komple</w:t>
+        </w:r>
+        <w:r>
+          <w:rPr>
+            <w:rStyle w:val="Hyperlink"/>
+            <w:rFonts w:eastAsia="Times New Roman"/>
+            <w:noProof/>
+            <w:lang w:eastAsia="cs-CZ"/>
+          </w:rPr>
+          <w:t>m</w:t>
+        </w:r>
+        <w:r>
+          <w:rPr>
+            <w:rStyle w:val="Hyperlink"/>
+            <w:rFonts w:eastAsia="Times New Roman"/>
+            <w:noProof/>
+            <w:lang w:eastAsia="cs-CZ"/>
+          </w:rPr>
+          <w:t>entární dovednosti k AI</w:t>
         </w:r>
         <w:r>
           <w:rPr>
@@ -3702,7 +3734,7 @@
             <w:noProof/>
             <w:webHidden/>
           </w:rPr>
-          <w:instrText xml:space="preserve"> PAGEREF _Toc223961423 \h </w:instrText>
+          <w:instrText xml:space="preserve"> PAGEREF _Toc225722891 \h </w:instrText>
         </w:r>
         <w:r>
           <w:rPr>
@@ -3749,7 +3781,7 @@
           <w14:ligatures w14:val="standardContextual"/>
         </w:rPr>
       </w:pPr>
-      <w:hyperlink w:anchor="_Toc223961424" w:history="1">
+      <w:hyperlink w:anchor="_Toc225722892" w:history="1">
         <w:r>
           <w:rPr>
             <w:rStyle w:val="Hyperlink"/>
@@ -3757,7 +3789,7 @@
             <w:noProof/>
             <w:lang w:eastAsia="cs-CZ"/>
           </w:rPr>
-          <w:t>5.8</w:t>
+          <w:t>5.7</w:t>
         </w:r>
         <w:r>
           <w:rPr>
@@ -3777,7 +3809,7 @@
             <w:noProof/>
             <w:lang w:eastAsia="cs-CZ"/>
           </w:rPr>
-          <w:t>Sektor IT analýza?</w:t>
+          <w:t>Vztah mezi AI dovednostmi a dalšími faktory</w:t>
         </w:r>
         <w:r>
           <w:rPr>
@@ -3798,7 +3830,7 @@
             <w:noProof/>
             <w:webHidden/>
           </w:rPr>
-          <w:instrText xml:space="preserve"> PAGEREF _Toc223961424 \h </w:instrText>
+          <w:instrText xml:space="preserve"> PAGEREF _Toc225722892 \h </w:instrText>
         </w:r>
         <w:r>
           <w:rPr>
@@ -3845,7 +3877,7 @@
           <w14:ligatures w14:val="standardContextual"/>
         </w:rPr>
       </w:pPr>
-      <w:hyperlink w:anchor="_Toc223961425" w:history="1">
+      <w:hyperlink w:anchor="_Toc225722893" w:history="1">
         <w:r>
           <w:rPr>
             <w:rStyle w:val="Hyperlink"/>
@@ -3853,7 +3885,7 @@
             <w:noProof/>
             <w:lang w:eastAsia="cs-CZ"/>
           </w:rPr>
-          <w:t>5.9</w:t>
+          <w:t>5.8</w:t>
         </w:r>
         <w:r>
           <w:rPr>
@@ -3873,7 +3905,7 @@
             <w:noProof/>
             <w:lang w:eastAsia="cs-CZ"/>
           </w:rPr>
-          <w:t>Diskuse výsledků</w:t>
+          <w:t>Sektor IT analýza?</w:t>
         </w:r>
         <w:r>
           <w:rPr>
@@ -3894,7 +3926,7 @@
             <w:noProof/>
             <w:webHidden/>
           </w:rPr>
-          <w:instrText xml:space="preserve"> PAGEREF _Toc223961425 \h </w:instrText>
+          <w:instrText xml:space="preserve"> PAGEREF _Toc225722893 \h </w:instrText>
         </w:r>
         <w:r>
           <w:rPr>
@@ -3914,7 +3946,7 @@
             <w:noProof/>
             <w:webHidden/>
           </w:rPr>
-          <w:t>35</w:t>
+          <w:t>34</w:t>
         </w:r>
         <w:r>
           <w:rPr>
@@ -3927,8 +3959,9 @@
     </w:p>
     <w:p>
       <w:pPr>
-        <w:pStyle w:val="TOC3"/>
-        <w:tabs>
+        <w:pStyle w:val="TOC2"/>
+        <w:tabs>
+          <w:tab w:val="left" w:pos="960"/>
           <w:tab w:val="right" w:leader="dot" w:pos="8493"/>
         </w:tabs>
         <w:rPr>
@@ -3940,230 +3973,7 @@
           <w14:ligatures w14:val="standardContextual"/>
         </w:rPr>
       </w:pPr>
-      <w:hyperlink w:anchor="_Toc223961426" w:history="1">
-        <w:r>
-          <w:rPr>
-            <w:rStyle w:val="Hyperlink"/>
-            <w:noProof/>
-            <w:lang w:val="en-US"/>
-          </w:rPr>
-          <w:t>Interpretace výsledků v kontextu literatury</w:t>
-        </w:r>
-        <w:r>
-          <w:rPr>
-            <w:noProof/>
-            <w:webHidden/>
-          </w:rPr>
-          <w:tab/>
-        </w:r>
-        <w:r>
-          <w:rPr>
-            <w:noProof/>
-            <w:webHidden/>
-          </w:rPr>
-          <w:fldChar w:fldCharType="begin"/>
-        </w:r>
-        <w:r>
-          <w:rPr>
-            <w:noProof/>
-            <w:webHidden/>
-          </w:rPr>
-          <w:instrText xml:space="preserve"> PAGEREF _Toc223961426 \h </w:instrText>
-        </w:r>
-        <w:r>
-          <w:rPr>
-            <w:noProof/>
-            <w:webHidden/>
-          </w:rPr>
-        </w:r>
-        <w:r>
-          <w:rPr>
-            <w:noProof/>
-            <w:webHidden/>
-          </w:rPr>
-          <w:fldChar w:fldCharType="separate"/>
-        </w:r>
-        <w:r>
-          <w:rPr>
-            <w:noProof/>
-            <w:webHidden/>
-          </w:rPr>
-          <w:t>35</w:t>
-        </w:r>
-        <w:r>
-          <w:rPr>
-            <w:noProof/>
-            <w:webHidden/>
-          </w:rPr>
-          <w:fldChar w:fldCharType="end"/>
-        </w:r>
-      </w:hyperlink>
-    </w:p>
-    <w:p>
-      <w:pPr>
-        <w:pStyle w:val="TOC3"/>
-        <w:tabs>
-          <w:tab w:val="right" w:leader="dot" w:pos="8493"/>
-        </w:tabs>
-        <w:rPr>
-          <w:rFonts w:eastAsiaTheme="minorEastAsia"/>
-          <w:noProof/>
-          <w:kern w:val="2"/>
-          <w:szCs w:val="24"/>
-          <w:lang w:val="en-US"/>
-          <w14:ligatures w14:val="standardContextual"/>
-        </w:rPr>
-      </w:pPr>
-      <w:hyperlink w:anchor="_Toc223961427" w:history="1">
-        <w:r>
-          <w:rPr>
-            <w:rStyle w:val="Hyperlink"/>
-            <w:noProof/>
-            <w:lang w:val="en-US"/>
-          </w:rPr>
-          <w:t>Srovnání s Bone et al., Engberg et al.</w:t>
-        </w:r>
-        <w:r>
-          <w:rPr>
-            <w:noProof/>
-            <w:webHidden/>
-          </w:rPr>
-          <w:tab/>
-        </w:r>
-        <w:r>
-          <w:rPr>
-            <w:noProof/>
-            <w:webHidden/>
-          </w:rPr>
-          <w:fldChar w:fldCharType="begin"/>
-        </w:r>
-        <w:r>
-          <w:rPr>
-            <w:noProof/>
-            <w:webHidden/>
-          </w:rPr>
-          <w:instrText xml:space="preserve"> PAGEREF _Toc223961427 \h </w:instrText>
-        </w:r>
-        <w:r>
-          <w:rPr>
-            <w:noProof/>
-            <w:webHidden/>
-          </w:rPr>
-        </w:r>
-        <w:r>
-          <w:rPr>
-            <w:noProof/>
-            <w:webHidden/>
-          </w:rPr>
-          <w:fldChar w:fldCharType="separate"/>
-        </w:r>
-        <w:r>
-          <w:rPr>
-            <w:noProof/>
-            <w:webHidden/>
-          </w:rPr>
-          <w:t>35</w:t>
-        </w:r>
-        <w:r>
-          <w:rPr>
-            <w:noProof/>
-            <w:webHidden/>
-          </w:rPr>
-          <w:fldChar w:fldCharType="end"/>
-        </w:r>
-      </w:hyperlink>
-    </w:p>
-    <w:p>
-      <w:pPr>
-        <w:pStyle w:val="TOC3"/>
-        <w:tabs>
-          <w:tab w:val="right" w:leader="dot" w:pos="8493"/>
-        </w:tabs>
-        <w:rPr>
-          <w:rFonts w:eastAsiaTheme="minorEastAsia"/>
-          <w:noProof/>
-          <w:kern w:val="2"/>
-          <w:szCs w:val="24"/>
-          <w:lang w:val="en-US"/>
-          <w14:ligatures w14:val="standardContextual"/>
-        </w:rPr>
-      </w:pPr>
-      <w:hyperlink w:anchor="_Toc223961428" w:history="1">
-        <w:r>
-          <w:rPr>
-            <w:rStyle w:val="Hyperlink"/>
-            <w:noProof/>
-            <w:lang w:val="en-US"/>
-          </w:rPr>
-          <w:t>Implikace pro teorii lidského kapitálu</w:t>
-        </w:r>
-        <w:r>
-          <w:rPr>
-            <w:noProof/>
-            <w:webHidden/>
-          </w:rPr>
-          <w:tab/>
-        </w:r>
-        <w:r>
-          <w:rPr>
-            <w:noProof/>
-            <w:webHidden/>
-          </w:rPr>
-          <w:fldChar w:fldCharType="begin"/>
-        </w:r>
-        <w:r>
-          <w:rPr>
-            <w:noProof/>
-            <w:webHidden/>
-          </w:rPr>
-          <w:instrText xml:space="preserve"> PAGEREF _Toc223961428 \h </w:instrText>
-        </w:r>
-        <w:r>
-          <w:rPr>
-            <w:noProof/>
-            <w:webHidden/>
-          </w:rPr>
-        </w:r>
-        <w:r>
-          <w:rPr>
-            <w:noProof/>
-            <w:webHidden/>
-          </w:rPr>
-          <w:fldChar w:fldCharType="separate"/>
-        </w:r>
-        <w:r>
-          <w:rPr>
-            <w:noProof/>
-            <w:webHidden/>
-          </w:rPr>
-          <w:t>35</w:t>
-        </w:r>
-        <w:r>
-          <w:rPr>
-            <w:noProof/>
-            <w:webHidden/>
-          </w:rPr>
-          <w:fldChar w:fldCharType="end"/>
-        </w:r>
-      </w:hyperlink>
-    </w:p>
-    <w:p>
-      <w:pPr>
-        <w:pStyle w:val="TOC2"/>
-        <w:tabs>
-          <w:tab w:val="left" w:pos="960"/>
-          <w:tab w:val="right" w:leader="dot" w:pos="8493"/>
-        </w:tabs>
-        <w:rPr>
-          <w:rFonts w:eastAsiaTheme="minorEastAsia"/>
-          <w:noProof/>
-          <w:kern w:val="2"/>
-          <w:szCs w:val="24"/>
-          <w:lang w:val="en-US"/>
-          <w14:ligatures w14:val="standardContextual"/>
-        </w:rPr>
-      </w:pPr>
-      <w:hyperlink w:anchor="_Toc223961429" w:history="1">
+      <w:hyperlink w:anchor="_Toc225722894" w:history="1">
         <w:r>
           <w:rPr>
             <w:rStyle w:val="Hyperlink"/>
@@ -4171,7 +3981,7 @@
             <w:noProof/>
             <w:lang w:eastAsia="cs-CZ"/>
           </w:rPr>
-          <w:t>6.1</w:t>
+          <w:t>5.9</w:t>
         </w:r>
         <w:r>
           <w:rPr>
@@ -4191,7 +4001,7 @@
             <w:noProof/>
             <w:lang w:eastAsia="cs-CZ"/>
           </w:rPr>
-          <w:t>Shrnutí hlavních zjištění</w:t>
+          <w:t>Diskuse výsledků a limitace</w:t>
         </w:r>
         <w:r>
           <w:rPr>
@@ -4212,7 +4022,7 @@
             <w:noProof/>
             <w:webHidden/>
           </w:rPr>
-          <w:instrText xml:space="preserve"> PAGEREF _Toc223961429 \h </w:instrText>
+          <w:instrText xml:space="preserve"> PAGEREF _Toc225722894 \h </w:instrText>
         </w:r>
         <w:r>
           <w:rPr>
@@ -4232,7 +4042,229 @@
             <w:noProof/>
             <w:webHidden/>
           </w:rPr>
-          <w:t>36</w:t>
+          <w:t>35</w:t>
+        </w:r>
+        <w:r>
+          <w:rPr>
+            <w:noProof/>
+            <w:webHidden/>
+          </w:rPr>
+          <w:fldChar w:fldCharType="end"/>
+        </w:r>
+      </w:hyperlink>
+    </w:p>
+    <w:p>
+      <w:pPr>
+        <w:pStyle w:val="TOC3"/>
+        <w:tabs>
+          <w:tab w:val="right" w:leader="dot" w:pos="8493"/>
+        </w:tabs>
+        <w:rPr>
+          <w:rFonts w:eastAsiaTheme="minorEastAsia"/>
+          <w:noProof/>
+          <w:kern w:val="2"/>
+          <w:szCs w:val="24"/>
+          <w:lang w:val="en-US"/>
+          <w14:ligatures w14:val="standardContextual"/>
+        </w:rPr>
+      </w:pPr>
+      <w:hyperlink w:anchor="_Toc225722895" w:history="1">
+        <w:r>
+          <w:rPr>
+            <w:rStyle w:val="Hyperlink"/>
+            <w:noProof/>
+            <w:lang w:val="en-US"/>
+          </w:rPr>
+          <w:t>Interpretace výsledků v kontextu literatury</w:t>
+        </w:r>
+        <w:r>
+          <w:rPr>
+            <w:noProof/>
+            <w:webHidden/>
+          </w:rPr>
+          <w:tab/>
+        </w:r>
+        <w:r>
+          <w:rPr>
+            <w:noProof/>
+            <w:webHidden/>
+          </w:rPr>
+          <w:fldChar w:fldCharType="begin"/>
+        </w:r>
+        <w:r>
+          <w:rPr>
+            <w:noProof/>
+            <w:webHidden/>
+          </w:rPr>
+          <w:instrText xml:space="preserve"> PAGEREF _Toc225722895 \h </w:instrText>
+        </w:r>
+        <w:r>
+          <w:rPr>
+            <w:noProof/>
+            <w:webHidden/>
+          </w:rPr>
+        </w:r>
+        <w:r>
+          <w:rPr>
+            <w:noProof/>
+            <w:webHidden/>
+          </w:rPr>
+          <w:fldChar w:fldCharType="separate"/>
+        </w:r>
+        <w:r>
+          <w:rPr>
+            <w:noProof/>
+            <w:webHidden/>
+          </w:rPr>
+          <w:t>35</w:t>
+        </w:r>
+        <w:r>
+          <w:rPr>
+            <w:noProof/>
+            <w:webHidden/>
+          </w:rPr>
+          <w:fldChar w:fldCharType="end"/>
+        </w:r>
+      </w:hyperlink>
+    </w:p>
+    <w:p>
+      <w:pPr>
+        <w:pStyle w:val="TOC3"/>
+        <w:tabs>
+          <w:tab w:val="right" w:leader="dot" w:pos="8493"/>
+        </w:tabs>
+        <w:rPr>
+          <w:rFonts w:eastAsiaTheme="minorEastAsia"/>
+          <w:noProof/>
+          <w:kern w:val="2"/>
+          <w:szCs w:val="24"/>
+          <w:lang w:val="en-US"/>
+          <w14:ligatures w14:val="standardContextual"/>
+        </w:rPr>
+      </w:pPr>
+      <w:hyperlink w:anchor="_Toc225722896" w:history="1">
+        <w:r>
+          <w:rPr>
+            <w:rStyle w:val="Hyperlink"/>
+            <w:noProof/>
+            <w:lang w:val="en-US"/>
+          </w:rPr>
+          <w:t>Srovnání s Bone et al., Engberg et al.</w:t>
+        </w:r>
+        <w:r>
+          <w:rPr>
+            <w:noProof/>
+            <w:webHidden/>
+          </w:rPr>
+          <w:tab/>
+        </w:r>
+        <w:r>
+          <w:rPr>
+            <w:noProof/>
+            <w:webHidden/>
+          </w:rPr>
+          <w:fldChar w:fldCharType="begin"/>
+        </w:r>
+        <w:r>
+          <w:rPr>
+            <w:noProof/>
+            <w:webHidden/>
+          </w:rPr>
+          <w:instrText xml:space="preserve"> PAGEREF _Toc225722896 \h </w:instrText>
+        </w:r>
+        <w:r>
+          <w:rPr>
+            <w:noProof/>
+            <w:webHidden/>
+          </w:rPr>
+        </w:r>
+        <w:r>
+          <w:rPr>
+            <w:noProof/>
+            <w:webHidden/>
+          </w:rPr>
+          <w:fldChar w:fldCharType="separate"/>
+        </w:r>
+        <w:r>
+          <w:rPr>
+            <w:noProof/>
+            <w:webHidden/>
+          </w:rPr>
+          <w:t>35</w:t>
+        </w:r>
+        <w:r>
+          <w:rPr>
+            <w:noProof/>
+            <w:webHidden/>
+          </w:rPr>
+          <w:fldChar w:fldCharType="end"/>
+        </w:r>
+      </w:hyperlink>
+    </w:p>
+    <w:p>
+      <w:pPr>
+        <w:pStyle w:val="TOC3"/>
+        <w:tabs>
+          <w:tab w:val="right" w:leader="dot" w:pos="8493"/>
+        </w:tabs>
+        <w:rPr>
+          <w:rFonts w:eastAsiaTheme="minorEastAsia"/>
+          <w:noProof/>
+          <w:kern w:val="2"/>
+          <w:szCs w:val="24"/>
+          <w:lang w:val="en-US"/>
+          <w14:ligatures w14:val="standardContextual"/>
+        </w:rPr>
+      </w:pPr>
+      <w:hyperlink w:anchor="_Toc225722897" w:history="1">
+        <w:r>
+          <w:rPr>
+            <w:rStyle w:val="Hyperlink"/>
+            <w:noProof/>
+            <w:lang w:val="en-US"/>
+          </w:rPr>
+          <w:t>Implikace pro teorii lidského kapitálu</w:t>
+        </w:r>
+        <w:r>
+          <w:rPr>
+            <w:noProof/>
+            <w:webHidden/>
+          </w:rPr>
+          <w:tab/>
+        </w:r>
+        <w:r>
+          <w:rPr>
+            <w:noProof/>
+            <w:webHidden/>
+          </w:rPr>
+          <w:fldChar w:fldCharType="begin"/>
+        </w:r>
+        <w:r>
+          <w:rPr>
+            <w:noProof/>
+            <w:webHidden/>
+          </w:rPr>
+          <w:instrText xml:space="preserve"> PAGEREF _Toc225722897 \h </w:instrText>
+        </w:r>
+        <w:r>
+          <w:rPr>
+            <w:noProof/>
+            <w:webHidden/>
+          </w:rPr>
+        </w:r>
+        <w:r>
+          <w:rPr>
+            <w:noProof/>
+            <w:webHidden/>
+          </w:rPr>
+          <w:fldChar w:fldCharType="separate"/>
+        </w:r>
+        <w:r>
+          <w:rPr>
+            <w:noProof/>
+            <w:webHidden/>
+          </w:rPr>
+          <w:t>35</w:t>
         </w:r>
         <w:r>
           <w:rPr>
@@ -4259,7 +4291,7 @@
           <w14:ligatures w14:val="standardContextual"/>
         </w:rPr>
       </w:pPr>
-      <w:hyperlink w:anchor="_Toc223961430" w:history="1">
+      <w:hyperlink w:anchor="_Toc225722898" w:history="1">
         <w:r>
           <w:rPr>
             <w:rStyle w:val="Hyperlink"/>
@@ -4267,7 +4299,7 @@
             <w:noProof/>
             <w:lang w:eastAsia="cs-CZ"/>
           </w:rPr>
-          <w:t>6.2</w:t>
+          <w:t>6.1</w:t>
         </w:r>
         <w:r>
           <w:rPr>
@@ -4287,7 +4319,7 @@
             <w:noProof/>
             <w:lang w:eastAsia="cs-CZ"/>
           </w:rPr>
-          <w:t>Teoretické implikace</w:t>
+          <w:t>Shrnutí hlavních zjištění</w:t>
         </w:r>
         <w:r>
           <w:rPr>
@@ -4308,7 +4340,7 @@
             <w:noProof/>
             <w:webHidden/>
           </w:rPr>
-          <w:instrText xml:space="preserve"> PAGEREF _Toc223961430 \h </w:instrText>
+          <w:instrText xml:space="preserve"> PAGEREF _Toc225722898 \h </w:instrText>
         </w:r>
         <w:r>
           <w:rPr>
@@ -4355,7 +4387,7 @@
           <w14:ligatures w14:val="standardContextual"/>
         </w:rPr>
       </w:pPr>
-      <w:hyperlink w:anchor="_Toc223961431" w:history="1">
+      <w:hyperlink w:anchor="_Toc225722899" w:history="1">
         <w:r>
           <w:rPr>
             <w:rStyle w:val="Hyperlink"/>
@@ -4363,7 +4395,7 @@
             <w:noProof/>
             <w:lang w:eastAsia="cs-CZ"/>
           </w:rPr>
-          <w:t>6.3</w:t>
+          <w:t>6.2</w:t>
         </w:r>
         <w:r>
           <w:rPr>
@@ -4383,7 +4415,7 @@
             <w:noProof/>
             <w:lang w:eastAsia="cs-CZ"/>
           </w:rPr>
-          <w:t>Praktické implikace</w:t>
+          <w:t>Teoretické implikace</w:t>
         </w:r>
         <w:r>
           <w:rPr>
@@ -4404,7 +4436,7 @@
             <w:noProof/>
             <w:webHidden/>
           </w:rPr>
-          <w:instrText xml:space="preserve"> PAGEREF _Toc223961431 \h </w:instrText>
+          <w:instrText xml:space="preserve"> PAGEREF _Toc225722899 \h </w:instrText>
         </w:r>
         <w:r>
           <w:rPr>
@@ -4451,7 +4483,7 @@
           <w14:ligatures w14:val="standardContextual"/>
         </w:rPr>
       </w:pPr>
-      <w:hyperlink w:anchor="_Toc223961432" w:history="1">
+      <w:hyperlink w:anchor="_Toc225722900" w:history="1">
         <w:r>
           <w:rPr>
             <w:rStyle w:val="Hyperlink"/>
@@ -4459,7 +4491,7 @@
             <w:noProof/>
             <w:lang w:eastAsia="cs-CZ"/>
           </w:rPr>
-          <w:t>6.4</w:t>
+          <w:t>6.3</w:t>
         </w:r>
         <w:r>
           <w:rPr>
@@ -4479,7 +4511,7 @@
             <w:noProof/>
             <w:lang w:eastAsia="cs-CZ"/>
           </w:rPr>
-          <w:t>Náměty pro budoucí výzkum</w:t>
+          <w:t>Praktické implikace</w:t>
         </w:r>
         <w:r>
           <w:rPr>
@@ -4500,7 +4532,7 @@
             <w:noProof/>
             <w:webHidden/>
           </w:rPr>
-          <w:instrText xml:space="preserve"> PAGEREF _Toc223961432 \h </w:instrText>
+          <w:instrText xml:space="preserve"> PAGEREF _Toc225722900 \h </w:instrText>
         </w:r>
         <w:r>
           <w:rPr>
@@ -4547,13 +4579,15 @@
           <w14:ligatures w14:val="standardContextual"/>
         </w:rPr>
       </w:pPr>
-      <w:hyperlink w:anchor="_Toc223961433" w:history="1">
+      <w:hyperlink w:anchor="_Toc225722901" w:history="1">
         <w:r>
           <w:rPr>
             <w:rStyle w:val="Hyperlink"/>
-            <w:noProof/>
-          </w:rPr>
-          <w:t>7.1</w:t>
+            <w:rFonts w:eastAsia="Times New Roman"/>
+            <w:noProof/>
+            <w:lang w:eastAsia="cs-CZ"/>
+          </w:rPr>
+          <w:t>6.4</w:t>
         </w:r>
         <w:r>
           <w:rPr>
@@ -4569,9 +4603,11 @@
         <w:r>
           <w:rPr>
             <w:rStyle w:val="Hyperlink"/>
-            <w:noProof/>
-          </w:rPr>
-          <w:t>Nadpis 2</w:t>
+            <w:rFonts w:eastAsia="Times New Roman"/>
+            <w:noProof/>
+            <w:lang w:eastAsia="cs-CZ"/>
+          </w:rPr>
+          <w:t>Náměty pro budoucí výzkum</w:t>
         </w:r>
         <w:r>
           <w:rPr>
@@ -4592,7 +4628,7 @@
             <w:noProof/>
             <w:webHidden/>
           </w:rPr>
-          <w:instrText xml:space="preserve"> PAGEREF _Toc223961433 \h </w:instrText>
+          <w:instrText xml:space="preserve"> PAGEREF _Toc225722901 \h </w:instrText>
         </w:r>
         <w:r>
           <w:rPr>
@@ -4612,7 +4648,7 @@
             <w:noProof/>
             <w:webHidden/>
           </w:rPr>
-          <w:t>37</w:t>
+          <w:t>36</w:t>
         </w:r>
         <w:r>
           <w:rPr>
@@ -4625,9 +4661,9 @@
     </w:p>
     <w:p>
       <w:pPr>
-        <w:pStyle w:val="TOC3"/>
-        <w:tabs>
-          <w:tab w:val="left" w:pos="1440"/>
+        <w:pStyle w:val="TOC2"/>
+        <w:tabs>
+          <w:tab w:val="left" w:pos="960"/>
           <w:tab w:val="right" w:leader="dot" w:pos="8493"/>
         </w:tabs>
         <w:rPr>
@@ -4639,13 +4675,13 @@
           <w14:ligatures w14:val="standardContextual"/>
         </w:rPr>
       </w:pPr>
-      <w:hyperlink w:anchor="_Toc223961434" w:history="1">
+      <w:hyperlink w:anchor="_Toc225722902" w:history="1">
         <w:r>
           <w:rPr>
             <w:rStyle w:val="Hyperlink"/>
             <w:noProof/>
           </w:rPr>
-          <w:t>7.1.1</w:t>
+          <w:t>7.1</w:t>
         </w:r>
         <w:r>
           <w:rPr>
@@ -4663,6 +4699,98 @@
             <w:rStyle w:val="Hyperlink"/>
             <w:noProof/>
           </w:rPr>
+          <w:t>Nadpis 2</w:t>
+        </w:r>
+        <w:r>
+          <w:rPr>
+            <w:noProof/>
+            <w:webHidden/>
+          </w:rPr>
+          <w:tab/>
+        </w:r>
+        <w:r>
+          <w:rPr>
+            <w:noProof/>
+            <w:webHidden/>
+          </w:rPr>
+          <w:fldChar w:fldCharType="begin"/>
+        </w:r>
+        <w:r>
+          <w:rPr>
+            <w:noProof/>
+            <w:webHidden/>
+          </w:rPr>
+          <w:instrText xml:space="preserve"> PAGEREF _Toc225722902 \h </w:instrText>
+        </w:r>
+        <w:r>
+          <w:rPr>
+            <w:noProof/>
+            <w:webHidden/>
+          </w:rPr>
+        </w:r>
+        <w:r>
+          <w:rPr>
+            <w:noProof/>
+            <w:webHidden/>
+          </w:rPr>
+          <w:fldChar w:fldCharType="separate"/>
+        </w:r>
+        <w:r>
+          <w:rPr>
+            <w:noProof/>
+            <w:webHidden/>
+          </w:rPr>
+          <w:t>37</w:t>
+        </w:r>
+        <w:r>
+          <w:rPr>
+            <w:noProof/>
+            <w:webHidden/>
+          </w:rPr>
+          <w:fldChar w:fldCharType="end"/>
+        </w:r>
+      </w:hyperlink>
+    </w:p>
+    <w:p>
+      <w:pPr>
+        <w:pStyle w:val="TOC3"/>
+        <w:tabs>
+          <w:tab w:val="left" w:pos="1440"/>
+          <w:tab w:val="right" w:leader="dot" w:pos="8493"/>
+        </w:tabs>
+        <w:rPr>
+          <w:rFonts w:eastAsiaTheme="minorEastAsia"/>
+          <w:noProof/>
+          <w:kern w:val="2"/>
+          <w:szCs w:val="24"/>
+          <w:lang w:val="en-US"/>
+          <w14:ligatures w14:val="standardContextual"/>
+        </w:rPr>
+      </w:pPr>
+      <w:hyperlink w:anchor="_Toc225722903" w:history="1">
+        <w:r>
+          <w:rPr>
+            <w:rStyle w:val="Hyperlink"/>
+            <w:noProof/>
+          </w:rPr>
+          <w:t>7.1.1</w:t>
+        </w:r>
+        <w:r>
+          <w:rPr>
+            <w:rFonts w:eastAsiaTheme="minorEastAsia"/>
+            <w:noProof/>
+            <w:kern w:val="2"/>
+            <w:szCs w:val="24"/>
+            <w:lang w:val="en-US"/>
+            <w14:ligatures w14:val="standardContextual"/>
+          </w:rPr>
+          <w:tab/>
+        </w:r>
+        <w:r>
+          <w:rPr>
+            <w:rStyle w:val="Hyperlink"/>
+            <w:noProof/>
+          </w:rPr>
           <w:t>Nadpis 3</w:t>
         </w:r>
         <w:r>
@@ -4684,7 +4812,7 @@
             <w:noProof/>
             <w:webHidden/>
           </w:rPr>
-          <w:instrText xml:space="preserve"> PAGEREF _Toc223961434 \h </w:instrText>
+          <w:instrText xml:space="preserve"> PAGEREF _Toc225722903 \h </w:instrText>
         </w:r>
         <w:r>
           <w:rPr>
@@ -4848,7 +4976,7 @@
           <w:noProof/>
         </w:rPr>
       </w:pPr>
-      <w:bookmarkStart w:id="2" w:name="_Toc223961388"/>
+      <w:bookmarkStart w:id="2" w:name="_Toc225722856"/>
       <w:r>
         <w:rPr>
           <w:noProof/>
@@ -5512,7 +5640,7 @@
         </w:rPr>
       </w:pPr>
       <w:bookmarkStart w:id="5" w:name="_Toc218851985"/>
-      <w:bookmarkStart w:id="6" w:name="_Toc223961389"/>
+      <w:bookmarkStart w:id="6" w:name="_Toc225722857"/>
       <w:r>
         <w:rPr>
           <w:rFonts w:eastAsia="Times New Roman"/>
@@ -6056,7 +6184,7 @@
         </w:rPr>
       </w:pPr>
       <w:bookmarkStart w:id="8" w:name="_Toc218851986"/>
-      <w:bookmarkStart w:id="9" w:name="_Toc223961390"/>
+      <w:bookmarkStart w:id="9" w:name="_Toc225722858"/>
       <w:r>
         <w:rPr>
           <w:rFonts w:eastAsia="Times New Roman"/>
@@ -6113,7 +6241,7 @@
         </w:rPr>
       </w:pPr>
       <w:bookmarkStart w:id="10" w:name="_Toc218851987"/>
-      <w:bookmarkStart w:id="11" w:name="_Toc223961391"/>
+      <w:bookmarkStart w:id="11" w:name="_Toc225722859"/>
       <w:r>
         <w:rPr>
           <w:noProof/>
@@ -6499,7 +6627,7 @@
         </w:rPr>
       </w:pPr>
       <w:bookmarkStart w:id="13" w:name="_Toc218851989"/>
-      <w:bookmarkStart w:id="14" w:name="_Toc223961392"/>
+      <w:bookmarkStart w:id="14" w:name="_Toc225722860"/>
       <w:r>
         <w:rPr>
           <w:rFonts w:eastAsia="Times New Roman"/>
@@ -7721,7 +7849,7 @@
         </w:rPr>
       </w:pPr>
       <w:bookmarkStart w:id="16" w:name="_Toc218851990"/>
-      <w:bookmarkStart w:id="17" w:name="_Toc223961393"/>
+      <w:bookmarkStart w:id="17" w:name="_Toc225722861"/>
       <w:r>
         <w:rPr>
           <w:rFonts w:eastAsia="Times New Roman"/>
@@ -8408,7 +8536,7 @@
           <w:lang w:eastAsia="cs-CZ"/>
         </w:rPr>
       </w:pPr>
-      <w:bookmarkStart w:id="22" w:name="_Toc223961394"/>
+      <w:bookmarkStart w:id="22" w:name="_Toc225722862"/>
       <w:r>
         <w:rPr>
           <w:rFonts w:eastAsia="Times New Roman"/>
@@ -10513,7 +10641,7 @@
         </w:rPr>
       </w:pPr>
       <w:bookmarkStart w:id="39" w:name="_Toc218851992"/>
-      <w:bookmarkStart w:id="40" w:name="_Toc223961395"/>
+      <w:bookmarkStart w:id="40" w:name="_Toc225722863"/>
       <w:r>
         <w:rPr>
           <w:rFonts w:eastAsia="Times New Roman"/>
@@ -11014,7 +11142,7 @@
         </w:rPr>
       </w:pPr>
       <w:bookmarkStart w:id="42" w:name="_Toc218851994"/>
-      <w:bookmarkStart w:id="43" w:name="_Toc223961396"/>
+      <w:bookmarkStart w:id="43" w:name="_Toc225722864"/>
       <w:r>
         <w:rPr>
           <w:rFonts w:eastAsia="Times New Roman"/>
@@ -11047,8 +11175,8 @@
           <w:lang w:eastAsia="cs-CZ"/>
         </w:rPr>
       </w:pPr>
-      <w:bookmarkStart w:id="44" w:name="_Toc223961397"/>
-      <w:bookmarkStart w:id="45" w:name="_Toc218851982"/>
+      <w:bookmarkStart w:id="44" w:name="_Toc218851982"/>
+      <w:bookmarkStart w:id="45" w:name="_Toc225722865"/>
       <w:r>
         <w:rPr>
           <w:rFonts w:eastAsia="Times New Roman"/>
@@ -11066,19 +11194,19 @@
         </w:rPr>
         <w:t>rapidní rozvoj</w:t>
       </w:r>
+      <w:bookmarkEnd w:id="45"/>
+    </w:p>
+    <w:p>
+      <w:pPr>
+        <w:spacing w:before="100" w:beforeAutospacing="1" w:after="100" w:afterAutospacing="1"/>
+        <w:rPr>
+          <w:rFonts w:ascii="Times New Roman" w:eastAsia="Times New Roman" w:hAnsi="Times New Roman" w:cs="Times New Roman"/>
+          <w:noProof/>
+          <w:lang w:eastAsia="cs-CZ"/>
+        </w:rPr>
+      </w:pPr>
+      <w:bookmarkStart w:id="46" w:name="_Hlk222993497"/>
       <w:bookmarkEnd w:id="44"/>
-    </w:p>
-    <w:p>
-      <w:pPr>
-        <w:spacing w:before="100" w:beforeAutospacing="1" w:after="100" w:afterAutospacing="1"/>
-        <w:rPr>
-          <w:rFonts w:ascii="Times New Roman" w:eastAsia="Times New Roman" w:hAnsi="Times New Roman" w:cs="Times New Roman"/>
-          <w:noProof/>
-          <w:lang w:eastAsia="cs-CZ"/>
-        </w:rPr>
-      </w:pPr>
-      <w:bookmarkStart w:id="46" w:name="_Hlk222993497"/>
-      <w:bookmarkEnd w:id="45"/>
       <w:r>
         <w:rPr>
           <w:rFonts w:ascii="Times New Roman" w:eastAsia="Times New Roman" w:hAnsi="Times New Roman" w:cs="Times New Roman"/>
@@ -11407,7 +11535,7 @@
           <w:lang w:eastAsia="cs-CZ"/>
         </w:rPr>
       </w:pPr>
-      <w:bookmarkStart w:id="48" w:name="_Toc223961398"/>
+      <w:bookmarkStart w:id="48" w:name="_Toc225722866"/>
       <w:bookmarkEnd w:id="47"/>
       <w:r>
         <w:rPr>
@@ -11628,7 +11756,7 @@
         </w:rPr>
       </w:pPr>
       <w:bookmarkStart w:id="49" w:name="_Toc218851995"/>
-      <w:bookmarkStart w:id="50" w:name="_Toc223961399"/>
+      <w:bookmarkStart w:id="50" w:name="_Toc225722867"/>
       <w:r>
         <w:rPr>
           <w:rFonts w:eastAsia="Times New Roman"/>
@@ -11650,7 +11778,7 @@
           <w:lang w:eastAsia="cs-CZ"/>
         </w:rPr>
       </w:pPr>
-      <w:bookmarkStart w:id="51" w:name="_Toc223961400"/>
+      <w:bookmarkStart w:id="51" w:name="_Toc225722868"/>
       <w:r>
         <w:rPr>
           <w:rFonts w:eastAsia="Times New Roman"/>
@@ -11999,7 +12127,7 @@
         </w:rPr>
       </w:pPr>
       <w:bookmarkStart w:id="53" w:name="_Toc218851996"/>
-      <w:bookmarkStart w:id="54" w:name="_Toc223961401"/>
+      <w:bookmarkStart w:id="54" w:name="_Toc225722869"/>
       <w:r>
         <w:rPr>
           <w:rFonts w:eastAsia="Times New Roman"/>
@@ -13143,7 +13271,7 @@
         </w:rPr>
       </w:pPr>
       <w:bookmarkStart w:id="55" w:name="_Toc218851997"/>
-      <w:bookmarkStart w:id="56" w:name="_Toc223961402"/>
+      <w:bookmarkStart w:id="56" w:name="_Toc225722870"/>
       <w:r>
         <w:rPr>
           <w:rFonts w:eastAsia="Times New Roman"/>
@@ -13722,7 +13850,7 @@
         </w:rPr>
       </w:pPr>
       <w:bookmarkStart w:id="57" w:name="_Toc218851998"/>
-      <w:bookmarkStart w:id="58" w:name="_Toc223961403"/>
+      <w:bookmarkStart w:id="58" w:name="_Toc225722871"/>
       <w:r>
         <w:rPr>
           <w:rFonts w:eastAsia="Times New Roman"/>
@@ -13810,7 +13938,7 @@
         </w:rPr>
       </w:pPr>
       <w:bookmarkStart w:id="59" w:name="_Toc218851999"/>
-      <w:bookmarkStart w:id="60" w:name="_Toc223961404"/>
+      <w:bookmarkStart w:id="60" w:name="_Toc225722872"/>
       <w:r>
         <w:rPr>
           <w:rFonts w:eastAsia="Times New Roman"/>
@@ -13878,7 +14006,7 @@
         </w:rPr>
       </w:pPr>
       <w:bookmarkStart w:id="61" w:name="_Toc218852000"/>
-      <w:bookmarkStart w:id="62" w:name="_Toc223961405"/>
+      <w:bookmarkStart w:id="62" w:name="_Toc225722873"/>
       <w:r>
         <w:rPr>
           <w:rFonts w:eastAsia="Times New Roman"/>
@@ -13973,7 +14101,7 @@
         </w:rPr>
       </w:pPr>
       <w:bookmarkStart w:id="63" w:name="_Toc218852001"/>
-      <w:bookmarkStart w:id="64" w:name="_Toc223961406"/>
+      <w:bookmarkStart w:id="64" w:name="_Toc225722874"/>
       <w:r>
         <w:rPr>
           <w:rFonts w:eastAsia="Times New Roman"/>
@@ -14036,16 +14164,14 @@
           <w:noProof/>
         </w:rPr>
       </w:pPr>
-      <w:bookmarkStart w:id="66" w:name="_Toc218852003"/>
-      <w:bookmarkStart w:id="67" w:name="_Toc223961407"/>
-      <w:r>
-        <w:rPr>
-          <w:noProof/>
-        </w:rPr>
-        <w:t>Datové zdroje</w:t>
+      <w:bookmarkStart w:id="66" w:name="_Toc225722875"/>
+      <w:r>
+        <w:rPr>
+          <w:noProof/>
+        </w:rPr>
+        <w:t>Zdroj dat</w:t>
       </w:r>
       <w:bookmarkEnd w:id="66"/>
-      <w:bookmarkEnd w:id="67"/>
     </w:p>
     <w:p>
       <w:pPr>
@@ -14284,7 +14410,49 @@
           <w:noProof/>
           <w:lang w:eastAsia="cs-CZ"/>
         </w:rPr>
-        <w:t>Data byla konkrétně stažena přímo z dostupného kódu přes prohlížeč na Glassdor stránkách a převedena do formátu csv pro lepší práci a zobrazení. Jelikož Glassdoor nepovoluje a není možnost stáhnutí inzerátů pro celý sektor, i když takto lze mezi inzeráty filtrovat, staženy byly inzeráty následujících 35 pozic, které byly vyhodnoceny autorem a vylepšeny pomocí AI jako klíčové a stěžejní v IT sektoru:</w:t>
+        <w:t>Data byla konkrétně stažena přímo z dostupného kódu přes prohlížeč na Glassd</w:t>
+      </w:r>
+      <w:r>
+        <w:rPr>
+          <w:noProof/>
+          <w:lang w:eastAsia="cs-CZ"/>
+        </w:rPr>
+        <w:t>o</w:t>
+      </w:r>
+      <w:r>
+        <w:rPr>
+          <w:noProof/>
+          <w:lang w:eastAsia="cs-CZ"/>
+        </w:rPr>
+        <w:t xml:space="preserve">or stránkách a převedena do formátu csv pro lepší práci a zobrazení. Jelikož Glassdoor nepovoluje a není možnost stáhnutí inzerátů pro celý sektor, i když takto lze mezi inzeráty filtrovat, staženy byly inzeráty následujících 35 pozic, které byly vyhodnoceny </w:t>
+      </w:r>
+      <w:r>
+        <w:rPr>
+          <w:noProof/>
+          <w:lang w:eastAsia="cs-CZ"/>
+        </w:rPr>
+        <w:t xml:space="preserve">profesní znalostí </w:t>
+      </w:r>
+      <w:r>
+        <w:rPr>
+          <w:noProof/>
+          <w:lang w:eastAsia="cs-CZ"/>
+        </w:rPr>
+        <w:t>autor</w:t>
+      </w:r>
+      <w:r>
+        <w:rPr>
+          <w:noProof/>
+          <w:lang w:eastAsia="cs-CZ"/>
+        </w:rPr>
+        <w:t xml:space="preserve">a </w:t>
+      </w:r>
+      <w:r>
+        <w:rPr>
+          <w:noProof/>
+          <w:lang w:eastAsia="cs-CZ"/>
+        </w:rPr>
+        <w:t>a vylepšeny pomocí AI jako klíčové a stěžejní v IT sektoru:</w:t>
       </w:r>
     </w:p>
     <w:p>
@@ -14330,7 +14498,7 @@
         <w:rPr>
           <w:rFonts w:ascii="Times New Roman" w:eastAsia="Times New Roman" w:hAnsi="Times New Roman" w:cs="Times New Roman"/>
           <w:noProof/>
-          <w:lang w:eastAsia="cs-CZ"/>
+          <w:lang w:val="en-US" w:eastAsia="cs-CZ"/>
         </w:rPr>
       </w:pPr>
       <w:r>
@@ -14341,6 +14509,14 @@
         </w:rPr>
         <w:t>Data jsou velmi bohaté a každý inzerát obsahuje název pozice, mzdu, kompletní text inzerátu, požadované dovednosti, vzdělání, lokalitu (stát a město), firemní data jako je velikost firmy, datum jejího založení, jméno CEO, tržby a odvětví a další užitečné informace.</w:t>
       </w:r>
+      <w:r>
+        <w:rPr>
+          <w:rFonts w:ascii="Times New Roman" w:eastAsia="Times New Roman" w:hAnsi="Times New Roman" w:cs="Times New Roman"/>
+          <w:noProof/>
+          <w:lang w:eastAsia="cs-CZ"/>
+        </w:rPr>
+        <w:t xml:space="preserve"> Nevýhodou může být určtý bias k větším firmám a tech hubům.</w:t>
+      </w:r>
     </w:p>
     <w:p>
       <w:pPr>
@@ -14351,18 +14527,26 @@
           <w:lang w:eastAsia="cs-CZ"/>
         </w:rPr>
       </w:pPr>
-      <w:bookmarkStart w:id="68" w:name="_Toc218852004"/>
-      <w:bookmarkStart w:id="69" w:name="_Toc223961408"/>
+      <w:bookmarkStart w:id="67" w:name="_Toc218852004"/>
+      <w:bookmarkStart w:id="68" w:name="_Toc225722876"/>
       <w:r>
         <w:rPr>
           <w:rFonts w:eastAsia="Times New Roman"/>
           <w:noProof/>
           <w:lang w:eastAsia="cs-CZ"/>
         </w:rPr>
-        <w:t>Metodologie klasifikace AI pozic</w:t>
-      </w:r>
+        <w:t>Extrakce dat a</w:t>
+      </w:r>
+      <w:r>
+        <w:rPr>
+          <w:rFonts w:eastAsia="Times New Roman"/>
+          <w:noProof/>
+          <w:lang w:eastAsia="cs-CZ"/>
+        </w:rPr>
+        <w:t xml:space="preserve"> klasifikace AI pozic</w:t>
+      </w:r>
+      <w:bookmarkEnd w:id="67"/>
       <w:bookmarkEnd w:id="68"/>
-      <w:bookmarkEnd w:id="69"/>
     </w:p>
     <w:p>
       <w:pPr>
@@ -14753,7 +14937,19 @@
         <w:rPr>
           <w:noProof/>
         </w:rPr>
-        <w:t>Využita technologie Pattern matching a regulární výrazy.</w:t>
+        <w:t xml:space="preserve">Využita technologie </w:t>
+      </w:r>
+      <w:r>
+        <w:rPr>
+          <w:noProof/>
+        </w:rPr>
+        <w:t>p</w:t>
+      </w:r>
+      <w:r>
+        <w:rPr>
+          <w:noProof/>
+        </w:rPr>
+        <w:t>attern matching a regulární výrazy.</w:t>
       </w:r>
     </w:p>
     <w:p>
@@ -14784,7 +14980,24 @@
           <w:noProof/>
           <w:lang w:eastAsia="cs-CZ"/>
         </w:rPr>
-        <w:t xml:space="preserve">Vyhledávání pomocí klasických textových řetězců 911 předem definovaných termínů technologií vytvořených s asistencí AI pro skenování </w:t>
+        <w:t xml:space="preserve">Vyhledávání pomocí klasických textových řetězců </w:t>
+      </w:r>
+      <w:r>
+        <w:rPr>
+          <w:rFonts w:ascii="Times New Roman" w:eastAsia="Times New Roman" w:hAnsi="Times New Roman" w:cs="Times New Roman"/>
+          <w:noProof/>
+          <w:highlight w:val="yellow"/>
+          <w:lang w:eastAsia="cs-CZ"/>
+        </w:rPr>
+        <w:t>911</w:t>
+      </w:r>
+      <w:r>
+        <w:rPr>
+          <w:rFonts w:ascii="Times New Roman" w:eastAsia="Times New Roman" w:hAnsi="Times New Roman" w:cs="Times New Roman"/>
+          <w:noProof/>
+          <w:lang w:eastAsia="cs-CZ"/>
+        </w:rPr>
+        <w:t xml:space="preserve"> předem definovaných termínů technologií vytvořených s asistencí AI pro skenování </w:t>
       </w:r>
       <w:r>
         <w:rPr>
@@ -14802,6 +15015,30 @@
         </w:rPr>
         <w:t>ze sloupce skills. Z pojetí softwarového inženýrství se jedná o algoritmický průchod hrubého textu v Pythonu (string matching na základě regulárních výrazů). Výsledkem je vždy striktní a stoprocentně předvídatelný seznam nalezených technologií zcela nezávislý na okolním kontextu v inzerátu. Vstup tak zaručuje identický výstup při každém spuštění bez "halucinací".</w:t>
       </w:r>
+      <w:r>
+        <w:rPr>
+          <w:rFonts w:ascii="Times New Roman" w:eastAsia="Times New Roman" w:hAnsi="Times New Roman" w:cs="Times New Roman"/>
+          <w:noProof/>
+          <w:lang w:eastAsia="cs-CZ"/>
+        </w:rPr>
+        <w:t xml:space="preserve"> Slovník také provádí normalizaci, tedy z</w:t>
+      </w:r>
+      <w:r>
+        <w:rPr>
+          <w:rFonts w:ascii="Times New Roman" w:eastAsia="Times New Roman" w:hAnsi="Times New Roman" w:cs="Times New Roman"/>
+          <w:noProof/>
+          <w:lang w:eastAsia="cs-CZ"/>
+        </w:rPr>
+        <w:t xml:space="preserve"> vyskytujících se variant jako například </w:t>
+      </w:r>
+      <w:r>
+        <w:rPr>
+          <w:rFonts w:ascii="Times New Roman" w:eastAsia="Times New Roman" w:hAnsi="Times New Roman" w:cs="Times New Roman"/>
+          <w:noProof/>
+          <w:lang w:eastAsia="cs-CZ"/>
+        </w:rPr>
+        <w:t xml:space="preserve">„Javascript“, „JS“ a „java script“ vytvoří jednotný název dovednosti „javascript“, tak, aby nebyla započtena vícekrát. </w:t>
+      </w:r>
     </w:p>
     <w:p>
       <w:pPr>
@@ -14884,7 +15121,7 @@
           <w:noProof/>
           <w:lang w:eastAsia="cs-CZ"/>
         </w:rPr>
-        <w:t xml:space="preserve">u </w:t>
+        <w:t>u</w:t>
       </w:r>
       <w:r>
         <w:rPr>
@@ -15044,7 +15281,7 @@
           <w:noProof/>
           <w:lang w:eastAsia="cs-CZ"/>
         </w:rPr>
-        <w:t xml:space="preserve"> byla implementována tzv. pojistka. Aby se redukoval fenomén "halucinací" jazykových modelů, byl model instruován k vygenerování tzv. confidence score od 0.0 do 1.0 ke své vlastní klasifikaci tieru. V OLS modelech byly analyticky využity pouze ty inzeráty, kde se úroveň jistoty LLM odhadu pohybovala nad 70 % (v datech jako confidence &gt;= 0.7). To zaručuje vyšší šance na kvalitu, přestože to není neprůstřelná strategie, jelikož si model musí skutečně odůvodnit své řešení a sám se ohodnotit. Ještě </w:t>
+        <w:t xml:space="preserve"> byla implementována tzv. pojistka. Aby se redukoval fenomén "halucinací" jazykových modelů, byl model instruován k vygenerování tzv. confidence score od 0.0 do 1.0 ke své vlastní klasifikaci tieru. V OLS modelech byly analyticky využity pouze ty inzeráty, kde se úroveň jistoty LLM odhadu pohybovala nad 70 % (v datech jako </w:t>
       </w:r>
       <w:r>
         <w:rPr>
@@ -15053,7 +15290,7 @@
           <w:lang w:eastAsia="cs-CZ"/>
         </w:rPr>
         <w:lastRenderedPageBreak/>
-        <w:t>lepší strategií by mohlo být použít další externí model pro validaci, ale pro účely této práce je postup dostačující.</w:t>
+        <w:t>confidence &gt;= 0.7). To zaručuje vyšší šance na kvalitu, přestože to není neprůstřelná strategie, jelikož si model musí skutečně odůvodnit své řešení a sám se ohodnotit. Ještě lepší strategií by mohlo být použít další externí model pro validaci, ale pro účely této práce je postup dostačující.</w:t>
       </w:r>
     </w:p>
     <w:p>
@@ -15091,7 +15328,7 @@
         </w:rPr>
         <w:t xml:space="preserve">Byla také vytvořena v Python projektu pomocná vektorová databáze na technologii ChromaDB jako další vrstva pro lepší výsledky zařazování clusterů. Tato metoda je velmi levná, lokální a pro tento účel bylo zjištěno bohatě postačující, a byla schopna zachytit to, co základní slovníky v Pythonu neobsahovaly. Je zde samozřejmě riziko špatného zařazení, jelikož to se již </w:t>
       </w:r>
-      <w:bookmarkStart w:id="70" w:name="_Hlk222517082"/>
+      <w:bookmarkStart w:id="69" w:name="_Hlk222517082"/>
       <w:r>
         <w:rPr>
           <w:rFonts w:ascii="Times New Roman" w:eastAsia="Times New Roman" w:hAnsi="Times New Roman" w:cs="Times New Roman"/>
@@ -15100,390 +15337,475 @@
         </w:rPr>
         <w:t>nejedná o deterministické třízení s vždy dopředu jasně danýcm předem určeným výsledkem</w:t>
       </w:r>
+      <w:bookmarkEnd w:id="69"/>
+      <w:r>
+        <w:rPr>
+          <w:rFonts w:ascii="Times New Roman" w:eastAsia="Times New Roman" w:hAnsi="Times New Roman" w:cs="Times New Roman"/>
+          <w:noProof/>
+          <w:lang w:eastAsia="cs-CZ"/>
+        </w:rPr>
+        <w:t>. Embeddingy v</w:t>
+      </w:r>
+      <w:r>
+        <w:rPr>
+          <w:rFonts w:ascii="Times New Roman" w:eastAsia="Times New Roman" w:hAnsi="Times New Roman" w:cs="Times New Roman"/>
+          <w:noProof/>
+          <w:lang w:eastAsia="cs-CZ"/>
+        </w:rPr>
+        <w:t> </w:t>
+      </w:r>
+      <w:r>
+        <w:rPr>
+          <w:rFonts w:ascii="Times New Roman" w:eastAsia="Times New Roman" w:hAnsi="Times New Roman" w:cs="Times New Roman"/>
+          <w:noProof/>
+          <w:lang w:eastAsia="cs-CZ"/>
+        </w:rPr>
+        <w:t xml:space="preserve">projektu spojují </w:t>
+      </w:r>
+      <w:r>
+        <w:rPr>
+          <w:rFonts w:ascii="Times New Roman" w:eastAsia="Times New Roman" w:hAnsi="Times New Roman" w:cs="Times New Roman"/>
+          <w:noProof/>
+          <w:lang w:eastAsia="cs-CZ"/>
+        </w:rPr>
+        <w:t xml:space="preserve">hlavně </w:t>
+      </w:r>
+      <w:r>
+        <w:rPr>
+          <w:rFonts w:ascii="Times New Roman" w:eastAsia="Times New Roman" w:hAnsi="Times New Roman" w:cs="Times New Roman"/>
+          <w:noProof/>
+          <w:lang w:eastAsia="cs-CZ"/>
+        </w:rPr>
+        <w:t xml:space="preserve">duplicity (sémantický matching): </w:t>
+      </w:r>
+      <w:r>
+        <w:rPr>
+          <w:rFonts w:ascii="Times New Roman" w:eastAsia="Times New Roman" w:hAnsi="Times New Roman" w:cs="Times New Roman"/>
+          <w:noProof/>
+          <w:lang w:eastAsia="cs-CZ"/>
+        </w:rPr>
+        <w:t>Doplňují tedy dále funkčnost normalizace u slovínků. P</w:t>
+      </w:r>
+      <w:r>
+        <w:rPr>
+          <w:rFonts w:ascii="Times New Roman" w:eastAsia="Times New Roman" w:hAnsi="Times New Roman" w:cs="Times New Roman"/>
+          <w:noProof/>
+          <w:lang w:eastAsia="cs-CZ"/>
+        </w:rPr>
+        <w:t>oznají například, že "Python 3" a "Python" nebo "JS" a "JavaScript" jsou to samé, a ve výsledku to sjednotí</w:t>
+      </w:r>
+      <w:r>
+        <w:rPr>
+          <w:rFonts w:ascii="Times New Roman" w:eastAsia="Times New Roman" w:hAnsi="Times New Roman" w:cs="Times New Roman"/>
+          <w:noProof/>
+          <w:lang w:eastAsia="cs-CZ"/>
+        </w:rPr>
+        <w:t xml:space="preserve"> přestože to nebylo ve slovníku expicitně uvedeno</w:t>
+      </w:r>
+      <w:r>
+        <w:rPr>
+          <w:rFonts w:ascii="Times New Roman" w:eastAsia="Times New Roman" w:hAnsi="Times New Roman" w:cs="Times New Roman"/>
+          <w:noProof/>
+          <w:lang w:eastAsia="cs-CZ"/>
+        </w:rPr>
+        <w:t>. Dále třídí nové věci (auto-kategorizace): Když AI najde novou dovednost, která ještě není ve slovníku, vektory odhadnou podle významu, do jaké skupiny drtivou většinou patří (např. neznámý</w:t>
+      </w:r>
+      <w:r>
+        <w:rPr>
+          <w:rFonts w:ascii="Times New Roman" w:eastAsia="Times New Roman" w:hAnsi="Times New Roman" w:cs="Times New Roman"/>
+          <w:noProof/>
+          <w:lang w:eastAsia="cs-CZ"/>
+        </w:rPr>
+        <w:t xml:space="preserve"> nový</w:t>
+      </w:r>
+      <w:r>
+        <w:rPr>
+          <w:rFonts w:ascii="Times New Roman" w:eastAsia="Times New Roman" w:hAnsi="Times New Roman" w:cs="Times New Roman"/>
+          <w:noProof/>
+          <w:lang w:eastAsia="cs-CZ"/>
+        </w:rPr>
+        <w:t xml:space="preserve"> framework zařadí mezi "frontend").</w:t>
+      </w:r>
+    </w:p>
+    <w:p>
+      <w:pPr>
+        <w:pStyle w:val="Title"/>
+        <w:rPr>
+          <w:rFonts w:eastAsia="Times New Roman"/>
+          <w:noProof/>
+          <w:lang w:eastAsia="cs-CZ"/>
+        </w:rPr>
+      </w:pPr>
+      <w:r>
+        <w:rPr>
+          <w:rFonts w:eastAsia="Times New Roman"/>
+          <w:noProof/>
+          <w:lang w:eastAsia="cs-CZ"/>
+        </w:rPr>
+        <w:t>Bottom-up přístup</w:t>
+      </w:r>
+    </w:p>
+    <w:p>
+      <w:pPr>
+        <w:rPr>
+          <w:noProof/>
+          <w:lang w:eastAsia="cs-CZ"/>
+        </w:rPr>
+      </w:pPr>
+    </w:p>
+    <w:p>
+      <w:pPr>
+        <w:rPr>
+          <w:noProof/>
+          <w:lang w:eastAsia="cs-CZ"/>
+        </w:rPr>
+      </w:pPr>
+      <w:r>
+        <w:rPr>
+          <w:noProof/>
+          <w:lang w:eastAsia="cs-CZ"/>
+        </w:rPr>
+        <w:t xml:space="preserve">Byl použit bottom-up přístup dle Bone at al, kdy pracovní pozice je klasifikována na základě </w:t>
+      </w:r>
+      <w:r>
+        <w:rPr>
+          <w:noProof/>
+          <w:lang w:eastAsia="cs-CZ"/>
+        </w:rPr>
+        <w:t>konkrétních dovedností (skills), které vyžadují, na rozdíl od toho, kdy by byla brána pozice automaticky jako práce s AI dle klasifikace inzerátu podle sektoru nebo odvětví.</w:t>
+      </w:r>
+    </w:p>
+    <w:p>
+      <w:pPr>
+        <w:rPr>
+          <w:noProof/>
+          <w:lang w:eastAsia="cs-CZ"/>
+        </w:rPr>
+      </w:pPr>
+      <w:r>
+        <w:rPr>
+          <w:noProof/>
+          <w:lang w:eastAsia="cs-CZ"/>
+        </w:rPr>
+        <w:t>Při použití tohoto „bottom-up“ přístupu je zaměstnanec AI společnosti považován za pracovníka v oblasti AI pouze tehdy, pokud jeho skutečné pracovní povinnosti zahrnují úkoly spojené s umělou inteligencí, jako je například trénování modelů strojového učení. Tento postup je kladen do protikladu k tzv. „top-down“ přístupu, který hodnotí pozice právě jen podle odvětví (např. automaticky považuje kohokoliv, kdo pracuje pro společnost zabývající se čistou energií, za člověka se „zelenou“ prací, i když jeho úkoly s ekologií nesouvisí).</w:t>
+      </w:r>
+    </w:p>
+    <w:p>
+      <w:pPr>
+        <w:rPr>
+          <w:noProof/>
+          <w:lang w:eastAsia="cs-CZ"/>
+        </w:rPr>
+      </w:pPr>
+      <w:r>
+        <w:rPr>
+          <w:noProof/>
+          <w:lang w:eastAsia="cs-CZ"/>
+        </w:rPr>
+        <w:lastRenderedPageBreak/>
+        <w:t xml:space="preserve">Autoři studie </w:t>
+      </w:r>
+      <w:r>
+        <w:rPr>
+          <w:noProof/>
+          <w:lang w:eastAsia="cs-CZ"/>
+        </w:rPr>
+        <w:t xml:space="preserve">Bone et al </w:t>
+      </w:r>
+      <w:r>
+        <w:rPr>
+          <w:noProof/>
+          <w:lang w:eastAsia="cs-CZ"/>
+        </w:rPr>
+        <w:t>využívají přístup k přesné identifikaci a kategorizaci AI a „zelených“ pracovních míst. V praxi to znamená, že každý pracovní inzerát, který obsahoval alespoň jednu dovednost z oblasti AI, označili jako AI pozici, a inzerát vyžadující alespoň jednu „zelenou“ dovednost kategorizovali jako zelenou pozici, a to bez ohledu na to, v jakém hospodářském sektoru byla pozice inzerována.</w:t>
+      </w:r>
+    </w:p>
+    <w:p>
+      <w:pPr>
+        <w:rPr>
+          <w:rFonts w:eastAsia="Times New Roman"/>
+          <w:noProof/>
+          <w:lang w:eastAsia="cs-CZ"/>
+        </w:rPr>
+      </w:pPr>
+      <w:r>
+        <w:rPr>
+          <w:rFonts w:eastAsia="Times New Roman"/>
+          <w:noProof/>
+          <w:lang w:eastAsia="cs-CZ"/>
+        </w:rPr>
+        <w:t>V této práci se podobně automaticky nepředpokládá</w:t>
+      </w:r>
+      <w:r>
+        <w:rPr>
+          <w:rFonts w:eastAsia="Times New Roman"/>
+          <w:noProof/>
+          <w:lang w:eastAsia="cs-CZ"/>
+        </w:rPr>
+        <w:t>, že pozice s názvem či podobně je skutečně pozice s práci s AI v pravém slova smyslu, ale sleduje</w:t>
+      </w:r>
+      <w:r>
+        <w:rPr>
+          <w:rFonts w:eastAsia="Times New Roman"/>
+          <w:noProof/>
+          <w:lang w:eastAsia="cs-CZ"/>
+        </w:rPr>
+        <w:t xml:space="preserve"> se</w:t>
+      </w:r>
+      <w:r>
+        <w:rPr>
+          <w:rFonts w:eastAsia="Times New Roman"/>
+          <w:noProof/>
+          <w:lang w:eastAsia="cs-CZ"/>
+        </w:rPr>
+        <w:t xml:space="preserve"> a </w:t>
+      </w:r>
+      <w:r>
+        <w:rPr>
+          <w:rFonts w:eastAsia="Times New Roman"/>
+          <w:noProof/>
+          <w:lang w:eastAsia="cs-CZ"/>
+        </w:rPr>
+        <w:t>extrahuje</w:t>
+      </w:r>
+      <w:r>
+        <w:rPr>
+          <w:rFonts w:eastAsia="Times New Roman"/>
+          <w:noProof/>
+          <w:lang w:eastAsia="cs-CZ"/>
+        </w:rPr>
+        <w:t xml:space="preserve"> hardskills.</w:t>
+      </w:r>
+    </w:p>
+    <w:p>
+      <w:pPr>
+        <w:rPr>
+          <w:rFonts w:eastAsia="Times New Roman"/>
+          <w:noProof/>
+          <w:lang w:eastAsia="cs-CZ"/>
+        </w:rPr>
+      </w:pPr>
+      <w:r>
+        <w:rPr>
+          <w:rFonts w:eastAsia="Times New Roman"/>
+          <w:noProof/>
+          <w:lang w:eastAsia="cs-CZ"/>
+        </w:rPr>
+        <w:t>Tento postup kombinuje kontextové porozumění textu pomocí velkých jazykových modelů (LLM) s reálně a deterministicky identifikovanými AI dovednostmi v textu pracovní nabídky.</w:t>
+      </w:r>
+    </w:p>
+    <w:p>
+      <w:pPr>
+        <w:rPr>
+          <w:rFonts w:eastAsia="Times New Roman"/>
+          <w:noProof/>
+          <w:lang w:eastAsia="cs-CZ"/>
+        </w:rPr>
+      </w:pPr>
+      <w:r>
+        <w:rPr>
+          <w:rFonts w:eastAsia="Times New Roman"/>
+          <w:noProof/>
+          <w:lang w:eastAsia="cs-CZ"/>
+        </w:rPr>
+        <w:t xml:space="preserve">Pro kvalitní a smysluplnou analýzu je v datech kladen velký důraz na vyhodnocení, zda </w:t>
+      </w:r>
+      <w:r>
+        <w:rPr>
+          <w:rFonts w:eastAsia="Times New Roman"/>
+          <w:noProof/>
+          <w:lang w:eastAsia="cs-CZ"/>
+        </w:rPr>
+        <w:t>daný inzerát je skutečně práce s AI či nikoliv, jeli</w:t>
+      </w:r>
+      <w:r>
+        <w:rPr>
+          <w:rFonts w:eastAsia="Times New Roman"/>
+          <w:noProof/>
+          <w:lang w:eastAsia="cs-CZ"/>
+        </w:rPr>
+        <w:t>ko</w:t>
+      </w:r>
+      <w:r>
+        <w:rPr>
+          <w:rFonts w:eastAsia="Times New Roman"/>
+          <w:noProof/>
+          <w:lang w:eastAsia="cs-CZ"/>
+        </w:rPr>
+        <w:t>ž</w:t>
+      </w:r>
+      <w:r>
+        <w:rPr>
+          <w:rFonts w:eastAsia="Times New Roman"/>
+          <w:noProof/>
+          <w:lang w:eastAsia="cs-CZ"/>
+        </w:rPr>
+        <w:t xml:space="preserve"> zde </w:t>
+      </w:r>
+      <w:r>
+        <w:rPr>
+          <w:rFonts w:eastAsia="Times New Roman"/>
+          <w:noProof/>
+          <w:lang w:eastAsia="cs-CZ"/>
+        </w:rPr>
+        <w:t>dle nátury popisu inzerátů existuje</w:t>
+      </w:r>
+      <w:r>
+        <w:rPr>
+          <w:rFonts w:eastAsia="Times New Roman"/>
+          <w:noProof/>
+          <w:lang w:eastAsia="cs-CZ"/>
+        </w:rPr>
+        <w:t xml:space="preserve"> spou</w:t>
+      </w:r>
+      <w:r>
+        <w:rPr>
+          <w:rFonts w:eastAsia="Times New Roman"/>
+          <w:noProof/>
+          <w:lang w:eastAsia="cs-CZ"/>
+        </w:rPr>
+        <w:t>sta rizikových</w:t>
+      </w:r>
+      <w:r>
+        <w:rPr>
+          <w:rFonts w:eastAsia="Times New Roman"/>
+          <w:noProof/>
+          <w:lang w:eastAsia="cs-CZ"/>
+        </w:rPr>
+        <w:t xml:space="preserve"> false positive</w:t>
+      </w:r>
+      <w:r>
+        <w:rPr>
+          <w:rFonts w:eastAsia="Times New Roman"/>
+          <w:noProof/>
+          <w:lang w:eastAsia="cs-CZ"/>
+        </w:rPr>
+        <w:t>,</w:t>
+      </w:r>
+      <w:r>
+        <w:rPr>
+          <w:rFonts w:eastAsia="Times New Roman"/>
+          <w:noProof/>
+          <w:lang w:eastAsia="cs-CZ"/>
+        </w:rPr>
+        <w:t xml:space="preserve"> které je třeba vyfiltrovat a správně zařadit.</w:t>
+      </w:r>
+      <w:r>
+        <w:rPr>
+          <w:rFonts w:eastAsia="Times New Roman"/>
+          <w:noProof/>
+          <w:lang w:eastAsia="cs-CZ"/>
+        </w:rPr>
+        <w:t xml:space="preserve"> Jedná se o inzeráty, které obsahují spoustu AI terminologie a na první pohled se můžou zdát jako zřejmým kandidátem, </w:t>
+      </w:r>
+      <w:r>
+        <w:rPr>
+          <w:rFonts w:eastAsia="Times New Roman"/>
+          <w:noProof/>
+          <w:lang w:eastAsia="cs-CZ"/>
+        </w:rPr>
+        <w:t>často</w:t>
+      </w:r>
+      <w:r>
+        <w:rPr>
+          <w:rFonts w:eastAsia="Times New Roman"/>
+          <w:noProof/>
+          <w:lang w:eastAsia="cs-CZ"/>
+        </w:rPr>
+        <w:t xml:space="preserve"> jsou to však AI startupy a firmy, jejichž produkt může být klidně AI, ale konkrétní pracovní pozice v inzerátu je například obyčejný vývoj webu či aplikace pro tento produkt, či nějaký sekundární produkt, nebo produkt pro interní použití ve firmě.</w:t>
+      </w:r>
+      <w:r>
+        <w:rPr>
+          <w:rFonts w:eastAsia="Times New Roman"/>
+          <w:noProof/>
+          <w:lang w:eastAsia="cs-CZ"/>
+        </w:rPr>
+        <w:t xml:space="preserve"> Z </w:t>
+      </w:r>
+      <w:r>
+        <w:rPr>
+          <w:rFonts w:eastAsia="Times New Roman"/>
+          <w:noProof/>
+          <w:lang w:eastAsia="cs-CZ"/>
+        </w:rPr>
+        <w:t>toho</w:t>
+      </w:r>
+      <w:r>
+        <w:rPr>
+          <w:rFonts w:eastAsia="Times New Roman"/>
+          <w:noProof/>
+          <w:lang w:eastAsia="cs-CZ"/>
+        </w:rPr>
+        <w:t>to důvodu</w:t>
+      </w:r>
+      <w:r>
+        <w:rPr>
+          <w:rFonts w:eastAsia="Times New Roman"/>
+          <w:noProof/>
+          <w:lang w:eastAsia="cs-CZ"/>
+        </w:rPr>
+        <w:t xml:space="preserve"> byly vytvořena proměnná is</w:t>
+      </w:r>
+      <w:r>
+        <w:rPr>
+          <w:rFonts w:eastAsia="Times New Roman"/>
+          <w:noProof/>
+          <w:lang w:eastAsia="cs-CZ"/>
+        </w:rPr>
+        <w:t>_</w:t>
+      </w:r>
+      <w:r>
+        <w:rPr>
+          <w:rFonts w:eastAsia="Times New Roman"/>
+          <w:noProof/>
+          <w:lang w:eastAsia="cs-CZ"/>
+        </w:rPr>
+        <w:t>real</w:t>
+      </w:r>
+      <w:r>
+        <w:rPr>
+          <w:rFonts w:eastAsia="Times New Roman"/>
+          <w:noProof/>
+          <w:lang w:eastAsia="cs-CZ"/>
+        </w:rPr>
+        <w:t>_</w:t>
+      </w:r>
+      <w:r>
+        <w:rPr>
+          <w:rFonts w:eastAsia="Times New Roman"/>
+          <w:noProof/>
+          <w:lang w:eastAsia="cs-CZ"/>
+        </w:rPr>
+        <w:t>ai s kategoriemi něco až něco popsat.</w:t>
+      </w:r>
+    </w:p>
+    <w:p>
+      <w:pPr>
+        <w:pStyle w:val="Heading2"/>
+        <w:rPr>
+          <w:noProof/>
+        </w:rPr>
+      </w:pPr>
+      <w:bookmarkStart w:id="70" w:name="_Toc225722877"/>
+      <w:r>
+        <w:rPr>
+          <w:noProof/>
+        </w:rPr>
+        <w:t xml:space="preserve">Struktura datasetu a </w:t>
+      </w:r>
+      <w:r>
+        <w:rPr>
+          <w:noProof/>
+        </w:rPr>
+        <w:t>konstrukce</w:t>
+      </w:r>
+      <w:r>
+        <w:rPr>
+          <w:noProof/>
+        </w:rPr>
+        <w:t xml:space="preserve"> proměnných</w:t>
+      </w:r>
       <w:bookmarkEnd w:id="70"/>
-      <w:r>
-        <w:rPr>
-          <w:rFonts w:ascii="Times New Roman" w:eastAsia="Times New Roman" w:hAnsi="Times New Roman" w:cs="Times New Roman"/>
-          <w:noProof/>
-          <w:lang w:eastAsia="cs-CZ"/>
-        </w:rPr>
-        <w:t>. Embeddingy v projektu spojují duplicity (sémantický matching): Poznají například, že "Python 3" a "Python" nebo "JS" a "JavaScript" jsou to samé, a ve výsledku to sjednotí. Dále třídí nové věci (auto-kategorizace): Když AI najde novou dovednost, která ještě není ve slovníku, vektory odhadnou podle významu, do jaké skupiny drtivou většinou patří (např. neznámý framework zařadí mezi "frontend").</w:t>
-      </w:r>
-    </w:p>
-    <w:p>
-      <w:pPr>
-        <w:pStyle w:val="Title"/>
-        <w:rPr>
-          <w:rFonts w:eastAsia="Times New Roman"/>
-          <w:noProof/>
-          <w:lang w:eastAsia="cs-CZ"/>
-        </w:rPr>
-      </w:pPr>
-      <w:r>
-        <w:rPr>
-          <w:rFonts w:eastAsia="Times New Roman"/>
-          <w:noProof/>
-          <w:lang w:eastAsia="cs-CZ"/>
-        </w:rPr>
-        <w:t>Bottom-up přístup</w:t>
-      </w:r>
-    </w:p>
-    <w:p>
-      <w:pPr>
-        <w:rPr>
-          <w:noProof/>
-          <w:lang w:eastAsia="cs-CZ"/>
-        </w:rPr>
-      </w:pPr>
-    </w:p>
-    <w:p>
-      <w:pPr>
-        <w:rPr>
-          <w:noProof/>
-          <w:lang w:eastAsia="cs-CZ"/>
-        </w:rPr>
-      </w:pPr>
-      <w:r>
-        <w:rPr>
-          <w:noProof/>
-          <w:lang w:eastAsia="cs-CZ"/>
-        </w:rPr>
-        <w:t xml:space="preserve">Byl použit bottom-up přístup dle Bone at al, kdy pracovní pozice je klasifikována na základě </w:t>
-      </w:r>
-      <w:r>
-        <w:rPr>
-          <w:noProof/>
-          <w:lang w:eastAsia="cs-CZ"/>
-        </w:rPr>
-        <w:t>konkrétních dovedností (skills), které vyžadují, na rozdíl od toho, kdy by byla brána pozice automaticky jako práce s AI dle klasifikace inzerátu podle sektoru nebo odvětví.</w:t>
-      </w:r>
-    </w:p>
-    <w:p>
-      <w:pPr>
-        <w:rPr>
-          <w:noProof/>
-          <w:lang w:eastAsia="cs-CZ"/>
-        </w:rPr>
-      </w:pPr>
-      <w:r>
-        <w:rPr>
-          <w:noProof/>
-          <w:lang w:eastAsia="cs-CZ"/>
-        </w:rPr>
-        <w:t>Při použití tohoto „bottom-up“ přístupu je zaměstnanec AI společnosti považován za pracovníka v oblasti AI pouze tehdy, pokud jeho skutečné pracovní povinnosti zahrnují úkoly spojené s umělou inteligencí, jako je například trénování modelů strojového učení. Tento postup je kladen do protikladu k tzv. „top-down“ přístupu, který hodnotí pozice právě jen podle odvětví (např. automaticky považuje kohokoliv, kdo pracuje pro společnost zabývající se čistou energií, za člověka se „zelenou“ prací, i když jeho úkoly s ekologií nesouvisí).</w:t>
-      </w:r>
-    </w:p>
-    <w:p>
-      <w:pPr>
-        <w:rPr>
-          <w:noProof/>
-          <w:lang w:eastAsia="cs-CZ"/>
-        </w:rPr>
-      </w:pPr>
-      <w:r>
-        <w:rPr>
-          <w:noProof/>
-          <w:lang w:eastAsia="cs-CZ"/>
-        </w:rPr>
-        <w:t xml:space="preserve">Autoři studie </w:t>
-      </w:r>
-      <w:r>
-        <w:rPr>
-          <w:noProof/>
-          <w:lang w:eastAsia="cs-CZ"/>
-        </w:rPr>
-        <w:t xml:space="preserve">Bone et al </w:t>
-      </w:r>
-      <w:r>
-        <w:rPr>
-          <w:noProof/>
-          <w:lang w:eastAsia="cs-CZ"/>
-        </w:rPr>
-        <w:t xml:space="preserve">využívají přístup k přesné identifikaci a kategorizaci AI a „zelených“ pracovních míst. V praxi to znamená, že každý pracovní inzerát, který obsahoval alespoň jednu dovednost z oblasti AI, označili jako AI pozici, a inzerát </w:t>
-      </w:r>
-      <w:r>
-        <w:rPr>
-          <w:noProof/>
-          <w:lang w:eastAsia="cs-CZ"/>
-        </w:rPr>
-        <w:lastRenderedPageBreak/>
-        <w:t>vyžadující alespoň jednu „zelenou“ dovednost kategorizovali jako zelenou pozici, a to bez ohledu na to, v jakém hospodářském sektoru byla pozice inzerována.</w:t>
-      </w:r>
-    </w:p>
-    <w:p>
-      <w:pPr>
-        <w:rPr>
-          <w:rFonts w:eastAsia="Times New Roman"/>
-          <w:noProof/>
-          <w:lang w:eastAsia="cs-CZ"/>
-        </w:rPr>
-      </w:pPr>
-      <w:r>
-        <w:rPr>
-          <w:rFonts w:eastAsia="Times New Roman"/>
-          <w:noProof/>
-          <w:lang w:eastAsia="cs-CZ"/>
-        </w:rPr>
-        <w:t>V této práci se podobně automaticky nepředpokládá</w:t>
-      </w:r>
-      <w:r>
-        <w:rPr>
-          <w:rFonts w:eastAsia="Times New Roman"/>
-          <w:noProof/>
-          <w:lang w:eastAsia="cs-CZ"/>
-        </w:rPr>
-        <w:t>, že pozice s názvem či podobně je skutečně pozice s práci s AI v pravém slova smyslu, ale sleduje</w:t>
-      </w:r>
-      <w:r>
-        <w:rPr>
-          <w:rFonts w:eastAsia="Times New Roman"/>
-          <w:noProof/>
-          <w:lang w:eastAsia="cs-CZ"/>
-        </w:rPr>
-        <w:t xml:space="preserve"> se</w:t>
-      </w:r>
-      <w:r>
-        <w:rPr>
-          <w:rFonts w:eastAsia="Times New Roman"/>
-          <w:noProof/>
-          <w:lang w:eastAsia="cs-CZ"/>
-        </w:rPr>
-        <w:t xml:space="preserve"> a </w:t>
-      </w:r>
-      <w:r>
-        <w:rPr>
-          <w:rFonts w:eastAsia="Times New Roman"/>
-          <w:noProof/>
-          <w:lang w:eastAsia="cs-CZ"/>
-        </w:rPr>
-        <w:t>extrahuje</w:t>
-      </w:r>
-      <w:r>
-        <w:rPr>
-          <w:rFonts w:eastAsia="Times New Roman"/>
-          <w:noProof/>
-          <w:lang w:eastAsia="cs-CZ"/>
-        </w:rPr>
-        <w:t xml:space="preserve"> hardskills.</w:t>
-      </w:r>
-    </w:p>
-    <w:p>
-      <w:pPr>
-        <w:rPr>
-          <w:rFonts w:eastAsia="Times New Roman"/>
-          <w:noProof/>
-          <w:lang w:eastAsia="cs-CZ"/>
-        </w:rPr>
-      </w:pPr>
-      <w:r>
-        <w:rPr>
-          <w:rFonts w:eastAsia="Times New Roman"/>
-          <w:noProof/>
-          <w:lang w:eastAsia="cs-CZ"/>
-        </w:rPr>
-        <w:t>Tento postup kombinuje kontextové porozumění textu pomocí velkých jazykových modelů (LLM) s reálně a deterministicky identifikovanými AI dovednostmi v textu pracovní nabídky.</w:t>
-      </w:r>
-    </w:p>
-    <w:p>
-      <w:pPr>
-        <w:rPr>
-          <w:rFonts w:eastAsia="Times New Roman"/>
-          <w:noProof/>
-          <w:lang w:eastAsia="cs-CZ"/>
-        </w:rPr>
-      </w:pPr>
-      <w:r>
-        <w:rPr>
-          <w:rFonts w:eastAsia="Times New Roman"/>
-          <w:noProof/>
-          <w:lang w:eastAsia="cs-CZ"/>
-        </w:rPr>
-        <w:t xml:space="preserve">Pro kvalitní a smysluplnou analýzu je v datech kladen velký důraz na vyhodnocení, zda </w:t>
-      </w:r>
-      <w:r>
-        <w:rPr>
-          <w:rFonts w:eastAsia="Times New Roman"/>
-          <w:noProof/>
-          <w:lang w:eastAsia="cs-CZ"/>
-        </w:rPr>
-        <w:t>daný inzerát je skutečně práce s AI či nikoliv, jeli</w:t>
-      </w:r>
-      <w:r>
-        <w:rPr>
-          <w:rFonts w:eastAsia="Times New Roman"/>
-          <w:noProof/>
-          <w:lang w:eastAsia="cs-CZ"/>
-        </w:rPr>
-        <w:t>ko</w:t>
-      </w:r>
-      <w:r>
-        <w:rPr>
-          <w:rFonts w:eastAsia="Times New Roman"/>
-          <w:noProof/>
-          <w:lang w:eastAsia="cs-CZ"/>
-        </w:rPr>
-        <w:t>ž</w:t>
-      </w:r>
-      <w:r>
-        <w:rPr>
-          <w:rFonts w:eastAsia="Times New Roman"/>
-          <w:noProof/>
-          <w:lang w:eastAsia="cs-CZ"/>
-        </w:rPr>
-        <w:t xml:space="preserve"> zde </w:t>
-      </w:r>
-      <w:r>
-        <w:rPr>
-          <w:rFonts w:eastAsia="Times New Roman"/>
-          <w:noProof/>
-          <w:lang w:eastAsia="cs-CZ"/>
-        </w:rPr>
-        <w:t>dle nátury popisu inzerátů existuje</w:t>
-      </w:r>
-      <w:r>
-        <w:rPr>
-          <w:rFonts w:eastAsia="Times New Roman"/>
-          <w:noProof/>
-          <w:lang w:eastAsia="cs-CZ"/>
-        </w:rPr>
-        <w:t xml:space="preserve"> spou</w:t>
-      </w:r>
-      <w:r>
-        <w:rPr>
-          <w:rFonts w:eastAsia="Times New Roman"/>
-          <w:noProof/>
-          <w:lang w:eastAsia="cs-CZ"/>
-        </w:rPr>
-        <w:t>sta rizikových</w:t>
-      </w:r>
-      <w:r>
-        <w:rPr>
-          <w:rFonts w:eastAsia="Times New Roman"/>
-          <w:noProof/>
-          <w:lang w:eastAsia="cs-CZ"/>
-        </w:rPr>
-        <w:t xml:space="preserve"> false positive</w:t>
-      </w:r>
-      <w:r>
-        <w:rPr>
-          <w:rFonts w:eastAsia="Times New Roman"/>
-          <w:noProof/>
-          <w:lang w:eastAsia="cs-CZ"/>
-        </w:rPr>
-        <w:t>,</w:t>
-      </w:r>
-      <w:r>
-        <w:rPr>
-          <w:rFonts w:eastAsia="Times New Roman"/>
-          <w:noProof/>
-          <w:lang w:eastAsia="cs-CZ"/>
-        </w:rPr>
-        <w:t xml:space="preserve"> které je třeba vyfiltrovat a správně zařadit.</w:t>
-      </w:r>
-      <w:r>
-        <w:rPr>
-          <w:rFonts w:eastAsia="Times New Roman"/>
-          <w:noProof/>
-          <w:lang w:eastAsia="cs-CZ"/>
-        </w:rPr>
-        <w:t xml:space="preserve"> Jedná se o inzeráty, které obsahují spoustu AI terminologie a na první pohled se můžou zdát jako zřejmým kandidátem, </w:t>
-      </w:r>
-      <w:r>
-        <w:rPr>
-          <w:rFonts w:eastAsia="Times New Roman"/>
-          <w:noProof/>
-          <w:lang w:eastAsia="cs-CZ"/>
-        </w:rPr>
-        <w:t>často</w:t>
-      </w:r>
-      <w:r>
-        <w:rPr>
-          <w:rFonts w:eastAsia="Times New Roman"/>
-          <w:noProof/>
-          <w:lang w:eastAsia="cs-CZ"/>
-        </w:rPr>
-        <w:t xml:space="preserve"> jsou to však AI startupy a firmy, jejichž produkt může být klidně AI, ale konkrétní pracovní pozice v inzerátu je například obyčejný vývoj webu či aplikace pro tento produkt, či nějaký sekundární produkt, nebo produkt pro interní použití ve firmě.</w:t>
-      </w:r>
-      <w:r>
-        <w:rPr>
-          <w:rFonts w:eastAsia="Times New Roman"/>
-          <w:noProof/>
-          <w:lang w:eastAsia="cs-CZ"/>
-        </w:rPr>
-        <w:t xml:space="preserve"> Z </w:t>
-      </w:r>
-      <w:r>
-        <w:rPr>
-          <w:rFonts w:eastAsia="Times New Roman"/>
-          <w:noProof/>
-          <w:lang w:eastAsia="cs-CZ"/>
-        </w:rPr>
-        <w:t>toho</w:t>
-      </w:r>
-      <w:r>
-        <w:rPr>
-          <w:rFonts w:eastAsia="Times New Roman"/>
-          <w:noProof/>
-          <w:lang w:eastAsia="cs-CZ"/>
-        </w:rPr>
-        <w:t>to důvodu</w:t>
-      </w:r>
-      <w:r>
-        <w:rPr>
-          <w:rFonts w:eastAsia="Times New Roman"/>
-          <w:noProof/>
-          <w:lang w:eastAsia="cs-CZ"/>
-        </w:rPr>
-        <w:t xml:space="preserve"> byly vytvořena proměnná is</w:t>
-      </w:r>
-      <w:r>
-        <w:rPr>
-          <w:rFonts w:eastAsia="Times New Roman"/>
-          <w:noProof/>
-          <w:lang w:eastAsia="cs-CZ"/>
-        </w:rPr>
-        <w:t>_</w:t>
-      </w:r>
-      <w:r>
-        <w:rPr>
-          <w:rFonts w:eastAsia="Times New Roman"/>
-          <w:noProof/>
-          <w:lang w:eastAsia="cs-CZ"/>
-        </w:rPr>
-        <w:t>real</w:t>
-      </w:r>
-      <w:r>
-        <w:rPr>
-          <w:rFonts w:eastAsia="Times New Roman"/>
-          <w:noProof/>
-          <w:lang w:eastAsia="cs-CZ"/>
-        </w:rPr>
-        <w:t>_</w:t>
-      </w:r>
-      <w:r>
-        <w:rPr>
-          <w:rFonts w:eastAsia="Times New Roman"/>
-          <w:noProof/>
-          <w:lang w:eastAsia="cs-CZ"/>
-        </w:rPr>
-        <w:t>ai s kategoriemi něco až něco popsat.</w:t>
-      </w:r>
-    </w:p>
-    <w:p>
-      <w:pPr>
-        <w:pStyle w:val="Heading2"/>
-        <w:rPr>
-          <w:noProof/>
-        </w:rPr>
-      </w:pPr>
-      <w:bookmarkStart w:id="71" w:name="_Toc223961409"/>
-      <w:r>
-        <w:rPr>
-          <w:noProof/>
-        </w:rPr>
-        <w:t>Struktura datasetu a popis proměnných</w:t>
-      </w:r>
-      <w:bookmarkEnd w:id="71"/>
     </w:p>
     <w:p>
       <w:pPr>
@@ -15558,14 +15880,14 @@
           <w:noProof/>
         </w:rPr>
       </w:pPr>
-      <w:bookmarkStart w:id="72" w:name="_Toc223961410"/>
+      <w:bookmarkStart w:id="71" w:name="_Toc225722878"/>
       <w:r>
         <w:rPr>
           <w:noProof/>
         </w:rPr>
         <w:t>Identifikační a kontextové proměnné</w:t>
       </w:r>
-      <w:bookmarkEnd w:id="72"/>
+      <w:bookmarkEnd w:id="71"/>
     </w:p>
     <w:p>
       <w:pPr>
@@ -15607,7 +15929,14 @@
         <w:rPr>
           <w:noProof/>
         </w:rPr>
-        <w:t xml:space="preserve"> či a</w:t>
+        <w:t xml:space="preserve"> či </w:t>
+      </w:r>
+      <w:r>
+        <w:rPr>
+          <w:noProof/>
+        </w:rPr>
+        <w:lastRenderedPageBreak/>
+        <w:t>a</w:t>
       </w:r>
       <w:r>
         <w:rPr>
@@ -15697,14 +16026,7 @@
         <w:rPr>
           <w:noProof/>
         </w:rPr>
-        <w:t xml:space="preserve">přiřazení do širšího </w:t>
-      </w:r>
-      <w:r>
-        <w:rPr>
-          <w:noProof/>
-        </w:rPr>
-        <w:lastRenderedPageBreak/>
-        <w:t>makroregionu v rámci USA</w:t>
+        <w:t>přiřazení do širšího makroregionu v rámci USA</w:t>
       </w:r>
       <w:r>
         <w:rPr>
@@ -15804,14 +16126,14 @@
           <w:noProof/>
         </w:rPr>
       </w:pPr>
-      <w:bookmarkStart w:id="73" w:name="_Toc223961411"/>
+      <w:bookmarkStart w:id="72" w:name="_Toc225722879"/>
       <w:r>
         <w:rPr>
           <w:noProof/>
         </w:rPr>
         <w:t>Dovednosti a AI klasifikace</w:t>
       </w:r>
-      <w:bookmarkEnd w:id="73"/>
+      <w:bookmarkEnd w:id="72"/>
     </w:p>
     <w:p>
       <w:pPr>
@@ -15956,7 +16278,7 @@
         </w:rPr>
         <w:t xml:space="preserve">: </w:t>
       </w:r>
-      <w:bookmarkStart w:id="74" w:name="_Hlk223964360"/>
+      <w:bookmarkStart w:id="73" w:name="_Hlk223964360"/>
       <w:r>
         <w:rPr>
           <w:noProof/>
@@ -15964,7 +16286,7 @@
         </w:rPr>
         <w:t>Původní název pracovní pozice tak, jak byl uveden v inzerátu</w:t>
       </w:r>
-      <w:bookmarkEnd w:id="74"/>
+      <w:bookmarkEnd w:id="73"/>
       <w:r>
         <w:rPr>
           <w:noProof/>
@@ -15997,7 +16319,7 @@
         </w:rPr>
         <w:t xml:space="preserve">: </w:t>
       </w:r>
-      <w:bookmarkStart w:id="75" w:name="_Hlk223964384"/>
+      <w:bookmarkStart w:id="74" w:name="_Hlk223964384"/>
       <w:r>
         <w:rPr>
           <w:noProof/>
@@ -16005,7 +16327,7 @@
         </w:rPr>
         <w:t xml:space="preserve">Agregované profesní skupiny odvozená z názvu pozice </w:t>
       </w:r>
-      <w:bookmarkEnd w:id="75"/>
+      <w:bookmarkEnd w:id="74"/>
       <w:r>
         <w:rPr>
           <w:noProof/>
@@ -16038,7 +16360,7 @@
         </w:rPr>
         <w:t xml:space="preserve">: Informace o americkém státě a </w:t>
       </w:r>
-      <w:bookmarkStart w:id="76" w:name="_Hlk223964665"/>
+      <w:bookmarkStart w:id="75" w:name="_Hlk223964665"/>
       <w:r>
         <w:rPr>
           <w:noProof/>
@@ -16046,23 +16368,23 @@
         </w:rPr>
         <w:t xml:space="preserve">přiřazení do širšího makroregionu v rámci USA </w:t>
       </w:r>
+      <w:bookmarkEnd w:id="75"/>
+      <w:r>
+        <w:rPr>
+          <w:noProof/>
+          <w:color w:val="EE0000"/>
+        </w:rPr>
+        <w:t xml:space="preserve">dle místního zvyklého rozdělní pro texty a analýzy ohledně trhu práce (US Census region – </w:t>
+      </w:r>
+      <w:bookmarkStart w:id="76" w:name="_Hlk223964645"/>
+      <w:r>
+        <w:rPr>
+          <w:noProof/>
+          <w:color w:val="EE0000"/>
+        </w:rPr>
+        <w:t>Northeast, Midwest, South, West</w:t>
+      </w:r>
       <w:bookmarkEnd w:id="76"/>
-      <w:r>
-        <w:rPr>
-          <w:noProof/>
-          <w:color w:val="EE0000"/>
-        </w:rPr>
-        <w:t xml:space="preserve">dle místního zvyklého rozdělní pro texty a analýzy ohledně trhu práce (US Census region – </w:t>
-      </w:r>
-      <w:bookmarkStart w:id="77" w:name="_Hlk223964645"/>
-      <w:r>
-        <w:rPr>
-          <w:noProof/>
-          <w:color w:val="EE0000"/>
-        </w:rPr>
-        <w:t>Northeast, Midwest, South, West</w:t>
-      </w:r>
-      <w:bookmarkEnd w:id="77"/>
       <w:r>
         <w:rPr>
           <w:noProof/>
@@ -16132,13 +16454,21 @@
           <w:noProof/>
           <w:color w:val="EE0000"/>
         </w:rPr>
-        <w:t>roměnné vznikly robustním deterministickým párováním textu inzerátů a metadat proti předem definovanému slovníku (</w:t>
+        <w:t xml:space="preserve">roměnné vznikly robustním deterministickým párováním textu inzerátů </w:t>
       </w:r>
       <w:r>
         <w:rPr>
           <w:noProof/>
           <w:color w:val="EE0000"/>
         </w:rPr>
+        <w:lastRenderedPageBreak/>
+        <w:t>a metadat proti předem definovanému slovníku (</w:t>
+      </w:r>
+      <w:r>
+        <w:rPr>
+          <w:noProof/>
+          <w:color w:val="EE0000"/>
+        </w:rPr>
         <w:t xml:space="preserve">po zvážení kvůli rychlosti, efektivitě a nákladů </w:t>
       </w:r>
       <w:r>
@@ -16153,25 +16483,17 @@
           <w:noProof/>
           <w:color w:val="EE0000"/>
         </w:rPr>
-        <w:t xml:space="preserve"> Deterministický </w:t>
-      </w:r>
+        <w:t xml:space="preserve"> Deterministický přístup stále dokáže extrahovat naprostou většinu kolem 92 procent skillů zcela, a to tak, že </w:t>
+      </w:r>
+      <w:bookmarkStart w:id="77" w:name="_Hlk223970037"/>
       <w:r>
         <w:rPr>
           <w:noProof/>
           <w:color w:val="EE0000"/>
         </w:rPr>
-        <w:lastRenderedPageBreak/>
-        <w:t xml:space="preserve">přístup stále dokáže extrahovat naprostou většinu kolem 92 procent skillů zcela, a to tak, že </w:t>
-      </w:r>
-      <w:bookmarkStart w:id="78" w:name="_Hlk223970037"/>
-      <w:r>
-        <w:rPr>
-          <w:noProof/>
-          <w:color w:val="EE0000"/>
-        </w:rPr>
         <w:t>slovník by vytvořen přímo z velkého vzorku kolem 5000 inzerátů</w:t>
       </w:r>
-      <w:bookmarkEnd w:id="78"/>
+      <w:bookmarkEnd w:id="77"/>
       <w:r>
         <w:rPr>
           <w:noProof/>
@@ -16432,14 +16754,14 @@
           <w:noProof/>
         </w:rPr>
       </w:pPr>
-      <w:bookmarkStart w:id="79" w:name="_Toc223961412"/>
+      <w:bookmarkStart w:id="78" w:name="_Toc225722880"/>
       <w:r>
         <w:rPr>
           <w:noProof/>
         </w:rPr>
         <w:t>Vzdělání a praxe</w:t>
       </w:r>
-      <w:bookmarkEnd w:id="79"/>
+      <w:bookmarkEnd w:id="78"/>
     </w:p>
     <w:p>
       <w:pPr>
@@ -16497,7 +16819,14 @@
         <w:rPr>
           <w:noProof/>
         </w:rPr>
-        <w:t xml:space="preserve"> minimální zmíněnou úroveň vzdělání (od hodnoty 0 pro neuvedené, 3 pro bakalářský stupeň, až po doktorát s hodnotou 5).</w:t>
+        <w:t xml:space="preserve"> minimální zmíněnou úroveň </w:t>
+      </w:r>
+      <w:r>
+        <w:rPr>
+          <w:noProof/>
+        </w:rPr>
+        <w:lastRenderedPageBreak/>
+        <w:t>vzdělání (od hodnoty 0 pro neuvedené, 3 pro bakalářský stupeň, až po doktorát s hodnotou 5).</w:t>
       </w:r>
     </w:p>
     <w:p>
@@ -16513,7 +16842,6 @@
           <w:b/>
           <w:noProof/>
         </w:rPr>
-        <w:lastRenderedPageBreak/>
         <w:t>experience_min_llm a exp_category</w:t>
       </w:r>
       <w:r>
@@ -16535,14 +16863,14 @@
           <w:noProof/>
         </w:rPr>
       </w:pPr>
-      <w:bookmarkStart w:id="80" w:name="_Toc223961413"/>
+      <w:bookmarkStart w:id="79" w:name="_Toc225722881"/>
       <w:r>
         <w:rPr>
           <w:noProof/>
         </w:rPr>
         <w:t>Mzdové proměnné</w:t>
       </w:r>
-      <w:bookmarkEnd w:id="80"/>
+      <w:bookmarkEnd w:id="79"/>
     </w:p>
     <w:p>
       <w:pPr>
@@ -16647,14 +16975,14 @@
           <w:noProof/>
         </w:rPr>
       </w:pPr>
-      <w:bookmarkStart w:id="81" w:name="_Toc223961414"/>
+      <w:bookmarkStart w:id="80" w:name="_Toc225722882"/>
       <w:r>
         <w:rPr>
           <w:noProof/>
         </w:rPr>
         <w:t>Firemní a sektorové atributy</w:t>
       </w:r>
-      <w:bookmarkEnd w:id="81"/>
+      <w:bookmarkEnd w:id="80"/>
     </w:p>
     <w:p>
       <w:pPr>
@@ -16912,19 +17240,202 @@
           <w:lang w:eastAsia="cs-CZ"/>
         </w:rPr>
       </w:pPr>
-      <w:bookmarkStart w:id="82" w:name="_Toc218852005"/>
-      <w:bookmarkStart w:id="83" w:name="_Toc223961415"/>
-      <w:bookmarkStart w:id="84" w:name="_Toc218852006"/>
+      <w:bookmarkStart w:id="81" w:name="_Toc218852005"/>
+      <w:bookmarkStart w:id="82" w:name="_Toc218852006"/>
+      <w:bookmarkStart w:id="83" w:name="_Toc225722883"/>
       <w:r>
         <w:rPr>
           <w:rFonts w:eastAsia="Times New Roman"/>
           <w:noProof/>
           <w:lang w:eastAsia="cs-CZ"/>
         </w:rPr>
-        <w:t>Analytické metody</w:t>
-      </w:r>
-      <w:bookmarkEnd w:id="82"/>
+        <w:t>cisteni a filtrace dat</w:t>
+      </w:r>
       <w:bookmarkEnd w:id="83"/>
+    </w:p>
+    <w:p>
+      <w:pPr>
+        <w:pStyle w:val="Heading2"/>
+        <w:rPr>
+          <w:rFonts w:eastAsia="Times New Roman"/>
+          <w:noProof/>
+          <w:lang w:eastAsia="cs-CZ"/>
+        </w:rPr>
+      </w:pPr>
+      <w:bookmarkStart w:id="84" w:name="_Toc225722884"/>
+      <w:bookmarkStart w:id="85" w:name="_Hlk225723504"/>
+      <w:r>
+        <w:rPr>
+          <w:rFonts w:eastAsia="Times New Roman"/>
+          <w:noProof/>
+          <w:lang w:eastAsia="cs-CZ"/>
+        </w:rPr>
+        <w:t>Ekonometrické</w:t>
+      </w:r>
+      <w:r>
+        <w:rPr>
+          <w:rFonts w:eastAsia="Times New Roman"/>
+          <w:noProof/>
+          <w:lang w:eastAsia="cs-CZ"/>
+        </w:rPr>
+        <w:t xml:space="preserve"> metody</w:t>
+      </w:r>
+      <w:bookmarkEnd w:id="81"/>
+      <w:bookmarkEnd w:id="84"/>
+    </w:p>
+    <w:p>
+      <w:pPr>
+        <w:pStyle w:val="BodyText"/>
+        <w:ind w:left="0" w:firstLine="0"/>
+        <w:rPr>
+          <w:lang w:eastAsia="cs-CZ"/>
+        </w:rPr>
+      </w:pPr>
+      <w:bookmarkStart w:id="86" w:name="_Hlk225723557"/>
+      <w:r>
+        <w:rPr>
+          <w:lang w:eastAsia="cs-CZ"/>
+        </w:rPr>
+        <w:t xml:space="preserve">Z ekonometrických metod byla použita </w:t>
+      </w:r>
+      <w:proofErr w:type="spellStart"/>
+      <w:r>
+        <w:rPr>
+          <w:lang w:eastAsia="cs-CZ"/>
+        </w:rPr>
+        <w:t>Mincerova</w:t>
+      </w:r>
+      <w:proofErr w:type="spellEnd"/>
+      <w:r>
+        <w:rPr>
+          <w:lang w:eastAsia="cs-CZ"/>
+        </w:rPr>
+        <w:t xml:space="preserve"> mzdová rovnice</w:t>
+      </w:r>
+      <w:r>
+        <w:rPr>
+          <w:lang w:eastAsia="cs-CZ"/>
+        </w:rPr>
+        <w:t xml:space="preserve"> rozšířenou o úrovni AI, dovedností a zaměstnání</w:t>
+      </w:r>
+      <w:r>
+        <w:rPr>
+          <w:lang w:eastAsia="cs-CZ"/>
+        </w:rPr>
+        <w:t xml:space="preserve">, jež užívá metodu </w:t>
+      </w:r>
+      <w:r>
+        <w:rPr>
+          <w:lang w:eastAsia="cs-CZ"/>
+        </w:rPr>
+        <w:t>OLS</w:t>
+      </w:r>
+      <w:r>
+        <w:rPr>
+          <w:lang w:eastAsia="cs-CZ"/>
+        </w:rPr>
+        <w:t xml:space="preserve"> (metoda nejmenších čtverců).</w:t>
+      </w:r>
+    </w:p>
+    <w:bookmarkEnd w:id="86"/>
+    <w:p>
+      <w:pPr>
+        <w:pStyle w:val="BodyText"/>
+        <w:ind w:left="0" w:firstLine="0"/>
+        <w:rPr>
+          <w:lang w:eastAsia="cs-CZ"/>
+        </w:rPr>
+      </w:pPr>
+      <w:r>
+        <w:rPr>
+          <w:lang w:eastAsia="cs-CZ"/>
+        </w:rPr>
+        <w:t>Dále byla v práci použita l</w:t>
+      </w:r>
+      <w:r>
+        <w:rPr>
+          <w:lang w:eastAsia="cs-CZ"/>
+        </w:rPr>
+        <w:t>ogistická regrese</w:t>
+      </w:r>
+      <w:r>
+        <w:rPr>
+          <w:lang w:eastAsia="cs-CZ"/>
+        </w:rPr>
+        <w:t xml:space="preserve"> (</w:t>
+      </w:r>
+      <w:proofErr w:type="spellStart"/>
+      <w:r>
+        <w:rPr>
+          <w:lang w:eastAsia="cs-CZ"/>
+        </w:rPr>
+        <w:t>mlogit</w:t>
+      </w:r>
+      <w:proofErr w:type="spellEnd"/>
+      <w:r>
+        <w:rPr>
+          <w:lang w:eastAsia="cs-CZ"/>
+        </w:rPr>
+        <w:t xml:space="preserve">), a </w:t>
+      </w:r>
+      <w:proofErr w:type="gramStart"/>
+      <w:r>
+        <w:rPr>
+          <w:lang w:eastAsia="cs-CZ"/>
+        </w:rPr>
+        <w:t>to .Při</w:t>
+      </w:r>
+      <w:proofErr w:type="gramEnd"/>
+      <w:r>
+        <w:rPr>
+          <w:lang w:eastAsia="cs-CZ"/>
+        </w:rPr>
+        <w:t xml:space="preserve"> užití pouze binárního </w:t>
+      </w:r>
+      <w:proofErr w:type="spellStart"/>
+      <w:r>
+        <w:rPr>
+          <w:lang w:eastAsia="cs-CZ"/>
+        </w:rPr>
+        <w:t>logitu</w:t>
+      </w:r>
+      <w:proofErr w:type="spellEnd"/>
+      <w:r>
+        <w:rPr>
+          <w:lang w:eastAsia="cs-CZ"/>
+        </w:rPr>
+        <w:t xml:space="preserve"> by se přišlo o cenná data díky rozdělení reálného užití AI do 3 kategorií.</w:t>
+      </w:r>
+    </w:p>
+    <w:p>
+      <w:pPr>
+        <w:pStyle w:val="BodyText"/>
+        <w:ind w:left="0" w:firstLine="0"/>
+        <w:rPr>
+          <w:lang w:eastAsia="cs-CZ"/>
+        </w:rPr>
+      </w:pPr>
+      <w:r>
+        <w:rPr>
+          <w:lang w:eastAsia="cs-CZ"/>
+        </w:rPr>
+        <w:t>Komparativní analýza</w:t>
+      </w:r>
+    </w:p>
+    <w:p>
+      <w:pPr>
+        <w:pStyle w:val="BodyText"/>
+        <w:ind w:left="0" w:firstLine="0"/>
+        <w:rPr>
+          <w:lang w:eastAsia="cs-CZ"/>
+        </w:rPr>
+      </w:pPr>
+      <w:r>
+        <w:rPr>
+          <w:lang w:eastAsia="cs-CZ"/>
+        </w:rPr>
+        <w:t>Citlivostní analýza</w:t>
+      </w:r>
     </w:p>
     <w:p>
       <w:pPr>
@@ -17001,17 +17512,26 @@
           <w:lang w:eastAsia="cs-CZ"/>
         </w:rPr>
       </w:pPr>
-      <w:bookmarkStart w:id="85" w:name="_Toc223961416"/>
+      <w:bookmarkStart w:id="87" w:name="_Toc225722885"/>
+      <w:bookmarkEnd w:id="85"/>
       <w:r>
         <w:rPr>
           <w:rFonts w:eastAsia="Times New Roman"/>
           <w:noProof/>
           <w:lang w:eastAsia="cs-CZ"/>
         </w:rPr>
-        <w:t>Omezení metodologie</w:t>
-      </w:r>
-      <w:bookmarkEnd w:id="84"/>
-      <w:bookmarkEnd w:id="85"/>
+        <w:t>Diagnostika a o</w:t>
+      </w:r>
+      <w:r>
+        <w:rPr>
+          <w:rFonts w:eastAsia="Times New Roman"/>
+          <w:noProof/>
+          <w:lang w:eastAsia="cs-CZ"/>
+        </w:rPr>
+        <w:t>mezení metodologie</w:t>
+      </w:r>
+      <w:bookmarkEnd w:id="82"/>
+      <w:bookmarkEnd w:id="87"/>
     </w:p>
     <w:p>
       <w:pPr>
@@ -17044,6 +17564,7 @@
           <w:rFonts w:eastAsia="Times New Roman"/>
           <w:noProof/>
         </w:rPr>
+        <w:lastRenderedPageBreak/>
         <w:t>Pracovní portály nejsou dokonalým odrazem celého trhu práce. Menší firmy nebo startupy mohou využívat jiné kanály (např. sítě na LinkedInu, doporučení), zatímco na Glassdooru mohou být nadreprezentovány větší korporace a IT firmy ve velkých technologických hubech (Silicon Valley apod.).</w:t>
       </w:r>
     </w:p>
@@ -17082,7 +17603,6 @@
           <w:rFonts w:eastAsia="Times New Roman"/>
           <w:noProof/>
         </w:rPr>
-        <w:lastRenderedPageBreak/>
         <w:t>Deterministická extrakce: I když je regulární matching (regex) přesný na klíčová slova, postrádá schopnost chápat kontext. Algoritmus například nemusí vždy spolehlivě poznat negaci (např. větu "Znalost Pythonu výhodou, nepoužíváme však TensorFlow" interpretuje jako poptávku po TensorFlow).</w:t>
       </w:r>
     </w:p>
@@ -17212,7 +17732,7 @@
           <w:lang w:eastAsia="cs-CZ"/>
         </w:rPr>
       </w:pPr>
-      <w:bookmarkStart w:id="86" w:name="_Toc218852007"/>
+      <w:bookmarkStart w:id="88" w:name="_Toc218852007"/>
       <w:r>
         <w:rPr>
           <w:rFonts w:eastAsia="Times New Roman"/>
@@ -17222,7 +17742,7 @@
         <w:lastRenderedPageBreak/>
         <w:t>AI dovednosti v inzerci IT pracovních pozic</w:t>
       </w:r>
-      <w:bookmarkEnd w:id="86"/>
+      <w:bookmarkEnd w:id="88"/>
     </w:p>
     <w:p>
       <w:pPr>
@@ -17242,8 +17762,8 @@
           <w:lang w:eastAsia="cs-CZ"/>
         </w:rPr>
       </w:pPr>
-      <w:bookmarkStart w:id="87" w:name="_Toc218852008"/>
-      <w:bookmarkStart w:id="88" w:name="_Toc223961417"/>
+      <w:bookmarkStart w:id="89" w:name="_Toc218852008"/>
+      <w:bookmarkStart w:id="90" w:name="_Toc225722886"/>
       <w:r>
         <w:rPr>
           <w:rFonts w:eastAsia="Times New Roman"/>
@@ -17252,8 +17772,8 @@
         </w:rPr>
         <w:t>Přehled datasetu</w:t>
       </w:r>
-      <w:bookmarkEnd w:id="87"/>
-      <w:bookmarkEnd w:id="88"/>
+      <w:bookmarkEnd w:id="89"/>
+      <w:bookmarkEnd w:id="90"/>
     </w:p>
     <w:p>
       <w:pPr>
@@ -17281,8 +17801,8 @@
           <w:lang w:eastAsia="cs-CZ"/>
         </w:rPr>
       </w:pPr>
-      <w:bookmarkStart w:id="89" w:name="_Toc218852009"/>
-      <w:bookmarkStart w:id="90" w:name="_Toc223961418"/>
+      <w:bookmarkStart w:id="91" w:name="_Toc218852009"/>
+      <w:bookmarkStart w:id="92" w:name="_Toc225722887"/>
       <w:r>
         <w:rPr>
           <w:rFonts w:eastAsia="Times New Roman"/>
@@ -17291,8 +17811,8 @@
         </w:rPr>
         <w:t>Identifikace a kategorizace AI dovedností</w:t>
       </w:r>
-      <w:bookmarkEnd w:id="89"/>
-      <w:bookmarkEnd w:id="90"/>
+      <w:bookmarkEnd w:id="91"/>
+      <w:bookmarkEnd w:id="92"/>
     </w:p>
     <w:p>
       <w:pPr>
@@ -17326,8 +17846,8 @@
           <w:lang w:eastAsia="cs-CZ"/>
         </w:rPr>
       </w:pPr>
-      <w:bookmarkStart w:id="91" w:name="_Toc218852010"/>
-      <w:bookmarkStart w:id="92" w:name="_Toc223961419"/>
+      <w:bookmarkStart w:id="93" w:name="_Toc218852010"/>
+      <w:bookmarkStart w:id="94" w:name="_Toc225722888"/>
       <w:r>
         <w:rPr>
           <w:rFonts w:eastAsia="Times New Roman"/>
@@ -17336,8 +17856,8 @@
         </w:rPr>
         <w:t>Rozložení AI pozic podle AI tier</w:t>
       </w:r>
-      <w:bookmarkEnd w:id="91"/>
-      <w:bookmarkEnd w:id="92"/>
+      <w:bookmarkEnd w:id="93"/>
+      <w:bookmarkEnd w:id="94"/>
     </w:p>
     <w:p>
       <w:pPr>
@@ -17355,14 +17875,23 @@
           <w:lang w:eastAsia="cs-CZ"/>
         </w:rPr>
       </w:pPr>
-      <w:bookmarkStart w:id="93" w:name="_Toc223961420"/>
+      <w:bookmarkStart w:id="95" w:name="_Toc225722889"/>
       <w:r>
         <w:rPr>
           <w:lang w:eastAsia="cs-CZ"/>
         </w:rPr>
         <w:t>Mzdová analýza</w:t>
       </w:r>
-      <w:bookmarkEnd w:id="93"/>
+      <w:r>
+        <w:rPr>
+          <w:lang w:eastAsia="cs-CZ"/>
+        </w:rPr>
+        <w:t xml:space="preserve"> (</w:t>
+      </w:r>
+      <w:r>
+        <w:t>OLS regrese — AI prémie na platu)</w:t>
+      </w:r>
+      <w:bookmarkEnd w:id="95"/>
     </w:p>
     <w:p>
       <w:pPr>
@@ -17380,7 +17909,7 @@
           <w:lang w:val="en-US"/>
         </w:rPr>
       </w:pPr>
-      <w:bookmarkStart w:id="94" w:name="_Toc223961421"/>
+      <w:bookmarkStart w:id="96" w:name="_Toc225722890"/>
       <w:proofErr w:type="spellStart"/>
       <w:r>
         <w:rPr>
@@ -17423,7 +17952,16 @@
         </w:rPr>
         <w:t>)</w:t>
       </w:r>
-      <w:bookmarkEnd w:id="94"/>
+      <w:r>
+        <w:rPr>
+          <w:lang w:val="en-US"/>
+        </w:rPr>
+        <w:t xml:space="preserve"> (</w:t>
+      </w:r>
+      <w:r>
+        <w:t>determinanty AI požadavku)</w:t>
+      </w:r>
+      <w:bookmarkEnd w:id="96"/>
     </w:p>
     <w:p>
       <w:pPr>
@@ -17443,8 +17981,8 @@
           <w:lang w:eastAsia="cs-CZ"/>
         </w:rPr>
       </w:pPr>
-      <w:bookmarkStart w:id="95" w:name="_Toc218852012"/>
-      <w:bookmarkStart w:id="96" w:name="_Toc223961422"/>
+      <w:bookmarkStart w:id="97" w:name="_Toc218852012"/>
+      <w:bookmarkStart w:id="98" w:name="_Toc225722891"/>
       <w:r>
         <w:rPr>
           <w:rFonts w:eastAsia="Times New Roman"/>
@@ -17469,8 +18007,8 @@
         </w:rPr>
         <w:t>AI</w:t>
       </w:r>
-      <w:bookmarkEnd w:id="95"/>
-      <w:bookmarkEnd w:id="96"/>
+      <w:bookmarkEnd w:id="97"/>
+      <w:bookmarkEnd w:id="98"/>
     </w:p>
     <w:p>
       <w:pPr>
@@ -17490,8 +18028,8 @@
           <w:lang w:eastAsia="cs-CZ"/>
         </w:rPr>
       </w:pPr>
-      <w:bookmarkStart w:id="97" w:name="_Toc218852013"/>
-      <w:bookmarkStart w:id="98" w:name="_Toc223961423"/>
+      <w:bookmarkStart w:id="99" w:name="_Toc218852013"/>
+      <w:bookmarkStart w:id="100" w:name="_Toc225722892"/>
       <w:r>
         <w:rPr>
           <w:rFonts w:eastAsia="Times New Roman"/>
@@ -17500,8 +18038,8 @@
         </w:rPr>
         <w:t>Vztah mezi AI dovednostmi a dalšími faktory</w:t>
       </w:r>
-      <w:bookmarkEnd w:id="97"/>
-      <w:bookmarkEnd w:id="98"/>
+      <w:bookmarkEnd w:id="99"/>
+      <w:bookmarkEnd w:id="100"/>
     </w:p>
     <w:p>
       <w:pPr>
@@ -17521,8 +18059,8 @@
           <w:lang w:eastAsia="cs-CZ"/>
         </w:rPr>
       </w:pPr>
-      <w:bookmarkStart w:id="99" w:name="_Toc218852014"/>
-      <w:bookmarkStart w:id="100" w:name="_Toc223961424"/>
+      <w:bookmarkStart w:id="101" w:name="_Toc218852014"/>
+      <w:bookmarkStart w:id="102" w:name="_Toc225722893"/>
       <w:r>
         <w:rPr>
           <w:rFonts w:eastAsia="Times New Roman"/>
@@ -17531,8 +18069,8 @@
         </w:rPr>
         <w:t>Sektor IT analýza?</w:t>
       </w:r>
-      <w:bookmarkEnd w:id="99"/>
-      <w:bookmarkEnd w:id="100"/>
+      <w:bookmarkEnd w:id="101"/>
+      <w:bookmarkEnd w:id="102"/>
     </w:p>
     <w:p>
       <w:pPr>
@@ -17552,8 +18090,8 @@
           <w:lang w:eastAsia="cs-CZ"/>
         </w:rPr>
       </w:pPr>
-      <w:bookmarkStart w:id="101" w:name="_Toc218852015"/>
-      <w:bookmarkStart w:id="102" w:name="_Toc223961425"/>
+      <w:bookmarkStart w:id="103" w:name="_Toc218852015"/>
+      <w:bookmarkStart w:id="104" w:name="_Toc225722894"/>
       <w:r>
         <w:rPr>
           <w:rFonts w:eastAsia="Times New Roman"/>
@@ -17563,8 +18101,16 @@
         <w:lastRenderedPageBreak/>
         <w:t>Diskuse výsledků</w:t>
       </w:r>
-      <w:bookmarkEnd w:id="101"/>
-      <w:bookmarkEnd w:id="102"/>
+      <w:bookmarkEnd w:id="103"/>
+      <w:r>
+        <w:rPr>
+          <w:rFonts w:eastAsia="Times New Roman"/>
+          <w:noProof/>
+          <w:lang w:eastAsia="cs-CZ"/>
+        </w:rPr>
+        <w:t xml:space="preserve"> a limitace</w:t>
+      </w:r>
+      <w:bookmarkEnd w:id="104"/>
     </w:p>
     <w:p>
       <w:pPr>
@@ -17578,7 +18124,7 @@
           <w:lang w:val="en-US"/>
         </w:rPr>
       </w:pPr>
-      <w:bookmarkStart w:id="103" w:name="_Toc223961426"/>
+      <w:bookmarkStart w:id="105" w:name="_Toc225722895"/>
       <w:proofErr w:type="spellStart"/>
       <w:r>
         <w:rPr>
@@ -17628,7 +18174,7 @@
         </w:rPr>
         <w:t>literatury</w:t>
       </w:r>
-      <w:bookmarkEnd w:id="103"/>
+      <w:bookmarkEnd w:id="105"/>
       <w:proofErr w:type="spellEnd"/>
     </w:p>
     <w:p>
@@ -17643,7 +18189,7 @@
           <w:lang w:val="en-US"/>
         </w:rPr>
       </w:pPr>
-      <w:bookmarkStart w:id="104" w:name="_Toc223961427"/>
+      <w:bookmarkStart w:id="106" w:name="_Toc225722896"/>
       <w:proofErr w:type="spellStart"/>
       <w:r>
         <w:rPr>
@@ -17658,7 +18204,7 @@
         </w:rPr>
         <w:t xml:space="preserve"> s Bone et al., Engberg et al.</w:t>
       </w:r>
-      <w:bookmarkEnd w:id="104"/>
+      <w:bookmarkEnd w:id="106"/>
     </w:p>
     <w:p>
       <w:pPr>
@@ -17672,7 +18218,7 @@
           <w:lang w:val="en-US"/>
         </w:rPr>
       </w:pPr>
-      <w:bookmarkStart w:id="105" w:name="_Toc223961428"/>
+      <w:bookmarkStart w:id="107" w:name="_Toc225722897"/>
       <w:proofErr w:type="spellStart"/>
       <w:r>
         <w:rPr>
@@ -17722,7 +18268,7 @@
         </w:rPr>
         <w:t>kapitálu</w:t>
       </w:r>
-      <w:bookmarkEnd w:id="105"/>
+      <w:bookmarkEnd w:id="107"/>
       <w:proofErr w:type="spellEnd"/>
     </w:p>
     <w:p>
@@ -17743,7 +18289,7 @@
           <w:lang w:eastAsia="cs-CZ"/>
         </w:rPr>
       </w:pPr>
-      <w:bookmarkStart w:id="106" w:name="_Toc218852016"/>
+      <w:bookmarkStart w:id="108" w:name="_Toc218852016"/>
       <w:r>
         <w:rPr>
           <w:rFonts w:eastAsia="Times New Roman"/>
@@ -17753,7 +18299,7 @@
         <w:lastRenderedPageBreak/>
         <w:t>Závěr</w:t>
       </w:r>
-      <w:bookmarkEnd w:id="106"/>
+      <w:bookmarkEnd w:id="108"/>
     </w:p>
     <w:p>
       <w:pPr>
@@ -17764,8 +18310,8 @@
           <w:lang w:eastAsia="cs-CZ"/>
         </w:rPr>
       </w:pPr>
-      <w:bookmarkStart w:id="107" w:name="_Toc218852017"/>
-      <w:bookmarkStart w:id="108" w:name="_Toc223961429"/>
+      <w:bookmarkStart w:id="109" w:name="_Toc218852017"/>
+      <w:bookmarkStart w:id="110" w:name="_Toc225722898"/>
       <w:r>
         <w:rPr>
           <w:rFonts w:eastAsia="Times New Roman"/>
@@ -17773,28 +18319,6 @@
           <w:lang w:eastAsia="cs-CZ"/>
         </w:rPr>
         <w:t>Shrnutí hlavních zjištění</w:t>
-      </w:r>
-      <w:bookmarkEnd w:id="107"/>
-      <w:bookmarkEnd w:id="108"/>
-    </w:p>
-    <w:p>
-      <w:pPr>
-        <w:pStyle w:val="Heading2"/>
-        <w:rPr>
-          <w:rFonts w:eastAsia="Times New Roman"/>
-          <w:noProof/>
-          <w:lang w:eastAsia="cs-CZ"/>
-        </w:rPr>
-      </w:pPr>
-      <w:bookmarkStart w:id="109" w:name="_Toc218852018"/>
-      <w:bookmarkStart w:id="110" w:name="_Toc223961430"/>
-      <w:r>
-        <w:rPr>
-          <w:rFonts w:eastAsia="Times New Roman"/>
-          <w:noProof/>
-          <w:lang w:eastAsia="cs-CZ"/>
-        </w:rPr>
-        <w:t>Teoretické implikace</w:t>
       </w:r>
       <w:bookmarkEnd w:id="109"/>
       <w:bookmarkEnd w:id="110"/>
@@ -17808,15 +18332,15 @@
           <w:lang w:eastAsia="cs-CZ"/>
         </w:rPr>
       </w:pPr>
-      <w:bookmarkStart w:id="111" w:name="_Toc218852019"/>
-      <w:bookmarkStart w:id="112" w:name="_Toc223961431"/>
+      <w:bookmarkStart w:id="111" w:name="_Toc218852018"/>
+      <w:bookmarkStart w:id="112" w:name="_Toc225722899"/>
       <w:r>
         <w:rPr>
           <w:rFonts w:eastAsia="Times New Roman"/>
           <w:noProof/>
           <w:lang w:eastAsia="cs-CZ"/>
         </w:rPr>
-        <w:t>Praktické implikace</w:t>
+        <w:t>Teoretické implikace</w:t>
       </w:r>
       <w:bookmarkEnd w:id="111"/>
       <w:bookmarkEnd w:id="112"/>
@@ -17830,21 +18354,43 @@
           <w:lang w:eastAsia="cs-CZ"/>
         </w:rPr>
       </w:pPr>
-      <w:bookmarkStart w:id="113" w:name="_Toc218852020"/>
-      <w:bookmarkStart w:id="114" w:name="_Toc223961432"/>
+      <w:bookmarkStart w:id="113" w:name="_Toc218852019"/>
+      <w:bookmarkStart w:id="114" w:name="_Toc225722900"/>
       <w:r>
         <w:rPr>
           <w:rFonts w:eastAsia="Times New Roman"/>
           <w:noProof/>
           <w:lang w:eastAsia="cs-CZ"/>
         </w:rPr>
-        <w:t>Náměty pro budoucí výzkum</w:t>
+        <w:t>Praktické implikace</w:t>
       </w:r>
       <w:bookmarkEnd w:id="113"/>
       <w:bookmarkEnd w:id="114"/>
     </w:p>
     <w:p>
       <w:pPr>
+        <w:pStyle w:val="Heading2"/>
+        <w:rPr>
+          <w:rFonts w:eastAsia="Times New Roman"/>
+          <w:noProof/>
+          <w:lang w:eastAsia="cs-CZ"/>
+        </w:rPr>
+      </w:pPr>
+      <w:bookmarkStart w:id="115" w:name="_Toc218852020"/>
+      <w:bookmarkStart w:id="116" w:name="_Toc225722901"/>
+      <w:r>
+        <w:rPr>
+          <w:rFonts w:eastAsia="Times New Roman"/>
+          <w:noProof/>
+          <w:lang w:eastAsia="cs-CZ"/>
+        </w:rPr>
+        <w:t>Náměty pro budoucí výzkum</w:t>
+      </w:r>
+      <w:bookmarkEnd w:id="115"/>
+      <w:bookmarkEnd w:id="116"/>
+    </w:p>
+    <w:p>
+      <w:pPr>
         <w:pStyle w:val="BodyText"/>
         <w:ind w:left="0" w:firstLine="0"/>
         <w:rPr>
@@ -17859,7 +18405,7 @@
           <w:noProof/>
         </w:rPr>
       </w:pPr>
-      <w:bookmarkStart w:id="115" w:name="_Toc22112413"/>
+      <w:bookmarkStart w:id="117" w:name="_Toc22112413"/>
       <w:r>
         <w:rPr>
           <w:noProof/>
@@ -17867,7 +18413,7 @@
         <w:lastRenderedPageBreak/>
         <w:t>Nadpis 1</w:t>
       </w:r>
-      <w:bookmarkEnd w:id="115"/>
+      <w:bookmarkEnd w:id="117"/>
     </w:p>
     <w:p>
       <w:pPr>
@@ -17876,34 +18422,34 @@
           <w:noProof/>
         </w:rPr>
       </w:pPr>
-      <w:bookmarkStart w:id="116" w:name="_Toc22112414"/>
-      <w:bookmarkStart w:id="117" w:name="_Toc223961433"/>
+      <w:bookmarkStart w:id="118" w:name="_Toc22112414"/>
+      <w:bookmarkStart w:id="119" w:name="_Toc225722902"/>
       <w:r>
         <w:rPr>
           <w:noProof/>
         </w:rPr>
         <w:t>Nadpis 2</w:t>
-      </w:r>
-      <w:bookmarkEnd w:id="116"/>
-      <w:bookmarkEnd w:id="117"/>
-    </w:p>
-    <w:p>
-      <w:pPr>
-        <w:pStyle w:val="Heading3"/>
-        <w:rPr>
-          <w:noProof/>
-        </w:rPr>
-      </w:pPr>
-      <w:bookmarkStart w:id="118" w:name="_Toc22112415"/>
-      <w:bookmarkStart w:id="119" w:name="_Toc223961434"/>
-      <w:r>
-        <w:rPr>
-          <w:noProof/>
-        </w:rPr>
-        <w:t>Nadpis 3</w:t>
       </w:r>
       <w:bookmarkEnd w:id="118"/>
       <w:bookmarkEnd w:id="119"/>
+    </w:p>
+    <w:p>
+      <w:pPr>
+        <w:pStyle w:val="Heading3"/>
+        <w:rPr>
+          <w:noProof/>
+        </w:rPr>
+      </w:pPr>
+      <w:bookmarkStart w:id="120" w:name="_Toc22112415"/>
+      <w:bookmarkStart w:id="121" w:name="_Toc225722903"/>
+      <w:r>
+        <w:rPr>
+          <w:noProof/>
+        </w:rPr>
+        <w:t>Nadpis 3</w:t>
+      </w:r>
+      <w:bookmarkEnd w:id="120"/>
+      <w:bookmarkEnd w:id="121"/>
     </w:p>
     <w:p>
       <w:pPr>
@@ -18106,14 +18652,14 @@
         </w:rPr>
         <w:t xml:space="preserve">Nad tímto textem je obrázek s titulkem, pod tímto textem je tabulka s titulkem. </w:t>
       </w:r>
-      <w:bookmarkStart w:id="120" w:name="_Hlk115687330"/>
+      <w:bookmarkStart w:id="122" w:name="_Hlk115687330"/>
       <w:r>
         <w:rPr>
           <w:noProof/>
         </w:rPr>
         <w:t>Pokud pracujete s grafem, použijte titulek pro obrázek.</w:t>
       </w:r>
-      <w:bookmarkEnd w:id="120"/>
+      <w:bookmarkEnd w:id="122"/>
     </w:p>
     <w:p>
       <w:pPr>
@@ -18378,7 +18924,7 @@
           <w:noProof/>
         </w:rPr>
       </w:pPr>
-      <w:bookmarkStart w:id="121" w:name="_Toc22112416"/>
+      <w:bookmarkStart w:id="123" w:name="_Toc22112416"/>
       <w:r>
         <w:rPr>
           <w:noProof/>
@@ -18386,7 +18932,7 @@
         <w:lastRenderedPageBreak/>
         <w:t>Závěr</w:t>
       </w:r>
-      <w:bookmarkEnd w:id="121"/>
+      <w:bookmarkEnd w:id="123"/>
     </w:p>
     <w:p>
       <w:pPr>
@@ -18831,7 +19377,7 @@
           <w:szCs w:val="24"/>
         </w:rPr>
       </w:pPr>
-      <w:bookmarkStart w:id="122" w:name="_Hlk147744544"/>
+      <w:bookmarkStart w:id="124" w:name="_Hlk147744544"/>
       <w:r>
         <w:rPr>
           <w:rFonts w:cstheme="minorHAnsi"/>
@@ -18895,7 +19441,7 @@
         <w:t>[cit. 2023-10-02].</w:t>
       </w:r>
     </w:p>
-    <w:bookmarkEnd w:id="122"/>
+    <w:bookmarkEnd w:id="124"/>
     <w:p>
       <w:pPr>
         <w:pStyle w:val="Seznampouitliteratury"/>
@@ -20892,9 +21438,9 @@
           <w:noProof/>
         </w:rPr>
       </w:pPr>
-      <w:bookmarkStart w:id="123" w:name="_Toc525301"/>
-      <w:bookmarkStart w:id="124" w:name="_Toc525338"/>
-      <w:bookmarkStart w:id="125" w:name="_Toc20732280"/>
+      <w:bookmarkStart w:id="125" w:name="_Toc525301"/>
+      <w:bookmarkStart w:id="126" w:name="_Toc525338"/>
+      <w:bookmarkStart w:id="127" w:name="_Toc20732280"/>
       <w:r>
         <w:rPr>
           <w:noProof/>
@@ -20902,9 +21448,9 @@
         <w:lastRenderedPageBreak/>
         <w:t>Příloha 1</w:t>
       </w:r>
-      <w:bookmarkEnd w:id="123"/>
-      <w:bookmarkEnd w:id="124"/>
       <w:bookmarkEnd w:id="125"/>
+      <w:bookmarkEnd w:id="126"/>
+      <w:bookmarkEnd w:id="127"/>
     </w:p>
     <w:p>
       <w:pPr>
